--- a/Dart ve Flutter Dökumanı.docx
+++ b/Dart ve Flutter Dökumanı.docx
@@ -3,16 +3,5495 @@
 <w:document xmlns:wpc="http://schemas.microsoft.com/office/word/2010/wordprocessingCanvas" xmlns:cx="http://schemas.microsoft.com/office/drawing/2014/chartex" xmlns:cx1="http://schemas.microsoft.com/office/drawing/2015/9/8/chartex" xmlns:cx2="http://schemas.microsoft.com/office/drawing/2015/10/21/chartex" xmlns:cx3="http://schemas.microsoft.com/office/drawing/2016/5/9/chartex" xmlns:cx4="http://schemas.microsoft.com/office/drawing/2016/5/10/chartex" xmlns:cx5="http://schemas.microsoft.com/office/drawing/2016/5/11/chartex" xmlns:cx6="http://schemas.microsoft.com/office/drawing/2016/5/12/chartex" xmlns:cx7="http://schemas.microsoft.com/office/drawing/2016/5/13/chartex" xmlns:cx8="http://schemas.microsoft.com/office/drawing/2016/5/14/chartex" xmlns:mc="http://schemas.openxmlformats.org/markup-compatibility/2006" xmlns:aink="http://schemas.microsoft.com/office/drawing/2016/ink" xmlns:am3d="http://schemas.microsoft.com/office/drawing/2017/model3d" xmlns:o="urn:schemas-microsoft-com:office:office" xmlns:oel="http://schemas.microsoft.com/office/2019/extlst" xmlns:r="http://schemas.openxmlformats.org/officeDocument/2006/relationships" xmlns:m="http://schemas.openxmlformats.org/officeDocument/2006/math" xmlns:v="urn:schemas-microsoft-com:vml" xmlns:wp14="http://schemas.microsoft.com/office/word/2010/wordprocessingDrawing" xmlns:wp="http://schemas.openxmlformats.org/drawingml/2006/wordprocessingDrawing" xmlns:w10="urn:schemas-microsoft-com:office:word" xmlns:w="http://schemas.openxmlformats.org/wordprocessingml/2006/main" xmlns:w14="http://schemas.microsoft.com/office/word/2010/wordml" xmlns:w15="http://schemas.microsoft.com/office/word/2012/wordml" xmlns:w16cex="http://schemas.microsoft.com/office/word/2018/wordml/cex" xmlns:w16cid="http://schemas.microsoft.com/office/word/2016/wordml/cid" xmlns:w16="http://schemas.microsoft.com/office/word/2018/wordml" xmlns:w16sdtdh="http://schemas.microsoft.com/office/word/2020/wordml/sdtdatahash" xmlns:w16se="http://schemas.microsoft.com/office/word/2015/wordml/symex" xmlns:wpg="http://schemas.microsoft.com/office/word/2010/wordprocessingGroup" xmlns:wpi="http://schemas.microsoft.com/office/word/2010/wordprocessingInk" xmlns:wne="http://schemas.microsoft.com/office/word/2006/wordml" xmlns:wps="http://schemas.microsoft.com/office/word/2010/wordprocessingShape" mc:Ignorable="w14 w15 w16se w16cid w16 w16cex w16sdtdh wp14">
   <w:body>
     <w:p>
-      <w:proofErr w:type="spellStart"/>
-      <w:r>
-        <w:t>Flutter</w:t>
-      </w:r>
-      <w:proofErr w:type="spellEnd"/>
-      <w:r>
-        <w:t xml:space="preserve"> Doküman</w:t>
-      </w:r>
-    </w:p>
-    <w:p/>
+      <w:pPr>
+        <w:jc w:val="center"/>
+        <w:rPr>
+          <w:rFonts w:cstheme="minorHAnsi"/>
+          <w:b/>
+          <w:bCs/>
+          <w:sz w:val="40"/>
+          <w:szCs w:val="40"/>
+        </w:rPr>
+      </w:pPr>
+      <w:r>
+        <w:rPr>
+          <w:rFonts w:cstheme="minorHAnsi"/>
+          <w:b/>
+          <w:bCs/>
+          <w:sz w:val="40"/>
+          <w:szCs w:val="40"/>
+        </w:rPr>
+        <w:t>DART EĞİTİMİ</w:t>
+      </w:r>
+    </w:p>
+    <w:p>
+      <w:pPr>
+        <w:jc w:val="both"/>
+        <w:rPr>
+          <w:rFonts w:cstheme="minorHAnsi"/>
+          <w:b/>
+          <w:bCs/>
+          <w:sz w:val="24"/>
+          <w:szCs w:val="24"/>
+        </w:rPr>
+      </w:pPr>
+      <w:r>
+        <w:rPr>
+          <w:rFonts w:cstheme="minorHAnsi"/>
+          <w:b/>
+          <w:bCs/>
+          <w:sz w:val="24"/>
+          <w:szCs w:val="24"/>
+        </w:rPr>
+        <w:t>Değişkenler</w:t>
+      </w:r>
+      <w:r>
+        <w:rPr>
+          <w:rFonts w:cstheme="minorHAnsi"/>
+          <w:b/>
+          <w:bCs/>
+          <w:sz w:val="24"/>
+          <w:szCs w:val="24"/>
+        </w:rPr>
+        <w:t>:</w:t>
+      </w:r>
+    </w:p>
+    <w:p>
+      <w:pPr>
+        <w:pStyle w:val="ListeParagraf"/>
+        <w:numPr>
+          <w:ilvl w:val="0"/>
+          <w:numId w:val="1"/>
+        </w:numPr>
+        <w:jc w:val="both"/>
+        <w:rPr>
+          <w:rFonts w:cstheme="minorHAnsi"/>
+          <w:b/>
+          <w:bCs/>
+          <w:sz w:val="24"/>
+          <w:szCs w:val="24"/>
+        </w:rPr>
+      </w:pPr>
+      <w:r>
+        <w:rPr>
+          <w:rFonts w:cstheme="minorHAnsi"/>
+          <w:sz w:val="24"/>
+          <w:szCs w:val="24"/>
+        </w:rPr>
+        <w:t>Üç tane değişken tipi vardır. Sayılar için double değişkeni, metinsel ifadeler için String değişkeni, True/False değerler için bool değişkeni kullanılır.</w:t>
+      </w:r>
+    </w:p>
+    <w:p>
+      <w:pPr>
+        <w:pStyle w:val="ListeParagraf"/>
+        <w:numPr>
+          <w:ilvl w:val="0"/>
+          <w:numId w:val="1"/>
+        </w:numPr>
+        <w:jc w:val="both"/>
+        <w:rPr>
+          <w:rFonts w:cstheme="minorHAnsi"/>
+          <w:b/>
+          <w:bCs/>
+          <w:sz w:val="24"/>
+          <w:szCs w:val="24"/>
+        </w:rPr>
+      </w:pPr>
+      <w:r>
+        <w:rPr>
+          <w:rFonts w:cstheme="minorHAnsi"/>
+          <w:sz w:val="24"/>
+          <w:szCs w:val="24"/>
+        </w:rPr>
+        <w:t xml:space="preserve">Num </w:t>
+      </w:r>
+      <w:r>
+        <w:rPr>
+          <w:rFonts w:cstheme="minorHAnsi"/>
+          <w:sz w:val="24"/>
+          <w:szCs w:val="24"/>
+        </w:rPr>
+        <w:t xml:space="preserve">veri tipi </w:t>
+      </w:r>
+      <w:r>
+        <w:rPr>
+          <w:rFonts w:cstheme="minorHAnsi"/>
+          <w:sz w:val="24"/>
+          <w:szCs w:val="24"/>
+        </w:rPr>
+        <w:t>hem int hem de double değişkenlerini kapsar.</w:t>
+      </w:r>
+    </w:p>
+    <w:p>
+      <w:pPr>
+        <w:pStyle w:val="ListeParagraf"/>
+        <w:numPr>
+          <w:ilvl w:val="0"/>
+          <w:numId w:val="1"/>
+        </w:numPr>
+        <w:jc w:val="both"/>
+        <w:rPr>
+          <w:rFonts w:cstheme="minorHAnsi"/>
+          <w:b/>
+          <w:bCs/>
+          <w:sz w:val="24"/>
+          <w:szCs w:val="24"/>
+        </w:rPr>
+      </w:pPr>
+      <w:r>
+        <w:rPr>
+          <w:rFonts w:cstheme="minorHAnsi"/>
+          <w:sz w:val="24"/>
+          <w:szCs w:val="24"/>
+        </w:rPr>
+        <w:t>Var veri tipi de içerisine tanımlanan değişkeni otomatik tanımlar.</w:t>
+      </w:r>
+    </w:p>
+    <w:p>
+      <w:pPr>
+        <w:pStyle w:val="ListeParagraf"/>
+        <w:numPr>
+          <w:ilvl w:val="0"/>
+          <w:numId w:val="1"/>
+        </w:numPr>
+        <w:jc w:val="both"/>
+        <w:rPr>
+          <w:rFonts w:cstheme="minorHAnsi"/>
+          <w:b/>
+          <w:bCs/>
+          <w:sz w:val="24"/>
+          <w:szCs w:val="24"/>
+        </w:rPr>
+      </w:pPr>
+      <w:r>
+        <w:rPr>
+          <w:rFonts w:cstheme="minorHAnsi"/>
+          <w:sz w:val="24"/>
+          <w:szCs w:val="24"/>
+        </w:rPr>
+        <w:t>Bir değiken türü diğerine dönüştürülebilir. İnt tipindeki bir değikeni String’ e dönüştürmek istersek; toString komutunu kullanabiliriz.</w:t>
+      </w:r>
+    </w:p>
+    <w:p>
+      <w:pPr>
+        <w:pStyle w:val="ListeParagraf"/>
+        <w:numPr>
+          <w:ilvl w:val="0"/>
+          <w:numId w:val="1"/>
+        </w:numPr>
+        <w:jc w:val="both"/>
+        <w:rPr>
+          <w:rFonts w:cstheme="minorHAnsi"/>
+          <w:b/>
+          <w:bCs/>
+          <w:sz w:val="24"/>
+          <w:szCs w:val="24"/>
+        </w:rPr>
+      </w:pPr>
+      <w:r>
+        <w:rPr>
+          <w:rFonts w:cstheme="minorHAnsi"/>
+          <w:sz w:val="24"/>
+          <w:szCs w:val="24"/>
+        </w:rPr>
+        <w:t>Dartta null-safety özelliği vardır. Bir değikene varsayılan bir değer atanmadığında hata verir. Bunun önüne geçmek için “?” kullanılır.</w:t>
+      </w:r>
+    </w:p>
+    <w:p>
+      <w:pPr>
+        <w:pStyle w:val="ListeParagraf"/>
+        <w:numPr>
+          <w:ilvl w:val="1"/>
+          <w:numId w:val="1"/>
+        </w:numPr>
+        <w:jc w:val="both"/>
+        <w:rPr>
+          <w:rFonts w:cstheme="minorHAnsi"/>
+          <w:b/>
+          <w:bCs/>
+          <w:sz w:val="24"/>
+          <w:szCs w:val="24"/>
+        </w:rPr>
+      </w:pPr>
+      <w:r>
+        <w:rPr>
+          <w:rFonts w:cstheme="minorHAnsi"/>
+          <w:b/>
+          <w:bCs/>
+          <w:sz w:val="24"/>
+          <w:szCs w:val="24"/>
+        </w:rPr>
+        <w:t>ÖRNEK</w:t>
+      </w:r>
+    </w:p>
+    <w:p>
+      <w:pPr>
+        <w:pStyle w:val="ListeParagraf"/>
+        <w:numPr>
+          <w:ilvl w:val="2"/>
+          <w:numId w:val="1"/>
+        </w:numPr>
+        <w:jc w:val="both"/>
+        <w:rPr>
+          <w:rFonts w:cstheme="minorHAnsi"/>
+          <w:b/>
+          <w:bCs/>
+          <w:sz w:val="24"/>
+          <w:szCs w:val="24"/>
+        </w:rPr>
+      </w:pPr>
+      <m:oMath>
+        <m:r>
+          <m:rPr>
+            <m:sty m:val="bi"/>
+          </m:rPr>
+          <w:rPr>
+            <w:rFonts w:ascii="Cambria Math" w:hAnsi="Cambria Math" w:cstheme="minorHAnsi"/>
+            <w:sz w:val="24"/>
+            <w:szCs w:val="24"/>
+          </w:rPr>
+          <m:t>int? kilo;</m:t>
+        </m:r>
+      </m:oMath>
+    </w:p>
+    <w:p>
+      <w:pPr>
+        <w:pStyle w:val="ListeParagraf"/>
+        <w:numPr>
+          <w:ilvl w:val="0"/>
+          <w:numId w:val="1"/>
+        </w:numPr>
+        <w:jc w:val="both"/>
+        <w:rPr>
+          <w:rFonts w:cstheme="minorHAnsi"/>
+          <w:b/>
+          <w:bCs/>
+          <w:sz w:val="24"/>
+          <w:szCs w:val="24"/>
+        </w:rPr>
+      </w:pPr>
+      <w:r>
+        <w:rPr>
+          <w:rFonts w:cstheme="minorHAnsi"/>
+          <w:sz w:val="24"/>
+          <w:szCs w:val="24"/>
+        </w:rPr>
+        <w:t>Print içerisinde bir değişken yazdırılırken print içerisine değişken adını yazmak yeterlidir. Fakat String bir ifade ile bir değişken yazmak istersek yada birden fazla değişken yazmak istersek “$” sembolünü kullanırız.</w:t>
+      </w:r>
+    </w:p>
+    <w:p>
+      <w:pPr>
+        <w:pStyle w:val="ListeParagraf"/>
+        <w:numPr>
+          <w:ilvl w:val="1"/>
+          <w:numId w:val="1"/>
+        </w:numPr>
+        <w:jc w:val="both"/>
+        <w:rPr>
+          <w:rFonts w:cstheme="minorHAnsi"/>
+          <w:b/>
+          <w:bCs/>
+          <w:sz w:val="24"/>
+          <w:szCs w:val="24"/>
+        </w:rPr>
+      </w:pPr>
+      <w:r>
+        <w:rPr>
+          <w:rFonts w:cstheme="minorHAnsi"/>
+          <w:b/>
+          <w:bCs/>
+          <w:sz w:val="24"/>
+          <w:szCs w:val="24"/>
+        </w:rPr>
+        <w:t>ÖRNEK</w:t>
+      </w:r>
+      <w:r>
+        <w:rPr>
+          <w:rFonts w:cstheme="minorHAnsi"/>
+          <w:b/>
+          <w:bCs/>
+          <w:sz w:val="24"/>
+          <w:szCs w:val="24"/>
+        </w:rPr>
+        <w:tab/>
+      </w:r>
+    </w:p>
+    <w:p>
+      <w:pPr>
+        <w:pStyle w:val="ListeParagraf"/>
+        <w:numPr>
+          <w:ilvl w:val="2"/>
+          <w:numId w:val="1"/>
+        </w:numPr>
+        <w:jc w:val="both"/>
+        <w:rPr>
+          <w:rFonts w:cstheme="minorHAnsi"/>
+          <w:b/>
+          <w:bCs/>
+          <w:sz w:val="24"/>
+          <w:szCs w:val="24"/>
+        </w:rPr>
+      </w:pPr>
+      <m:oMath>
+        <m:r>
+          <m:rPr>
+            <m:sty m:val="bi"/>
+          </m:rPr>
+          <w:rPr>
+            <w:rFonts w:ascii="Cambria Math" w:hAnsi="Cambria Math" w:cstheme="minorHAnsi"/>
+            <w:sz w:val="24"/>
+            <w:szCs w:val="24"/>
+          </w:rPr>
+          <m:t>print</m:t>
+        </m:r>
+        <m:d>
+          <m:dPr>
+            <m:ctrlPr>
+              <w:rPr>
+                <w:rFonts w:ascii="Cambria Math" w:hAnsi="Cambria Math" w:cstheme="minorHAnsi"/>
+                <w:b/>
+                <w:bCs/>
+                <w:i/>
+                <w:sz w:val="24"/>
+                <w:szCs w:val="24"/>
+              </w:rPr>
+            </m:ctrlPr>
+          </m:dPr>
+          <m:e>
+            <m:r>
+              <m:rPr>
+                <m:nor/>
+              </m:rPr>
+              <w:rPr>
+                <w:rFonts w:ascii="Cambria Math" w:hAnsi="Cambria Math" w:cstheme="minorHAnsi"/>
+                <w:b/>
+                <w:bCs/>
+                <w:sz w:val="24"/>
+                <w:szCs w:val="24"/>
+              </w:rPr>
+              <m:t>Yazdırılmak istenen değişkenler: $degisken1, $degisken2</m:t>
+            </m:r>
+          </m:e>
+        </m:d>
+        <m:r>
+          <m:rPr>
+            <m:sty m:val="bi"/>
+          </m:rPr>
+          <w:rPr>
+            <w:rFonts w:ascii="Cambria Math" w:hAnsi="Cambria Math" w:cstheme="minorHAnsi"/>
+            <w:sz w:val="24"/>
+            <w:szCs w:val="24"/>
+          </w:rPr>
+          <m:t>;</m:t>
+        </m:r>
+      </m:oMath>
+    </w:p>
+    <w:p>
+      <w:pPr>
+        <w:pStyle w:val="ListeParagraf"/>
+        <w:numPr>
+          <w:ilvl w:val="0"/>
+          <w:numId w:val="1"/>
+        </w:numPr>
+        <w:jc w:val="both"/>
+        <w:rPr>
+          <w:rFonts w:cstheme="minorHAnsi"/>
+          <w:b/>
+          <w:bCs/>
+          <w:sz w:val="24"/>
+          <w:szCs w:val="24"/>
+        </w:rPr>
+      </w:pPr>
+      <w:r>
+        <w:rPr>
+          <w:rFonts w:cstheme="minorHAnsi"/>
+          <w:sz w:val="24"/>
+          <w:szCs w:val="24"/>
+        </w:rPr>
+        <w:t>Bir String ifadenin uzunluğunu yazdırmak için length fonksiyonunu kullanırız.</w:t>
+      </w:r>
+    </w:p>
+    <w:p>
+      <w:pPr>
+        <w:pStyle w:val="ListeParagraf"/>
+        <w:numPr>
+          <w:ilvl w:val="1"/>
+          <w:numId w:val="1"/>
+        </w:numPr>
+        <w:jc w:val="both"/>
+        <w:rPr>
+          <w:rFonts w:cstheme="minorHAnsi"/>
+          <w:b/>
+          <w:bCs/>
+          <w:sz w:val="24"/>
+          <w:szCs w:val="24"/>
+        </w:rPr>
+      </w:pPr>
+      <w:r>
+        <w:rPr>
+          <w:rFonts w:cstheme="minorHAnsi"/>
+          <w:b/>
+          <w:bCs/>
+          <w:sz w:val="24"/>
+          <w:szCs w:val="24"/>
+        </w:rPr>
+        <w:t>ÖRNEK</w:t>
+      </w:r>
+    </w:p>
+    <w:p>
+      <w:pPr>
+        <w:jc w:val="center"/>
+        <w:rPr>
+          <w:rFonts w:cstheme="minorHAnsi"/>
+          <w:b/>
+          <w:bCs/>
+          <w:sz w:val="24"/>
+          <w:szCs w:val="24"/>
+        </w:rPr>
+      </w:pPr>
+      <w:r>
+        <w:rPr>
+          <w:noProof/>
+        </w:rPr>
+        <w:drawing>
+          <wp:inline distT="0" distB="0" distL="0" distR="0" wp14:anchorId="498AA59D" wp14:editId="3A78EFAF">
+            <wp:extent cx="5250180" cy="167640"/>
+            <wp:effectExtent l="0" t="0" r="7620" b="3810"/>
+            <wp:docPr id="1" name="Resim 1"/>
+            <wp:cNvGraphicFramePr>
+              <a:graphicFrameLocks xmlns:a="http://schemas.openxmlformats.org/drawingml/2006/main" noChangeAspect="1"/>
+            </wp:cNvGraphicFramePr>
+            <a:graphic xmlns:a="http://schemas.openxmlformats.org/drawingml/2006/main">
+              <a:graphicData uri="http://schemas.openxmlformats.org/drawingml/2006/picture">
+                <pic:pic xmlns:pic="http://schemas.openxmlformats.org/drawingml/2006/picture">
+                  <pic:nvPicPr>
+                    <pic:cNvPr id="0" name="Picture 1"/>
+                    <pic:cNvPicPr>
+                      <a:picLocks noChangeAspect="1" noChangeArrowheads="1"/>
+                    </pic:cNvPicPr>
+                  </pic:nvPicPr>
+                  <pic:blipFill>
+                    <a:blip r:embed="rId6">
+                      <a:extLst>
+                        <a:ext uri="{28A0092B-C50C-407E-A947-70E740481C1C}">
+                          <a14:useLocalDpi xmlns:a14="http://schemas.microsoft.com/office/drawing/2010/main" val="0"/>
+                        </a:ext>
+                      </a:extLst>
+                    </a:blip>
+                    <a:srcRect/>
+                    <a:stretch>
+                      <a:fillRect/>
+                    </a:stretch>
+                  </pic:blipFill>
+                  <pic:spPr bwMode="auto">
+                    <a:xfrm>
+                      <a:off x="0" y="0"/>
+                      <a:ext cx="5250180" cy="167640"/>
+                    </a:xfrm>
+                    <a:prstGeom prst="rect">
+                      <a:avLst/>
+                    </a:prstGeom>
+                    <a:noFill/>
+                    <a:ln>
+                      <a:noFill/>
+                    </a:ln>
+                  </pic:spPr>
+                </pic:pic>
+              </a:graphicData>
+            </a:graphic>
+          </wp:inline>
+        </w:drawing>
+      </w:r>
+    </w:p>
+    <w:p>
+      <w:pPr>
+        <w:pStyle w:val="ListeParagraf"/>
+        <w:numPr>
+          <w:ilvl w:val="0"/>
+          <w:numId w:val="2"/>
+        </w:numPr>
+        <w:rPr>
+          <w:rFonts w:cstheme="minorHAnsi"/>
+          <w:b/>
+          <w:bCs/>
+          <w:sz w:val="24"/>
+          <w:szCs w:val="24"/>
+        </w:rPr>
+      </w:pPr>
+      <w:r>
+        <w:rPr>
+          <w:rFonts w:cstheme="minorHAnsi"/>
+          <w:sz w:val="24"/>
+          <w:szCs w:val="24"/>
+        </w:rPr>
+        <w:t>Zincirleme bir kod</w:t>
+      </w:r>
+      <w:r>
+        <w:rPr>
+          <w:rFonts w:cstheme="minorHAnsi"/>
+          <w:sz w:val="24"/>
+          <w:szCs w:val="24"/>
+        </w:rPr>
+        <w:t xml:space="preserve">u print ederken </w:t>
+      </w:r>
+      <w:r>
+        <w:rPr>
+          <w:rFonts w:cstheme="minorHAnsi"/>
+          <w:sz w:val="24"/>
+          <w:szCs w:val="24"/>
+        </w:rPr>
+        <w:t>$ sembolünü kullanırsak ilk değişkeni alır ve diğer değişkenleri String ifade olarak kabul eder</w:t>
+      </w:r>
+      <w:r>
+        <w:rPr>
+          <w:rFonts w:cstheme="minorHAnsi"/>
+          <w:sz w:val="24"/>
+          <w:szCs w:val="24"/>
+        </w:rPr>
+        <w:t>. Bu nedenle zincirleme yapılacak olan değişkenler gruplanır. Gruplama işlemi ise “{}” sembolü ile yapılır.</w:t>
+      </w:r>
+    </w:p>
+    <w:p>
+      <w:pPr>
+        <w:pStyle w:val="ListeParagraf"/>
+        <w:numPr>
+          <w:ilvl w:val="1"/>
+          <w:numId w:val="2"/>
+        </w:numPr>
+        <w:rPr>
+          <w:rFonts w:cstheme="minorHAnsi"/>
+          <w:b/>
+          <w:bCs/>
+          <w:sz w:val="24"/>
+          <w:szCs w:val="24"/>
+        </w:rPr>
+      </w:pPr>
+      <w:r>
+        <w:rPr>
+          <w:rFonts w:cstheme="minorHAnsi"/>
+          <w:b/>
+          <w:bCs/>
+          <w:sz w:val="24"/>
+          <w:szCs w:val="24"/>
+        </w:rPr>
+        <w:t>ÖRNEK</w:t>
+      </w:r>
+    </w:p>
+    <w:p>
+      <w:pPr>
+        <w:jc w:val="center"/>
+        <w:rPr>
+          <w:rFonts w:cstheme="minorHAnsi"/>
+          <w:b/>
+          <w:bCs/>
+          <w:sz w:val="24"/>
+          <w:szCs w:val="24"/>
+        </w:rPr>
+      </w:pPr>
+      <w:r>
+        <w:rPr>
+          <w:noProof/>
+        </w:rPr>
+        <w:drawing>
+          <wp:inline distT="0" distB="0" distL="0" distR="0" wp14:anchorId="45CDCC79" wp14:editId="0663F358">
+            <wp:extent cx="4000500" cy="167640"/>
+            <wp:effectExtent l="0" t="0" r="0" b="3810"/>
+            <wp:docPr id="2" name="Resim 2"/>
+            <wp:cNvGraphicFramePr>
+              <a:graphicFrameLocks xmlns:a="http://schemas.openxmlformats.org/drawingml/2006/main" noChangeAspect="1"/>
+            </wp:cNvGraphicFramePr>
+            <a:graphic xmlns:a="http://schemas.openxmlformats.org/drawingml/2006/main">
+              <a:graphicData uri="http://schemas.openxmlformats.org/drawingml/2006/picture">
+                <pic:pic xmlns:pic="http://schemas.openxmlformats.org/drawingml/2006/picture">
+                  <pic:nvPicPr>
+                    <pic:cNvPr id="0" name="Picture 2"/>
+                    <pic:cNvPicPr>
+                      <a:picLocks noChangeAspect="1" noChangeArrowheads="1"/>
+                    </pic:cNvPicPr>
+                  </pic:nvPicPr>
+                  <pic:blipFill>
+                    <a:blip r:embed="rId7">
+                      <a:extLst>
+                        <a:ext uri="{28A0092B-C50C-407E-A947-70E740481C1C}">
+                          <a14:useLocalDpi xmlns:a14="http://schemas.microsoft.com/office/drawing/2010/main" val="0"/>
+                        </a:ext>
+                      </a:extLst>
+                    </a:blip>
+                    <a:srcRect/>
+                    <a:stretch>
+                      <a:fillRect/>
+                    </a:stretch>
+                  </pic:blipFill>
+                  <pic:spPr bwMode="auto">
+                    <a:xfrm>
+                      <a:off x="0" y="0"/>
+                      <a:ext cx="4000500" cy="167640"/>
+                    </a:xfrm>
+                    <a:prstGeom prst="rect">
+                      <a:avLst/>
+                    </a:prstGeom>
+                    <a:noFill/>
+                    <a:ln>
+                      <a:noFill/>
+                    </a:ln>
+                  </pic:spPr>
+                </pic:pic>
+              </a:graphicData>
+            </a:graphic>
+          </wp:inline>
+        </w:drawing>
+      </w:r>
+    </w:p>
+    <w:p>
+      <w:pPr>
+        <w:rPr>
+          <w:rFonts w:cstheme="minorHAnsi"/>
+          <w:b/>
+          <w:bCs/>
+          <w:sz w:val="24"/>
+          <w:szCs w:val="24"/>
+        </w:rPr>
+      </w:pPr>
+      <w:r>
+        <w:rPr>
+          <w:rFonts w:cstheme="minorHAnsi"/>
+          <w:b/>
+          <w:bCs/>
+          <w:sz w:val="24"/>
+          <w:szCs w:val="24"/>
+        </w:rPr>
+        <w:t>İf-Else Kontrol Yapısı</w:t>
+      </w:r>
+    </w:p>
+    <w:p>
+      <w:pPr>
+        <w:pStyle w:val="ListeParagraf"/>
+        <w:numPr>
+          <w:ilvl w:val="0"/>
+          <w:numId w:val="2"/>
+        </w:numPr>
+        <w:jc w:val="both"/>
+        <w:rPr>
+          <w:rFonts w:cstheme="minorHAnsi"/>
+          <w:b/>
+          <w:bCs/>
+          <w:sz w:val="24"/>
+          <w:szCs w:val="24"/>
+        </w:rPr>
+      </w:pPr>
+      <w:r>
+        <w:rPr>
+          <w:rFonts w:cstheme="minorHAnsi"/>
+          <w:sz w:val="24"/>
+          <w:szCs w:val="24"/>
+        </w:rPr>
+        <w:t>Karşılaştırma operatörüdür. İf koşul belirtirken else koşul dışında kalan durumları göz önüne alarak işlem yapar. Zincirleme şekilde if else komutu yazılabilir.</w:t>
+      </w:r>
+    </w:p>
+    <w:p>
+      <w:pPr>
+        <w:jc w:val="center"/>
+        <w:rPr>
+          <w:rFonts w:cstheme="minorHAnsi"/>
+          <w:b/>
+          <w:bCs/>
+          <w:sz w:val="24"/>
+          <w:szCs w:val="24"/>
+        </w:rPr>
+      </w:pPr>
+      <w:r>
+        <w:rPr>
+          <w:rFonts w:cstheme="minorHAnsi"/>
+          <w:b/>
+          <w:bCs/>
+          <w:noProof/>
+          <w:sz w:val="24"/>
+          <w:szCs w:val="24"/>
+        </w:rPr>
+        <w:drawing>
+          <wp:inline distT="0" distB="0" distL="0" distR="0" wp14:anchorId="28DE0A05" wp14:editId="2C7151AE">
+            <wp:extent cx="3444240" cy="1074420"/>
+            <wp:effectExtent l="0" t="0" r="3810" b="0"/>
+            <wp:docPr id="4" name="Resim 4"/>
+            <wp:cNvGraphicFramePr>
+              <a:graphicFrameLocks xmlns:a="http://schemas.openxmlformats.org/drawingml/2006/main" noChangeAspect="1"/>
+            </wp:cNvGraphicFramePr>
+            <a:graphic xmlns:a="http://schemas.openxmlformats.org/drawingml/2006/main">
+              <a:graphicData uri="http://schemas.openxmlformats.org/drawingml/2006/picture">
+                <pic:pic xmlns:pic="http://schemas.openxmlformats.org/drawingml/2006/picture">
+                  <pic:nvPicPr>
+                    <pic:cNvPr id="0" name="Picture 4"/>
+                    <pic:cNvPicPr>
+                      <a:picLocks noChangeAspect="1" noChangeArrowheads="1"/>
+                    </pic:cNvPicPr>
+                  </pic:nvPicPr>
+                  <pic:blipFill>
+                    <a:blip r:embed="rId8">
+                      <a:extLst>
+                        <a:ext uri="{28A0092B-C50C-407E-A947-70E740481C1C}">
+                          <a14:useLocalDpi xmlns:a14="http://schemas.microsoft.com/office/drawing/2010/main" val="0"/>
+                        </a:ext>
+                      </a:extLst>
+                    </a:blip>
+                    <a:srcRect/>
+                    <a:stretch>
+                      <a:fillRect/>
+                    </a:stretch>
+                  </pic:blipFill>
+                  <pic:spPr bwMode="auto">
+                    <a:xfrm>
+                      <a:off x="0" y="0"/>
+                      <a:ext cx="3444240" cy="1074420"/>
+                    </a:xfrm>
+                    <a:prstGeom prst="rect">
+                      <a:avLst/>
+                    </a:prstGeom>
+                    <a:noFill/>
+                    <a:ln>
+                      <a:noFill/>
+                    </a:ln>
+                  </pic:spPr>
+                </pic:pic>
+              </a:graphicData>
+            </a:graphic>
+          </wp:inline>
+        </w:drawing>
+      </w:r>
+    </w:p>
+    <w:p>
+      <w:pPr>
+        <w:pStyle w:val="ListeParagraf"/>
+        <w:numPr>
+          <w:ilvl w:val="0"/>
+          <w:numId w:val="2"/>
+        </w:numPr>
+        <w:jc w:val="both"/>
+        <w:rPr>
+          <w:rFonts w:cstheme="minorHAnsi"/>
+          <w:b/>
+          <w:bCs/>
+          <w:sz w:val="24"/>
+          <w:szCs w:val="24"/>
+        </w:rPr>
+      </w:pPr>
+      <w:r>
+        <w:rPr>
+          <w:rFonts w:cstheme="minorHAnsi"/>
+          <w:sz w:val="24"/>
+          <w:szCs w:val="24"/>
+        </w:rPr>
+        <w:t>İf-Else yapısının kısa kullanımı ise “?” ve “:” sembolleri ile yapılır. “?” if’ i, “:” ise else’ yi ifade eder.</w:t>
+      </w:r>
+    </w:p>
+    <w:p>
+      <w:pPr>
+        <w:ind w:left="708"/>
+        <w:jc w:val="center"/>
+        <w:rPr>
+          <w:rFonts w:cstheme="minorHAnsi"/>
+          <w:b/>
+          <w:bCs/>
+          <w:sz w:val="24"/>
+          <w:szCs w:val="24"/>
+        </w:rPr>
+      </w:pPr>
+      <w:r>
+        <w:rPr>
+          <w:rFonts w:cstheme="minorHAnsi"/>
+          <w:b/>
+          <w:bCs/>
+          <w:noProof/>
+          <w:sz w:val="24"/>
+          <w:szCs w:val="24"/>
+        </w:rPr>
+        <w:drawing>
+          <wp:inline distT="0" distB="0" distL="0" distR="0" wp14:anchorId="6F4F4DA0" wp14:editId="7681303B">
+            <wp:extent cx="2758440" cy="182880"/>
+            <wp:effectExtent l="0" t="0" r="3810" b="7620"/>
+            <wp:docPr id="5" name="Resim 5"/>
+            <wp:cNvGraphicFramePr>
+              <a:graphicFrameLocks xmlns:a="http://schemas.openxmlformats.org/drawingml/2006/main" noChangeAspect="1"/>
+            </wp:cNvGraphicFramePr>
+            <a:graphic xmlns:a="http://schemas.openxmlformats.org/drawingml/2006/main">
+              <a:graphicData uri="http://schemas.openxmlformats.org/drawingml/2006/picture">
+                <pic:pic xmlns:pic="http://schemas.openxmlformats.org/drawingml/2006/picture">
+                  <pic:nvPicPr>
+                    <pic:cNvPr id="0" name="Picture 5"/>
+                    <pic:cNvPicPr>
+                      <a:picLocks noChangeAspect="1" noChangeArrowheads="1"/>
+                    </pic:cNvPicPr>
+                  </pic:nvPicPr>
+                  <pic:blipFill>
+                    <a:blip r:embed="rId9">
+                      <a:extLst>
+                        <a:ext uri="{28A0092B-C50C-407E-A947-70E740481C1C}">
+                          <a14:useLocalDpi xmlns:a14="http://schemas.microsoft.com/office/drawing/2010/main" val="0"/>
+                        </a:ext>
+                      </a:extLst>
+                    </a:blip>
+                    <a:srcRect/>
+                    <a:stretch>
+                      <a:fillRect/>
+                    </a:stretch>
+                  </pic:blipFill>
+                  <pic:spPr bwMode="auto">
+                    <a:xfrm>
+                      <a:off x="0" y="0"/>
+                      <a:ext cx="2758440" cy="182880"/>
+                    </a:xfrm>
+                    <a:prstGeom prst="rect">
+                      <a:avLst/>
+                    </a:prstGeom>
+                    <a:noFill/>
+                    <a:ln>
+                      <a:noFill/>
+                    </a:ln>
+                  </pic:spPr>
+                </pic:pic>
+              </a:graphicData>
+            </a:graphic>
+          </wp:inline>
+        </w:drawing>
+      </w:r>
+    </w:p>
+    <w:p>
+      <w:pPr>
+        <w:pStyle w:val="ListeParagraf"/>
+        <w:numPr>
+          <w:ilvl w:val="0"/>
+          <w:numId w:val="2"/>
+        </w:numPr>
+        <w:rPr>
+          <w:rFonts w:cstheme="minorHAnsi"/>
+          <w:b/>
+          <w:bCs/>
+          <w:sz w:val="24"/>
+          <w:szCs w:val="24"/>
+        </w:rPr>
+      </w:pPr>
+      <w:r>
+        <w:rPr>
+          <w:rFonts w:cstheme="minorHAnsi"/>
+          <w:sz w:val="24"/>
+          <w:szCs w:val="24"/>
+        </w:rPr>
+        <w:t xml:space="preserve">Null değer karşılaştırmak için “??” sembolü kullanılır. </w:t>
+      </w:r>
+    </w:p>
+    <w:p>
+      <w:pPr>
+        <w:ind w:left="360"/>
+        <w:jc w:val="center"/>
+        <w:rPr>
+          <w:rFonts w:cstheme="minorHAnsi"/>
+          <w:b/>
+          <w:bCs/>
+          <w:sz w:val="24"/>
+          <w:szCs w:val="24"/>
+        </w:rPr>
+      </w:pPr>
+      <w:r>
+        <w:rPr>
+          <w:rFonts w:cstheme="minorHAnsi"/>
+          <w:b/>
+          <w:bCs/>
+          <w:noProof/>
+          <w:sz w:val="24"/>
+          <w:szCs w:val="24"/>
+        </w:rPr>
+        <w:lastRenderedPageBreak/>
+        <w:drawing>
+          <wp:inline distT="0" distB="0" distL="0" distR="0" wp14:anchorId="3EBDD548" wp14:editId="59A867E7">
+            <wp:extent cx="5760720" cy="312420"/>
+            <wp:effectExtent l="0" t="0" r="0" b="0"/>
+            <wp:docPr id="6" name="Resim 6"/>
+            <wp:cNvGraphicFramePr>
+              <a:graphicFrameLocks xmlns:a="http://schemas.openxmlformats.org/drawingml/2006/main" noChangeAspect="1"/>
+            </wp:cNvGraphicFramePr>
+            <a:graphic xmlns:a="http://schemas.openxmlformats.org/drawingml/2006/main">
+              <a:graphicData uri="http://schemas.openxmlformats.org/drawingml/2006/picture">
+                <pic:pic xmlns:pic="http://schemas.openxmlformats.org/drawingml/2006/picture">
+                  <pic:nvPicPr>
+                    <pic:cNvPr id="0" name="Picture 6"/>
+                    <pic:cNvPicPr>
+                      <a:picLocks noChangeAspect="1" noChangeArrowheads="1"/>
+                    </pic:cNvPicPr>
+                  </pic:nvPicPr>
+                  <pic:blipFill>
+                    <a:blip r:embed="rId10">
+                      <a:extLst>
+                        <a:ext uri="{28A0092B-C50C-407E-A947-70E740481C1C}">
+                          <a14:useLocalDpi xmlns:a14="http://schemas.microsoft.com/office/drawing/2010/main" val="0"/>
+                        </a:ext>
+                      </a:extLst>
+                    </a:blip>
+                    <a:srcRect/>
+                    <a:stretch>
+                      <a:fillRect/>
+                    </a:stretch>
+                  </pic:blipFill>
+                  <pic:spPr bwMode="auto">
+                    <a:xfrm>
+                      <a:off x="0" y="0"/>
+                      <a:ext cx="5760720" cy="312420"/>
+                    </a:xfrm>
+                    <a:prstGeom prst="rect">
+                      <a:avLst/>
+                    </a:prstGeom>
+                    <a:noFill/>
+                    <a:ln>
+                      <a:noFill/>
+                    </a:ln>
+                  </pic:spPr>
+                </pic:pic>
+              </a:graphicData>
+            </a:graphic>
+          </wp:inline>
+        </w:drawing>
+      </w:r>
+    </w:p>
+    <w:p>
+      <w:pPr>
+        <w:pStyle w:val="ListeParagraf"/>
+        <w:numPr>
+          <w:ilvl w:val="1"/>
+          <w:numId w:val="2"/>
+        </w:numPr>
+        <w:rPr>
+          <w:rFonts w:cstheme="minorHAnsi"/>
+          <w:b/>
+          <w:bCs/>
+          <w:sz w:val="24"/>
+          <w:szCs w:val="24"/>
+        </w:rPr>
+      </w:pPr>
+      <w:r>
+        <w:rPr>
+          <w:rFonts w:cstheme="minorHAnsi"/>
+          <w:sz w:val="24"/>
+          <w:szCs w:val="24"/>
+        </w:rPr>
+        <w:t>Yukarıdaki örnekte eğer iki değişken de null ise kod hata verir.</w:t>
+      </w:r>
+    </w:p>
+    <w:p>
+      <w:pPr>
+        <w:rPr>
+          <w:rFonts w:cstheme="minorHAnsi"/>
+          <w:b/>
+          <w:bCs/>
+          <w:sz w:val="24"/>
+          <w:szCs w:val="24"/>
+        </w:rPr>
+      </w:pPr>
+      <w:r>
+        <w:rPr>
+          <w:rFonts w:cstheme="minorHAnsi"/>
+          <w:b/>
+          <w:bCs/>
+          <w:sz w:val="24"/>
+          <w:szCs w:val="24"/>
+        </w:rPr>
+        <w:t>Switch</w:t>
+      </w:r>
+    </w:p>
+    <w:p>
+      <w:pPr>
+        <w:pStyle w:val="ListeParagraf"/>
+        <w:numPr>
+          <w:ilvl w:val="0"/>
+          <w:numId w:val="2"/>
+        </w:numPr>
+        <w:rPr>
+          <w:rFonts w:cstheme="minorHAnsi"/>
+          <w:b/>
+          <w:bCs/>
+          <w:sz w:val="24"/>
+          <w:szCs w:val="24"/>
+        </w:rPr>
+      </w:pPr>
+      <w:r>
+        <w:rPr>
+          <w:rFonts w:cstheme="minorHAnsi"/>
+          <w:sz w:val="24"/>
+          <w:szCs w:val="24"/>
+        </w:rPr>
+        <w:t>Bu yapıda sadece int ve String değerler kullanılabilir. Kullanımı ise aşağıda görülmektedir.</w:t>
+      </w:r>
+    </w:p>
+    <w:p>
+      <w:pPr>
+        <w:jc w:val="center"/>
+        <w:rPr>
+          <w:rFonts w:cstheme="minorHAnsi"/>
+          <w:b/>
+          <w:bCs/>
+          <w:sz w:val="24"/>
+          <w:szCs w:val="24"/>
+        </w:rPr>
+      </w:pPr>
+      <w:r>
+        <w:rPr>
+          <w:rFonts w:cstheme="minorHAnsi"/>
+          <w:b/>
+          <w:bCs/>
+          <w:noProof/>
+          <w:sz w:val="24"/>
+          <w:szCs w:val="24"/>
+        </w:rPr>
+        <w:drawing>
+          <wp:inline distT="0" distB="0" distL="0" distR="0" wp14:anchorId="29B5F6E8" wp14:editId="448CF7A2">
+            <wp:extent cx="3543300" cy="5204460"/>
+            <wp:effectExtent l="0" t="0" r="0" b="0"/>
+            <wp:docPr id="7" name="Resim 7"/>
+            <wp:cNvGraphicFramePr>
+              <a:graphicFrameLocks xmlns:a="http://schemas.openxmlformats.org/drawingml/2006/main" noChangeAspect="1"/>
+            </wp:cNvGraphicFramePr>
+            <a:graphic xmlns:a="http://schemas.openxmlformats.org/drawingml/2006/main">
+              <a:graphicData uri="http://schemas.openxmlformats.org/drawingml/2006/picture">
+                <pic:pic xmlns:pic="http://schemas.openxmlformats.org/drawingml/2006/picture">
+                  <pic:nvPicPr>
+                    <pic:cNvPr id="0" name="Picture 7"/>
+                    <pic:cNvPicPr>
+                      <a:picLocks noChangeAspect="1" noChangeArrowheads="1"/>
+                    </pic:cNvPicPr>
+                  </pic:nvPicPr>
+                  <pic:blipFill>
+                    <a:blip r:embed="rId11">
+                      <a:extLst>
+                        <a:ext uri="{28A0092B-C50C-407E-A947-70E740481C1C}">
+                          <a14:useLocalDpi xmlns:a14="http://schemas.microsoft.com/office/drawing/2010/main" val="0"/>
+                        </a:ext>
+                      </a:extLst>
+                    </a:blip>
+                    <a:srcRect/>
+                    <a:stretch>
+                      <a:fillRect/>
+                    </a:stretch>
+                  </pic:blipFill>
+                  <pic:spPr bwMode="auto">
+                    <a:xfrm>
+                      <a:off x="0" y="0"/>
+                      <a:ext cx="3543300" cy="5204460"/>
+                    </a:xfrm>
+                    <a:prstGeom prst="rect">
+                      <a:avLst/>
+                    </a:prstGeom>
+                    <a:noFill/>
+                    <a:ln>
+                      <a:noFill/>
+                    </a:ln>
+                  </pic:spPr>
+                </pic:pic>
+              </a:graphicData>
+            </a:graphic>
+          </wp:inline>
+        </w:drawing>
+      </w:r>
+    </w:p>
+    <w:p>
+      <w:pPr>
+        <w:pStyle w:val="ListeParagraf"/>
+        <w:numPr>
+          <w:ilvl w:val="0"/>
+          <w:numId w:val="2"/>
+        </w:numPr>
+        <w:jc w:val="both"/>
+        <w:rPr>
+          <w:rFonts w:cstheme="minorHAnsi"/>
+          <w:sz w:val="24"/>
+          <w:szCs w:val="24"/>
+        </w:rPr>
+      </w:pPr>
+      <w:r>
+        <w:rPr>
+          <w:rFonts w:cstheme="minorHAnsi"/>
+          <w:sz w:val="24"/>
+          <w:szCs w:val="24"/>
+        </w:rPr>
+        <w:t xml:space="preserve">Case içi yazıldıktan sonra break komutu kullanılır. </w:t>
+      </w:r>
+    </w:p>
+    <w:p>
+      <w:pPr>
+        <w:pStyle w:val="ListeParagraf"/>
+        <w:numPr>
+          <w:ilvl w:val="0"/>
+          <w:numId w:val="2"/>
+        </w:numPr>
+        <w:jc w:val="both"/>
+        <w:rPr>
+          <w:rFonts w:cstheme="minorHAnsi"/>
+          <w:sz w:val="24"/>
+          <w:szCs w:val="24"/>
+        </w:rPr>
+      </w:pPr>
+      <w:r>
+        <w:rPr>
+          <w:rFonts w:cstheme="minorHAnsi"/>
+          <w:sz w:val="24"/>
+          <w:szCs w:val="24"/>
+        </w:rPr>
+        <w:t>Switch döngüsünde şartların sağlanmadığı durumların oluşması halinde default komutu kullanılır.</w:t>
+      </w:r>
+    </w:p>
+    <w:p>
+      <w:pPr>
+        <w:pStyle w:val="ListeParagraf"/>
+        <w:numPr>
+          <w:ilvl w:val="0"/>
+          <w:numId w:val="2"/>
+        </w:numPr>
+        <w:jc w:val="both"/>
+        <w:rPr>
+          <w:rFonts w:cstheme="minorHAnsi"/>
+          <w:sz w:val="24"/>
+          <w:szCs w:val="24"/>
+        </w:rPr>
+      </w:pPr>
+      <w:r>
+        <w:rPr>
+          <w:rFonts w:cstheme="minorHAnsi"/>
+          <w:sz w:val="24"/>
+          <w:szCs w:val="24"/>
+        </w:rPr>
+        <w:t xml:space="preserve">Yapının çalışma mantığı ise switch satırında bir koşul girilir. Ve case satırlarına da karşılaştırma yapılması için koşul girilir. Eğer switch koşulu ile case koşulu uyuyor ise </w:t>
+      </w:r>
+      <w:r>
+        <w:rPr>
+          <w:rFonts w:cstheme="minorHAnsi"/>
+          <w:sz w:val="24"/>
+          <w:szCs w:val="24"/>
+        </w:rPr>
+        <w:t>şartı sağlayan case çalışır. Eğer uymuyorsa break komutu çalışarak bir sonraki case satırına geçer. Eğer hiçbir case satırı switch koşulunu sağlamaz ise default satırı çalışır.</w:t>
+      </w:r>
+    </w:p>
+    <w:p>
+      <w:pPr>
+        <w:jc w:val="both"/>
+        <w:rPr>
+          <w:rFonts w:cstheme="minorHAnsi"/>
+          <w:sz w:val="24"/>
+          <w:szCs w:val="24"/>
+        </w:rPr>
+      </w:pPr>
+    </w:p>
+    <w:p>
+      <w:pPr>
+        <w:jc w:val="both"/>
+        <w:rPr>
+          <w:rFonts w:cstheme="minorHAnsi"/>
+          <w:sz w:val="24"/>
+          <w:szCs w:val="24"/>
+        </w:rPr>
+      </w:pPr>
+    </w:p>
+    <w:p>
+      <w:pPr>
+        <w:jc w:val="both"/>
+        <w:rPr>
+          <w:rFonts w:cstheme="minorHAnsi"/>
+          <w:b/>
+          <w:bCs/>
+          <w:sz w:val="24"/>
+          <w:szCs w:val="24"/>
+        </w:rPr>
+      </w:pPr>
+      <w:r>
+        <w:rPr>
+          <w:rFonts w:cstheme="minorHAnsi"/>
+          <w:b/>
+          <w:bCs/>
+          <w:sz w:val="24"/>
+          <w:szCs w:val="24"/>
+        </w:rPr>
+        <w:lastRenderedPageBreak/>
+        <w:t>For Döngüsü</w:t>
+      </w:r>
+    </w:p>
+    <w:p>
+      <w:pPr>
+        <w:pStyle w:val="ListeParagraf"/>
+        <w:numPr>
+          <w:ilvl w:val="0"/>
+          <w:numId w:val="3"/>
+        </w:numPr>
+        <w:jc w:val="both"/>
+        <w:rPr>
+          <w:rFonts w:cstheme="minorHAnsi"/>
+          <w:b/>
+          <w:bCs/>
+          <w:sz w:val="24"/>
+          <w:szCs w:val="24"/>
+        </w:rPr>
+      </w:pPr>
+      <w:r>
+        <w:rPr>
+          <w:rFonts w:cstheme="minorHAnsi"/>
+          <w:sz w:val="24"/>
+          <w:szCs w:val="24"/>
+        </w:rPr>
+        <w:t>Genelde kaç defa tekrar edeceğini bildiğimiz  döngüler için kullanılır.</w:t>
+      </w:r>
+    </w:p>
+    <w:p>
+      <w:pPr>
+        <w:pStyle w:val="ListeParagraf"/>
+        <w:jc w:val="center"/>
+        <w:rPr>
+          <w:rFonts w:cstheme="minorHAnsi"/>
+          <w:b/>
+          <w:bCs/>
+          <w:sz w:val="24"/>
+          <w:szCs w:val="24"/>
+        </w:rPr>
+      </w:pPr>
+      <w:r>
+        <w:rPr>
+          <w:rFonts w:cstheme="minorHAnsi"/>
+          <w:noProof/>
+          <w:sz w:val="24"/>
+          <w:szCs w:val="24"/>
+        </w:rPr>
+        <w:drawing>
+          <wp:inline distT="0" distB="0" distL="0" distR="0" wp14:anchorId="04B4E31D" wp14:editId="431083D7">
+            <wp:extent cx="1798320" cy="632460"/>
+            <wp:effectExtent l="0" t="0" r="0" b="0"/>
+            <wp:docPr id="8" name="Resim 8"/>
+            <wp:cNvGraphicFramePr>
+              <a:graphicFrameLocks xmlns:a="http://schemas.openxmlformats.org/drawingml/2006/main" noChangeAspect="1"/>
+            </wp:cNvGraphicFramePr>
+            <a:graphic xmlns:a="http://schemas.openxmlformats.org/drawingml/2006/main">
+              <a:graphicData uri="http://schemas.openxmlformats.org/drawingml/2006/picture">
+                <pic:pic xmlns:pic="http://schemas.openxmlformats.org/drawingml/2006/picture">
+                  <pic:nvPicPr>
+                    <pic:cNvPr id="0" name="Picture 8"/>
+                    <pic:cNvPicPr>
+                      <a:picLocks noChangeAspect="1" noChangeArrowheads="1"/>
+                    </pic:cNvPicPr>
+                  </pic:nvPicPr>
+                  <pic:blipFill>
+                    <a:blip r:embed="rId12">
+                      <a:extLst>
+                        <a:ext uri="{28A0092B-C50C-407E-A947-70E740481C1C}">
+                          <a14:useLocalDpi xmlns:a14="http://schemas.microsoft.com/office/drawing/2010/main" val="0"/>
+                        </a:ext>
+                      </a:extLst>
+                    </a:blip>
+                    <a:srcRect/>
+                    <a:stretch>
+                      <a:fillRect/>
+                    </a:stretch>
+                  </pic:blipFill>
+                  <pic:spPr bwMode="auto">
+                    <a:xfrm>
+                      <a:off x="0" y="0"/>
+                      <a:ext cx="1798320" cy="632460"/>
+                    </a:xfrm>
+                    <a:prstGeom prst="rect">
+                      <a:avLst/>
+                    </a:prstGeom>
+                    <a:noFill/>
+                    <a:ln>
+                      <a:noFill/>
+                    </a:ln>
+                  </pic:spPr>
+                </pic:pic>
+              </a:graphicData>
+            </a:graphic>
+          </wp:inline>
+        </w:drawing>
+      </w:r>
+    </w:p>
+    <w:p>
+      <w:pPr>
+        <w:pStyle w:val="ListeParagraf"/>
+        <w:numPr>
+          <w:ilvl w:val="0"/>
+          <w:numId w:val="3"/>
+        </w:numPr>
+        <w:rPr>
+          <w:rFonts w:cstheme="minorHAnsi"/>
+          <w:b/>
+          <w:bCs/>
+          <w:sz w:val="24"/>
+          <w:szCs w:val="24"/>
+        </w:rPr>
+      </w:pPr>
+      <w:r>
+        <w:rPr>
+          <w:rFonts w:cstheme="minorHAnsi"/>
+          <w:sz w:val="24"/>
+          <w:szCs w:val="24"/>
+        </w:rPr>
+        <w:t>Döngülere isim verebilir hatta döngüleri iç içe kullanabiliriz.</w:t>
+      </w:r>
+    </w:p>
+    <w:p>
+      <w:pPr>
+        <w:jc w:val="center"/>
+        <w:rPr>
+          <w:rFonts w:cstheme="minorHAnsi"/>
+          <w:b/>
+          <w:bCs/>
+          <w:sz w:val="24"/>
+          <w:szCs w:val="24"/>
+        </w:rPr>
+      </w:pPr>
+      <w:r>
+        <w:rPr>
+          <w:rFonts w:cstheme="minorHAnsi"/>
+          <w:b/>
+          <w:bCs/>
+          <w:noProof/>
+          <w:sz w:val="24"/>
+          <w:szCs w:val="24"/>
+        </w:rPr>
+        <w:drawing>
+          <wp:inline distT="0" distB="0" distL="0" distR="0" wp14:anchorId="72498DAA" wp14:editId="576B9124">
+            <wp:extent cx="5753100" cy="1127760"/>
+            <wp:effectExtent l="0" t="0" r="0" b="0"/>
+            <wp:docPr id="9" name="Resim 9"/>
+            <wp:cNvGraphicFramePr>
+              <a:graphicFrameLocks xmlns:a="http://schemas.openxmlformats.org/drawingml/2006/main" noChangeAspect="1"/>
+            </wp:cNvGraphicFramePr>
+            <a:graphic xmlns:a="http://schemas.openxmlformats.org/drawingml/2006/main">
+              <a:graphicData uri="http://schemas.openxmlformats.org/drawingml/2006/picture">
+                <pic:pic xmlns:pic="http://schemas.openxmlformats.org/drawingml/2006/picture">
+                  <pic:nvPicPr>
+                    <pic:cNvPr id="0" name="Picture 9"/>
+                    <pic:cNvPicPr>
+                      <a:picLocks noChangeAspect="1" noChangeArrowheads="1"/>
+                    </pic:cNvPicPr>
+                  </pic:nvPicPr>
+                  <pic:blipFill>
+                    <a:blip r:embed="rId13">
+                      <a:extLst>
+                        <a:ext uri="{28A0092B-C50C-407E-A947-70E740481C1C}">
+                          <a14:useLocalDpi xmlns:a14="http://schemas.microsoft.com/office/drawing/2010/main" val="0"/>
+                        </a:ext>
+                      </a:extLst>
+                    </a:blip>
+                    <a:srcRect/>
+                    <a:stretch>
+                      <a:fillRect/>
+                    </a:stretch>
+                  </pic:blipFill>
+                  <pic:spPr bwMode="auto">
+                    <a:xfrm>
+                      <a:off x="0" y="0"/>
+                      <a:ext cx="5753100" cy="1127760"/>
+                    </a:xfrm>
+                    <a:prstGeom prst="rect">
+                      <a:avLst/>
+                    </a:prstGeom>
+                    <a:noFill/>
+                    <a:ln>
+                      <a:noFill/>
+                    </a:ln>
+                  </pic:spPr>
+                </pic:pic>
+              </a:graphicData>
+            </a:graphic>
+          </wp:inline>
+        </w:drawing>
+      </w:r>
+    </w:p>
+    <w:p>
+      <w:pPr>
+        <w:rPr>
+          <w:rFonts w:cstheme="minorHAnsi"/>
+          <w:b/>
+          <w:bCs/>
+          <w:sz w:val="24"/>
+          <w:szCs w:val="24"/>
+        </w:rPr>
+      </w:pPr>
+    </w:p>
+    <w:p>
+      <w:pPr>
+        <w:rPr>
+          <w:rFonts w:cstheme="minorHAnsi"/>
+          <w:b/>
+          <w:bCs/>
+          <w:sz w:val="24"/>
+          <w:szCs w:val="24"/>
+        </w:rPr>
+      </w:pPr>
+      <w:r>
+        <w:rPr>
+          <w:rFonts w:cstheme="minorHAnsi"/>
+          <w:b/>
+          <w:bCs/>
+          <w:sz w:val="24"/>
+          <w:szCs w:val="24"/>
+        </w:rPr>
+        <w:t>While , Do-While Döngüleri</w:t>
+      </w:r>
+    </w:p>
+    <w:p>
+      <w:pPr>
+        <w:pStyle w:val="ListeParagraf"/>
+        <w:numPr>
+          <w:ilvl w:val="0"/>
+          <w:numId w:val="3"/>
+        </w:numPr>
+        <w:jc w:val="both"/>
+        <w:rPr>
+          <w:rFonts w:cstheme="minorHAnsi"/>
+          <w:sz w:val="24"/>
+          <w:szCs w:val="24"/>
+        </w:rPr>
+      </w:pPr>
+      <w:r>
+        <w:rPr>
+          <w:rFonts w:cstheme="minorHAnsi"/>
+          <w:sz w:val="24"/>
+          <w:szCs w:val="24"/>
+        </w:rPr>
+        <w:t xml:space="preserve">Bu döngüler genelde ne kadar tekrar edeceğini bilmediğimiz </w:t>
+      </w:r>
+      <w:r>
+        <w:rPr>
+          <w:rFonts w:cstheme="minorHAnsi"/>
+          <w:sz w:val="24"/>
+          <w:szCs w:val="24"/>
+        </w:rPr>
+        <w:t xml:space="preserve">durumlarda </w:t>
+      </w:r>
+      <w:r>
+        <w:rPr>
+          <w:rFonts w:cstheme="minorHAnsi"/>
+          <w:sz w:val="24"/>
+          <w:szCs w:val="24"/>
+        </w:rPr>
+        <w:t>yada bir kontrol değişkeni True/False olmasını istediğimiz durumlarda kullanılır. Do-While’ ın while’ den farkı önce kod çalışır daha sonra şarta bakılır. While’ de ise önce şarta bakılır daha sonra kod çalıştırılır.</w:t>
+      </w:r>
+    </w:p>
+    <w:p>
+      <w:pPr>
+        <w:jc w:val="center"/>
+        <w:rPr>
+          <w:rFonts w:cstheme="minorHAnsi"/>
+          <w:sz w:val="24"/>
+          <w:szCs w:val="24"/>
+        </w:rPr>
+      </w:pPr>
+      <w:r>
+        <w:rPr>
+          <w:rFonts w:cstheme="minorHAnsi"/>
+          <w:noProof/>
+          <w:sz w:val="24"/>
+          <w:szCs w:val="24"/>
+        </w:rPr>
+        <w:drawing>
+          <wp:inline distT="0" distB="0" distL="0" distR="0" wp14:anchorId="75BA1D77" wp14:editId="242DA79B">
+            <wp:extent cx="1767840" cy="2560320"/>
+            <wp:effectExtent l="0" t="0" r="3810" b="0"/>
+            <wp:docPr id="10" name="Resim 10"/>
+            <wp:cNvGraphicFramePr>
+              <a:graphicFrameLocks xmlns:a="http://schemas.openxmlformats.org/drawingml/2006/main" noChangeAspect="1"/>
+            </wp:cNvGraphicFramePr>
+            <a:graphic xmlns:a="http://schemas.openxmlformats.org/drawingml/2006/main">
+              <a:graphicData uri="http://schemas.openxmlformats.org/drawingml/2006/picture">
+                <pic:pic xmlns:pic="http://schemas.openxmlformats.org/drawingml/2006/picture">
+                  <pic:nvPicPr>
+                    <pic:cNvPr id="0" name="Picture 10"/>
+                    <pic:cNvPicPr>
+                      <a:picLocks noChangeAspect="1" noChangeArrowheads="1"/>
+                    </pic:cNvPicPr>
+                  </pic:nvPicPr>
+                  <pic:blipFill>
+                    <a:blip r:embed="rId14">
+                      <a:extLst>
+                        <a:ext uri="{28A0092B-C50C-407E-A947-70E740481C1C}">
+                          <a14:useLocalDpi xmlns:a14="http://schemas.microsoft.com/office/drawing/2010/main" val="0"/>
+                        </a:ext>
+                      </a:extLst>
+                    </a:blip>
+                    <a:srcRect/>
+                    <a:stretch>
+                      <a:fillRect/>
+                    </a:stretch>
+                  </pic:blipFill>
+                  <pic:spPr bwMode="auto">
+                    <a:xfrm>
+                      <a:off x="0" y="0"/>
+                      <a:ext cx="1767840" cy="2560320"/>
+                    </a:xfrm>
+                    <a:prstGeom prst="rect">
+                      <a:avLst/>
+                    </a:prstGeom>
+                    <a:noFill/>
+                    <a:ln>
+                      <a:noFill/>
+                    </a:ln>
+                  </pic:spPr>
+                </pic:pic>
+              </a:graphicData>
+            </a:graphic>
+          </wp:inline>
+        </w:drawing>
+      </w:r>
+    </w:p>
+    <w:p>
+      <w:pPr>
+        <w:rPr>
+          <w:rFonts w:cstheme="minorHAnsi"/>
+          <w:b/>
+          <w:bCs/>
+          <w:sz w:val="24"/>
+          <w:szCs w:val="24"/>
+        </w:rPr>
+      </w:pPr>
+      <w:r>
+        <w:rPr>
+          <w:rFonts w:cstheme="minorHAnsi"/>
+          <w:b/>
+          <w:bCs/>
+          <w:sz w:val="24"/>
+          <w:szCs w:val="24"/>
+        </w:rPr>
+        <w:t>Kullanıcıdan Veri Alma</w:t>
+      </w:r>
+    </w:p>
+    <w:p>
+      <w:pPr>
+        <w:pStyle w:val="ListeParagraf"/>
+        <w:numPr>
+          <w:ilvl w:val="0"/>
+          <w:numId w:val="3"/>
+        </w:numPr>
+        <w:jc w:val="both"/>
+        <w:rPr>
+          <w:rFonts w:cstheme="minorHAnsi"/>
+          <w:sz w:val="24"/>
+          <w:szCs w:val="24"/>
+        </w:rPr>
+      </w:pPr>
+      <w:r>
+        <w:rPr>
+          <w:rFonts w:cstheme="minorHAnsi"/>
+          <w:sz w:val="24"/>
+          <w:szCs w:val="24"/>
+        </w:rPr>
+        <w:t>Kullanıcıdan veri almak için “dart:io” kütüphanesi kullanılır</w:t>
+      </w:r>
+      <w:r>
+        <w:rPr>
+          <w:rFonts w:cstheme="minorHAnsi"/>
+          <w:sz w:val="24"/>
+          <w:szCs w:val="24"/>
+          <w:highlight w:val="yellow"/>
+        </w:rPr>
+        <w:t xml:space="preserve">. </w:t>
+      </w:r>
+      <m:oMath>
+        <m:r>
+          <w:rPr>
+            <w:rFonts w:ascii="Cambria Math" w:hAnsi="Cambria Math" w:cstheme="minorHAnsi"/>
+            <w:sz w:val="24"/>
+            <w:szCs w:val="24"/>
+            <w:highlight w:val="yellow"/>
+          </w:rPr>
+          <m:t>stdin.readLineSync()</m:t>
+        </m:r>
+      </m:oMath>
+      <w:r>
+        <w:rPr>
+          <w:rFonts w:eastAsiaTheme="minorEastAsia" w:cstheme="minorHAnsi"/>
+          <w:sz w:val="24"/>
+          <w:szCs w:val="24"/>
+        </w:rPr>
+        <w:t xml:space="preserve"> komutu ile kullanıcıdan veri istenir. Bu komut sadece String ifadeleri içinde tutar.</w:t>
+      </w:r>
+    </w:p>
+    <w:p>
+      <w:pPr>
+        <w:pStyle w:val="ListeParagraf"/>
+        <w:numPr>
+          <w:ilvl w:val="0"/>
+          <w:numId w:val="3"/>
+        </w:numPr>
+        <w:jc w:val="both"/>
+        <w:rPr>
+          <w:rFonts w:cstheme="minorHAnsi"/>
+          <w:sz w:val="24"/>
+          <w:szCs w:val="24"/>
+        </w:rPr>
+      </w:pPr>
+      <w:r>
+        <w:rPr>
+          <w:rFonts w:eastAsiaTheme="minorEastAsia" w:cstheme="minorHAnsi"/>
+          <w:sz w:val="24"/>
+          <w:szCs w:val="24"/>
+        </w:rPr>
+        <w:t>Bu komut String ifadeleri sakladığı için kullanıcı int bir değer girdiğinde yine hata alırız</w:t>
+      </w:r>
+      <w:r>
+        <w:rPr>
+          <w:rFonts w:eastAsiaTheme="minorEastAsia" w:cstheme="minorHAnsi"/>
+          <w:sz w:val="24"/>
+          <w:szCs w:val="24"/>
+        </w:rPr>
+        <w:t xml:space="preserve">. Bunun için ise tüm String ifadeleri int değere dönüştüren </w:t>
+      </w:r>
+      <m:oMath>
+        <m:r>
+          <w:rPr>
+            <w:rFonts w:ascii="Cambria Math" w:eastAsiaTheme="minorEastAsia" w:hAnsi="Cambria Math" w:cstheme="minorHAnsi"/>
+            <w:sz w:val="24"/>
+            <w:szCs w:val="24"/>
+            <w:highlight w:val="yellow"/>
+          </w:rPr>
+          <m:t>int.parse()</m:t>
+        </m:r>
+      </m:oMath>
+      <w:r>
+        <w:rPr>
+          <w:rFonts w:eastAsiaTheme="minorEastAsia" w:cstheme="minorHAnsi"/>
+          <w:sz w:val="24"/>
+          <w:szCs w:val="24"/>
+        </w:rPr>
+        <w:t xml:space="preserve"> fonksiyonu ile yaparız. Bu fonksiyonun parantezleri içine dönüştürülmek istenen String ifade girilerek girilen ifade int’ e dönüştürülür.</w:t>
+      </w:r>
+    </w:p>
+    <w:p>
+      <w:pPr>
+        <w:pStyle w:val="ListeParagraf"/>
+        <w:numPr>
+          <w:ilvl w:val="0"/>
+          <w:numId w:val="3"/>
+        </w:numPr>
+        <w:jc w:val="both"/>
+        <w:rPr>
+          <w:rFonts w:cstheme="minorHAnsi"/>
+          <w:sz w:val="24"/>
+          <w:szCs w:val="24"/>
+        </w:rPr>
+      </w:pPr>
+      <w:r>
+        <w:rPr>
+          <w:rFonts w:eastAsiaTheme="minorEastAsia" w:cstheme="minorHAnsi"/>
+          <w:sz w:val="24"/>
+          <w:szCs w:val="24"/>
+        </w:rPr>
+        <w:t xml:space="preserve">Fakat kodu bu halde bırakırsak yine hata alırız. Çünkü kullanıcı bir değer girmeyebilir ve bu null değer demektir. Bu nedenle “!” sembolünü kullanarak “Buraya bir değer </w:t>
+      </w:r>
+      <w:r>
+        <w:rPr>
+          <w:rFonts w:eastAsiaTheme="minorEastAsia" w:cstheme="minorHAnsi"/>
+          <w:sz w:val="24"/>
+          <w:szCs w:val="24"/>
+        </w:rPr>
+        <w:lastRenderedPageBreak/>
+        <w:t>gelecek</w:t>
+      </w:r>
+      <w:r>
+        <w:rPr>
+          <w:rFonts w:eastAsiaTheme="minorEastAsia" w:cstheme="minorHAnsi"/>
+          <w:sz w:val="24"/>
+          <w:szCs w:val="24"/>
+        </w:rPr>
+        <w:t xml:space="preserve"> herhangi bir sorun yok.</w:t>
+      </w:r>
+      <w:r>
+        <w:rPr>
+          <w:rFonts w:eastAsiaTheme="minorEastAsia" w:cstheme="minorHAnsi"/>
+          <w:sz w:val="24"/>
+          <w:szCs w:val="24"/>
+        </w:rPr>
+        <w:t>”</w:t>
+      </w:r>
+      <w:r>
+        <w:rPr>
+          <w:rFonts w:eastAsiaTheme="minorEastAsia" w:cstheme="minorHAnsi"/>
+          <w:sz w:val="24"/>
+          <w:szCs w:val="24"/>
+        </w:rPr>
+        <w:t xml:space="preserve"> demiş oluruz. “?” null değer alsa da bir sorun olmaz demek iken “!” null değer gelmeyeceğinin garantisini verir. Fakat mesuliyet kullanıcıya aittir. Kullanıcı bir değer girmediğinde yine null değer alınır ve kod hata verir.</w:t>
+      </w:r>
+    </w:p>
+    <w:p>
+      <w:pPr>
+        <w:pStyle w:val="ListeParagraf"/>
+        <w:numPr>
+          <w:ilvl w:val="0"/>
+          <w:numId w:val="3"/>
+        </w:numPr>
+        <w:jc w:val="both"/>
+        <w:rPr>
+          <w:rFonts w:cstheme="minorHAnsi"/>
+          <w:sz w:val="24"/>
+          <w:szCs w:val="24"/>
+        </w:rPr>
+      </w:pPr>
+      <w:r>
+        <w:rPr>
+          <w:rFonts w:eastAsiaTheme="minorEastAsia" w:cstheme="minorHAnsi"/>
+          <w:sz w:val="24"/>
+          <w:szCs w:val="24"/>
+        </w:rPr>
+        <w:t>Parse fonksiyonu double ile de kullanılabilir.</w:t>
+      </w:r>
+    </w:p>
+    <w:p>
+      <w:pPr>
+        <w:jc w:val="center"/>
+        <w:rPr>
+          <w:rFonts w:cstheme="minorHAnsi"/>
+          <w:sz w:val="24"/>
+          <w:szCs w:val="24"/>
+        </w:rPr>
+      </w:pPr>
+      <w:r>
+        <w:rPr>
+          <w:rFonts w:cstheme="minorHAnsi"/>
+          <w:noProof/>
+          <w:sz w:val="24"/>
+          <w:szCs w:val="24"/>
+        </w:rPr>
+        <w:drawing>
+          <wp:inline distT="0" distB="0" distL="0" distR="0" wp14:anchorId="31BD0477" wp14:editId="1401C238">
+            <wp:extent cx="5760720" cy="1828800"/>
+            <wp:effectExtent l="0" t="0" r="0" b="0"/>
+            <wp:docPr id="11" name="Resim 11"/>
+            <wp:cNvGraphicFramePr>
+              <a:graphicFrameLocks xmlns:a="http://schemas.openxmlformats.org/drawingml/2006/main" noChangeAspect="1"/>
+            </wp:cNvGraphicFramePr>
+            <a:graphic xmlns:a="http://schemas.openxmlformats.org/drawingml/2006/main">
+              <a:graphicData uri="http://schemas.openxmlformats.org/drawingml/2006/picture">
+                <pic:pic xmlns:pic="http://schemas.openxmlformats.org/drawingml/2006/picture">
+                  <pic:nvPicPr>
+                    <pic:cNvPr id="0" name="Picture 11"/>
+                    <pic:cNvPicPr>
+                      <a:picLocks noChangeAspect="1" noChangeArrowheads="1"/>
+                    </pic:cNvPicPr>
+                  </pic:nvPicPr>
+                  <pic:blipFill>
+                    <a:blip r:embed="rId15">
+                      <a:extLst>
+                        <a:ext uri="{28A0092B-C50C-407E-A947-70E740481C1C}">
+                          <a14:useLocalDpi xmlns:a14="http://schemas.microsoft.com/office/drawing/2010/main" val="0"/>
+                        </a:ext>
+                      </a:extLst>
+                    </a:blip>
+                    <a:srcRect/>
+                    <a:stretch>
+                      <a:fillRect/>
+                    </a:stretch>
+                  </pic:blipFill>
+                  <pic:spPr bwMode="auto">
+                    <a:xfrm>
+                      <a:off x="0" y="0"/>
+                      <a:ext cx="5760720" cy="1828800"/>
+                    </a:xfrm>
+                    <a:prstGeom prst="rect">
+                      <a:avLst/>
+                    </a:prstGeom>
+                    <a:noFill/>
+                    <a:ln>
+                      <a:noFill/>
+                    </a:ln>
+                  </pic:spPr>
+                </pic:pic>
+              </a:graphicData>
+            </a:graphic>
+          </wp:inline>
+        </w:drawing>
+      </w:r>
+    </w:p>
+    <w:p>
+      <w:pPr>
+        <w:rPr>
+          <w:rFonts w:cstheme="minorHAnsi"/>
+          <w:b/>
+          <w:bCs/>
+          <w:sz w:val="24"/>
+          <w:szCs w:val="24"/>
+        </w:rPr>
+      </w:pPr>
+    </w:p>
+    <w:p>
+      <w:pPr>
+        <w:rPr>
+          <w:rFonts w:cstheme="minorHAnsi"/>
+          <w:b/>
+          <w:bCs/>
+          <w:sz w:val="24"/>
+          <w:szCs w:val="24"/>
+        </w:rPr>
+      </w:pPr>
+      <w:r>
+        <w:rPr>
+          <w:rFonts w:cstheme="minorHAnsi"/>
+          <w:b/>
+          <w:bCs/>
+          <w:sz w:val="24"/>
+          <w:szCs w:val="24"/>
+        </w:rPr>
+        <w:t>Fonksiyonlar</w:t>
+      </w:r>
+    </w:p>
+    <w:p>
+      <w:pPr>
+        <w:pStyle w:val="ListeParagraf"/>
+        <w:numPr>
+          <w:ilvl w:val="0"/>
+          <w:numId w:val="4"/>
+        </w:numPr>
+        <w:rPr>
+          <w:rFonts w:cstheme="minorHAnsi"/>
+          <w:sz w:val="24"/>
+          <w:szCs w:val="24"/>
+        </w:rPr>
+      </w:pPr>
+      <w:r>
+        <w:rPr>
+          <w:rFonts w:cstheme="minorHAnsi"/>
+          <w:sz w:val="24"/>
+          <w:szCs w:val="24"/>
+        </w:rPr>
+        <w:t>Fonksiyonlar değer döndüren, değer döndürmeyen, değişken alan ve değişken almayan olarak ayrılırlar.</w:t>
+      </w:r>
+    </w:p>
+    <w:p>
+      <w:pPr>
+        <w:pStyle w:val="ListeParagraf"/>
+        <w:numPr>
+          <w:ilvl w:val="0"/>
+          <w:numId w:val="4"/>
+        </w:numPr>
+        <w:rPr>
+          <w:rFonts w:cstheme="minorHAnsi"/>
+          <w:sz w:val="24"/>
+          <w:szCs w:val="24"/>
+        </w:rPr>
+      </w:pPr>
+      <w:r>
+        <w:rPr>
+          <w:rFonts w:cstheme="minorHAnsi"/>
+          <w:sz w:val="24"/>
+          <w:szCs w:val="24"/>
+        </w:rPr>
+        <w:t>Fonksiyonların da değişken tipleri vardır. Değer döndüren fonksiyonlar int, String, double, bool gibi değişken tiplerine sahipken değişken olarak var da kullanılabilir. Değer döndürmeyen fonksiyonlar ise genelde void ile tanımlanırlar.</w:t>
+      </w:r>
+      <w:r>
+        <w:rPr>
+          <w:rFonts w:cstheme="minorHAnsi"/>
+          <w:sz w:val="24"/>
+          <w:szCs w:val="24"/>
+        </w:rPr>
+        <w:t xml:space="preserve"> </w:t>
+      </w:r>
+    </w:p>
+    <w:p>
+      <w:pPr>
+        <w:jc w:val="center"/>
+        <w:rPr>
+          <w:rFonts w:cstheme="minorHAnsi"/>
+          <w:sz w:val="24"/>
+          <w:szCs w:val="24"/>
+        </w:rPr>
+      </w:pPr>
+      <w:r>
+        <w:rPr>
+          <w:rFonts w:cstheme="minorHAnsi"/>
+          <w:noProof/>
+          <w:sz w:val="24"/>
+          <w:szCs w:val="24"/>
+        </w:rPr>
+        <w:drawing>
+          <wp:inline distT="0" distB="0" distL="0" distR="0" wp14:anchorId="0B71B656" wp14:editId="243AB49E">
+            <wp:extent cx="3223260" cy="2956560"/>
+            <wp:effectExtent l="0" t="0" r="0" b="0"/>
+            <wp:docPr id="12" name="Resim 12"/>
+            <wp:cNvGraphicFramePr>
+              <a:graphicFrameLocks xmlns:a="http://schemas.openxmlformats.org/drawingml/2006/main" noChangeAspect="1"/>
+            </wp:cNvGraphicFramePr>
+            <a:graphic xmlns:a="http://schemas.openxmlformats.org/drawingml/2006/main">
+              <a:graphicData uri="http://schemas.openxmlformats.org/drawingml/2006/picture">
+                <pic:pic xmlns:pic="http://schemas.openxmlformats.org/drawingml/2006/picture">
+                  <pic:nvPicPr>
+                    <pic:cNvPr id="0" name="Picture 12"/>
+                    <pic:cNvPicPr>
+                      <a:picLocks noChangeAspect="1" noChangeArrowheads="1"/>
+                    </pic:cNvPicPr>
+                  </pic:nvPicPr>
+                  <pic:blipFill>
+                    <a:blip r:embed="rId16">
+                      <a:extLst>
+                        <a:ext uri="{28A0092B-C50C-407E-A947-70E740481C1C}">
+                          <a14:useLocalDpi xmlns:a14="http://schemas.microsoft.com/office/drawing/2010/main" val="0"/>
+                        </a:ext>
+                      </a:extLst>
+                    </a:blip>
+                    <a:srcRect/>
+                    <a:stretch>
+                      <a:fillRect/>
+                    </a:stretch>
+                  </pic:blipFill>
+                  <pic:spPr bwMode="auto">
+                    <a:xfrm>
+                      <a:off x="0" y="0"/>
+                      <a:ext cx="3223260" cy="2956560"/>
+                    </a:xfrm>
+                    <a:prstGeom prst="rect">
+                      <a:avLst/>
+                    </a:prstGeom>
+                    <a:noFill/>
+                    <a:ln>
+                      <a:noFill/>
+                    </a:ln>
+                  </pic:spPr>
+                </pic:pic>
+              </a:graphicData>
+            </a:graphic>
+          </wp:inline>
+        </w:drawing>
+      </w:r>
+    </w:p>
+    <w:p>
+      <w:pPr>
+        <w:pStyle w:val="ListeParagraf"/>
+        <w:numPr>
+          <w:ilvl w:val="0"/>
+          <w:numId w:val="5"/>
+        </w:numPr>
+        <w:rPr>
+          <w:rFonts w:cstheme="minorHAnsi"/>
+          <w:sz w:val="24"/>
+          <w:szCs w:val="24"/>
+        </w:rPr>
+      </w:pPr>
+      <w:r>
+        <w:rPr>
+          <w:rFonts w:cstheme="minorHAnsi"/>
+          <w:sz w:val="24"/>
+          <w:szCs w:val="24"/>
+        </w:rPr>
+        <w:t>Yukarıdaki örnekte görüldüğü gibi bir fonksiyon parametre alabilirken aynı zamanda parametreler fonksiyon içerisinde değişken olarak da tanımlanabilir. Bu fonksiyonları kullanabilmek için daha sonra main içerisinde çağırmamız gerekir.</w:t>
+      </w:r>
+    </w:p>
+    <w:p>
+      <w:pPr>
+        <w:jc w:val="center"/>
+        <w:rPr>
+          <w:rFonts w:cstheme="minorHAnsi"/>
+          <w:sz w:val="24"/>
+          <w:szCs w:val="24"/>
+        </w:rPr>
+      </w:pPr>
+      <w:r>
+        <w:rPr>
+          <w:rFonts w:cstheme="minorHAnsi"/>
+          <w:noProof/>
+          <w:sz w:val="24"/>
+          <w:szCs w:val="24"/>
+        </w:rPr>
+        <w:lastRenderedPageBreak/>
+        <w:drawing>
+          <wp:inline distT="0" distB="0" distL="0" distR="0" wp14:anchorId="79E8993B" wp14:editId="6C8D9CE0">
+            <wp:extent cx="2545080" cy="2042160"/>
+            <wp:effectExtent l="0" t="0" r="7620" b="0"/>
+            <wp:docPr id="13" name="Resim 13"/>
+            <wp:cNvGraphicFramePr>
+              <a:graphicFrameLocks xmlns:a="http://schemas.openxmlformats.org/drawingml/2006/main" noChangeAspect="1"/>
+            </wp:cNvGraphicFramePr>
+            <a:graphic xmlns:a="http://schemas.openxmlformats.org/drawingml/2006/main">
+              <a:graphicData uri="http://schemas.openxmlformats.org/drawingml/2006/picture">
+                <pic:pic xmlns:pic="http://schemas.openxmlformats.org/drawingml/2006/picture">
+                  <pic:nvPicPr>
+                    <pic:cNvPr id="0" name="Picture 13"/>
+                    <pic:cNvPicPr>
+                      <a:picLocks noChangeAspect="1" noChangeArrowheads="1"/>
+                    </pic:cNvPicPr>
+                  </pic:nvPicPr>
+                  <pic:blipFill>
+                    <a:blip r:embed="rId17">
+                      <a:extLst>
+                        <a:ext uri="{28A0092B-C50C-407E-A947-70E740481C1C}">
+                          <a14:useLocalDpi xmlns:a14="http://schemas.microsoft.com/office/drawing/2010/main" val="0"/>
+                        </a:ext>
+                      </a:extLst>
+                    </a:blip>
+                    <a:srcRect/>
+                    <a:stretch>
+                      <a:fillRect/>
+                    </a:stretch>
+                  </pic:blipFill>
+                  <pic:spPr bwMode="auto">
+                    <a:xfrm>
+                      <a:off x="0" y="0"/>
+                      <a:ext cx="2545080" cy="2042160"/>
+                    </a:xfrm>
+                    <a:prstGeom prst="rect">
+                      <a:avLst/>
+                    </a:prstGeom>
+                    <a:noFill/>
+                    <a:ln>
+                      <a:noFill/>
+                    </a:ln>
+                  </pic:spPr>
+                </pic:pic>
+              </a:graphicData>
+            </a:graphic>
+          </wp:inline>
+        </w:drawing>
+      </w:r>
+    </w:p>
+    <w:p>
+      <w:pPr>
+        <w:pStyle w:val="ListeParagraf"/>
+        <w:numPr>
+          <w:ilvl w:val="0"/>
+          <w:numId w:val="5"/>
+        </w:numPr>
+        <w:jc w:val="both"/>
+        <w:rPr>
+          <w:rFonts w:cstheme="minorHAnsi"/>
+          <w:sz w:val="24"/>
+          <w:szCs w:val="24"/>
+        </w:rPr>
+      </w:pPr>
+      <w:r>
+        <w:rPr>
+          <w:rFonts w:cstheme="minorHAnsi"/>
+          <w:sz w:val="24"/>
+          <w:szCs w:val="24"/>
+        </w:rPr>
+        <w:t>Tek satırlık bir kod yazmak istersek return yada “{}” ifadeleri ile kodu daha da kabartmak yerine daha kısa ve sade gözüken “</w:t>
+      </w:r>
+      <w:r>
+        <w:rPr>
+          <w:rFonts w:cstheme="minorHAnsi"/>
+          <w:sz w:val="24"/>
+          <w:szCs w:val="24"/>
+          <w:highlight w:val="yellow"/>
+        </w:rPr>
+        <w:t>Fat Arrow</w:t>
+      </w:r>
+      <w:r>
+        <w:rPr>
+          <w:rFonts w:cstheme="minorHAnsi"/>
+          <w:sz w:val="24"/>
+          <w:szCs w:val="24"/>
+          <w:highlight w:val="yellow"/>
+        </w:rPr>
+        <w:t xml:space="preserve"> (=&gt;)</w:t>
+      </w:r>
+      <w:r>
+        <w:rPr>
+          <w:rFonts w:cstheme="minorHAnsi"/>
+          <w:sz w:val="24"/>
+          <w:szCs w:val="24"/>
+        </w:rPr>
+        <w:t>” yöntemini kullanırız.</w:t>
+      </w:r>
+    </w:p>
+    <w:p>
+      <w:pPr>
+        <w:jc w:val="center"/>
+        <w:rPr>
+          <w:rFonts w:cstheme="minorHAnsi"/>
+          <w:sz w:val="24"/>
+          <w:szCs w:val="24"/>
+        </w:rPr>
+      </w:pPr>
+      <w:r>
+        <w:rPr>
+          <w:rFonts w:cstheme="minorHAnsi"/>
+          <w:noProof/>
+          <w:sz w:val="24"/>
+          <w:szCs w:val="24"/>
+        </w:rPr>
+        <w:drawing>
+          <wp:inline distT="0" distB="0" distL="0" distR="0" wp14:anchorId="7E4FF235" wp14:editId="069E901C">
+            <wp:extent cx="5760720" cy="182880"/>
+            <wp:effectExtent l="0" t="0" r="0" b="7620"/>
+            <wp:docPr id="14" name="Resim 14"/>
+            <wp:cNvGraphicFramePr>
+              <a:graphicFrameLocks xmlns:a="http://schemas.openxmlformats.org/drawingml/2006/main" noChangeAspect="1"/>
+            </wp:cNvGraphicFramePr>
+            <a:graphic xmlns:a="http://schemas.openxmlformats.org/drawingml/2006/main">
+              <a:graphicData uri="http://schemas.openxmlformats.org/drawingml/2006/picture">
+                <pic:pic xmlns:pic="http://schemas.openxmlformats.org/drawingml/2006/picture">
+                  <pic:nvPicPr>
+                    <pic:cNvPr id="0" name="Picture 14"/>
+                    <pic:cNvPicPr>
+                      <a:picLocks noChangeAspect="1" noChangeArrowheads="1"/>
+                    </pic:cNvPicPr>
+                  </pic:nvPicPr>
+                  <pic:blipFill>
+                    <a:blip r:embed="rId18">
+                      <a:extLst>
+                        <a:ext uri="{28A0092B-C50C-407E-A947-70E740481C1C}">
+                          <a14:useLocalDpi xmlns:a14="http://schemas.microsoft.com/office/drawing/2010/main" val="0"/>
+                        </a:ext>
+                      </a:extLst>
+                    </a:blip>
+                    <a:srcRect/>
+                    <a:stretch>
+                      <a:fillRect/>
+                    </a:stretch>
+                  </pic:blipFill>
+                  <pic:spPr bwMode="auto">
+                    <a:xfrm>
+                      <a:off x="0" y="0"/>
+                      <a:ext cx="5760720" cy="182880"/>
+                    </a:xfrm>
+                    <a:prstGeom prst="rect">
+                      <a:avLst/>
+                    </a:prstGeom>
+                    <a:noFill/>
+                    <a:ln>
+                      <a:noFill/>
+                    </a:ln>
+                  </pic:spPr>
+                </pic:pic>
+              </a:graphicData>
+            </a:graphic>
+          </wp:inline>
+        </w:drawing>
+      </w:r>
+    </w:p>
+    <w:p>
+      <w:pPr>
+        <w:pStyle w:val="ListeParagraf"/>
+        <w:numPr>
+          <w:ilvl w:val="0"/>
+          <w:numId w:val="5"/>
+        </w:numPr>
+        <w:jc w:val="both"/>
+        <w:rPr>
+          <w:rFonts w:cstheme="minorHAnsi"/>
+          <w:sz w:val="24"/>
+          <w:szCs w:val="24"/>
+        </w:rPr>
+      </w:pPr>
+      <w:r>
+        <w:rPr>
+          <w:rFonts w:cstheme="minorHAnsi"/>
+          <w:sz w:val="24"/>
+          <w:szCs w:val="24"/>
+        </w:rPr>
+        <w:t>Bir fonksiyonun değişken tipi int, double, String, bool olarak belirtildiyse bu fonksiyon değer döndürmek zorundadır. Yani bir return ifadesi barındırması gerekir.</w:t>
+      </w:r>
+    </w:p>
+    <w:p>
+      <w:pPr>
+        <w:pStyle w:val="ListeParagraf"/>
+        <w:numPr>
+          <w:ilvl w:val="0"/>
+          <w:numId w:val="5"/>
+        </w:numPr>
+        <w:jc w:val="both"/>
+        <w:rPr>
+          <w:rFonts w:cstheme="minorHAnsi"/>
+          <w:sz w:val="24"/>
+          <w:szCs w:val="24"/>
+        </w:rPr>
+      </w:pPr>
+      <w:r>
+        <w:rPr>
+          <w:rFonts w:cstheme="minorHAnsi"/>
+          <w:sz w:val="24"/>
+          <w:szCs w:val="24"/>
+        </w:rPr>
+        <w:t>Fonksiyon alan bir parametrede kullanıcı tüm parametreleri girmek istemeyebilir. Girilmek istenmeyen parametreleri “[]” içerisine alarak bu parametrelerin girilmesini opsiyonel hale getirebiliriz. Fakat yapılacak işlem matematiksel bir işlem ise ve kullanıcı bir değer girmezse “?” yöntemini kullanmamız bir işe yaramaz çünkü girilmeyen parametreyi yine null ifade olarak kabul eder ve program hata verir. Bu nedenle en sağlıklı yöntem parametrelere default değer vermek daha mantıklıdır.</w:t>
+      </w:r>
+    </w:p>
+    <w:p>
+      <w:pPr>
+        <w:jc w:val="center"/>
+        <w:rPr>
+          <w:rFonts w:cstheme="minorHAnsi"/>
+          <w:sz w:val="24"/>
+          <w:szCs w:val="24"/>
+        </w:rPr>
+      </w:pPr>
+      <w:r>
+        <w:rPr>
+          <w:rFonts w:cstheme="minorHAnsi"/>
+          <w:noProof/>
+          <w:sz w:val="24"/>
+          <w:szCs w:val="24"/>
+        </w:rPr>
+        <w:drawing>
+          <wp:inline distT="0" distB="0" distL="0" distR="0" wp14:anchorId="632FFA19" wp14:editId="4F9069D4">
+            <wp:extent cx="5753100" cy="327660"/>
+            <wp:effectExtent l="0" t="0" r="0" b="0"/>
+            <wp:docPr id="15" name="Resim 15"/>
+            <wp:cNvGraphicFramePr>
+              <a:graphicFrameLocks xmlns:a="http://schemas.openxmlformats.org/drawingml/2006/main" noChangeAspect="1"/>
+            </wp:cNvGraphicFramePr>
+            <a:graphic xmlns:a="http://schemas.openxmlformats.org/drawingml/2006/main">
+              <a:graphicData uri="http://schemas.openxmlformats.org/drawingml/2006/picture">
+                <pic:pic xmlns:pic="http://schemas.openxmlformats.org/drawingml/2006/picture">
+                  <pic:nvPicPr>
+                    <pic:cNvPr id="0" name="Picture 15"/>
+                    <pic:cNvPicPr>
+                      <a:picLocks noChangeAspect="1" noChangeArrowheads="1"/>
+                    </pic:cNvPicPr>
+                  </pic:nvPicPr>
+                  <pic:blipFill>
+                    <a:blip r:embed="rId19">
+                      <a:extLst>
+                        <a:ext uri="{28A0092B-C50C-407E-A947-70E740481C1C}">
+                          <a14:useLocalDpi xmlns:a14="http://schemas.microsoft.com/office/drawing/2010/main" val="0"/>
+                        </a:ext>
+                      </a:extLst>
+                    </a:blip>
+                    <a:srcRect/>
+                    <a:stretch>
+                      <a:fillRect/>
+                    </a:stretch>
+                  </pic:blipFill>
+                  <pic:spPr bwMode="auto">
+                    <a:xfrm>
+                      <a:off x="0" y="0"/>
+                      <a:ext cx="5753100" cy="327660"/>
+                    </a:xfrm>
+                    <a:prstGeom prst="rect">
+                      <a:avLst/>
+                    </a:prstGeom>
+                    <a:noFill/>
+                    <a:ln>
+                      <a:noFill/>
+                    </a:ln>
+                  </pic:spPr>
+                </pic:pic>
+              </a:graphicData>
+            </a:graphic>
+          </wp:inline>
+        </w:drawing>
+      </w:r>
+    </w:p>
+    <w:p>
+      <w:pPr>
+        <w:pStyle w:val="ListeParagraf"/>
+        <w:numPr>
+          <w:ilvl w:val="0"/>
+          <w:numId w:val="12"/>
+        </w:numPr>
+        <w:ind w:left="708"/>
+        <w:rPr>
+          <w:rFonts w:cstheme="minorHAnsi"/>
+          <w:sz w:val="24"/>
+          <w:szCs w:val="24"/>
+        </w:rPr>
+      </w:pPr>
+      <w:r>
+        <w:rPr>
+          <w:rFonts w:cstheme="minorHAnsi"/>
+          <w:sz w:val="24"/>
+          <w:szCs w:val="24"/>
+        </w:rPr>
+        <w:t>Fonksiyon main içerisinde aşağıdaki gibi çağırılır.</w:t>
+      </w:r>
+    </w:p>
+    <w:p>
+      <w:pPr>
+        <w:jc w:val="center"/>
+        <w:rPr>
+          <w:rFonts w:cstheme="minorHAnsi"/>
+          <w:sz w:val="24"/>
+          <w:szCs w:val="24"/>
+        </w:rPr>
+      </w:pPr>
+      <w:r>
+        <w:rPr>
+          <w:rFonts w:cstheme="minorHAnsi"/>
+          <w:noProof/>
+          <w:sz w:val="24"/>
+          <w:szCs w:val="24"/>
+        </w:rPr>
+        <w:drawing>
+          <wp:inline distT="0" distB="0" distL="0" distR="0" wp14:anchorId="3ABE8564" wp14:editId="6ED93086">
+            <wp:extent cx="3512820" cy="373380"/>
+            <wp:effectExtent l="0" t="0" r="0" b="7620"/>
+            <wp:docPr id="16" name="Resim 16"/>
+            <wp:cNvGraphicFramePr>
+              <a:graphicFrameLocks xmlns:a="http://schemas.openxmlformats.org/drawingml/2006/main" noChangeAspect="1"/>
+            </wp:cNvGraphicFramePr>
+            <a:graphic xmlns:a="http://schemas.openxmlformats.org/drawingml/2006/main">
+              <a:graphicData uri="http://schemas.openxmlformats.org/drawingml/2006/picture">
+                <pic:pic xmlns:pic="http://schemas.openxmlformats.org/drawingml/2006/picture">
+                  <pic:nvPicPr>
+                    <pic:cNvPr id="0" name="Picture 16"/>
+                    <pic:cNvPicPr>
+                      <a:picLocks noChangeAspect="1" noChangeArrowheads="1"/>
+                    </pic:cNvPicPr>
+                  </pic:nvPicPr>
+                  <pic:blipFill>
+                    <a:blip r:embed="rId20">
+                      <a:extLst>
+                        <a:ext uri="{28A0092B-C50C-407E-A947-70E740481C1C}">
+                          <a14:useLocalDpi xmlns:a14="http://schemas.microsoft.com/office/drawing/2010/main" val="0"/>
+                        </a:ext>
+                      </a:extLst>
+                    </a:blip>
+                    <a:srcRect/>
+                    <a:stretch>
+                      <a:fillRect/>
+                    </a:stretch>
+                  </pic:blipFill>
+                  <pic:spPr bwMode="auto">
+                    <a:xfrm>
+                      <a:off x="0" y="0"/>
+                      <a:ext cx="3512820" cy="373380"/>
+                    </a:xfrm>
+                    <a:prstGeom prst="rect">
+                      <a:avLst/>
+                    </a:prstGeom>
+                    <a:noFill/>
+                    <a:ln>
+                      <a:noFill/>
+                    </a:ln>
+                  </pic:spPr>
+                </pic:pic>
+              </a:graphicData>
+            </a:graphic>
+          </wp:inline>
+        </w:drawing>
+      </w:r>
+    </w:p>
+    <w:p>
+      <w:pPr>
+        <w:pStyle w:val="ListeParagraf"/>
+        <w:numPr>
+          <w:ilvl w:val="0"/>
+          <w:numId w:val="6"/>
+        </w:numPr>
+        <w:jc w:val="both"/>
+        <w:rPr>
+          <w:rFonts w:cstheme="minorHAnsi"/>
+          <w:sz w:val="24"/>
+          <w:szCs w:val="24"/>
+        </w:rPr>
+      </w:pPr>
+      <w:r>
+        <w:rPr>
+          <w:rFonts w:cstheme="minorHAnsi"/>
+          <w:sz w:val="24"/>
+          <w:szCs w:val="24"/>
+        </w:rPr>
+        <w:t>Fonksiyonların parametreleri “{}” arasında yazılırsa hem değerlerin girilmesi opsiyonel olur hem de sırasını kullanıcı belirler.</w:t>
+      </w:r>
+      <w:r>
+        <w:rPr>
+          <w:rFonts w:cstheme="minorHAnsi"/>
+          <w:sz w:val="24"/>
+          <w:szCs w:val="24"/>
+        </w:rPr>
+        <w:t xml:space="preserve"> Null değer kuralı bu işlemde de geçerlidir.</w:t>
+      </w:r>
+    </w:p>
+    <w:p>
+      <w:pPr>
+        <w:jc w:val="center"/>
+        <w:rPr>
+          <w:rFonts w:cstheme="minorHAnsi"/>
+          <w:sz w:val="24"/>
+          <w:szCs w:val="24"/>
+        </w:rPr>
+      </w:pPr>
+      <w:r>
+        <w:rPr>
+          <w:rFonts w:cstheme="minorHAnsi"/>
+          <w:noProof/>
+          <w:sz w:val="24"/>
+          <w:szCs w:val="24"/>
+        </w:rPr>
+        <w:drawing>
+          <wp:inline distT="0" distB="0" distL="0" distR="0" wp14:anchorId="667D9515" wp14:editId="609424D6">
+            <wp:extent cx="5753100" cy="670560"/>
+            <wp:effectExtent l="0" t="0" r="0" b="0"/>
+            <wp:docPr id="17" name="Resim 17"/>
+            <wp:cNvGraphicFramePr>
+              <a:graphicFrameLocks xmlns:a="http://schemas.openxmlformats.org/drawingml/2006/main" noChangeAspect="1"/>
+            </wp:cNvGraphicFramePr>
+            <a:graphic xmlns:a="http://schemas.openxmlformats.org/drawingml/2006/main">
+              <a:graphicData uri="http://schemas.openxmlformats.org/drawingml/2006/picture">
+                <pic:pic xmlns:pic="http://schemas.openxmlformats.org/drawingml/2006/picture">
+                  <pic:nvPicPr>
+                    <pic:cNvPr id="0" name="Picture 17"/>
+                    <pic:cNvPicPr>
+                      <a:picLocks noChangeAspect="1" noChangeArrowheads="1"/>
+                    </pic:cNvPicPr>
+                  </pic:nvPicPr>
+                  <pic:blipFill>
+                    <a:blip r:embed="rId21">
+                      <a:extLst>
+                        <a:ext uri="{28A0092B-C50C-407E-A947-70E740481C1C}">
+                          <a14:useLocalDpi xmlns:a14="http://schemas.microsoft.com/office/drawing/2010/main" val="0"/>
+                        </a:ext>
+                      </a:extLst>
+                    </a:blip>
+                    <a:srcRect/>
+                    <a:stretch>
+                      <a:fillRect/>
+                    </a:stretch>
+                  </pic:blipFill>
+                  <pic:spPr bwMode="auto">
+                    <a:xfrm>
+                      <a:off x="0" y="0"/>
+                      <a:ext cx="5753100" cy="670560"/>
+                    </a:xfrm>
+                    <a:prstGeom prst="rect">
+                      <a:avLst/>
+                    </a:prstGeom>
+                    <a:noFill/>
+                    <a:ln>
+                      <a:noFill/>
+                    </a:ln>
+                  </pic:spPr>
+                </pic:pic>
+              </a:graphicData>
+            </a:graphic>
+          </wp:inline>
+        </w:drawing>
+      </w:r>
+    </w:p>
+    <w:p>
+      <w:pPr>
+        <w:pStyle w:val="ListeParagraf"/>
+        <w:numPr>
+          <w:ilvl w:val="0"/>
+          <w:numId w:val="6"/>
+        </w:numPr>
+        <w:jc w:val="both"/>
+        <w:rPr>
+          <w:rFonts w:cstheme="minorHAnsi"/>
+          <w:sz w:val="24"/>
+          <w:szCs w:val="24"/>
+        </w:rPr>
+      </w:pPr>
+      <w:r>
+        <w:rPr>
+          <w:rFonts w:cstheme="minorHAnsi"/>
+          <w:sz w:val="24"/>
+          <w:szCs w:val="24"/>
+        </w:rPr>
+        <w:t xml:space="preserve">Yukarıda gösterilen örnekte olduğu gibi tüm parametreler opsiyonel olmak zorunda değildir. s4 değişkeni girilmesi zorunlu iken diğer değişkenler opsiyoneldir. </w:t>
+      </w:r>
+      <w:r>
+        <w:rPr>
+          <w:rFonts w:cstheme="minorHAnsi"/>
+          <w:sz w:val="24"/>
+          <w:szCs w:val="24"/>
+        </w:rPr>
+        <w:t>Fonksiyon main içerisinde aşağıdaki gibi çağırılır.</w:t>
+      </w:r>
+    </w:p>
+    <w:p>
+      <w:pPr>
+        <w:jc w:val="center"/>
+        <w:rPr>
+          <w:rFonts w:cstheme="minorHAnsi"/>
+          <w:sz w:val="24"/>
+          <w:szCs w:val="24"/>
+        </w:rPr>
+      </w:pPr>
+      <w:r>
+        <w:rPr>
+          <w:rFonts w:cstheme="minorHAnsi"/>
+          <w:noProof/>
+          <w:sz w:val="24"/>
+          <w:szCs w:val="24"/>
+        </w:rPr>
+        <w:drawing>
+          <wp:inline distT="0" distB="0" distL="0" distR="0" wp14:anchorId="182DD20A" wp14:editId="1048A326">
+            <wp:extent cx="5753100" cy="281940"/>
+            <wp:effectExtent l="0" t="0" r="0" b="3810"/>
+            <wp:docPr id="19" name="Resim 19"/>
+            <wp:cNvGraphicFramePr>
+              <a:graphicFrameLocks xmlns:a="http://schemas.openxmlformats.org/drawingml/2006/main" noChangeAspect="1"/>
+            </wp:cNvGraphicFramePr>
+            <a:graphic xmlns:a="http://schemas.openxmlformats.org/drawingml/2006/main">
+              <a:graphicData uri="http://schemas.openxmlformats.org/drawingml/2006/picture">
+                <pic:pic xmlns:pic="http://schemas.openxmlformats.org/drawingml/2006/picture">
+                  <pic:nvPicPr>
+                    <pic:cNvPr id="0" name="Picture 19"/>
+                    <pic:cNvPicPr>
+                      <a:picLocks noChangeAspect="1" noChangeArrowheads="1"/>
+                    </pic:cNvPicPr>
+                  </pic:nvPicPr>
+                  <pic:blipFill>
+                    <a:blip r:embed="rId22">
+                      <a:extLst>
+                        <a:ext uri="{28A0092B-C50C-407E-A947-70E740481C1C}">
+                          <a14:useLocalDpi xmlns:a14="http://schemas.microsoft.com/office/drawing/2010/main" val="0"/>
+                        </a:ext>
+                      </a:extLst>
+                    </a:blip>
+                    <a:srcRect/>
+                    <a:stretch>
+                      <a:fillRect/>
+                    </a:stretch>
+                  </pic:blipFill>
+                  <pic:spPr bwMode="auto">
+                    <a:xfrm>
+                      <a:off x="0" y="0"/>
+                      <a:ext cx="5753100" cy="281940"/>
+                    </a:xfrm>
+                    <a:prstGeom prst="rect">
+                      <a:avLst/>
+                    </a:prstGeom>
+                    <a:noFill/>
+                    <a:ln>
+                      <a:noFill/>
+                    </a:ln>
+                  </pic:spPr>
+                </pic:pic>
+              </a:graphicData>
+            </a:graphic>
+          </wp:inline>
+        </w:drawing>
+      </w:r>
+    </w:p>
+    <w:p>
+      <w:pPr>
+        <w:pStyle w:val="ListeParagraf"/>
+        <w:numPr>
+          <w:ilvl w:val="0"/>
+          <w:numId w:val="6"/>
+        </w:numPr>
+        <w:rPr>
+          <w:rFonts w:cstheme="minorHAnsi"/>
+          <w:sz w:val="24"/>
+          <w:szCs w:val="24"/>
+          <w:highlight w:val="red"/>
+        </w:rPr>
+      </w:pPr>
+      <w:r>
+        <w:rPr>
+          <w:rFonts w:cstheme="minorHAnsi"/>
+          <w:sz w:val="24"/>
+          <w:szCs w:val="24"/>
+          <w:highlight w:val="red"/>
+        </w:rPr>
+        <w:t>Bu iki özellik aynı anda kullanılamaz.</w:t>
+      </w:r>
+    </w:p>
+    <w:p>
+      <w:pPr>
+        <w:rPr>
+          <w:rFonts w:cstheme="minorHAnsi"/>
+          <w:sz w:val="24"/>
+          <w:szCs w:val="24"/>
+          <w:highlight w:val="red"/>
+        </w:rPr>
+      </w:pPr>
+    </w:p>
+    <w:p>
+      <w:pPr>
+        <w:rPr>
+          <w:rFonts w:cstheme="minorHAnsi"/>
+          <w:b/>
+          <w:bCs/>
+          <w:sz w:val="24"/>
+          <w:szCs w:val="24"/>
+        </w:rPr>
+      </w:pPr>
+      <w:r>
+        <w:rPr>
+          <w:rFonts w:cstheme="minorHAnsi"/>
+          <w:b/>
+          <w:bCs/>
+          <w:sz w:val="24"/>
+          <w:szCs w:val="24"/>
+        </w:rPr>
+        <w:lastRenderedPageBreak/>
+        <w:t>Listeler</w:t>
+      </w:r>
+    </w:p>
+    <w:p>
+      <w:pPr>
+        <w:pStyle w:val="ListeParagraf"/>
+        <w:numPr>
+          <w:ilvl w:val="0"/>
+          <w:numId w:val="6"/>
+        </w:numPr>
+        <w:rPr>
+          <w:rFonts w:cstheme="minorHAnsi"/>
+          <w:sz w:val="24"/>
+          <w:szCs w:val="24"/>
+        </w:rPr>
+      </w:pPr>
+      <w:r>
+        <w:rPr>
+          <w:rFonts w:cstheme="minorHAnsi"/>
+          <w:sz w:val="24"/>
+          <w:szCs w:val="24"/>
+        </w:rPr>
+        <w:t>Liste oluşturmanın farklı yolları vardır.</w:t>
+      </w:r>
+      <w:r>
+        <w:rPr>
+          <w:rFonts w:cstheme="minorHAnsi"/>
+          <w:sz w:val="24"/>
+          <w:szCs w:val="24"/>
+        </w:rPr>
+        <w:t xml:space="preserve"> </w:t>
+      </w:r>
+      <w:r>
+        <w:rPr>
+          <w:rFonts w:cstheme="minorHAnsi"/>
+          <w:sz w:val="24"/>
+          <w:szCs w:val="24"/>
+        </w:rPr>
+        <w:t>Aşağıda bulunan örnekler “</w:t>
+      </w:r>
+      <w:r>
+        <w:rPr>
+          <w:rFonts w:cstheme="minorHAnsi"/>
+          <w:sz w:val="24"/>
+          <w:szCs w:val="24"/>
+          <w:highlight w:val="yellow"/>
+        </w:rPr>
+        <w:t>Sabit Boyutlu Liste</w:t>
+      </w:r>
+      <w:r>
+        <w:rPr>
+          <w:rFonts w:cstheme="minorHAnsi"/>
+          <w:sz w:val="24"/>
+          <w:szCs w:val="24"/>
+        </w:rPr>
+        <w:t>” örnekleridir. Bu tip listelere eleman eklemek için;</w:t>
+      </w:r>
+    </w:p>
+    <w:p>
+      <w:pPr>
+        <w:pStyle w:val="ListeParagraf"/>
+        <w:numPr>
+          <w:ilvl w:val="1"/>
+          <w:numId w:val="6"/>
+        </w:numPr>
+        <w:rPr>
+          <w:rFonts w:cstheme="minorHAnsi"/>
+          <w:sz w:val="24"/>
+          <w:szCs w:val="24"/>
+          <w:highlight w:val="yellow"/>
+        </w:rPr>
+      </w:pPr>
+      <m:oMath>
+        <m:r>
+          <w:rPr>
+            <w:rFonts w:ascii="Cambria Math" w:hAnsi="Cambria Math" w:cstheme="minorHAnsi"/>
+            <w:sz w:val="24"/>
+            <w:szCs w:val="24"/>
+            <w:highlight w:val="yellow"/>
+          </w:rPr>
+          <m:t>listeAdi</m:t>
+        </m:r>
+        <m:d>
+          <m:dPr>
+            <m:begChr m:val="["/>
+            <m:endChr m:val="]"/>
+            <m:ctrlPr>
+              <w:rPr>
+                <w:rFonts w:ascii="Cambria Math" w:hAnsi="Cambria Math" w:cstheme="minorHAnsi"/>
+                <w:i/>
+                <w:sz w:val="24"/>
+                <w:szCs w:val="24"/>
+                <w:highlight w:val="yellow"/>
+              </w:rPr>
+            </m:ctrlPr>
+          </m:dPr>
+          <m:e>
+            <m:r>
+              <w:rPr>
+                <w:rFonts w:ascii="Cambria Math" w:hAnsi="Cambria Math" w:cstheme="minorHAnsi"/>
+                <w:sz w:val="24"/>
+                <w:szCs w:val="24"/>
+                <w:highlight w:val="yellow"/>
+              </w:rPr>
+              <m:t>index no</m:t>
+            </m:r>
+          </m:e>
+        </m:d>
+        <m:r>
+          <w:rPr>
+            <w:rFonts w:ascii="Cambria Math" w:hAnsi="Cambria Math" w:cstheme="minorHAnsi"/>
+            <w:sz w:val="24"/>
+            <w:szCs w:val="24"/>
+            <w:highlight w:val="yellow"/>
+          </w:rPr>
+          <m:t>=</m:t>
+        </m:r>
+        <m:r>
+          <w:rPr>
+            <w:rFonts w:ascii="Cambria Math" w:hAnsi="Cambria Math" w:cstheme="minorHAnsi"/>
+            <w:sz w:val="24"/>
+            <w:szCs w:val="24"/>
+            <w:highlight w:val="yellow"/>
+          </w:rPr>
+          <m:t>eklenecekEleman</m:t>
+        </m:r>
+      </m:oMath>
+    </w:p>
+    <w:p>
+      <w:pPr>
+        <w:jc w:val="center"/>
+        <w:rPr>
+          <w:rFonts w:cstheme="minorHAnsi"/>
+          <w:sz w:val="24"/>
+          <w:szCs w:val="24"/>
+        </w:rPr>
+      </w:pPr>
+      <w:r>
+        <w:rPr>
+          <w:rFonts w:cstheme="minorHAnsi"/>
+          <w:noProof/>
+          <w:sz w:val="24"/>
+          <w:szCs w:val="24"/>
+        </w:rPr>
+        <w:drawing>
+          <wp:inline distT="0" distB="0" distL="0" distR="0" wp14:anchorId="01342619" wp14:editId="67D28017">
+            <wp:extent cx="5760720" cy="541020"/>
+            <wp:effectExtent l="0" t="0" r="0" b="0"/>
+            <wp:docPr id="20" name="Resim 20"/>
+            <wp:cNvGraphicFramePr>
+              <a:graphicFrameLocks xmlns:a="http://schemas.openxmlformats.org/drawingml/2006/main" noChangeAspect="1"/>
+            </wp:cNvGraphicFramePr>
+            <a:graphic xmlns:a="http://schemas.openxmlformats.org/drawingml/2006/main">
+              <a:graphicData uri="http://schemas.openxmlformats.org/drawingml/2006/picture">
+                <pic:pic xmlns:pic="http://schemas.openxmlformats.org/drawingml/2006/picture">
+                  <pic:nvPicPr>
+                    <pic:cNvPr id="0" name="Picture 20"/>
+                    <pic:cNvPicPr>
+                      <a:picLocks noChangeAspect="1" noChangeArrowheads="1"/>
+                    </pic:cNvPicPr>
+                  </pic:nvPicPr>
+                  <pic:blipFill>
+                    <a:blip r:embed="rId23">
+                      <a:extLst>
+                        <a:ext uri="{28A0092B-C50C-407E-A947-70E740481C1C}">
+                          <a14:useLocalDpi xmlns:a14="http://schemas.microsoft.com/office/drawing/2010/main" val="0"/>
+                        </a:ext>
+                      </a:extLst>
+                    </a:blip>
+                    <a:srcRect/>
+                    <a:stretch>
+                      <a:fillRect/>
+                    </a:stretch>
+                  </pic:blipFill>
+                  <pic:spPr bwMode="auto">
+                    <a:xfrm>
+                      <a:off x="0" y="0"/>
+                      <a:ext cx="5760720" cy="541020"/>
+                    </a:xfrm>
+                    <a:prstGeom prst="rect">
+                      <a:avLst/>
+                    </a:prstGeom>
+                    <a:noFill/>
+                    <a:ln>
+                      <a:noFill/>
+                    </a:ln>
+                  </pic:spPr>
+                </pic:pic>
+              </a:graphicData>
+            </a:graphic>
+          </wp:inline>
+        </w:drawing>
+      </w:r>
+    </w:p>
+    <w:p>
+      <w:pPr>
+        <w:jc w:val="center"/>
+        <w:rPr>
+          <w:rFonts w:cstheme="minorHAnsi"/>
+          <w:sz w:val="24"/>
+          <w:szCs w:val="24"/>
+        </w:rPr>
+      </w:pPr>
+      <w:r>
+        <w:rPr>
+          <w:rFonts w:cstheme="minorHAnsi"/>
+          <w:noProof/>
+          <w:sz w:val="24"/>
+          <w:szCs w:val="24"/>
+        </w:rPr>
+        <w:drawing>
+          <wp:inline distT="0" distB="0" distL="0" distR="0" wp14:anchorId="3CA75738" wp14:editId="7577A20B">
+            <wp:extent cx="5753100" cy="739140"/>
+            <wp:effectExtent l="0" t="0" r="0" b="3810"/>
+            <wp:docPr id="21" name="Resim 21"/>
+            <wp:cNvGraphicFramePr>
+              <a:graphicFrameLocks xmlns:a="http://schemas.openxmlformats.org/drawingml/2006/main" noChangeAspect="1"/>
+            </wp:cNvGraphicFramePr>
+            <a:graphic xmlns:a="http://schemas.openxmlformats.org/drawingml/2006/main">
+              <a:graphicData uri="http://schemas.openxmlformats.org/drawingml/2006/picture">
+                <pic:pic xmlns:pic="http://schemas.openxmlformats.org/drawingml/2006/picture">
+                  <pic:nvPicPr>
+                    <pic:cNvPr id="0" name="Picture 21"/>
+                    <pic:cNvPicPr>
+                      <a:picLocks noChangeAspect="1" noChangeArrowheads="1"/>
+                    </pic:cNvPicPr>
+                  </pic:nvPicPr>
+                  <pic:blipFill>
+                    <a:blip r:embed="rId24">
+                      <a:extLst>
+                        <a:ext uri="{28A0092B-C50C-407E-A947-70E740481C1C}">
+                          <a14:useLocalDpi xmlns:a14="http://schemas.microsoft.com/office/drawing/2010/main" val="0"/>
+                        </a:ext>
+                      </a:extLst>
+                    </a:blip>
+                    <a:srcRect/>
+                    <a:stretch>
+                      <a:fillRect/>
+                    </a:stretch>
+                  </pic:blipFill>
+                  <pic:spPr bwMode="auto">
+                    <a:xfrm>
+                      <a:off x="0" y="0"/>
+                      <a:ext cx="5753100" cy="739140"/>
+                    </a:xfrm>
+                    <a:prstGeom prst="rect">
+                      <a:avLst/>
+                    </a:prstGeom>
+                    <a:noFill/>
+                    <a:ln>
+                      <a:noFill/>
+                    </a:ln>
+                  </pic:spPr>
+                </pic:pic>
+              </a:graphicData>
+            </a:graphic>
+          </wp:inline>
+        </w:drawing>
+      </w:r>
+    </w:p>
+    <w:p>
+      <w:pPr>
+        <w:pStyle w:val="ListeParagraf"/>
+        <w:numPr>
+          <w:ilvl w:val="0"/>
+          <w:numId w:val="6"/>
+        </w:numPr>
+        <w:rPr>
+          <w:rFonts w:cstheme="minorHAnsi"/>
+          <w:sz w:val="24"/>
+          <w:szCs w:val="24"/>
+        </w:rPr>
+      </w:pPr>
+      <w:r>
+        <w:rPr>
+          <w:rFonts w:cstheme="minorHAnsi"/>
+          <w:sz w:val="24"/>
+          <w:szCs w:val="24"/>
+        </w:rPr>
+        <w:t>Listelerde bazı durumlarda dynamic değişkeni görülebilir. Bu değişken türü içerisinde hem int hem String hem de bool tipinde değişkenler tutabilirler.</w:t>
+      </w:r>
+    </w:p>
+    <w:p>
+      <w:pPr>
+        <w:jc w:val="center"/>
+        <w:rPr>
+          <w:rFonts w:cstheme="minorHAnsi"/>
+          <w:sz w:val="24"/>
+          <w:szCs w:val="24"/>
+        </w:rPr>
+      </w:pPr>
+      <w:r>
+        <w:rPr>
+          <w:rFonts w:cstheme="minorHAnsi"/>
+          <w:noProof/>
+          <w:sz w:val="24"/>
+          <w:szCs w:val="24"/>
+        </w:rPr>
+        <w:drawing>
+          <wp:inline distT="0" distB="0" distL="0" distR="0" wp14:anchorId="164A7922" wp14:editId="3C7A5AEE">
+            <wp:extent cx="4617720" cy="822960"/>
+            <wp:effectExtent l="0" t="0" r="0" b="0"/>
+            <wp:docPr id="22" name="Resim 22"/>
+            <wp:cNvGraphicFramePr>
+              <a:graphicFrameLocks xmlns:a="http://schemas.openxmlformats.org/drawingml/2006/main" noChangeAspect="1"/>
+            </wp:cNvGraphicFramePr>
+            <a:graphic xmlns:a="http://schemas.openxmlformats.org/drawingml/2006/main">
+              <a:graphicData uri="http://schemas.openxmlformats.org/drawingml/2006/picture">
+                <pic:pic xmlns:pic="http://schemas.openxmlformats.org/drawingml/2006/picture">
+                  <pic:nvPicPr>
+                    <pic:cNvPr id="0" name="Picture 22"/>
+                    <pic:cNvPicPr>
+                      <a:picLocks noChangeAspect="1" noChangeArrowheads="1"/>
+                    </pic:cNvPicPr>
+                  </pic:nvPicPr>
+                  <pic:blipFill>
+                    <a:blip r:embed="rId25">
+                      <a:extLst>
+                        <a:ext uri="{28A0092B-C50C-407E-A947-70E740481C1C}">
+                          <a14:useLocalDpi xmlns:a14="http://schemas.microsoft.com/office/drawing/2010/main" val="0"/>
+                        </a:ext>
+                      </a:extLst>
+                    </a:blip>
+                    <a:srcRect/>
+                    <a:stretch>
+                      <a:fillRect/>
+                    </a:stretch>
+                  </pic:blipFill>
+                  <pic:spPr bwMode="auto">
+                    <a:xfrm>
+                      <a:off x="0" y="0"/>
+                      <a:ext cx="4617720" cy="822960"/>
+                    </a:xfrm>
+                    <a:prstGeom prst="rect">
+                      <a:avLst/>
+                    </a:prstGeom>
+                    <a:noFill/>
+                    <a:ln>
+                      <a:noFill/>
+                    </a:ln>
+                  </pic:spPr>
+                </pic:pic>
+              </a:graphicData>
+            </a:graphic>
+          </wp:inline>
+        </w:drawing>
+      </w:r>
+    </w:p>
+    <w:p>
+      <w:pPr>
+        <w:pStyle w:val="ListeParagraf"/>
+        <w:numPr>
+          <w:ilvl w:val="0"/>
+          <w:numId w:val="6"/>
+        </w:numPr>
+        <w:rPr>
+          <w:rFonts w:cstheme="minorHAnsi"/>
+          <w:sz w:val="24"/>
+          <w:szCs w:val="24"/>
+        </w:rPr>
+      </w:pPr>
+      <w:r>
+        <w:rPr>
+          <w:rFonts w:cstheme="minorHAnsi"/>
+          <w:sz w:val="24"/>
+          <w:szCs w:val="24"/>
+        </w:rPr>
+        <w:t>Aşağıda bulunan örnekler “</w:t>
+      </w:r>
+      <w:r>
+        <w:rPr>
+          <w:rFonts w:cstheme="minorHAnsi"/>
+          <w:sz w:val="24"/>
+          <w:szCs w:val="24"/>
+          <w:highlight w:val="yellow"/>
+        </w:rPr>
+        <w:t>Dinamik Uzunluklu (Büyüyüp Küçülebilen)</w:t>
+      </w:r>
+      <w:r>
+        <w:rPr>
+          <w:rFonts w:cstheme="minorHAnsi"/>
+          <w:sz w:val="24"/>
+          <w:szCs w:val="24"/>
+          <w:highlight w:val="yellow"/>
+        </w:rPr>
+        <w:t xml:space="preserve"> Liste</w:t>
+      </w:r>
+      <w:r>
+        <w:rPr>
+          <w:rFonts w:cstheme="minorHAnsi"/>
+          <w:sz w:val="24"/>
+          <w:szCs w:val="24"/>
+        </w:rPr>
+        <w:t>” örnekleridir.</w:t>
+      </w:r>
+    </w:p>
+    <w:p>
+      <w:pPr>
+        <w:pStyle w:val="ListeParagraf"/>
+        <w:numPr>
+          <w:ilvl w:val="0"/>
+          <w:numId w:val="6"/>
+        </w:numPr>
+        <w:rPr>
+          <w:rFonts w:cstheme="minorHAnsi"/>
+          <w:sz w:val="24"/>
+          <w:szCs w:val="24"/>
+        </w:rPr>
+      </w:pPr>
+      <w:r>
+        <w:rPr>
+          <w:rFonts w:cstheme="minorHAnsi"/>
+          <w:sz w:val="24"/>
+          <w:szCs w:val="24"/>
+        </w:rPr>
+        <w:t>Sabit listelerdeki filled komutu dinamik uzunluklu listelerde çalışmaz. Listeye eleman eklemek için ;</w:t>
+      </w:r>
+    </w:p>
+    <w:p>
+      <w:pPr>
+        <w:pStyle w:val="ListeParagraf"/>
+        <w:numPr>
+          <w:ilvl w:val="1"/>
+          <w:numId w:val="6"/>
+        </w:numPr>
+        <w:rPr>
+          <w:rFonts w:cstheme="minorHAnsi"/>
+          <w:sz w:val="24"/>
+          <w:szCs w:val="24"/>
+        </w:rPr>
+      </w:pPr>
+      <m:oMath>
+        <m:r>
+          <w:rPr>
+            <w:rFonts w:ascii="Cambria Math" w:hAnsi="Cambria Math" w:cstheme="minorHAnsi"/>
+            <w:sz w:val="24"/>
+            <w:szCs w:val="24"/>
+            <w:highlight w:val="yellow"/>
+          </w:rPr>
+          <m:t>listeAdi.add(eklenecekEleman)</m:t>
+        </m:r>
+      </m:oMath>
+    </w:p>
+    <w:p>
+      <w:pPr>
+        <w:jc w:val="center"/>
+        <w:rPr>
+          <w:rFonts w:cstheme="minorHAnsi"/>
+          <w:sz w:val="24"/>
+          <w:szCs w:val="24"/>
+        </w:rPr>
+      </w:pPr>
+      <w:r>
+        <w:rPr>
+          <w:rFonts w:cstheme="minorHAnsi"/>
+          <w:noProof/>
+          <w:sz w:val="24"/>
+          <w:szCs w:val="24"/>
+        </w:rPr>
+        <w:drawing>
+          <wp:inline distT="0" distB="0" distL="0" distR="0" wp14:anchorId="449A925F" wp14:editId="46041351">
+            <wp:extent cx="5753100" cy="1112520"/>
+            <wp:effectExtent l="0" t="0" r="0" b="0"/>
+            <wp:docPr id="23" name="Resim 23"/>
+            <wp:cNvGraphicFramePr>
+              <a:graphicFrameLocks xmlns:a="http://schemas.openxmlformats.org/drawingml/2006/main" noChangeAspect="1"/>
+            </wp:cNvGraphicFramePr>
+            <a:graphic xmlns:a="http://schemas.openxmlformats.org/drawingml/2006/main">
+              <a:graphicData uri="http://schemas.openxmlformats.org/drawingml/2006/picture">
+                <pic:pic xmlns:pic="http://schemas.openxmlformats.org/drawingml/2006/picture">
+                  <pic:nvPicPr>
+                    <pic:cNvPr id="0" name="Picture 23"/>
+                    <pic:cNvPicPr>
+                      <a:picLocks noChangeAspect="1" noChangeArrowheads="1"/>
+                    </pic:cNvPicPr>
+                  </pic:nvPicPr>
+                  <pic:blipFill>
+                    <a:blip r:embed="rId26" cstate="print">
+                      <a:extLst>
+                        <a:ext uri="{28A0092B-C50C-407E-A947-70E740481C1C}">
+                          <a14:useLocalDpi xmlns:a14="http://schemas.microsoft.com/office/drawing/2010/main" val="0"/>
+                        </a:ext>
+                      </a:extLst>
+                    </a:blip>
+                    <a:srcRect/>
+                    <a:stretch>
+                      <a:fillRect/>
+                    </a:stretch>
+                  </pic:blipFill>
+                  <pic:spPr bwMode="auto">
+                    <a:xfrm>
+                      <a:off x="0" y="0"/>
+                      <a:ext cx="5753100" cy="1112520"/>
+                    </a:xfrm>
+                    <a:prstGeom prst="rect">
+                      <a:avLst/>
+                    </a:prstGeom>
+                    <a:noFill/>
+                    <a:ln>
+                      <a:noFill/>
+                    </a:ln>
+                  </pic:spPr>
+                </pic:pic>
+              </a:graphicData>
+            </a:graphic>
+          </wp:inline>
+        </w:drawing>
+      </w:r>
+    </w:p>
+    <w:p>
+      <w:pPr>
+        <w:jc w:val="center"/>
+        <w:rPr>
+          <w:rFonts w:cstheme="minorHAnsi"/>
+          <w:sz w:val="24"/>
+          <w:szCs w:val="24"/>
+        </w:rPr>
+      </w:pPr>
+      <w:r>
+        <w:rPr>
+          <w:rFonts w:cstheme="minorHAnsi"/>
+          <w:noProof/>
+          <w:sz w:val="24"/>
+          <w:szCs w:val="24"/>
+        </w:rPr>
+        <w:drawing>
+          <wp:inline distT="0" distB="0" distL="0" distR="0" wp14:anchorId="0B90A9C0" wp14:editId="3929EBA3">
+            <wp:extent cx="2324100" cy="655320"/>
+            <wp:effectExtent l="0" t="0" r="0" b="0"/>
+            <wp:docPr id="24" name="Resim 24"/>
+            <wp:cNvGraphicFramePr>
+              <a:graphicFrameLocks xmlns:a="http://schemas.openxmlformats.org/drawingml/2006/main" noChangeAspect="1"/>
+            </wp:cNvGraphicFramePr>
+            <a:graphic xmlns:a="http://schemas.openxmlformats.org/drawingml/2006/main">
+              <a:graphicData uri="http://schemas.openxmlformats.org/drawingml/2006/picture">
+                <pic:pic xmlns:pic="http://schemas.openxmlformats.org/drawingml/2006/picture">
+                  <pic:nvPicPr>
+                    <pic:cNvPr id="0" name="Picture 24"/>
+                    <pic:cNvPicPr>
+                      <a:picLocks noChangeAspect="1" noChangeArrowheads="1"/>
+                    </pic:cNvPicPr>
+                  </pic:nvPicPr>
+                  <pic:blipFill>
+                    <a:blip r:embed="rId27">
+                      <a:extLst>
+                        <a:ext uri="{28A0092B-C50C-407E-A947-70E740481C1C}">
+                          <a14:useLocalDpi xmlns:a14="http://schemas.microsoft.com/office/drawing/2010/main" val="0"/>
+                        </a:ext>
+                      </a:extLst>
+                    </a:blip>
+                    <a:srcRect/>
+                    <a:stretch>
+                      <a:fillRect/>
+                    </a:stretch>
+                  </pic:blipFill>
+                  <pic:spPr bwMode="auto">
+                    <a:xfrm>
+                      <a:off x="0" y="0"/>
+                      <a:ext cx="2324100" cy="655320"/>
+                    </a:xfrm>
+                    <a:prstGeom prst="rect">
+                      <a:avLst/>
+                    </a:prstGeom>
+                    <a:noFill/>
+                    <a:ln>
+                      <a:noFill/>
+                    </a:ln>
+                  </pic:spPr>
+                </pic:pic>
+              </a:graphicData>
+            </a:graphic>
+          </wp:inline>
+        </w:drawing>
+      </w:r>
+    </w:p>
+    <w:p>
+      <w:pPr>
+        <w:jc w:val="center"/>
+        <w:rPr>
+          <w:rFonts w:cstheme="minorHAnsi"/>
+          <w:sz w:val="24"/>
+          <w:szCs w:val="24"/>
+        </w:rPr>
+      </w:pPr>
+      <w:r>
+        <w:rPr>
+          <w:rFonts w:cstheme="minorHAnsi"/>
+          <w:noProof/>
+          <w:sz w:val="24"/>
+          <w:szCs w:val="24"/>
+        </w:rPr>
+        <w:drawing>
+          <wp:inline distT="0" distB="0" distL="0" distR="0" wp14:anchorId="024633DF" wp14:editId="70505B64">
+            <wp:extent cx="5760720" cy="830580"/>
+            <wp:effectExtent l="0" t="0" r="0" b="7620"/>
+            <wp:docPr id="25" name="Resim 25"/>
+            <wp:cNvGraphicFramePr>
+              <a:graphicFrameLocks xmlns:a="http://schemas.openxmlformats.org/drawingml/2006/main" noChangeAspect="1"/>
+            </wp:cNvGraphicFramePr>
+            <a:graphic xmlns:a="http://schemas.openxmlformats.org/drawingml/2006/main">
+              <a:graphicData uri="http://schemas.openxmlformats.org/drawingml/2006/picture">
+                <pic:pic xmlns:pic="http://schemas.openxmlformats.org/drawingml/2006/picture">
+                  <pic:nvPicPr>
+                    <pic:cNvPr id="0" name="Picture 25"/>
+                    <pic:cNvPicPr>
+                      <a:picLocks noChangeAspect="1" noChangeArrowheads="1"/>
+                    </pic:cNvPicPr>
+                  </pic:nvPicPr>
+                  <pic:blipFill>
+                    <a:blip r:embed="rId28" cstate="print">
+                      <a:extLst>
+                        <a:ext uri="{28A0092B-C50C-407E-A947-70E740481C1C}">
+                          <a14:useLocalDpi xmlns:a14="http://schemas.microsoft.com/office/drawing/2010/main" val="0"/>
+                        </a:ext>
+                      </a:extLst>
+                    </a:blip>
+                    <a:srcRect/>
+                    <a:stretch>
+                      <a:fillRect/>
+                    </a:stretch>
+                  </pic:blipFill>
+                  <pic:spPr bwMode="auto">
+                    <a:xfrm>
+                      <a:off x="0" y="0"/>
+                      <a:ext cx="5760720" cy="830580"/>
+                    </a:xfrm>
+                    <a:prstGeom prst="rect">
+                      <a:avLst/>
+                    </a:prstGeom>
+                    <a:noFill/>
+                    <a:ln>
+                      <a:noFill/>
+                    </a:ln>
+                  </pic:spPr>
+                </pic:pic>
+              </a:graphicData>
+            </a:graphic>
+          </wp:inline>
+        </w:drawing>
+      </w:r>
+    </w:p>
+    <w:p>
+      <w:pPr>
+        <w:jc w:val="center"/>
+        <w:rPr>
+          <w:rFonts w:cstheme="minorHAnsi"/>
+          <w:sz w:val="24"/>
+          <w:szCs w:val="24"/>
+        </w:rPr>
+      </w:pPr>
+      <w:r>
+        <w:rPr>
+          <w:rFonts w:cstheme="minorHAnsi"/>
+          <w:noProof/>
+          <w:sz w:val="24"/>
+          <w:szCs w:val="24"/>
+        </w:rPr>
+        <w:lastRenderedPageBreak/>
+        <w:drawing>
+          <wp:inline distT="0" distB="0" distL="0" distR="0" wp14:anchorId="6CDE6950" wp14:editId="18AF8F88">
+            <wp:extent cx="3147060" cy="1097280"/>
+            <wp:effectExtent l="0" t="0" r="0" b="7620"/>
+            <wp:docPr id="26" name="Resim 26"/>
+            <wp:cNvGraphicFramePr>
+              <a:graphicFrameLocks xmlns:a="http://schemas.openxmlformats.org/drawingml/2006/main" noChangeAspect="1"/>
+            </wp:cNvGraphicFramePr>
+            <a:graphic xmlns:a="http://schemas.openxmlformats.org/drawingml/2006/main">
+              <a:graphicData uri="http://schemas.openxmlformats.org/drawingml/2006/picture">
+                <pic:pic xmlns:pic="http://schemas.openxmlformats.org/drawingml/2006/picture">
+                  <pic:nvPicPr>
+                    <pic:cNvPr id="0" name="Picture 26"/>
+                    <pic:cNvPicPr>
+                      <a:picLocks noChangeAspect="1" noChangeArrowheads="1"/>
+                    </pic:cNvPicPr>
+                  </pic:nvPicPr>
+                  <pic:blipFill>
+                    <a:blip r:embed="rId29">
+                      <a:extLst>
+                        <a:ext uri="{28A0092B-C50C-407E-A947-70E740481C1C}">
+                          <a14:useLocalDpi xmlns:a14="http://schemas.microsoft.com/office/drawing/2010/main" val="0"/>
+                        </a:ext>
+                      </a:extLst>
+                    </a:blip>
+                    <a:srcRect/>
+                    <a:stretch>
+                      <a:fillRect/>
+                    </a:stretch>
+                  </pic:blipFill>
+                  <pic:spPr bwMode="auto">
+                    <a:xfrm>
+                      <a:off x="0" y="0"/>
+                      <a:ext cx="3147060" cy="1097280"/>
+                    </a:xfrm>
+                    <a:prstGeom prst="rect">
+                      <a:avLst/>
+                    </a:prstGeom>
+                    <a:noFill/>
+                    <a:ln>
+                      <a:noFill/>
+                    </a:ln>
+                  </pic:spPr>
+                </pic:pic>
+              </a:graphicData>
+            </a:graphic>
+          </wp:inline>
+        </w:drawing>
+      </w:r>
+    </w:p>
+    <w:p>
+      <w:pPr>
+        <w:pStyle w:val="ListeParagraf"/>
+        <w:numPr>
+          <w:ilvl w:val="0"/>
+          <w:numId w:val="14"/>
+        </w:numPr>
+        <w:rPr>
+          <w:rFonts w:cstheme="minorHAnsi"/>
+          <w:sz w:val="24"/>
+          <w:szCs w:val="24"/>
+        </w:rPr>
+      </w:pPr>
+      <w:r>
+        <w:rPr>
+          <w:rFonts w:cstheme="minorHAnsi"/>
+          <w:sz w:val="24"/>
+          <w:szCs w:val="24"/>
+        </w:rPr>
+        <w:t>Yukarıdaki empty komutu ile oluşturulan liste boş bir liste oluşturur.</w:t>
+      </w:r>
+      <w:r>
+        <w:rPr>
+          <w:rFonts w:cstheme="minorHAnsi"/>
+          <w:sz w:val="24"/>
+          <w:szCs w:val="24"/>
+        </w:rPr>
+        <w:t xml:space="preserve"> </w:t>
+      </w:r>
+    </w:p>
+    <w:p>
+      <w:pPr>
+        <w:pStyle w:val="ListeParagraf"/>
+        <w:numPr>
+          <w:ilvl w:val="1"/>
+          <w:numId w:val="14"/>
+        </w:numPr>
+        <w:rPr>
+          <w:rFonts w:cstheme="minorHAnsi"/>
+          <w:sz w:val="24"/>
+          <w:szCs w:val="24"/>
+        </w:rPr>
+      </w:pPr>
+      <m:oMath>
+        <m:r>
+          <w:rPr>
+            <w:rFonts w:ascii="Cambria Math" w:hAnsi="Cambria Math" w:cstheme="minorHAnsi"/>
+            <w:sz w:val="24"/>
+            <w:szCs w:val="24"/>
+            <w:highlight w:val="yellow"/>
+          </w:rPr>
+          <m:t>L</m:t>
+        </m:r>
+        <m:r>
+          <w:rPr>
+            <w:rFonts w:ascii="Cambria Math" w:hAnsi="Cambria Math" w:cstheme="minorHAnsi"/>
+            <w:sz w:val="24"/>
+            <w:szCs w:val="24"/>
+            <w:highlight w:val="yellow"/>
+          </w:rPr>
+          <m:t>ist&lt;int&gt;sayilar4=[];</m:t>
+        </m:r>
+      </m:oMath>
+      <w:r>
+        <w:rPr>
+          <w:rFonts w:eastAsiaTheme="minorEastAsia" w:cstheme="minorHAnsi"/>
+          <w:sz w:val="24"/>
+          <w:szCs w:val="24"/>
+        </w:rPr>
+        <w:t xml:space="preserve"> </w:t>
+      </w:r>
+      <w:r>
+        <w:rPr>
+          <w:rFonts w:eastAsiaTheme="minorEastAsia" w:cstheme="minorHAnsi"/>
+          <w:sz w:val="24"/>
+          <w:szCs w:val="24"/>
+        </w:rPr>
+        <w:t>gösterimi ile empty ile oluşturulan yukarıdaki liste aynıdır.</w:t>
+      </w:r>
+    </w:p>
+    <w:p>
+      <w:pPr>
+        <w:pStyle w:val="ListeParagraf"/>
+        <w:numPr>
+          <w:ilvl w:val="0"/>
+          <w:numId w:val="16"/>
+        </w:numPr>
+        <w:rPr>
+          <w:rFonts w:cstheme="minorHAnsi"/>
+          <w:sz w:val="24"/>
+          <w:szCs w:val="24"/>
+        </w:rPr>
+      </w:pPr>
+      <w:r>
+        <w:rPr>
+          <w:rFonts w:cstheme="minorHAnsi"/>
+          <w:sz w:val="24"/>
+          <w:szCs w:val="24"/>
+        </w:rPr>
+        <w:t xml:space="preserve">Sabit boyutlu liste oluştururken filled fonksiyonu 3 parametre almaktadır. İlki liste boyutu, ikincisi girilmeyen değerlere atanacak default değer, üçüncü eleman ise growable’ dir. Bu paramete listenin büyüyüp büyüyemeyeceğini belirler. Bu komut sabit boyutlu listelerde kullanılmaz ya da false yapılır. </w:t>
+      </w:r>
+    </w:p>
+    <w:p>
+      <w:pPr>
+        <w:rPr>
+          <w:rFonts w:cstheme="minorHAnsi"/>
+          <w:b/>
+          <w:bCs/>
+          <w:sz w:val="24"/>
+          <w:szCs w:val="24"/>
+        </w:rPr>
+      </w:pPr>
+      <w:r>
+        <w:rPr>
+          <w:rFonts w:cstheme="minorHAnsi"/>
+          <w:b/>
+          <w:bCs/>
+          <w:sz w:val="24"/>
+          <w:szCs w:val="24"/>
+        </w:rPr>
+        <w:t>Liste Metotları</w:t>
+      </w:r>
+    </w:p>
+    <w:p>
+      <w:pPr>
+        <w:pStyle w:val="ListeParagraf"/>
+        <w:numPr>
+          <w:ilvl w:val="0"/>
+          <w:numId w:val="16"/>
+        </w:numPr>
+        <w:rPr>
+          <w:rFonts w:cstheme="minorHAnsi"/>
+          <w:sz w:val="24"/>
+          <w:szCs w:val="24"/>
+        </w:rPr>
+      </w:pPr>
+      <w:r>
+        <w:rPr>
+          <w:rFonts w:cstheme="minorHAnsi"/>
+          <w:sz w:val="24"/>
+          <w:szCs w:val="24"/>
+        </w:rPr>
+        <w:t>First metodu ile listenin ilk elemanı çağırılır.</w:t>
+      </w:r>
+    </w:p>
+    <w:p>
+      <w:pPr>
+        <w:pStyle w:val="ListeParagraf"/>
+        <w:numPr>
+          <w:ilvl w:val="0"/>
+          <w:numId w:val="16"/>
+        </w:numPr>
+        <w:rPr>
+          <w:rFonts w:cstheme="minorHAnsi"/>
+          <w:sz w:val="24"/>
+          <w:szCs w:val="24"/>
+        </w:rPr>
+      </w:pPr>
+      <w:r>
+        <w:rPr>
+          <w:rFonts w:cstheme="minorHAnsi"/>
+          <w:sz w:val="24"/>
+          <w:szCs w:val="24"/>
+        </w:rPr>
+        <w:t>Last elemanı ile listenin son elemanı çağırılır.</w:t>
+      </w:r>
+    </w:p>
+    <w:p>
+      <w:pPr>
+        <w:jc w:val="center"/>
+        <w:rPr>
+          <w:rFonts w:cstheme="minorHAnsi"/>
+          <w:sz w:val="24"/>
+          <w:szCs w:val="24"/>
+        </w:rPr>
+      </w:pPr>
+      <w:r>
+        <w:rPr>
+          <w:rFonts w:cstheme="minorHAnsi"/>
+          <w:noProof/>
+          <w:sz w:val="24"/>
+          <w:szCs w:val="24"/>
+        </w:rPr>
+        <w:drawing>
+          <wp:inline distT="0" distB="0" distL="0" distR="0" wp14:anchorId="19EB6B1E" wp14:editId="1636514D">
+            <wp:extent cx="1455420" cy="342900"/>
+            <wp:effectExtent l="0" t="0" r="0" b="0"/>
+            <wp:docPr id="27" name="Resim 27"/>
+            <wp:cNvGraphicFramePr>
+              <a:graphicFrameLocks xmlns:a="http://schemas.openxmlformats.org/drawingml/2006/main" noChangeAspect="1"/>
+            </wp:cNvGraphicFramePr>
+            <a:graphic xmlns:a="http://schemas.openxmlformats.org/drawingml/2006/main">
+              <a:graphicData uri="http://schemas.openxmlformats.org/drawingml/2006/picture">
+                <pic:pic xmlns:pic="http://schemas.openxmlformats.org/drawingml/2006/picture">
+                  <pic:nvPicPr>
+                    <pic:cNvPr id="0" name="Picture 27"/>
+                    <pic:cNvPicPr>
+                      <a:picLocks noChangeAspect="1" noChangeArrowheads="1"/>
+                    </pic:cNvPicPr>
+                  </pic:nvPicPr>
+                  <pic:blipFill>
+                    <a:blip r:embed="rId30">
+                      <a:extLst>
+                        <a:ext uri="{28A0092B-C50C-407E-A947-70E740481C1C}">
+                          <a14:useLocalDpi xmlns:a14="http://schemas.microsoft.com/office/drawing/2010/main" val="0"/>
+                        </a:ext>
+                      </a:extLst>
+                    </a:blip>
+                    <a:srcRect/>
+                    <a:stretch>
+                      <a:fillRect/>
+                    </a:stretch>
+                  </pic:blipFill>
+                  <pic:spPr bwMode="auto">
+                    <a:xfrm>
+                      <a:off x="0" y="0"/>
+                      <a:ext cx="1455420" cy="342900"/>
+                    </a:xfrm>
+                    <a:prstGeom prst="rect">
+                      <a:avLst/>
+                    </a:prstGeom>
+                    <a:noFill/>
+                    <a:ln>
+                      <a:noFill/>
+                    </a:ln>
+                  </pic:spPr>
+                </pic:pic>
+              </a:graphicData>
+            </a:graphic>
+          </wp:inline>
+        </w:drawing>
+      </w:r>
+    </w:p>
+    <w:p>
+      <w:pPr>
+        <w:pStyle w:val="ListeParagraf"/>
+        <w:numPr>
+          <w:ilvl w:val="0"/>
+          <w:numId w:val="17"/>
+        </w:numPr>
+        <w:rPr>
+          <w:rFonts w:cstheme="minorHAnsi"/>
+          <w:sz w:val="24"/>
+          <w:szCs w:val="24"/>
+        </w:rPr>
+      </w:pPr>
+      <w:r>
+        <w:rPr>
+          <w:rFonts w:cstheme="minorHAnsi"/>
+          <w:sz w:val="24"/>
+          <w:szCs w:val="24"/>
+        </w:rPr>
+        <w:t>Listenin</w:t>
+      </w:r>
+      <w:r>
+        <w:rPr>
+          <w:rFonts w:cstheme="minorHAnsi"/>
+          <w:sz w:val="24"/>
+          <w:szCs w:val="24"/>
+        </w:rPr>
+        <w:t xml:space="preserve"> boş olup olmadığını anlamak için isEmpty yada isNotEmpty komutlarını kullanırız.</w:t>
+      </w:r>
+      <w:r>
+        <w:rPr>
+          <w:rFonts w:cstheme="minorHAnsi"/>
+          <w:sz w:val="24"/>
+          <w:szCs w:val="24"/>
+        </w:rPr>
+        <w:t xml:space="preserve"> Bu komutlar True yada False değer döndürürler.</w:t>
+      </w:r>
+    </w:p>
+    <w:p>
+      <w:pPr>
+        <w:jc w:val="center"/>
+        <w:rPr>
+          <w:rFonts w:cstheme="minorHAnsi"/>
+          <w:sz w:val="24"/>
+          <w:szCs w:val="24"/>
+        </w:rPr>
+      </w:pPr>
+      <w:r>
+        <w:rPr>
+          <w:rFonts w:cstheme="minorHAnsi"/>
+          <w:noProof/>
+          <w:sz w:val="24"/>
+          <w:szCs w:val="24"/>
+        </w:rPr>
+        <w:drawing>
+          <wp:inline distT="0" distB="0" distL="0" distR="0" wp14:anchorId="5AFEDDC7" wp14:editId="632627BC">
+            <wp:extent cx="3634740" cy="1226820"/>
+            <wp:effectExtent l="0" t="0" r="3810" b="0"/>
+            <wp:docPr id="28" name="Resim 28"/>
+            <wp:cNvGraphicFramePr>
+              <a:graphicFrameLocks xmlns:a="http://schemas.openxmlformats.org/drawingml/2006/main" noChangeAspect="1"/>
+            </wp:cNvGraphicFramePr>
+            <a:graphic xmlns:a="http://schemas.openxmlformats.org/drawingml/2006/main">
+              <a:graphicData uri="http://schemas.openxmlformats.org/drawingml/2006/picture">
+                <pic:pic xmlns:pic="http://schemas.openxmlformats.org/drawingml/2006/picture">
+                  <pic:nvPicPr>
+                    <pic:cNvPr id="0" name="Picture 28"/>
+                    <pic:cNvPicPr>
+                      <a:picLocks noChangeAspect="1" noChangeArrowheads="1"/>
+                    </pic:cNvPicPr>
+                  </pic:nvPicPr>
+                  <pic:blipFill>
+                    <a:blip r:embed="rId31">
+                      <a:extLst>
+                        <a:ext uri="{28A0092B-C50C-407E-A947-70E740481C1C}">
+                          <a14:useLocalDpi xmlns:a14="http://schemas.microsoft.com/office/drawing/2010/main" val="0"/>
+                        </a:ext>
+                      </a:extLst>
+                    </a:blip>
+                    <a:srcRect/>
+                    <a:stretch>
+                      <a:fillRect/>
+                    </a:stretch>
+                  </pic:blipFill>
+                  <pic:spPr bwMode="auto">
+                    <a:xfrm>
+                      <a:off x="0" y="0"/>
+                      <a:ext cx="3634740" cy="1226820"/>
+                    </a:xfrm>
+                    <a:prstGeom prst="rect">
+                      <a:avLst/>
+                    </a:prstGeom>
+                    <a:noFill/>
+                    <a:ln>
+                      <a:noFill/>
+                    </a:ln>
+                  </pic:spPr>
+                </pic:pic>
+              </a:graphicData>
+            </a:graphic>
+          </wp:inline>
+        </w:drawing>
+      </w:r>
+    </w:p>
+    <w:p>
+      <w:pPr>
+        <w:jc w:val="center"/>
+        <w:rPr>
+          <w:rFonts w:cstheme="minorHAnsi"/>
+          <w:sz w:val="24"/>
+          <w:szCs w:val="24"/>
+        </w:rPr>
+      </w:pPr>
+      <w:r>
+        <w:rPr>
+          <w:rFonts w:cstheme="minorHAnsi"/>
+          <w:noProof/>
+          <w:sz w:val="24"/>
+          <w:szCs w:val="24"/>
+        </w:rPr>
+        <w:drawing>
+          <wp:inline distT="0" distB="0" distL="0" distR="0" wp14:anchorId="1D180A29" wp14:editId="0C1D2EFB">
+            <wp:extent cx="3634740" cy="1234440"/>
+            <wp:effectExtent l="0" t="0" r="3810" b="3810"/>
+            <wp:docPr id="29" name="Resim 29"/>
+            <wp:cNvGraphicFramePr>
+              <a:graphicFrameLocks xmlns:a="http://schemas.openxmlformats.org/drawingml/2006/main" noChangeAspect="1"/>
+            </wp:cNvGraphicFramePr>
+            <a:graphic xmlns:a="http://schemas.openxmlformats.org/drawingml/2006/main">
+              <a:graphicData uri="http://schemas.openxmlformats.org/drawingml/2006/picture">
+                <pic:pic xmlns:pic="http://schemas.openxmlformats.org/drawingml/2006/picture">
+                  <pic:nvPicPr>
+                    <pic:cNvPr id="0" name="Picture 29"/>
+                    <pic:cNvPicPr>
+                      <a:picLocks noChangeAspect="1" noChangeArrowheads="1"/>
+                    </pic:cNvPicPr>
+                  </pic:nvPicPr>
+                  <pic:blipFill>
+                    <a:blip r:embed="rId32">
+                      <a:extLst>
+                        <a:ext uri="{28A0092B-C50C-407E-A947-70E740481C1C}">
+                          <a14:useLocalDpi xmlns:a14="http://schemas.microsoft.com/office/drawing/2010/main" val="0"/>
+                        </a:ext>
+                      </a:extLst>
+                    </a:blip>
+                    <a:srcRect/>
+                    <a:stretch>
+                      <a:fillRect/>
+                    </a:stretch>
+                  </pic:blipFill>
+                  <pic:spPr bwMode="auto">
+                    <a:xfrm>
+                      <a:off x="0" y="0"/>
+                      <a:ext cx="3634740" cy="1234440"/>
+                    </a:xfrm>
+                    <a:prstGeom prst="rect">
+                      <a:avLst/>
+                    </a:prstGeom>
+                    <a:noFill/>
+                    <a:ln>
+                      <a:noFill/>
+                    </a:ln>
+                  </pic:spPr>
+                </pic:pic>
+              </a:graphicData>
+            </a:graphic>
+          </wp:inline>
+        </w:drawing>
+      </w:r>
+    </w:p>
+    <w:p>
+      <w:pPr>
+        <w:pStyle w:val="ListeParagraf"/>
+        <w:numPr>
+          <w:ilvl w:val="0"/>
+          <w:numId w:val="17"/>
+        </w:numPr>
+        <w:rPr>
+          <w:rFonts w:cstheme="minorHAnsi"/>
+          <w:sz w:val="24"/>
+          <w:szCs w:val="24"/>
+        </w:rPr>
+      </w:pPr>
+      <w:r>
+        <w:rPr>
+          <w:rFonts w:cstheme="minorHAnsi"/>
+          <w:sz w:val="24"/>
+          <w:szCs w:val="24"/>
+        </w:rPr>
+        <w:t>Yukarıdaki iki kod aynı çıktıyı vermektedir.</w:t>
+      </w:r>
+    </w:p>
+    <w:p>
+      <w:pPr>
+        <w:pStyle w:val="ListeParagraf"/>
+        <w:numPr>
+          <w:ilvl w:val="0"/>
+          <w:numId w:val="17"/>
+        </w:numPr>
+        <w:rPr>
+          <w:rFonts w:cstheme="minorHAnsi"/>
+          <w:sz w:val="24"/>
+          <w:szCs w:val="24"/>
+        </w:rPr>
+      </w:pPr>
+      <w:r>
+        <w:rPr>
+          <w:rFonts w:cstheme="minorHAnsi"/>
+          <w:sz w:val="24"/>
+          <w:szCs w:val="24"/>
+        </w:rPr>
+        <w:t>Reversed komutu listeyi anlık olarak ters çevirir. Bu komuttan sonra çalışan liste komutları orijinal listeye göre çalışırlar.</w:t>
+      </w:r>
+    </w:p>
+    <w:p>
+      <w:pPr>
+        <w:jc w:val="center"/>
+        <w:rPr>
+          <w:rFonts w:cstheme="minorHAnsi"/>
+          <w:sz w:val="24"/>
+          <w:szCs w:val="24"/>
+        </w:rPr>
+      </w:pPr>
+      <w:r>
+        <w:rPr>
+          <w:rFonts w:cstheme="minorHAnsi"/>
+          <w:noProof/>
+          <w:sz w:val="24"/>
+          <w:szCs w:val="24"/>
+        </w:rPr>
+        <w:drawing>
+          <wp:inline distT="0" distB="0" distL="0" distR="0" wp14:anchorId="4BEDCED4" wp14:editId="5FF8959B">
+            <wp:extent cx="5753100" cy="121920"/>
+            <wp:effectExtent l="0" t="0" r="0" b="0"/>
+            <wp:docPr id="30" name="Resim 30"/>
+            <wp:cNvGraphicFramePr>
+              <a:graphicFrameLocks xmlns:a="http://schemas.openxmlformats.org/drawingml/2006/main" noChangeAspect="1"/>
+            </wp:cNvGraphicFramePr>
+            <a:graphic xmlns:a="http://schemas.openxmlformats.org/drawingml/2006/main">
+              <a:graphicData uri="http://schemas.openxmlformats.org/drawingml/2006/picture">
+                <pic:pic xmlns:pic="http://schemas.openxmlformats.org/drawingml/2006/picture">
+                  <pic:nvPicPr>
+                    <pic:cNvPr id="0" name="Picture 30"/>
+                    <pic:cNvPicPr>
+                      <a:picLocks noChangeAspect="1" noChangeArrowheads="1"/>
+                    </pic:cNvPicPr>
+                  </pic:nvPicPr>
+                  <pic:blipFill>
+                    <a:blip r:embed="rId33">
+                      <a:extLst>
+                        <a:ext uri="{28A0092B-C50C-407E-A947-70E740481C1C}">
+                          <a14:useLocalDpi xmlns:a14="http://schemas.microsoft.com/office/drawing/2010/main" val="0"/>
+                        </a:ext>
+                      </a:extLst>
+                    </a:blip>
+                    <a:srcRect/>
+                    <a:stretch>
+                      <a:fillRect/>
+                    </a:stretch>
+                  </pic:blipFill>
+                  <pic:spPr bwMode="auto">
+                    <a:xfrm>
+                      <a:off x="0" y="0"/>
+                      <a:ext cx="5753100" cy="121920"/>
+                    </a:xfrm>
+                    <a:prstGeom prst="rect">
+                      <a:avLst/>
+                    </a:prstGeom>
+                    <a:noFill/>
+                    <a:ln>
+                      <a:noFill/>
+                    </a:ln>
+                  </pic:spPr>
+                </pic:pic>
+              </a:graphicData>
+            </a:graphic>
+          </wp:inline>
+        </w:drawing>
+      </w:r>
+    </w:p>
+    <w:p>
+      <w:pPr>
+        <w:pStyle w:val="ListeParagraf"/>
+        <w:numPr>
+          <w:ilvl w:val="0"/>
+          <w:numId w:val="18"/>
+        </w:numPr>
+        <w:jc w:val="both"/>
+        <w:rPr>
+          <w:rFonts w:cstheme="minorHAnsi"/>
+          <w:sz w:val="24"/>
+          <w:szCs w:val="24"/>
+        </w:rPr>
+      </w:pPr>
+      <m:oMath>
+        <m:r>
+          <w:rPr>
+            <w:rFonts w:ascii="Cambria Math" w:hAnsi="Cambria Math" w:cstheme="minorHAnsi"/>
+            <w:sz w:val="24"/>
+            <w:szCs w:val="24"/>
+          </w:rPr>
+          <m:t>listeAdi.remove</m:t>
+        </m:r>
+        <m:d>
+          <m:dPr>
+            <m:ctrlPr>
+              <w:rPr>
+                <w:rFonts w:ascii="Cambria Math" w:hAnsi="Cambria Math" w:cstheme="minorHAnsi"/>
+                <w:i/>
+                <w:sz w:val="24"/>
+                <w:szCs w:val="24"/>
+              </w:rPr>
+            </m:ctrlPr>
+          </m:dPr>
+          <m:e>
+            <m:r>
+              <w:rPr>
+                <w:rFonts w:ascii="Cambria Math" w:hAnsi="Cambria Math" w:cstheme="minorHAnsi"/>
+                <w:sz w:val="24"/>
+                <w:szCs w:val="24"/>
+              </w:rPr>
+              <m:t>eleman</m:t>
+            </m:r>
+          </m:e>
+        </m:d>
+        <m:r>
+          <w:rPr>
+            <w:rFonts w:ascii="Cambria Math" w:hAnsi="Cambria Math" w:cstheme="minorHAnsi"/>
+            <w:sz w:val="24"/>
+            <w:szCs w:val="24"/>
+          </w:rPr>
+          <m:t>;</m:t>
+        </m:r>
+      </m:oMath>
+      <w:r>
+        <w:rPr>
+          <w:rFonts w:eastAsiaTheme="minorEastAsia" w:cstheme="minorHAnsi"/>
+          <w:sz w:val="24"/>
+          <w:szCs w:val="24"/>
+        </w:rPr>
+        <w:t xml:space="preserve"> komutu ile eleman yerine girilen parametreyi ilk gördüğü yerde siler ve işlem tamamlanır. </w:t>
+      </w:r>
+      <m:oMath>
+        <m:r>
+          <w:rPr>
+            <w:rFonts w:ascii="Cambria Math" w:hAnsi="Cambria Math" w:cstheme="minorHAnsi"/>
+            <w:sz w:val="24"/>
+            <w:szCs w:val="24"/>
+          </w:rPr>
+          <m:t>listeAdi.remove</m:t>
+        </m:r>
+        <m:r>
+          <w:rPr>
+            <w:rFonts w:ascii="Cambria Math" w:hAnsi="Cambria Math" w:cstheme="minorHAnsi"/>
+            <w:sz w:val="24"/>
+            <w:szCs w:val="24"/>
+          </w:rPr>
+          <m:t>At</m:t>
+        </m:r>
+        <m:d>
+          <m:dPr>
+            <m:ctrlPr>
+              <w:rPr>
+                <w:rFonts w:ascii="Cambria Math" w:hAnsi="Cambria Math" w:cstheme="minorHAnsi"/>
+                <w:i/>
+                <w:sz w:val="24"/>
+                <w:szCs w:val="24"/>
+              </w:rPr>
+            </m:ctrlPr>
+          </m:dPr>
+          <m:e>
+            <m:r>
+              <w:rPr>
+                <w:rFonts w:ascii="Cambria Math" w:hAnsi="Cambria Math" w:cstheme="minorHAnsi"/>
+                <w:sz w:val="24"/>
+                <w:szCs w:val="24"/>
+              </w:rPr>
+              <m:t>index</m:t>
+            </m:r>
+          </m:e>
+        </m:d>
+        <m:r>
+          <w:rPr>
+            <w:rFonts w:ascii="Cambria Math" w:hAnsi="Cambria Math" w:cstheme="minorHAnsi"/>
+            <w:sz w:val="24"/>
+            <w:szCs w:val="24"/>
+          </w:rPr>
+          <m:t>;</m:t>
+        </m:r>
+      </m:oMath>
+      <w:r>
+        <w:rPr>
+          <w:rFonts w:eastAsiaTheme="minorEastAsia" w:cstheme="minorHAnsi"/>
+          <w:sz w:val="24"/>
+          <w:szCs w:val="24"/>
+        </w:rPr>
+        <w:t xml:space="preserve"> komutu ile girilen </w:t>
+      </w:r>
+      <w:r>
+        <w:rPr>
+          <w:rFonts w:eastAsiaTheme="minorEastAsia" w:cstheme="minorHAnsi"/>
+          <w:sz w:val="24"/>
+          <w:szCs w:val="24"/>
+        </w:rPr>
+        <w:lastRenderedPageBreak/>
+        <w:t xml:space="preserve">indexteki elemanı siler. Remove, add gibi komutlar sabit boyutlu listelerle kullanılamazlar. </w:t>
+      </w:r>
+    </w:p>
+    <w:p>
+      <w:pPr>
+        <w:pStyle w:val="ListeParagraf"/>
+        <w:numPr>
+          <w:ilvl w:val="0"/>
+          <w:numId w:val="18"/>
+        </w:numPr>
+        <w:jc w:val="both"/>
+        <w:rPr>
+          <w:rFonts w:cstheme="minorHAnsi"/>
+          <w:sz w:val="24"/>
+          <w:szCs w:val="24"/>
+        </w:rPr>
+      </w:pPr>
+      <w:r>
+        <w:rPr>
+          <w:rFonts w:cstheme="minorHAnsi"/>
+          <w:sz w:val="24"/>
+          <w:szCs w:val="24"/>
+        </w:rPr>
+        <w:t>Listeyi</w:t>
+      </w:r>
+      <w:r>
+        <w:rPr>
+          <w:rFonts w:cstheme="minorHAnsi"/>
+          <w:sz w:val="24"/>
+          <w:szCs w:val="24"/>
+        </w:rPr>
+        <w:t xml:space="preserve"> silip boş bir dizi haline getirmek için </w:t>
+      </w:r>
+      <m:oMath>
+        <m:r>
+          <w:rPr>
+            <w:rFonts w:ascii="Cambria Math" w:hAnsi="Cambria Math" w:cstheme="minorHAnsi"/>
+            <w:sz w:val="24"/>
+            <w:szCs w:val="24"/>
+          </w:rPr>
+          <m:t>listeAdi.clear();</m:t>
+        </m:r>
+      </m:oMath>
+      <w:r>
+        <w:rPr>
+          <w:rFonts w:eastAsiaTheme="minorEastAsia" w:cstheme="minorHAnsi"/>
+          <w:sz w:val="24"/>
+          <w:szCs w:val="24"/>
+        </w:rPr>
+        <w:t xml:space="preserve"> komutu kullanılır.</w:t>
+      </w:r>
+    </w:p>
+    <w:p>
+      <w:pPr>
+        <w:pStyle w:val="ListeParagraf"/>
+        <w:numPr>
+          <w:ilvl w:val="0"/>
+          <w:numId w:val="18"/>
+        </w:numPr>
+        <w:jc w:val="both"/>
+        <w:rPr>
+          <w:rFonts w:cstheme="minorHAnsi"/>
+          <w:sz w:val="24"/>
+          <w:szCs w:val="24"/>
+        </w:rPr>
+      </w:pPr>
+      <w:r>
+        <w:rPr>
+          <w:rFonts w:eastAsiaTheme="minorEastAsia" w:cstheme="minorHAnsi"/>
+          <w:sz w:val="24"/>
+          <w:szCs w:val="24"/>
+        </w:rPr>
+        <w:t xml:space="preserve">Liste içerisinde sorgulanmak istenen elemanın olup olmadığını denetlemek için contains komutu kullanılır. </w:t>
+      </w:r>
+    </w:p>
+    <w:p>
+      <w:pPr>
+        <w:pStyle w:val="ListeParagraf"/>
+        <w:jc w:val="both"/>
+        <w:rPr>
+          <w:rFonts w:cstheme="minorHAnsi"/>
+          <w:sz w:val="24"/>
+          <w:szCs w:val="24"/>
+        </w:rPr>
+      </w:pPr>
+    </w:p>
+    <w:p>
+      <w:pPr>
+        <w:pStyle w:val="ListeParagraf"/>
+        <w:jc w:val="center"/>
+        <w:rPr>
+          <w:rFonts w:cstheme="minorHAnsi"/>
+          <w:sz w:val="24"/>
+          <w:szCs w:val="24"/>
+        </w:rPr>
+      </w:pPr>
+      <w:r>
+        <w:rPr>
+          <w:rFonts w:eastAsiaTheme="minorEastAsia" w:cstheme="minorHAnsi"/>
+          <w:noProof/>
+          <w:sz w:val="24"/>
+          <w:szCs w:val="24"/>
+        </w:rPr>
+        <w:drawing>
+          <wp:inline distT="0" distB="0" distL="0" distR="0" wp14:anchorId="4538ACD7" wp14:editId="00049EB5">
+            <wp:extent cx="5760720" cy="1821180"/>
+            <wp:effectExtent l="0" t="0" r="0" b="7620"/>
+            <wp:docPr id="31" name="Resim 31"/>
+            <wp:cNvGraphicFramePr>
+              <a:graphicFrameLocks xmlns:a="http://schemas.openxmlformats.org/drawingml/2006/main" noChangeAspect="1"/>
+            </wp:cNvGraphicFramePr>
+            <a:graphic xmlns:a="http://schemas.openxmlformats.org/drawingml/2006/main">
+              <a:graphicData uri="http://schemas.openxmlformats.org/drawingml/2006/picture">
+                <pic:pic xmlns:pic="http://schemas.openxmlformats.org/drawingml/2006/picture">
+                  <pic:nvPicPr>
+                    <pic:cNvPr id="0" name="Picture 31"/>
+                    <pic:cNvPicPr>
+                      <a:picLocks noChangeAspect="1" noChangeArrowheads="1"/>
+                    </pic:cNvPicPr>
+                  </pic:nvPicPr>
+                  <pic:blipFill>
+                    <a:blip r:embed="rId34">
+                      <a:extLst>
+                        <a:ext uri="{28A0092B-C50C-407E-A947-70E740481C1C}">
+                          <a14:useLocalDpi xmlns:a14="http://schemas.microsoft.com/office/drawing/2010/main" val="0"/>
+                        </a:ext>
+                      </a:extLst>
+                    </a:blip>
+                    <a:srcRect/>
+                    <a:stretch>
+                      <a:fillRect/>
+                    </a:stretch>
+                  </pic:blipFill>
+                  <pic:spPr bwMode="auto">
+                    <a:xfrm>
+                      <a:off x="0" y="0"/>
+                      <a:ext cx="5760720" cy="1821180"/>
+                    </a:xfrm>
+                    <a:prstGeom prst="rect">
+                      <a:avLst/>
+                    </a:prstGeom>
+                    <a:noFill/>
+                    <a:ln>
+                      <a:noFill/>
+                    </a:ln>
+                  </pic:spPr>
+                </pic:pic>
+              </a:graphicData>
+            </a:graphic>
+          </wp:inline>
+        </w:drawing>
+      </w:r>
+    </w:p>
+    <w:p>
+      <w:pPr>
+        <w:rPr>
+          <w:rFonts w:cstheme="minorHAnsi"/>
+          <w:b/>
+          <w:bCs/>
+          <w:sz w:val="24"/>
+          <w:szCs w:val="24"/>
+        </w:rPr>
+      </w:pPr>
+      <w:r>
+        <w:rPr>
+          <w:rFonts w:cstheme="minorHAnsi"/>
+          <w:b/>
+          <w:bCs/>
+          <w:sz w:val="24"/>
+          <w:szCs w:val="24"/>
+        </w:rPr>
+        <w:t>Setler</w:t>
+      </w:r>
+    </w:p>
+    <w:p>
+      <w:pPr>
+        <w:pStyle w:val="ListeParagraf"/>
+        <w:numPr>
+          <w:ilvl w:val="0"/>
+          <w:numId w:val="19"/>
+        </w:numPr>
+        <w:rPr>
+          <w:rFonts w:cstheme="minorHAnsi"/>
+          <w:sz w:val="24"/>
+          <w:szCs w:val="24"/>
+        </w:rPr>
+      </w:pPr>
+      <w:r>
+        <w:rPr>
+          <w:rFonts w:cstheme="minorHAnsi"/>
+          <w:sz w:val="24"/>
+          <w:szCs w:val="24"/>
+        </w:rPr>
+        <w:t>Bu yapı da listeler gibi çalışmaktadır fakat bir eleman bu yapı içerisinde sadece bir kere tutulur. Aynı değer birden fazla sefer girilse bile o değeri sadece bir kere set içerisinde saklar.</w:t>
+      </w:r>
+    </w:p>
+    <w:p>
+      <w:pPr>
+        <w:pStyle w:val="ListeParagraf"/>
+        <w:numPr>
+          <w:ilvl w:val="0"/>
+          <w:numId w:val="19"/>
+        </w:numPr>
+        <w:rPr>
+          <w:rFonts w:cstheme="minorHAnsi"/>
+          <w:sz w:val="24"/>
+          <w:szCs w:val="24"/>
+        </w:rPr>
+      </w:pPr>
+      <w:r>
+        <w:rPr>
+          <w:rFonts w:cstheme="minorHAnsi"/>
+          <w:sz w:val="24"/>
+          <w:szCs w:val="24"/>
+        </w:rPr>
+        <w:t xml:space="preserve">Liste elemanları liste içerisinde sıra ile saklanırken </w:t>
+      </w:r>
+      <w:r>
+        <w:rPr>
+          <w:rFonts w:cstheme="minorHAnsi"/>
+          <w:sz w:val="24"/>
+          <w:szCs w:val="24"/>
+        </w:rPr>
+        <w:t>set yapısında sıra ile saklanmazlar.</w:t>
+      </w:r>
+    </w:p>
+    <w:p>
+      <w:pPr>
+        <w:pStyle w:val="ListeParagraf"/>
+        <w:numPr>
+          <w:ilvl w:val="0"/>
+          <w:numId w:val="19"/>
+        </w:numPr>
+        <w:rPr>
+          <w:rFonts w:cstheme="minorHAnsi"/>
+          <w:sz w:val="24"/>
+          <w:szCs w:val="24"/>
+        </w:rPr>
+      </w:pPr>
+      <w:r>
+        <w:rPr>
+          <w:rFonts w:cstheme="minorHAnsi"/>
+          <w:sz w:val="24"/>
+          <w:szCs w:val="24"/>
+        </w:rPr>
+        <w:t xml:space="preserve">Listeler ile kullanılabilen çoğu metot bu yapıda da çalışmaktadır. </w:t>
+      </w:r>
+    </w:p>
+    <w:p>
+      <w:pPr>
+        <w:pStyle w:val="ListeParagraf"/>
+        <w:numPr>
+          <w:ilvl w:val="0"/>
+          <w:numId w:val="19"/>
+        </w:numPr>
+        <w:rPr>
+          <w:rFonts w:cstheme="minorHAnsi"/>
+          <w:sz w:val="24"/>
+          <w:szCs w:val="24"/>
+        </w:rPr>
+      </w:pPr>
+      <w:r>
+        <w:rPr>
+          <w:rFonts w:cstheme="minorHAnsi"/>
+          <w:sz w:val="24"/>
+          <w:szCs w:val="24"/>
+        </w:rPr>
+        <w:t>Set içerisine add komutu ile yeni bir eleman eklenebilir fakat başlangıçta biz de değer verebiliriz. Bunun için;</w:t>
+      </w:r>
+    </w:p>
+    <w:p>
+      <w:pPr>
+        <w:ind w:left="360"/>
+        <w:rPr>
+          <w:rFonts w:eastAsiaTheme="minorEastAsia" w:cstheme="minorHAnsi"/>
+          <w:sz w:val="24"/>
+          <w:szCs w:val="24"/>
+        </w:rPr>
+      </w:pPr>
+      <m:oMath>
+        <m:r>
+          <w:rPr>
+            <w:rFonts w:ascii="Cambria Math" w:hAnsi="Cambria Math" w:cstheme="minorHAnsi"/>
+            <w:sz w:val="24"/>
+            <w:szCs w:val="24"/>
+          </w:rPr>
+          <m:t>S</m:t>
+        </m:r>
+        <m:r>
+          <w:rPr>
+            <w:rFonts w:ascii="Cambria Math" w:hAnsi="Cambria Math" w:cstheme="minorHAnsi"/>
+            <w:sz w:val="24"/>
+            <w:szCs w:val="24"/>
+          </w:rPr>
+          <m:t>et&lt;degiskenTipi&gt;setAdi= Set.from</m:t>
+        </m:r>
+        <m:d>
+          <m:dPr>
+            <m:ctrlPr>
+              <w:rPr>
+                <w:rFonts w:ascii="Cambria Math" w:hAnsi="Cambria Math" w:cstheme="minorHAnsi"/>
+                <w:i/>
+                <w:sz w:val="24"/>
+                <w:szCs w:val="24"/>
+              </w:rPr>
+            </m:ctrlPr>
+          </m:dPr>
+          <m:e>
+            <m:d>
+              <m:dPr>
+                <m:begChr m:val="["/>
+                <m:endChr m:val="]"/>
+                <m:ctrlPr>
+                  <w:rPr>
+                    <w:rFonts w:ascii="Cambria Math" w:hAnsi="Cambria Math" w:cstheme="minorHAnsi"/>
+                    <w:i/>
+                    <w:sz w:val="24"/>
+                    <w:szCs w:val="24"/>
+                  </w:rPr>
+                </m:ctrlPr>
+              </m:dPr>
+              <m:e>
+                <m:r>
+                  <w:rPr>
+                    <w:rFonts w:ascii="Cambria Math" w:hAnsi="Cambria Math" w:cstheme="minorHAnsi"/>
+                    <w:sz w:val="24"/>
+                    <w:szCs w:val="24"/>
+                  </w:rPr>
+                  <m:t>başlangıçta eklenecek elemanlar</m:t>
+                </m:r>
+              </m:e>
+            </m:d>
+          </m:e>
+        </m:d>
+        <m:r>
+          <w:rPr>
+            <w:rFonts w:ascii="Cambria Math" w:hAnsi="Cambria Math" w:cstheme="minorHAnsi"/>
+            <w:sz w:val="24"/>
+            <w:szCs w:val="24"/>
+          </w:rPr>
+          <m:t>;</m:t>
+        </m:r>
+      </m:oMath>
+      <w:r>
+        <w:rPr>
+          <w:rFonts w:eastAsiaTheme="minorEastAsia" w:cstheme="minorHAnsi"/>
+          <w:sz w:val="24"/>
+          <w:szCs w:val="24"/>
+        </w:rPr>
+        <w:t xml:space="preserve"> komutu girilir. </w:t>
+      </w:r>
+    </w:p>
+    <w:p>
+      <w:pPr>
+        <w:pStyle w:val="ListeParagraf"/>
+        <w:numPr>
+          <w:ilvl w:val="0"/>
+          <w:numId w:val="20"/>
+        </w:numPr>
+        <w:rPr>
+          <w:rFonts w:cstheme="minorHAnsi"/>
+          <w:sz w:val="24"/>
+          <w:szCs w:val="24"/>
+        </w:rPr>
+      </w:pPr>
+      <w:r>
+        <w:rPr>
+          <w:rFonts w:cstheme="minorHAnsi"/>
+          <w:sz w:val="24"/>
+          <w:szCs w:val="24"/>
+        </w:rPr>
+        <w:t>Listeler ve setler birbirine eklenebilirler. Bunun için de addAll komutu kullanılır.</w:t>
+      </w:r>
+    </w:p>
+    <w:p>
+      <w:pPr>
+        <w:jc w:val="center"/>
+        <w:rPr>
+          <w:rFonts w:cstheme="minorHAnsi"/>
+          <w:sz w:val="24"/>
+          <w:szCs w:val="24"/>
+        </w:rPr>
+      </w:pPr>
+      <w:r>
+        <w:rPr>
+          <w:rFonts w:cstheme="minorHAnsi"/>
+          <w:noProof/>
+          <w:sz w:val="24"/>
+          <w:szCs w:val="24"/>
+        </w:rPr>
+        <w:drawing>
+          <wp:inline distT="0" distB="0" distL="0" distR="0" wp14:anchorId="6F74CC35" wp14:editId="0F3C90F2">
+            <wp:extent cx="5753100" cy="2202180"/>
+            <wp:effectExtent l="0" t="0" r="0" b="7620"/>
+            <wp:docPr id="32" name="Resim 32"/>
+            <wp:cNvGraphicFramePr>
+              <a:graphicFrameLocks xmlns:a="http://schemas.openxmlformats.org/drawingml/2006/main" noChangeAspect="1"/>
+            </wp:cNvGraphicFramePr>
+            <a:graphic xmlns:a="http://schemas.openxmlformats.org/drawingml/2006/main">
+              <a:graphicData uri="http://schemas.openxmlformats.org/drawingml/2006/picture">
+                <pic:pic xmlns:pic="http://schemas.openxmlformats.org/drawingml/2006/picture">
+                  <pic:nvPicPr>
+                    <pic:cNvPr id="0" name="Picture 32"/>
+                    <pic:cNvPicPr>
+                      <a:picLocks noChangeAspect="1" noChangeArrowheads="1"/>
+                    </pic:cNvPicPr>
+                  </pic:nvPicPr>
+                  <pic:blipFill>
+                    <a:blip r:embed="rId35">
+                      <a:extLst>
+                        <a:ext uri="{28A0092B-C50C-407E-A947-70E740481C1C}">
+                          <a14:useLocalDpi xmlns:a14="http://schemas.microsoft.com/office/drawing/2010/main" val="0"/>
+                        </a:ext>
+                      </a:extLst>
+                    </a:blip>
+                    <a:srcRect/>
+                    <a:stretch>
+                      <a:fillRect/>
+                    </a:stretch>
+                  </pic:blipFill>
+                  <pic:spPr bwMode="auto">
+                    <a:xfrm>
+                      <a:off x="0" y="0"/>
+                      <a:ext cx="5753100" cy="2202180"/>
+                    </a:xfrm>
+                    <a:prstGeom prst="rect">
+                      <a:avLst/>
+                    </a:prstGeom>
+                    <a:noFill/>
+                    <a:ln>
+                      <a:noFill/>
+                    </a:ln>
+                  </pic:spPr>
+                </pic:pic>
+              </a:graphicData>
+            </a:graphic>
+          </wp:inline>
+        </w:drawing>
+      </w:r>
+    </w:p>
+    <w:p>
+      <w:pPr>
+        <w:rPr>
+          <w:rFonts w:cstheme="minorHAnsi"/>
+          <w:sz w:val="24"/>
+          <w:szCs w:val="24"/>
+        </w:rPr>
+      </w:pPr>
+    </w:p>
+    <w:p>
+      <w:pPr>
+        <w:rPr>
+          <w:rFonts w:cstheme="minorHAnsi"/>
+          <w:b/>
+          <w:bCs/>
+          <w:sz w:val="24"/>
+          <w:szCs w:val="24"/>
+        </w:rPr>
+      </w:pPr>
+    </w:p>
+    <w:p>
+      <w:pPr>
+        <w:rPr>
+          <w:rFonts w:cstheme="minorHAnsi"/>
+          <w:b/>
+          <w:bCs/>
+          <w:sz w:val="24"/>
+          <w:szCs w:val="24"/>
+        </w:rPr>
+      </w:pPr>
+      <w:r>
+        <w:rPr>
+          <w:rFonts w:cstheme="minorHAnsi"/>
+          <w:b/>
+          <w:bCs/>
+          <w:sz w:val="24"/>
+          <w:szCs w:val="24"/>
+        </w:rPr>
+        <w:lastRenderedPageBreak/>
+        <w:t>Maplar</w:t>
+      </w:r>
+    </w:p>
+    <w:p>
+      <w:pPr>
+        <w:pStyle w:val="ListeParagraf"/>
+        <w:numPr>
+          <w:ilvl w:val="0"/>
+          <w:numId w:val="20"/>
+        </w:numPr>
+        <w:rPr>
+          <w:rFonts w:cstheme="minorHAnsi"/>
+          <w:sz w:val="24"/>
+          <w:szCs w:val="24"/>
+        </w:rPr>
+      </w:pPr>
+      <w:r>
+        <w:rPr>
+          <w:rFonts w:cstheme="minorHAnsi"/>
+          <w:sz w:val="24"/>
+          <w:szCs w:val="24"/>
+        </w:rPr>
+        <w:t>Set yapısı gibi içerisinde sırasız eleman tutar fakat “sözlük yapısına sahiptir”</w:t>
+      </w:r>
+      <w:r>
+        <w:rPr>
+          <w:rFonts w:cstheme="minorHAnsi"/>
+          <w:sz w:val="24"/>
+          <w:szCs w:val="24"/>
+        </w:rPr>
+        <w:t xml:space="preserve">.  Yani key-value yapsına sahiptir. </w:t>
+      </w:r>
+    </w:p>
+    <w:p>
+      <w:pPr>
+        <w:pStyle w:val="ListeParagraf"/>
+        <w:numPr>
+          <w:ilvl w:val="0"/>
+          <w:numId w:val="20"/>
+        </w:numPr>
+        <w:rPr>
+          <w:rFonts w:cstheme="minorHAnsi"/>
+          <w:sz w:val="24"/>
+          <w:szCs w:val="24"/>
+        </w:rPr>
+      </w:pPr>
+      <w:r>
+        <w:rPr>
+          <w:rFonts w:cstheme="minorHAnsi"/>
+          <w:sz w:val="24"/>
+          <w:szCs w:val="24"/>
+        </w:rPr>
+        <w:t>Bir map oluşturulurken;</w:t>
+      </w:r>
+    </w:p>
+    <w:p>
+      <w:pPr>
+        <w:pStyle w:val="ListeParagraf"/>
+        <w:numPr>
+          <w:ilvl w:val="1"/>
+          <w:numId w:val="20"/>
+        </w:numPr>
+        <w:rPr>
+          <w:rFonts w:cstheme="minorHAnsi"/>
+          <w:sz w:val="24"/>
+          <w:szCs w:val="24"/>
+        </w:rPr>
+      </w:pPr>
+      <m:oMath>
+        <m:r>
+          <w:rPr>
+            <w:rFonts w:ascii="Cambria Math" w:hAnsi="Cambria Math" w:cstheme="minorHAnsi"/>
+            <w:sz w:val="24"/>
+            <w:szCs w:val="24"/>
+          </w:rPr>
+          <m:t>Map&lt;keyDegiskeni, valueDegiskeni&gt;mapAdi={};</m:t>
+        </m:r>
+      </m:oMath>
+      <w:r>
+        <w:rPr>
+          <w:rFonts w:eastAsiaTheme="minorEastAsia" w:cstheme="minorHAnsi"/>
+          <w:sz w:val="24"/>
+          <w:szCs w:val="24"/>
+        </w:rPr>
+        <w:t xml:space="preserve"> şeklinde yazılır. Bu yazım boş bir map oluşturmamızı sağlar.</w:t>
+      </w:r>
+    </w:p>
+    <w:p>
+      <w:pPr>
+        <w:pStyle w:val="ListeParagraf"/>
+        <w:numPr>
+          <w:ilvl w:val="0"/>
+          <w:numId w:val="20"/>
+        </w:numPr>
+        <w:rPr>
+          <w:rFonts w:cstheme="minorHAnsi"/>
+          <w:sz w:val="24"/>
+          <w:szCs w:val="24"/>
+        </w:rPr>
+      </w:pPr>
+      <w:r>
+        <w:rPr>
+          <w:rFonts w:cstheme="minorHAnsi"/>
+          <w:sz w:val="24"/>
+          <w:szCs w:val="24"/>
+        </w:rPr>
+        <w:t>Benzer bir map oluşturma şekli de;</w:t>
+      </w:r>
+    </w:p>
+    <w:p>
+      <w:pPr>
+        <w:pStyle w:val="ListeParagraf"/>
+        <w:numPr>
+          <w:ilvl w:val="1"/>
+          <w:numId w:val="20"/>
+        </w:numPr>
+        <w:rPr>
+          <w:rFonts w:cstheme="minorHAnsi"/>
+          <w:sz w:val="24"/>
+          <w:szCs w:val="24"/>
+        </w:rPr>
+      </w:pPr>
+      <m:oMath>
+        <m:r>
+          <w:rPr>
+            <w:rFonts w:ascii="Cambria Math" w:hAnsi="Cambria Math" w:cstheme="minorHAnsi"/>
+            <w:sz w:val="24"/>
+            <w:szCs w:val="24"/>
+          </w:rPr>
+          <m:t>Map&lt;keyDegiskeni, valueDegiskeni&gt;mapAdi=</m:t>
+        </m:r>
+        <m:r>
+          <w:rPr>
+            <w:rFonts w:ascii="Cambria Math" w:hAnsi="Cambria Math" w:cstheme="minorHAnsi"/>
+            <w:sz w:val="24"/>
+            <w:szCs w:val="24"/>
+          </w:rPr>
+          <m:t>Map()</m:t>
+        </m:r>
+        <m:r>
+          <w:rPr>
+            <w:rFonts w:ascii="Cambria Math" w:hAnsi="Cambria Math" w:cstheme="minorHAnsi"/>
+            <w:sz w:val="24"/>
+            <w:szCs w:val="24"/>
+          </w:rPr>
+          <m:t>;</m:t>
+        </m:r>
+      </m:oMath>
+    </w:p>
+    <w:p>
+      <w:pPr>
+        <w:pStyle w:val="ListeParagraf"/>
+        <w:numPr>
+          <w:ilvl w:val="0"/>
+          <w:numId w:val="20"/>
+        </w:numPr>
+        <w:rPr>
+          <w:rFonts w:cstheme="minorHAnsi"/>
+          <w:sz w:val="24"/>
+          <w:szCs w:val="24"/>
+        </w:rPr>
+      </w:pPr>
+      <w:r>
+        <w:rPr>
+          <w:rFonts w:cstheme="minorHAnsi"/>
+          <w:sz w:val="24"/>
+          <w:szCs w:val="24"/>
+        </w:rPr>
+        <w:t>Boş maplere eleman eklemek için;</w:t>
+      </w:r>
+    </w:p>
+    <w:p>
+      <w:pPr>
+        <w:pStyle w:val="ListeParagraf"/>
+        <w:numPr>
+          <w:ilvl w:val="1"/>
+          <w:numId w:val="20"/>
+        </w:numPr>
+        <w:rPr>
+          <w:rFonts w:cstheme="minorHAnsi"/>
+          <w:sz w:val="24"/>
+          <w:szCs w:val="24"/>
+        </w:rPr>
+      </w:pPr>
+      <m:oMath>
+        <m:r>
+          <w:rPr>
+            <w:rFonts w:ascii="Cambria Math" w:hAnsi="Cambria Math" w:cstheme="minorHAnsi"/>
+            <w:sz w:val="24"/>
+            <w:szCs w:val="24"/>
+          </w:rPr>
+          <m:t>mapAdi</m:t>
+        </m:r>
+        <m:d>
+          <m:dPr>
+            <m:begChr m:val="["/>
+            <m:endChr m:val="]"/>
+            <m:ctrlPr>
+              <w:rPr>
+                <w:rFonts w:ascii="Cambria Math" w:hAnsi="Cambria Math" w:cstheme="minorHAnsi"/>
+                <w:i/>
+                <w:sz w:val="24"/>
+                <w:szCs w:val="24"/>
+              </w:rPr>
+            </m:ctrlPr>
+          </m:dPr>
+          <m:e>
+            <m:r>
+              <m:rPr>
+                <m:nor/>
+              </m:rPr>
+              <w:rPr>
+                <w:rFonts w:ascii="Cambria Math" w:hAnsi="Cambria Math" w:cstheme="minorHAnsi"/>
+                <w:sz w:val="24"/>
+                <w:szCs w:val="24"/>
+              </w:rPr>
+              <m:t>keyAdi</m:t>
+            </m:r>
+          </m:e>
+        </m:d>
+        <m:r>
+          <w:rPr>
+            <w:rFonts w:ascii="Cambria Math" w:hAnsi="Cambria Math" w:cstheme="minorHAnsi"/>
+            <w:sz w:val="24"/>
+            <w:szCs w:val="24"/>
+          </w:rPr>
+          <m:t>=value;</m:t>
+        </m:r>
+      </m:oMath>
+    </w:p>
+    <w:p>
+      <w:pPr>
+        <w:jc w:val="center"/>
+        <w:rPr>
+          <w:rFonts w:cstheme="minorHAnsi"/>
+          <w:sz w:val="24"/>
+          <w:szCs w:val="24"/>
+        </w:rPr>
+      </w:pPr>
+      <w:r>
+        <w:rPr>
+          <w:rFonts w:cstheme="minorHAnsi"/>
+          <w:noProof/>
+          <w:sz w:val="24"/>
+          <w:szCs w:val="24"/>
+        </w:rPr>
+        <w:drawing>
+          <wp:inline distT="0" distB="0" distL="0" distR="0" wp14:anchorId="34B10F84" wp14:editId="69C28355">
+            <wp:extent cx="5760720" cy="571500"/>
+            <wp:effectExtent l="0" t="0" r="0" b="0"/>
+            <wp:docPr id="33" name="Resim 33"/>
+            <wp:cNvGraphicFramePr>
+              <a:graphicFrameLocks xmlns:a="http://schemas.openxmlformats.org/drawingml/2006/main" noChangeAspect="1"/>
+            </wp:cNvGraphicFramePr>
+            <a:graphic xmlns:a="http://schemas.openxmlformats.org/drawingml/2006/main">
+              <a:graphicData uri="http://schemas.openxmlformats.org/drawingml/2006/picture">
+                <pic:pic xmlns:pic="http://schemas.openxmlformats.org/drawingml/2006/picture">
+                  <pic:nvPicPr>
+                    <pic:cNvPr id="0" name="Picture 33"/>
+                    <pic:cNvPicPr>
+                      <a:picLocks noChangeAspect="1" noChangeArrowheads="1"/>
+                    </pic:cNvPicPr>
+                  </pic:nvPicPr>
+                  <pic:blipFill>
+                    <a:blip r:embed="rId36">
+                      <a:extLst>
+                        <a:ext uri="{28A0092B-C50C-407E-A947-70E740481C1C}">
+                          <a14:useLocalDpi xmlns:a14="http://schemas.microsoft.com/office/drawing/2010/main" val="0"/>
+                        </a:ext>
+                      </a:extLst>
+                    </a:blip>
+                    <a:srcRect/>
+                    <a:stretch>
+                      <a:fillRect/>
+                    </a:stretch>
+                  </pic:blipFill>
+                  <pic:spPr bwMode="auto">
+                    <a:xfrm>
+                      <a:off x="0" y="0"/>
+                      <a:ext cx="5760720" cy="571500"/>
+                    </a:xfrm>
+                    <a:prstGeom prst="rect">
+                      <a:avLst/>
+                    </a:prstGeom>
+                    <a:noFill/>
+                    <a:ln>
+                      <a:noFill/>
+                    </a:ln>
+                  </pic:spPr>
+                </pic:pic>
+              </a:graphicData>
+            </a:graphic>
+          </wp:inline>
+        </w:drawing>
+      </w:r>
+    </w:p>
+    <w:p>
+      <w:pPr>
+        <w:jc w:val="center"/>
+        <w:rPr>
+          <w:rFonts w:cstheme="minorHAnsi"/>
+          <w:sz w:val="24"/>
+          <w:szCs w:val="24"/>
+        </w:rPr>
+      </w:pPr>
+      <w:r>
+        <w:rPr>
+          <w:rFonts w:cstheme="minorHAnsi"/>
+          <w:noProof/>
+          <w:sz w:val="24"/>
+          <w:szCs w:val="24"/>
+        </w:rPr>
+        <w:drawing>
+          <wp:inline distT="0" distB="0" distL="0" distR="0" wp14:anchorId="786E1574" wp14:editId="4A59678A">
+            <wp:extent cx="5760720" cy="1097280"/>
+            <wp:effectExtent l="0" t="0" r="0" b="7620"/>
+            <wp:docPr id="34" name="Resim 34"/>
+            <wp:cNvGraphicFramePr>
+              <a:graphicFrameLocks xmlns:a="http://schemas.openxmlformats.org/drawingml/2006/main" noChangeAspect="1"/>
+            </wp:cNvGraphicFramePr>
+            <a:graphic xmlns:a="http://schemas.openxmlformats.org/drawingml/2006/main">
+              <a:graphicData uri="http://schemas.openxmlformats.org/drawingml/2006/picture">
+                <pic:pic xmlns:pic="http://schemas.openxmlformats.org/drawingml/2006/picture">
+                  <pic:nvPicPr>
+                    <pic:cNvPr id="0" name="Picture 34"/>
+                    <pic:cNvPicPr>
+                      <a:picLocks noChangeAspect="1" noChangeArrowheads="1"/>
+                    </pic:cNvPicPr>
+                  </pic:nvPicPr>
+                  <pic:blipFill>
+                    <a:blip r:embed="rId37">
+                      <a:extLst>
+                        <a:ext uri="{28A0092B-C50C-407E-A947-70E740481C1C}">
+                          <a14:useLocalDpi xmlns:a14="http://schemas.microsoft.com/office/drawing/2010/main" val="0"/>
+                        </a:ext>
+                      </a:extLst>
+                    </a:blip>
+                    <a:srcRect/>
+                    <a:stretch>
+                      <a:fillRect/>
+                    </a:stretch>
+                  </pic:blipFill>
+                  <pic:spPr bwMode="auto">
+                    <a:xfrm>
+                      <a:off x="0" y="0"/>
+                      <a:ext cx="5760720" cy="1097280"/>
+                    </a:xfrm>
+                    <a:prstGeom prst="rect">
+                      <a:avLst/>
+                    </a:prstGeom>
+                    <a:noFill/>
+                    <a:ln>
+                      <a:noFill/>
+                    </a:ln>
+                  </pic:spPr>
+                </pic:pic>
+              </a:graphicData>
+            </a:graphic>
+          </wp:inline>
+        </w:drawing>
+      </w:r>
+    </w:p>
+    <w:p>
+      <w:pPr>
+        <w:jc w:val="center"/>
+        <w:rPr>
+          <w:rFonts w:cstheme="minorHAnsi"/>
+          <w:sz w:val="24"/>
+          <w:szCs w:val="24"/>
+        </w:rPr>
+      </w:pPr>
+      <w:r>
+        <w:rPr>
+          <w:rFonts w:cstheme="minorHAnsi"/>
+          <w:noProof/>
+          <w:sz w:val="24"/>
+          <w:szCs w:val="24"/>
+        </w:rPr>
+        <w:drawing>
+          <wp:inline distT="0" distB="0" distL="0" distR="0" wp14:anchorId="37ED3F41" wp14:editId="51A1DF2B">
+            <wp:extent cx="5753100" cy="838200"/>
+            <wp:effectExtent l="0" t="0" r="0" b="0"/>
+            <wp:docPr id="35" name="Resim 35"/>
+            <wp:cNvGraphicFramePr>
+              <a:graphicFrameLocks xmlns:a="http://schemas.openxmlformats.org/drawingml/2006/main" noChangeAspect="1"/>
+            </wp:cNvGraphicFramePr>
+            <a:graphic xmlns:a="http://schemas.openxmlformats.org/drawingml/2006/main">
+              <a:graphicData uri="http://schemas.openxmlformats.org/drawingml/2006/picture">
+                <pic:pic xmlns:pic="http://schemas.openxmlformats.org/drawingml/2006/picture">
+                  <pic:nvPicPr>
+                    <pic:cNvPr id="0" name="Picture 35"/>
+                    <pic:cNvPicPr>
+                      <a:picLocks noChangeAspect="1" noChangeArrowheads="1"/>
+                    </pic:cNvPicPr>
+                  </pic:nvPicPr>
+                  <pic:blipFill>
+                    <a:blip r:embed="rId38">
+                      <a:extLst>
+                        <a:ext uri="{28A0092B-C50C-407E-A947-70E740481C1C}">
+                          <a14:useLocalDpi xmlns:a14="http://schemas.microsoft.com/office/drawing/2010/main" val="0"/>
+                        </a:ext>
+                      </a:extLst>
+                    </a:blip>
+                    <a:srcRect/>
+                    <a:stretch>
+                      <a:fillRect/>
+                    </a:stretch>
+                  </pic:blipFill>
+                  <pic:spPr bwMode="auto">
+                    <a:xfrm>
+                      <a:off x="0" y="0"/>
+                      <a:ext cx="5753100" cy="838200"/>
+                    </a:xfrm>
+                    <a:prstGeom prst="rect">
+                      <a:avLst/>
+                    </a:prstGeom>
+                    <a:noFill/>
+                    <a:ln>
+                      <a:noFill/>
+                    </a:ln>
+                  </pic:spPr>
+                </pic:pic>
+              </a:graphicData>
+            </a:graphic>
+          </wp:inline>
+        </w:drawing>
+      </w:r>
+    </w:p>
+    <w:p>
+      <w:pPr>
+        <w:jc w:val="center"/>
+        <w:rPr>
+          <w:rFonts w:cstheme="minorHAnsi"/>
+          <w:sz w:val="24"/>
+          <w:szCs w:val="24"/>
+        </w:rPr>
+      </w:pPr>
+      <w:r>
+        <w:rPr>
+          <w:rFonts w:cstheme="minorHAnsi"/>
+          <w:noProof/>
+          <w:sz w:val="24"/>
+          <w:szCs w:val="24"/>
+        </w:rPr>
+        <w:drawing>
+          <wp:inline distT="0" distB="0" distL="0" distR="0" wp14:anchorId="7434152A" wp14:editId="003CDB78">
+            <wp:extent cx="5250180" cy="777240"/>
+            <wp:effectExtent l="0" t="0" r="7620" b="3810"/>
+            <wp:docPr id="36" name="Resim 36"/>
+            <wp:cNvGraphicFramePr>
+              <a:graphicFrameLocks xmlns:a="http://schemas.openxmlformats.org/drawingml/2006/main" noChangeAspect="1"/>
+            </wp:cNvGraphicFramePr>
+            <a:graphic xmlns:a="http://schemas.openxmlformats.org/drawingml/2006/main">
+              <a:graphicData uri="http://schemas.openxmlformats.org/drawingml/2006/picture">
+                <pic:pic xmlns:pic="http://schemas.openxmlformats.org/drawingml/2006/picture">
+                  <pic:nvPicPr>
+                    <pic:cNvPr id="0" name="Picture 36"/>
+                    <pic:cNvPicPr>
+                      <a:picLocks noChangeAspect="1" noChangeArrowheads="1"/>
+                    </pic:cNvPicPr>
+                  </pic:nvPicPr>
+                  <pic:blipFill>
+                    <a:blip r:embed="rId39">
+                      <a:extLst>
+                        <a:ext uri="{28A0092B-C50C-407E-A947-70E740481C1C}">
+                          <a14:useLocalDpi xmlns:a14="http://schemas.microsoft.com/office/drawing/2010/main" val="0"/>
+                        </a:ext>
+                      </a:extLst>
+                    </a:blip>
+                    <a:srcRect/>
+                    <a:stretch>
+                      <a:fillRect/>
+                    </a:stretch>
+                  </pic:blipFill>
+                  <pic:spPr bwMode="auto">
+                    <a:xfrm>
+                      <a:off x="0" y="0"/>
+                      <a:ext cx="5250180" cy="777240"/>
+                    </a:xfrm>
+                    <a:prstGeom prst="rect">
+                      <a:avLst/>
+                    </a:prstGeom>
+                    <a:noFill/>
+                    <a:ln>
+                      <a:noFill/>
+                    </a:ln>
+                  </pic:spPr>
+                </pic:pic>
+              </a:graphicData>
+            </a:graphic>
+          </wp:inline>
+        </w:drawing>
+      </w:r>
+    </w:p>
+    <w:p>
+      <w:pPr>
+        <w:rPr>
+          <w:rFonts w:cstheme="minorHAnsi"/>
+          <w:sz w:val="24"/>
+          <w:szCs w:val="24"/>
+        </w:rPr>
+      </w:pPr>
+    </w:p>
+    <w:p>
+      <w:pPr>
+        <w:rPr>
+          <w:rFonts w:cstheme="minorHAnsi"/>
+          <w:b/>
+          <w:bCs/>
+          <w:sz w:val="24"/>
+          <w:szCs w:val="24"/>
+        </w:rPr>
+      </w:pPr>
+      <w:r>
+        <w:rPr>
+          <w:rFonts w:cstheme="minorHAnsi"/>
+          <w:b/>
+          <w:bCs/>
+          <w:sz w:val="24"/>
+          <w:szCs w:val="24"/>
+        </w:rPr>
+        <w:t>Listeler, Setler ve Mapler İçin Önemli Notlar</w:t>
+      </w:r>
+    </w:p>
+    <w:p>
+      <w:pPr>
+        <w:jc w:val="center"/>
+        <w:rPr>
+          <w:rFonts w:cstheme="minorHAnsi"/>
+          <w:sz w:val="24"/>
+          <w:szCs w:val="24"/>
+        </w:rPr>
+      </w:pPr>
+      <w:r>
+        <w:rPr>
+          <w:rFonts w:cstheme="minorHAnsi"/>
+          <w:noProof/>
+          <w:sz w:val="24"/>
+          <w:szCs w:val="24"/>
+        </w:rPr>
+        <w:drawing>
+          <wp:inline distT="0" distB="0" distL="0" distR="0" wp14:anchorId="677F23B8" wp14:editId="101CB7E7">
+            <wp:extent cx="5760720" cy="693420"/>
+            <wp:effectExtent l="0" t="0" r="0" b="0"/>
+            <wp:docPr id="37" name="Resim 37"/>
+            <wp:cNvGraphicFramePr>
+              <a:graphicFrameLocks xmlns:a="http://schemas.openxmlformats.org/drawingml/2006/main" noChangeAspect="1"/>
+            </wp:cNvGraphicFramePr>
+            <a:graphic xmlns:a="http://schemas.openxmlformats.org/drawingml/2006/main">
+              <a:graphicData uri="http://schemas.openxmlformats.org/drawingml/2006/picture">
+                <pic:pic xmlns:pic="http://schemas.openxmlformats.org/drawingml/2006/picture">
+                  <pic:nvPicPr>
+                    <pic:cNvPr id="0" name="Picture 37"/>
+                    <pic:cNvPicPr>
+                      <a:picLocks noChangeAspect="1" noChangeArrowheads="1"/>
+                    </pic:cNvPicPr>
+                  </pic:nvPicPr>
+                  <pic:blipFill>
+                    <a:blip r:embed="rId40">
+                      <a:extLst>
+                        <a:ext uri="{28A0092B-C50C-407E-A947-70E740481C1C}">
+                          <a14:useLocalDpi xmlns:a14="http://schemas.microsoft.com/office/drawing/2010/main" val="0"/>
+                        </a:ext>
+                      </a:extLst>
+                    </a:blip>
+                    <a:srcRect/>
+                    <a:stretch>
+                      <a:fillRect/>
+                    </a:stretch>
+                  </pic:blipFill>
+                  <pic:spPr bwMode="auto">
+                    <a:xfrm>
+                      <a:off x="0" y="0"/>
+                      <a:ext cx="5760720" cy="693420"/>
+                    </a:xfrm>
+                    <a:prstGeom prst="rect">
+                      <a:avLst/>
+                    </a:prstGeom>
+                    <a:noFill/>
+                    <a:ln>
+                      <a:noFill/>
+                    </a:ln>
+                  </pic:spPr>
+                </pic:pic>
+              </a:graphicData>
+            </a:graphic>
+          </wp:inline>
+        </w:drawing>
+      </w:r>
+    </w:p>
+    <w:p>
+      <w:pPr>
+        <w:jc w:val="center"/>
+        <w:rPr>
+          <w:rFonts w:cstheme="minorHAnsi"/>
+          <w:sz w:val="24"/>
+          <w:szCs w:val="24"/>
+        </w:rPr>
+      </w:pPr>
+      <w:r>
+        <w:rPr>
+          <w:rFonts w:cstheme="minorHAnsi"/>
+          <w:noProof/>
+          <w:sz w:val="24"/>
+          <w:szCs w:val="24"/>
+        </w:rPr>
+        <w:drawing>
+          <wp:inline distT="0" distB="0" distL="0" distR="0" wp14:anchorId="7E6BFFE5" wp14:editId="0C4C254D">
+            <wp:extent cx="5753100" cy="403860"/>
+            <wp:effectExtent l="0" t="0" r="0" b="0"/>
+            <wp:docPr id="38" name="Resim 38"/>
+            <wp:cNvGraphicFramePr>
+              <a:graphicFrameLocks xmlns:a="http://schemas.openxmlformats.org/drawingml/2006/main" noChangeAspect="1"/>
+            </wp:cNvGraphicFramePr>
+            <a:graphic xmlns:a="http://schemas.openxmlformats.org/drawingml/2006/main">
+              <a:graphicData uri="http://schemas.openxmlformats.org/drawingml/2006/picture">
+                <pic:pic xmlns:pic="http://schemas.openxmlformats.org/drawingml/2006/picture">
+                  <pic:nvPicPr>
+                    <pic:cNvPr id="0" name="Picture 38"/>
+                    <pic:cNvPicPr>
+                      <a:picLocks noChangeAspect="1" noChangeArrowheads="1"/>
+                    </pic:cNvPicPr>
+                  </pic:nvPicPr>
+                  <pic:blipFill>
+                    <a:blip r:embed="rId41">
+                      <a:extLst>
+                        <a:ext uri="{28A0092B-C50C-407E-A947-70E740481C1C}">
+                          <a14:useLocalDpi xmlns:a14="http://schemas.microsoft.com/office/drawing/2010/main" val="0"/>
+                        </a:ext>
+                      </a:extLst>
+                    </a:blip>
+                    <a:srcRect/>
+                    <a:stretch>
+                      <a:fillRect/>
+                    </a:stretch>
+                  </pic:blipFill>
+                  <pic:spPr bwMode="auto">
+                    <a:xfrm>
+                      <a:off x="0" y="0"/>
+                      <a:ext cx="5753100" cy="403860"/>
+                    </a:xfrm>
+                    <a:prstGeom prst="rect">
+                      <a:avLst/>
+                    </a:prstGeom>
+                    <a:noFill/>
+                    <a:ln>
+                      <a:noFill/>
+                    </a:ln>
+                  </pic:spPr>
+                </pic:pic>
+              </a:graphicData>
+            </a:graphic>
+          </wp:inline>
+        </w:drawing>
+      </w:r>
+    </w:p>
+    <w:p>
+      <w:pPr>
+        <w:jc w:val="center"/>
+        <w:rPr>
+          <w:rFonts w:cstheme="minorHAnsi"/>
+          <w:sz w:val="24"/>
+          <w:szCs w:val="24"/>
+        </w:rPr>
+      </w:pPr>
+      <w:r>
+        <w:rPr>
+          <w:rFonts w:cstheme="minorHAnsi"/>
+          <w:noProof/>
+          <w:sz w:val="24"/>
+          <w:szCs w:val="24"/>
+        </w:rPr>
+        <w:drawing>
+          <wp:inline distT="0" distB="0" distL="0" distR="0" wp14:anchorId="00AB1E53" wp14:editId="4CC6DD65">
+            <wp:extent cx="5760720" cy="594360"/>
+            <wp:effectExtent l="0" t="0" r="0" b="0"/>
+            <wp:docPr id="40" name="Resim 40"/>
+            <wp:cNvGraphicFramePr>
+              <a:graphicFrameLocks xmlns:a="http://schemas.openxmlformats.org/drawingml/2006/main" noChangeAspect="1"/>
+            </wp:cNvGraphicFramePr>
+            <a:graphic xmlns:a="http://schemas.openxmlformats.org/drawingml/2006/main">
+              <a:graphicData uri="http://schemas.openxmlformats.org/drawingml/2006/picture">
+                <pic:pic xmlns:pic="http://schemas.openxmlformats.org/drawingml/2006/picture">
+                  <pic:nvPicPr>
+                    <pic:cNvPr id="0" name="Picture 40"/>
+                    <pic:cNvPicPr>
+                      <a:picLocks noChangeAspect="1" noChangeArrowheads="1"/>
+                    </pic:cNvPicPr>
+                  </pic:nvPicPr>
+                  <pic:blipFill>
+                    <a:blip r:embed="rId42" cstate="print">
+                      <a:extLst>
+                        <a:ext uri="{28A0092B-C50C-407E-A947-70E740481C1C}">
+                          <a14:useLocalDpi xmlns:a14="http://schemas.microsoft.com/office/drawing/2010/main" val="0"/>
+                        </a:ext>
+                      </a:extLst>
+                    </a:blip>
+                    <a:srcRect/>
+                    <a:stretch>
+                      <a:fillRect/>
+                    </a:stretch>
+                  </pic:blipFill>
+                  <pic:spPr bwMode="auto">
+                    <a:xfrm>
+                      <a:off x="0" y="0"/>
+                      <a:ext cx="5760720" cy="594360"/>
+                    </a:xfrm>
+                    <a:prstGeom prst="rect">
+                      <a:avLst/>
+                    </a:prstGeom>
+                    <a:noFill/>
+                    <a:ln>
+                      <a:noFill/>
+                    </a:ln>
+                  </pic:spPr>
+                </pic:pic>
+              </a:graphicData>
+            </a:graphic>
+          </wp:inline>
+        </w:drawing>
+      </w:r>
+    </w:p>
+    <w:p>
+      <w:pPr>
+        <w:jc w:val="center"/>
+        <w:rPr>
+          <w:rFonts w:cstheme="minorHAnsi"/>
+          <w:sz w:val="24"/>
+          <w:szCs w:val="24"/>
+        </w:rPr>
+      </w:pPr>
+      <w:r>
+        <w:rPr>
+          <w:rFonts w:cstheme="minorHAnsi"/>
+          <w:noProof/>
+          <w:sz w:val="24"/>
+          <w:szCs w:val="24"/>
+        </w:rPr>
+        <w:lastRenderedPageBreak/>
+        <w:drawing>
+          <wp:inline distT="0" distB="0" distL="0" distR="0" wp14:anchorId="5655DF98" wp14:editId="06E3F1C1">
+            <wp:extent cx="5753100" cy="342900"/>
+            <wp:effectExtent l="0" t="0" r="0" b="0"/>
+            <wp:docPr id="39" name="Resim 39"/>
+            <wp:cNvGraphicFramePr>
+              <a:graphicFrameLocks xmlns:a="http://schemas.openxmlformats.org/drawingml/2006/main" noChangeAspect="1"/>
+            </wp:cNvGraphicFramePr>
+            <a:graphic xmlns:a="http://schemas.openxmlformats.org/drawingml/2006/main">
+              <a:graphicData uri="http://schemas.openxmlformats.org/drawingml/2006/picture">
+                <pic:pic xmlns:pic="http://schemas.openxmlformats.org/drawingml/2006/picture">
+                  <pic:nvPicPr>
+                    <pic:cNvPr id="0" name="Picture 39"/>
+                    <pic:cNvPicPr>
+                      <a:picLocks noChangeAspect="1" noChangeArrowheads="1"/>
+                    </pic:cNvPicPr>
+                  </pic:nvPicPr>
+                  <pic:blipFill>
+                    <a:blip r:embed="rId43">
+                      <a:extLst>
+                        <a:ext uri="{28A0092B-C50C-407E-A947-70E740481C1C}">
+                          <a14:useLocalDpi xmlns:a14="http://schemas.microsoft.com/office/drawing/2010/main" val="0"/>
+                        </a:ext>
+                      </a:extLst>
+                    </a:blip>
+                    <a:srcRect/>
+                    <a:stretch>
+                      <a:fillRect/>
+                    </a:stretch>
+                  </pic:blipFill>
+                  <pic:spPr bwMode="auto">
+                    <a:xfrm>
+                      <a:off x="0" y="0"/>
+                      <a:ext cx="5753100" cy="342900"/>
+                    </a:xfrm>
+                    <a:prstGeom prst="rect">
+                      <a:avLst/>
+                    </a:prstGeom>
+                    <a:noFill/>
+                    <a:ln>
+                      <a:noFill/>
+                    </a:ln>
+                  </pic:spPr>
+                </pic:pic>
+              </a:graphicData>
+            </a:graphic>
+          </wp:inline>
+        </w:drawing>
+      </w:r>
+    </w:p>
+    <w:p>
+      <w:pPr>
+        <w:jc w:val="center"/>
+        <w:rPr>
+          <w:rFonts w:cstheme="minorHAnsi"/>
+          <w:sz w:val="24"/>
+          <w:szCs w:val="24"/>
+        </w:rPr>
+      </w:pPr>
+      <w:r>
+        <w:rPr>
+          <w:rFonts w:cstheme="minorHAnsi"/>
+          <w:noProof/>
+          <w:sz w:val="24"/>
+          <w:szCs w:val="24"/>
+        </w:rPr>
+        <w:drawing>
+          <wp:inline distT="0" distB="0" distL="0" distR="0" wp14:anchorId="4761FC4B" wp14:editId="5309712C">
+            <wp:extent cx="5753100" cy="967740"/>
+            <wp:effectExtent l="0" t="0" r="0" b="3810"/>
+            <wp:docPr id="42" name="Resim 42"/>
+            <wp:cNvGraphicFramePr>
+              <a:graphicFrameLocks xmlns:a="http://schemas.openxmlformats.org/drawingml/2006/main" noChangeAspect="1"/>
+            </wp:cNvGraphicFramePr>
+            <a:graphic xmlns:a="http://schemas.openxmlformats.org/drawingml/2006/main">
+              <a:graphicData uri="http://schemas.openxmlformats.org/drawingml/2006/picture">
+                <pic:pic xmlns:pic="http://schemas.openxmlformats.org/drawingml/2006/picture">
+                  <pic:nvPicPr>
+                    <pic:cNvPr id="0" name="Picture 42"/>
+                    <pic:cNvPicPr>
+                      <a:picLocks noChangeAspect="1" noChangeArrowheads="1"/>
+                    </pic:cNvPicPr>
+                  </pic:nvPicPr>
+                  <pic:blipFill>
+                    <a:blip r:embed="rId44">
+                      <a:extLst>
+                        <a:ext uri="{28A0092B-C50C-407E-A947-70E740481C1C}">
+                          <a14:useLocalDpi xmlns:a14="http://schemas.microsoft.com/office/drawing/2010/main" val="0"/>
+                        </a:ext>
+                      </a:extLst>
+                    </a:blip>
+                    <a:srcRect/>
+                    <a:stretch>
+                      <a:fillRect/>
+                    </a:stretch>
+                  </pic:blipFill>
+                  <pic:spPr bwMode="auto">
+                    <a:xfrm>
+                      <a:off x="0" y="0"/>
+                      <a:ext cx="5753100" cy="967740"/>
+                    </a:xfrm>
+                    <a:prstGeom prst="rect">
+                      <a:avLst/>
+                    </a:prstGeom>
+                    <a:noFill/>
+                    <a:ln>
+                      <a:noFill/>
+                    </a:ln>
+                  </pic:spPr>
+                </pic:pic>
+              </a:graphicData>
+            </a:graphic>
+          </wp:inline>
+        </w:drawing>
+      </w:r>
+    </w:p>
+    <w:p>
+      <w:pPr>
+        <w:jc w:val="center"/>
+        <w:rPr>
+          <w:rFonts w:cstheme="minorHAnsi"/>
+          <w:sz w:val="24"/>
+          <w:szCs w:val="24"/>
+        </w:rPr>
+      </w:pPr>
+      <w:r>
+        <w:rPr>
+          <w:rFonts w:cstheme="minorHAnsi"/>
+          <w:noProof/>
+          <w:sz w:val="24"/>
+          <w:szCs w:val="24"/>
+        </w:rPr>
+        <w:drawing>
+          <wp:inline distT="0" distB="0" distL="0" distR="0" wp14:anchorId="2463F2DE" wp14:editId="143B3EA2">
+            <wp:extent cx="2971800" cy="1051560"/>
+            <wp:effectExtent l="0" t="0" r="0" b="0"/>
+            <wp:docPr id="41" name="Resim 41"/>
+            <wp:cNvGraphicFramePr>
+              <a:graphicFrameLocks xmlns:a="http://schemas.openxmlformats.org/drawingml/2006/main" noChangeAspect="1"/>
+            </wp:cNvGraphicFramePr>
+            <a:graphic xmlns:a="http://schemas.openxmlformats.org/drawingml/2006/main">
+              <a:graphicData uri="http://schemas.openxmlformats.org/drawingml/2006/picture">
+                <pic:pic xmlns:pic="http://schemas.openxmlformats.org/drawingml/2006/picture">
+                  <pic:nvPicPr>
+                    <pic:cNvPr id="0" name="Picture 41"/>
+                    <pic:cNvPicPr>
+                      <a:picLocks noChangeAspect="1" noChangeArrowheads="1"/>
+                    </pic:cNvPicPr>
+                  </pic:nvPicPr>
+                  <pic:blipFill>
+                    <a:blip r:embed="rId45">
+                      <a:extLst>
+                        <a:ext uri="{28A0092B-C50C-407E-A947-70E740481C1C}">
+                          <a14:useLocalDpi xmlns:a14="http://schemas.microsoft.com/office/drawing/2010/main" val="0"/>
+                        </a:ext>
+                      </a:extLst>
+                    </a:blip>
+                    <a:srcRect/>
+                    <a:stretch>
+                      <a:fillRect/>
+                    </a:stretch>
+                  </pic:blipFill>
+                  <pic:spPr bwMode="auto">
+                    <a:xfrm>
+                      <a:off x="0" y="0"/>
+                      <a:ext cx="2971800" cy="1051560"/>
+                    </a:xfrm>
+                    <a:prstGeom prst="rect">
+                      <a:avLst/>
+                    </a:prstGeom>
+                    <a:noFill/>
+                    <a:ln>
+                      <a:noFill/>
+                    </a:ln>
+                  </pic:spPr>
+                </pic:pic>
+              </a:graphicData>
+            </a:graphic>
+          </wp:inline>
+        </w:drawing>
+      </w:r>
+    </w:p>
+    <w:p>
+      <w:pPr>
+        <w:rPr>
+          <w:rFonts w:cstheme="minorHAnsi"/>
+          <w:sz w:val="24"/>
+          <w:szCs w:val="24"/>
+        </w:rPr>
+      </w:pPr>
+    </w:p>
+    <w:p>
+      <w:pPr>
+        <w:pStyle w:val="ListeParagraf"/>
+        <w:numPr>
+          <w:ilvl w:val="0"/>
+          <w:numId w:val="25"/>
+        </w:numPr>
+        <w:rPr>
+          <w:rFonts w:cstheme="minorHAnsi"/>
+          <w:sz w:val="24"/>
+          <w:szCs w:val="24"/>
+        </w:rPr>
+      </w:pPr>
+      <w:r>
+        <w:rPr>
+          <w:rFonts w:cstheme="minorHAnsi"/>
+          <w:sz w:val="24"/>
+          <w:szCs w:val="24"/>
+        </w:rPr>
+        <w:t>Bir liste içerisine map yazılabilir.</w:t>
+      </w:r>
+      <w:r>
+        <w:rPr>
+          <w:rFonts w:cstheme="minorHAnsi"/>
+          <w:sz w:val="24"/>
+          <w:szCs w:val="24"/>
+        </w:rPr>
+        <w:t xml:space="preserve"> Listenin değişken tipine değişken vermek yerine Map verilir. Aşağıdaki görselde bir örnek ile anlatılmaktadır.</w:t>
+      </w:r>
+    </w:p>
+    <w:p>
+      <w:pPr>
+        <w:jc w:val="center"/>
+        <w:rPr>
+          <w:rFonts w:cstheme="minorHAnsi"/>
+          <w:sz w:val="24"/>
+          <w:szCs w:val="24"/>
+        </w:rPr>
+      </w:pPr>
+      <w:r>
+        <w:rPr>
+          <w:rFonts w:cstheme="minorHAnsi"/>
+          <w:noProof/>
+          <w:sz w:val="24"/>
+          <w:szCs w:val="24"/>
+        </w:rPr>
+        <w:drawing>
+          <wp:inline distT="0" distB="0" distL="0" distR="0" wp14:anchorId="7987FDA9" wp14:editId="5FC85229">
+            <wp:extent cx="5753100" cy="2400300"/>
+            <wp:effectExtent l="0" t="0" r="0" b="0"/>
+            <wp:docPr id="43" name="Resim 43"/>
+            <wp:cNvGraphicFramePr>
+              <a:graphicFrameLocks xmlns:a="http://schemas.openxmlformats.org/drawingml/2006/main" noChangeAspect="1"/>
+            </wp:cNvGraphicFramePr>
+            <a:graphic xmlns:a="http://schemas.openxmlformats.org/drawingml/2006/main">
+              <a:graphicData uri="http://schemas.openxmlformats.org/drawingml/2006/picture">
+                <pic:pic xmlns:pic="http://schemas.openxmlformats.org/drawingml/2006/picture">
+                  <pic:nvPicPr>
+                    <pic:cNvPr id="0" name="Picture 43"/>
+                    <pic:cNvPicPr>
+                      <a:picLocks noChangeAspect="1" noChangeArrowheads="1"/>
+                    </pic:cNvPicPr>
+                  </pic:nvPicPr>
+                  <pic:blipFill>
+                    <a:blip r:embed="rId46">
+                      <a:extLst>
+                        <a:ext uri="{28A0092B-C50C-407E-A947-70E740481C1C}">
+                          <a14:useLocalDpi xmlns:a14="http://schemas.microsoft.com/office/drawing/2010/main" val="0"/>
+                        </a:ext>
+                      </a:extLst>
+                    </a:blip>
+                    <a:srcRect/>
+                    <a:stretch>
+                      <a:fillRect/>
+                    </a:stretch>
+                  </pic:blipFill>
+                  <pic:spPr bwMode="auto">
+                    <a:xfrm>
+                      <a:off x="0" y="0"/>
+                      <a:ext cx="5753100" cy="2400300"/>
+                    </a:xfrm>
+                    <a:prstGeom prst="rect">
+                      <a:avLst/>
+                    </a:prstGeom>
+                    <a:noFill/>
+                    <a:ln>
+                      <a:noFill/>
+                    </a:ln>
+                  </pic:spPr>
+                </pic:pic>
+              </a:graphicData>
+            </a:graphic>
+          </wp:inline>
+        </w:drawing>
+      </w:r>
+    </w:p>
+    <w:p>
+      <w:pPr>
+        <w:rPr>
+          <w:rFonts w:cstheme="minorHAnsi"/>
+          <w:sz w:val="24"/>
+          <w:szCs w:val="24"/>
+        </w:rPr>
+      </w:pPr>
+    </w:p>
+    <w:p>
+      <w:pPr>
+        <w:rPr>
+          <w:rFonts w:cstheme="minorHAnsi"/>
+          <w:sz w:val="24"/>
+          <w:szCs w:val="24"/>
+        </w:rPr>
+      </w:pPr>
+    </w:p>
+    <w:p>
+      <w:pPr>
+        <w:pStyle w:val="ListeParagraf"/>
+        <w:rPr>
+          <w:rFonts w:cstheme="minorHAnsi"/>
+          <w:sz w:val="24"/>
+          <w:szCs w:val="24"/>
+        </w:rPr>
+      </w:pPr>
+    </w:p>
+    <w:p>
+      <w:pPr>
+        <w:jc w:val="center"/>
+        <w:rPr>
+          <w:rFonts w:cstheme="minorHAnsi"/>
+          <w:sz w:val="24"/>
+          <w:szCs w:val="24"/>
+        </w:rPr>
+      </w:pPr>
+    </w:p>
     <w:sectPr>
       <w:pgSz w:w="11906" w:h="16838"/>
       <w:pgMar w:top="1417" w:right="1417" w:bottom="1417" w:left="1417" w:header="708" w:footer="708" w:gutter="0"/>
@@ -21,6 +5500,2911 @@
     </w:sectPr>
   </w:body>
 </w:document>
+</file>
+
+<file path=word/numbering.xml><?xml version="1.0" encoding="utf-8"?>
+<w:numbering xmlns:wpc="http://schemas.microsoft.com/office/word/2010/wordprocessingCanvas" xmlns:cx="http://schemas.microsoft.com/office/drawing/2014/chartex" xmlns:cx1="http://schemas.microsoft.com/office/drawing/2015/9/8/chartex" xmlns:cx2="http://schemas.microsoft.com/office/drawing/2015/10/21/chartex" xmlns:cx3="http://schemas.microsoft.com/office/drawing/2016/5/9/chartex" xmlns:cx4="http://schemas.microsoft.com/office/drawing/2016/5/10/chartex" xmlns:cx5="http://schemas.microsoft.com/office/drawing/2016/5/11/chartex" xmlns:cx6="http://schemas.microsoft.com/office/drawing/2016/5/12/chartex" xmlns:cx7="http://schemas.microsoft.com/office/drawing/2016/5/13/chartex" xmlns:cx8="http://schemas.microsoft.com/office/drawing/2016/5/14/chartex" xmlns:mc="http://schemas.openxmlformats.org/markup-compatibility/2006" xmlns:aink="http://schemas.microsoft.com/office/drawing/2016/ink" xmlns:am3d="http://schemas.microsoft.com/office/drawing/2017/model3d" xmlns:o="urn:schemas-microsoft-com:office:office" xmlns:oel="http://schemas.microsoft.com/office/2019/extlst" xmlns:r="http://schemas.openxmlformats.org/officeDocument/2006/relationships" xmlns:m="http://schemas.openxmlformats.org/officeDocument/2006/math" xmlns:v="urn:schemas-microsoft-com:vml" xmlns:wp14="http://schemas.microsoft.com/office/word/2010/wordprocessingDrawing" xmlns:wp="http://schemas.openxmlformats.org/drawingml/2006/wordprocessingDrawing" xmlns:w10="urn:schemas-microsoft-com:office:word" xmlns:w="http://schemas.openxmlformats.org/wordprocessingml/2006/main" xmlns:w14="http://schemas.microsoft.com/office/word/2010/wordml" xmlns:w15="http://schemas.microsoft.com/office/word/2012/wordml" xmlns:w16cex="http://schemas.microsoft.com/office/word/2018/wordml/cex" xmlns:w16cid="http://schemas.microsoft.com/office/word/2016/wordml/cid" xmlns:w16="http://schemas.microsoft.com/office/word/2018/wordml" xmlns:w16sdtdh="http://schemas.microsoft.com/office/word/2020/wordml/sdtdatahash" xmlns:w16se="http://schemas.microsoft.com/office/word/2015/wordml/symex" xmlns:wpg="http://schemas.microsoft.com/office/word/2010/wordprocessingGroup" xmlns:wpi="http://schemas.microsoft.com/office/word/2010/wordprocessingInk" xmlns:wne="http://schemas.microsoft.com/office/word/2006/wordml" xmlns:wps="http://schemas.microsoft.com/office/word/2010/wordprocessingShape" mc:Ignorable="w14 w15 w16se w16cid w16 w16cex w16sdtdh wp14">
+  <w:abstractNum w:abstractNumId="0" w15:restartNumberingAfterBreak="0">
+    <w:nsid w:val="1387693C"/>
+    <w:multiLevelType w:val="hybridMultilevel"/>
+    <w:tmpl w:val="E214C5F6"/>
+    <w:lvl w:ilvl="0" w:tplc="041F0001">
+      <w:start w:val="1"/>
+      <w:numFmt w:val="bullet"/>
+      <w:lvlText w:val=""/>
+      <w:lvlJc w:val="left"/>
+      <w:pPr>
+        <w:ind w:left="720" w:hanging="360"/>
+      </w:pPr>
+      <w:rPr>
+        <w:rFonts w:ascii="Symbol" w:hAnsi="Symbol" w:hint="default"/>
+      </w:rPr>
+    </w:lvl>
+    <w:lvl w:ilvl="1" w:tplc="041F0003">
+      <w:start w:val="1"/>
+      <w:numFmt w:val="bullet"/>
+      <w:lvlText w:val="o"/>
+      <w:lvlJc w:val="left"/>
+      <w:pPr>
+        <w:ind w:left="1440" w:hanging="360"/>
+      </w:pPr>
+      <w:rPr>
+        <w:rFonts w:ascii="Courier New" w:hAnsi="Courier New" w:cs="Courier New" w:hint="default"/>
+      </w:rPr>
+    </w:lvl>
+    <w:lvl w:ilvl="2" w:tplc="041F0005" w:tentative="1">
+      <w:start w:val="1"/>
+      <w:numFmt w:val="bullet"/>
+      <w:lvlText w:val=""/>
+      <w:lvlJc w:val="left"/>
+      <w:pPr>
+        <w:ind w:left="2160" w:hanging="360"/>
+      </w:pPr>
+      <w:rPr>
+        <w:rFonts w:ascii="Wingdings" w:hAnsi="Wingdings" w:hint="default"/>
+      </w:rPr>
+    </w:lvl>
+    <w:lvl w:ilvl="3" w:tplc="041F0001" w:tentative="1">
+      <w:start w:val="1"/>
+      <w:numFmt w:val="bullet"/>
+      <w:lvlText w:val=""/>
+      <w:lvlJc w:val="left"/>
+      <w:pPr>
+        <w:ind w:left="2880" w:hanging="360"/>
+      </w:pPr>
+      <w:rPr>
+        <w:rFonts w:ascii="Symbol" w:hAnsi="Symbol" w:hint="default"/>
+      </w:rPr>
+    </w:lvl>
+    <w:lvl w:ilvl="4" w:tplc="041F0003" w:tentative="1">
+      <w:start w:val="1"/>
+      <w:numFmt w:val="bullet"/>
+      <w:lvlText w:val="o"/>
+      <w:lvlJc w:val="left"/>
+      <w:pPr>
+        <w:ind w:left="3600" w:hanging="360"/>
+      </w:pPr>
+      <w:rPr>
+        <w:rFonts w:ascii="Courier New" w:hAnsi="Courier New" w:cs="Courier New" w:hint="default"/>
+      </w:rPr>
+    </w:lvl>
+    <w:lvl w:ilvl="5" w:tplc="041F0005" w:tentative="1">
+      <w:start w:val="1"/>
+      <w:numFmt w:val="bullet"/>
+      <w:lvlText w:val=""/>
+      <w:lvlJc w:val="left"/>
+      <w:pPr>
+        <w:ind w:left="4320" w:hanging="360"/>
+      </w:pPr>
+      <w:rPr>
+        <w:rFonts w:ascii="Wingdings" w:hAnsi="Wingdings" w:hint="default"/>
+      </w:rPr>
+    </w:lvl>
+    <w:lvl w:ilvl="6" w:tplc="041F0001" w:tentative="1">
+      <w:start w:val="1"/>
+      <w:numFmt w:val="bullet"/>
+      <w:lvlText w:val=""/>
+      <w:lvlJc w:val="left"/>
+      <w:pPr>
+        <w:ind w:left="5040" w:hanging="360"/>
+      </w:pPr>
+      <w:rPr>
+        <w:rFonts w:ascii="Symbol" w:hAnsi="Symbol" w:hint="default"/>
+      </w:rPr>
+    </w:lvl>
+    <w:lvl w:ilvl="7" w:tplc="041F0003" w:tentative="1">
+      <w:start w:val="1"/>
+      <w:numFmt w:val="bullet"/>
+      <w:lvlText w:val="o"/>
+      <w:lvlJc w:val="left"/>
+      <w:pPr>
+        <w:ind w:left="5760" w:hanging="360"/>
+      </w:pPr>
+      <w:rPr>
+        <w:rFonts w:ascii="Courier New" w:hAnsi="Courier New" w:cs="Courier New" w:hint="default"/>
+      </w:rPr>
+    </w:lvl>
+    <w:lvl w:ilvl="8" w:tplc="041F0005" w:tentative="1">
+      <w:start w:val="1"/>
+      <w:numFmt w:val="bullet"/>
+      <w:lvlText w:val=""/>
+      <w:lvlJc w:val="left"/>
+      <w:pPr>
+        <w:ind w:left="6480" w:hanging="360"/>
+      </w:pPr>
+      <w:rPr>
+        <w:rFonts w:ascii="Wingdings" w:hAnsi="Wingdings" w:hint="default"/>
+      </w:rPr>
+    </w:lvl>
+  </w:abstractNum>
+  <w:abstractNum w:abstractNumId="1" w15:restartNumberingAfterBreak="0">
+    <w:nsid w:val="200A5F2B"/>
+    <w:multiLevelType w:val="hybridMultilevel"/>
+    <w:tmpl w:val="641AAAFC"/>
+    <w:lvl w:ilvl="0" w:tplc="041F0001">
+      <w:start w:val="1"/>
+      <w:numFmt w:val="bullet"/>
+      <w:lvlText w:val=""/>
+      <w:lvlJc w:val="left"/>
+      <w:pPr>
+        <w:ind w:left="720" w:hanging="360"/>
+      </w:pPr>
+      <w:rPr>
+        <w:rFonts w:ascii="Symbol" w:hAnsi="Symbol" w:hint="default"/>
+      </w:rPr>
+    </w:lvl>
+    <w:lvl w:ilvl="1" w:tplc="041F0003">
+      <w:start w:val="1"/>
+      <w:numFmt w:val="bullet"/>
+      <w:lvlText w:val="o"/>
+      <w:lvlJc w:val="left"/>
+      <w:pPr>
+        <w:ind w:left="1440" w:hanging="360"/>
+      </w:pPr>
+      <w:rPr>
+        <w:rFonts w:ascii="Courier New" w:hAnsi="Courier New" w:cs="Courier New" w:hint="default"/>
+      </w:rPr>
+    </w:lvl>
+    <w:lvl w:ilvl="2" w:tplc="041F0005" w:tentative="1">
+      <w:start w:val="1"/>
+      <w:numFmt w:val="bullet"/>
+      <w:lvlText w:val=""/>
+      <w:lvlJc w:val="left"/>
+      <w:pPr>
+        <w:ind w:left="2160" w:hanging="360"/>
+      </w:pPr>
+      <w:rPr>
+        <w:rFonts w:ascii="Wingdings" w:hAnsi="Wingdings" w:hint="default"/>
+      </w:rPr>
+    </w:lvl>
+    <w:lvl w:ilvl="3" w:tplc="041F0001" w:tentative="1">
+      <w:start w:val="1"/>
+      <w:numFmt w:val="bullet"/>
+      <w:lvlText w:val=""/>
+      <w:lvlJc w:val="left"/>
+      <w:pPr>
+        <w:ind w:left="2880" w:hanging="360"/>
+      </w:pPr>
+      <w:rPr>
+        <w:rFonts w:ascii="Symbol" w:hAnsi="Symbol" w:hint="default"/>
+      </w:rPr>
+    </w:lvl>
+    <w:lvl w:ilvl="4" w:tplc="041F0003" w:tentative="1">
+      <w:start w:val="1"/>
+      <w:numFmt w:val="bullet"/>
+      <w:lvlText w:val="o"/>
+      <w:lvlJc w:val="left"/>
+      <w:pPr>
+        <w:ind w:left="3600" w:hanging="360"/>
+      </w:pPr>
+      <w:rPr>
+        <w:rFonts w:ascii="Courier New" w:hAnsi="Courier New" w:cs="Courier New" w:hint="default"/>
+      </w:rPr>
+    </w:lvl>
+    <w:lvl w:ilvl="5" w:tplc="041F0005" w:tentative="1">
+      <w:start w:val="1"/>
+      <w:numFmt w:val="bullet"/>
+      <w:lvlText w:val=""/>
+      <w:lvlJc w:val="left"/>
+      <w:pPr>
+        <w:ind w:left="4320" w:hanging="360"/>
+      </w:pPr>
+      <w:rPr>
+        <w:rFonts w:ascii="Wingdings" w:hAnsi="Wingdings" w:hint="default"/>
+      </w:rPr>
+    </w:lvl>
+    <w:lvl w:ilvl="6" w:tplc="041F0001" w:tentative="1">
+      <w:start w:val="1"/>
+      <w:numFmt w:val="bullet"/>
+      <w:lvlText w:val=""/>
+      <w:lvlJc w:val="left"/>
+      <w:pPr>
+        <w:ind w:left="5040" w:hanging="360"/>
+      </w:pPr>
+      <w:rPr>
+        <w:rFonts w:ascii="Symbol" w:hAnsi="Symbol" w:hint="default"/>
+      </w:rPr>
+    </w:lvl>
+    <w:lvl w:ilvl="7" w:tplc="041F0003" w:tentative="1">
+      <w:start w:val="1"/>
+      <w:numFmt w:val="bullet"/>
+      <w:lvlText w:val="o"/>
+      <w:lvlJc w:val="left"/>
+      <w:pPr>
+        <w:ind w:left="5760" w:hanging="360"/>
+      </w:pPr>
+      <w:rPr>
+        <w:rFonts w:ascii="Courier New" w:hAnsi="Courier New" w:cs="Courier New" w:hint="default"/>
+      </w:rPr>
+    </w:lvl>
+    <w:lvl w:ilvl="8" w:tplc="041F0005" w:tentative="1">
+      <w:start w:val="1"/>
+      <w:numFmt w:val="bullet"/>
+      <w:lvlText w:val=""/>
+      <w:lvlJc w:val="left"/>
+      <w:pPr>
+        <w:ind w:left="6480" w:hanging="360"/>
+      </w:pPr>
+      <w:rPr>
+        <w:rFonts w:ascii="Wingdings" w:hAnsi="Wingdings" w:hint="default"/>
+      </w:rPr>
+    </w:lvl>
+  </w:abstractNum>
+  <w:abstractNum w:abstractNumId="2" w15:restartNumberingAfterBreak="0">
+    <w:nsid w:val="259635BF"/>
+    <w:multiLevelType w:val="hybridMultilevel"/>
+    <w:tmpl w:val="5A609D38"/>
+    <w:lvl w:ilvl="0" w:tplc="041F0003">
+      <w:start w:val="1"/>
+      <w:numFmt w:val="bullet"/>
+      <w:lvlText w:val="o"/>
+      <w:lvlJc w:val="left"/>
+      <w:pPr>
+        <w:ind w:left="1440" w:hanging="360"/>
+      </w:pPr>
+      <w:rPr>
+        <w:rFonts w:ascii="Courier New" w:hAnsi="Courier New" w:cs="Courier New" w:hint="default"/>
+      </w:rPr>
+    </w:lvl>
+    <w:lvl w:ilvl="1" w:tplc="041F0003" w:tentative="1">
+      <w:start w:val="1"/>
+      <w:numFmt w:val="bullet"/>
+      <w:lvlText w:val="o"/>
+      <w:lvlJc w:val="left"/>
+      <w:pPr>
+        <w:ind w:left="1440" w:hanging="360"/>
+      </w:pPr>
+      <w:rPr>
+        <w:rFonts w:ascii="Courier New" w:hAnsi="Courier New" w:cs="Courier New" w:hint="default"/>
+      </w:rPr>
+    </w:lvl>
+    <w:lvl w:ilvl="2" w:tplc="041F0005" w:tentative="1">
+      <w:start w:val="1"/>
+      <w:numFmt w:val="bullet"/>
+      <w:lvlText w:val=""/>
+      <w:lvlJc w:val="left"/>
+      <w:pPr>
+        <w:ind w:left="2160" w:hanging="360"/>
+      </w:pPr>
+      <w:rPr>
+        <w:rFonts w:ascii="Wingdings" w:hAnsi="Wingdings" w:hint="default"/>
+      </w:rPr>
+    </w:lvl>
+    <w:lvl w:ilvl="3" w:tplc="041F0001" w:tentative="1">
+      <w:start w:val="1"/>
+      <w:numFmt w:val="bullet"/>
+      <w:lvlText w:val=""/>
+      <w:lvlJc w:val="left"/>
+      <w:pPr>
+        <w:ind w:left="2880" w:hanging="360"/>
+      </w:pPr>
+      <w:rPr>
+        <w:rFonts w:ascii="Symbol" w:hAnsi="Symbol" w:hint="default"/>
+      </w:rPr>
+    </w:lvl>
+    <w:lvl w:ilvl="4" w:tplc="041F0003" w:tentative="1">
+      <w:start w:val="1"/>
+      <w:numFmt w:val="bullet"/>
+      <w:lvlText w:val="o"/>
+      <w:lvlJc w:val="left"/>
+      <w:pPr>
+        <w:ind w:left="3600" w:hanging="360"/>
+      </w:pPr>
+      <w:rPr>
+        <w:rFonts w:ascii="Courier New" w:hAnsi="Courier New" w:cs="Courier New" w:hint="default"/>
+      </w:rPr>
+    </w:lvl>
+    <w:lvl w:ilvl="5" w:tplc="041F0005" w:tentative="1">
+      <w:start w:val="1"/>
+      <w:numFmt w:val="bullet"/>
+      <w:lvlText w:val=""/>
+      <w:lvlJc w:val="left"/>
+      <w:pPr>
+        <w:ind w:left="4320" w:hanging="360"/>
+      </w:pPr>
+      <w:rPr>
+        <w:rFonts w:ascii="Wingdings" w:hAnsi="Wingdings" w:hint="default"/>
+      </w:rPr>
+    </w:lvl>
+    <w:lvl w:ilvl="6" w:tplc="041F0001" w:tentative="1">
+      <w:start w:val="1"/>
+      <w:numFmt w:val="bullet"/>
+      <w:lvlText w:val=""/>
+      <w:lvlJc w:val="left"/>
+      <w:pPr>
+        <w:ind w:left="5040" w:hanging="360"/>
+      </w:pPr>
+      <w:rPr>
+        <w:rFonts w:ascii="Symbol" w:hAnsi="Symbol" w:hint="default"/>
+      </w:rPr>
+    </w:lvl>
+    <w:lvl w:ilvl="7" w:tplc="041F0003" w:tentative="1">
+      <w:start w:val="1"/>
+      <w:numFmt w:val="bullet"/>
+      <w:lvlText w:val="o"/>
+      <w:lvlJc w:val="left"/>
+      <w:pPr>
+        <w:ind w:left="5760" w:hanging="360"/>
+      </w:pPr>
+      <w:rPr>
+        <w:rFonts w:ascii="Courier New" w:hAnsi="Courier New" w:cs="Courier New" w:hint="default"/>
+      </w:rPr>
+    </w:lvl>
+    <w:lvl w:ilvl="8" w:tplc="041F0005" w:tentative="1">
+      <w:start w:val="1"/>
+      <w:numFmt w:val="bullet"/>
+      <w:lvlText w:val=""/>
+      <w:lvlJc w:val="left"/>
+      <w:pPr>
+        <w:ind w:left="6480" w:hanging="360"/>
+      </w:pPr>
+      <w:rPr>
+        <w:rFonts w:ascii="Wingdings" w:hAnsi="Wingdings" w:hint="default"/>
+      </w:rPr>
+    </w:lvl>
+  </w:abstractNum>
+  <w:abstractNum w:abstractNumId="3" w15:restartNumberingAfterBreak="0">
+    <w:nsid w:val="259C1312"/>
+    <w:multiLevelType w:val="hybridMultilevel"/>
+    <w:tmpl w:val="8D0A2536"/>
+    <w:lvl w:ilvl="0" w:tplc="041F0003">
+      <w:start w:val="1"/>
+      <w:numFmt w:val="bullet"/>
+      <w:lvlText w:val="o"/>
+      <w:lvlJc w:val="left"/>
+      <w:pPr>
+        <w:ind w:left="1440" w:hanging="360"/>
+      </w:pPr>
+      <w:rPr>
+        <w:rFonts w:ascii="Courier New" w:hAnsi="Courier New" w:cs="Courier New" w:hint="default"/>
+      </w:rPr>
+    </w:lvl>
+    <w:lvl w:ilvl="1" w:tplc="041F0003" w:tentative="1">
+      <w:start w:val="1"/>
+      <w:numFmt w:val="bullet"/>
+      <w:lvlText w:val="o"/>
+      <w:lvlJc w:val="left"/>
+      <w:pPr>
+        <w:ind w:left="1440" w:hanging="360"/>
+      </w:pPr>
+      <w:rPr>
+        <w:rFonts w:ascii="Courier New" w:hAnsi="Courier New" w:cs="Courier New" w:hint="default"/>
+      </w:rPr>
+    </w:lvl>
+    <w:lvl w:ilvl="2" w:tplc="041F0005" w:tentative="1">
+      <w:start w:val="1"/>
+      <w:numFmt w:val="bullet"/>
+      <w:lvlText w:val=""/>
+      <w:lvlJc w:val="left"/>
+      <w:pPr>
+        <w:ind w:left="2160" w:hanging="360"/>
+      </w:pPr>
+      <w:rPr>
+        <w:rFonts w:ascii="Wingdings" w:hAnsi="Wingdings" w:hint="default"/>
+      </w:rPr>
+    </w:lvl>
+    <w:lvl w:ilvl="3" w:tplc="041F0001" w:tentative="1">
+      <w:start w:val="1"/>
+      <w:numFmt w:val="bullet"/>
+      <w:lvlText w:val=""/>
+      <w:lvlJc w:val="left"/>
+      <w:pPr>
+        <w:ind w:left="2880" w:hanging="360"/>
+      </w:pPr>
+      <w:rPr>
+        <w:rFonts w:ascii="Symbol" w:hAnsi="Symbol" w:hint="default"/>
+      </w:rPr>
+    </w:lvl>
+    <w:lvl w:ilvl="4" w:tplc="041F0003" w:tentative="1">
+      <w:start w:val="1"/>
+      <w:numFmt w:val="bullet"/>
+      <w:lvlText w:val="o"/>
+      <w:lvlJc w:val="left"/>
+      <w:pPr>
+        <w:ind w:left="3600" w:hanging="360"/>
+      </w:pPr>
+      <w:rPr>
+        <w:rFonts w:ascii="Courier New" w:hAnsi="Courier New" w:cs="Courier New" w:hint="default"/>
+      </w:rPr>
+    </w:lvl>
+    <w:lvl w:ilvl="5" w:tplc="041F0005" w:tentative="1">
+      <w:start w:val="1"/>
+      <w:numFmt w:val="bullet"/>
+      <w:lvlText w:val=""/>
+      <w:lvlJc w:val="left"/>
+      <w:pPr>
+        <w:ind w:left="4320" w:hanging="360"/>
+      </w:pPr>
+      <w:rPr>
+        <w:rFonts w:ascii="Wingdings" w:hAnsi="Wingdings" w:hint="default"/>
+      </w:rPr>
+    </w:lvl>
+    <w:lvl w:ilvl="6" w:tplc="041F0001" w:tentative="1">
+      <w:start w:val="1"/>
+      <w:numFmt w:val="bullet"/>
+      <w:lvlText w:val=""/>
+      <w:lvlJc w:val="left"/>
+      <w:pPr>
+        <w:ind w:left="5040" w:hanging="360"/>
+      </w:pPr>
+      <w:rPr>
+        <w:rFonts w:ascii="Symbol" w:hAnsi="Symbol" w:hint="default"/>
+      </w:rPr>
+    </w:lvl>
+    <w:lvl w:ilvl="7" w:tplc="041F0003" w:tentative="1">
+      <w:start w:val="1"/>
+      <w:numFmt w:val="bullet"/>
+      <w:lvlText w:val="o"/>
+      <w:lvlJc w:val="left"/>
+      <w:pPr>
+        <w:ind w:left="5760" w:hanging="360"/>
+      </w:pPr>
+      <w:rPr>
+        <w:rFonts w:ascii="Courier New" w:hAnsi="Courier New" w:cs="Courier New" w:hint="default"/>
+      </w:rPr>
+    </w:lvl>
+    <w:lvl w:ilvl="8" w:tplc="041F0005" w:tentative="1">
+      <w:start w:val="1"/>
+      <w:numFmt w:val="bullet"/>
+      <w:lvlText w:val=""/>
+      <w:lvlJc w:val="left"/>
+      <w:pPr>
+        <w:ind w:left="6480" w:hanging="360"/>
+      </w:pPr>
+      <w:rPr>
+        <w:rFonts w:ascii="Wingdings" w:hAnsi="Wingdings" w:hint="default"/>
+      </w:rPr>
+    </w:lvl>
+  </w:abstractNum>
+  <w:abstractNum w:abstractNumId="4" w15:restartNumberingAfterBreak="0">
+    <w:nsid w:val="2D6D626A"/>
+    <w:multiLevelType w:val="hybridMultilevel"/>
+    <w:tmpl w:val="A446C388"/>
+    <w:lvl w:ilvl="0" w:tplc="041F0001">
+      <w:start w:val="1"/>
+      <w:numFmt w:val="bullet"/>
+      <w:lvlText w:val=""/>
+      <w:lvlJc w:val="left"/>
+      <w:pPr>
+        <w:ind w:left="720" w:hanging="360"/>
+      </w:pPr>
+      <w:rPr>
+        <w:rFonts w:ascii="Symbol" w:hAnsi="Symbol" w:hint="default"/>
+      </w:rPr>
+    </w:lvl>
+    <w:lvl w:ilvl="1" w:tplc="041F0003">
+      <w:start w:val="1"/>
+      <w:numFmt w:val="bullet"/>
+      <w:lvlText w:val="o"/>
+      <w:lvlJc w:val="left"/>
+      <w:pPr>
+        <w:ind w:left="1440" w:hanging="360"/>
+      </w:pPr>
+      <w:rPr>
+        <w:rFonts w:ascii="Courier New" w:hAnsi="Courier New" w:cs="Courier New" w:hint="default"/>
+      </w:rPr>
+    </w:lvl>
+    <w:lvl w:ilvl="2" w:tplc="041F0005" w:tentative="1">
+      <w:start w:val="1"/>
+      <w:numFmt w:val="bullet"/>
+      <w:lvlText w:val=""/>
+      <w:lvlJc w:val="left"/>
+      <w:pPr>
+        <w:ind w:left="2160" w:hanging="360"/>
+      </w:pPr>
+      <w:rPr>
+        <w:rFonts w:ascii="Wingdings" w:hAnsi="Wingdings" w:hint="default"/>
+      </w:rPr>
+    </w:lvl>
+    <w:lvl w:ilvl="3" w:tplc="041F0001" w:tentative="1">
+      <w:start w:val="1"/>
+      <w:numFmt w:val="bullet"/>
+      <w:lvlText w:val=""/>
+      <w:lvlJc w:val="left"/>
+      <w:pPr>
+        <w:ind w:left="2880" w:hanging="360"/>
+      </w:pPr>
+      <w:rPr>
+        <w:rFonts w:ascii="Symbol" w:hAnsi="Symbol" w:hint="default"/>
+      </w:rPr>
+    </w:lvl>
+    <w:lvl w:ilvl="4" w:tplc="041F0003" w:tentative="1">
+      <w:start w:val="1"/>
+      <w:numFmt w:val="bullet"/>
+      <w:lvlText w:val="o"/>
+      <w:lvlJc w:val="left"/>
+      <w:pPr>
+        <w:ind w:left="3600" w:hanging="360"/>
+      </w:pPr>
+      <w:rPr>
+        <w:rFonts w:ascii="Courier New" w:hAnsi="Courier New" w:cs="Courier New" w:hint="default"/>
+      </w:rPr>
+    </w:lvl>
+    <w:lvl w:ilvl="5" w:tplc="041F0005" w:tentative="1">
+      <w:start w:val="1"/>
+      <w:numFmt w:val="bullet"/>
+      <w:lvlText w:val=""/>
+      <w:lvlJc w:val="left"/>
+      <w:pPr>
+        <w:ind w:left="4320" w:hanging="360"/>
+      </w:pPr>
+      <w:rPr>
+        <w:rFonts w:ascii="Wingdings" w:hAnsi="Wingdings" w:hint="default"/>
+      </w:rPr>
+    </w:lvl>
+    <w:lvl w:ilvl="6" w:tplc="041F0001" w:tentative="1">
+      <w:start w:val="1"/>
+      <w:numFmt w:val="bullet"/>
+      <w:lvlText w:val=""/>
+      <w:lvlJc w:val="left"/>
+      <w:pPr>
+        <w:ind w:left="5040" w:hanging="360"/>
+      </w:pPr>
+      <w:rPr>
+        <w:rFonts w:ascii="Symbol" w:hAnsi="Symbol" w:hint="default"/>
+      </w:rPr>
+    </w:lvl>
+    <w:lvl w:ilvl="7" w:tplc="041F0003" w:tentative="1">
+      <w:start w:val="1"/>
+      <w:numFmt w:val="bullet"/>
+      <w:lvlText w:val="o"/>
+      <w:lvlJc w:val="left"/>
+      <w:pPr>
+        <w:ind w:left="5760" w:hanging="360"/>
+      </w:pPr>
+      <w:rPr>
+        <w:rFonts w:ascii="Courier New" w:hAnsi="Courier New" w:cs="Courier New" w:hint="default"/>
+      </w:rPr>
+    </w:lvl>
+    <w:lvl w:ilvl="8" w:tplc="041F0005" w:tentative="1">
+      <w:start w:val="1"/>
+      <w:numFmt w:val="bullet"/>
+      <w:lvlText w:val=""/>
+      <w:lvlJc w:val="left"/>
+      <w:pPr>
+        <w:ind w:left="6480" w:hanging="360"/>
+      </w:pPr>
+      <w:rPr>
+        <w:rFonts w:ascii="Wingdings" w:hAnsi="Wingdings" w:hint="default"/>
+      </w:rPr>
+    </w:lvl>
+  </w:abstractNum>
+  <w:abstractNum w:abstractNumId="5" w15:restartNumberingAfterBreak="0">
+    <w:nsid w:val="2D711210"/>
+    <w:multiLevelType w:val="hybridMultilevel"/>
+    <w:tmpl w:val="4AD676BE"/>
+    <w:lvl w:ilvl="0" w:tplc="041F0001">
+      <w:start w:val="1"/>
+      <w:numFmt w:val="bullet"/>
+      <w:lvlText w:val=""/>
+      <w:lvlJc w:val="left"/>
+      <w:pPr>
+        <w:ind w:left="720" w:hanging="360"/>
+      </w:pPr>
+      <w:rPr>
+        <w:rFonts w:ascii="Symbol" w:hAnsi="Symbol" w:hint="default"/>
+      </w:rPr>
+    </w:lvl>
+    <w:lvl w:ilvl="1" w:tplc="041F0003" w:tentative="1">
+      <w:start w:val="1"/>
+      <w:numFmt w:val="bullet"/>
+      <w:lvlText w:val="o"/>
+      <w:lvlJc w:val="left"/>
+      <w:pPr>
+        <w:ind w:left="1440" w:hanging="360"/>
+      </w:pPr>
+      <w:rPr>
+        <w:rFonts w:ascii="Courier New" w:hAnsi="Courier New" w:cs="Courier New" w:hint="default"/>
+      </w:rPr>
+    </w:lvl>
+    <w:lvl w:ilvl="2" w:tplc="041F0005" w:tentative="1">
+      <w:start w:val="1"/>
+      <w:numFmt w:val="bullet"/>
+      <w:lvlText w:val=""/>
+      <w:lvlJc w:val="left"/>
+      <w:pPr>
+        <w:ind w:left="2160" w:hanging="360"/>
+      </w:pPr>
+      <w:rPr>
+        <w:rFonts w:ascii="Wingdings" w:hAnsi="Wingdings" w:hint="default"/>
+      </w:rPr>
+    </w:lvl>
+    <w:lvl w:ilvl="3" w:tplc="041F0001" w:tentative="1">
+      <w:start w:val="1"/>
+      <w:numFmt w:val="bullet"/>
+      <w:lvlText w:val=""/>
+      <w:lvlJc w:val="left"/>
+      <w:pPr>
+        <w:ind w:left="2880" w:hanging="360"/>
+      </w:pPr>
+      <w:rPr>
+        <w:rFonts w:ascii="Symbol" w:hAnsi="Symbol" w:hint="default"/>
+      </w:rPr>
+    </w:lvl>
+    <w:lvl w:ilvl="4" w:tplc="041F0003" w:tentative="1">
+      <w:start w:val="1"/>
+      <w:numFmt w:val="bullet"/>
+      <w:lvlText w:val="o"/>
+      <w:lvlJc w:val="left"/>
+      <w:pPr>
+        <w:ind w:left="3600" w:hanging="360"/>
+      </w:pPr>
+      <w:rPr>
+        <w:rFonts w:ascii="Courier New" w:hAnsi="Courier New" w:cs="Courier New" w:hint="default"/>
+      </w:rPr>
+    </w:lvl>
+    <w:lvl w:ilvl="5" w:tplc="041F0005" w:tentative="1">
+      <w:start w:val="1"/>
+      <w:numFmt w:val="bullet"/>
+      <w:lvlText w:val=""/>
+      <w:lvlJc w:val="left"/>
+      <w:pPr>
+        <w:ind w:left="4320" w:hanging="360"/>
+      </w:pPr>
+      <w:rPr>
+        <w:rFonts w:ascii="Wingdings" w:hAnsi="Wingdings" w:hint="default"/>
+      </w:rPr>
+    </w:lvl>
+    <w:lvl w:ilvl="6" w:tplc="041F0001" w:tentative="1">
+      <w:start w:val="1"/>
+      <w:numFmt w:val="bullet"/>
+      <w:lvlText w:val=""/>
+      <w:lvlJc w:val="left"/>
+      <w:pPr>
+        <w:ind w:left="5040" w:hanging="360"/>
+      </w:pPr>
+      <w:rPr>
+        <w:rFonts w:ascii="Symbol" w:hAnsi="Symbol" w:hint="default"/>
+      </w:rPr>
+    </w:lvl>
+    <w:lvl w:ilvl="7" w:tplc="041F0003" w:tentative="1">
+      <w:start w:val="1"/>
+      <w:numFmt w:val="bullet"/>
+      <w:lvlText w:val="o"/>
+      <w:lvlJc w:val="left"/>
+      <w:pPr>
+        <w:ind w:left="5760" w:hanging="360"/>
+      </w:pPr>
+      <w:rPr>
+        <w:rFonts w:ascii="Courier New" w:hAnsi="Courier New" w:cs="Courier New" w:hint="default"/>
+      </w:rPr>
+    </w:lvl>
+    <w:lvl w:ilvl="8" w:tplc="041F0005" w:tentative="1">
+      <w:start w:val="1"/>
+      <w:numFmt w:val="bullet"/>
+      <w:lvlText w:val=""/>
+      <w:lvlJc w:val="left"/>
+      <w:pPr>
+        <w:ind w:left="6480" w:hanging="360"/>
+      </w:pPr>
+      <w:rPr>
+        <w:rFonts w:ascii="Wingdings" w:hAnsi="Wingdings" w:hint="default"/>
+      </w:rPr>
+    </w:lvl>
+  </w:abstractNum>
+  <w:abstractNum w:abstractNumId="6" w15:restartNumberingAfterBreak="0">
+    <w:nsid w:val="2F076744"/>
+    <w:multiLevelType w:val="hybridMultilevel"/>
+    <w:tmpl w:val="F53A6AC4"/>
+    <w:lvl w:ilvl="0" w:tplc="041F0001">
+      <w:start w:val="1"/>
+      <w:numFmt w:val="bullet"/>
+      <w:lvlText w:val=""/>
+      <w:lvlJc w:val="left"/>
+      <w:pPr>
+        <w:ind w:left="720" w:hanging="360"/>
+      </w:pPr>
+      <w:rPr>
+        <w:rFonts w:ascii="Symbol" w:hAnsi="Symbol" w:hint="default"/>
+      </w:rPr>
+    </w:lvl>
+    <w:lvl w:ilvl="1" w:tplc="041F0003" w:tentative="1">
+      <w:start w:val="1"/>
+      <w:numFmt w:val="bullet"/>
+      <w:lvlText w:val="o"/>
+      <w:lvlJc w:val="left"/>
+      <w:pPr>
+        <w:ind w:left="1440" w:hanging="360"/>
+      </w:pPr>
+      <w:rPr>
+        <w:rFonts w:ascii="Courier New" w:hAnsi="Courier New" w:cs="Courier New" w:hint="default"/>
+      </w:rPr>
+    </w:lvl>
+    <w:lvl w:ilvl="2" w:tplc="041F0005" w:tentative="1">
+      <w:start w:val="1"/>
+      <w:numFmt w:val="bullet"/>
+      <w:lvlText w:val=""/>
+      <w:lvlJc w:val="left"/>
+      <w:pPr>
+        <w:ind w:left="2160" w:hanging="360"/>
+      </w:pPr>
+      <w:rPr>
+        <w:rFonts w:ascii="Wingdings" w:hAnsi="Wingdings" w:hint="default"/>
+      </w:rPr>
+    </w:lvl>
+    <w:lvl w:ilvl="3" w:tplc="041F0001" w:tentative="1">
+      <w:start w:val="1"/>
+      <w:numFmt w:val="bullet"/>
+      <w:lvlText w:val=""/>
+      <w:lvlJc w:val="left"/>
+      <w:pPr>
+        <w:ind w:left="2880" w:hanging="360"/>
+      </w:pPr>
+      <w:rPr>
+        <w:rFonts w:ascii="Symbol" w:hAnsi="Symbol" w:hint="default"/>
+      </w:rPr>
+    </w:lvl>
+    <w:lvl w:ilvl="4" w:tplc="041F0003" w:tentative="1">
+      <w:start w:val="1"/>
+      <w:numFmt w:val="bullet"/>
+      <w:lvlText w:val="o"/>
+      <w:lvlJc w:val="left"/>
+      <w:pPr>
+        <w:ind w:left="3600" w:hanging="360"/>
+      </w:pPr>
+      <w:rPr>
+        <w:rFonts w:ascii="Courier New" w:hAnsi="Courier New" w:cs="Courier New" w:hint="default"/>
+      </w:rPr>
+    </w:lvl>
+    <w:lvl w:ilvl="5" w:tplc="041F0005" w:tentative="1">
+      <w:start w:val="1"/>
+      <w:numFmt w:val="bullet"/>
+      <w:lvlText w:val=""/>
+      <w:lvlJc w:val="left"/>
+      <w:pPr>
+        <w:ind w:left="4320" w:hanging="360"/>
+      </w:pPr>
+      <w:rPr>
+        <w:rFonts w:ascii="Wingdings" w:hAnsi="Wingdings" w:hint="default"/>
+      </w:rPr>
+    </w:lvl>
+    <w:lvl w:ilvl="6" w:tplc="041F0001" w:tentative="1">
+      <w:start w:val="1"/>
+      <w:numFmt w:val="bullet"/>
+      <w:lvlText w:val=""/>
+      <w:lvlJc w:val="left"/>
+      <w:pPr>
+        <w:ind w:left="5040" w:hanging="360"/>
+      </w:pPr>
+      <w:rPr>
+        <w:rFonts w:ascii="Symbol" w:hAnsi="Symbol" w:hint="default"/>
+      </w:rPr>
+    </w:lvl>
+    <w:lvl w:ilvl="7" w:tplc="041F0003" w:tentative="1">
+      <w:start w:val="1"/>
+      <w:numFmt w:val="bullet"/>
+      <w:lvlText w:val="o"/>
+      <w:lvlJc w:val="left"/>
+      <w:pPr>
+        <w:ind w:left="5760" w:hanging="360"/>
+      </w:pPr>
+      <w:rPr>
+        <w:rFonts w:ascii="Courier New" w:hAnsi="Courier New" w:cs="Courier New" w:hint="default"/>
+      </w:rPr>
+    </w:lvl>
+    <w:lvl w:ilvl="8" w:tplc="041F0005" w:tentative="1">
+      <w:start w:val="1"/>
+      <w:numFmt w:val="bullet"/>
+      <w:lvlText w:val=""/>
+      <w:lvlJc w:val="left"/>
+      <w:pPr>
+        <w:ind w:left="6480" w:hanging="360"/>
+      </w:pPr>
+      <w:rPr>
+        <w:rFonts w:ascii="Wingdings" w:hAnsi="Wingdings" w:hint="default"/>
+      </w:rPr>
+    </w:lvl>
+  </w:abstractNum>
+  <w:abstractNum w:abstractNumId="7" w15:restartNumberingAfterBreak="0">
+    <w:nsid w:val="315E27F9"/>
+    <w:multiLevelType w:val="hybridMultilevel"/>
+    <w:tmpl w:val="D83ACFE8"/>
+    <w:lvl w:ilvl="0" w:tplc="041F0001">
+      <w:start w:val="1"/>
+      <w:numFmt w:val="bullet"/>
+      <w:lvlText w:val=""/>
+      <w:lvlJc w:val="left"/>
+      <w:pPr>
+        <w:ind w:left="720" w:hanging="360"/>
+      </w:pPr>
+      <w:rPr>
+        <w:rFonts w:ascii="Symbol" w:hAnsi="Symbol" w:hint="default"/>
+      </w:rPr>
+    </w:lvl>
+    <w:lvl w:ilvl="1" w:tplc="041F0003" w:tentative="1">
+      <w:start w:val="1"/>
+      <w:numFmt w:val="bullet"/>
+      <w:lvlText w:val="o"/>
+      <w:lvlJc w:val="left"/>
+      <w:pPr>
+        <w:ind w:left="1440" w:hanging="360"/>
+      </w:pPr>
+      <w:rPr>
+        <w:rFonts w:ascii="Courier New" w:hAnsi="Courier New" w:cs="Courier New" w:hint="default"/>
+      </w:rPr>
+    </w:lvl>
+    <w:lvl w:ilvl="2" w:tplc="041F0005" w:tentative="1">
+      <w:start w:val="1"/>
+      <w:numFmt w:val="bullet"/>
+      <w:lvlText w:val=""/>
+      <w:lvlJc w:val="left"/>
+      <w:pPr>
+        <w:ind w:left="2160" w:hanging="360"/>
+      </w:pPr>
+      <w:rPr>
+        <w:rFonts w:ascii="Wingdings" w:hAnsi="Wingdings" w:hint="default"/>
+      </w:rPr>
+    </w:lvl>
+    <w:lvl w:ilvl="3" w:tplc="041F0001" w:tentative="1">
+      <w:start w:val="1"/>
+      <w:numFmt w:val="bullet"/>
+      <w:lvlText w:val=""/>
+      <w:lvlJc w:val="left"/>
+      <w:pPr>
+        <w:ind w:left="2880" w:hanging="360"/>
+      </w:pPr>
+      <w:rPr>
+        <w:rFonts w:ascii="Symbol" w:hAnsi="Symbol" w:hint="default"/>
+      </w:rPr>
+    </w:lvl>
+    <w:lvl w:ilvl="4" w:tplc="041F0003" w:tentative="1">
+      <w:start w:val="1"/>
+      <w:numFmt w:val="bullet"/>
+      <w:lvlText w:val="o"/>
+      <w:lvlJc w:val="left"/>
+      <w:pPr>
+        <w:ind w:left="3600" w:hanging="360"/>
+      </w:pPr>
+      <w:rPr>
+        <w:rFonts w:ascii="Courier New" w:hAnsi="Courier New" w:cs="Courier New" w:hint="default"/>
+      </w:rPr>
+    </w:lvl>
+    <w:lvl w:ilvl="5" w:tplc="041F0005" w:tentative="1">
+      <w:start w:val="1"/>
+      <w:numFmt w:val="bullet"/>
+      <w:lvlText w:val=""/>
+      <w:lvlJc w:val="left"/>
+      <w:pPr>
+        <w:ind w:left="4320" w:hanging="360"/>
+      </w:pPr>
+      <w:rPr>
+        <w:rFonts w:ascii="Wingdings" w:hAnsi="Wingdings" w:hint="default"/>
+      </w:rPr>
+    </w:lvl>
+    <w:lvl w:ilvl="6" w:tplc="041F0001" w:tentative="1">
+      <w:start w:val="1"/>
+      <w:numFmt w:val="bullet"/>
+      <w:lvlText w:val=""/>
+      <w:lvlJc w:val="left"/>
+      <w:pPr>
+        <w:ind w:left="5040" w:hanging="360"/>
+      </w:pPr>
+      <w:rPr>
+        <w:rFonts w:ascii="Symbol" w:hAnsi="Symbol" w:hint="default"/>
+      </w:rPr>
+    </w:lvl>
+    <w:lvl w:ilvl="7" w:tplc="041F0003" w:tentative="1">
+      <w:start w:val="1"/>
+      <w:numFmt w:val="bullet"/>
+      <w:lvlText w:val="o"/>
+      <w:lvlJc w:val="left"/>
+      <w:pPr>
+        <w:ind w:left="5760" w:hanging="360"/>
+      </w:pPr>
+      <w:rPr>
+        <w:rFonts w:ascii="Courier New" w:hAnsi="Courier New" w:cs="Courier New" w:hint="default"/>
+      </w:rPr>
+    </w:lvl>
+    <w:lvl w:ilvl="8" w:tplc="041F0005" w:tentative="1">
+      <w:start w:val="1"/>
+      <w:numFmt w:val="bullet"/>
+      <w:lvlText w:val=""/>
+      <w:lvlJc w:val="left"/>
+      <w:pPr>
+        <w:ind w:left="6480" w:hanging="360"/>
+      </w:pPr>
+      <w:rPr>
+        <w:rFonts w:ascii="Wingdings" w:hAnsi="Wingdings" w:hint="default"/>
+      </w:rPr>
+    </w:lvl>
+  </w:abstractNum>
+  <w:abstractNum w:abstractNumId="8" w15:restartNumberingAfterBreak="0">
+    <w:nsid w:val="319B4FCE"/>
+    <w:multiLevelType w:val="hybridMultilevel"/>
+    <w:tmpl w:val="C0D8CC9A"/>
+    <w:lvl w:ilvl="0" w:tplc="041F0001">
+      <w:start w:val="1"/>
+      <w:numFmt w:val="bullet"/>
+      <w:lvlText w:val=""/>
+      <w:lvlJc w:val="left"/>
+      <w:pPr>
+        <w:ind w:left="720" w:hanging="360"/>
+      </w:pPr>
+      <w:rPr>
+        <w:rFonts w:ascii="Symbol" w:hAnsi="Symbol" w:hint="default"/>
+      </w:rPr>
+    </w:lvl>
+    <w:lvl w:ilvl="1" w:tplc="041F0003" w:tentative="1">
+      <w:start w:val="1"/>
+      <w:numFmt w:val="bullet"/>
+      <w:lvlText w:val="o"/>
+      <w:lvlJc w:val="left"/>
+      <w:pPr>
+        <w:ind w:left="1440" w:hanging="360"/>
+      </w:pPr>
+      <w:rPr>
+        <w:rFonts w:ascii="Courier New" w:hAnsi="Courier New" w:cs="Courier New" w:hint="default"/>
+      </w:rPr>
+    </w:lvl>
+    <w:lvl w:ilvl="2" w:tplc="041F0005" w:tentative="1">
+      <w:start w:val="1"/>
+      <w:numFmt w:val="bullet"/>
+      <w:lvlText w:val=""/>
+      <w:lvlJc w:val="left"/>
+      <w:pPr>
+        <w:ind w:left="2160" w:hanging="360"/>
+      </w:pPr>
+      <w:rPr>
+        <w:rFonts w:ascii="Wingdings" w:hAnsi="Wingdings" w:hint="default"/>
+      </w:rPr>
+    </w:lvl>
+    <w:lvl w:ilvl="3" w:tplc="041F0001" w:tentative="1">
+      <w:start w:val="1"/>
+      <w:numFmt w:val="bullet"/>
+      <w:lvlText w:val=""/>
+      <w:lvlJc w:val="left"/>
+      <w:pPr>
+        <w:ind w:left="2880" w:hanging="360"/>
+      </w:pPr>
+      <w:rPr>
+        <w:rFonts w:ascii="Symbol" w:hAnsi="Symbol" w:hint="default"/>
+      </w:rPr>
+    </w:lvl>
+    <w:lvl w:ilvl="4" w:tplc="041F0003" w:tentative="1">
+      <w:start w:val="1"/>
+      <w:numFmt w:val="bullet"/>
+      <w:lvlText w:val="o"/>
+      <w:lvlJc w:val="left"/>
+      <w:pPr>
+        <w:ind w:left="3600" w:hanging="360"/>
+      </w:pPr>
+      <w:rPr>
+        <w:rFonts w:ascii="Courier New" w:hAnsi="Courier New" w:cs="Courier New" w:hint="default"/>
+      </w:rPr>
+    </w:lvl>
+    <w:lvl w:ilvl="5" w:tplc="041F0005" w:tentative="1">
+      <w:start w:val="1"/>
+      <w:numFmt w:val="bullet"/>
+      <w:lvlText w:val=""/>
+      <w:lvlJc w:val="left"/>
+      <w:pPr>
+        <w:ind w:left="4320" w:hanging="360"/>
+      </w:pPr>
+      <w:rPr>
+        <w:rFonts w:ascii="Wingdings" w:hAnsi="Wingdings" w:hint="default"/>
+      </w:rPr>
+    </w:lvl>
+    <w:lvl w:ilvl="6" w:tplc="041F0001" w:tentative="1">
+      <w:start w:val="1"/>
+      <w:numFmt w:val="bullet"/>
+      <w:lvlText w:val=""/>
+      <w:lvlJc w:val="left"/>
+      <w:pPr>
+        <w:ind w:left="5040" w:hanging="360"/>
+      </w:pPr>
+      <w:rPr>
+        <w:rFonts w:ascii="Symbol" w:hAnsi="Symbol" w:hint="default"/>
+      </w:rPr>
+    </w:lvl>
+    <w:lvl w:ilvl="7" w:tplc="041F0003" w:tentative="1">
+      <w:start w:val="1"/>
+      <w:numFmt w:val="bullet"/>
+      <w:lvlText w:val="o"/>
+      <w:lvlJc w:val="left"/>
+      <w:pPr>
+        <w:ind w:left="5760" w:hanging="360"/>
+      </w:pPr>
+      <w:rPr>
+        <w:rFonts w:ascii="Courier New" w:hAnsi="Courier New" w:cs="Courier New" w:hint="default"/>
+      </w:rPr>
+    </w:lvl>
+    <w:lvl w:ilvl="8" w:tplc="041F0005" w:tentative="1">
+      <w:start w:val="1"/>
+      <w:numFmt w:val="bullet"/>
+      <w:lvlText w:val=""/>
+      <w:lvlJc w:val="left"/>
+      <w:pPr>
+        <w:ind w:left="6480" w:hanging="360"/>
+      </w:pPr>
+      <w:rPr>
+        <w:rFonts w:ascii="Wingdings" w:hAnsi="Wingdings" w:hint="default"/>
+      </w:rPr>
+    </w:lvl>
+  </w:abstractNum>
+  <w:abstractNum w:abstractNumId="9" w15:restartNumberingAfterBreak="0">
+    <w:nsid w:val="326C0C08"/>
+    <w:multiLevelType w:val="hybridMultilevel"/>
+    <w:tmpl w:val="A5E0EBEA"/>
+    <w:lvl w:ilvl="0" w:tplc="041F0001">
+      <w:start w:val="1"/>
+      <w:numFmt w:val="bullet"/>
+      <w:lvlText w:val=""/>
+      <w:lvlJc w:val="left"/>
+      <w:pPr>
+        <w:ind w:left="720" w:hanging="360"/>
+      </w:pPr>
+      <w:rPr>
+        <w:rFonts w:ascii="Symbol" w:hAnsi="Symbol" w:hint="default"/>
+      </w:rPr>
+    </w:lvl>
+    <w:lvl w:ilvl="1" w:tplc="041F0003">
+      <w:start w:val="1"/>
+      <w:numFmt w:val="bullet"/>
+      <w:lvlText w:val="o"/>
+      <w:lvlJc w:val="left"/>
+      <w:pPr>
+        <w:ind w:left="1440" w:hanging="360"/>
+      </w:pPr>
+      <w:rPr>
+        <w:rFonts w:ascii="Courier New" w:hAnsi="Courier New" w:cs="Courier New" w:hint="default"/>
+      </w:rPr>
+    </w:lvl>
+    <w:lvl w:ilvl="2" w:tplc="041F0005" w:tentative="1">
+      <w:start w:val="1"/>
+      <w:numFmt w:val="bullet"/>
+      <w:lvlText w:val=""/>
+      <w:lvlJc w:val="left"/>
+      <w:pPr>
+        <w:ind w:left="2160" w:hanging="360"/>
+      </w:pPr>
+      <w:rPr>
+        <w:rFonts w:ascii="Wingdings" w:hAnsi="Wingdings" w:hint="default"/>
+      </w:rPr>
+    </w:lvl>
+    <w:lvl w:ilvl="3" w:tplc="041F0001" w:tentative="1">
+      <w:start w:val="1"/>
+      <w:numFmt w:val="bullet"/>
+      <w:lvlText w:val=""/>
+      <w:lvlJc w:val="left"/>
+      <w:pPr>
+        <w:ind w:left="2880" w:hanging="360"/>
+      </w:pPr>
+      <w:rPr>
+        <w:rFonts w:ascii="Symbol" w:hAnsi="Symbol" w:hint="default"/>
+      </w:rPr>
+    </w:lvl>
+    <w:lvl w:ilvl="4" w:tplc="041F0003" w:tentative="1">
+      <w:start w:val="1"/>
+      <w:numFmt w:val="bullet"/>
+      <w:lvlText w:val="o"/>
+      <w:lvlJc w:val="left"/>
+      <w:pPr>
+        <w:ind w:left="3600" w:hanging="360"/>
+      </w:pPr>
+      <w:rPr>
+        <w:rFonts w:ascii="Courier New" w:hAnsi="Courier New" w:cs="Courier New" w:hint="default"/>
+      </w:rPr>
+    </w:lvl>
+    <w:lvl w:ilvl="5" w:tplc="041F0005" w:tentative="1">
+      <w:start w:val="1"/>
+      <w:numFmt w:val="bullet"/>
+      <w:lvlText w:val=""/>
+      <w:lvlJc w:val="left"/>
+      <w:pPr>
+        <w:ind w:left="4320" w:hanging="360"/>
+      </w:pPr>
+      <w:rPr>
+        <w:rFonts w:ascii="Wingdings" w:hAnsi="Wingdings" w:hint="default"/>
+      </w:rPr>
+    </w:lvl>
+    <w:lvl w:ilvl="6" w:tplc="041F0001" w:tentative="1">
+      <w:start w:val="1"/>
+      <w:numFmt w:val="bullet"/>
+      <w:lvlText w:val=""/>
+      <w:lvlJc w:val="left"/>
+      <w:pPr>
+        <w:ind w:left="5040" w:hanging="360"/>
+      </w:pPr>
+      <w:rPr>
+        <w:rFonts w:ascii="Symbol" w:hAnsi="Symbol" w:hint="default"/>
+      </w:rPr>
+    </w:lvl>
+    <w:lvl w:ilvl="7" w:tplc="041F0003" w:tentative="1">
+      <w:start w:val="1"/>
+      <w:numFmt w:val="bullet"/>
+      <w:lvlText w:val="o"/>
+      <w:lvlJc w:val="left"/>
+      <w:pPr>
+        <w:ind w:left="5760" w:hanging="360"/>
+      </w:pPr>
+      <w:rPr>
+        <w:rFonts w:ascii="Courier New" w:hAnsi="Courier New" w:cs="Courier New" w:hint="default"/>
+      </w:rPr>
+    </w:lvl>
+    <w:lvl w:ilvl="8" w:tplc="041F0005" w:tentative="1">
+      <w:start w:val="1"/>
+      <w:numFmt w:val="bullet"/>
+      <w:lvlText w:val=""/>
+      <w:lvlJc w:val="left"/>
+      <w:pPr>
+        <w:ind w:left="6480" w:hanging="360"/>
+      </w:pPr>
+      <w:rPr>
+        <w:rFonts w:ascii="Wingdings" w:hAnsi="Wingdings" w:hint="default"/>
+      </w:rPr>
+    </w:lvl>
+  </w:abstractNum>
+  <w:abstractNum w:abstractNumId="10" w15:restartNumberingAfterBreak="0">
+    <w:nsid w:val="33840E3B"/>
+    <w:multiLevelType w:val="hybridMultilevel"/>
+    <w:tmpl w:val="2B20E54A"/>
+    <w:lvl w:ilvl="0" w:tplc="041F0001">
+      <w:start w:val="1"/>
+      <w:numFmt w:val="bullet"/>
+      <w:lvlText w:val=""/>
+      <w:lvlJc w:val="left"/>
+      <w:pPr>
+        <w:ind w:left="360" w:hanging="360"/>
+      </w:pPr>
+      <w:rPr>
+        <w:rFonts w:ascii="Symbol" w:hAnsi="Symbol" w:hint="default"/>
+      </w:rPr>
+    </w:lvl>
+    <w:lvl w:ilvl="1" w:tplc="041F0003" w:tentative="1">
+      <w:start w:val="1"/>
+      <w:numFmt w:val="bullet"/>
+      <w:lvlText w:val="o"/>
+      <w:lvlJc w:val="left"/>
+      <w:pPr>
+        <w:ind w:left="1080" w:hanging="360"/>
+      </w:pPr>
+      <w:rPr>
+        <w:rFonts w:ascii="Courier New" w:hAnsi="Courier New" w:cs="Courier New" w:hint="default"/>
+      </w:rPr>
+    </w:lvl>
+    <w:lvl w:ilvl="2" w:tplc="041F0005" w:tentative="1">
+      <w:start w:val="1"/>
+      <w:numFmt w:val="bullet"/>
+      <w:lvlText w:val=""/>
+      <w:lvlJc w:val="left"/>
+      <w:pPr>
+        <w:ind w:left="1800" w:hanging="360"/>
+      </w:pPr>
+      <w:rPr>
+        <w:rFonts w:ascii="Wingdings" w:hAnsi="Wingdings" w:hint="default"/>
+      </w:rPr>
+    </w:lvl>
+    <w:lvl w:ilvl="3" w:tplc="041F0001" w:tentative="1">
+      <w:start w:val="1"/>
+      <w:numFmt w:val="bullet"/>
+      <w:lvlText w:val=""/>
+      <w:lvlJc w:val="left"/>
+      <w:pPr>
+        <w:ind w:left="2520" w:hanging="360"/>
+      </w:pPr>
+      <w:rPr>
+        <w:rFonts w:ascii="Symbol" w:hAnsi="Symbol" w:hint="default"/>
+      </w:rPr>
+    </w:lvl>
+    <w:lvl w:ilvl="4" w:tplc="041F0003" w:tentative="1">
+      <w:start w:val="1"/>
+      <w:numFmt w:val="bullet"/>
+      <w:lvlText w:val="o"/>
+      <w:lvlJc w:val="left"/>
+      <w:pPr>
+        <w:ind w:left="3240" w:hanging="360"/>
+      </w:pPr>
+      <w:rPr>
+        <w:rFonts w:ascii="Courier New" w:hAnsi="Courier New" w:cs="Courier New" w:hint="default"/>
+      </w:rPr>
+    </w:lvl>
+    <w:lvl w:ilvl="5" w:tplc="041F0005" w:tentative="1">
+      <w:start w:val="1"/>
+      <w:numFmt w:val="bullet"/>
+      <w:lvlText w:val=""/>
+      <w:lvlJc w:val="left"/>
+      <w:pPr>
+        <w:ind w:left="3960" w:hanging="360"/>
+      </w:pPr>
+      <w:rPr>
+        <w:rFonts w:ascii="Wingdings" w:hAnsi="Wingdings" w:hint="default"/>
+      </w:rPr>
+    </w:lvl>
+    <w:lvl w:ilvl="6" w:tplc="041F0001" w:tentative="1">
+      <w:start w:val="1"/>
+      <w:numFmt w:val="bullet"/>
+      <w:lvlText w:val=""/>
+      <w:lvlJc w:val="left"/>
+      <w:pPr>
+        <w:ind w:left="4680" w:hanging="360"/>
+      </w:pPr>
+      <w:rPr>
+        <w:rFonts w:ascii="Symbol" w:hAnsi="Symbol" w:hint="default"/>
+      </w:rPr>
+    </w:lvl>
+    <w:lvl w:ilvl="7" w:tplc="041F0003" w:tentative="1">
+      <w:start w:val="1"/>
+      <w:numFmt w:val="bullet"/>
+      <w:lvlText w:val="o"/>
+      <w:lvlJc w:val="left"/>
+      <w:pPr>
+        <w:ind w:left="5400" w:hanging="360"/>
+      </w:pPr>
+      <w:rPr>
+        <w:rFonts w:ascii="Courier New" w:hAnsi="Courier New" w:cs="Courier New" w:hint="default"/>
+      </w:rPr>
+    </w:lvl>
+    <w:lvl w:ilvl="8" w:tplc="041F0005" w:tentative="1">
+      <w:start w:val="1"/>
+      <w:numFmt w:val="bullet"/>
+      <w:lvlText w:val=""/>
+      <w:lvlJc w:val="left"/>
+      <w:pPr>
+        <w:ind w:left="6120" w:hanging="360"/>
+      </w:pPr>
+      <w:rPr>
+        <w:rFonts w:ascii="Wingdings" w:hAnsi="Wingdings" w:hint="default"/>
+      </w:rPr>
+    </w:lvl>
+  </w:abstractNum>
+  <w:abstractNum w:abstractNumId="11" w15:restartNumberingAfterBreak="0">
+    <w:nsid w:val="36286918"/>
+    <w:multiLevelType w:val="hybridMultilevel"/>
+    <w:tmpl w:val="300A614E"/>
+    <w:lvl w:ilvl="0" w:tplc="041F0001">
+      <w:start w:val="1"/>
+      <w:numFmt w:val="bullet"/>
+      <w:lvlText w:val=""/>
+      <w:lvlJc w:val="left"/>
+      <w:pPr>
+        <w:ind w:left="720" w:hanging="360"/>
+      </w:pPr>
+      <w:rPr>
+        <w:rFonts w:ascii="Symbol" w:hAnsi="Symbol" w:hint="default"/>
+      </w:rPr>
+    </w:lvl>
+    <w:lvl w:ilvl="1" w:tplc="041F0003">
+      <w:start w:val="1"/>
+      <w:numFmt w:val="bullet"/>
+      <w:lvlText w:val="o"/>
+      <w:lvlJc w:val="left"/>
+      <w:pPr>
+        <w:ind w:left="1440" w:hanging="360"/>
+      </w:pPr>
+      <w:rPr>
+        <w:rFonts w:ascii="Courier New" w:hAnsi="Courier New" w:cs="Courier New" w:hint="default"/>
+      </w:rPr>
+    </w:lvl>
+    <w:lvl w:ilvl="2" w:tplc="041F0005">
+      <w:start w:val="1"/>
+      <w:numFmt w:val="bullet"/>
+      <w:lvlText w:val=""/>
+      <w:lvlJc w:val="left"/>
+      <w:pPr>
+        <w:ind w:left="2160" w:hanging="360"/>
+      </w:pPr>
+      <w:rPr>
+        <w:rFonts w:ascii="Wingdings" w:hAnsi="Wingdings" w:hint="default"/>
+      </w:rPr>
+    </w:lvl>
+    <w:lvl w:ilvl="3" w:tplc="041F0001" w:tentative="1">
+      <w:start w:val="1"/>
+      <w:numFmt w:val="bullet"/>
+      <w:lvlText w:val=""/>
+      <w:lvlJc w:val="left"/>
+      <w:pPr>
+        <w:ind w:left="2880" w:hanging="360"/>
+      </w:pPr>
+      <w:rPr>
+        <w:rFonts w:ascii="Symbol" w:hAnsi="Symbol" w:hint="default"/>
+      </w:rPr>
+    </w:lvl>
+    <w:lvl w:ilvl="4" w:tplc="041F0003" w:tentative="1">
+      <w:start w:val="1"/>
+      <w:numFmt w:val="bullet"/>
+      <w:lvlText w:val="o"/>
+      <w:lvlJc w:val="left"/>
+      <w:pPr>
+        <w:ind w:left="3600" w:hanging="360"/>
+      </w:pPr>
+      <w:rPr>
+        <w:rFonts w:ascii="Courier New" w:hAnsi="Courier New" w:cs="Courier New" w:hint="default"/>
+      </w:rPr>
+    </w:lvl>
+    <w:lvl w:ilvl="5" w:tplc="041F0005" w:tentative="1">
+      <w:start w:val="1"/>
+      <w:numFmt w:val="bullet"/>
+      <w:lvlText w:val=""/>
+      <w:lvlJc w:val="left"/>
+      <w:pPr>
+        <w:ind w:left="4320" w:hanging="360"/>
+      </w:pPr>
+      <w:rPr>
+        <w:rFonts w:ascii="Wingdings" w:hAnsi="Wingdings" w:hint="default"/>
+      </w:rPr>
+    </w:lvl>
+    <w:lvl w:ilvl="6" w:tplc="041F0001" w:tentative="1">
+      <w:start w:val="1"/>
+      <w:numFmt w:val="bullet"/>
+      <w:lvlText w:val=""/>
+      <w:lvlJc w:val="left"/>
+      <w:pPr>
+        <w:ind w:left="5040" w:hanging="360"/>
+      </w:pPr>
+      <w:rPr>
+        <w:rFonts w:ascii="Symbol" w:hAnsi="Symbol" w:hint="default"/>
+      </w:rPr>
+    </w:lvl>
+    <w:lvl w:ilvl="7" w:tplc="041F0003" w:tentative="1">
+      <w:start w:val="1"/>
+      <w:numFmt w:val="bullet"/>
+      <w:lvlText w:val="o"/>
+      <w:lvlJc w:val="left"/>
+      <w:pPr>
+        <w:ind w:left="5760" w:hanging="360"/>
+      </w:pPr>
+      <w:rPr>
+        <w:rFonts w:ascii="Courier New" w:hAnsi="Courier New" w:cs="Courier New" w:hint="default"/>
+      </w:rPr>
+    </w:lvl>
+    <w:lvl w:ilvl="8" w:tplc="041F0005" w:tentative="1">
+      <w:start w:val="1"/>
+      <w:numFmt w:val="bullet"/>
+      <w:lvlText w:val=""/>
+      <w:lvlJc w:val="left"/>
+      <w:pPr>
+        <w:ind w:left="6480" w:hanging="360"/>
+      </w:pPr>
+      <w:rPr>
+        <w:rFonts w:ascii="Wingdings" w:hAnsi="Wingdings" w:hint="default"/>
+      </w:rPr>
+    </w:lvl>
+  </w:abstractNum>
+  <w:abstractNum w:abstractNumId="12" w15:restartNumberingAfterBreak="0">
+    <w:nsid w:val="436F3445"/>
+    <w:multiLevelType w:val="hybridMultilevel"/>
+    <w:tmpl w:val="F9689730"/>
+    <w:lvl w:ilvl="0" w:tplc="041F0001">
+      <w:start w:val="1"/>
+      <w:numFmt w:val="bullet"/>
+      <w:lvlText w:val=""/>
+      <w:lvlJc w:val="left"/>
+      <w:pPr>
+        <w:ind w:left="1776" w:hanging="360"/>
+      </w:pPr>
+      <w:rPr>
+        <w:rFonts w:ascii="Symbol" w:hAnsi="Symbol" w:hint="default"/>
+      </w:rPr>
+    </w:lvl>
+    <w:lvl w:ilvl="1" w:tplc="041F0003" w:tentative="1">
+      <w:start w:val="1"/>
+      <w:numFmt w:val="bullet"/>
+      <w:lvlText w:val="o"/>
+      <w:lvlJc w:val="left"/>
+      <w:pPr>
+        <w:ind w:left="2496" w:hanging="360"/>
+      </w:pPr>
+      <w:rPr>
+        <w:rFonts w:ascii="Courier New" w:hAnsi="Courier New" w:cs="Courier New" w:hint="default"/>
+      </w:rPr>
+    </w:lvl>
+    <w:lvl w:ilvl="2" w:tplc="041F0005" w:tentative="1">
+      <w:start w:val="1"/>
+      <w:numFmt w:val="bullet"/>
+      <w:lvlText w:val=""/>
+      <w:lvlJc w:val="left"/>
+      <w:pPr>
+        <w:ind w:left="3216" w:hanging="360"/>
+      </w:pPr>
+      <w:rPr>
+        <w:rFonts w:ascii="Wingdings" w:hAnsi="Wingdings" w:hint="default"/>
+      </w:rPr>
+    </w:lvl>
+    <w:lvl w:ilvl="3" w:tplc="041F0001" w:tentative="1">
+      <w:start w:val="1"/>
+      <w:numFmt w:val="bullet"/>
+      <w:lvlText w:val=""/>
+      <w:lvlJc w:val="left"/>
+      <w:pPr>
+        <w:ind w:left="3936" w:hanging="360"/>
+      </w:pPr>
+      <w:rPr>
+        <w:rFonts w:ascii="Symbol" w:hAnsi="Symbol" w:hint="default"/>
+      </w:rPr>
+    </w:lvl>
+    <w:lvl w:ilvl="4" w:tplc="041F0003" w:tentative="1">
+      <w:start w:val="1"/>
+      <w:numFmt w:val="bullet"/>
+      <w:lvlText w:val="o"/>
+      <w:lvlJc w:val="left"/>
+      <w:pPr>
+        <w:ind w:left="4656" w:hanging="360"/>
+      </w:pPr>
+      <w:rPr>
+        <w:rFonts w:ascii="Courier New" w:hAnsi="Courier New" w:cs="Courier New" w:hint="default"/>
+      </w:rPr>
+    </w:lvl>
+    <w:lvl w:ilvl="5" w:tplc="041F0005" w:tentative="1">
+      <w:start w:val="1"/>
+      <w:numFmt w:val="bullet"/>
+      <w:lvlText w:val=""/>
+      <w:lvlJc w:val="left"/>
+      <w:pPr>
+        <w:ind w:left="5376" w:hanging="360"/>
+      </w:pPr>
+      <w:rPr>
+        <w:rFonts w:ascii="Wingdings" w:hAnsi="Wingdings" w:hint="default"/>
+      </w:rPr>
+    </w:lvl>
+    <w:lvl w:ilvl="6" w:tplc="041F0001" w:tentative="1">
+      <w:start w:val="1"/>
+      <w:numFmt w:val="bullet"/>
+      <w:lvlText w:val=""/>
+      <w:lvlJc w:val="left"/>
+      <w:pPr>
+        <w:ind w:left="6096" w:hanging="360"/>
+      </w:pPr>
+      <w:rPr>
+        <w:rFonts w:ascii="Symbol" w:hAnsi="Symbol" w:hint="default"/>
+      </w:rPr>
+    </w:lvl>
+    <w:lvl w:ilvl="7" w:tplc="041F0003" w:tentative="1">
+      <w:start w:val="1"/>
+      <w:numFmt w:val="bullet"/>
+      <w:lvlText w:val="o"/>
+      <w:lvlJc w:val="left"/>
+      <w:pPr>
+        <w:ind w:left="6816" w:hanging="360"/>
+      </w:pPr>
+      <w:rPr>
+        <w:rFonts w:ascii="Courier New" w:hAnsi="Courier New" w:cs="Courier New" w:hint="default"/>
+      </w:rPr>
+    </w:lvl>
+    <w:lvl w:ilvl="8" w:tplc="041F0005" w:tentative="1">
+      <w:start w:val="1"/>
+      <w:numFmt w:val="bullet"/>
+      <w:lvlText w:val=""/>
+      <w:lvlJc w:val="left"/>
+      <w:pPr>
+        <w:ind w:left="7536" w:hanging="360"/>
+      </w:pPr>
+      <w:rPr>
+        <w:rFonts w:ascii="Wingdings" w:hAnsi="Wingdings" w:hint="default"/>
+      </w:rPr>
+    </w:lvl>
+  </w:abstractNum>
+  <w:abstractNum w:abstractNumId="13" w15:restartNumberingAfterBreak="0">
+    <w:nsid w:val="461A1333"/>
+    <w:multiLevelType w:val="hybridMultilevel"/>
+    <w:tmpl w:val="8B548FAE"/>
+    <w:lvl w:ilvl="0" w:tplc="041F0001">
+      <w:start w:val="1"/>
+      <w:numFmt w:val="bullet"/>
+      <w:lvlText w:val=""/>
+      <w:lvlJc w:val="left"/>
+      <w:pPr>
+        <w:ind w:left="360" w:hanging="360"/>
+      </w:pPr>
+      <w:rPr>
+        <w:rFonts w:ascii="Symbol" w:hAnsi="Symbol" w:hint="default"/>
+      </w:rPr>
+    </w:lvl>
+    <w:lvl w:ilvl="1" w:tplc="041F0003" w:tentative="1">
+      <w:start w:val="1"/>
+      <w:numFmt w:val="bullet"/>
+      <w:lvlText w:val="o"/>
+      <w:lvlJc w:val="left"/>
+      <w:pPr>
+        <w:ind w:left="1080" w:hanging="360"/>
+      </w:pPr>
+      <w:rPr>
+        <w:rFonts w:ascii="Courier New" w:hAnsi="Courier New" w:cs="Courier New" w:hint="default"/>
+      </w:rPr>
+    </w:lvl>
+    <w:lvl w:ilvl="2" w:tplc="041F0005" w:tentative="1">
+      <w:start w:val="1"/>
+      <w:numFmt w:val="bullet"/>
+      <w:lvlText w:val=""/>
+      <w:lvlJc w:val="left"/>
+      <w:pPr>
+        <w:ind w:left="1800" w:hanging="360"/>
+      </w:pPr>
+      <w:rPr>
+        <w:rFonts w:ascii="Wingdings" w:hAnsi="Wingdings" w:hint="default"/>
+      </w:rPr>
+    </w:lvl>
+    <w:lvl w:ilvl="3" w:tplc="041F0001" w:tentative="1">
+      <w:start w:val="1"/>
+      <w:numFmt w:val="bullet"/>
+      <w:lvlText w:val=""/>
+      <w:lvlJc w:val="left"/>
+      <w:pPr>
+        <w:ind w:left="2520" w:hanging="360"/>
+      </w:pPr>
+      <w:rPr>
+        <w:rFonts w:ascii="Symbol" w:hAnsi="Symbol" w:hint="default"/>
+      </w:rPr>
+    </w:lvl>
+    <w:lvl w:ilvl="4" w:tplc="041F0003" w:tentative="1">
+      <w:start w:val="1"/>
+      <w:numFmt w:val="bullet"/>
+      <w:lvlText w:val="o"/>
+      <w:lvlJc w:val="left"/>
+      <w:pPr>
+        <w:ind w:left="3240" w:hanging="360"/>
+      </w:pPr>
+      <w:rPr>
+        <w:rFonts w:ascii="Courier New" w:hAnsi="Courier New" w:cs="Courier New" w:hint="default"/>
+      </w:rPr>
+    </w:lvl>
+    <w:lvl w:ilvl="5" w:tplc="041F0005" w:tentative="1">
+      <w:start w:val="1"/>
+      <w:numFmt w:val="bullet"/>
+      <w:lvlText w:val=""/>
+      <w:lvlJc w:val="left"/>
+      <w:pPr>
+        <w:ind w:left="3960" w:hanging="360"/>
+      </w:pPr>
+      <w:rPr>
+        <w:rFonts w:ascii="Wingdings" w:hAnsi="Wingdings" w:hint="default"/>
+      </w:rPr>
+    </w:lvl>
+    <w:lvl w:ilvl="6" w:tplc="041F0001" w:tentative="1">
+      <w:start w:val="1"/>
+      <w:numFmt w:val="bullet"/>
+      <w:lvlText w:val=""/>
+      <w:lvlJc w:val="left"/>
+      <w:pPr>
+        <w:ind w:left="4680" w:hanging="360"/>
+      </w:pPr>
+      <w:rPr>
+        <w:rFonts w:ascii="Symbol" w:hAnsi="Symbol" w:hint="default"/>
+      </w:rPr>
+    </w:lvl>
+    <w:lvl w:ilvl="7" w:tplc="041F0003" w:tentative="1">
+      <w:start w:val="1"/>
+      <w:numFmt w:val="bullet"/>
+      <w:lvlText w:val="o"/>
+      <w:lvlJc w:val="left"/>
+      <w:pPr>
+        <w:ind w:left="5400" w:hanging="360"/>
+      </w:pPr>
+      <w:rPr>
+        <w:rFonts w:ascii="Courier New" w:hAnsi="Courier New" w:cs="Courier New" w:hint="default"/>
+      </w:rPr>
+    </w:lvl>
+    <w:lvl w:ilvl="8" w:tplc="041F0005" w:tentative="1">
+      <w:start w:val="1"/>
+      <w:numFmt w:val="bullet"/>
+      <w:lvlText w:val=""/>
+      <w:lvlJc w:val="left"/>
+      <w:pPr>
+        <w:ind w:left="6120" w:hanging="360"/>
+      </w:pPr>
+      <w:rPr>
+        <w:rFonts w:ascii="Wingdings" w:hAnsi="Wingdings" w:hint="default"/>
+      </w:rPr>
+    </w:lvl>
+  </w:abstractNum>
+  <w:abstractNum w:abstractNumId="14" w15:restartNumberingAfterBreak="0">
+    <w:nsid w:val="491C7655"/>
+    <w:multiLevelType w:val="hybridMultilevel"/>
+    <w:tmpl w:val="6B32E6F2"/>
+    <w:lvl w:ilvl="0" w:tplc="FFFFFFFF">
+      <w:start w:val="1"/>
+      <w:numFmt w:val="bullet"/>
+      <w:lvlText w:val=""/>
+      <w:lvlJc w:val="left"/>
+      <w:pPr>
+        <w:ind w:left="720" w:hanging="360"/>
+      </w:pPr>
+      <w:rPr>
+        <w:rFonts w:ascii="Symbol" w:hAnsi="Symbol" w:hint="default"/>
+      </w:rPr>
+    </w:lvl>
+    <w:lvl w:ilvl="1" w:tplc="041F0001">
+      <w:start w:val="1"/>
+      <w:numFmt w:val="bullet"/>
+      <w:lvlText w:val=""/>
+      <w:lvlJc w:val="left"/>
+      <w:pPr>
+        <w:ind w:left="1440" w:hanging="360"/>
+      </w:pPr>
+      <w:rPr>
+        <w:rFonts w:ascii="Symbol" w:hAnsi="Symbol" w:hint="default"/>
+      </w:rPr>
+    </w:lvl>
+    <w:lvl w:ilvl="2" w:tplc="FFFFFFFF" w:tentative="1">
+      <w:start w:val="1"/>
+      <w:numFmt w:val="bullet"/>
+      <w:lvlText w:val=""/>
+      <w:lvlJc w:val="left"/>
+      <w:pPr>
+        <w:ind w:left="2160" w:hanging="360"/>
+      </w:pPr>
+      <w:rPr>
+        <w:rFonts w:ascii="Wingdings" w:hAnsi="Wingdings" w:hint="default"/>
+      </w:rPr>
+    </w:lvl>
+    <w:lvl w:ilvl="3" w:tplc="FFFFFFFF" w:tentative="1">
+      <w:start w:val="1"/>
+      <w:numFmt w:val="bullet"/>
+      <w:lvlText w:val=""/>
+      <w:lvlJc w:val="left"/>
+      <w:pPr>
+        <w:ind w:left="2880" w:hanging="360"/>
+      </w:pPr>
+      <w:rPr>
+        <w:rFonts w:ascii="Symbol" w:hAnsi="Symbol" w:hint="default"/>
+      </w:rPr>
+    </w:lvl>
+    <w:lvl w:ilvl="4" w:tplc="FFFFFFFF" w:tentative="1">
+      <w:start w:val="1"/>
+      <w:numFmt w:val="bullet"/>
+      <w:lvlText w:val="o"/>
+      <w:lvlJc w:val="left"/>
+      <w:pPr>
+        <w:ind w:left="3600" w:hanging="360"/>
+      </w:pPr>
+      <w:rPr>
+        <w:rFonts w:ascii="Courier New" w:hAnsi="Courier New" w:cs="Courier New" w:hint="default"/>
+      </w:rPr>
+    </w:lvl>
+    <w:lvl w:ilvl="5" w:tplc="FFFFFFFF" w:tentative="1">
+      <w:start w:val="1"/>
+      <w:numFmt w:val="bullet"/>
+      <w:lvlText w:val=""/>
+      <w:lvlJc w:val="left"/>
+      <w:pPr>
+        <w:ind w:left="4320" w:hanging="360"/>
+      </w:pPr>
+      <w:rPr>
+        <w:rFonts w:ascii="Wingdings" w:hAnsi="Wingdings" w:hint="default"/>
+      </w:rPr>
+    </w:lvl>
+    <w:lvl w:ilvl="6" w:tplc="FFFFFFFF" w:tentative="1">
+      <w:start w:val="1"/>
+      <w:numFmt w:val="bullet"/>
+      <w:lvlText w:val=""/>
+      <w:lvlJc w:val="left"/>
+      <w:pPr>
+        <w:ind w:left="5040" w:hanging="360"/>
+      </w:pPr>
+      <w:rPr>
+        <w:rFonts w:ascii="Symbol" w:hAnsi="Symbol" w:hint="default"/>
+      </w:rPr>
+    </w:lvl>
+    <w:lvl w:ilvl="7" w:tplc="FFFFFFFF" w:tentative="1">
+      <w:start w:val="1"/>
+      <w:numFmt w:val="bullet"/>
+      <w:lvlText w:val="o"/>
+      <w:lvlJc w:val="left"/>
+      <w:pPr>
+        <w:ind w:left="5760" w:hanging="360"/>
+      </w:pPr>
+      <w:rPr>
+        <w:rFonts w:ascii="Courier New" w:hAnsi="Courier New" w:cs="Courier New" w:hint="default"/>
+      </w:rPr>
+    </w:lvl>
+    <w:lvl w:ilvl="8" w:tplc="FFFFFFFF" w:tentative="1">
+      <w:start w:val="1"/>
+      <w:numFmt w:val="bullet"/>
+      <w:lvlText w:val=""/>
+      <w:lvlJc w:val="left"/>
+      <w:pPr>
+        <w:ind w:left="6480" w:hanging="360"/>
+      </w:pPr>
+      <w:rPr>
+        <w:rFonts w:ascii="Wingdings" w:hAnsi="Wingdings" w:hint="default"/>
+      </w:rPr>
+    </w:lvl>
+  </w:abstractNum>
+  <w:abstractNum w:abstractNumId="15" w15:restartNumberingAfterBreak="0">
+    <w:nsid w:val="504536AA"/>
+    <w:multiLevelType w:val="hybridMultilevel"/>
+    <w:tmpl w:val="C7DA9118"/>
+    <w:lvl w:ilvl="0" w:tplc="041F0001">
+      <w:start w:val="1"/>
+      <w:numFmt w:val="bullet"/>
+      <w:lvlText w:val=""/>
+      <w:lvlJc w:val="left"/>
+      <w:pPr>
+        <w:ind w:left="1776" w:hanging="360"/>
+      </w:pPr>
+      <w:rPr>
+        <w:rFonts w:ascii="Symbol" w:hAnsi="Symbol" w:hint="default"/>
+      </w:rPr>
+    </w:lvl>
+    <w:lvl w:ilvl="1" w:tplc="041F0003" w:tentative="1">
+      <w:start w:val="1"/>
+      <w:numFmt w:val="bullet"/>
+      <w:lvlText w:val="o"/>
+      <w:lvlJc w:val="left"/>
+      <w:pPr>
+        <w:ind w:left="2496" w:hanging="360"/>
+      </w:pPr>
+      <w:rPr>
+        <w:rFonts w:ascii="Courier New" w:hAnsi="Courier New" w:cs="Courier New" w:hint="default"/>
+      </w:rPr>
+    </w:lvl>
+    <w:lvl w:ilvl="2" w:tplc="041F0005" w:tentative="1">
+      <w:start w:val="1"/>
+      <w:numFmt w:val="bullet"/>
+      <w:lvlText w:val=""/>
+      <w:lvlJc w:val="left"/>
+      <w:pPr>
+        <w:ind w:left="3216" w:hanging="360"/>
+      </w:pPr>
+      <w:rPr>
+        <w:rFonts w:ascii="Wingdings" w:hAnsi="Wingdings" w:hint="default"/>
+      </w:rPr>
+    </w:lvl>
+    <w:lvl w:ilvl="3" w:tplc="041F0001" w:tentative="1">
+      <w:start w:val="1"/>
+      <w:numFmt w:val="bullet"/>
+      <w:lvlText w:val=""/>
+      <w:lvlJc w:val="left"/>
+      <w:pPr>
+        <w:ind w:left="3936" w:hanging="360"/>
+      </w:pPr>
+      <w:rPr>
+        <w:rFonts w:ascii="Symbol" w:hAnsi="Symbol" w:hint="default"/>
+      </w:rPr>
+    </w:lvl>
+    <w:lvl w:ilvl="4" w:tplc="041F0003" w:tentative="1">
+      <w:start w:val="1"/>
+      <w:numFmt w:val="bullet"/>
+      <w:lvlText w:val="o"/>
+      <w:lvlJc w:val="left"/>
+      <w:pPr>
+        <w:ind w:left="4656" w:hanging="360"/>
+      </w:pPr>
+      <w:rPr>
+        <w:rFonts w:ascii="Courier New" w:hAnsi="Courier New" w:cs="Courier New" w:hint="default"/>
+      </w:rPr>
+    </w:lvl>
+    <w:lvl w:ilvl="5" w:tplc="041F0005" w:tentative="1">
+      <w:start w:val="1"/>
+      <w:numFmt w:val="bullet"/>
+      <w:lvlText w:val=""/>
+      <w:lvlJc w:val="left"/>
+      <w:pPr>
+        <w:ind w:left="5376" w:hanging="360"/>
+      </w:pPr>
+      <w:rPr>
+        <w:rFonts w:ascii="Wingdings" w:hAnsi="Wingdings" w:hint="default"/>
+      </w:rPr>
+    </w:lvl>
+    <w:lvl w:ilvl="6" w:tplc="041F0001" w:tentative="1">
+      <w:start w:val="1"/>
+      <w:numFmt w:val="bullet"/>
+      <w:lvlText w:val=""/>
+      <w:lvlJc w:val="left"/>
+      <w:pPr>
+        <w:ind w:left="6096" w:hanging="360"/>
+      </w:pPr>
+      <w:rPr>
+        <w:rFonts w:ascii="Symbol" w:hAnsi="Symbol" w:hint="default"/>
+      </w:rPr>
+    </w:lvl>
+    <w:lvl w:ilvl="7" w:tplc="041F0003" w:tentative="1">
+      <w:start w:val="1"/>
+      <w:numFmt w:val="bullet"/>
+      <w:lvlText w:val="o"/>
+      <w:lvlJc w:val="left"/>
+      <w:pPr>
+        <w:ind w:left="6816" w:hanging="360"/>
+      </w:pPr>
+      <w:rPr>
+        <w:rFonts w:ascii="Courier New" w:hAnsi="Courier New" w:cs="Courier New" w:hint="default"/>
+      </w:rPr>
+    </w:lvl>
+    <w:lvl w:ilvl="8" w:tplc="041F0005" w:tentative="1">
+      <w:start w:val="1"/>
+      <w:numFmt w:val="bullet"/>
+      <w:lvlText w:val=""/>
+      <w:lvlJc w:val="left"/>
+      <w:pPr>
+        <w:ind w:left="7536" w:hanging="360"/>
+      </w:pPr>
+      <w:rPr>
+        <w:rFonts w:ascii="Wingdings" w:hAnsi="Wingdings" w:hint="default"/>
+      </w:rPr>
+    </w:lvl>
+  </w:abstractNum>
+  <w:abstractNum w:abstractNumId="16" w15:restartNumberingAfterBreak="0">
+    <w:nsid w:val="59C05AF1"/>
+    <w:multiLevelType w:val="hybridMultilevel"/>
+    <w:tmpl w:val="2ED0579C"/>
+    <w:lvl w:ilvl="0" w:tplc="041F0001">
+      <w:start w:val="1"/>
+      <w:numFmt w:val="bullet"/>
+      <w:lvlText w:val=""/>
+      <w:lvlJc w:val="left"/>
+      <w:pPr>
+        <w:ind w:left="720" w:hanging="360"/>
+      </w:pPr>
+      <w:rPr>
+        <w:rFonts w:ascii="Symbol" w:hAnsi="Symbol" w:hint="default"/>
+      </w:rPr>
+    </w:lvl>
+    <w:lvl w:ilvl="1" w:tplc="041F0003" w:tentative="1">
+      <w:start w:val="1"/>
+      <w:numFmt w:val="bullet"/>
+      <w:lvlText w:val="o"/>
+      <w:lvlJc w:val="left"/>
+      <w:pPr>
+        <w:ind w:left="1440" w:hanging="360"/>
+      </w:pPr>
+      <w:rPr>
+        <w:rFonts w:ascii="Courier New" w:hAnsi="Courier New" w:cs="Courier New" w:hint="default"/>
+      </w:rPr>
+    </w:lvl>
+    <w:lvl w:ilvl="2" w:tplc="041F0005" w:tentative="1">
+      <w:start w:val="1"/>
+      <w:numFmt w:val="bullet"/>
+      <w:lvlText w:val=""/>
+      <w:lvlJc w:val="left"/>
+      <w:pPr>
+        <w:ind w:left="2160" w:hanging="360"/>
+      </w:pPr>
+      <w:rPr>
+        <w:rFonts w:ascii="Wingdings" w:hAnsi="Wingdings" w:hint="default"/>
+      </w:rPr>
+    </w:lvl>
+    <w:lvl w:ilvl="3" w:tplc="041F0001" w:tentative="1">
+      <w:start w:val="1"/>
+      <w:numFmt w:val="bullet"/>
+      <w:lvlText w:val=""/>
+      <w:lvlJc w:val="left"/>
+      <w:pPr>
+        <w:ind w:left="2880" w:hanging="360"/>
+      </w:pPr>
+      <w:rPr>
+        <w:rFonts w:ascii="Symbol" w:hAnsi="Symbol" w:hint="default"/>
+      </w:rPr>
+    </w:lvl>
+    <w:lvl w:ilvl="4" w:tplc="041F0003" w:tentative="1">
+      <w:start w:val="1"/>
+      <w:numFmt w:val="bullet"/>
+      <w:lvlText w:val="o"/>
+      <w:lvlJc w:val="left"/>
+      <w:pPr>
+        <w:ind w:left="3600" w:hanging="360"/>
+      </w:pPr>
+      <w:rPr>
+        <w:rFonts w:ascii="Courier New" w:hAnsi="Courier New" w:cs="Courier New" w:hint="default"/>
+      </w:rPr>
+    </w:lvl>
+    <w:lvl w:ilvl="5" w:tplc="041F0005" w:tentative="1">
+      <w:start w:val="1"/>
+      <w:numFmt w:val="bullet"/>
+      <w:lvlText w:val=""/>
+      <w:lvlJc w:val="left"/>
+      <w:pPr>
+        <w:ind w:left="4320" w:hanging="360"/>
+      </w:pPr>
+      <w:rPr>
+        <w:rFonts w:ascii="Wingdings" w:hAnsi="Wingdings" w:hint="default"/>
+      </w:rPr>
+    </w:lvl>
+    <w:lvl w:ilvl="6" w:tplc="041F0001" w:tentative="1">
+      <w:start w:val="1"/>
+      <w:numFmt w:val="bullet"/>
+      <w:lvlText w:val=""/>
+      <w:lvlJc w:val="left"/>
+      <w:pPr>
+        <w:ind w:left="5040" w:hanging="360"/>
+      </w:pPr>
+      <w:rPr>
+        <w:rFonts w:ascii="Symbol" w:hAnsi="Symbol" w:hint="default"/>
+      </w:rPr>
+    </w:lvl>
+    <w:lvl w:ilvl="7" w:tplc="041F0003" w:tentative="1">
+      <w:start w:val="1"/>
+      <w:numFmt w:val="bullet"/>
+      <w:lvlText w:val="o"/>
+      <w:lvlJc w:val="left"/>
+      <w:pPr>
+        <w:ind w:left="5760" w:hanging="360"/>
+      </w:pPr>
+      <w:rPr>
+        <w:rFonts w:ascii="Courier New" w:hAnsi="Courier New" w:cs="Courier New" w:hint="default"/>
+      </w:rPr>
+    </w:lvl>
+    <w:lvl w:ilvl="8" w:tplc="041F0005" w:tentative="1">
+      <w:start w:val="1"/>
+      <w:numFmt w:val="bullet"/>
+      <w:lvlText w:val=""/>
+      <w:lvlJc w:val="left"/>
+      <w:pPr>
+        <w:ind w:left="6480" w:hanging="360"/>
+      </w:pPr>
+      <w:rPr>
+        <w:rFonts w:ascii="Wingdings" w:hAnsi="Wingdings" w:hint="default"/>
+      </w:rPr>
+    </w:lvl>
+  </w:abstractNum>
+  <w:abstractNum w:abstractNumId="17" w15:restartNumberingAfterBreak="0">
+    <w:nsid w:val="604217FD"/>
+    <w:multiLevelType w:val="hybridMultilevel"/>
+    <w:tmpl w:val="08BC5E6E"/>
+    <w:lvl w:ilvl="0" w:tplc="041F0003">
+      <w:start w:val="1"/>
+      <w:numFmt w:val="bullet"/>
+      <w:lvlText w:val="o"/>
+      <w:lvlJc w:val="left"/>
+      <w:pPr>
+        <w:ind w:left="1440" w:hanging="360"/>
+      </w:pPr>
+      <w:rPr>
+        <w:rFonts w:ascii="Courier New" w:hAnsi="Courier New" w:cs="Courier New" w:hint="default"/>
+      </w:rPr>
+    </w:lvl>
+    <w:lvl w:ilvl="1" w:tplc="041F0003" w:tentative="1">
+      <w:start w:val="1"/>
+      <w:numFmt w:val="bullet"/>
+      <w:lvlText w:val="o"/>
+      <w:lvlJc w:val="left"/>
+      <w:pPr>
+        <w:ind w:left="1440" w:hanging="360"/>
+      </w:pPr>
+      <w:rPr>
+        <w:rFonts w:ascii="Courier New" w:hAnsi="Courier New" w:cs="Courier New" w:hint="default"/>
+      </w:rPr>
+    </w:lvl>
+    <w:lvl w:ilvl="2" w:tplc="041F0005" w:tentative="1">
+      <w:start w:val="1"/>
+      <w:numFmt w:val="bullet"/>
+      <w:lvlText w:val=""/>
+      <w:lvlJc w:val="left"/>
+      <w:pPr>
+        <w:ind w:left="2160" w:hanging="360"/>
+      </w:pPr>
+      <w:rPr>
+        <w:rFonts w:ascii="Wingdings" w:hAnsi="Wingdings" w:hint="default"/>
+      </w:rPr>
+    </w:lvl>
+    <w:lvl w:ilvl="3" w:tplc="041F0001" w:tentative="1">
+      <w:start w:val="1"/>
+      <w:numFmt w:val="bullet"/>
+      <w:lvlText w:val=""/>
+      <w:lvlJc w:val="left"/>
+      <w:pPr>
+        <w:ind w:left="2880" w:hanging="360"/>
+      </w:pPr>
+      <w:rPr>
+        <w:rFonts w:ascii="Symbol" w:hAnsi="Symbol" w:hint="default"/>
+      </w:rPr>
+    </w:lvl>
+    <w:lvl w:ilvl="4" w:tplc="041F0003" w:tentative="1">
+      <w:start w:val="1"/>
+      <w:numFmt w:val="bullet"/>
+      <w:lvlText w:val="o"/>
+      <w:lvlJc w:val="left"/>
+      <w:pPr>
+        <w:ind w:left="3600" w:hanging="360"/>
+      </w:pPr>
+      <w:rPr>
+        <w:rFonts w:ascii="Courier New" w:hAnsi="Courier New" w:cs="Courier New" w:hint="default"/>
+      </w:rPr>
+    </w:lvl>
+    <w:lvl w:ilvl="5" w:tplc="041F0005" w:tentative="1">
+      <w:start w:val="1"/>
+      <w:numFmt w:val="bullet"/>
+      <w:lvlText w:val=""/>
+      <w:lvlJc w:val="left"/>
+      <w:pPr>
+        <w:ind w:left="4320" w:hanging="360"/>
+      </w:pPr>
+      <w:rPr>
+        <w:rFonts w:ascii="Wingdings" w:hAnsi="Wingdings" w:hint="default"/>
+      </w:rPr>
+    </w:lvl>
+    <w:lvl w:ilvl="6" w:tplc="041F0001" w:tentative="1">
+      <w:start w:val="1"/>
+      <w:numFmt w:val="bullet"/>
+      <w:lvlText w:val=""/>
+      <w:lvlJc w:val="left"/>
+      <w:pPr>
+        <w:ind w:left="5040" w:hanging="360"/>
+      </w:pPr>
+      <w:rPr>
+        <w:rFonts w:ascii="Symbol" w:hAnsi="Symbol" w:hint="default"/>
+      </w:rPr>
+    </w:lvl>
+    <w:lvl w:ilvl="7" w:tplc="041F0003" w:tentative="1">
+      <w:start w:val="1"/>
+      <w:numFmt w:val="bullet"/>
+      <w:lvlText w:val="o"/>
+      <w:lvlJc w:val="left"/>
+      <w:pPr>
+        <w:ind w:left="5760" w:hanging="360"/>
+      </w:pPr>
+      <w:rPr>
+        <w:rFonts w:ascii="Courier New" w:hAnsi="Courier New" w:cs="Courier New" w:hint="default"/>
+      </w:rPr>
+    </w:lvl>
+    <w:lvl w:ilvl="8" w:tplc="041F0005" w:tentative="1">
+      <w:start w:val="1"/>
+      <w:numFmt w:val="bullet"/>
+      <w:lvlText w:val=""/>
+      <w:lvlJc w:val="left"/>
+      <w:pPr>
+        <w:ind w:left="6480" w:hanging="360"/>
+      </w:pPr>
+      <w:rPr>
+        <w:rFonts w:ascii="Wingdings" w:hAnsi="Wingdings" w:hint="default"/>
+      </w:rPr>
+    </w:lvl>
+  </w:abstractNum>
+  <w:abstractNum w:abstractNumId="18" w15:restartNumberingAfterBreak="0">
+    <w:nsid w:val="65536E9F"/>
+    <w:multiLevelType w:val="hybridMultilevel"/>
+    <w:tmpl w:val="0CF8E67C"/>
+    <w:lvl w:ilvl="0" w:tplc="041F0001">
+      <w:start w:val="1"/>
+      <w:numFmt w:val="bullet"/>
+      <w:lvlText w:val=""/>
+      <w:lvlJc w:val="left"/>
+      <w:pPr>
+        <w:ind w:left="720" w:hanging="360"/>
+      </w:pPr>
+      <w:rPr>
+        <w:rFonts w:ascii="Symbol" w:hAnsi="Symbol" w:hint="default"/>
+      </w:rPr>
+    </w:lvl>
+    <w:lvl w:ilvl="1" w:tplc="041F0003" w:tentative="1">
+      <w:start w:val="1"/>
+      <w:numFmt w:val="bullet"/>
+      <w:lvlText w:val="o"/>
+      <w:lvlJc w:val="left"/>
+      <w:pPr>
+        <w:ind w:left="1440" w:hanging="360"/>
+      </w:pPr>
+      <w:rPr>
+        <w:rFonts w:ascii="Courier New" w:hAnsi="Courier New" w:cs="Courier New" w:hint="default"/>
+      </w:rPr>
+    </w:lvl>
+    <w:lvl w:ilvl="2" w:tplc="041F0005" w:tentative="1">
+      <w:start w:val="1"/>
+      <w:numFmt w:val="bullet"/>
+      <w:lvlText w:val=""/>
+      <w:lvlJc w:val="left"/>
+      <w:pPr>
+        <w:ind w:left="2160" w:hanging="360"/>
+      </w:pPr>
+      <w:rPr>
+        <w:rFonts w:ascii="Wingdings" w:hAnsi="Wingdings" w:hint="default"/>
+      </w:rPr>
+    </w:lvl>
+    <w:lvl w:ilvl="3" w:tplc="041F0001" w:tentative="1">
+      <w:start w:val="1"/>
+      <w:numFmt w:val="bullet"/>
+      <w:lvlText w:val=""/>
+      <w:lvlJc w:val="left"/>
+      <w:pPr>
+        <w:ind w:left="2880" w:hanging="360"/>
+      </w:pPr>
+      <w:rPr>
+        <w:rFonts w:ascii="Symbol" w:hAnsi="Symbol" w:hint="default"/>
+      </w:rPr>
+    </w:lvl>
+    <w:lvl w:ilvl="4" w:tplc="041F0003" w:tentative="1">
+      <w:start w:val="1"/>
+      <w:numFmt w:val="bullet"/>
+      <w:lvlText w:val="o"/>
+      <w:lvlJc w:val="left"/>
+      <w:pPr>
+        <w:ind w:left="3600" w:hanging="360"/>
+      </w:pPr>
+      <w:rPr>
+        <w:rFonts w:ascii="Courier New" w:hAnsi="Courier New" w:cs="Courier New" w:hint="default"/>
+      </w:rPr>
+    </w:lvl>
+    <w:lvl w:ilvl="5" w:tplc="041F0005" w:tentative="1">
+      <w:start w:val="1"/>
+      <w:numFmt w:val="bullet"/>
+      <w:lvlText w:val=""/>
+      <w:lvlJc w:val="left"/>
+      <w:pPr>
+        <w:ind w:left="4320" w:hanging="360"/>
+      </w:pPr>
+      <w:rPr>
+        <w:rFonts w:ascii="Wingdings" w:hAnsi="Wingdings" w:hint="default"/>
+      </w:rPr>
+    </w:lvl>
+    <w:lvl w:ilvl="6" w:tplc="041F0001" w:tentative="1">
+      <w:start w:val="1"/>
+      <w:numFmt w:val="bullet"/>
+      <w:lvlText w:val=""/>
+      <w:lvlJc w:val="left"/>
+      <w:pPr>
+        <w:ind w:left="5040" w:hanging="360"/>
+      </w:pPr>
+      <w:rPr>
+        <w:rFonts w:ascii="Symbol" w:hAnsi="Symbol" w:hint="default"/>
+      </w:rPr>
+    </w:lvl>
+    <w:lvl w:ilvl="7" w:tplc="041F0003" w:tentative="1">
+      <w:start w:val="1"/>
+      <w:numFmt w:val="bullet"/>
+      <w:lvlText w:val="o"/>
+      <w:lvlJc w:val="left"/>
+      <w:pPr>
+        <w:ind w:left="5760" w:hanging="360"/>
+      </w:pPr>
+      <w:rPr>
+        <w:rFonts w:ascii="Courier New" w:hAnsi="Courier New" w:cs="Courier New" w:hint="default"/>
+      </w:rPr>
+    </w:lvl>
+    <w:lvl w:ilvl="8" w:tplc="041F0005" w:tentative="1">
+      <w:start w:val="1"/>
+      <w:numFmt w:val="bullet"/>
+      <w:lvlText w:val=""/>
+      <w:lvlJc w:val="left"/>
+      <w:pPr>
+        <w:ind w:left="6480" w:hanging="360"/>
+      </w:pPr>
+      <w:rPr>
+        <w:rFonts w:ascii="Wingdings" w:hAnsi="Wingdings" w:hint="default"/>
+      </w:rPr>
+    </w:lvl>
+  </w:abstractNum>
+  <w:abstractNum w:abstractNumId="19" w15:restartNumberingAfterBreak="0">
+    <w:nsid w:val="67724656"/>
+    <w:multiLevelType w:val="hybridMultilevel"/>
+    <w:tmpl w:val="3AE85FB2"/>
+    <w:lvl w:ilvl="0" w:tplc="041F0001">
+      <w:start w:val="1"/>
+      <w:numFmt w:val="bullet"/>
+      <w:lvlText w:val=""/>
+      <w:lvlJc w:val="left"/>
+      <w:pPr>
+        <w:ind w:left="720" w:hanging="360"/>
+      </w:pPr>
+      <w:rPr>
+        <w:rFonts w:ascii="Symbol" w:hAnsi="Symbol" w:hint="default"/>
+      </w:rPr>
+    </w:lvl>
+    <w:lvl w:ilvl="1" w:tplc="041F0003" w:tentative="1">
+      <w:start w:val="1"/>
+      <w:numFmt w:val="bullet"/>
+      <w:lvlText w:val="o"/>
+      <w:lvlJc w:val="left"/>
+      <w:pPr>
+        <w:ind w:left="1440" w:hanging="360"/>
+      </w:pPr>
+      <w:rPr>
+        <w:rFonts w:ascii="Courier New" w:hAnsi="Courier New" w:cs="Courier New" w:hint="default"/>
+      </w:rPr>
+    </w:lvl>
+    <w:lvl w:ilvl="2" w:tplc="041F0005" w:tentative="1">
+      <w:start w:val="1"/>
+      <w:numFmt w:val="bullet"/>
+      <w:lvlText w:val=""/>
+      <w:lvlJc w:val="left"/>
+      <w:pPr>
+        <w:ind w:left="2160" w:hanging="360"/>
+      </w:pPr>
+      <w:rPr>
+        <w:rFonts w:ascii="Wingdings" w:hAnsi="Wingdings" w:hint="default"/>
+      </w:rPr>
+    </w:lvl>
+    <w:lvl w:ilvl="3" w:tplc="041F0001" w:tentative="1">
+      <w:start w:val="1"/>
+      <w:numFmt w:val="bullet"/>
+      <w:lvlText w:val=""/>
+      <w:lvlJc w:val="left"/>
+      <w:pPr>
+        <w:ind w:left="2880" w:hanging="360"/>
+      </w:pPr>
+      <w:rPr>
+        <w:rFonts w:ascii="Symbol" w:hAnsi="Symbol" w:hint="default"/>
+      </w:rPr>
+    </w:lvl>
+    <w:lvl w:ilvl="4" w:tplc="041F0003" w:tentative="1">
+      <w:start w:val="1"/>
+      <w:numFmt w:val="bullet"/>
+      <w:lvlText w:val="o"/>
+      <w:lvlJc w:val="left"/>
+      <w:pPr>
+        <w:ind w:left="3600" w:hanging="360"/>
+      </w:pPr>
+      <w:rPr>
+        <w:rFonts w:ascii="Courier New" w:hAnsi="Courier New" w:cs="Courier New" w:hint="default"/>
+      </w:rPr>
+    </w:lvl>
+    <w:lvl w:ilvl="5" w:tplc="041F0005" w:tentative="1">
+      <w:start w:val="1"/>
+      <w:numFmt w:val="bullet"/>
+      <w:lvlText w:val=""/>
+      <w:lvlJc w:val="left"/>
+      <w:pPr>
+        <w:ind w:left="4320" w:hanging="360"/>
+      </w:pPr>
+      <w:rPr>
+        <w:rFonts w:ascii="Wingdings" w:hAnsi="Wingdings" w:hint="default"/>
+      </w:rPr>
+    </w:lvl>
+    <w:lvl w:ilvl="6" w:tplc="041F0001" w:tentative="1">
+      <w:start w:val="1"/>
+      <w:numFmt w:val="bullet"/>
+      <w:lvlText w:val=""/>
+      <w:lvlJc w:val="left"/>
+      <w:pPr>
+        <w:ind w:left="5040" w:hanging="360"/>
+      </w:pPr>
+      <w:rPr>
+        <w:rFonts w:ascii="Symbol" w:hAnsi="Symbol" w:hint="default"/>
+      </w:rPr>
+    </w:lvl>
+    <w:lvl w:ilvl="7" w:tplc="041F0003" w:tentative="1">
+      <w:start w:val="1"/>
+      <w:numFmt w:val="bullet"/>
+      <w:lvlText w:val="o"/>
+      <w:lvlJc w:val="left"/>
+      <w:pPr>
+        <w:ind w:left="5760" w:hanging="360"/>
+      </w:pPr>
+      <w:rPr>
+        <w:rFonts w:ascii="Courier New" w:hAnsi="Courier New" w:cs="Courier New" w:hint="default"/>
+      </w:rPr>
+    </w:lvl>
+    <w:lvl w:ilvl="8" w:tplc="041F0005" w:tentative="1">
+      <w:start w:val="1"/>
+      <w:numFmt w:val="bullet"/>
+      <w:lvlText w:val=""/>
+      <w:lvlJc w:val="left"/>
+      <w:pPr>
+        <w:ind w:left="6480" w:hanging="360"/>
+      </w:pPr>
+      <w:rPr>
+        <w:rFonts w:ascii="Wingdings" w:hAnsi="Wingdings" w:hint="default"/>
+      </w:rPr>
+    </w:lvl>
+  </w:abstractNum>
+  <w:abstractNum w:abstractNumId="20" w15:restartNumberingAfterBreak="0">
+    <w:nsid w:val="71011134"/>
+    <w:multiLevelType w:val="hybridMultilevel"/>
+    <w:tmpl w:val="50867E1E"/>
+    <w:lvl w:ilvl="0" w:tplc="041F0001">
+      <w:start w:val="1"/>
+      <w:numFmt w:val="bullet"/>
+      <w:lvlText w:val=""/>
+      <w:lvlJc w:val="left"/>
+      <w:pPr>
+        <w:ind w:left="720" w:hanging="360"/>
+      </w:pPr>
+      <w:rPr>
+        <w:rFonts w:ascii="Symbol" w:hAnsi="Symbol" w:hint="default"/>
+      </w:rPr>
+    </w:lvl>
+    <w:lvl w:ilvl="1" w:tplc="041F0003" w:tentative="1">
+      <w:start w:val="1"/>
+      <w:numFmt w:val="bullet"/>
+      <w:lvlText w:val="o"/>
+      <w:lvlJc w:val="left"/>
+      <w:pPr>
+        <w:ind w:left="1440" w:hanging="360"/>
+      </w:pPr>
+      <w:rPr>
+        <w:rFonts w:ascii="Courier New" w:hAnsi="Courier New" w:cs="Courier New" w:hint="default"/>
+      </w:rPr>
+    </w:lvl>
+    <w:lvl w:ilvl="2" w:tplc="041F0005" w:tentative="1">
+      <w:start w:val="1"/>
+      <w:numFmt w:val="bullet"/>
+      <w:lvlText w:val=""/>
+      <w:lvlJc w:val="left"/>
+      <w:pPr>
+        <w:ind w:left="2160" w:hanging="360"/>
+      </w:pPr>
+      <w:rPr>
+        <w:rFonts w:ascii="Wingdings" w:hAnsi="Wingdings" w:hint="default"/>
+      </w:rPr>
+    </w:lvl>
+    <w:lvl w:ilvl="3" w:tplc="041F0001" w:tentative="1">
+      <w:start w:val="1"/>
+      <w:numFmt w:val="bullet"/>
+      <w:lvlText w:val=""/>
+      <w:lvlJc w:val="left"/>
+      <w:pPr>
+        <w:ind w:left="2880" w:hanging="360"/>
+      </w:pPr>
+      <w:rPr>
+        <w:rFonts w:ascii="Symbol" w:hAnsi="Symbol" w:hint="default"/>
+      </w:rPr>
+    </w:lvl>
+    <w:lvl w:ilvl="4" w:tplc="041F0003" w:tentative="1">
+      <w:start w:val="1"/>
+      <w:numFmt w:val="bullet"/>
+      <w:lvlText w:val="o"/>
+      <w:lvlJc w:val="left"/>
+      <w:pPr>
+        <w:ind w:left="3600" w:hanging="360"/>
+      </w:pPr>
+      <w:rPr>
+        <w:rFonts w:ascii="Courier New" w:hAnsi="Courier New" w:cs="Courier New" w:hint="default"/>
+      </w:rPr>
+    </w:lvl>
+    <w:lvl w:ilvl="5" w:tplc="041F0005" w:tentative="1">
+      <w:start w:val="1"/>
+      <w:numFmt w:val="bullet"/>
+      <w:lvlText w:val=""/>
+      <w:lvlJc w:val="left"/>
+      <w:pPr>
+        <w:ind w:left="4320" w:hanging="360"/>
+      </w:pPr>
+      <w:rPr>
+        <w:rFonts w:ascii="Wingdings" w:hAnsi="Wingdings" w:hint="default"/>
+      </w:rPr>
+    </w:lvl>
+    <w:lvl w:ilvl="6" w:tplc="041F0001" w:tentative="1">
+      <w:start w:val="1"/>
+      <w:numFmt w:val="bullet"/>
+      <w:lvlText w:val=""/>
+      <w:lvlJc w:val="left"/>
+      <w:pPr>
+        <w:ind w:left="5040" w:hanging="360"/>
+      </w:pPr>
+      <w:rPr>
+        <w:rFonts w:ascii="Symbol" w:hAnsi="Symbol" w:hint="default"/>
+      </w:rPr>
+    </w:lvl>
+    <w:lvl w:ilvl="7" w:tplc="041F0003" w:tentative="1">
+      <w:start w:val="1"/>
+      <w:numFmt w:val="bullet"/>
+      <w:lvlText w:val="o"/>
+      <w:lvlJc w:val="left"/>
+      <w:pPr>
+        <w:ind w:left="5760" w:hanging="360"/>
+      </w:pPr>
+      <w:rPr>
+        <w:rFonts w:ascii="Courier New" w:hAnsi="Courier New" w:cs="Courier New" w:hint="default"/>
+      </w:rPr>
+    </w:lvl>
+    <w:lvl w:ilvl="8" w:tplc="041F0005" w:tentative="1">
+      <w:start w:val="1"/>
+      <w:numFmt w:val="bullet"/>
+      <w:lvlText w:val=""/>
+      <w:lvlJc w:val="left"/>
+      <w:pPr>
+        <w:ind w:left="6480" w:hanging="360"/>
+      </w:pPr>
+      <w:rPr>
+        <w:rFonts w:ascii="Wingdings" w:hAnsi="Wingdings" w:hint="default"/>
+      </w:rPr>
+    </w:lvl>
+  </w:abstractNum>
+  <w:abstractNum w:abstractNumId="21" w15:restartNumberingAfterBreak="0">
+    <w:nsid w:val="7BA946C5"/>
+    <w:multiLevelType w:val="hybridMultilevel"/>
+    <w:tmpl w:val="D44ACB3C"/>
+    <w:lvl w:ilvl="0" w:tplc="041F0001">
+      <w:start w:val="1"/>
+      <w:numFmt w:val="bullet"/>
+      <w:lvlText w:val=""/>
+      <w:lvlJc w:val="left"/>
+      <w:pPr>
+        <w:ind w:left="1440" w:hanging="360"/>
+      </w:pPr>
+      <w:rPr>
+        <w:rFonts w:ascii="Symbol" w:hAnsi="Symbol" w:hint="default"/>
+      </w:rPr>
+    </w:lvl>
+    <w:lvl w:ilvl="1" w:tplc="041F0003" w:tentative="1">
+      <w:start w:val="1"/>
+      <w:numFmt w:val="bullet"/>
+      <w:lvlText w:val="o"/>
+      <w:lvlJc w:val="left"/>
+      <w:pPr>
+        <w:ind w:left="1440" w:hanging="360"/>
+      </w:pPr>
+      <w:rPr>
+        <w:rFonts w:ascii="Courier New" w:hAnsi="Courier New" w:cs="Courier New" w:hint="default"/>
+      </w:rPr>
+    </w:lvl>
+    <w:lvl w:ilvl="2" w:tplc="041F0005" w:tentative="1">
+      <w:start w:val="1"/>
+      <w:numFmt w:val="bullet"/>
+      <w:lvlText w:val=""/>
+      <w:lvlJc w:val="left"/>
+      <w:pPr>
+        <w:ind w:left="2160" w:hanging="360"/>
+      </w:pPr>
+      <w:rPr>
+        <w:rFonts w:ascii="Wingdings" w:hAnsi="Wingdings" w:hint="default"/>
+      </w:rPr>
+    </w:lvl>
+    <w:lvl w:ilvl="3" w:tplc="041F0001" w:tentative="1">
+      <w:start w:val="1"/>
+      <w:numFmt w:val="bullet"/>
+      <w:lvlText w:val=""/>
+      <w:lvlJc w:val="left"/>
+      <w:pPr>
+        <w:ind w:left="2880" w:hanging="360"/>
+      </w:pPr>
+      <w:rPr>
+        <w:rFonts w:ascii="Symbol" w:hAnsi="Symbol" w:hint="default"/>
+      </w:rPr>
+    </w:lvl>
+    <w:lvl w:ilvl="4" w:tplc="041F0003" w:tentative="1">
+      <w:start w:val="1"/>
+      <w:numFmt w:val="bullet"/>
+      <w:lvlText w:val="o"/>
+      <w:lvlJc w:val="left"/>
+      <w:pPr>
+        <w:ind w:left="3600" w:hanging="360"/>
+      </w:pPr>
+      <w:rPr>
+        <w:rFonts w:ascii="Courier New" w:hAnsi="Courier New" w:cs="Courier New" w:hint="default"/>
+      </w:rPr>
+    </w:lvl>
+    <w:lvl w:ilvl="5" w:tplc="041F0005" w:tentative="1">
+      <w:start w:val="1"/>
+      <w:numFmt w:val="bullet"/>
+      <w:lvlText w:val=""/>
+      <w:lvlJc w:val="left"/>
+      <w:pPr>
+        <w:ind w:left="4320" w:hanging="360"/>
+      </w:pPr>
+      <w:rPr>
+        <w:rFonts w:ascii="Wingdings" w:hAnsi="Wingdings" w:hint="default"/>
+      </w:rPr>
+    </w:lvl>
+    <w:lvl w:ilvl="6" w:tplc="041F0001" w:tentative="1">
+      <w:start w:val="1"/>
+      <w:numFmt w:val="bullet"/>
+      <w:lvlText w:val=""/>
+      <w:lvlJc w:val="left"/>
+      <w:pPr>
+        <w:ind w:left="5040" w:hanging="360"/>
+      </w:pPr>
+      <w:rPr>
+        <w:rFonts w:ascii="Symbol" w:hAnsi="Symbol" w:hint="default"/>
+      </w:rPr>
+    </w:lvl>
+    <w:lvl w:ilvl="7" w:tplc="041F0003" w:tentative="1">
+      <w:start w:val="1"/>
+      <w:numFmt w:val="bullet"/>
+      <w:lvlText w:val="o"/>
+      <w:lvlJc w:val="left"/>
+      <w:pPr>
+        <w:ind w:left="5760" w:hanging="360"/>
+      </w:pPr>
+      <w:rPr>
+        <w:rFonts w:ascii="Courier New" w:hAnsi="Courier New" w:cs="Courier New" w:hint="default"/>
+      </w:rPr>
+    </w:lvl>
+    <w:lvl w:ilvl="8" w:tplc="041F0005" w:tentative="1">
+      <w:start w:val="1"/>
+      <w:numFmt w:val="bullet"/>
+      <w:lvlText w:val=""/>
+      <w:lvlJc w:val="left"/>
+      <w:pPr>
+        <w:ind w:left="6480" w:hanging="360"/>
+      </w:pPr>
+      <w:rPr>
+        <w:rFonts w:ascii="Wingdings" w:hAnsi="Wingdings" w:hint="default"/>
+      </w:rPr>
+    </w:lvl>
+  </w:abstractNum>
+  <w:abstractNum w:abstractNumId="22" w15:restartNumberingAfterBreak="0">
+    <w:nsid w:val="7BD02792"/>
+    <w:multiLevelType w:val="hybridMultilevel"/>
+    <w:tmpl w:val="7CEAA1B4"/>
+    <w:lvl w:ilvl="0" w:tplc="041F0001">
+      <w:start w:val="1"/>
+      <w:numFmt w:val="bullet"/>
+      <w:lvlText w:val=""/>
+      <w:lvlJc w:val="left"/>
+      <w:pPr>
+        <w:ind w:left="720" w:hanging="360"/>
+      </w:pPr>
+      <w:rPr>
+        <w:rFonts w:ascii="Symbol" w:hAnsi="Symbol" w:hint="default"/>
+      </w:rPr>
+    </w:lvl>
+    <w:lvl w:ilvl="1" w:tplc="041F0003">
+      <w:start w:val="1"/>
+      <w:numFmt w:val="bullet"/>
+      <w:lvlText w:val="o"/>
+      <w:lvlJc w:val="left"/>
+      <w:pPr>
+        <w:ind w:left="1440" w:hanging="360"/>
+      </w:pPr>
+      <w:rPr>
+        <w:rFonts w:ascii="Courier New" w:hAnsi="Courier New" w:cs="Courier New" w:hint="default"/>
+      </w:rPr>
+    </w:lvl>
+    <w:lvl w:ilvl="2" w:tplc="041F0005" w:tentative="1">
+      <w:start w:val="1"/>
+      <w:numFmt w:val="bullet"/>
+      <w:lvlText w:val=""/>
+      <w:lvlJc w:val="left"/>
+      <w:pPr>
+        <w:ind w:left="2160" w:hanging="360"/>
+      </w:pPr>
+      <w:rPr>
+        <w:rFonts w:ascii="Wingdings" w:hAnsi="Wingdings" w:hint="default"/>
+      </w:rPr>
+    </w:lvl>
+    <w:lvl w:ilvl="3" w:tplc="041F0001" w:tentative="1">
+      <w:start w:val="1"/>
+      <w:numFmt w:val="bullet"/>
+      <w:lvlText w:val=""/>
+      <w:lvlJc w:val="left"/>
+      <w:pPr>
+        <w:ind w:left="2880" w:hanging="360"/>
+      </w:pPr>
+      <w:rPr>
+        <w:rFonts w:ascii="Symbol" w:hAnsi="Symbol" w:hint="default"/>
+      </w:rPr>
+    </w:lvl>
+    <w:lvl w:ilvl="4" w:tplc="041F0003" w:tentative="1">
+      <w:start w:val="1"/>
+      <w:numFmt w:val="bullet"/>
+      <w:lvlText w:val="o"/>
+      <w:lvlJc w:val="left"/>
+      <w:pPr>
+        <w:ind w:left="3600" w:hanging="360"/>
+      </w:pPr>
+      <w:rPr>
+        <w:rFonts w:ascii="Courier New" w:hAnsi="Courier New" w:cs="Courier New" w:hint="default"/>
+      </w:rPr>
+    </w:lvl>
+    <w:lvl w:ilvl="5" w:tplc="041F0005" w:tentative="1">
+      <w:start w:val="1"/>
+      <w:numFmt w:val="bullet"/>
+      <w:lvlText w:val=""/>
+      <w:lvlJc w:val="left"/>
+      <w:pPr>
+        <w:ind w:left="4320" w:hanging="360"/>
+      </w:pPr>
+      <w:rPr>
+        <w:rFonts w:ascii="Wingdings" w:hAnsi="Wingdings" w:hint="default"/>
+      </w:rPr>
+    </w:lvl>
+    <w:lvl w:ilvl="6" w:tplc="041F0001" w:tentative="1">
+      <w:start w:val="1"/>
+      <w:numFmt w:val="bullet"/>
+      <w:lvlText w:val=""/>
+      <w:lvlJc w:val="left"/>
+      <w:pPr>
+        <w:ind w:left="5040" w:hanging="360"/>
+      </w:pPr>
+      <w:rPr>
+        <w:rFonts w:ascii="Symbol" w:hAnsi="Symbol" w:hint="default"/>
+      </w:rPr>
+    </w:lvl>
+    <w:lvl w:ilvl="7" w:tplc="041F0003" w:tentative="1">
+      <w:start w:val="1"/>
+      <w:numFmt w:val="bullet"/>
+      <w:lvlText w:val="o"/>
+      <w:lvlJc w:val="left"/>
+      <w:pPr>
+        <w:ind w:left="5760" w:hanging="360"/>
+      </w:pPr>
+      <w:rPr>
+        <w:rFonts w:ascii="Courier New" w:hAnsi="Courier New" w:cs="Courier New" w:hint="default"/>
+      </w:rPr>
+    </w:lvl>
+    <w:lvl w:ilvl="8" w:tplc="041F0005" w:tentative="1">
+      <w:start w:val="1"/>
+      <w:numFmt w:val="bullet"/>
+      <w:lvlText w:val=""/>
+      <w:lvlJc w:val="left"/>
+      <w:pPr>
+        <w:ind w:left="6480" w:hanging="360"/>
+      </w:pPr>
+      <w:rPr>
+        <w:rFonts w:ascii="Wingdings" w:hAnsi="Wingdings" w:hint="default"/>
+      </w:rPr>
+    </w:lvl>
+  </w:abstractNum>
+  <w:abstractNum w:abstractNumId="23" w15:restartNumberingAfterBreak="0">
+    <w:nsid w:val="7E6954EE"/>
+    <w:multiLevelType w:val="hybridMultilevel"/>
+    <w:tmpl w:val="81F29EE0"/>
+    <w:lvl w:ilvl="0" w:tplc="041F0001">
+      <w:start w:val="1"/>
+      <w:numFmt w:val="bullet"/>
+      <w:lvlText w:val=""/>
+      <w:lvlJc w:val="left"/>
+      <w:pPr>
+        <w:ind w:left="720" w:hanging="360"/>
+      </w:pPr>
+      <w:rPr>
+        <w:rFonts w:ascii="Symbol" w:hAnsi="Symbol" w:hint="default"/>
+      </w:rPr>
+    </w:lvl>
+    <w:lvl w:ilvl="1" w:tplc="041F0003" w:tentative="1">
+      <w:start w:val="1"/>
+      <w:numFmt w:val="bullet"/>
+      <w:lvlText w:val="o"/>
+      <w:lvlJc w:val="left"/>
+      <w:pPr>
+        <w:ind w:left="1440" w:hanging="360"/>
+      </w:pPr>
+      <w:rPr>
+        <w:rFonts w:ascii="Courier New" w:hAnsi="Courier New" w:cs="Courier New" w:hint="default"/>
+      </w:rPr>
+    </w:lvl>
+    <w:lvl w:ilvl="2" w:tplc="041F0005" w:tentative="1">
+      <w:start w:val="1"/>
+      <w:numFmt w:val="bullet"/>
+      <w:lvlText w:val=""/>
+      <w:lvlJc w:val="left"/>
+      <w:pPr>
+        <w:ind w:left="2160" w:hanging="360"/>
+      </w:pPr>
+      <w:rPr>
+        <w:rFonts w:ascii="Wingdings" w:hAnsi="Wingdings" w:hint="default"/>
+      </w:rPr>
+    </w:lvl>
+    <w:lvl w:ilvl="3" w:tplc="041F0001" w:tentative="1">
+      <w:start w:val="1"/>
+      <w:numFmt w:val="bullet"/>
+      <w:lvlText w:val=""/>
+      <w:lvlJc w:val="left"/>
+      <w:pPr>
+        <w:ind w:left="2880" w:hanging="360"/>
+      </w:pPr>
+      <w:rPr>
+        <w:rFonts w:ascii="Symbol" w:hAnsi="Symbol" w:hint="default"/>
+      </w:rPr>
+    </w:lvl>
+    <w:lvl w:ilvl="4" w:tplc="041F0003" w:tentative="1">
+      <w:start w:val="1"/>
+      <w:numFmt w:val="bullet"/>
+      <w:lvlText w:val="o"/>
+      <w:lvlJc w:val="left"/>
+      <w:pPr>
+        <w:ind w:left="3600" w:hanging="360"/>
+      </w:pPr>
+      <w:rPr>
+        <w:rFonts w:ascii="Courier New" w:hAnsi="Courier New" w:cs="Courier New" w:hint="default"/>
+      </w:rPr>
+    </w:lvl>
+    <w:lvl w:ilvl="5" w:tplc="041F0005" w:tentative="1">
+      <w:start w:val="1"/>
+      <w:numFmt w:val="bullet"/>
+      <w:lvlText w:val=""/>
+      <w:lvlJc w:val="left"/>
+      <w:pPr>
+        <w:ind w:left="4320" w:hanging="360"/>
+      </w:pPr>
+      <w:rPr>
+        <w:rFonts w:ascii="Wingdings" w:hAnsi="Wingdings" w:hint="default"/>
+      </w:rPr>
+    </w:lvl>
+    <w:lvl w:ilvl="6" w:tplc="041F0001" w:tentative="1">
+      <w:start w:val="1"/>
+      <w:numFmt w:val="bullet"/>
+      <w:lvlText w:val=""/>
+      <w:lvlJc w:val="left"/>
+      <w:pPr>
+        <w:ind w:left="5040" w:hanging="360"/>
+      </w:pPr>
+      <w:rPr>
+        <w:rFonts w:ascii="Symbol" w:hAnsi="Symbol" w:hint="default"/>
+      </w:rPr>
+    </w:lvl>
+    <w:lvl w:ilvl="7" w:tplc="041F0003" w:tentative="1">
+      <w:start w:val="1"/>
+      <w:numFmt w:val="bullet"/>
+      <w:lvlText w:val="o"/>
+      <w:lvlJc w:val="left"/>
+      <w:pPr>
+        <w:ind w:left="5760" w:hanging="360"/>
+      </w:pPr>
+      <w:rPr>
+        <w:rFonts w:ascii="Courier New" w:hAnsi="Courier New" w:cs="Courier New" w:hint="default"/>
+      </w:rPr>
+    </w:lvl>
+    <w:lvl w:ilvl="8" w:tplc="041F0005" w:tentative="1">
+      <w:start w:val="1"/>
+      <w:numFmt w:val="bullet"/>
+      <w:lvlText w:val=""/>
+      <w:lvlJc w:val="left"/>
+      <w:pPr>
+        <w:ind w:left="6480" w:hanging="360"/>
+      </w:pPr>
+      <w:rPr>
+        <w:rFonts w:ascii="Wingdings" w:hAnsi="Wingdings" w:hint="default"/>
+      </w:rPr>
+    </w:lvl>
+  </w:abstractNum>
+  <w:abstractNum w:abstractNumId="24" w15:restartNumberingAfterBreak="0">
+    <w:nsid w:val="7F326269"/>
+    <w:multiLevelType w:val="hybridMultilevel"/>
+    <w:tmpl w:val="5C4653D0"/>
+    <w:lvl w:ilvl="0" w:tplc="041F0001">
+      <w:start w:val="1"/>
+      <w:numFmt w:val="bullet"/>
+      <w:lvlText w:val=""/>
+      <w:lvlJc w:val="left"/>
+      <w:pPr>
+        <w:ind w:left="720" w:hanging="360"/>
+      </w:pPr>
+      <w:rPr>
+        <w:rFonts w:ascii="Symbol" w:hAnsi="Symbol" w:hint="default"/>
+      </w:rPr>
+    </w:lvl>
+    <w:lvl w:ilvl="1" w:tplc="041F0003" w:tentative="1">
+      <w:start w:val="1"/>
+      <w:numFmt w:val="bullet"/>
+      <w:lvlText w:val="o"/>
+      <w:lvlJc w:val="left"/>
+      <w:pPr>
+        <w:ind w:left="1440" w:hanging="360"/>
+      </w:pPr>
+      <w:rPr>
+        <w:rFonts w:ascii="Courier New" w:hAnsi="Courier New" w:cs="Courier New" w:hint="default"/>
+      </w:rPr>
+    </w:lvl>
+    <w:lvl w:ilvl="2" w:tplc="041F0005" w:tentative="1">
+      <w:start w:val="1"/>
+      <w:numFmt w:val="bullet"/>
+      <w:lvlText w:val=""/>
+      <w:lvlJc w:val="left"/>
+      <w:pPr>
+        <w:ind w:left="2160" w:hanging="360"/>
+      </w:pPr>
+      <w:rPr>
+        <w:rFonts w:ascii="Wingdings" w:hAnsi="Wingdings" w:hint="default"/>
+      </w:rPr>
+    </w:lvl>
+    <w:lvl w:ilvl="3" w:tplc="041F0001" w:tentative="1">
+      <w:start w:val="1"/>
+      <w:numFmt w:val="bullet"/>
+      <w:lvlText w:val=""/>
+      <w:lvlJc w:val="left"/>
+      <w:pPr>
+        <w:ind w:left="2880" w:hanging="360"/>
+      </w:pPr>
+      <w:rPr>
+        <w:rFonts w:ascii="Symbol" w:hAnsi="Symbol" w:hint="default"/>
+      </w:rPr>
+    </w:lvl>
+    <w:lvl w:ilvl="4" w:tplc="041F0003" w:tentative="1">
+      <w:start w:val="1"/>
+      <w:numFmt w:val="bullet"/>
+      <w:lvlText w:val="o"/>
+      <w:lvlJc w:val="left"/>
+      <w:pPr>
+        <w:ind w:left="3600" w:hanging="360"/>
+      </w:pPr>
+      <w:rPr>
+        <w:rFonts w:ascii="Courier New" w:hAnsi="Courier New" w:cs="Courier New" w:hint="default"/>
+      </w:rPr>
+    </w:lvl>
+    <w:lvl w:ilvl="5" w:tplc="041F0005" w:tentative="1">
+      <w:start w:val="1"/>
+      <w:numFmt w:val="bullet"/>
+      <w:lvlText w:val=""/>
+      <w:lvlJc w:val="left"/>
+      <w:pPr>
+        <w:ind w:left="4320" w:hanging="360"/>
+      </w:pPr>
+      <w:rPr>
+        <w:rFonts w:ascii="Wingdings" w:hAnsi="Wingdings" w:hint="default"/>
+      </w:rPr>
+    </w:lvl>
+    <w:lvl w:ilvl="6" w:tplc="041F0001" w:tentative="1">
+      <w:start w:val="1"/>
+      <w:numFmt w:val="bullet"/>
+      <w:lvlText w:val=""/>
+      <w:lvlJc w:val="left"/>
+      <w:pPr>
+        <w:ind w:left="5040" w:hanging="360"/>
+      </w:pPr>
+      <w:rPr>
+        <w:rFonts w:ascii="Symbol" w:hAnsi="Symbol" w:hint="default"/>
+      </w:rPr>
+    </w:lvl>
+    <w:lvl w:ilvl="7" w:tplc="041F0003" w:tentative="1">
+      <w:start w:val="1"/>
+      <w:numFmt w:val="bullet"/>
+      <w:lvlText w:val="o"/>
+      <w:lvlJc w:val="left"/>
+      <w:pPr>
+        <w:ind w:left="5760" w:hanging="360"/>
+      </w:pPr>
+      <w:rPr>
+        <w:rFonts w:ascii="Courier New" w:hAnsi="Courier New" w:cs="Courier New" w:hint="default"/>
+      </w:rPr>
+    </w:lvl>
+    <w:lvl w:ilvl="8" w:tplc="041F0005" w:tentative="1">
+      <w:start w:val="1"/>
+      <w:numFmt w:val="bullet"/>
+      <w:lvlText w:val=""/>
+      <w:lvlJc w:val="left"/>
+      <w:pPr>
+        <w:ind w:left="6480" w:hanging="360"/>
+      </w:pPr>
+      <w:rPr>
+        <w:rFonts w:ascii="Wingdings" w:hAnsi="Wingdings" w:hint="default"/>
+      </w:rPr>
+    </w:lvl>
+  </w:abstractNum>
+  <w:num w:numId="1" w16cid:durableId="1240142629">
+    <w:abstractNumId w:val="11"/>
+  </w:num>
+  <w:num w:numId="2" w16cid:durableId="1183930694">
+    <w:abstractNumId w:val="4"/>
+  </w:num>
+  <w:num w:numId="3" w16cid:durableId="206992728">
+    <w:abstractNumId w:val="23"/>
+  </w:num>
+  <w:num w:numId="4" w16cid:durableId="1009986807">
+    <w:abstractNumId w:val="6"/>
+  </w:num>
+  <w:num w:numId="5" w16cid:durableId="929699950">
+    <w:abstractNumId w:val="19"/>
+  </w:num>
+  <w:num w:numId="6" w16cid:durableId="226570523">
+    <w:abstractNumId w:val="0"/>
+  </w:num>
+  <w:num w:numId="7" w16cid:durableId="769816261">
+    <w:abstractNumId w:val="12"/>
+  </w:num>
+  <w:num w:numId="8" w16cid:durableId="1443719833">
+    <w:abstractNumId w:val="10"/>
+  </w:num>
+  <w:num w:numId="9" w16cid:durableId="1667593102">
+    <w:abstractNumId w:val="15"/>
+  </w:num>
+  <w:num w:numId="10" w16cid:durableId="1881698660">
+    <w:abstractNumId w:val="16"/>
+  </w:num>
+  <w:num w:numId="11" w16cid:durableId="1014763895">
+    <w:abstractNumId w:val="13"/>
+  </w:num>
+  <w:num w:numId="12" w16cid:durableId="282423514">
+    <w:abstractNumId w:val="8"/>
+  </w:num>
+  <w:num w:numId="13" w16cid:durableId="1767770525">
+    <w:abstractNumId w:val="20"/>
+  </w:num>
+  <w:num w:numId="14" w16cid:durableId="1555581000">
+    <w:abstractNumId w:val="9"/>
+  </w:num>
+  <w:num w:numId="15" w16cid:durableId="1927105148">
+    <w:abstractNumId w:val="14"/>
+  </w:num>
+  <w:num w:numId="16" w16cid:durableId="836920673">
+    <w:abstractNumId w:val="24"/>
+  </w:num>
+  <w:num w:numId="17" w16cid:durableId="1126968957">
+    <w:abstractNumId w:val="7"/>
+  </w:num>
+  <w:num w:numId="18" w16cid:durableId="264966275">
+    <w:abstractNumId w:val="5"/>
+  </w:num>
+  <w:num w:numId="19" w16cid:durableId="1920947218">
+    <w:abstractNumId w:val="22"/>
+  </w:num>
+  <w:num w:numId="20" w16cid:durableId="1175799366">
+    <w:abstractNumId w:val="1"/>
+  </w:num>
+  <w:num w:numId="21" w16cid:durableId="137385189">
+    <w:abstractNumId w:val="2"/>
+  </w:num>
+  <w:num w:numId="22" w16cid:durableId="1202010775">
+    <w:abstractNumId w:val="17"/>
+  </w:num>
+  <w:num w:numId="23" w16cid:durableId="100302049">
+    <w:abstractNumId w:val="3"/>
+  </w:num>
+  <w:num w:numId="24" w16cid:durableId="1046416694">
+    <w:abstractNumId w:val="21"/>
+  </w:num>
+  <w:num w:numId="25" w16cid:durableId="1692995543">
+    <w:abstractNumId w:val="18"/>
+  </w:num>
+</w:numbering>
 </file>
 
 <file path=word/styles.xml><?xml version="1.0" encoding="utf-8"?>
@@ -449,6 +8833,27 @@
     <w:semiHidden/>
     <w:unhideWhenUsed/>
   </w:style>
+  <w:style w:type="paragraph" w:styleId="ListeParagraf">
+    <w:name w:val="List Paragraph"/>
+    <w:basedOn w:val="Normal"/>
+    <w:uiPriority w:val="34"/>
+    <w:qFormat/>
+    <w:rsid w:val="000B53C3"/>
+    <w:pPr>
+      <w:ind w:left="720"/>
+      <w:contextualSpacing/>
+    </w:pPr>
+  </w:style>
+  <w:style w:type="character" w:styleId="YerTutucuMetni">
+    <w:name w:val="Placeholder Text"/>
+    <w:basedOn w:val="VarsaylanParagrafYazTipi"/>
+    <w:uiPriority w:val="99"/>
+    <w:semiHidden/>
+    <w:rsid w:val="00974C66"/>
+    <w:rPr>
+      <w:color w:val="808080"/>
+    </w:rPr>
+  </w:style>
 </w:styles>
 </file>
 
@@ -745,4 +9150,16 @@
     </a:ext>
   </a:extLst>
 </a:theme>
+</file>
+
+<file path=customXml/item1.xml><?xml version="1.0" encoding="utf-8"?>
+<b:Sources xmlns:b="http://schemas.openxmlformats.org/officeDocument/2006/bibliography" xmlns="http://schemas.openxmlformats.org/officeDocument/2006/bibliography" SelectedStyle="\APASixthEditionOfficeOnline.xsl" StyleName="APA" Version="6"/>
+</file>
+
+<file path=customXml/itemProps1.xml><?xml version="1.0" encoding="utf-8"?>
+<ds:datastoreItem xmlns:ds="http://schemas.openxmlformats.org/officeDocument/2006/customXml" ds:itemID="{8768ABDC-B24B-4811-9105-BB7D86072D76}">
+  <ds:schemaRefs>
+    <ds:schemaRef ds:uri="http://schemas.openxmlformats.org/officeDocument/2006/bibliography"/>
+  </ds:schemaRefs>
+</ds:datastoreItem>
 </file>
--- a/Dart ve Flutter Dökumanı.docx
+++ b/Dart ve Flutter Dökumanı.docx
@@ -2551,25 +2551,25 @@
           <w:sz w:val="24"/>
           <w:szCs w:val="24"/>
         </w:rPr>
-        <w:t xml:space="preserve"> ile kullanıcıdan veri istenir. Bu komut sadece String ifadeleri i</w:t>
-      </w:r>
-      <w:proofErr w:type="spellStart"/>
-      <w:r>
-        <w:rPr>
-          <w:rFonts w:eastAsiaTheme="minorEastAsia" w:cstheme="minorHAnsi"/>
-          <w:sz w:val="24"/>
-          <w:szCs w:val="24"/>
-        </w:rPr>
-        <w:t>çinde</w:t>
-      </w:r>
-      <w:proofErr w:type="spellEnd"/>
-      <w:r>
-        <w:rPr>
-          <w:rFonts w:eastAsiaTheme="minorEastAsia" w:cstheme="minorHAnsi"/>
-          <w:sz w:val="24"/>
-          <w:szCs w:val="24"/>
-        </w:rPr>
-        <w:t xml:space="preserve"> tutar.</w:t>
+        <w:t xml:space="preserve"> ile kullanıcıdan veri istenir. Bu komut sadece </w:t>
+      </w:r>
+      <w:proofErr w:type="spellStart"/>
+      <w:r>
+        <w:rPr>
+          <w:rFonts w:eastAsiaTheme="minorEastAsia" w:cstheme="minorHAnsi"/>
+          <w:sz w:val="24"/>
+          <w:szCs w:val="24"/>
+        </w:rPr>
+        <w:t>String</w:t>
+      </w:r>
+      <w:proofErr w:type="spellEnd"/>
+      <w:r>
+        <w:rPr>
+          <w:rFonts w:eastAsiaTheme="minorEastAsia" w:cstheme="minorHAnsi"/>
+          <w:sz w:val="24"/>
+          <w:szCs w:val="24"/>
+        </w:rPr>
+        <w:t xml:space="preserve"> ifadeleri içinde tutar.</w:t>
       </w:r>
     </w:p>
     <w:p>
@@ -3702,7 +3702,7 @@
         <w:pStyle w:val="ListeParagraf"/>
         <w:numPr>
           <w:ilvl w:val="0"/>
-          <w:numId w:val="12"/>
+          <w:numId w:val="7"/>
         </w:numPr>
         <w:ind w:left="708"/>
         <w:rPr>
@@ -4927,7 +4927,7 @@
         <w:pStyle w:val="ListeParagraf"/>
         <w:numPr>
           <w:ilvl w:val="0"/>
-          <w:numId w:val="14"/>
+          <w:numId w:val="8"/>
         </w:numPr>
         <w:rPr>
           <w:rFonts w:cstheme="minorHAnsi"/>
@@ -4975,7 +4975,7 @@
         <w:pStyle w:val="ListeParagraf"/>
         <w:numPr>
           <w:ilvl w:val="1"/>
-          <w:numId w:val="14"/>
+          <w:numId w:val="8"/>
         </w:numPr>
         <w:rPr>
           <w:rFonts w:cstheme="minorHAnsi"/>
@@ -5044,7 +5044,7 @@
         <w:pStyle w:val="ListeParagraf"/>
         <w:numPr>
           <w:ilvl w:val="0"/>
-          <w:numId w:val="16"/>
+          <w:numId w:val="9"/>
         </w:numPr>
         <w:rPr>
           <w:rFonts w:cstheme="minorHAnsi"/>
@@ -5195,7 +5195,7 @@
         <w:pStyle w:val="ListeParagraf"/>
         <w:numPr>
           <w:ilvl w:val="0"/>
-          <w:numId w:val="16"/>
+          <w:numId w:val="9"/>
         </w:numPr>
         <w:rPr>
           <w:rFonts w:cstheme="minorHAnsi"/>
@@ -5217,7 +5217,7 @@
         <w:pStyle w:val="ListeParagraf"/>
         <w:numPr>
           <w:ilvl w:val="0"/>
-          <w:numId w:val="16"/>
+          <w:numId w:val="9"/>
         </w:numPr>
         <w:rPr>
           <w:rFonts w:cstheme="minorHAnsi"/>
@@ -5315,7 +5315,7 @@
         <w:pStyle w:val="ListeParagraf"/>
         <w:numPr>
           <w:ilvl w:val="0"/>
-          <w:numId w:val="17"/>
+          <w:numId w:val="10"/>
         </w:numPr>
         <w:rPr>
           <w:rFonts w:cstheme="minorHAnsi"/>
@@ -5575,7 +5575,7 @@
         <w:pStyle w:val="ListeParagraf"/>
         <w:numPr>
           <w:ilvl w:val="0"/>
-          <w:numId w:val="17"/>
+          <w:numId w:val="10"/>
         </w:numPr>
         <w:rPr>
           <w:rFonts w:cstheme="minorHAnsi"/>
@@ -5597,7 +5597,7 @@
         <w:pStyle w:val="ListeParagraf"/>
         <w:numPr>
           <w:ilvl w:val="0"/>
-          <w:numId w:val="17"/>
+          <w:numId w:val="10"/>
         </w:numPr>
         <w:rPr>
           <w:rFonts w:cstheme="minorHAnsi"/>
@@ -5695,7 +5695,7 @@
         <w:pStyle w:val="ListeParagraf"/>
         <w:numPr>
           <w:ilvl w:val="0"/>
-          <w:numId w:val="18"/>
+          <w:numId w:val="11"/>
         </w:numPr>
         <w:jc w:val="both"/>
         <w:rPr>
@@ -5897,7 +5897,7 @@
         <w:pStyle w:val="ListeParagraf"/>
         <w:numPr>
           <w:ilvl w:val="0"/>
-          <w:numId w:val="18"/>
+          <w:numId w:val="11"/>
         </w:numPr>
         <w:jc w:val="both"/>
         <w:rPr>
@@ -5946,7 +5946,7 @@
         <w:pStyle w:val="ListeParagraf"/>
         <w:numPr>
           <w:ilvl w:val="0"/>
-          <w:numId w:val="18"/>
+          <w:numId w:val="11"/>
         </w:numPr>
         <w:jc w:val="both"/>
         <w:rPr>
@@ -6086,7 +6086,7 @@
         <w:pStyle w:val="ListeParagraf"/>
         <w:numPr>
           <w:ilvl w:val="0"/>
-          <w:numId w:val="19"/>
+          <w:numId w:val="12"/>
         </w:numPr>
         <w:rPr>
           <w:rFonts w:cstheme="minorHAnsi"/>
@@ -6108,7 +6108,7 @@
         <w:pStyle w:val="ListeParagraf"/>
         <w:numPr>
           <w:ilvl w:val="0"/>
-          <w:numId w:val="19"/>
+          <w:numId w:val="12"/>
         </w:numPr>
         <w:rPr>
           <w:rFonts w:cstheme="minorHAnsi"/>
@@ -6138,7 +6138,7 @@
         <w:pStyle w:val="ListeParagraf"/>
         <w:numPr>
           <w:ilvl w:val="0"/>
-          <w:numId w:val="19"/>
+          <w:numId w:val="12"/>
         </w:numPr>
         <w:rPr>
           <w:rFonts w:cstheme="minorHAnsi"/>
@@ -6160,7 +6160,7 @@
         <w:pStyle w:val="ListeParagraf"/>
         <w:numPr>
           <w:ilvl w:val="0"/>
-          <w:numId w:val="19"/>
+          <w:numId w:val="12"/>
         </w:numPr>
         <w:rPr>
           <w:rFonts w:cstheme="minorHAnsi"/>
@@ -6292,7 +6292,7 @@
         <w:pStyle w:val="ListeParagraf"/>
         <w:numPr>
           <w:ilvl w:val="0"/>
-          <w:numId w:val="20"/>
+          <w:numId w:val="13"/>
         </w:numPr>
         <w:rPr>
           <w:rFonts w:cstheme="minorHAnsi"/>
@@ -6442,7 +6442,7 @@
         <w:pStyle w:val="ListeParagraf"/>
         <w:numPr>
           <w:ilvl w:val="0"/>
-          <w:numId w:val="20"/>
+          <w:numId w:val="13"/>
         </w:numPr>
         <w:rPr>
           <w:rFonts w:cstheme="minorHAnsi"/>
@@ -6508,7 +6508,7 @@
         <w:pStyle w:val="ListeParagraf"/>
         <w:numPr>
           <w:ilvl w:val="0"/>
-          <w:numId w:val="20"/>
+          <w:numId w:val="13"/>
         </w:numPr>
         <w:rPr>
           <w:rFonts w:cstheme="minorHAnsi"/>
@@ -6548,7 +6548,7 @@
         <w:pStyle w:val="ListeParagraf"/>
         <w:numPr>
           <w:ilvl w:val="1"/>
-          <w:numId w:val="20"/>
+          <w:numId w:val="13"/>
         </w:numPr>
         <w:rPr>
           <w:rFonts w:cstheme="minorHAnsi"/>
@@ -6598,7 +6598,7 @@
         <w:pStyle w:val="ListeParagraf"/>
         <w:numPr>
           <w:ilvl w:val="0"/>
-          <w:numId w:val="20"/>
+          <w:numId w:val="13"/>
         </w:numPr>
         <w:rPr>
           <w:rFonts w:cstheme="minorHAnsi"/>
@@ -6638,7 +6638,7 @@
         <w:pStyle w:val="ListeParagraf"/>
         <w:numPr>
           <w:ilvl w:val="1"/>
-          <w:numId w:val="20"/>
+          <w:numId w:val="13"/>
         </w:numPr>
         <w:rPr>
           <w:rFonts w:cstheme="minorHAnsi"/>
@@ -6662,7 +6662,7 @@
         <w:pStyle w:val="ListeParagraf"/>
         <w:numPr>
           <w:ilvl w:val="0"/>
-          <w:numId w:val="20"/>
+          <w:numId w:val="13"/>
         </w:numPr>
         <w:rPr>
           <w:rFonts w:cstheme="minorHAnsi"/>
@@ -6702,7 +6702,7 @@
         <w:pStyle w:val="ListeParagraf"/>
         <w:numPr>
           <w:ilvl w:val="1"/>
-          <w:numId w:val="20"/>
+          <w:numId w:val="13"/>
         </w:numPr>
         <w:rPr>
           <w:rFonts w:cstheme="minorHAnsi"/>
@@ -7483,7 +7483,7 @@
         <w:pStyle w:val="ListeParagraf"/>
         <w:numPr>
           <w:ilvl w:val="0"/>
-          <w:numId w:val="25"/>
+          <w:numId w:val="14"/>
         </w:numPr>
         <w:rPr>
           <w:rFonts w:cstheme="minorHAnsi"/>
@@ -7645,7 +7645,7 @@
         <w:pStyle w:val="ListeParagraf"/>
         <w:numPr>
           <w:ilvl w:val="0"/>
-          <w:numId w:val="25"/>
+          <w:numId w:val="14"/>
         </w:numPr>
         <w:rPr>
           <w:rFonts w:cstheme="minorHAnsi"/>
@@ -7703,7 +7703,7 @@
         <w:pStyle w:val="ListeParagraf"/>
         <w:numPr>
           <w:ilvl w:val="0"/>
-          <w:numId w:val="25"/>
+          <w:numId w:val="14"/>
         </w:numPr>
         <w:rPr>
           <w:rFonts w:cstheme="minorHAnsi"/>
@@ -7744,15 +7744,7 @@
           <w:sz w:val="24"/>
           <w:szCs w:val="24"/>
         </w:rPr>
-        <w:t>veriable</w:t>
-      </w:r>
-      <w:r>
-        <w:rPr>
-          <w:rFonts w:cstheme="minorHAnsi"/>
-          <w:sz w:val="24"/>
-          <w:szCs w:val="24"/>
-        </w:rPr>
-        <w:t>s</w:t>
+        <w:t>veriables</w:t>
       </w:r>
       <w:proofErr w:type="spellEnd"/>
       <w:r>
@@ -7777,7 +7769,7 @@
         <w:pStyle w:val="ListeParagraf"/>
         <w:numPr>
           <w:ilvl w:val="1"/>
-          <w:numId w:val="25"/>
+          <w:numId w:val="14"/>
         </w:numPr>
         <w:rPr>
           <w:rFonts w:eastAsiaTheme="minorEastAsia" w:cstheme="minorHAnsi"/>
@@ -7792,15 +7784,7 @@
             <w:sz w:val="24"/>
             <w:szCs w:val="24"/>
           </w:rPr>
-          <m:t>class SinifAdi</m:t>
-        </m:r>
-        <m:r>
-          <w:rPr>
-            <w:rFonts w:ascii="Cambria Math" w:hAnsi="Cambria Math" w:cstheme="minorHAnsi"/>
-            <w:sz w:val="24"/>
-            <w:szCs w:val="24"/>
-          </w:rPr>
-          <m:t>{}</m:t>
+          <m:t>class SinifAdi{}</m:t>
         </m:r>
       </m:oMath>
       <w:r>
@@ -7871,7 +7855,7 @@
         <w:pStyle w:val="ListeParagraf"/>
         <w:numPr>
           <w:ilvl w:val="0"/>
-          <w:numId w:val="25"/>
+          <w:numId w:val="14"/>
         </w:numPr>
         <w:rPr>
           <w:rFonts w:eastAsiaTheme="minorEastAsia" w:cstheme="minorHAnsi"/>
@@ -8031,7 +8015,7 @@
         <w:pStyle w:val="ListeParagraf"/>
         <w:numPr>
           <w:ilvl w:val="0"/>
-          <w:numId w:val="26"/>
+          <w:numId w:val="15"/>
         </w:numPr>
         <w:rPr>
           <w:rFonts w:eastAsiaTheme="minorEastAsia" w:cstheme="minorHAnsi"/>
@@ -8053,7 +8037,7 @@
         <w:pStyle w:val="ListeParagraf"/>
         <w:numPr>
           <w:ilvl w:val="0"/>
-          <w:numId w:val="26"/>
+          <w:numId w:val="15"/>
         </w:numPr>
         <w:jc w:val="both"/>
         <w:rPr>
@@ -8186,7 +8170,7 @@
         <w:pStyle w:val="ListeParagraf"/>
         <w:numPr>
           <w:ilvl w:val="0"/>
-          <w:numId w:val="27"/>
+          <w:numId w:val="16"/>
         </w:numPr>
         <w:jc w:val="both"/>
         <w:rPr>
@@ -8267,7 +8251,7 @@
         <w:pStyle w:val="ListeParagraf"/>
         <w:numPr>
           <w:ilvl w:val="0"/>
-          <w:numId w:val="27"/>
+          <w:numId w:val="16"/>
         </w:numPr>
         <w:jc w:val="both"/>
         <w:rPr>
@@ -8300,7 +8284,7 @@
         <w:pStyle w:val="ListeParagraf"/>
         <w:numPr>
           <w:ilvl w:val="0"/>
-          <w:numId w:val="27"/>
+          <w:numId w:val="16"/>
         </w:numPr>
         <w:jc w:val="both"/>
         <w:rPr>
@@ -8342,7 +8326,7 @@
         <w:pStyle w:val="ListeParagraf"/>
         <w:numPr>
           <w:ilvl w:val="0"/>
-          <w:numId w:val="27"/>
+          <w:numId w:val="16"/>
         </w:numPr>
         <w:jc w:val="both"/>
         <w:rPr>
@@ -8523,7 +8507,7 @@
         <w:pStyle w:val="ListeParagraf"/>
         <w:numPr>
           <w:ilvl w:val="0"/>
-          <w:numId w:val="28"/>
+          <w:numId w:val="17"/>
         </w:numPr>
         <w:rPr>
           <w:rFonts w:cstheme="minorHAnsi"/>
@@ -8637,7 +8621,7 @@
         <w:pStyle w:val="ListeParagraf"/>
         <w:numPr>
           <w:ilvl w:val="0"/>
-          <w:numId w:val="28"/>
+          <w:numId w:val="17"/>
         </w:numPr>
         <w:jc w:val="both"/>
         <w:rPr>
@@ -8726,7 +8710,7 @@
         <w:pStyle w:val="ListeParagraf"/>
         <w:numPr>
           <w:ilvl w:val="0"/>
-          <w:numId w:val="28"/>
+          <w:numId w:val="17"/>
         </w:numPr>
         <w:jc w:val="both"/>
         <w:rPr>
@@ -8767,7 +8751,7 @@
         <w:pStyle w:val="ListeParagraf"/>
         <w:numPr>
           <w:ilvl w:val="1"/>
-          <w:numId w:val="28"/>
+          <w:numId w:val="17"/>
         </w:numPr>
         <w:jc w:val="both"/>
         <w:rPr>
@@ -8800,7 +8784,7 @@
         <w:pStyle w:val="ListeParagraf"/>
         <w:numPr>
           <w:ilvl w:val="1"/>
-          <w:numId w:val="28"/>
+          <w:numId w:val="17"/>
         </w:numPr>
         <w:jc w:val="both"/>
         <w:rPr>
@@ -8889,7 +8873,7 @@
         <w:pStyle w:val="ListeParagraf"/>
         <w:numPr>
           <w:ilvl w:val="0"/>
-          <w:numId w:val="28"/>
+          <w:numId w:val="17"/>
         </w:numPr>
         <w:rPr>
           <w:rFonts w:cstheme="minorHAnsi"/>
@@ -8983,52 +8967,7 @@
               <w:szCs w:val="24"/>
               <w:highlight w:val="yellow"/>
             </w:rPr>
-            <m:t>factory</m:t>
-          </m:r>
-          <m:r>
-            <w:rPr>
-              <w:rFonts w:ascii="Cambria Math" w:hAnsi="Cambria Math" w:cstheme="minorHAnsi"/>
-              <w:sz w:val="24"/>
-              <w:szCs w:val="24"/>
-              <w:highlight w:val="yellow"/>
-            </w:rPr>
-            <m:t xml:space="preserve"> </m:t>
-          </m:r>
-          <m:r>
-            <w:rPr>
-              <w:rFonts w:ascii="Cambria Math" w:hAnsi="Cambria Math" w:cstheme="minorHAnsi"/>
-              <w:sz w:val="24"/>
-              <w:szCs w:val="24"/>
-              <w:highlight w:val="yellow"/>
-            </w:rPr>
-            <m:t>SinifAdi.kurucuAdi</m:t>
-          </m:r>
-          <m:r>
-            <w:rPr>
-              <w:rFonts w:ascii="Cambria Math" w:hAnsi="Cambria Math" w:cstheme="minorHAnsi"/>
-              <w:sz w:val="24"/>
-              <w:szCs w:val="24"/>
-              <w:highlight w:val="yellow"/>
-            </w:rPr>
-            <m:t>(değer döndürme işlemi olacağı için parametre girilir</m:t>
-          </m:r>
-          <m:r>
-            <w:rPr>
-              <w:rFonts w:ascii="Cambria Math" w:hAnsi="Cambria Math" w:cstheme="minorHAnsi"/>
-              <w:sz w:val="24"/>
-              <w:szCs w:val="24"/>
-              <w:highlight w:val="yellow"/>
-            </w:rPr>
-            <m:t>){</m:t>
-          </m:r>
-          <m:r>
-            <w:rPr>
-              <w:rFonts w:ascii="Cambria Math" w:hAnsi="Cambria Math" w:cstheme="minorHAnsi"/>
-              <w:sz w:val="24"/>
-              <w:szCs w:val="24"/>
-              <w:highlight w:val="yellow"/>
-            </w:rPr>
-            <m:t>}</m:t>
+            <m:t>factory SinifAdi.kurucuAdi(değer döndürme işlemi olacağı için parametre girilir){}</m:t>
           </m:r>
         </m:oMath>
       </m:oMathPara>
@@ -9103,7 +9042,7 @@
         <w:pStyle w:val="ListeParagraf"/>
         <w:numPr>
           <w:ilvl w:val="0"/>
-          <w:numId w:val="28"/>
+          <w:numId w:val="17"/>
         </w:numPr>
         <w:rPr>
           <w:rFonts w:eastAsiaTheme="minorEastAsia" w:cstheme="minorHAnsi"/>
@@ -9224,7 +9163,7 @@
         <w:pStyle w:val="ListeParagraf"/>
         <w:numPr>
           <w:ilvl w:val="0"/>
-          <w:numId w:val="28"/>
+          <w:numId w:val="17"/>
         </w:numPr>
         <w:jc w:val="both"/>
         <w:rPr>
@@ -9275,23 +9214,7 @@
           <w:sz w:val="24"/>
           <w:szCs w:val="24"/>
         </w:rPr>
-        <w:t xml:space="preserve"> ve </w:t>
-      </w:r>
-      <w:r>
-        <w:rPr>
-          <w:rFonts w:eastAsiaTheme="minorEastAsia" w:cstheme="minorHAnsi"/>
-          <w:sz w:val="24"/>
-          <w:szCs w:val="24"/>
-        </w:rPr>
-        <w:t>metot</w:t>
-      </w:r>
-      <w:r>
-        <w:rPr>
-          <w:rFonts w:eastAsiaTheme="minorEastAsia" w:cstheme="minorHAnsi"/>
-          <w:sz w:val="24"/>
-          <w:szCs w:val="24"/>
-        </w:rPr>
-        <w:t xml:space="preserve">ları kullanıcının görmesini istemeyebiliriz. Bunun için </w:t>
+        <w:t xml:space="preserve"> ve metotları kullanıcının görmesini istemeyebiliriz. Bunun için </w:t>
       </w:r>
       <w:proofErr w:type="spellStart"/>
       <w:r>
@@ -9371,7 +9294,7 @@
         <w:pStyle w:val="ListeParagraf"/>
         <w:numPr>
           <w:ilvl w:val="0"/>
-          <w:numId w:val="28"/>
+          <w:numId w:val="17"/>
         </w:numPr>
         <w:jc w:val="both"/>
         <w:rPr>
@@ -9584,7 +9507,7 @@
         <w:pStyle w:val="ListeParagraf"/>
         <w:numPr>
           <w:ilvl w:val="0"/>
-          <w:numId w:val="29"/>
+          <w:numId w:val="18"/>
         </w:numPr>
         <w:jc w:val="both"/>
         <w:rPr>
@@ -9710,7 +9633,7 @@
         <w:pStyle w:val="ListeParagraf"/>
         <w:numPr>
           <w:ilvl w:val="0"/>
-          <w:numId w:val="29"/>
+          <w:numId w:val="18"/>
         </w:numPr>
         <w:jc w:val="both"/>
         <w:rPr>
@@ -9865,7 +9788,7 @@
         <w:pStyle w:val="ListeParagraf"/>
         <w:numPr>
           <w:ilvl w:val="0"/>
-          <w:numId w:val="29"/>
+          <w:numId w:val="18"/>
         </w:numPr>
         <w:jc w:val="both"/>
         <w:rPr>
@@ -9899,7 +9822,7 @@
         <w:pStyle w:val="ListeParagraf"/>
         <w:numPr>
           <w:ilvl w:val="0"/>
-          <w:numId w:val="29"/>
+          <w:numId w:val="18"/>
         </w:numPr>
         <w:jc w:val="both"/>
         <w:rPr>
@@ -9989,7 +9912,7 @@
         <w:pStyle w:val="ListeParagraf"/>
         <w:numPr>
           <w:ilvl w:val="0"/>
-          <w:numId w:val="30"/>
+          <w:numId w:val="19"/>
         </w:numPr>
         <w:rPr>
           <w:rFonts w:eastAsiaTheme="minorEastAsia" w:cstheme="minorHAnsi"/>
@@ -10121,7 +10044,7 @@
         <w:pStyle w:val="ListeParagraf"/>
         <w:numPr>
           <w:ilvl w:val="0"/>
-          <w:numId w:val="30"/>
+          <w:numId w:val="19"/>
         </w:numPr>
         <w:rPr>
           <w:rFonts w:eastAsiaTheme="minorEastAsia" w:cstheme="minorHAnsi"/>
@@ -10218,7 +10141,7 @@
         <w:pStyle w:val="ListeParagraf"/>
         <w:numPr>
           <w:ilvl w:val="0"/>
-          <w:numId w:val="30"/>
+          <w:numId w:val="19"/>
         </w:numPr>
         <w:rPr>
           <w:rFonts w:eastAsiaTheme="minorEastAsia" w:cstheme="minorHAnsi"/>
@@ -10251,7 +10174,7 @@
         <w:pStyle w:val="ListeParagraf"/>
         <w:numPr>
           <w:ilvl w:val="0"/>
-          <w:numId w:val="30"/>
+          <w:numId w:val="19"/>
         </w:numPr>
         <w:rPr>
           <w:rFonts w:eastAsiaTheme="minorEastAsia" w:cstheme="minorHAnsi"/>
@@ -10309,7 +10232,7 @@
         <w:pStyle w:val="ListeParagraf"/>
         <w:numPr>
           <w:ilvl w:val="0"/>
-          <w:numId w:val="30"/>
+          <w:numId w:val="19"/>
         </w:numPr>
         <w:rPr>
           <w:rFonts w:eastAsiaTheme="minorEastAsia" w:cstheme="minorHAnsi"/>
@@ -10509,7 +10432,7 @@
         <w:pStyle w:val="ListeParagraf"/>
         <w:numPr>
           <w:ilvl w:val="0"/>
-          <w:numId w:val="31"/>
+          <w:numId w:val="20"/>
         </w:numPr>
         <w:rPr>
           <w:rFonts w:eastAsiaTheme="minorEastAsia" w:cstheme="minorHAnsi"/>
@@ -10652,7 +10575,7 @@
         <w:pStyle w:val="ListeParagraf"/>
         <w:numPr>
           <w:ilvl w:val="0"/>
-          <w:numId w:val="31"/>
+          <w:numId w:val="20"/>
         </w:numPr>
         <w:rPr>
           <w:rFonts w:eastAsiaTheme="minorEastAsia" w:cstheme="minorHAnsi"/>
@@ -10674,7 +10597,7 @@
         <w:pStyle w:val="ListeParagraf"/>
         <w:numPr>
           <w:ilvl w:val="0"/>
-          <w:numId w:val="31"/>
+          <w:numId w:val="20"/>
         </w:numPr>
         <w:rPr>
           <w:rFonts w:eastAsiaTheme="minorEastAsia" w:cstheme="minorHAnsi"/>
@@ -10714,7 +10637,7 @@
         <w:pStyle w:val="ListeParagraf"/>
         <w:numPr>
           <w:ilvl w:val="0"/>
-          <w:numId w:val="31"/>
+          <w:numId w:val="20"/>
         </w:numPr>
         <w:rPr>
           <w:rFonts w:eastAsiaTheme="minorEastAsia" w:cstheme="minorHAnsi"/>
@@ -10810,7 +10733,7 @@
         <w:pStyle w:val="ListeParagraf"/>
         <w:numPr>
           <w:ilvl w:val="0"/>
-          <w:numId w:val="33"/>
+          <w:numId w:val="21"/>
         </w:numPr>
         <w:jc w:val="both"/>
         <w:rPr>
@@ -10833,7 +10756,7 @@
         <w:pStyle w:val="ListeParagraf"/>
         <w:numPr>
           <w:ilvl w:val="0"/>
-          <w:numId w:val="33"/>
+          <w:numId w:val="21"/>
         </w:numPr>
         <w:jc w:val="both"/>
         <w:rPr>
@@ -10856,7 +10779,7 @@
         <w:pStyle w:val="ListeParagraf"/>
         <w:numPr>
           <w:ilvl w:val="0"/>
-          <w:numId w:val="33"/>
+          <w:numId w:val="21"/>
         </w:numPr>
         <w:jc w:val="both"/>
         <w:rPr>
@@ -10915,7 +10838,7 @@
         <w:pStyle w:val="ListeParagraf"/>
         <w:numPr>
           <w:ilvl w:val="0"/>
-          <w:numId w:val="33"/>
+          <w:numId w:val="21"/>
         </w:numPr>
         <w:jc w:val="both"/>
         <w:rPr>
@@ -11099,7 +11022,7 @@
         <w:pStyle w:val="ListeParagraf"/>
         <w:numPr>
           <w:ilvl w:val="0"/>
-          <w:numId w:val="34"/>
+          <w:numId w:val="22"/>
         </w:numPr>
         <w:jc w:val="both"/>
         <w:rPr>
@@ -11334,7 +11257,7 @@
         <w:pStyle w:val="ListeParagraf"/>
         <w:numPr>
           <w:ilvl w:val="0"/>
-          <w:numId w:val="34"/>
+          <w:numId w:val="22"/>
         </w:numPr>
         <w:jc w:val="both"/>
         <w:rPr>
@@ -11508,7 +11431,7 @@
         <w:pStyle w:val="ListeParagraf"/>
         <w:numPr>
           <w:ilvl w:val="0"/>
-          <w:numId w:val="34"/>
+          <w:numId w:val="22"/>
         </w:numPr>
         <w:jc w:val="both"/>
         <w:rPr>
@@ -11539,7 +11462,7 @@
         <w:pStyle w:val="ListeParagraf"/>
         <w:numPr>
           <w:ilvl w:val="0"/>
-          <w:numId w:val="34"/>
+          <w:numId w:val="22"/>
         </w:numPr>
         <w:jc w:val="both"/>
         <w:rPr>
@@ -11664,7 +11587,7 @@
         <w:pStyle w:val="ListeParagraf"/>
         <w:numPr>
           <w:ilvl w:val="0"/>
-          <w:numId w:val="35"/>
+          <w:numId w:val="23"/>
         </w:numPr>
         <w:rPr>
           <w:rFonts w:eastAsiaTheme="minorEastAsia" w:cstheme="minorHAnsi"/>
@@ -11735,7 +11658,7 @@
         <w:pStyle w:val="ListeParagraf"/>
         <w:numPr>
           <w:ilvl w:val="0"/>
-          <w:numId w:val="35"/>
+          <w:numId w:val="23"/>
         </w:numPr>
         <w:jc w:val="both"/>
         <w:rPr>
@@ -11758,7 +11681,7 @@
         <w:pStyle w:val="ListeParagraf"/>
         <w:numPr>
           <w:ilvl w:val="0"/>
-          <w:numId w:val="35"/>
+          <w:numId w:val="23"/>
         </w:numPr>
         <w:jc w:val="both"/>
         <w:rPr>
@@ -11912,7 +11835,7 @@
         <w:pStyle w:val="ListeParagraf"/>
         <w:numPr>
           <w:ilvl w:val="0"/>
-          <w:numId w:val="36"/>
+          <w:numId w:val="24"/>
         </w:numPr>
         <w:jc w:val="both"/>
         <w:rPr>
@@ -11953,7 +11876,7 @@
         <w:pStyle w:val="ListeParagraf"/>
         <w:numPr>
           <w:ilvl w:val="0"/>
-          <w:numId w:val="36"/>
+          <w:numId w:val="24"/>
         </w:numPr>
         <w:jc w:val="both"/>
         <w:rPr>
@@ -12108,7 +12031,7 @@
         <w:pStyle w:val="ListeParagraf"/>
         <w:numPr>
           <w:ilvl w:val="0"/>
-          <w:numId w:val="37"/>
+          <w:numId w:val="25"/>
         </w:numPr>
         <w:jc w:val="both"/>
         <w:rPr>
@@ -12131,7 +12054,7 @@
         <w:pStyle w:val="ListeParagraf"/>
         <w:numPr>
           <w:ilvl w:val="0"/>
-          <w:numId w:val="37"/>
+          <w:numId w:val="25"/>
         </w:numPr>
         <w:jc w:val="both"/>
         <w:rPr>
@@ -12240,7 +12163,7 @@
         <w:pStyle w:val="ListeParagraf"/>
         <w:numPr>
           <w:ilvl w:val="0"/>
-          <w:numId w:val="38"/>
+          <w:numId w:val="26"/>
         </w:numPr>
         <w:rPr>
           <w:rFonts w:eastAsiaTheme="minorEastAsia" w:cstheme="minorHAnsi"/>
@@ -12262,7 +12185,7 @@
         <w:pStyle w:val="ListeParagraf"/>
         <w:numPr>
           <w:ilvl w:val="0"/>
-          <w:numId w:val="38"/>
+          <w:numId w:val="26"/>
         </w:numPr>
         <w:rPr>
           <w:rFonts w:eastAsiaTheme="minorEastAsia" w:cstheme="minorHAnsi"/>
@@ -12312,7 +12235,7 @@
         <w:pStyle w:val="ListeParagraf"/>
         <w:numPr>
           <w:ilvl w:val="0"/>
-          <w:numId w:val="38"/>
+          <w:numId w:val="26"/>
         </w:numPr>
         <w:rPr>
           <w:rFonts w:eastAsiaTheme="minorEastAsia" w:cstheme="minorHAnsi"/>
@@ -12362,7 +12285,7 @@
         <w:pStyle w:val="ListeParagraf"/>
         <w:numPr>
           <w:ilvl w:val="1"/>
-          <w:numId w:val="38"/>
+          <w:numId w:val="26"/>
         </w:numPr>
         <w:rPr>
           <w:rFonts w:eastAsiaTheme="minorEastAsia" w:cstheme="minorHAnsi"/>
@@ -12412,7 +12335,7 @@
         <w:pStyle w:val="ListeParagraf"/>
         <w:numPr>
           <w:ilvl w:val="0"/>
-          <w:numId w:val="38"/>
+          <w:numId w:val="26"/>
         </w:numPr>
         <w:jc w:val="both"/>
         <w:rPr>
@@ -12599,7 +12522,7 @@
         <w:pStyle w:val="ListeParagraf"/>
         <w:numPr>
           <w:ilvl w:val="0"/>
-          <w:numId w:val="39"/>
+          <w:numId w:val="27"/>
         </w:numPr>
         <w:jc w:val="both"/>
         <w:rPr>
@@ -12689,7 +12612,7 @@
         <w:pStyle w:val="ListeParagraf"/>
         <w:numPr>
           <w:ilvl w:val="0"/>
-          <w:numId w:val="39"/>
+          <w:numId w:val="27"/>
         </w:numPr>
         <w:rPr>
           <w:rFonts w:eastAsiaTheme="minorEastAsia" w:cstheme="minorHAnsi"/>
@@ -12767,7 +12690,7 @@
         <w:pStyle w:val="ListeParagraf"/>
         <w:numPr>
           <w:ilvl w:val="0"/>
-          <w:numId w:val="39"/>
+          <w:numId w:val="27"/>
         </w:numPr>
         <w:jc w:val="both"/>
         <w:rPr>
@@ -12844,7 +12767,7 @@
         <w:pStyle w:val="ListeParagraf"/>
         <w:numPr>
           <w:ilvl w:val="0"/>
-          <w:numId w:val="39"/>
+          <w:numId w:val="27"/>
         </w:numPr>
         <w:jc w:val="both"/>
         <w:rPr>
@@ -12867,7 +12790,7 @@
         <w:pStyle w:val="ListeParagraf"/>
         <w:numPr>
           <w:ilvl w:val="0"/>
-          <w:numId w:val="39"/>
+          <w:numId w:val="27"/>
         </w:numPr>
         <w:jc w:val="both"/>
         <w:rPr>
@@ -12908,7 +12831,7 @@
         <w:pStyle w:val="ListeParagraf"/>
         <w:numPr>
           <w:ilvl w:val="0"/>
-          <w:numId w:val="39"/>
+          <w:numId w:val="27"/>
         </w:numPr>
         <w:jc w:val="both"/>
         <w:rPr>
@@ -13092,7 +13015,7 @@
         <w:pStyle w:val="ListeParagraf"/>
         <w:numPr>
           <w:ilvl w:val="0"/>
-          <w:numId w:val="40"/>
+          <w:numId w:val="28"/>
         </w:numPr>
         <w:jc w:val="both"/>
         <w:rPr>
@@ -13115,7 +13038,7 @@
         <w:pStyle w:val="ListeParagraf"/>
         <w:numPr>
           <w:ilvl w:val="0"/>
-          <w:numId w:val="40"/>
+          <w:numId w:val="28"/>
         </w:numPr>
         <w:jc w:val="both"/>
         <w:rPr>
@@ -13164,7 +13087,7 @@
         <w:pStyle w:val="ListeParagraf"/>
         <w:numPr>
           <w:ilvl w:val="0"/>
-          <w:numId w:val="40"/>
+          <w:numId w:val="28"/>
         </w:numPr>
         <w:jc w:val="both"/>
         <w:rPr>
@@ -13197,7 +13120,7 @@
         <w:pStyle w:val="ListeParagraf"/>
         <w:numPr>
           <w:ilvl w:val="0"/>
-          <w:numId w:val="40"/>
+          <w:numId w:val="28"/>
         </w:numPr>
         <w:jc w:val="both"/>
         <w:rPr>
@@ -13372,8 +13295,5451 @@
         <w:pStyle w:val="ListeParagraf"/>
         <w:numPr>
           <w:ilvl w:val="0"/>
-          <w:numId w:val="41"/>
+          <w:numId w:val="29"/>
         </w:numPr>
+        <w:jc w:val="both"/>
+        <w:rPr>
+          <w:rFonts w:eastAsiaTheme="minorEastAsia" w:cstheme="minorHAnsi"/>
+          <w:sz w:val="24"/>
+          <w:szCs w:val="24"/>
+        </w:rPr>
+      </w:pPr>
+      <w:r>
+        <w:rPr>
+          <w:rFonts w:eastAsiaTheme="minorEastAsia" w:cstheme="minorHAnsi"/>
+          <w:sz w:val="24"/>
+          <w:szCs w:val="24"/>
+        </w:rPr>
+        <w:t xml:space="preserve">Sınıf içerisinde tanımlanan </w:t>
+      </w:r>
+      <w:proofErr w:type="spellStart"/>
+      <w:r>
+        <w:rPr>
+          <w:rFonts w:eastAsiaTheme="minorEastAsia" w:cstheme="minorHAnsi"/>
+          <w:sz w:val="24"/>
+          <w:szCs w:val="24"/>
+        </w:rPr>
+        <w:t>instance</w:t>
+      </w:r>
+      <w:proofErr w:type="spellEnd"/>
+      <w:r>
+        <w:rPr>
+          <w:rFonts w:eastAsiaTheme="minorEastAsia" w:cstheme="minorHAnsi"/>
+          <w:sz w:val="24"/>
+          <w:szCs w:val="24"/>
+        </w:rPr>
+        <w:t xml:space="preserve"> </w:t>
+      </w:r>
+      <w:proofErr w:type="spellStart"/>
+      <w:r>
+        <w:rPr>
+          <w:rFonts w:eastAsiaTheme="minorEastAsia" w:cstheme="minorHAnsi"/>
+          <w:sz w:val="24"/>
+          <w:szCs w:val="24"/>
+        </w:rPr>
+        <w:t>veriables</w:t>
+      </w:r>
+      <w:proofErr w:type="spellEnd"/>
+      <w:r>
+        <w:rPr>
+          <w:rFonts w:eastAsiaTheme="minorEastAsia" w:cstheme="minorHAnsi"/>
+          <w:sz w:val="24"/>
+          <w:szCs w:val="24"/>
+        </w:rPr>
+        <w:t xml:space="preserve"> değişkenleri main içerisinde nesne oluşturularak çağırılır. Fakat “</w:t>
+      </w:r>
+      <w:proofErr w:type="spellStart"/>
+      <w:r>
+        <w:rPr>
+          <w:rFonts w:eastAsiaTheme="minorEastAsia" w:cstheme="minorHAnsi"/>
+          <w:sz w:val="24"/>
+          <w:szCs w:val="24"/>
+        </w:rPr>
+        <w:t>static</w:t>
+      </w:r>
+      <w:proofErr w:type="spellEnd"/>
+      <w:r>
+        <w:rPr>
+          <w:rFonts w:eastAsiaTheme="minorEastAsia" w:cstheme="minorHAnsi"/>
+          <w:sz w:val="24"/>
+          <w:szCs w:val="24"/>
+        </w:rPr>
+        <w:t>” anahtar kelimesi ile oluşturulan değişkenler nesneye değil sınıfa bağlı olan değişkenlerdir.</w:t>
+      </w:r>
+    </w:p>
+    <w:p>
+      <w:pPr>
+        <w:pStyle w:val="ListeParagraf"/>
+        <w:jc w:val="center"/>
+        <w:rPr>
+          <w:rFonts w:eastAsiaTheme="minorEastAsia" w:cstheme="minorHAnsi"/>
+          <w:sz w:val="24"/>
+          <w:szCs w:val="24"/>
+        </w:rPr>
+      </w:pPr>
+      <w:r>
+        <w:rPr>
+          <w:rFonts w:eastAsiaTheme="minorEastAsia" w:cstheme="minorHAnsi"/>
+          <w:noProof/>
+          <w:sz w:val="24"/>
+          <w:szCs w:val="24"/>
+        </w:rPr>
+        <w:lastRenderedPageBreak/>
+        <w:drawing>
+          <wp:inline distT="0" distB="0" distL="0" distR="0" wp14:anchorId="730CC603" wp14:editId="6A3854F6">
+            <wp:extent cx="2480945" cy="3640455"/>
+            <wp:effectExtent l="0" t="0" r="0" b="0"/>
+            <wp:docPr id="44" name="Resim 44"/>
+            <wp:cNvGraphicFramePr>
+              <a:graphicFrameLocks xmlns:a="http://schemas.openxmlformats.org/drawingml/2006/main" noChangeAspect="1"/>
+            </wp:cNvGraphicFramePr>
+            <a:graphic xmlns:a="http://schemas.openxmlformats.org/drawingml/2006/main">
+              <a:graphicData uri="http://schemas.openxmlformats.org/drawingml/2006/picture">
+                <pic:pic xmlns:pic="http://schemas.openxmlformats.org/drawingml/2006/picture">
+                  <pic:nvPicPr>
+                    <pic:cNvPr id="0" name="Picture 1"/>
+                    <pic:cNvPicPr>
+                      <a:picLocks noChangeAspect="1" noChangeArrowheads="1"/>
+                    </pic:cNvPicPr>
+                  </pic:nvPicPr>
+                  <pic:blipFill>
+                    <a:blip r:embed="rId80">
+                      <a:extLst>
+                        <a:ext uri="{28A0092B-C50C-407E-A947-70E740481C1C}">
+                          <a14:useLocalDpi xmlns:a14="http://schemas.microsoft.com/office/drawing/2010/main" val="0"/>
+                        </a:ext>
+                      </a:extLst>
+                    </a:blip>
+                    <a:srcRect/>
+                    <a:stretch>
+                      <a:fillRect/>
+                    </a:stretch>
+                  </pic:blipFill>
+                  <pic:spPr bwMode="auto">
+                    <a:xfrm>
+                      <a:off x="0" y="0"/>
+                      <a:ext cx="2480945" cy="3640455"/>
+                    </a:xfrm>
+                    <a:prstGeom prst="rect">
+                      <a:avLst/>
+                    </a:prstGeom>
+                    <a:noFill/>
+                    <a:ln>
+                      <a:noFill/>
+                    </a:ln>
+                  </pic:spPr>
+                </pic:pic>
+              </a:graphicData>
+            </a:graphic>
+          </wp:inline>
+        </w:drawing>
+      </w:r>
+    </w:p>
+    <w:p>
+      <w:pPr>
+        <w:pStyle w:val="ListeParagraf"/>
+        <w:jc w:val="center"/>
+        <w:rPr>
+          <w:rFonts w:eastAsiaTheme="minorEastAsia" w:cstheme="minorHAnsi"/>
+          <w:sz w:val="24"/>
+          <w:szCs w:val="24"/>
+        </w:rPr>
+      </w:pPr>
+    </w:p>
+    <w:p>
+      <w:pPr>
+        <w:pStyle w:val="ListeParagraf"/>
+        <w:jc w:val="center"/>
+        <w:rPr>
+          <w:rFonts w:eastAsiaTheme="minorEastAsia" w:cstheme="minorHAnsi"/>
+          <w:sz w:val="24"/>
+          <w:szCs w:val="24"/>
+        </w:rPr>
+      </w:pPr>
+      <w:r>
+        <w:rPr>
+          <w:rFonts w:eastAsiaTheme="minorEastAsia" w:cstheme="minorHAnsi"/>
+          <w:noProof/>
+          <w:sz w:val="24"/>
+          <w:szCs w:val="24"/>
+        </w:rPr>
+        <w:drawing>
+          <wp:inline distT="0" distB="0" distL="0" distR="0" wp14:anchorId="7210EA82" wp14:editId="5CAC9643">
+            <wp:extent cx="5757545" cy="2032000"/>
+            <wp:effectExtent l="0" t="0" r="0" b="6350"/>
+            <wp:docPr id="45" name="Resim 45"/>
+            <wp:cNvGraphicFramePr>
+              <a:graphicFrameLocks xmlns:a="http://schemas.openxmlformats.org/drawingml/2006/main" noChangeAspect="1"/>
+            </wp:cNvGraphicFramePr>
+            <a:graphic xmlns:a="http://schemas.openxmlformats.org/drawingml/2006/main">
+              <a:graphicData uri="http://schemas.openxmlformats.org/drawingml/2006/picture">
+                <pic:pic xmlns:pic="http://schemas.openxmlformats.org/drawingml/2006/picture">
+                  <pic:nvPicPr>
+                    <pic:cNvPr id="0" name="Picture 2"/>
+                    <pic:cNvPicPr>
+                      <a:picLocks noChangeAspect="1" noChangeArrowheads="1"/>
+                    </pic:cNvPicPr>
+                  </pic:nvPicPr>
+                  <pic:blipFill>
+                    <a:blip r:embed="rId81">
+                      <a:extLst>
+                        <a:ext uri="{28A0092B-C50C-407E-A947-70E740481C1C}">
+                          <a14:useLocalDpi xmlns:a14="http://schemas.microsoft.com/office/drawing/2010/main" val="0"/>
+                        </a:ext>
+                      </a:extLst>
+                    </a:blip>
+                    <a:srcRect/>
+                    <a:stretch>
+                      <a:fillRect/>
+                    </a:stretch>
+                  </pic:blipFill>
+                  <pic:spPr bwMode="auto">
+                    <a:xfrm>
+                      <a:off x="0" y="0"/>
+                      <a:ext cx="5757545" cy="2032000"/>
+                    </a:xfrm>
+                    <a:prstGeom prst="rect">
+                      <a:avLst/>
+                    </a:prstGeom>
+                    <a:noFill/>
+                    <a:ln>
+                      <a:noFill/>
+                    </a:ln>
+                  </pic:spPr>
+                </pic:pic>
+              </a:graphicData>
+            </a:graphic>
+          </wp:inline>
+        </w:drawing>
+      </w:r>
+    </w:p>
+    <w:p>
+      <w:pPr>
+        <w:pStyle w:val="ListeParagraf"/>
+        <w:rPr>
+          <w:rFonts w:eastAsiaTheme="minorEastAsia" w:cstheme="minorHAnsi"/>
+          <w:sz w:val="24"/>
+          <w:szCs w:val="24"/>
+        </w:rPr>
+      </w:pPr>
+    </w:p>
+    <w:p>
+      <w:pPr>
+        <w:pStyle w:val="ListeParagraf"/>
+        <w:numPr>
+          <w:ilvl w:val="0"/>
+          <w:numId w:val="29"/>
+        </w:numPr>
+        <w:jc w:val="both"/>
+        <w:rPr>
+          <w:rFonts w:eastAsiaTheme="minorEastAsia" w:cstheme="minorHAnsi"/>
+          <w:sz w:val="24"/>
+          <w:szCs w:val="24"/>
+        </w:rPr>
+      </w:pPr>
+      <w:r>
+        <w:rPr>
+          <w:rFonts w:eastAsiaTheme="minorEastAsia" w:cstheme="minorHAnsi"/>
+          <w:sz w:val="24"/>
+          <w:szCs w:val="24"/>
+        </w:rPr>
+        <w:t xml:space="preserve">Yukarıda </w:t>
+      </w:r>
+      <w:r>
+        <w:rPr>
+          <w:rFonts w:eastAsiaTheme="minorEastAsia" w:cstheme="minorHAnsi"/>
+          <w:sz w:val="24"/>
+          <w:szCs w:val="24"/>
+        </w:rPr>
+        <w:t>bulunan programda Matematik sınıfı içerisinde toplam ve fark işlemleri yapılmaktadır. Daha sonra bu işlemler main içerisinde yaptırılarak bu sınıf kullanılarak “Kaç işlem yapıldı?” sorusunun cevabı aranmaktadır. Eğer sınıf içerisinde bulunan “</w:t>
+      </w:r>
+      <w:proofErr w:type="spellStart"/>
+      <w:r>
+        <w:rPr>
+          <w:rFonts w:eastAsiaTheme="minorEastAsia" w:cstheme="minorHAnsi"/>
+          <w:sz w:val="24"/>
+          <w:szCs w:val="24"/>
+        </w:rPr>
+        <w:t>toplamIslemSayisi</w:t>
+      </w:r>
+      <w:proofErr w:type="spellEnd"/>
+      <w:r>
+        <w:rPr>
+          <w:rFonts w:eastAsiaTheme="minorEastAsia" w:cstheme="minorHAnsi"/>
+          <w:sz w:val="24"/>
+          <w:szCs w:val="24"/>
+        </w:rPr>
+        <w:t xml:space="preserve">” değişkeni nesneye bağlı yapılmış olsaydı her </w:t>
+      </w:r>
+      <w:r>
+        <w:rPr>
+          <w:rFonts w:eastAsiaTheme="minorEastAsia" w:cstheme="minorHAnsi"/>
+          <w:sz w:val="24"/>
+          <w:szCs w:val="24"/>
+        </w:rPr>
+        <w:t>nesne</w:t>
+      </w:r>
+      <w:r>
+        <w:rPr>
+          <w:rFonts w:eastAsiaTheme="minorEastAsia" w:cstheme="minorHAnsi"/>
+          <w:sz w:val="24"/>
+          <w:szCs w:val="24"/>
+        </w:rPr>
+        <w:t xml:space="preserve"> işleminden sonra bu değişken içerisine atanan değer sıfırlanıp bir sonraki </w:t>
+      </w:r>
+      <w:r>
+        <w:rPr>
+          <w:rFonts w:eastAsiaTheme="minorEastAsia" w:cstheme="minorHAnsi"/>
+          <w:sz w:val="24"/>
+          <w:szCs w:val="24"/>
+        </w:rPr>
+        <w:t>nesne</w:t>
+      </w:r>
+      <w:r>
+        <w:rPr>
+          <w:rFonts w:eastAsiaTheme="minorEastAsia" w:cstheme="minorHAnsi"/>
+          <w:sz w:val="24"/>
+          <w:szCs w:val="24"/>
+        </w:rPr>
+        <w:t xml:space="preserve"> işlemine geçecekti. Fakat nesneye bağlı olduğunda nesne içerisinde kullanılan </w:t>
+      </w:r>
+      <w:r>
+        <w:rPr>
+          <w:rFonts w:eastAsiaTheme="minorEastAsia" w:cstheme="minorHAnsi"/>
+          <w:sz w:val="24"/>
+          <w:szCs w:val="24"/>
+        </w:rPr>
+        <w:t>metotlar boyunca işlemleri sayar. Bu gibi durumlarda bu metot kullanılır.</w:t>
+      </w:r>
+    </w:p>
+    <w:p>
+      <w:pPr>
+        <w:pStyle w:val="ListeParagraf"/>
+        <w:numPr>
+          <w:ilvl w:val="0"/>
+          <w:numId w:val="29"/>
+        </w:numPr>
+        <w:jc w:val="both"/>
+        <w:rPr>
+          <w:rFonts w:eastAsiaTheme="minorEastAsia" w:cstheme="minorHAnsi"/>
+          <w:sz w:val="24"/>
+          <w:szCs w:val="24"/>
+        </w:rPr>
+      </w:pPr>
+      <w:r>
+        <w:rPr>
+          <w:rFonts w:eastAsiaTheme="minorEastAsia" w:cstheme="minorHAnsi"/>
+          <w:sz w:val="24"/>
+          <w:szCs w:val="24"/>
+        </w:rPr>
+        <w:t>Bu komut sadece değişkenlerle değil metotlar ile de kullanılabilir.</w:t>
+      </w:r>
+    </w:p>
+    <w:p>
+      <w:pPr>
+        <w:pStyle w:val="ListeParagraf"/>
+        <w:numPr>
+          <w:ilvl w:val="0"/>
+          <w:numId w:val="29"/>
+        </w:numPr>
+        <w:jc w:val="both"/>
+        <w:rPr>
+          <w:rFonts w:eastAsiaTheme="minorEastAsia" w:cstheme="minorHAnsi"/>
+          <w:sz w:val="24"/>
+          <w:szCs w:val="24"/>
+        </w:rPr>
+      </w:pPr>
+      <w:r>
+        <w:rPr>
+          <w:rFonts w:eastAsiaTheme="minorEastAsia" w:cstheme="minorHAnsi"/>
+          <w:sz w:val="24"/>
+          <w:szCs w:val="24"/>
+        </w:rPr>
+        <w:t>Main içerisinde oluşturulan nesne adı ile değil sınıf adı ile çağırılır.</w:t>
+      </w:r>
+    </w:p>
+    <w:p>
+      <w:pPr>
+        <w:jc w:val="center"/>
+        <w:rPr>
+          <w:rFonts w:eastAsiaTheme="minorEastAsia" w:cstheme="minorHAnsi"/>
+          <w:sz w:val="24"/>
+          <w:szCs w:val="24"/>
+        </w:rPr>
+      </w:pPr>
+      <w:r>
+        <w:rPr>
+          <w:rFonts w:eastAsiaTheme="minorEastAsia" w:cstheme="minorHAnsi"/>
+          <w:noProof/>
+          <w:sz w:val="24"/>
+          <w:szCs w:val="24"/>
+        </w:rPr>
+        <w:drawing>
+          <wp:inline distT="0" distB="0" distL="0" distR="0" wp14:anchorId="765049C6" wp14:editId="0AAE5063">
+            <wp:extent cx="1337945" cy="186055"/>
+            <wp:effectExtent l="0" t="0" r="0" b="4445"/>
+            <wp:docPr id="51" name="Resim 51"/>
+            <wp:cNvGraphicFramePr>
+              <a:graphicFrameLocks xmlns:a="http://schemas.openxmlformats.org/drawingml/2006/main" noChangeAspect="1"/>
+            </wp:cNvGraphicFramePr>
+            <a:graphic xmlns:a="http://schemas.openxmlformats.org/drawingml/2006/main">
+              <a:graphicData uri="http://schemas.openxmlformats.org/drawingml/2006/picture">
+                <pic:pic xmlns:pic="http://schemas.openxmlformats.org/drawingml/2006/picture">
+                  <pic:nvPicPr>
+                    <pic:cNvPr id="0" name="Picture 3"/>
+                    <pic:cNvPicPr>
+                      <a:picLocks noChangeAspect="1" noChangeArrowheads="1"/>
+                    </pic:cNvPicPr>
+                  </pic:nvPicPr>
+                  <pic:blipFill>
+                    <a:blip r:embed="rId82">
+                      <a:extLst>
+                        <a:ext uri="{28A0092B-C50C-407E-A947-70E740481C1C}">
+                          <a14:useLocalDpi xmlns:a14="http://schemas.microsoft.com/office/drawing/2010/main" val="0"/>
+                        </a:ext>
+                      </a:extLst>
+                    </a:blip>
+                    <a:srcRect/>
+                    <a:stretch>
+                      <a:fillRect/>
+                    </a:stretch>
+                  </pic:blipFill>
+                  <pic:spPr bwMode="auto">
+                    <a:xfrm>
+                      <a:off x="0" y="0"/>
+                      <a:ext cx="1337945" cy="186055"/>
+                    </a:xfrm>
+                    <a:prstGeom prst="rect">
+                      <a:avLst/>
+                    </a:prstGeom>
+                    <a:noFill/>
+                    <a:ln>
+                      <a:noFill/>
+                    </a:ln>
+                  </pic:spPr>
+                </pic:pic>
+              </a:graphicData>
+            </a:graphic>
+          </wp:inline>
+        </w:drawing>
+      </w:r>
+    </w:p>
+    <w:p>
+      <w:pPr>
+        <w:pStyle w:val="ListeParagraf"/>
+        <w:numPr>
+          <w:ilvl w:val="0"/>
+          <w:numId w:val="30"/>
+        </w:numPr>
+        <w:rPr>
+          <w:rFonts w:eastAsiaTheme="minorEastAsia" w:cstheme="minorHAnsi"/>
+          <w:sz w:val="24"/>
+          <w:szCs w:val="24"/>
+        </w:rPr>
+      </w:pPr>
+      <w:proofErr w:type="spellStart"/>
+      <w:r>
+        <w:rPr>
+          <w:rFonts w:eastAsiaTheme="minorEastAsia" w:cstheme="minorHAnsi"/>
+          <w:sz w:val="24"/>
+          <w:szCs w:val="24"/>
+        </w:rPr>
+        <w:t>İnstance</w:t>
+      </w:r>
+      <w:proofErr w:type="spellEnd"/>
+      <w:r>
+        <w:rPr>
+          <w:rFonts w:eastAsiaTheme="minorEastAsia" w:cstheme="minorHAnsi"/>
+          <w:sz w:val="24"/>
+          <w:szCs w:val="24"/>
+        </w:rPr>
+        <w:t xml:space="preserve"> </w:t>
+      </w:r>
+      <w:proofErr w:type="spellStart"/>
+      <w:r>
+        <w:rPr>
+          <w:rFonts w:eastAsiaTheme="minorEastAsia" w:cstheme="minorHAnsi"/>
+          <w:sz w:val="24"/>
+          <w:szCs w:val="24"/>
+        </w:rPr>
+        <w:t>veriables</w:t>
+      </w:r>
+      <w:proofErr w:type="spellEnd"/>
+      <w:r>
+        <w:rPr>
+          <w:rFonts w:eastAsiaTheme="minorEastAsia" w:cstheme="minorHAnsi"/>
+          <w:sz w:val="24"/>
+          <w:szCs w:val="24"/>
+        </w:rPr>
+        <w:t>, sınıfa bağlı metotlar (</w:t>
+      </w:r>
+      <w:proofErr w:type="spellStart"/>
+      <w:r>
+        <w:rPr>
+          <w:rFonts w:eastAsiaTheme="minorEastAsia" w:cstheme="minorHAnsi"/>
+          <w:sz w:val="24"/>
+          <w:szCs w:val="24"/>
+        </w:rPr>
+        <w:t>static</w:t>
+      </w:r>
+      <w:proofErr w:type="spellEnd"/>
+      <w:r>
+        <w:rPr>
+          <w:rFonts w:eastAsiaTheme="minorEastAsia" w:cstheme="minorHAnsi"/>
+          <w:sz w:val="24"/>
+          <w:szCs w:val="24"/>
+        </w:rPr>
+        <w:t xml:space="preserve"> ile oluşturulan metotlar) içinde çağırılamazlar. Fakat </w:t>
+      </w:r>
+      <w:proofErr w:type="spellStart"/>
+      <w:r>
+        <w:rPr>
+          <w:rFonts w:eastAsiaTheme="minorEastAsia" w:cstheme="minorHAnsi"/>
+          <w:sz w:val="24"/>
+          <w:szCs w:val="24"/>
+        </w:rPr>
+        <w:t>class</w:t>
+      </w:r>
+      <w:proofErr w:type="spellEnd"/>
+      <w:r>
+        <w:rPr>
+          <w:rFonts w:eastAsiaTheme="minorEastAsia" w:cstheme="minorHAnsi"/>
+          <w:sz w:val="24"/>
+          <w:szCs w:val="24"/>
+        </w:rPr>
+        <w:t xml:space="preserve"> </w:t>
+      </w:r>
+      <w:proofErr w:type="spellStart"/>
+      <w:r>
+        <w:rPr>
+          <w:rFonts w:eastAsiaTheme="minorEastAsia" w:cstheme="minorHAnsi"/>
+          <w:sz w:val="24"/>
+          <w:szCs w:val="24"/>
+        </w:rPr>
+        <w:t>veriables</w:t>
+      </w:r>
+      <w:proofErr w:type="spellEnd"/>
+      <w:r>
+        <w:rPr>
+          <w:rFonts w:eastAsiaTheme="minorEastAsia" w:cstheme="minorHAnsi"/>
+          <w:sz w:val="24"/>
+          <w:szCs w:val="24"/>
+        </w:rPr>
+        <w:t xml:space="preserve"> (</w:t>
+      </w:r>
+      <w:proofErr w:type="spellStart"/>
+      <w:r>
+        <w:rPr>
+          <w:rFonts w:eastAsiaTheme="minorEastAsia" w:cstheme="minorHAnsi"/>
+          <w:sz w:val="24"/>
+          <w:szCs w:val="24"/>
+        </w:rPr>
+        <w:t>static</w:t>
+      </w:r>
+      <w:proofErr w:type="spellEnd"/>
+      <w:r>
+        <w:rPr>
+          <w:rFonts w:eastAsiaTheme="minorEastAsia" w:cstheme="minorHAnsi"/>
+          <w:sz w:val="24"/>
+          <w:szCs w:val="24"/>
+        </w:rPr>
+        <w:t xml:space="preserve"> ile oluşturulan değişken veya metotlar) </w:t>
+      </w:r>
+      <w:r>
+        <w:rPr>
+          <w:rFonts w:eastAsiaTheme="minorEastAsia" w:cstheme="minorHAnsi"/>
+          <w:sz w:val="24"/>
+          <w:szCs w:val="24"/>
+        </w:rPr>
+        <w:lastRenderedPageBreak/>
+        <w:t>öğeleri nesne metotları içerisinde çağırılabilir. Aşağıdaki görselde bu tanım desteklenmiştir.</w:t>
+      </w:r>
+    </w:p>
+    <w:p>
+      <w:pPr>
+        <w:ind w:firstLine="360"/>
+        <w:rPr>
+          <w:rFonts w:eastAsiaTheme="minorEastAsia" w:cstheme="minorHAnsi"/>
+          <w:sz w:val="24"/>
+          <w:szCs w:val="24"/>
+        </w:rPr>
+      </w:pPr>
+      <w:r>
+        <w:rPr>
+          <w:rFonts w:eastAsiaTheme="minorEastAsia" w:cstheme="minorHAnsi"/>
+          <w:noProof/>
+          <w:sz w:val="24"/>
+          <w:szCs w:val="24"/>
+        </w:rPr>
+        <w:drawing>
+          <wp:inline distT="0" distB="0" distL="0" distR="0" wp14:anchorId="7BAB197F" wp14:editId="16CFD2C3">
+            <wp:extent cx="2328545" cy="1566545"/>
+            <wp:effectExtent l="0" t="0" r="0" b="0"/>
+            <wp:docPr id="60" name="Resim 60"/>
+            <wp:cNvGraphicFramePr>
+              <a:graphicFrameLocks xmlns:a="http://schemas.openxmlformats.org/drawingml/2006/main" noChangeAspect="1"/>
+            </wp:cNvGraphicFramePr>
+            <a:graphic xmlns:a="http://schemas.openxmlformats.org/drawingml/2006/main">
+              <a:graphicData uri="http://schemas.openxmlformats.org/drawingml/2006/picture">
+                <pic:pic xmlns:pic="http://schemas.openxmlformats.org/drawingml/2006/picture">
+                  <pic:nvPicPr>
+                    <pic:cNvPr id="0" name="Picture 5"/>
+                    <pic:cNvPicPr>
+                      <a:picLocks noChangeAspect="1" noChangeArrowheads="1"/>
+                    </pic:cNvPicPr>
+                  </pic:nvPicPr>
+                  <pic:blipFill>
+                    <a:blip r:embed="rId83">
+                      <a:extLst>
+                        <a:ext uri="{28A0092B-C50C-407E-A947-70E740481C1C}">
+                          <a14:useLocalDpi xmlns:a14="http://schemas.microsoft.com/office/drawing/2010/main" val="0"/>
+                        </a:ext>
+                      </a:extLst>
+                    </a:blip>
+                    <a:srcRect/>
+                    <a:stretch>
+                      <a:fillRect/>
+                    </a:stretch>
+                  </pic:blipFill>
+                  <pic:spPr bwMode="auto">
+                    <a:xfrm>
+                      <a:off x="0" y="0"/>
+                      <a:ext cx="2328545" cy="1566545"/>
+                    </a:xfrm>
+                    <a:prstGeom prst="rect">
+                      <a:avLst/>
+                    </a:prstGeom>
+                    <a:noFill/>
+                    <a:ln>
+                      <a:noFill/>
+                    </a:ln>
+                  </pic:spPr>
+                </pic:pic>
+              </a:graphicData>
+            </a:graphic>
+          </wp:inline>
+        </w:drawing>
+      </w:r>
+      <w:r>
+        <w:rPr>
+          <w:rFonts w:eastAsiaTheme="minorEastAsia" w:cstheme="minorHAnsi"/>
+          <w:sz w:val="24"/>
+          <w:szCs w:val="24"/>
+        </w:rPr>
+        <w:tab/>
+      </w:r>
+      <w:r>
+        <w:rPr>
+          <w:rFonts w:eastAsiaTheme="minorEastAsia" w:cstheme="minorHAnsi"/>
+          <w:sz w:val="24"/>
+          <w:szCs w:val="24"/>
+        </w:rPr>
+        <w:tab/>
+      </w:r>
+      <w:r>
+        <w:rPr>
+          <w:rFonts w:eastAsiaTheme="minorEastAsia" w:cstheme="minorHAnsi"/>
+          <w:noProof/>
+          <w:sz w:val="24"/>
+          <w:szCs w:val="24"/>
+        </w:rPr>
+        <w:drawing>
+          <wp:inline distT="0" distB="0" distL="0" distR="0" wp14:anchorId="72BA9C1C" wp14:editId="3EDA41A9">
+            <wp:extent cx="2328545" cy="1871345"/>
+            <wp:effectExtent l="0" t="0" r="0" b="0"/>
+            <wp:docPr id="67" name="Resim 67"/>
+            <wp:cNvGraphicFramePr>
+              <a:graphicFrameLocks xmlns:a="http://schemas.openxmlformats.org/drawingml/2006/main" noChangeAspect="1"/>
+            </wp:cNvGraphicFramePr>
+            <a:graphic xmlns:a="http://schemas.openxmlformats.org/drawingml/2006/main">
+              <a:graphicData uri="http://schemas.openxmlformats.org/drawingml/2006/picture">
+                <pic:pic xmlns:pic="http://schemas.openxmlformats.org/drawingml/2006/picture">
+                  <pic:nvPicPr>
+                    <pic:cNvPr id="0" name="Picture 6"/>
+                    <pic:cNvPicPr>
+                      <a:picLocks noChangeAspect="1" noChangeArrowheads="1"/>
+                    </pic:cNvPicPr>
+                  </pic:nvPicPr>
+                  <pic:blipFill>
+                    <a:blip r:embed="rId84">
+                      <a:extLst>
+                        <a:ext uri="{28A0092B-C50C-407E-A947-70E740481C1C}">
+                          <a14:useLocalDpi xmlns:a14="http://schemas.microsoft.com/office/drawing/2010/main" val="0"/>
+                        </a:ext>
+                      </a:extLst>
+                    </a:blip>
+                    <a:srcRect/>
+                    <a:stretch>
+                      <a:fillRect/>
+                    </a:stretch>
+                  </pic:blipFill>
+                  <pic:spPr bwMode="auto">
+                    <a:xfrm>
+                      <a:off x="0" y="0"/>
+                      <a:ext cx="2328545" cy="1871345"/>
+                    </a:xfrm>
+                    <a:prstGeom prst="rect">
+                      <a:avLst/>
+                    </a:prstGeom>
+                    <a:noFill/>
+                    <a:ln>
+                      <a:noFill/>
+                    </a:ln>
+                  </pic:spPr>
+                </pic:pic>
+              </a:graphicData>
+            </a:graphic>
+          </wp:inline>
+        </w:drawing>
+      </w:r>
+    </w:p>
+    <w:p>
+      <w:pPr>
+        <w:ind w:firstLine="360"/>
+        <w:rPr>
+          <w:rFonts w:eastAsiaTheme="minorEastAsia" w:cstheme="minorHAnsi"/>
+          <w:sz w:val="24"/>
+          <w:szCs w:val="24"/>
+        </w:rPr>
+      </w:pPr>
+    </w:p>
+    <w:p>
+      <w:pPr>
+        <w:ind w:firstLine="360"/>
+        <w:rPr>
+          <w:rFonts w:eastAsiaTheme="minorEastAsia" w:cstheme="minorHAnsi"/>
+          <w:b/>
+          <w:bCs/>
+          <w:sz w:val="24"/>
+          <w:szCs w:val="24"/>
+        </w:rPr>
+      </w:pPr>
+      <w:r>
+        <w:rPr>
+          <w:rFonts w:eastAsiaTheme="minorEastAsia" w:cstheme="minorHAnsi"/>
+          <w:b/>
+          <w:bCs/>
+          <w:sz w:val="24"/>
+          <w:szCs w:val="24"/>
+        </w:rPr>
+        <w:t xml:space="preserve">Final ve </w:t>
+      </w:r>
+      <w:proofErr w:type="spellStart"/>
+      <w:r>
+        <w:rPr>
+          <w:rFonts w:eastAsiaTheme="minorEastAsia" w:cstheme="minorHAnsi"/>
+          <w:b/>
+          <w:bCs/>
+          <w:sz w:val="24"/>
+          <w:szCs w:val="24"/>
+        </w:rPr>
+        <w:t>Const</w:t>
+      </w:r>
+      <w:proofErr w:type="spellEnd"/>
+    </w:p>
+    <w:p>
+      <w:pPr>
+        <w:pStyle w:val="ListeParagraf"/>
+        <w:numPr>
+          <w:ilvl w:val="0"/>
+          <w:numId w:val="30"/>
+        </w:numPr>
+        <w:rPr>
+          <w:rFonts w:eastAsiaTheme="minorEastAsia" w:cstheme="minorHAnsi"/>
+          <w:b/>
+          <w:bCs/>
+          <w:sz w:val="24"/>
+          <w:szCs w:val="24"/>
+        </w:rPr>
+      </w:pPr>
+      <w:r>
+        <w:rPr>
+          <w:rFonts w:eastAsiaTheme="minorEastAsia" w:cstheme="minorHAnsi"/>
+          <w:sz w:val="24"/>
+          <w:szCs w:val="24"/>
+        </w:rPr>
+        <w:t>Sabit değerli değişkenlerde kullanılır.</w:t>
+      </w:r>
+    </w:p>
+    <w:p>
+      <w:pPr>
+        <w:pStyle w:val="ListeParagraf"/>
+        <w:numPr>
+          <w:ilvl w:val="0"/>
+          <w:numId w:val="30"/>
+        </w:numPr>
+        <w:rPr>
+          <w:rFonts w:eastAsiaTheme="minorEastAsia" w:cstheme="minorHAnsi"/>
+          <w:b/>
+          <w:bCs/>
+          <w:sz w:val="24"/>
+          <w:szCs w:val="24"/>
+        </w:rPr>
+      </w:pPr>
+      <w:r>
+        <w:rPr>
+          <w:rFonts w:eastAsiaTheme="minorEastAsia" w:cstheme="minorHAnsi"/>
+          <w:sz w:val="24"/>
+          <w:szCs w:val="24"/>
+        </w:rPr>
+        <w:t xml:space="preserve">Bir değişkene atama yapılıp, daha sonra başka bir satırda değiştirmek istersek ve bu değişkeni final </w:t>
+      </w:r>
+      <w:proofErr w:type="gramStart"/>
+      <w:r>
+        <w:rPr>
+          <w:rFonts w:eastAsiaTheme="minorEastAsia" w:cstheme="minorHAnsi"/>
+          <w:sz w:val="24"/>
+          <w:szCs w:val="24"/>
+        </w:rPr>
+        <w:t>yada</w:t>
+      </w:r>
+      <w:proofErr w:type="gramEnd"/>
+      <w:r>
+        <w:rPr>
+          <w:rFonts w:eastAsiaTheme="minorEastAsia" w:cstheme="minorHAnsi"/>
+          <w:sz w:val="24"/>
+          <w:szCs w:val="24"/>
+        </w:rPr>
+        <w:t xml:space="preserve"> </w:t>
+      </w:r>
+      <w:proofErr w:type="spellStart"/>
+      <w:r>
+        <w:rPr>
+          <w:rFonts w:eastAsiaTheme="minorEastAsia" w:cstheme="minorHAnsi"/>
+          <w:sz w:val="24"/>
+          <w:szCs w:val="24"/>
+        </w:rPr>
+        <w:t>const</w:t>
+      </w:r>
+      <w:proofErr w:type="spellEnd"/>
+      <w:r>
+        <w:rPr>
+          <w:rFonts w:eastAsiaTheme="minorEastAsia" w:cstheme="minorHAnsi"/>
+          <w:sz w:val="24"/>
+          <w:szCs w:val="24"/>
+        </w:rPr>
+        <w:t xml:space="preserve"> ile tanımladıysak kod hata verir. Değişkenin yeni bir değer ile değiştirilmesine izin vermez.</w:t>
+      </w:r>
+    </w:p>
+    <w:p>
+      <w:pPr>
+        <w:pStyle w:val="ListeParagraf"/>
+        <w:numPr>
+          <w:ilvl w:val="0"/>
+          <w:numId w:val="30"/>
+        </w:numPr>
+        <w:rPr>
+          <w:rFonts w:eastAsiaTheme="minorEastAsia" w:cstheme="minorHAnsi"/>
+          <w:b/>
+          <w:bCs/>
+          <w:sz w:val="24"/>
+          <w:szCs w:val="24"/>
+        </w:rPr>
+      </w:pPr>
+      <w:r>
+        <w:rPr>
+          <w:rFonts w:eastAsiaTheme="minorEastAsia" w:cstheme="minorHAnsi"/>
+          <w:sz w:val="24"/>
+          <w:szCs w:val="24"/>
+        </w:rPr>
+        <w:t xml:space="preserve">Listeler için ise bu durun farklıdır. Final ile oluşturulan listelere eleman eklemek mümkündür fakat bu listeyi başka listeye atayamayız. </w:t>
+      </w:r>
+    </w:p>
+    <w:p>
+      <w:pPr>
+        <w:pStyle w:val="ListeParagraf"/>
+        <w:numPr>
+          <w:ilvl w:val="0"/>
+          <w:numId w:val="30"/>
+        </w:numPr>
+        <w:jc w:val="both"/>
+        <w:rPr>
+          <w:rFonts w:eastAsiaTheme="minorEastAsia" w:cstheme="minorHAnsi"/>
+          <w:b/>
+          <w:bCs/>
+          <w:sz w:val="24"/>
+          <w:szCs w:val="24"/>
+        </w:rPr>
+      </w:pPr>
+      <w:r>
+        <w:rPr>
+          <w:rFonts w:eastAsiaTheme="minorEastAsia" w:cstheme="minorHAnsi"/>
+          <w:sz w:val="24"/>
+          <w:szCs w:val="24"/>
+        </w:rPr>
+        <w:t xml:space="preserve">Oluşturulan değişkenler, listeler, </w:t>
+      </w:r>
+      <w:proofErr w:type="spellStart"/>
+      <w:r>
+        <w:rPr>
+          <w:rFonts w:eastAsiaTheme="minorEastAsia" w:cstheme="minorHAnsi"/>
+          <w:sz w:val="24"/>
+          <w:szCs w:val="24"/>
+        </w:rPr>
+        <w:t>mapler</w:t>
+      </w:r>
+      <w:proofErr w:type="spellEnd"/>
+      <w:r>
+        <w:rPr>
+          <w:rFonts w:eastAsiaTheme="minorEastAsia" w:cstheme="minorHAnsi"/>
+          <w:sz w:val="24"/>
+          <w:szCs w:val="24"/>
+        </w:rPr>
+        <w:t xml:space="preserve"> ve bunlar gibi yapılar oluşturulduklarında bellekte bir adreste tutulurlar. Final ile oluşturulan yapılarda listeye eleman eklediğimizde adres değişmediği için ekleme çıkarma yapılabilir. Fakat ilk tanımlanan listeden farklı bir listeye atama yaparsak (</w:t>
+      </w:r>
+      <w:r>
+        <w:rPr>
+          <w:rFonts w:eastAsiaTheme="minorEastAsia" w:cstheme="minorHAnsi"/>
+          <w:sz w:val="24"/>
+          <w:szCs w:val="24"/>
+          <w:highlight w:val="red"/>
+        </w:rPr>
+        <w:t xml:space="preserve">liste içindeki elemanlar birebir aynı olsa </w:t>
+      </w:r>
+      <w:proofErr w:type="gramStart"/>
+      <w:r>
+        <w:rPr>
+          <w:rFonts w:eastAsiaTheme="minorEastAsia" w:cstheme="minorHAnsi"/>
+          <w:sz w:val="24"/>
+          <w:szCs w:val="24"/>
+          <w:highlight w:val="red"/>
+        </w:rPr>
+        <w:t>bile</w:t>
+      </w:r>
+      <w:r>
+        <w:rPr>
+          <w:rFonts w:eastAsiaTheme="minorEastAsia" w:cstheme="minorHAnsi"/>
+          <w:sz w:val="24"/>
+          <w:szCs w:val="24"/>
+        </w:rPr>
+        <w:t xml:space="preserve">)  </w:t>
+      </w:r>
+      <w:r>
+        <w:rPr>
+          <w:rFonts w:eastAsiaTheme="minorEastAsia" w:cstheme="minorHAnsi"/>
+          <w:sz w:val="24"/>
+          <w:szCs w:val="24"/>
+        </w:rPr>
+        <w:t>liste</w:t>
+      </w:r>
+      <w:proofErr w:type="gramEnd"/>
+      <w:r>
+        <w:rPr>
+          <w:rFonts w:eastAsiaTheme="minorEastAsia" w:cstheme="minorHAnsi"/>
+          <w:sz w:val="24"/>
+          <w:szCs w:val="24"/>
+        </w:rPr>
+        <w:t xml:space="preserve"> adresleri birbirinden farklı olduğu için final buna izin vermez ve kod hata verir. </w:t>
+      </w:r>
+    </w:p>
+    <w:p>
+      <w:pPr>
+        <w:pStyle w:val="ListeParagraf"/>
+        <w:numPr>
+          <w:ilvl w:val="0"/>
+          <w:numId w:val="30"/>
+        </w:numPr>
+        <w:jc w:val="both"/>
+        <w:rPr>
+          <w:rFonts w:eastAsiaTheme="minorEastAsia" w:cstheme="minorHAnsi"/>
+          <w:b/>
+          <w:bCs/>
+          <w:sz w:val="24"/>
+          <w:szCs w:val="24"/>
+        </w:rPr>
+      </w:pPr>
+      <w:proofErr w:type="spellStart"/>
+      <w:r>
+        <w:rPr>
+          <w:rFonts w:eastAsiaTheme="minorEastAsia" w:cstheme="minorHAnsi"/>
+          <w:sz w:val="24"/>
+          <w:szCs w:val="24"/>
+        </w:rPr>
+        <w:t>Const</w:t>
+      </w:r>
+      <w:proofErr w:type="spellEnd"/>
+      <w:r>
+        <w:rPr>
+          <w:rFonts w:eastAsiaTheme="minorEastAsia" w:cstheme="minorHAnsi"/>
+          <w:sz w:val="24"/>
+          <w:szCs w:val="24"/>
+        </w:rPr>
+        <w:t xml:space="preserve"> ile oluşturulan listede ise liste elemanları aynı olursa bu liste kaç defa oluşturulursa oluşturulsun, hangi isimle kayıt edilirse edilsin sadece bellekte bir kere kayıt edilir. Final komutunda eleman ekleme çıkarma yapılırken </w:t>
+      </w:r>
+      <w:proofErr w:type="spellStart"/>
+      <w:r>
+        <w:rPr>
+          <w:rFonts w:eastAsiaTheme="minorEastAsia" w:cstheme="minorHAnsi"/>
+          <w:sz w:val="24"/>
+          <w:szCs w:val="24"/>
+        </w:rPr>
+        <w:t>const</w:t>
+      </w:r>
+      <w:proofErr w:type="spellEnd"/>
+      <w:r>
+        <w:rPr>
+          <w:rFonts w:eastAsiaTheme="minorEastAsia" w:cstheme="minorHAnsi"/>
+          <w:sz w:val="24"/>
+          <w:szCs w:val="24"/>
+        </w:rPr>
+        <w:t xml:space="preserve"> ile oluşturulan listelerde bu durum söz konusu değildir. </w:t>
+      </w:r>
+    </w:p>
+    <w:p>
+      <w:pPr>
+        <w:jc w:val="center"/>
+        <w:rPr>
+          <w:rFonts w:eastAsiaTheme="minorEastAsia" w:cstheme="minorHAnsi"/>
+          <w:b/>
+          <w:bCs/>
+          <w:sz w:val="24"/>
+          <w:szCs w:val="24"/>
+        </w:rPr>
+      </w:pPr>
+      <w:r>
+        <w:rPr>
+          <w:rFonts w:eastAsiaTheme="minorEastAsia" w:cstheme="minorHAnsi"/>
+          <w:b/>
+          <w:bCs/>
+          <w:noProof/>
+          <w:sz w:val="24"/>
+          <w:szCs w:val="24"/>
+        </w:rPr>
+        <w:lastRenderedPageBreak/>
+        <w:drawing>
+          <wp:inline distT="0" distB="0" distL="0" distR="0" wp14:anchorId="3392416D" wp14:editId="491C1610">
+            <wp:extent cx="5681345" cy="3733800"/>
+            <wp:effectExtent l="0" t="0" r="0" b="0"/>
+            <wp:docPr id="79" name="Resim 79"/>
+            <wp:cNvGraphicFramePr>
+              <a:graphicFrameLocks xmlns:a="http://schemas.openxmlformats.org/drawingml/2006/main" noChangeAspect="1"/>
+            </wp:cNvGraphicFramePr>
+            <a:graphic xmlns:a="http://schemas.openxmlformats.org/drawingml/2006/main">
+              <a:graphicData uri="http://schemas.openxmlformats.org/drawingml/2006/picture">
+                <pic:pic xmlns:pic="http://schemas.openxmlformats.org/drawingml/2006/picture">
+                  <pic:nvPicPr>
+                    <pic:cNvPr id="0" name="Picture 7"/>
+                    <pic:cNvPicPr>
+                      <a:picLocks noChangeAspect="1" noChangeArrowheads="1"/>
+                    </pic:cNvPicPr>
+                  </pic:nvPicPr>
+                  <pic:blipFill>
+                    <a:blip r:embed="rId85">
+                      <a:extLst>
+                        <a:ext uri="{28A0092B-C50C-407E-A947-70E740481C1C}">
+                          <a14:useLocalDpi xmlns:a14="http://schemas.microsoft.com/office/drawing/2010/main" val="0"/>
+                        </a:ext>
+                      </a:extLst>
+                    </a:blip>
+                    <a:srcRect/>
+                    <a:stretch>
+                      <a:fillRect/>
+                    </a:stretch>
+                  </pic:blipFill>
+                  <pic:spPr bwMode="auto">
+                    <a:xfrm>
+                      <a:off x="0" y="0"/>
+                      <a:ext cx="5681345" cy="3733800"/>
+                    </a:xfrm>
+                    <a:prstGeom prst="rect">
+                      <a:avLst/>
+                    </a:prstGeom>
+                    <a:noFill/>
+                    <a:ln>
+                      <a:noFill/>
+                    </a:ln>
+                  </pic:spPr>
+                </pic:pic>
+              </a:graphicData>
+            </a:graphic>
+          </wp:inline>
+        </w:drawing>
+      </w:r>
+    </w:p>
+    <w:p>
+      <w:pPr>
+        <w:jc w:val="center"/>
+        <w:rPr>
+          <w:rFonts w:eastAsiaTheme="minorEastAsia" w:cstheme="minorHAnsi"/>
+          <w:b/>
+          <w:bCs/>
+          <w:sz w:val="24"/>
+          <w:szCs w:val="24"/>
+        </w:rPr>
+      </w:pPr>
+      <w:r>
+        <w:rPr>
+          <w:rFonts w:eastAsiaTheme="minorEastAsia" w:cstheme="minorHAnsi"/>
+          <w:b/>
+          <w:bCs/>
+          <w:noProof/>
+          <w:sz w:val="24"/>
+          <w:szCs w:val="24"/>
+        </w:rPr>
+        <w:drawing>
+          <wp:inline distT="0" distB="0" distL="0" distR="0" wp14:anchorId="220B54BA" wp14:editId="44DF4041">
+            <wp:extent cx="863600" cy="575945"/>
+            <wp:effectExtent l="0" t="0" r="0" b="0"/>
+            <wp:docPr id="82" name="Resim 82"/>
+            <wp:cNvGraphicFramePr>
+              <a:graphicFrameLocks xmlns:a="http://schemas.openxmlformats.org/drawingml/2006/main" noChangeAspect="1"/>
+            </wp:cNvGraphicFramePr>
+            <a:graphic xmlns:a="http://schemas.openxmlformats.org/drawingml/2006/main">
+              <a:graphicData uri="http://schemas.openxmlformats.org/drawingml/2006/picture">
+                <pic:pic xmlns:pic="http://schemas.openxmlformats.org/drawingml/2006/picture">
+                  <pic:nvPicPr>
+                    <pic:cNvPr id="0" name="Picture 8"/>
+                    <pic:cNvPicPr>
+                      <a:picLocks noChangeAspect="1" noChangeArrowheads="1"/>
+                    </pic:cNvPicPr>
+                  </pic:nvPicPr>
+                  <pic:blipFill>
+                    <a:blip r:embed="rId86">
+                      <a:extLst>
+                        <a:ext uri="{28A0092B-C50C-407E-A947-70E740481C1C}">
+                          <a14:useLocalDpi xmlns:a14="http://schemas.microsoft.com/office/drawing/2010/main" val="0"/>
+                        </a:ext>
+                      </a:extLst>
+                    </a:blip>
+                    <a:srcRect/>
+                    <a:stretch>
+                      <a:fillRect/>
+                    </a:stretch>
+                  </pic:blipFill>
+                  <pic:spPr bwMode="auto">
+                    <a:xfrm>
+                      <a:off x="0" y="0"/>
+                      <a:ext cx="863600" cy="575945"/>
+                    </a:xfrm>
+                    <a:prstGeom prst="rect">
+                      <a:avLst/>
+                    </a:prstGeom>
+                    <a:noFill/>
+                    <a:ln>
+                      <a:noFill/>
+                    </a:ln>
+                  </pic:spPr>
+                </pic:pic>
+              </a:graphicData>
+            </a:graphic>
+          </wp:inline>
+        </w:drawing>
+      </w:r>
+    </w:p>
+    <w:p>
+      <w:pPr>
+        <w:pStyle w:val="ListeParagraf"/>
+        <w:numPr>
+          <w:ilvl w:val="0"/>
+          <w:numId w:val="31"/>
+        </w:numPr>
+        <w:jc w:val="both"/>
+        <w:rPr>
+          <w:rFonts w:eastAsiaTheme="minorEastAsia" w:cstheme="minorHAnsi"/>
+          <w:b/>
+          <w:bCs/>
+          <w:sz w:val="24"/>
+          <w:szCs w:val="24"/>
+        </w:rPr>
+      </w:pPr>
+      <w:r>
+        <w:rPr>
+          <w:rFonts w:eastAsiaTheme="minorEastAsia" w:cstheme="minorHAnsi"/>
+          <w:sz w:val="24"/>
+          <w:szCs w:val="24"/>
+        </w:rPr>
+        <w:t xml:space="preserve">Lite1 ve liste2 final komutu ile, liste3 ve liste4 </w:t>
+      </w:r>
+      <w:proofErr w:type="spellStart"/>
+      <w:r>
+        <w:rPr>
+          <w:rFonts w:eastAsiaTheme="minorEastAsia" w:cstheme="minorHAnsi"/>
+          <w:sz w:val="24"/>
+          <w:szCs w:val="24"/>
+        </w:rPr>
+        <w:t>const</w:t>
+      </w:r>
+      <w:proofErr w:type="spellEnd"/>
+      <w:r>
+        <w:rPr>
+          <w:rFonts w:eastAsiaTheme="minorEastAsia" w:cstheme="minorHAnsi"/>
+          <w:sz w:val="24"/>
+          <w:szCs w:val="24"/>
+        </w:rPr>
+        <w:t xml:space="preserve"> komutu ile oluşturulmuştur. Çıktıda görüldüğü gibi </w:t>
+      </w:r>
+      <w:proofErr w:type="spellStart"/>
+      <w:r>
+        <w:rPr>
+          <w:rFonts w:eastAsiaTheme="minorEastAsia" w:cstheme="minorHAnsi"/>
+          <w:sz w:val="24"/>
+          <w:szCs w:val="24"/>
+        </w:rPr>
+        <w:t>const</w:t>
+      </w:r>
+      <w:proofErr w:type="spellEnd"/>
+      <w:r>
+        <w:rPr>
+          <w:rFonts w:eastAsiaTheme="minorEastAsia" w:cstheme="minorHAnsi"/>
+          <w:sz w:val="24"/>
+          <w:szCs w:val="24"/>
+        </w:rPr>
+        <w:t xml:space="preserve"> ile yapılan liste elemanları birbirine eşit, final ile yapılan liste elemanları birbirine eşit değildir. Çünkü liste elemanlarına değil listelerin bellekteki adreslerine bakılmaktadır.</w:t>
+      </w:r>
+    </w:p>
+    <w:p>
+      <w:pPr>
+        <w:pStyle w:val="ListeParagraf"/>
+        <w:numPr>
+          <w:ilvl w:val="0"/>
+          <w:numId w:val="31"/>
+        </w:numPr>
+        <w:jc w:val="both"/>
+        <w:rPr>
+          <w:rFonts w:eastAsiaTheme="minorEastAsia" w:cstheme="minorHAnsi"/>
+          <w:b/>
+          <w:bCs/>
+          <w:sz w:val="24"/>
+          <w:szCs w:val="24"/>
+        </w:rPr>
+      </w:pPr>
+      <w:r>
+        <w:rPr>
+          <w:rFonts w:eastAsiaTheme="minorEastAsia" w:cstheme="minorHAnsi"/>
+          <w:sz w:val="24"/>
+          <w:szCs w:val="24"/>
+        </w:rPr>
+        <w:t xml:space="preserve">Final ve </w:t>
+      </w:r>
+      <w:proofErr w:type="spellStart"/>
+      <w:r>
+        <w:rPr>
+          <w:rFonts w:eastAsiaTheme="minorEastAsia" w:cstheme="minorHAnsi"/>
+          <w:sz w:val="24"/>
+          <w:szCs w:val="24"/>
+        </w:rPr>
+        <w:t>const</w:t>
+      </w:r>
+      <w:proofErr w:type="spellEnd"/>
+      <w:r>
+        <w:rPr>
+          <w:rFonts w:eastAsiaTheme="minorEastAsia" w:cstheme="minorHAnsi"/>
+          <w:sz w:val="24"/>
+          <w:szCs w:val="24"/>
+        </w:rPr>
+        <w:t xml:space="preserve"> ile oluşturulan değişkenlere, değişken tipleri de atanabilir fakat “var” değişkeni ile tanımlanamazlar.</w:t>
+      </w:r>
+    </w:p>
+    <w:p>
+      <w:pPr>
+        <w:pStyle w:val="ListeParagraf"/>
+        <w:numPr>
+          <w:ilvl w:val="0"/>
+          <w:numId w:val="31"/>
+        </w:numPr>
+        <w:jc w:val="both"/>
+        <w:rPr>
+          <w:rFonts w:eastAsiaTheme="minorEastAsia" w:cstheme="minorHAnsi"/>
+          <w:b/>
+          <w:bCs/>
+          <w:sz w:val="24"/>
+          <w:szCs w:val="24"/>
+        </w:rPr>
+      </w:pPr>
+      <w:r>
+        <w:rPr>
+          <w:rFonts w:eastAsiaTheme="minorEastAsia" w:cstheme="minorHAnsi"/>
+          <w:sz w:val="24"/>
+          <w:szCs w:val="24"/>
+        </w:rPr>
+        <w:t xml:space="preserve">Bu yapı sınıflarla da kullanılabilir. Sınıfın kurucu metoduna final </w:t>
+      </w:r>
+      <w:proofErr w:type="gramStart"/>
+      <w:r>
+        <w:rPr>
+          <w:rFonts w:eastAsiaTheme="minorEastAsia" w:cstheme="minorHAnsi"/>
+          <w:sz w:val="24"/>
+          <w:szCs w:val="24"/>
+        </w:rPr>
+        <w:t>yada</w:t>
+      </w:r>
+      <w:proofErr w:type="gramEnd"/>
+      <w:r>
+        <w:rPr>
+          <w:rFonts w:eastAsiaTheme="minorEastAsia" w:cstheme="minorHAnsi"/>
+          <w:sz w:val="24"/>
+          <w:szCs w:val="24"/>
+        </w:rPr>
+        <w:t xml:space="preserve"> </w:t>
+      </w:r>
+      <w:proofErr w:type="spellStart"/>
+      <w:r>
+        <w:rPr>
+          <w:rFonts w:eastAsiaTheme="minorEastAsia" w:cstheme="minorHAnsi"/>
+          <w:sz w:val="24"/>
+          <w:szCs w:val="24"/>
+        </w:rPr>
+        <w:t>const</w:t>
+      </w:r>
+      <w:proofErr w:type="spellEnd"/>
+      <w:r>
+        <w:rPr>
+          <w:rFonts w:eastAsiaTheme="minorEastAsia" w:cstheme="minorHAnsi"/>
+          <w:sz w:val="24"/>
+          <w:szCs w:val="24"/>
+        </w:rPr>
+        <w:t xml:space="preserve"> yazılır. Daha sonra main içerisinde de oluşturulan nesne </w:t>
+      </w:r>
+      <w:proofErr w:type="gramStart"/>
+      <w:r>
+        <w:rPr>
+          <w:rFonts w:eastAsiaTheme="minorEastAsia" w:cstheme="minorHAnsi"/>
+          <w:sz w:val="24"/>
+          <w:szCs w:val="24"/>
+        </w:rPr>
+        <w:t>için  de</w:t>
+      </w:r>
+      <w:proofErr w:type="gramEnd"/>
+      <w:r>
+        <w:rPr>
+          <w:rFonts w:eastAsiaTheme="minorEastAsia" w:cstheme="minorHAnsi"/>
+          <w:sz w:val="24"/>
+          <w:szCs w:val="24"/>
+        </w:rPr>
+        <w:t xml:space="preserve"> </w:t>
+      </w:r>
+      <w:proofErr w:type="spellStart"/>
+      <w:r>
+        <w:rPr>
+          <w:rFonts w:eastAsiaTheme="minorEastAsia" w:cstheme="minorHAnsi"/>
+          <w:sz w:val="24"/>
+          <w:szCs w:val="24"/>
+        </w:rPr>
+        <w:t>const</w:t>
+      </w:r>
+      <w:proofErr w:type="spellEnd"/>
+      <w:r>
+        <w:rPr>
+          <w:rFonts w:eastAsiaTheme="minorEastAsia" w:cstheme="minorHAnsi"/>
+          <w:sz w:val="24"/>
+          <w:szCs w:val="24"/>
+        </w:rPr>
+        <w:t xml:space="preserve"> ve final yazılabilir.</w:t>
+      </w:r>
+    </w:p>
+    <w:p>
+      <w:pPr>
+        <w:jc w:val="center"/>
+        <w:rPr>
+          <w:rFonts w:eastAsiaTheme="minorEastAsia" w:cstheme="minorHAnsi"/>
+          <w:b/>
+          <w:bCs/>
+          <w:noProof/>
+          <w:sz w:val="24"/>
+          <w:szCs w:val="24"/>
+        </w:rPr>
+      </w:pPr>
+      <w:r>
+        <w:rPr>
+          <w:rFonts w:eastAsiaTheme="minorEastAsia" w:cstheme="minorHAnsi"/>
+          <w:b/>
+          <w:bCs/>
+          <w:noProof/>
+          <w:sz w:val="24"/>
+          <w:szCs w:val="24"/>
+        </w:rPr>
+        <w:lastRenderedPageBreak/>
+        <w:drawing>
+          <wp:inline distT="0" distB="0" distL="0" distR="0" wp14:anchorId="47323036" wp14:editId="25464DC1">
+            <wp:extent cx="3386455" cy="2734945"/>
+            <wp:effectExtent l="0" t="0" r="4445" b="8255"/>
+            <wp:docPr id="83" name="Resim 83"/>
+            <wp:cNvGraphicFramePr>
+              <a:graphicFrameLocks xmlns:a="http://schemas.openxmlformats.org/drawingml/2006/main" noChangeAspect="1"/>
+            </wp:cNvGraphicFramePr>
+            <a:graphic xmlns:a="http://schemas.openxmlformats.org/drawingml/2006/main">
+              <a:graphicData uri="http://schemas.openxmlformats.org/drawingml/2006/picture">
+                <pic:pic xmlns:pic="http://schemas.openxmlformats.org/drawingml/2006/picture">
+                  <pic:nvPicPr>
+                    <pic:cNvPr id="0" name="Picture 9"/>
+                    <pic:cNvPicPr>
+                      <a:picLocks noChangeAspect="1" noChangeArrowheads="1"/>
+                    </pic:cNvPicPr>
+                  </pic:nvPicPr>
+                  <pic:blipFill>
+                    <a:blip r:embed="rId87">
+                      <a:extLst>
+                        <a:ext uri="{28A0092B-C50C-407E-A947-70E740481C1C}">
+                          <a14:useLocalDpi xmlns:a14="http://schemas.microsoft.com/office/drawing/2010/main" val="0"/>
+                        </a:ext>
+                      </a:extLst>
+                    </a:blip>
+                    <a:srcRect/>
+                    <a:stretch>
+                      <a:fillRect/>
+                    </a:stretch>
+                  </pic:blipFill>
+                  <pic:spPr bwMode="auto">
+                    <a:xfrm>
+                      <a:off x="0" y="0"/>
+                      <a:ext cx="3386455" cy="2734945"/>
+                    </a:xfrm>
+                    <a:prstGeom prst="rect">
+                      <a:avLst/>
+                    </a:prstGeom>
+                    <a:noFill/>
+                    <a:ln>
+                      <a:noFill/>
+                    </a:ln>
+                  </pic:spPr>
+                </pic:pic>
+              </a:graphicData>
+            </a:graphic>
+          </wp:inline>
+        </w:drawing>
+      </w:r>
+    </w:p>
+    <w:p>
+      <w:pPr>
+        <w:jc w:val="center"/>
+        <w:rPr>
+          <w:rFonts w:eastAsiaTheme="minorEastAsia" w:cstheme="minorHAnsi"/>
+          <w:b/>
+          <w:bCs/>
+          <w:sz w:val="24"/>
+          <w:szCs w:val="24"/>
+        </w:rPr>
+      </w:pPr>
+      <w:r>
+        <w:rPr>
+          <w:rFonts w:eastAsiaTheme="minorEastAsia" w:cstheme="minorHAnsi"/>
+          <w:b/>
+          <w:bCs/>
+          <w:noProof/>
+          <w:sz w:val="24"/>
+          <w:szCs w:val="24"/>
+        </w:rPr>
+        <w:drawing>
+          <wp:inline distT="0" distB="0" distL="0" distR="0" wp14:anchorId="37AC6F99" wp14:editId="1C56F9EC">
+            <wp:extent cx="558800" cy="296545"/>
+            <wp:effectExtent l="0" t="0" r="0" b="8255"/>
+            <wp:docPr id="85" name="Resim 85"/>
+            <wp:cNvGraphicFramePr>
+              <a:graphicFrameLocks xmlns:a="http://schemas.openxmlformats.org/drawingml/2006/main" noChangeAspect="1"/>
+            </wp:cNvGraphicFramePr>
+            <a:graphic xmlns:a="http://schemas.openxmlformats.org/drawingml/2006/main">
+              <a:graphicData uri="http://schemas.openxmlformats.org/drawingml/2006/picture">
+                <pic:pic xmlns:pic="http://schemas.openxmlformats.org/drawingml/2006/picture">
+                  <pic:nvPicPr>
+                    <pic:cNvPr id="0" name="Picture 11"/>
+                    <pic:cNvPicPr>
+                      <a:picLocks noChangeAspect="1" noChangeArrowheads="1"/>
+                    </pic:cNvPicPr>
+                  </pic:nvPicPr>
+                  <pic:blipFill>
+                    <a:blip r:embed="rId88">
+                      <a:extLst>
+                        <a:ext uri="{28A0092B-C50C-407E-A947-70E740481C1C}">
+                          <a14:useLocalDpi xmlns:a14="http://schemas.microsoft.com/office/drawing/2010/main" val="0"/>
+                        </a:ext>
+                      </a:extLst>
+                    </a:blip>
+                    <a:srcRect/>
+                    <a:stretch>
+                      <a:fillRect/>
+                    </a:stretch>
+                  </pic:blipFill>
+                  <pic:spPr bwMode="auto">
+                    <a:xfrm>
+                      <a:off x="0" y="0"/>
+                      <a:ext cx="558800" cy="296545"/>
+                    </a:xfrm>
+                    <a:prstGeom prst="rect">
+                      <a:avLst/>
+                    </a:prstGeom>
+                    <a:noFill/>
+                    <a:ln>
+                      <a:noFill/>
+                    </a:ln>
+                  </pic:spPr>
+                </pic:pic>
+              </a:graphicData>
+            </a:graphic>
+          </wp:inline>
+        </w:drawing>
+      </w:r>
+    </w:p>
+    <w:p>
+      <w:pPr>
+        <w:pStyle w:val="ListeParagraf"/>
+        <w:numPr>
+          <w:ilvl w:val="0"/>
+          <w:numId w:val="32"/>
+        </w:numPr>
+        <w:rPr>
+          <w:rFonts w:eastAsiaTheme="minorEastAsia" w:cstheme="minorHAnsi"/>
+          <w:b/>
+          <w:bCs/>
+          <w:sz w:val="24"/>
+          <w:szCs w:val="24"/>
+        </w:rPr>
+      </w:pPr>
+      <w:r>
+        <w:rPr>
+          <w:rFonts w:eastAsiaTheme="minorEastAsia" w:cstheme="minorHAnsi"/>
+          <w:sz w:val="24"/>
+          <w:szCs w:val="24"/>
+        </w:rPr>
+        <w:t xml:space="preserve">İki farklı isimde fakat aynı elemanlara sahip iki nesne </w:t>
+      </w:r>
+      <w:proofErr w:type="spellStart"/>
+      <w:r>
+        <w:rPr>
+          <w:rFonts w:eastAsiaTheme="minorEastAsia" w:cstheme="minorHAnsi"/>
+          <w:sz w:val="24"/>
+          <w:szCs w:val="24"/>
+        </w:rPr>
+        <w:t>const</w:t>
+      </w:r>
+      <w:proofErr w:type="spellEnd"/>
+      <w:r>
+        <w:rPr>
+          <w:rFonts w:eastAsiaTheme="minorEastAsia" w:cstheme="minorHAnsi"/>
+          <w:sz w:val="24"/>
+          <w:szCs w:val="24"/>
+        </w:rPr>
+        <w:t xml:space="preserve"> ile oluşturulmuştur. Nesne içerikleri aynı olduğu için ekran çıktısı yukarıdaki görselde olduğu gibidir.</w:t>
+      </w:r>
+    </w:p>
+    <w:p>
+      <w:pPr>
+        <w:rPr>
+          <w:rFonts w:eastAsiaTheme="minorEastAsia" w:cstheme="minorHAnsi"/>
+          <w:b/>
+          <w:bCs/>
+          <w:sz w:val="24"/>
+          <w:szCs w:val="24"/>
+        </w:rPr>
+      </w:pPr>
+    </w:p>
+    <w:p>
+      <w:pPr>
+        <w:rPr>
+          <w:rFonts w:eastAsiaTheme="minorEastAsia" w:cstheme="minorHAnsi"/>
+          <w:b/>
+          <w:bCs/>
+          <w:sz w:val="24"/>
+          <w:szCs w:val="24"/>
+        </w:rPr>
+      </w:pPr>
+      <w:proofErr w:type="spellStart"/>
+      <w:r>
+        <w:rPr>
+          <w:rFonts w:eastAsiaTheme="minorEastAsia" w:cstheme="minorHAnsi"/>
+          <w:b/>
+          <w:bCs/>
+          <w:sz w:val="24"/>
+          <w:szCs w:val="24"/>
+        </w:rPr>
+        <w:t>Lambda</w:t>
+      </w:r>
+      <w:proofErr w:type="spellEnd"/>
+      <w:r>
+        <w:rPr>
+          <w:rFonts w:eastAsiaTheme="minorEastAsia" w:cstheme="minorHAnsi"/>
+          <w:b/>
+          <w:bCs/>
+          <w:sz w:val="24"/>
+          <w:szCs w:val="24"/>
+        </w:rPr>
+        <w:t xml:space="preserve"> </w:t>
+      </w:r>
+    </w:p>
+    <w:p>
+      <w:pPr>
+        <w:pStyle w:val="ListeParagraf"/>
+        <w:numPr>
+          <w:ilvl w:val="0"/>
+          <w:numId w:val="32"/>
+        </w:numPr>
+        <w:jc w:val="both"/>
+        <w:rPr>
+          <w:rFonts w:eastAsiaTheme="minorEastAsia" w:cstheme="minorHAnsi"/>
+          <w:sz w:val="24"/>
+          <w:szCs w:val="24"/>
+        </w:rPr>
+      </w:pPr>
+      <w:r>
+        <w:rPr>
+          <w:rFonts w:eastAsiaTheme="minorEastAsia" w:cstheme="minorHAnsi"/>
+          <w:sz w:val="24"/>
+          <w:szCs w:val="24"/>
+        </w:rPr>
+        <w:t xml:space="preserve">İsmi olmayan fonksiyonlardır. </w:t>
+      </w:r>
+    </w:p>
+    <w:p>
+      <w:pPr>
+        <w:pStyle w:val="ListeParagraf"/>
+        <w:numPr>
+          <w:ilvl w:val="0"/>
+          <w:numId w:val="32"/>
+        </w:numPr>
+        <w:jc w:val="both"/>
+        <w:rPr>
+          <w:rFonts w:eastAsiaTheme="minorEastAsia" w:cstheme="minorHAnsi"/>
+          <w:sz w:val="24"/>
+          <w:szCs w:val="24"/>
+        </w:rPr>
+      </w:pPr>
+      <w:r>
+        <w:rPr>
+          <w:rFonts w:eastAsiaTheme="minorEastAsia" w:cstheme="minorHAnsi"/>
+          <w:sz w:val="24"/>
+          <w:szCs w:val="24"/>
+        </w:rPr>
+        <w:t>Bu tür fonksiyonların tipi “</w:t>
+      </w:r>
+      <w:proofErr w:type="spellStart"/>
+      <w:r>
+        <w:rPr>
+          <w:rFonts w:eastAsiaTheme="minorEastAsia" w:cstheme="minorHAnsi"/>
+          <w:sz w:val="24"/>
+          <w:szCs w:val="24"/>
+        </w:rPr>
+        <w:t>Function</w:t>
+      </w:r>
+      <w:proofErr w:type="spellEnd"/>
+      <w:r>
+        <w:rPr>
+          <w:rFonts w:eastAsiaTheme="minorEastAsia" w:cstheme="minorHAnsi"/>
+          <w:sz w:val="24"/>
+          <w:szCs w:val="24"/>
+        </w:rPr>
+        <w:t xml:space="preserve">”’ </w:t>
+      </w:r>
+      <w:proofErr w:type="spellStart"/>
+      <w:r>
+        <w:rPr>
+          <w:rFonts w:eastAsiaTheme="minorEastAsia" w:cstheme="minorHAnsi"/>
+          <w:sz w:val="24"/>
+          <w:szCs w:val="24"/>
+        </w:rPr>
+        <w:t>dır</w:t>
+      </w:r>
+      <w:proofErr w:type="spellEnd"/>
+      <w:r>
+        <w:rPr>
+          <w:rFonts w:eastAsiaTheme="minorEastAsia" w:cstheme="minorHAnsi"/>
+          <w:sz w:val="24"/>
+          <w:szCs w:val="24"/>
+        </w:rPr>
+        <w:t xml:space="preserve">. </w:t>
+      </w:r>
+      <w:proofErr w:type="spellStart"/>
+      <w:r>
+        <w:rPr>
+          <w:rFonts w:eastAsiaTheme="minorEastAsia" w:cstheme="minorHAnsi"/>
+          <w:sz w:val="24"/>
+          <w:szCs w:val="24"/>
+        </w:rPr>
+        <w:t>String</w:t>
+      </w:r>
+      <w:proofErr w:type="spellEnd"/>
+      <w:r>
+        <w:rPr>
+          <w:rFonts w:eastAsiaTheme="minorEastAsia" w:cstheme="minorHAnsi"/>
+          <w:sz w:val="24"/>
+          <w:szCs w:val="24"/>
+        </w:rPr>
+        <w:t xml:space="preserve"> değerler </w:t>
+      </w:r>
+      <w:proofErr w:type="spellStart"/>
+      <w:r>
+        <w:rPr>
+          <w:rFonts w:eastAsiaTheme="minorEastAsia" w:cstheme="minorHAnsi"/>
+          <w:sz w:val="24"/>
+          <w:szCs w:val="24"/>
+        </w:rPr>
+        <w:t>String</w:t>
+      </w:r>
+      <w:proofErr w:type="spellEnd"/>
+      <w:r>
+        <w:rPr>
+          <w:rFonts w:eastAsiaTheme="minorEastAsia" w:cstheme="minorHAnsi"/>
+          <w:sz w:val="24"/>
+          <w:szCs w:val="24"/>
+        </w:rPr>
+        <w:t xml:space="preserve">, </w:t>
+      </w:r>
+      <w:proofErr w:type="spellStart"/>
+      <w:r>
+        <w:rPr>
+          <w:rFonts w:eastAsiaTheme="minorEastAsia" w:cstheme="minorHAnsi"/>
+          <w:sz w:val="24"/>
+          <w:szCs w:val="24"/>
+        </w:rPr>
+        <w:t>int</w:t>
+      </w:r>
+      <w:proofErr w:type="spellEnd"/>
+      <w:r>
+        <w:rPr>
+          <w:rFonts w:eastAsiaTheme="minorEastAsia" w:cstheme="minorHAnsi"/>
+          <w:sz w:val="24"/>
+          <w:szCs w:val="24"/>
+        </w:rPr>
+        <w:t xml:space="preserve"> değerler </w:t>
+      </w:r>
+      <w:proofErr w:type="spellStart"/>
+      <w:r>
+        <w:rPr>
+          <w:rFonts w:eastAsiaTheme="minorEastAsia" w:cstheme="minorHAnsi"/>
+          <w:sz w:val="24"/>
+          <w:szCs w:val="24"/>
+        </w:rPr>
+        <w:t>int</w:t>
+      </w:r>
+      <w:proofErr w:type="spellEnd"/>
+      <w:r>
+        <w:rPr>
+          <w:rFonts w:eastAsiaTheme="minorEastAsia" w:cstheme="minorHAnsi"/>
+          <w:sz w:val="24"/>
+          <w:szCs w:val="24"/>
+        </w:rPr>
+        <w:t xml:space="preserve"> içinde saklanırken fonksiyonlar “</w:t>
+      </w:r>
+      <w:proofErr w:type="spellStart"/>
+      <w:r>
+        <w:rPr>
+          <w:rFonts w:eastAsiaTheme="minorEastAsia" w:cstheme="minorHAnsi"/>
+          <w:sz w:val="24"/>
+          <w:szCs w:val="24"/>
+        </w:rPr>
+        <w:t>Function</w:t>
+      </w:r>
+      <w:proofErr w:type="spellEnd"/>
+      <w:r>
+        <w:rPr>
+          <w:rFonts w:eastAsiaTheme="minorEastAsia" w:cstheme="minorHAnsi"/>
+          <w:sz w:val="24"/>
+          <w:szCs w:val="24"/>
+        </w:rPr>
+        <w:t>” tipindedirler.</w:t>
+      </w:r>
+    </w:p>
+    <w:p>
+      <w:pPr>
+        <w:pStyle w:val="ListeParagraf"/>
+        <w:numPr>
+          <w:ilvl w:val="0"/>
+          <w:numId w:val="32"/>
+        </w:numPr>
+        <w:jc w:val="both"/>
+        <w:rPr>
+          <w:rFonts w:eastAsiaTheme="minorEastAsia" w:cstheme="minorHAnsi"/>
+          <w:sz w:val="24"/>
+          <w:szCs w:val="24"/>
+        </w:rPr>
+      </w:pPr>
+      <w:r>
+        <w:rPr>
+          <w:rFonts w:eastAsiaTheme="minorEastAsia" w:cstheme="minorHAnsi"/>
+          <w:sz w:val="24"/>
+          <w:szCs w:val="24"/>
+        </w:rPr>
+        <w:t>Bu isimsiz fonksiyonlar main içerisinde yazılır ve çağırılması için bir isme atanması gerekir.</w:t>
+      </w:r>
+    </w:p>
+    <w:p>
+      <w:pPr>
+        <w:pStyle w:val="ListeParagraf"/>
+        <w:numPr>
+          <w:ilvl w:val="0"/>
+          <w:numId w:val="32"/>
+        </w:numPr>
+        <w:jc w:val="both"/>
+        <w:rPr>
+          <w:rFonts w:eastAsiaTheme="minorEastAsia" w:cstheme="minorHAnsi"/>
+          <w:sz w:val="24"/>
+          <w:szCs w:val="24"/>
+        </w:rPr>
+      </w:pPr>
+      <w:r>
+        <w:rPr>
+          <w:rFonts w:eastAsiaTheme="minorEastAsia" w:cstheme="minorHAnsi"/>
+          <w:sz w:val="24"/>
+          <w:szCs w:val="24"/>
+        </w:rPr>
+        <w:t>Bir fonksiyon olsa bile atama işlemi yapıldığı için {} işlemlerinden sonra “;” konulmalıdır.</w:t>
+      </w:r>
+    </w:p>
+    <w:p>
+      <w:pPr>
+        <w:pStyle w:val="ListeParagraf"/>
+        <w:numPr>
+          <w:ilvl w:val="0"/>
+          <w:numId w:val="32"/>
+        </w:numPr>
+        <w:jc w:val="both"/>
+        <w:rPr>
+          <w:rFonts w:eastAsiaTheme="minorEastAsia" w:cstheme="minorHAnsi"/>
+          <w:sz w:val="24"/>
+          <w:szCs w:val="24"/>
+        </w:rPr>
+      </w:pPr>
+      <w:r>
+        <w:rPr>
+          <w:rFonts w:eastAsiaTheme="minorEastAsia" w:cstheme="minorHAnsi"/>
+          <w:sz w:val="24"/>
+          <w:szCs w:val="24"/>
+        </w:rPr>
+        <w:t>İsimsiz fonksiyonlar tanımlanırken bir gövdeye sahip olmaları gerekmektedir.</w:t>
+      </w:r>
+    </w:p>
+    <w:p>
+      <w:pPr>
+        <w:pStyle w:val="ListeParagraf"/>
+        <w:numPr>
+          <w:ilvl w:val="0"/>
+          <w:numId w:val="32"/>
+        </w:numPr>
+        <w:jc w:val="both"/>
+        <w:rPr>
+          <w:rFonts w:eastAsiaTheme="minorEastAsia" w:cstheme="minorHAnsi"/>
+          <w:sz w:val="24"/>
+          <w:szCs w:val="24"/>
+        </w:rPr>
+      </w:pPr>
+      <w:r>
+        <w:rPr>
+          <w:rFonts w:eastAsiaTheme="minorEastAsia" w:cstheme="minorHAnsi"/>
+          <w:sz w:val="24"/>
+          <w:szCs w:val="24"/>
+        </w:rPr>
+        <w:t>İsimsiz fonksiyonlar “var” tipinde de tanımlanabilirler.</w:t>
+      </w:r>
+    </w:p>
+    <w:p>
+      <w:pPr>
+        <w:pStyle w:val="ListeParagraf"/>
+        <w:numPr>
+          <w:ilvl w:val="0"/>
+          <w:numId w:val="32"/>
+        </w:numPr>
+        <w:jc w:val="both"/>
+        <w:rPr>
+          <w:rFonts w:eastAsiaTheme="minorEastAsia" w:cstheme="minorHAnsi"/>
+          <w:sz w:val="24"/>
+          <w:szCs w:val="24"/>
+        </w:rPr>
+      </w:pPr>
+      <w:r>
+        <w:rPr>
+          <w:rFonts w:eastAsiaTheme="minorEastAsia" w:cstheme="minorHAnsi"/>
+          <w:sz w:val="24"/>
+          <w:szCs w:val="24"/>
+        </w:rPr>
+        <w:t>İsimsiz fonksiyon tanımlanırken;</w:t>
+      </w:r>
+    </w:p>
+    <w:p>
+      <w:pPr>
+        <w:pStyle w:val="ListeParagraf"/>
+        <w:numPr>
+          <w:ilvl w:val="1"/>
+          <w:numId w:val="32"/>
+        </w:numPr>
+        <w:jc w:val="both"/>
+        <w:rPr>
+          <w:rFonts w:eastAsiaTheme="minorEastAsia" w:cstheme="minorHAnsi"/>
+          <w:sz w:val="24"/>
+          <w:szCs w:val="24"/>
+        </w:rPr>
+      </w:pPr>
+      <m:oMath>
+        <m:r>
+          <w:rPr>
+            <w:rFonts w:ascii="Cambria Math" w:eastAsiaTheme="minorEastAsia" w:hAnsi="Cambria Math" w:cstheme="minorHAnsi"/>
+            <w:sz w:val="24"/>
+            <w:szCs w:val="24"/>
+          </w:rPr>
+          <m:t>Function fonksiyonAdi=</m:t>
+        </m:r>
+        <m:d>
+          <m:dPr>
+            <m:ctrlPr>
+              <w:rPr>
+                <w:rFonts w:ascii="Cambria Math" w:eastAsiaTheme="minorEastAsia" w:hAnsi="Cambria Math" w:cstheme="minorHAnsi"/>
+                <w:i/>
+                <w:sz w:val="24"/>
+                <w:szCs w:val="24"/>
+              </w:rPr>
+            </m:ctrlPr>
+          </m:dPr>
+          <m:e/>
+        </m:d>
+        <m:r>
+          <w:rPr>
+            <w:rFonts w:ascii="Cambria Math" w:eastAsiaTheme="minorEastAsia" w:hAnsi="Cambria Math" w:cstheme="minorHAnsi"/>
+            <w:sz w:val="24"/>
+            <w:szCs w:val="24"/>
+          </w:rPr>
+          <m:t>{Fonksiyon gövdesi.};</m:t>
+        </m:r>
+      </m:oMath>
+    </w:p>
+    <w:p>
+      <w:pPr>
+        <w:jc w:val="center"/>
+        <w:rPr>
+          <w:rFonts w:eastAsiaTheme="minorEastAsia" w:cstheme="minorHAnsi"/>
+          <w:sz w:val="24"/>
+          <w:szCs w:val="24"/>
+        </w:rPr>
+      </w:pPr>
+      <w:r>
+        <w:rPr>
+          <w:rFonts w:eastAsiaTheme="minorEastAsia" w:cstheme="minorHAnsi"/>
+          <w:noProof/>
+          <w:sz w:val="24"/>
+          <w:szCs w:val="24"/>
+        </w:rPr>
+        <w:drawing>
+          <wp:inline distT="0" distB="0" distL="0" distR="0" wp14:anchorId="5CF50906" wp14:editId="16B1CC37">
+            <wp:extent cx="5757545" cy="2065655"/>
+            <wp:effectExtent l="0" t="0" r="0" b="0"/>
+            <wp:docPr id="86" name="Resim 86"/>
+            <wp:cNvGraphicFramePr>
+              <a:graphicFrameLocks xmlns:a="http://schemas.openxmlformats.org/drawingml/2006/main" noChangeAspect="1"/>
+            </wp:cNvGraphicFramePr>
+            <a:graphic xmlns:a="http://schemas.openxmlformats.org/drawingml/2006/main">
+              <a:graphicData uri="http://schemas.openxmlformats.org/drawingml/2006/picture">
+                <pic:pic xmlns:pic="http://schemas.openxmlformats.org/drawingml/2006/picture">
+                  <pic:nvPicPr>
+                    <pic:cNvPr id="0" name="Picture 12"/>
+                    <pic:cNvPicPr>
+                      <a:picLocks noChangeAspect="1" noChangeArrowheads="1"/>
+                    </pic:cNvPicPr>
+                  </pic:nvPicPr>
+                  <pic:blipFill>
+                    <a:blip r:embed="rId89">
+                      <a:extLst>
+                        <a:ext uri="{28A0092B-C50C-407E-A947-70E740481C1C}">
+                          <a14:useLocalDpi xmlns:a14="http://schemas.microsoft.com/office/drawing/2010/main" val="0"/>
+                        </a:ext>
+                      </a:extLst>
+                    </a:blip>
+                    <a:srcRect/>
+                    <a:stretch>
+                      <a:fillRect/>
+                    </a:stretch>
+                  </pic:blipFill>
+                  <pic:spPr bwMode="auto">
+                    <a:xfrm>
+                      <a:off x="0" y="0"/>
+                      <a:ext cx="5757545" cy="2065655"/>
+                    </a:xfrm>
+                    <a:prstGeom prst="rect">
+                      <a:avLst/>
+                    </a:prstGeom>
+                    <a:noFill/>
+                    <a:ln>
+                      <a:noFill/>
+                    </a:ln>
+                  </pic:spPr>
+                </pic:pic>
+              </a:graphicData>
+            </a:graphic>
+          </wp:inline>
+        </w:drawing>
+      </w:r>
+    </w:p>
+    <w:p>
+      <w:pPr>
+        <w:rPr>
+          <w:rFonts w:eastAsiaTheme="minorEastAsia" w:cstheme="minorHAnsi"/>
+          <w:b/>
+          <w:bCs/>
+          <w:sz w:val="24"/>
+          <w:szCs w:val="24"/>
+        </w:rPr>
+      </w:pPr>
+      <w:proofErr w:type="spellStart"/>
+      <w:r>
+        <w:rPr>
+          <w:rFonts w:eastAsiaTheme="minorEastAsia" w:cstheme="minorHAnsi"/>
+          <w:b/>
+          <w:bCs/>
+          <w:sz w:val="24"/>
+          <w:szCs w:val="24"/>
+        </w:rPr>
+        <w:lastRenderedPageBreak/>
+        <w:t>Higher</w:t>
+      </w:r>
+      <w:proofErr w:type="spellEnd"/>
+      <w:r>
+        <w:rPr>
+          <w:rFonts w:eastAsiaTheme="minorEastAsia" w:cstheme="minorHAnsi"/>
+          <w:b/>
+          <w:bCs/>
+          <w:sz w:val="24"/>
+          <w:szCs w:val="24"/>
+        </w:rPr>
+        <w:t xml:space="preserve"> </w:t>
+      </w:r>
+      <w:proofErr w:type="spellStart"/>
+      <w:r>
+        <w:rPr>
+          <w:rFonts w:eastAsiaTheme="minorEastAsia" w:cstheme="minorHAnsi"/>
+          <w:b/>
+          <w:bCs/>
+          <w:sz w:val="24"/>
+          <w:szCs w:val="24"/>
+        </w:rPr>
+        <w:t>Order</w:t>
+      </w:r>
+      <w:proofErr w:type="spellEnd"/>
+      <w:r>
+        <w:rPr>
+          <w:rFonts w:eastAsiaTheme="minorEastAsia" w:cstheme="minorHAnsi"/>
+          <w:b/>
+          <w:bCs/>
+          <w:sz w:val="24"/>
+          <w:szCs w:val="24"/>
+        </w:rPr>
+        <w:t xml:space="preserve"> Fonksiyonlar</w:t>
+      </w:r>
+    </w:p>
+    <w:p>
+      <w:pPr>
+        <w:pStyle w:val="ListeParagraf"/>
+        <w:numPr>
+          <w:ilvl w:val="0"/>
+          <w:numId w:val="33"/>
+        </w:numPr>
+        <w:jc w:val="both"/>
+        <w:rPr>
+          <w:rFonts w:eastAsiaTheme="minorEastAsia" w:cstheme="minorHAnsi"/>
+          <w:sz w:val="24"/>
+          <w:szCs w:val="24"/>
+        </w:rPr>
+      </w:pPr>
+      <w:r>
+        <w:rPr>
+          <w:rFonts w:eastAsiaTheme="minorEastAsia" w:cstheme="minorHAnsi"/>
+          <w:sz w:val="24"/>
+          <w:szCs w:val="24"/>
+        </w:rPr>
+        <w:t>Bir fonksiyonu parametre olarak alan veya geriye fonksiyon döndüren fonksiyonlardır.</w:t>
+      </w:r>
+    </w:p>
+    <w:p>
+      <w:pPr>
+        <w:pStyle w:val="ListeParagraf"/>
+        <w:numPr>
+          <w:ilvl w:val="0"/>
+          <w:numId w:val="33"/>
+        </w:numPr>
+        <w:jc w:val="both"/>
+        <w:rPr>
+          <w:rFonts w:eastAsiaTheme="minorEastAsia" w:cstheme="minorHAnsi"/>
+          <w:sz w:val="24"/>
+          <w:szCs w:val="24"/>
+        </w:rPr>
+      </w:pPr>
+      <w:r>
+        <w:rPr>
+          <w:rFonts w:eastAsiaTheme="minorEastAsia" w:cstheme="minorHAnsi"/>
+          <w:sz w:val="24"/>
+          <w:szCs w:val="24"/>
+        </w:rPr>
+        <w:t>“</w:t>
+      </w:r>
+      <w:proofErr w:type="spellStart"/>
+      <w:proofErr w:type="gramStart"/>
+      <w:r>
+        <w:rPr>
+          <w:rFonts w:eastAsiaTheme="minorEastAsia" w:cstheme="minorHAnsi"/>
+          <w:sz w:val="24"/>
+          <w:szCs w:val="24"/>
+        </w:rPr>
+        <w:t>forEach</w:t>
+      </w:r>
+      <w:proofErr w:type="spellEnd"/>
+      <w:proofErr w:type="gramEnd"/>
+      <w:r>
+        <w:rPr>
+          <w:rFonts w:eastAsiaTheme="minorEastAsia" w:cstheme="minorHAnsi"/>
+          <w:sz w:val="24"/>
+          <w:szCs w:val="24"/>
+        </w:rPr>
+        <w:t>” fonksiyonu ile yapılır.</w:t>
+      </w:r>
+    </w:p>
+    <w:p>
+      <w:pPr>
+        <w:pStyle w:val="ListeParagraf"/>
+        <w:numPr>
+          <w:ilvl w:val="0"/>
+          <w:numId w:val="33"/>
+        </w:numPr>
+        <w:jc w:val="both"/>
+        <w:rPr>
+          <w:rFonts w:eastAsiaTheme="minorEastAsia" w:cstheme="minorHAnsi"/>
+          <w:sz w:val="24"/>
+          <w:szCs w:val="24"/>
+        </w:rPr>
+      </w:pPr>
+      <w:r>
+        <w:rPr>
+          <w:rFonts w:eastAsiaTheme="minorEastAsia" w:cstheme="minorHAnsi"/>
+          <w:sz w:val="24"/>
+          <w:szCs w:val="24"/>
+        </w:rPr>
+        <w:t>“</w:t>
+      </w:r>
+      <w:proofErr w:type="spellStart"/>
+      <w:proofErr w:type="gramStart"/>
+      <w:r>
+        <w:rPr>
+          <w:rFonts w:eastAsiaTheme="minorEastAsia" w:cstheme="minorHAnsi"/>
+          <w:sz w:val="24"/>
+          <w:szCs w:val="24"/>
+        </w:rPr>
+        <w:t>forEach</w:t>
+      </w:r>
+      <w:proofErr w:type="spellEnd"/>
+      <w:proofErr w:type="gramEnd"/>
+      <w:r>
+        <w:rPr>
+          <w:rFonts w:eastAsiaTheme="minorEastAsia" w:cstheme="minorHAnsi"/>
+          <w:sz w:val="24"/>
+          <w:szCs w:val="24"/>
+        </w:rPr>
+        <w:t xml:space="preserve">” </w:t>
+      </w:r>
+      <w:r>
+        <w:rPr>
+          <w:rFonts w:eastAsiaTheme="minorEastAsia" w:cstheme="minorHAnsi"/>
+          <w:sz w:val="24"/>
+          <w:szCs w:val="24"/>
+        </w:rPr>
+        <w:t xml:space="preserve">kendi içine fonksiyon alırken </w:t>
+      </w:r>
+      <w:proofErr w:type="spellStart"/>
+      <w:r>
+        <w:rPr>
+          <w:rFonts w:eastAsiaTheme="minorEastAsia" w:cstheme="minorHAnsi"/>
+          <w:sz w:val="24"/>
+          <w:szCs w:val="24"/>
+        </w:rPr>
+        <w:t>int</w:t>
+      </w:r>
+      <w:proofErr w:type="spellEnd"/>
+      <w:r>
+        <w:rPr>
+          <w:rFonts w:eastAsiaTheme="minorEastAsia" w:cstheme="minorHAnsi"/>
+          <w:sz w:val="24"/>
+          <w:szCs w:val="24"/>
+        </w:rPr>
+        <w:t>, değer alan ve geriye değer döndürmeyen bir fonksiyon alır.</w:t>
+      </w:r>
+    </w:p>
+    <w:p>
+      <w:pPr>
+        <w:jc w:val="center"/>
+        <w:rPr>
+          <w:rFonts w:eastAsiaTheme="minorEastAsia" w:cstheme="minorHAnsi"/>
+          <w:sz w:val="24"/>
+          <w:szCs w:val="24"/>
+        </w:rPr>
+      </w:pPr>
+      <w:r>
+        <w:rPr>
+          <w:rFonts w:eastAsiaTheme="minorEastAsia" w:cstheme="minorHAnsi"/>
+          <w:noProof/>
+          <w:sz w:val="24"/>
+          <w:szCs w:val="24"/>
+        </w:rPr>
+        <w:drawing>
+          <wp:inline distT="0" distB="0" distL="0" distR="0" wp14:anchorId="2A75FC51" wp14:editId="26FA7CDB">
+            <wp:extent cx="5757545" cy="3335655"/>
+            <wp:effectExtent l="0" t="0" r="0" b="0"/>
+            <wp:docPr id="87" name="Resim 87"/>
+            <wp:cNvGraphicFramePr>
+              <a:graphicFrameLocks xmlns:a="http://schemas.openxmlformats.org/drawingml/2006/main" noChangeAspect="1"/>
+            </wp:cNvGraphicFramePr>
+            <a:graphic xmlns:a="http://schemas.openxmlformats.org/drawingml/2006/main">
+              <a:graphicData uri="http://schemas.openxmlformats.org/drawingml/2006/picture">
+                <pic:pic xmlns:pic="http://schemas.openxmlformats.org/drawingml/2006/picture">
+                  <pic:nvPicPr>
+                    <pic:cNvPr id="0" name="Picture 13"/>
+                    <pic:cNvPicPr>
+                      <a:picLocks noChangeAspect="1" noChangeArrowheads="1"/>
+                    </pic:cNvPicPr>
+                  </pic:nvPicPr>
+                  <pic:blipFill>
+                    <a:blip r:embed="rId90">
+                      <a:extLst>
+                        <a:ext uri="{28A0092B-C50C-407E-A947-70E740481C1C}">
+                          <a14:useLocalDpi xmlns:a14="http://schemas.microsoft.com/office/drawing/2010/main" val="0"/>
+                        </a:ext>
+                      </a:extLst>
+                    </a:blip>
+                    <a:srcRect/>
+                    <a:stretch>
+                      <a:fillRect/>
+                    </a:stretch>
+                  </pic:blipFill>
+                  <pic:spPr bwMode="auto">
+                    <a:xfrm>
+                      <a:off x="0" y="0"/>
+                      <a:ext cx="5757545" cy="3335655"/>
+                    </a:xfrm>
+                    <a:prstGeom prst="rect">
+                      <a:avLst/>
+                    </a:prstGeom>
+                    <a:noFill/>
+                    <a:ln>
+                      <a:noFill/>
+                    </a:ln>
+                  </pic:spPr>
+                </pic:pic>
+              </a:graphicData>
+            </a:graphic>
+          </wp:inline>
+        </w:drawing>
+      </w:r>
+    </w:p>
+    <w:p>
+      <w:pPr>
+        <w:jc w:val="right"/>
+        <w:rPr>
+          <w:rFonts w:eastAsiaTheme="minorEastAsia" w:cstheme="minorHAnsi"/>
+          <w:sz w:val="24"/>
+          <w:szCs w:val="24"/>
+        </w:rPr>
+      </w:pPr>
+      <w:r>
+        <w:rPr>
+          <w:rFonts w:eastAsiaTheme="minorEastAsia" w:cstheme="minorHAnsi"/>
+          <w:noProof/>
+          <w:sz w:val="24"/>
+          <w:szCs w:val="24"/>
+        </w:rPr>
+        <w:drawing>
+          <wp:inline distT="0" distB="0" distL="0" distR="0" wp14:anchorId="1A41EC8A" wp14:editId="14FF75E1">
+            <wp:extent cx="779145" cy="490855"/>
+            <wp:effectExtent l="0" t="0" r="1905" b="4445"/>
+            <wp:docPr id="88" name="Resim 88"/>
+            <wp:cNvGraphicFramePr>
+              <a:graphicFrameLocks xmlns:a="http://schemas.openxmlformats.org/drawingml/2006/main" noChangeAspect="1"/>
+            </wp:cNvGraphicFramePr>
+            <a:graphic xmlns:a="http://schemas.openxmlformats.org/drawingml/2006/main">
+              <a:graphicData uri="http://schemas.openxmlformats.org/drawingml/2006/picture">
+                <pic:pic xmlns:pic="http://schemas.openxmlformats.org/drawingml/2006/picture">
+                  <pic:nvPicPr>
+                    <pic:cNvPr id="0" name="Picture 14"/>
+                    <pic:cNvPicPr>
+                      <a:picLocks noChangeAspect="1" noChangeArrowheads="1"/>
+                    </pic:cNvPicPr>
+                  </pic:nvPicPr>
+                  <pic:blipFill>
+                    <a:blip r:embed="rId91">
+                      <a:extLst>
+                        <a:ext uri="{28A0092B-C50C-407E-A947-70E740481C1C}">
+                          <a14:useLocalDpi xmlns:a14="http://schemas.microsoft.com/office/drawing/2010/main" val="0"/>
+                        </a:ext>
+                      </a:extLst>
+                    </a:blip>
+                    <a:srcRect/>
+                    <a:stretch>
+                      <a:fillRect/>
+                    </a:stretch>
+                  </pic:blipFill>
+                  <pic:spPr bwMode="auto">
+                    <a:xfrm>
+                      <a:off x="0" y="0"/>
+                      <a:ext cx="779145" cy="490855"/>
+                    </a:xfrm>
+                    <a:prstGeom prst="rect">
+                      <a:avLst/>
+                    </a:prstGeom>
+                    <a:noFill/>
+                    <a:ln>
+                      <a:noFill/>
+                    </a:ln>
+                  </pic:spPr>
+                </pic:pic>
+              </a:graphicData>
+            </a:graphic>
+          </wp:inline>
+        </w:drawing>
+      </w:r>
+      <w:r>
+        <w:rPr>
+          <w:rFonts w:eastAsiaTheme="minorEastAsia" w:cstheme="minorHAnsi"/>
+          <w:sz w:val="24"/>
+          <w:szCs w:val="24"/>
+        </w:rPr>
+        <w:tab/>
+        <w:t xml:space="preserve">   </w:t>
+      </w:r>
+      <w:r>
+        <w:rPr>
+          <w:rFonts w:eastAsiaTheme="minorEastAsia" w:cstheme="minorHAnsi"/>
+          <w:noProof/>
+          <w:sz w:val="24"/>
+          <w:szCs w:val="24"/>
+        </w:rPr>
+        <w:drawing>
+          <wp:inline distT="0" distB="0" distL="0" distR="0" wp14:anchorId="25D8B118" wp14:editId="38E7A46B">
+            <wp:extent cx="779145" cy="508000"/>
+            <wp:effectExtent l="0" t="0" r="1905" b="6350"/>
+            <wp:docPr id="89" name="Resim 89"/>
+            <wp:cNvGraphicFramePr>
+              <a:graphicFrameLocks xmlns:a="http://schemas.openxmlformats.org/drawingml/2006/main" noChangeAspect="1"/>
+            </wp:cNvGraphicFramePr>
+            <a:graphic xmlns:a="http://schemas.openxmlformats.org/drawingml/2006/main">
+              <a:graphicData uri="http://schemas.openxmlformats.org/drawingml/2006/picture">
+                <pic:pic xmlns:pic="http://schemas.openxmlformats.org/drawingml/2006/picture">
+                  <pic:nvPicPr>
+                    <pic:cNvPr id="0" name="Picture 15"/>
+                    <pic:cNvPicPr>
+                      <a:picLocks noChangeAspect="1" noChangeArrowheads="1"/>
+                    </pic:cNvPicPr>
+                  </pic:nvPicPr>
+                  <pic:blipFill>
+                    <a:blip r:embed="rId92">
+                      <a:extLst>
+                        <a:ext uri="{28A0092B-C50C-407E-A947-70E740481C1C}">
+                          <a14:useLocalDpi xmlns:a14="http://schemas.microsoft.com/office/drawing/2010/main" val="0"/>
+                        </a:ext>
+                      </a:extLst>
+                    </a:blip>
+                    <a:srcRect/>
+                    <a:stretch>
+                      <a:fillRect/>
+                    </a:stretch>
+                  </pic:blipFill>
+                  <pic:spPr bwMode="auto">
+                    <a:xfrm>
+                      <a:off x="0" y="0"/>
+                      <a:ext cx="779145" cy="508000"/>
+                    </a:xfrm>
+                    <a:prstGeom prst="rect">
+                      <a:avLst/>
+                    </a:prstGeom>
+                    <a:noFill/>
+                    <a:ln>
+                      <a:noFill/>
+                    </a:ln>
+                  </pic:spPr>
+                </pic:pic>
+              </a:graphicData>
+            </a:graphic>
+          </wp:inline>
+        </w:drawing>
+      </w:r>
+      <w:r>
+        <w:rPr>
+          <w:rFonts w:eastAsiaTheme="minorEastAsia" w:cstheme="minorHAnsi"/>
+          <w:sz w:val="24"/>
+          <w:szCs w:val="24"/>
+        </w:rPr>
+        <w:tab/>
+      </w:r>
+      <w:r>
+        <w:rPr>
+          <w:rFonts w:eastAsiaTheme="minorEastAsia" w:cstheme="minorHAnsi"/>
+          <w:sz w:val="24"/>
+          <w:szCs w:val="24"/>
+        </w:rPr>
+        <w:tab/>
+      </w:r>
+      <w:r>
+        <w:rPr>
+          <w:rFonts w:eastAsiaTheme="minorEastAsia" w:cstheme="minorHAnsi"/>
+          <w:noProof/>
+          <w:sz w:val="24"/>
+          <w:szCs w:val="24"/>
+        </w:rPr>
+        <w:drawing>
+          <wp:inline distT="0" distB="0" distL="0" distR="0" wp14:anchorId="2E80A713" wp14:editId="297813BE">
+            <wp:extent cx="3200400" cy="508000"/>
+            <wp:effectExtent l="0" t="0" r="0" b="6350"/>
+            <wp:docPr id="90" name="Resim 90"/>
+            <wp:cNvGraphicFramePr>
+              <a:graphicFrameLocks xmlns:a="http://schemas.openxmlformats.org/drawingml/2006/main" noChangeAspect="1"/>
+            </wp:cNvGraphicFramePr>
+            <a:graphic xmlns:a="http://schemas.openxmlformats.org/drawingml/2006/main">
+              <a:graphicData uri="http://schemas.openxmlformats.org/drawingml/2006/picture">
+                <pic:pic xmlns:pic="http://schemas.openxmlformats.org/drawingml/2006/picture">
+                  <pic:nvPicPr>
+                    <pic:cNvPr id="0" name="Picture 16"/>
+                    <pic:cNvPicPr>
+                      <a:picLocks noChangeAspect="1" noChangeArrowheads="1"/>
+                    </pic:cNvPicPr>
+                  </pic:nvPicPr>
+                  <pic:blipFill>
+                    <a:blip r:embed="rId93">
+                      <a:extLst>
+                        <a:ext uri="{28A0092B-C50C-407E-A947-70E740481C1C}">
+                          <a14:useLocalDpi xmlns:a14="http://schemas.microsoft.com/office/drawing/2010/main" val="0"/>
+                        </a:ext>
+                      </a:extLst>
+                    </a:blip>
+                    <a:srcRect/>
+                    <a:stretch>
+                      <a:fillRect/>
+                    </a:stretch>
+                  </pic:blipFill>
+                  <pic:spPr bwMode="auto">
+                    <a:xfrm>
+                      <a:off x="0" y="0"/>
+                      <a:ext cx="3200400" cy="508000"/>
+                    </a:xfrm>
+                    <a:prstGeom prst="rect">
+                      <a:avLst/>
+                    </a:prstGeom>
+                    <a:noFill/>
+                    <a:ln>
+                      <a:noFill/>
+                    </a:ln>
+                  </pic:spPr>
+                </pic:pic>
+              </a:graphicData>
+            </a:graphic>
+          </wp:inline>
+        </w:drawing>
+      </w:r>
+    </w:p>
+    <w:p>
+      <w:pPr>
+        <w:pStyle w:val="ListeParagraf"/>
+        <w:numPr>
+          <w:ilvl w:val="0"/>
+          <w:numId w:val="34"/>
+        </w:numPr>
+        <w:rPr>
+          <w:rFonts w:eastAsiaTheme="minorEastAsia" w:cstheme="minorHAnsi"/>
+          <w:sz w:val="24"/>
+          <w:szCs w:val="24"/>
+        </w:rPr>
+      </w:pPr>
+      <w:r>
+        <w:rPr>
+          <w:rFonts w:eastAsiaTheme="minorEastAsia" w:cstheme="minorHAnsi"/>
+          <w:sz w:val="24"/>
+          <w:szCs w:val="24"/>
+        </w:rPr>
+        <w:t>Yukarıdaki kodda bulunan 3 listenin ekran çıktıları sırası ile görülmektedir.</w:t>
+      </w:r>
+    </w:p>
+    <w:p>
+      <w:pPr>
+        <w:rPr>
+          <w:rFonts w:eastAsiaTheme="minorEastAsia" w:cstheme="minorHAnsi"/>
+          <w:b/>
+          <w:bCs/>
+          <w:sz w:val="24"/>
+          <w:szCs w:val="24"/>
+        </w:rPr>
+      </w:pPr>
+    </w:p>
+    <w:p>
+      <w:pPr>
+        <w:rPr>
+          <w:rFonts w:eastAsiaTheme="minorEastAsia" w:cstheme="minorHAnsi"/>
+          <w:b/>
+          <w:bCs/>
+          <w:sz w:val="24"/>
+          <w:szCs w:val="24"/>
+        </w:rPr>
+      </w:pPr>
+      <w:proofErr w:type="spellStart"/>
+      <w:r>
+        <w:rPr>
+          <w:rFonts w:eastAsiaTheme="minorEastAsia" w:cstheme="minorHAnsi"/>
+          <w:b/>
+          <w:bCs/>
+          <w:sz w:val="24"/>
+          <w:szCs w:val="24"/>
+        </w:rPr>
+        <w:t>Exception</w:t>
+      </w:r>
+      <w:proofErr w:type="spellEnd"/>
+      <w:r>
+        <w:rPr>
+          <w:rFonts w:eastAsiaTheme="minorEastAsia" w:cstheme="minorHAnsi"/>
+          <w:b/>
+          <w:bCs/>
+          <w:sz w:val="24"/>
+          <w:szCs w:val="24"/>
+        </w:rPr>
+        <w:t xml:space="preserve"> Kavramı</w:t>
+      </w:r>
+    </w:p>
+    <w:p>
+      <w:pPr>
+        <w:pStyle w:val="ListeParagraf"/>
+        <w:numPr>
+          <w:ilvl w:val="0"/>
+          <w:numId w:val="34"/>
+        </w:numPr>
+        <w:jc w:val="both"/>
+        <w:rPr>
+          <w:rFonts w:eastAsiaTheme="minorEastAsia" w:cstheme="minorHAnsi"/>
+          <w:sz w:val="24"/>
+          <w:szCs w:val="24"/>
+        </w:rPr>
+      </w:pPr>
+      <w:r>
+        <w:rPr>
+          <w:rFonts w:eastAsiaTheme="minorEastAsia" w:cstheme="minorHAnsi"/>
+          <w:sz w:val="24"/>
+          <w:szCs w:val="24"/>
+        </w:rPr>
+        <w:t>Hata alınan durumlarda kodun durmasını engellemek için kullanılan bir yoldur. Hata alınan kısımda kod tıkanmayıp kodun akışı devam eder fakat sadece hata alınan kısım çalışmaz.</w:t>
+      </w:r>
+    </w:p>
+    <w:p>
+      <w:pPr>
+        <w:pStyle w:val="ListeParagraf"/>
+        <w:numPr>
+          <w:ilvl w:val="0"/>
+          <w:numId w:val="34"/>
+        </w:numPr>
+        <w:jc w:val="both"/>
+        <w:rPr>
+          <w:rFonts w:eastAsiaTheme="minorEastAsia" w:cstheme="minorHAnsi"/>
+          <w:sz w:val="24"/>
+          <w:szCs w:val="24"/>
+        </w:rPr>
+      </w:pPr>
+      <w:r>
+        <w:rPr>
+          <w:rFonts w:eastAsiaTheme="minorEastAsia" w:cstheme="minorHAnsi"/>
+          <w:sz w:val="24"/>
+          <w:szCs w:val="24"/>
+        </w:rPr>
+        <w:t>Hata alınması beklenen durumlar için kullanılır. Örneğin kullanıcıya matematik işlemi yaptıralım. Kullanıcı bölüm kısmına 0 rakamını girdiğinde kod hata veriri. Bu durumu önlemek için bu yapı kullanılır.</w:t>
+      </w:r>
+    </w:p>
+    <w:p>
+      <w:pPr>
+        <w:pStyle w:val="ListeParagraf"/>
+        <w:numPr>
+          <w:ilvl w:val="0"/>
+          <w:numId w:val="34"/>
+        </w:numPr>
+        <w:jc w:val="both"/>
+        <w:rPr>
+          <w:rFonts w:eastAsiaTheme="minorEastAsia" w:cstheme="minorHAnsi"/>
+          <w:sz w:val="24"/>
+          <w:szCs w:val="24"/>
+        </w:rPr>
+      </w:pPr>
+      <w:r>
+        <w:rPr>
+          <w:rFonts w:eastAsiaTheme="minorEastAsia" w:cstheme="minorHAnsi"/>
+          <w:sz w:val="24"/>
+          <w:szCs w:val="24"/>
+        </w:rPr>
+        <w:t>Hata almasını beklediğimiz kod “</w:t>
+      </w:r>
+      <w:proofErr w:type="spellStart"/>
+      <w:r>
+        <w:rPr>
+          <w:rFonts w:eastAsiaTheme="minorEastAsia" w:cstheme="minorHAnsi"/>
+          <w:sz w:val="24"/>
+          <w:szCs w:val="24"/>
+        </w:rPr>
+        <w:t>try</w:t>
+      </w:r>
+      <w:proofErr w:type="spellEnd"/>
+      <w:r>
+        <w:rPr>
+          <w:rFonts w:eastAsiaTheme="minorEastAsia" w:cstheme="minorHAnsi"/>
+          <w:sz w:val="24"/>
+          <w:szCs w:val="24"/>
+        </w:rPr>
+        <w:t>” içerisine yazılır. Alınan hatanın yakalanması gerekir. Hatayı yakaladığımız yer “</w:t>
+      </w:r>
+      <w:proofErr w:type="spellStart"/>
+      <w:r>
+        <w:rPr>
+          <w:rFonts w:eastAsiaTheme="minorEastAsia" w:cstheme="minorHAnsi"/>
+          <w:sz w:val="24"/>
+          <w:szCs w:val="24"/>
+        </w:rPr>
+        <w:t>catch</w:t>
+      </w:r>
+      <w:proofErr w:type="spellEnd"/>
+      <w:r>
+        <w:rPr>
+          <w:rFonts w:eastAsiaTheme="minorEastAsia" w:cstheme="minorHAnsi"/>
+          <w:sz w:val="24"/>
+          <w:szCs w:val="24"/>
+        </w:rPr>
+        <w:t xml:space="preserve">” bloğudur. Bu blok bir değişken alır ve alınan hata bu değişkenin içine kayıt edilir. </w:t>
+      </w:r>
+      <w:r>
+        <w:rPr>
+          <w:rFonts w:eastAsiaTheme="minorEastAsia" w:cstheme="minorHAnsi"/>
+          <w:sz w:val="24"/>
+          <w:szCs w:val="24"/>
+        </w:rPr>
+        <w:t>Hata alınsa da alınmasa da çalışacak olan kod bloğu da “</w:t>
+      </w:r>
+      <w:proofErr w:type="spellStart"/>
+      <w:r>
+        <w:rPr>
+          <w:rFonts w:eastAsiaTheme="minorEastAsia" w:cstheme="minorHAnsi"/>
+          <w:sz w:val="24"/>
+          <w:szCs w:val="24"/>
+        </w:rPr>
+        <w:t>finally</w:t>
+      </w:r>
+      <w:proofErr w:type="spellEnd"/>
+      <w:r>
+        <w:rPr>
+          <w:rFonts w:eastAsiaTheme="minorEastAsia" w:cstheme="minorHAnsi"/>
+          <w:sz w:val="24"/>
+          <w:szCs w:val="24"/>
+        </w:rPr>
+        <w:t>” içine yazılır.</w:t>
+      </w:r>
+    </w:p>
+    <w:p>
+      <w:pPr>
+        <w:pStyle w:val="ListeParagraf"/>
+        <w:numPr>
+          <w:ilvl w:val="0"/>
+          <w:numId w:val="34"/>
+        </w:numPr>
+        <w:jc w:val="both"/>
+        <w:rPr>
+          <w:rFonts w:eastAsiaTheme="minorEastAsia" w:cstheme="minorHAnsi"/>
+          <w:sz w:val="24"/>
+          <w:szCs w:val="24"/>
+        </w:rPr>
+      </w:pPr>
+      <w:r>
+        <w:rPr>
+          <w:rFonts w:eastAsiaTheme="minorEastAsia" w:cstheme="minorHAnsi"/>
+          <w:sz w:val="24"/>
+          <w:szCs w:val="24"/>
+        </w:rPr>
+        <w:t xml:space="preserve">İsteğe bağlı olarak hata türüne göre de çıktı alabiliriz. Örneğin yapılacak işleme göre gelecek olan hatayı biliyoruzdur. Bu durumda hataya göre işlem yaparak aynı zamanda ekrana istediğimiz çıktıyı verebiliriz. Bunu </w:t>
+      </w:r>
+      <w:proofErr w:type="spellStart"/>
+      <w:r>
+        <w:rPr>
+          <w:rFonts w:eastAsiaTheme="minorEastAsia" w:cstheme="minorHAnsi"/>
+          <w:sz w:val="24"/>
+          <w:szCs w:val="24"/>
+        </w:rPr>
+        <w:t>catch</w:t>
+      </w:r>
+      <w:proofErr w:type="spellEnd"/>
+      <w:r>
+        <w:rPr>
+          <w:rFonts w:eastAsiaTheme="minorEastAsia" w:cstheme="minorHAnsi"/>
+          <w:sz w:val="24"/>
+          <w:szCs w:val="24"/>
+        </w:rPr>
+        <w:t xml:space="preserve"> yapısında </w:t>
+      </w:r>
+      <w:r>
+        <w:rPr>
+          <w:rFonts w:eastAsiaTheme="minorEastAsia" w:cstheme="minorHAnsi"/>
+          <w:sz w:val="24"/>
+          <w:szCs w:val="24"/>
+        </w:rPr>
+        <w:t xml:space="preserve">da </w:t>
+      </w:r>
+      <w:r>
+        <w:rPr>
+          <w:rFonts w:eastAsiaTheme="minorEastAsia" w:cstheme="minorHAnsi"/>
+          <w:sz w:val="24"/>
+          <w:szCs w:val="24"/>
+        </w:rPr>
+        <w:t>yapa</w:t>
+      </w:r>
+      <w:r>
+        <w:rPr>
+          <w:rFonts w:eastAsiaTheme="minorEastAsia" w:cstheme="minorHAnsi"/>
+          <w:sz w:val="24"/>
+          <w:szCs w:val="24"/>
+        </w:rPr>
+        <w:t>biliriz</w:t>
+      </w:r>
+      <w:r>
+        <w:rPr>
+          <w:rFonts w:eastAsiaTheme="minorEastAsia" w:cstheme="minorHAnsi"/>
+          <w:sz w:val="24"/>
+          <w:szCs w:val="24"/>
+        </w:rPr>
+        <w:t>.</w:t>
+      </w:r>
+    </w:p>
+    <w:p>
+      <w:pPr>
+        <w:pStyle w:val="ListeParagraf"/>
+        <w:numPr>
+          <w:ilvl w:val="1"/>
+          <w:numId w:val="34"/>
+        </w:numPr>
+        <w:jc w:val="both"/>
+        <w:rPr>
+          <w:rFonts w:eastAsiaTheme="minorEastAsia" w:cstheme="minorHAnsi"/>
+          <w:sz w:val="24"/>
+          <w:szCs w:val="24"/>
+        </w:rPr>
+      </w:pPr>
+      <m:oMath>
+        <m:r>
+          <w:rPr>
+            <w:rFonts w:ascii="Cambria Math" w:eastAsiaTheme="minorEastAsia" w:hAnsi="Cambria Math" w:cstheme="minorHAnsi"/>
+            <w:sz w:val="24"/>
+            <w:szCs w:val="24"/>
+          </w:rPr>
+          <w:lastRenderedPageBreak/>
+          <m:t>on hataTuru</m:t>
+        </m:r>
+      </m:oMath>
+    </w:p>
+    <w:p>
+      <w:pPr>
+        <w:pStyle w:val="ListeParagraf"/>
+        <w:numPr>
+          <w:ilvl w:val="1"/>
+          <w:numId w:val="34"/>
+        </w:numPr>
+        <w:jc w:val="both"/>
+        <w:rPr>
+          <w:rFonts w:eastAsiaTheme="minorEastAsia" w:cstheme="minorHAnsi"/>
+          <w:sz w:val="24"/>
+          <w:szCs w:val="24"/>
+        </w:rPr>
+      </w:pPr>
+      <m:oMath>
+        <m:r>
+          <w:rPr>
+            <w:rFonts w:ascii="Cambria Math" w:eastAsiaTheme="minorEastAsia" w:hAnsi="Cambria Math" w:cstheme="minorHAnsi"/>
+            <w:sz w:val="24"/>
+            <w:szCs w:val="24"/>
+          </w:rPr>
+          <m:t>on hataTuru catch(veri){}</m:t>
+        </m:r>
+      </m:oMath>
+    </w:p>
+    <w:p>
+      <w:pPr>
+        <w:pStyle w:val="ListeParagraf"/>
+        <w:numPr>
+          <w:ilvl w:val="2"/>
+          <w:numId w:val="34"/>
+        </w:numPr>
+        <w:jc w:val="both"/>
+        <w:rPr>
+          <w:rFonts w:eastAsiaTheme="minorEastAsia" w:cstheme="minorHAnsi"/>
+          <w:sz w:val="24"/>
+          <w:szCs w:val="24"/>
+        </w:rPr>
+      </w:pPr>
+      <m:oMath>
+        <m:r>
+          <w:rPr>
+            <w:rFonts w:ascii="Cambria Math" w:eastAsiaTheme="minorEastAsia" w:hAnsi="Cambria Math" w:cstheme="minorHAnsi"/>
+            <w:sz w:val="24"/>
+            <w:szCs w:val="24"/>
+          </w:rPr>
+          <m:t>print(veri.message)</m:t>
+        </m:r>
+      </m:oMath>
+      <w:r>
+        <w:rPr>
+          <w:rFonts w:eastAsiaTheme="minorEastAsia" w:cstheme="minorHAnsi"/>
+          <w:sz w:val="24"/>
+          <w:szCs w:val="24"/>
+        </w:rPr>
+        <w:t xml:space="preserve"> </w:t>
+      </w:r>
+      <w:proofErr w:type="gramStart"/>
+      <w:r>
+        <w:rPr>
+          <w:rFonts w:eastAsiaTheme="minorEastAsia" w:cstheme="minorHAnsi"/>
+          <w:sz w:val="24"/>
+          <w:szCs w:val="24"/>
+        </w:rPr>
+        <w:t>alınan</w:t>
+      </w:r>
+      <w:proofErr w:type="gramEnd"/>
+      <w:r>
+        <w:rPr>
+          <w:rFonts w:eastAsiaTheme="minorEastAsia" w:cstheme="minorHAnsi"/>
+          <w:sz w:val="24"/>
+          <w:szCs w:val="24"/>
+        </w:rPr>
+        <w:t xml:space="preserve"> hatayı ekrana yazdırmamızı sağlar</w:t>
+      </w:r>
+    </w:p>
+    <w:p>
+      <w:pPr>
+        <w:pStyle w:val="ListeParagraf"/>
+        <w:numPr>
+          <w:ilvl w:val="2"/>
+          <w:numId w:val="34"/>
+        </w:numPr>
+        <w:jc w:val="both"/>
+        <w:rPr>
+          <w:rFonts w:eastAsiaTheme="minorEastAsia" w:cstheme="minorHAnsi"/>
+          <w:sz w:val="24"/>
+          <w:szCs w:val="24"/>
+        </w:rPr>
+      </w:pPr>
+      <m:oMath>
+        <m:r>
+          <w:rPr>
+            <w:rFonts w:ascii="Cambria Math" w:eastAsiaTheme="minorEastAsia" w:hAnsi="Cambria Math" w:cstheme="minorHAnsi"/>
+            <w:sz w:val="24"/>
+            <w:szCs w:val="24"/>
+          </w:rPr>
+          <m:t>print(veri.source)</m:t>
+        </m:r>
+      </m:oMath>
+      <w:r>
+        <w:rPr>
+          <w:rFonts w:eastAsiaTheme="minorEastAsia" w:cstheme="minorHAnsi"/>
+          <w:sz w:val="24"/>
+          <w:szCs w:val="24"/>
+        </w:rPr>
+        <w:t xml:space="preserve"> </w:t>
+      </w:r>
+      <w:proofErr w:type="gramStart"/>
+      <w:r>
+        <w:rPr>
+          <w:rFonts w:eastAsiaTheme="minorEastAsia" w:cstheme="minorHAnsi"/>
+          <w:sz w:val="24"/>
+          <w:szCs w:val="24"/>
+        </w:rPr>
+        <w:t>alınan</w:t>
+      </w:r>
+      <w:proofErr w:type="gramEnd"/>
+      <w:r>
+        <w:rPr>
+          <w:rFonts w:eastAsiaTheme="minorEastAsia" w:cstheme="minorHAnsi"/>
+          <w:sz w:val="24"/>
+          <w:szCs w:val="24"/>
+        </w:rPr>
+        <w:t xml:space="preserve"> hatanın nerede alındığını ekrana yazdırır. </w:t>
+      </w:r>
+    </w:p>
+    <w:p>
+      <w:pPr>
+        <w:jc w:val="center"/>
+        <w:rPr>
+          <w:rFonts w:eastAsiaTheme="minorEastAsia" w:cstheme="minorHAnsi"/>
+          <w:sz w:val="24"/>
+          <w:szCs w:val="24"/>
+        </w:rPr>
+      </w:pPr>
+      <w:r>
+        <w:rPr>
+          <w:rFonts w:eastAsiaTheme="minorEastAsia" w:cstheme="minorHAnsi"/>
+          <w:noProof/>
+          <w:sz w:val="24"/>
+          <w:szCs w:val="24"/>
+        </w:rPr>
+        <w:drawing>
+          <wp:inline distT="0" distB="0" distL="0" distR="0" wp14:anchorId="74330E38" wp14:editId="23546CC1">
+            <wp:extent cx="5757545" cy="1998345"/>
+            <wp:effectExtent l="0" t="0" r="0" b="1905"/>
+            <wp:docPr id="91" name="Resim 91"/>
+            <wp:cNvGraphicFramePr>
+              <a:graphicFrameLocks xmlns:a="http://schemas.openxmlformats.org/drawingml/2006/main" noChangeAspect="1"/>
+            </wp:cNvGraphicFramePr>
+            <a:graphic xmlns:a="http://schemas.openxmlformats.org/drawingml/2006/main">
+              <a:graphicData uri="http://schemas.openxmlformats.org/drawingml/2006/picture">
+                <pic:pic xmlns:pic="http://schemas.openxmlformats.org/drawingml/2006/picture">
+                  <pic:nvPicPr>
+                    <pic:cNvPr id="0" name="Picture 17"/>
+                    <pic:cNvPicPr>
+                      <a:picLocks noChangeAspect="1" noChangeArrowheads="1"/>
+                    </pic:cNvPicPr>
+                  </pic:nvPicPr>
+                  <pic:blipFill>
+                    <a:blip r:embed="rId94" cstate="print">
+                      <a:extLst>
+                        <a:ext uri="{28A0092B-C50C-407E-A947-70E740481C1C}">
+                          <a14:useLocalDpi xmlns:a14="http://schemas.microsoft.com/office/drawing/2010/main" val="0"/>
+                        </a:ext>
+                      </a:extLst>
+                    </a:blip>
+                    <a:srcRect/>
+                    <a:stretch>
+                      <a:fillRect/>
+                    </a:stretch>
+                  </pic:blipFill>
+                  <pic:spPr bwMode="auto">
+                    <a:xfrm>
+                      <a:off x="0" y="0"/>
+                      <a:ext cx="5757545" cy="1998345"/>
+                    </a:xfrm>
+                    <a:prstGeom prst="rect">
+                      <a:avLst/>
+                    </a:prstGeom>
+                    <a:noFill/>
+                    <a:ln>
+                      <a:noFill/>
+                    </a:ln>
+                  </pic:spPr>
+                </pic:pic>
+              </a:graphicData>
+            </a:graphic>
+          </wp:inline>
+        </w:drawing>
+      </w:r>
+    </w:p>
+    <w:p>
+      <w:pPr>
+        <w:jc w:val="center"/>
+        <w:rPr>
+          <w:rFonts w:eastAsiaTheme="minorEastAsia" w:cstheme="minorHAnsi"/>
+          <w:sz w:val="24"/>
+          <w:szCs w:val="24"/>
+        </w:rPr>
+      </w:pPr>
+      <w:r>
+        <w:rPr>
+          <w:rFonts w:eastAsiaTheme="minorEastAsia" w:cstheme="minorHAnsi"/>
+          <w:noProof/>
+          <w:sz w:val="24"/>
+          <w:szCs w:val="24"/>
+        </w:rPr>
+        <w:drawing>
+          <wp:inline distT="0" distB="0" distL="0" distR="0" wp14:anchorId="6B3134D8" wp14:editId="2E6D0BB4">
+            <wp:extent cx="3657600" cy="1100455"/>
+            <wp:effectExtent l="0" t="0" r="0" b="4445"/>
+            <wp:docPr id="92" name="Resim 92"/>
+            <wp:cNvGraphicFramePr>
+              <a:graphicFrameLocks xmlns:a="http://schemas.openxmlformats.org/drawingml/2006/main" noChangeAspect="1"/>
+            </wp:cNvGraphicFramePr>
+            <a:graphic xmlns:a="http://schemas.openxmlformats.org/drawingml/2006/main">
+              <a:graphicData uri="http://schemas.openxmlformats.org/drawingml/2006/picture">
+                <pic:pic xmlns:pic="http://schemas.openxmlformats.org/drawingml/2006/picture">
+                  <pic:nvPicPr>
+                    <pic:cNvPr id="0" name="Picture 18"/>
+                    <pic:cNvPicPr>
+                      <a:picLocks noChangeAspect="1" noChangeArrowheads="1"/>
+                    </pic:cNvPicPr>
+                  </pic:nvPicPr>
+                  <pic:blipFill>
+                    <a:blip r:embed="rId95">
+                      <a:extLst>
+                        <a:ext uri="{28A0092B-C50C-407E-A947-70E740481C1C}">
+                          <a14:useLocalDpi xmlns:a14="http://schemas.microsoft.com/office/drawing/2010/main" val="0"/>
+                        </a:ext>
+                      </a:extLst>
+                    </a:blip>
+                    <a:srcRect/>
+                    <a:stretch>
+                      <a:fillRect/>
+                    </a:stretch>
+                  </pic:blipFill>
+                  <pic:spPr bwMode="auto">
+                    <a:xfrm>
+                      <a:off x="0" y="0"/>
+                      <a:ext cx="3657600" cy="1100455"/>
+                    </a:xfrm>
+                    <a:prstGeom prst="rect">
+                      <a:avLst/>
+                    </a:prstGeom>
+                    <a:noFill/>
+                    <a:ln>
+                      <a:noFill/>
+                    </a:ln>
+                  </pic:spPr>
+                </pic:pic>
+              </a:graphicData>
+            </a:graphic>
+          </wp:inline>
+        </w:drawing>
+      </w:r>
+    </w:p>
+    <w:p>
+      <w:pPr>
+        <w:pStyle w:val="ListeParagraf"/>
+        <w:numPr>
+          <w:ilvl w:val="0"/>
+          <w:numId w:val="35"/>
+        </w:numPr>
+        <w:rPr>
+          <w:rFonts w:eastAsiaTheme="minorEastAsia" w:cstheme="minorHAnsi"/>
+          <w:sz w:val="24"/>
+          <w:szCs w:val="24"/>
+        </w:rPr>
+      </w:pPr>
+      <w:proofErr w:type="spellStart"/>
+      <w:r>
+        <w:rPr>
+          <w:rFonts w:eastAsiaTheme="minorEastAsia" w:cstheme="minorHAnsi"/>
+          <w:sz w:val="24"/>
+          <w:szCs w:val="24"/>
+        </w:rPr>
+        <w:t>Exception</w:t>
+      </w:r>
+      <w:proofErr w:type="spellEnd"/>
+      <w:r>
+        <w:rPr>
+          <w:rFonts w:eastAsiaTheme="minorEastAsia" w:cstheme="minorHAnsi"/>
+          <w:sz w:val="24"/>
+          <w:szCs w:val="24"/>
+        </w:rPr>
+        <w:t xml:space="preserve"> kavramı ile ilgili program ve çıktısı yukarıdaki görselde bulunmaktadır.</w:t>
+      </w:r>
+    </w:p>
+    <w:p>
+      <w:pPr>
+        <w:rPr>
+          <w:rFonts w:eastAsiaTheme="minorEastAsia" w:cstheme="minorHAnsi"/>
+          <w:sz w:val="24"/>
+          <w:szCs w:val="24"/>
+        </w:rPr>
+      </w:pPr>
+    </w:p>
+    <w:p>
+      <w:pPr>
+        <w:rPr>
+          <w:rFonts w:eastAsiaTheme="minorEastAsia" w:cstheme="minorHAnsi"/>
+          <w:b/>
+          <w:bCs/>
+          <w:sz w:val="24"/>
+          <w:szCs w:val="24"/>
+        </w:rPr>
+      </w:pPr>
+      <w:r>
+        <w:rPr>
+          <w:rFonts w:eastAsiaTheme="minorEastAsia" w:cstheme="minorHAnsi"/>
+          <w:b/>
+          <w:bCs/>
+          <w:sz w:val="24"/>
+          <w:szCs w:val="24"/>
+        </w:rPr>
+        <w:t>Hata Fırlatma</w:t>
+      </w:r>
+    </w:p>
+    <w:p>
+      <w:pPr>
+        <w:pStyle w:val="ListeParagraf"/>
+        <w:numPr>
+          <w:ilvl w:val="0"/>
+          <w:numId w:val="35"/>
+        </w:numPr>
+        <w:rPr>
+          <w:rFonts w:eastAsiaTheme="minorEastAsia" w:cstheme="minorHAnsi"/>
+          <w:sz w:val="24"/>
+          <w:szCs w:val="24"/>
+        </w:rPr>
+      </w:pPr>
+      <w:r>
+        <w:rPr>
+          <w:rFonts w:eastAsiaTheme="minorEastAsia" w:cstheme="minorHAnsi"/>
+          <w:sz w:val="24"/>
+          <w:szCs w:val="24"/>
+        </w:rPr>
+        <w:t xml:space="preserve">Bu işlem </w:t>
+      </w:r>
+      <w:proofErr w:type="spellStart"/>
+      <w:r>
+        <w:rPr>
+          <w:rFonts w:eastAsiaTheme="minorEastAsia" w:cstheme="minorHAnsi"/>
+          <w:sz w:val="24"/>
+          <w:szCs w:val="24"/>
+        </w:rPr>
+        <w:t>throw</w:t>
+      </w:r>
+      <w:proofErr w:type="spellEnd"/>
+      <w:r>
+        <w:rPr>
+          <w:rFonts w:eastAsiaTheme="minorEastAsia" w:cstheme="minorHAnsi"/>
+          <w:sz w:val="24"/>
+          <w:szCs w:val="24"/>
+        </w:rPr>
+        <w:t xml:space="preserve"> komutu ile yapılır.</w:t>
+      </w:r>
+    </w:p>
+    <w:p>
+      <w:pPr>
+        <w:pStyle w:val="ListeParagraf"/>
+        <w:numPr>
+          <w:ilvl w:val="0"/>
+          <w:numId w:val="35"/>
+        </w:numPr>
+        <w:rPr>
+          <w:rFonts w:eastAsiaTheme="minorEastAsia" w:cstheme="minorHAnsi"/>
+          <w:sz w:val="24"/>
+          <w:szCs w:val="24"/>
+        </w:rPr>
+      </w:pPr>
+      <w:r>
+        <w:rPr>
+          <w:rFonts w:eastAsiaTheme="minorEastAsia" w:cstheme="minorHAnsi"/>
+          <w:sz w:val="24"/>
+          <w:szCs w:val="24"/>
+        </w:rPr>
+        <w:t xml:space="preserve">Yazıldığı blokta hata yakalarsa kendisinden sonra gelen komutları çalıştırmaz ve bulunduğu blokta </w:t>
+      </w:r>
+      <w:proofErr w:type="spellStart"/>
+      <w:r>
+        <w:rPr>
+          <w:rFonts w:eastAsiaTheme="minorEastAsia" w:cstheme="minorHAnsi"/>
+          <w:sz w:val="24"/>
+          <w:szCs w:val="24"/>
+        </w:rPr>
+        <w:t>catch</w:t>
+      </w:r>
+      <w:proofErr w:type="spellEnd"/>
+      <w:r>
+        <w:rPr>
+          <w:rFonts w:eastAsiaTheme="minorEastAsia" w:cstheme="minorHAnsi"/>
+          <w:sz w:val="24"/>
+          <w:szCs w:val="24"/>
+        </w:rPr>
+        <w:t xml:space="preserve"> arar. Eğer kendi bulunduğu yerde </w:t>
+      </w:r>
+      <w:proofErr w:type="spellStart"/>
+      <w:r>
+        <w:rPr>
+          <w:rFonts w:eastAsiaTheme="minorEastAsia" w:cstheme="minorHAnsi"/>
+          <w:sz w:val="24"/>
+          <w:szCs w:val="24"/>
+        </w:rPr>
+        <w:t>catch</w:t>
+      </w:r>
+      <w:proofErr w:type="spellEnd"/>
+      <w:r>
+        <w:rPr>
+          <w:rFonts w:eastAsiaTheme="minorEastAsia" w:cstheme="minorHAnsi"/>
+          <w:sz w:val="24"/>
+          <w:szCs w:val="24"/>
+        </w:rPr>
+        <w:t xml:space="preserve"> bulamazsa hatanın alındığı yerde </w:t>
+      </w:r>
+      <w:proofErr w:type="spellStart"/>
+      <w:r>
+        <w:rPr>
+          <w:rFonts w:eastAsiaTheme="minorEastAsia" w:cstheme="minorHAnsi"/>
+          <w:sz w:val="24"/>
+          <w:szCs w:val="24"/>
+        </w:rPr>
+        <w:t>catch</w:t>
+      </w:r>
+      <w:proofErr w:type="spellEnd"/>
+      <w:r>
+        <w:rPr>
+          <w:rFonts w:eastAsiaTheme="minorEastAsia" w:cstheme="minorHAnsi"/>
+          <w:sz w:val="24"/>
+          <w:szCs w:val="24"/>
+        </w:rPr>
+        <w:t xml:space="preserve"> arar. Eğer </w:t>
+      </w:r>
+      <w:proofErr w:type="spellStart"/>
+      <w:r>
+        <w:rPr>
+          <w:rFonts w:eastAsiaTheme="minorEastAsia" w:cstheme="minorHAnsi"/>
+          <w:sz w:val="24"/>
+          <w:szCs w:val="24"/>
+        </w:rPr>
+        <w:t>catch</w:t>
+      </w:r>
+      <w:proofErr w:type="spellEnd"/>
+      <w:r>
+        <w:rPr>
+          <w:rFonts w:eastAsiaTheme="minorEastAsia" w:cstheme="minorHAnsi"/>
+          <w:sz w:val="24"/>
+          <w:szCs w:val="24"/>
+        </w:rPr>
+        <w:t xml:space="preserve"> yapısını bulamazsa bu yapı da hata verir.</w:t>
+      </w:r>
+    </w:p>
+    <w:p>
+      <w:pPr>
+        <w:pStyle w:val="ListeParagraf"/>
+        <w:numPr>
+          <w:ilvl w:val="0"/>
+          <w:numId w:val="35"/>
+        </w:numPr>
+        <w:rPr>
+          <w:rFonts w:eastAsiaTheme="minorEastAsia" w:cstheme="minorHAnsi"/>
+          <w:sz w:val="24"/>
+          <w:szCs w:val="24"/>
+        </w:rPr>
+      </w:pPr>
+      <w:proofErr w:type="spellStart"/>
+      <w:r>
+        <w:rPr>
+          <w:rFonts w:eastAsiaTheme="minorEastAsia" w:cstheme="minorHAnsi"/>
+          <w:sz w:val="24"/>
+          <w:szCs w:val="24"/>
+        </w:rPr>
+        <w:t>Exception</w:t>
+      </w:r>
+      <w:proofErr w:type="spellEnd"/>
+      <w:r>
+        <w:rPr>
+          <w:rFonts w:eastAsiaTheme="minorEastAsia" w:cstheme="minorHAnsi"/>
+          <w:sz w:val="24"/>
+          <w:szCs w:val="24"/>
+        </w:rPr>
+        <w:t xml:space="preserve"> yapılarında olduğu gibi </w:t>
+      </w:r>
+      <w:proofErr w:type="spellStart"/>
+      <w:r>
+        <w:rPr>
+          <w:rFonts w:eastAsiaTheme="minorEastAsia" w:cstheme="minorHAnsi"/>
+          <w:sz w:val="24"/>
+          <w:szCs w:val="24"/>
+        </w:rPr>
+        <w:t>catch</w:t>
+      </w:r>
+      <w:proofErr w:type="spellEnd"/>
+      <w:r>
+        <w:rPr>
+          <w:rFonts w:eastAsiaTheme="minorEastAsia" w:cstheme="minorHAnsi"/>
+          <w:sz w:val="24"/>
+          <w:szCs w:val="24"/>
+        </w:rPr>
+        <w:t xml:space="preserve"> içinde hata mesajı</w:t>
+      </w:r>
+      <w:r>
+        <w:rPr>
+          <w:rFonts w:eastAsiaTheme="minorEastAsia" w:cstheme="minorHAnsi"/>
+          <w:sz w:val="24"/>
+          <w:szCs w:val="24"/>
+        </w:rPr>
+        <w:t xml:space="preserve"> ve hata yeri yazdırılabilir. </w:t>
+      </w:r>
+    </w:p>
+    <w:p>
+      <w:pPr>
+        <w:pStyle w:val="ListeParagraf"/>
+        <w:numPr>
+          <w:ilvl w:val="0"/>
+          <w:numId w:val="35"/>
+        </w:numPr>
+        <w:rPr>
+          <w:rFonts w:eastAsiaTheme="minorEastAsia" w:cstheme="minorHAnsi"/>
+          <w:sz w:val="24"/>
+          <w:szCs w:val="24"/>
+        </w:rPr>
+      </w:pPr>
+      <w:r>
+        <w:rPr>
+          <w:rFonts w:eastAsiaTheme="minorEastAsia" w:cstheme="minorHAnsi"/>
+          <w:sz w:val="24"/>
+          <w:szCs w:val="24"/>
+        </w:rPr>
+        <w:t xml:space="preserve">Değer döndürülen bir fonksiyon içinde kullanıldığında </w:t>
+      </w:r>
+      <w:proofErr w:type="spellStart"/>
+      <w:r>
+        <w:rPr>
+          <w:rFonts w:eastAsiaTheme="minorEastAsia" w:cstheme="minorHAnsi"/>
+          <w:sz w:val="24"/>
+          <w:szCs w:val="24"/>
+        </w:rPr>
+        <w:t>throw</w:t>
+      </w:r>
+      <w:proofErr w:type="spellEnd"/>
+      <w:r>
+        <w:rPr>
+          <w:rFonts w:eastAsiaTheme="minorEastAsia" w:cstheme="minorHAnsi"/>
+          <w:sz w:val="24"/>
+          <w:szCs w:val="24"/>
+        </w:rPr>
+        <w:t xml:space="preserve">’ dan sonra kod bloğunun içerisinde başka komut çalışmadığından fonksiyon hata verir çünkü fonksiyonun değer döndürmesi beklenir. Bu nedenle hata alınsa da alınmasa da çalışacak olan bir </w:t>
+      </w:r>
+      <w:proofErr w:type="spellStart"/>
+      <w:r>
+        <w:rPr>
+          <w:rFonts w:eastAsiaTheme="minorEastAsia" w:cstheme="minorHAnsi"/>
+          <w:sz w:val="24"/>
+          <w:szCs w:val="24"/>
+        </w:rPr>
+        <w:t>finally</w:t>
+      </w:r>
+      <w:proofErr w:type="spellEnd"/>
+      <w:r>
+        <w:rPr>
+          <w:rFonts w:eastAsiaTheme="minorEastAsia" w:cstheme="minorHAnsi"/>
+          <w:sz w:val="24"/>
+          <w:szCs w:val="24"/>
+        </w:rPr>
+        <w:t xml:space="preserve"> yapısı içerisinde </w:t>
+      </w:r>
+      <w:proofErr w:type="spellStart"/>
+      <w:r>
+        <w:rPr>
+          <w:rFonts w:eastAsiaTheme="minorEastAsia" w:cstheme="minorHAnsi"/>
+          <w:sz w:val="24"/>
+          <w:szCs w:val="24"/>
+        </w:rPr>
+        <w:t>return</w:t>
+      </w:r>
+      <w:proofErr w:type="spellEnd"/>
+      <w:r>
+        <w:rPr>
+          <w:rFonts w:eastAsiaTheme="minorEastAsia" w:cstheme="minorHAnsi"/>
+          <w:sz w:val="24"/>
+          <w:szCs w:val="24"/>
+        </w:rPr>
+        <w:t xml:space="preserve"> yazabiliriz. Değer döndürmeyen fonksiyonlar için aynı durum söz konusu değildir.</w:t>
+      </w:r>
+    </w:p>
+    <w:p>
+      <w:pPr>
+        <w:jc w:val="center"/>
+        <w:rPr>
+          <w:rFonts w:eastAsiaTheme="minorEastAsia" w:cstheme="minorHAnsi"/>
+          <w:sz w:val="24"/>
+          <w:szCs w:val="24"/>
+        </w:rPr>
+      </w:pPr>
+      <w:r>
+        <w:rPr>
+          <w:rFonts w:eastAsiaTheme="minorEastAsia" w:cstheme="minorHAnsi"/>
+          <w:noProof/>
+          <w:sz w:val="24"/>
+          <w:szCs w:val="24"/>
+        </w:rPr>
+        <w:lastRenderedPageBreak/>
+        <w:drawing>
+          <wp:inline distT="0" distB="0" distL="0" distR="0" wp14:anchorId="50CD7E14" wp14:editId="0037E933">
+            <wp:extent cx="5757545" cy="1727200"/>
+            <wp:effectExtent l="0" t="0" r="0" b="6350"/>
+            <wp:docPr id="93" name="Resim 93"/>
+            <wp:cNvGraphicFramePr>
+              <a:graphicFrameLocks xmlns:a="http://schemas.openxmlformats.org/drawingml/2006/main" noChangeAspect="1"/>
+            </wp:cNvGraphicFramePr>
+            <a:graphic xmlns:a="http://schemas.openxmlformats.org/drawingml/2006/main">
+              <a:graphicData uri="http://schemas.openxmlformats.org/drawingml/2006/picture">
+                <pic:pic xmlns:pic="http://schemas.openxmlformats.org/drawingml/2006/picture">
+                  <pic:nvPicPr>
+                    <pic:cNvPr id="0" name="Picture 19"/>
+                    <pic:cNvPicPr>
+                      <a:picLocks noChangeAspect="1" noChangeArrowheads="1"/>
+                    </pic:cNvPicPr>
+                  </pic:nvPicPr>
+                  <pic:blipFill>
+                    <a:blip r:embed="rId96" cstate="print">
+                      <a:extLst>
+                        <a:ext uri="{28A0092B-C50C-407E-A947-70E740481C1C}">
+                          <a14:useLocalDpi xmlns:a14="http://schemas.microsoft.com/office/drawing/2010/main" val="0"/>
+                        </a:ext>
+                      </a:extLst>
+                    </a:blip>
+                    <a:srcRect/>
+                    <a:stretch>
+                      <a:fillRect/>
+                    </a:stretch>
+                  </pic:blipFill>
+                  <pic:spPr bwMode="auto">
+                    <a:xfrm>
+                      <a:off x="0" y="0"/>
+                      <a:ext cx="5757545" cy="1727200"/>
+                    </a:xfrm>
+                    <a:prstGeom prst="rect">
+                      <a:avLst/>
+                    </a:prstGeom>
+                    <a:noFill/>
+                    <a:ln>
+                      <a:noFill/>
+                    </a:ln>
+                  </pic:spPr>
+                </pic:pic>
+              </a:graphicData>
+            </a:graphic>
+          </wp:inline>
+        </w:drawing>
+      </w:r>
+    </w:p>
+    <w:p>
+      <w:pPr>
+        <w:jc w:val="center"/>
+        <w:rPr>
+          <w:rFonts w:eastAsiaTheme="minorEastAsia" w:cstheme="minorHAnsi"/>
+          <w:sz w:val="24"/>
+          <w:szCs w:val="24"/>
+        </w:rPr>
+      </w:pPr>
+      <w:r>
+        <w:rPr>
+          <w:rFonts w:eastAsiaTheme="minorEastAsia" w:cstheme="minorHAnsi"/>
+          <w:noProof/>
+          <w:sz w:val="24"/>
+          <w:szCs w:val="24"/>
+        </w:rPr>
+        <w:drawing>
+          <wp:inline distT="0" distB="0" distL="0" distR="0" wp14:anchorId="6A9D0D21" wp14:editId="2471C42B">
+            <wp:extent cx="2446655" cy="347345"/>
+            <wp:effectExtent l="0" t="0" r="0" b="0"/>
+            <wp:docPr id="94" name="Resim 94"/>
+            <wp:cNvGraphicFramePr>
+              <a:graphicFrameLocks xmlns:a="http://schemas.openxmlformats.org/drawingml/2006/main" noChangeAspect="1"/>
+            </wp:cNvGraphicFramePr>
+            <a:graphic xmlns:a="http://schemas.openxmlformats.org/drawingml/2006/main">
+              <a:graphicData uri="http://schemas.openxmlformats.org/drawingml/2006/picture">
+                <pic:pic xmlns:pic="http://schemas.openxmlformats.org/drawingml/2006/picture">
+                  <pic:nvPicPr>
+                    <pic:cNvPr id="0" name="Picture 20"/>
+                    <pic:cNvPicPr>
+                      <a:picLocks noChangeAspect="1" noChangeArrowheads="1"/>
+                    </pic:cNvPicPr>
+                  </pic:nvPicPr>
+                  <pic:blipFill>
+                    <a:blip r:embed="rId97">
+                      <a:extLst>
+                        <a:ext uri="{28A0092B-C50C-407E-A947-70E740481C1C}">
+                          <a14:useLocalDpi xmlns:a14="http://schemas.microsoft.com/office/drawing/2010/main" val="0"/>
+                        </a:ext>
+                      </a:extLst>
+                    </a:blip>
+                    <a:srcRect/>
+                    <a:stretch>
+                      <a:fillRect/>
+                    </a:stretch>
+                  </pic:blipFill>
+                  <pic:spPr bwMode="auto">
+                    <a:xfrm>
+                      <a:off x="0" y="0"/>
+                      <a:ext cx="2446655" cy="347345"/>
+                    </a:xfrm>
+                    <a:prstGeom prst="rect">
+                      <a:avLst/>
+                    </a:prstGeom>
+                    <a:noFill/>
+                    <a:ln>
+                      <a:noFill/>
+                    </a:ln>
+                  </pic:spPr>
+                </pic:pic>
+              </a:graphicData>
+            </a:graphic>
+          </wp:inline>
+        </w:drawing>
+      </w:r>
+    </w:p>
+    <w:p>
+      <w:pPr>
+        <w:pStyle w:val="ListeParagraf"/>
+        <w:numPr>
+          <w:ilvl w:val="0"/>
+          <w:numId w:val="36"/>
+        </w:numPr>
+        <w:jc w:val="both"/>
+        <w:rPr>
+          <w:rFonts w:eastAsiaTheme="minorEastAsia" w:cstheme="minorHAnsi"/>
+          <w:sz w:val="24"/>
+          <w:szCs w:val="24"/>
+        </w:rPr>
+      </w:pPr>
+      <w:r>
+        <w:rPr>
+          <w:rFonts w:eastAsiaTheme="minorEastAsia" w:cstheme="minorHAnsi"/>
+          <w:sz w:val="24"/>
+          <w:szCs w:val="24"/>
+        </w:rPr>
+        <w:t xml:space="preserve">Kendi hata sınıfımızı oluşturmak için </w:t>
+      </w:r>
+      <w:proofErr w:type="spellStart"/>
+      <w:r>
+        <w:rPr>
+          <w:rFonts w:eastAsiaTheme="minorEastAsia" w:cstheme="minorHAnsi"/>
+          <w:sz w:val="24"/>
+          <w:szCs w:val="24"/>
+        </w:rPr>
+        <w:t>Exception</w:t>
+      </w:r>
+      <w:proofErr w:type="spellEnd"/>
+      <w:r>
+        <w:rPr>
+          <w:rFonts w:eastAsiaTheme="minorEastAsia" w:cstheme="minorHAnsi"/>
+          <w:sz w:val="24"/>
+          <w:szCs w:val="24"/>
+        </w:rPr>
+        <w:t xml:space="preserve"> sınıfından yardım alırız. Bu sınıfın bazı özelliklerine sahip olabilmek için bu sınıfı oluşturacağımız hata sınıfına </w:t>
+      </w:r>
+      <w:proofErr w:type="spellStart"/>
+      <w:r>
+        <w:rPr>
+          <w:rFonts w:eastAsiaTheme="minorEastAsia" w:cstheme="minorHAnsi"/>
+          <w:sz w:val="24"/>
+          <w:szCs w:val="24"/>
+        </w:rPr>
+        <w:t>implaments</w:t>
+      </w:r>
+      <w:proofErr w:type="spellEnd"/>
+      <w:r>
+        <w:rPr>
+          <w:rFonts w:eastAsiaTheme="minorEastAsia" w:cstheme="minorHAnsi"/>
+          <w:sz w:val="24"/>
+          <w:szCs w:val="24"/>
+        </w:rPr>
+        <w:t xml:space="preserve"> etmemiz gerekir.</w:t>
+      </w:r>
+    </w:p>
+    <w:p>
+      <w:pPr>
+        <w:jc w:val="center"/>
+        <w:rPr>
+          <w:rFonts w:eastAsiaTheme="minorEastAsia" w:cstheme="minorHAnsi"/>
+          <w:sz w:val="24"/>
+          <w:szCs w:val="24"/>
+        </w:rPr>
+      </w:pPr>
+      <w:r>
+        <w:rPr>
+          <w:rFonts w:eastAsiaTheme="minorEastAsia" w:cstheme="minorHAnsi"/>
+          <w:noProof/>
+          <w:sz w:val="24"/>
+          <w:szCs w:val="24"/>
+        </w:rPr>
+        <w:drawing>
+          <wp:inline distT="0" distB="0" distL="0" distR="0" wp14:anchorId="4A2F70CA" wp14:editId="59AD6840">
+            <wp:extent cx="5757545" cy="2709545"/>
+            <wp:effectExtent l="0" t="0" r="0" b="0"/>
+            <wp:docPr id="84" name="Resim 84"/>
+            <wp:cNvGraphicFramePr>
+              <a:graphicFrameLocks xmlns:a="http://schemas.openxmlformats.org/drawingml/2006/main" noChangeAspect="1"/>
+            </wp:cNvGraphicFramePr>
+            <a:graphic xmlns:a="http://schemas.openxmlformats.org/drawingml/2006/main">
+              <a:graphicData uri="http://schemas.openxmlformats.org/drawingml/2006/picture">
+                <pic:pic xmlns:pic="http://schemas.openxmlformats.org/drawingml/2006/picture">
+                  <pic:nvPicPr>
+                    <pic:cNvPr id="0" name="Picture 2"/>
+                    <pic:cNvPicPr>
+                      <a:picLocks noChangeAspect="1" noChangeArrowheads="1"/>
+                    </pic:cNvPicPr>
+                  </pic:nvPicPr>
+                  <pic:blipFill>
+                    <a:blip r:embed="rId98">
+                      <a:extLst>
+                        <a:ext uri="{28A0092B-C50C-407E-A947-70E740481C1C}">
+                          <a14:useLocalDpi xmlns:a14="http://schemas.microsoft.com/office/drawing/2010/main" val="0"/>
+                        </a:ext>
+                      </a:extLst>
+                    </a:blip>
+                    <a:srcRect/>
+                    <a:stretch>
+                      <a:fillRect/>
+                    </a:stretch>
+                  </pic:blipFill>
+                  <pic:spPr bwMode="auto">
+                    <a:xfrm>
+                      <a:off x="0" y="0"/>
+                      <a:ext cx="5757545" cy="2709545"/>
+                    </a:xfrm>
+                    <a:prstGeom prst="rect">
+                      <a:avLst/>
+                    </a:prstGeom>
+                    <a:noFill/>
+                    <a:ln>
+                      <a:noFill/>
+                    </a:ln>
+                  </pic:spPr>
+                </pic:pic>
+              </a:graphicData>
+            </a:graphic>
+          </wp:inline>
+        </w:drawing>
+      </w:r>
+    </w:p>
+    <w:p>
+      <w:pPr>
+        <w:jc w:val="center"/>
+        <w:rPr>
+          <w:rFonts w:eastAsiaTheme="minorEastAsia" w:cstheme="minorHAnsi"/>
+          <w:sz w:val="24"/>
+          <w:szCs w:val="24"/>
+        </w:rPr>
+      </w:pPr>
+      <w:r>
+        <w:rPr>
+          <w:rFonts w:eastAsiaTheme="minorEastAsia" w:cstheme="minorHAnsi"/>
+          <w:noProof/>
+          <w:sz w:val="24"/>
+          <w:szCs w:val="24"/>
+        </w:rPr>
+        <w:drawing>
+          <wp:inline distT="0" distB="0" distL="0" distR="0" wp14:anchorId="0343EE7F" wp14:editId="3C0E61C5">
+            <wp:extent cx="2912745" cy="347345"/>
+            <wp:effectExtent l="0" t="0" r="1905" b="0"/>
+            <wp:docPr id="95" name="Resim 95"/>
+            <wp:cNvGraphicFramePr>
+              <a:graphicFrameLocks xmlns:a="http://schemas.openxmlformats.org/drawingml/2006/main" noChangeAspect="1"/>
+            </wp:cNvGraphicFramePr>
+            <a:graphic xmlns:a="http://schemas.openxmlformats.org/drawingml/2006/main">
+              <a:graphicData uri="http://schemas.openxmlformats.org/drawingml/2006/picture">
+                <pic:pic xmlns:pic="http://schemas.openxmlformats.org/drawingml/2006/picture">
+                  <pic:nvPicPr>
+                    <pic:cNvPr id="0" name="Picture 3"/>
+                    <pic:cNvPicPr>
+                      <a:picLocks noChangeAspect="1" noChangeArrowheads="1"/>
+                    </pic:cNvPicPr>
+                  </pic:nvPicPr>
+                  <pic:blipFill>
+                    <a:blip r:embed="rId99">
+                      <a:extLst>
+                        <a:ext uri="{28A0092B-C50C-407E-A947-70E740481C1C}">
+                          <a14:useLocalDpi xmlns:a14="http://schemas.microsoft.com/office/drawing/2010/main" val="0"/>
+                        </a:ext>
+                      </a:extLst>
+                    </a:blip>
+                    <a:srcRect/>
+                    <a:stretch>
+                      <a:fillRect/>
+                    </a:stretch>
+                  </pic:blipFill>
+                  <pic:spPr bwMode="auto">
+                    <a:xfrm>
+                      <a:off x="0" y="0"/>
+                      <a:ext cx="2912745" cy="347345"/>
+                    </a:xfrm>
+                    <a:prstGeom prst="rect">
+                      <a:avLst/>
+                    </a:prstGeom>
+                    <a:noFill/>
+                    <a:ln>
+                      <a:noFill/>
+                    </a:ln>
+                  </pic:spPr>
+                </pic:pic>
+              </a:graphicData>
+            </a:graphic>
+          </wp:inline>
+        </w:drawing>
+      </w:r>
+    </w:p>
+    <w:p>
+      <w:pPr>
+        <w:rPr>
+          <w:rFonts w:eastAsiaTheme="minorEastAsia" w:cstheme="minorHAnsi"/>
+          <w:sz w:val="24"/>
+          <w:szCs w:val="24"/>
+        </w:rPr>
+      </w:pPr>
+    </w:p>
+    <w:p>
+      <w:pPr>
+        <w:rPr>
+          <w:rFonts w:eastAsiaTheme="minorEastAsia" w:cstheme="minorHAnsi"/>
+          <w:b/>
+          <w:bCs/>
+          <w:sz w:val="24"/>
+          <w:szCs w:val="24"/>
+        </w:rPr>
+      </w:pPr>
+      <w:r>
+        <w:rPr>
+          <w:rFonts w:eastAsiaTheme="minorEastAsia" w:cstheme="minorHAnsi"/>
+          <w:b/>
+          <w:bCs/>
+          <w:sz w:val="24"/>
+          <w:szCs w:val="24"/>
+        </w:rPr>
+        <w:t>Asenkron ve Senkron Kodlama</w:t>
+      </w:r>
+    </w:p>
+    <w:p>
+      <w:pPr>
+        <w:pStyle w:val="ListeParagraf"/>
+        <w:numPr>
+          <w:ilvl w:val="0"/>
+          <w:numId w:val="36"/>
+        </w:numPr>
+        <w:jc w:val="both"/>
+        <w:rPr>
+          <w:rFonts w:eastAsiaTheme="minorEastAsia" w:cstheme="minorHAnsi"/>
+          <w:sz w:val="24"/>
+          <w:szCs w:val="24"/>
+        </w:rPr>
+      </w:pPr>
+      <w:r>
+        <w:rPr>
+          <w:rFonts w:eastAsiaTheme="minorEastAsia" w:cstheme="minorHAnsi"/>
+          <w:sz w:val="24"/>
+          <w:szCs w:val="24"/>
+        </w:rPr>
+        <w:t xml:space="preserve">Senkron </w:t>
+      </w:r>
+      <w:r>
+        <w:rPr>
+          <w:rFonts w:eastAsiaTheme="minorEastAsia" w:cstheme="minorHAnsi"/>
+          <w:sz w:val="24"/>
+          <w:szCs w:val="24"/>
+        </w:rPr>
+        <w:t>kodlamada işler sırası ile yapılır. Örneğin internetten bir veri çektik ve bu veri çekme işleminden sonra çektiğimiz veriler ile alakası olmayan işler yapan bir programımız olsun. Senkron kodlama da veriler gelene kadar programda diğer işler duraksar. Kod veri çekildikten sonra çalışmaya devam eder. Bu da bir programcının ve uygulamayı kullanan kişinin istemeyeceği durumlardır.</w:t>
+      </w:r>
+      <w:r>
+        <w:rPr>
+          <w:rFonts w:eastAsiaTheme="minorEastAsia" w:cstheme="minorHAnsi"/>
+          <w:sz w:val="24"/>
+          <w:szCs w:val="24"/>
+        </w:rPr>
+        <w:t xml:space="preserve"> Çekilen veriye göre işlem yapılan yerlerde bu şekilde kodlamak mantıklıdır fakat veri ile alakası olmayan işlerin veriyi beklemesi programın akışını bozar.</w:t>
+      </w:r>
+    </w:p>
+    <w:p>
+      <w:pPr>
+        <w:pStyle w:val="ListeParagraf"/>
+        <w:numPr>
+          <w:ilvl w:val="0"/>
+          <w:numId w:val="36"/>
+        </w:numPr>
+        <w:jc w:val="both"/>
+        <w:rPr>
+          <w:rFonts w:eastAsiaTheme="minorEastAsia" w:cstheme="minorHAnsi"/>
+          <w:sz w:val="24"/>
+          <w:szCs w:val="24"/>
+        </w:rPr>
+      </w:pPr>
+      <w:r>
+        <w:rPr>
+          <w:rFonts w:eastAsiaTheme="minorEastAsia" w:cstheme="minorHAnsi"/>
+          <w:sz w:val="24"/>
+          <w:szCs w:val="24"/>
+        </w:rPr>
+        <w:t xml:space="preserve">Asenkron kodlamada ise </w:t>
+      </w:r>
+      <w:r>
+        <w:rPr>
+          <w:rFonts w:eastAsiaTheme="minorEastAsia" w:cstheme="minorHAnsi"/>
+          <w:sz w:val="24"/>
+          <w:szCs w:val="24"/>
+        </w:rPr>
+        <w:t>bu durum tam tersidir. Çekilecek veriye ihtiyaç olunmadığında kod akmaya devam eder.</w:t>
+      </w:r>
+    </w:p>
+    <w:p>
+      <w:pPr>
+        <w:pStyle w:val="ListeParagraf"/>
+        <w:numPr>
+          <w:ilvl w:val="0"/>
+          <w:numId w:val="36"/>
+        </w:numPr>
+        <w:jc w:val="both"/>
+        <w:rPr>
+          <w:rFonts w:eastAsiaTheme="minorEastAsia" w:cstheme="minorHAnsi"/>
+          <w:sz w:val="24"/>
+          <w:szCs w:val="24"/>
+        </w:rPr>
+      </w:pPr>
+      <w:proofErr w:type="spellStart"/>
+      <w:r>
+        <w:rPr>
+          <w:rFonts w:eastAsiaTheme="minorEastAsia" w:cstheme="minorHAnsi"/>
+          <w:sz w:val="24"/>
+          <w:szCs w:val="24"/>
+        </w:rPr>
+        <w:lastRenderedPageBreak/>
+        <w:t>Sleep</w:t>
+      </w:r>
+      <w:proofErr w:type="spellEnd"/>
+      <w:r>
+        <w:rPr>
+          <w:rFonts w:eastAsiaTheme="minorEastAsia" w:cstheme="minorHAnsi"/>
+          <w:sz w:val="24"/>
+          <w:szCs w:val="24"/>
+        </w:rPr>
+        <w:t xml:space="preserve"> komutu uygulamaya </w:t>
+      </w:r>
+      <w:proofErr w:type="spellStart"/>
+      <w:r>
+        <w:rPr>
+          <w:rFonts w:eastAsiaTheme="minorEastAsia" w:cstheme="minorHAnsi"/>
+          <w:sz w:val="24"/>
+          <w:szCs w:val="24"/>
+        </w:rPr>
+        <w:t>delay</w:t>
+      </w:r>
+      <w:proofErr w:type="spellEnd"/>
+      <w:r>
+        <w:rPr>
+          <w:rFonts w:eastAsiaTheme="minorEastAsia" w:cstheme="minorHAnsi"/>
+          <w:sz w:val="24"/>
+          <w:szCs w:val="24"/>
+        </w:rPr>
+        <w:t xml:space="preserve"> verir. İçerisine bir </w:t>
+      </w:r>
+      <w:proofErr w:type="spellStart"/>
+      <w:r>
+        <w:rPr>
+          <w:rFonts w:eastAsiaTheme="minorEastAsia" w:cstheme="minorHAnsi"/>
+          <w:sz w:val="24"/>
+          <w:szCs w:val="24"/>
+        </w:rPr>
+        <w:t>Duration</w:t>
+      </w:r>
+      <w:proofErr w:type="spellEnd"/>
+      <w:r>
+        <w:rPr>
+          <w:rFonts w:eastAsiaTheme="minorEastAsia" w:cstheme="minorHAnsi"/>
+          <w:sz w:val="24"/>
+          <w:szCs w:val="24"/>
+        </w:rPr>
+        <w:t xml:space="preserve"> sınıfı bekler ve </w:t>
+      </w:r>
+      <w:proofErr w:type="spellStart"/>
+      <w:r>
+        <w:rPr>
+          <w:rFonts w:eastAsiaTheme="minorEastAsia" w:cstheme="minorHAnsi"/>
+          <w:sz w:val="24"/>
+          <w:szCs w:val="24"/>
+        </w:rPr>
+        <w:t>Duration</w:t>
+      </w:r>
+      <w:proofErr w:type="spellEnd"/>
+      <w:r>
+        <w:rPr>
+          <w:rFonts w:eastAsiaTheme="minorEastAsia" w:cstheme="minorHAnsi"/>
+          <w:sz w:val="24"/>
+          <w:szCs w:val="24"/>
+        </w:rPr>
+        <w:t xml:space="preserve"> sınıfı </w:t>
+      </w:r>
+      <w:proofErr w:type="spellStart"/>
+      <w:r>
+        <w:rPr>
+          <w:rFonts w:eastAsiaTheme="minorEastAsia" w:cstheme="minorHAnsi"/>
+          <w:sz w:val="24"/>
+          <w:szCs w:val="24"/>
+        </w:rPr>
+        <w:t>days</w:t>
+      </w:r>
+      <w:proofErr w:type="spellEnd"/>
+      <w:r>
+        <w:rPr>
+          <w:rFonts w:eastAsiaTheme="minorEastAsia" w:cstheme="minorHAnsi"/>
+          <w:sz w:val="24"/>
+          <w:szCs w:val="24"/>
+        </w:rPr>
+        <w:t xml:space="preserve">, </w:t>
+      </w:r>
+      <w:proofErr w:type="spellStart"/>
+      <w:r>
+        <w:rPr>
+          <w:rFonts w:eastAsiaTheme="minorEastAsia" w:cstheme="minorHAnsi"/>
+          <w:sz w:val="24"/>
+          <w:szCs w:val="24"/>
+        </w:rPr>
+        <w:t>hours</w:t>
+      </w:r>
+      <w:proofErr w:type="spellEnd"/>
+      <w:r>
+        <w:rPr>
+          <w:rFonts w:eastAsiaTheme="minorEastAsia" w:cstheme="minorHAnsi"/>
+          <w:sz w:val="24"/>
+          <w:szCs w:val="24"/>
+        </w:rPr>
+        <w:t xml:space="preserve">, </w:t>
+      </w:r>
+      <w:proofErr w:type="spellStart"/>
+      <w:r>
+        <w:rPr>
+          <w:rFonts w:eastAsiaTheme="minorEastAsia" w:cstheme="minorHAnsi"/>
+          <w:sz w:val="24"/>
+          <w:szCs w:val="24"/>
+        </w:rPr>
+        <w:t>microseconds</w:t>
+      </w:r>
+      <w:proofErr w:type="spellEnd"/>
+      <w:r>
+        <w:rPr>
+          <w:rFonts w:eastAsiaTheme="minorEastAsia" w:cstheme="minorHAnsi"/>
+          <w:sz w:val="24"/>
+          <w:szCs w:val="24"/>
+        </w:rPr>
+        <w:t xml:space="preserve">, </w:t>
+      </w:r>
+      <w:proofErr w:type="spellStart"/>
+      <w:r>
+        <w:rPr>
+          <w:rFonts w:eastAsiaTheme="minorEastAsia" w:cstheme="minorHAnsi"/>
+          <w:sz w:val="24"/>
+          <w:szCs w:val="24"/>
+        </w:rPr>
+        <w:t>milliseconds</w:t>
+      </w:r>
+      <w:proofErr w:type="spellEnd"/>
+      <w:r>
+        <w:rPr>
+          <w:rFonts w:eastAsiaTheme="minorEastAsia" w:cstheme="minorHAnsi"/>
+          <w:sz w:val="24"/>
+          <w:szCs w:val="24"/>
+        </w:rPr>
+        <w:t xml:space="preserve">, </w:t>
+      </w:r>
+      <w:proofErr w:type="spellStart"/>
+      <w:r>
+        <w:rPr>
+          <w:rFonts w:eastAsiaTheme="minorEastAsia" w:cstheme="minorHAnsi"/>
+          <w:sz w:val="24"/>
+          <w:szCs w:val="24"/>
+        </w:rPr>
+        <w:t>minutes</w:t>
+      </w:r>
+      <w:proofErr w:type="spellEnd"/>
+      <w:r>
+        <w:rPr>
+          <w:rFonts w:eastAsiaTheme="minorEastAsia" w:cstheme="minorHAnsi"/>
+          <w:sz w:val="24"/>
+          <w:szCs w:val="24"/>
+        </w:rPr>
+        <w:t xml:space="preserve">, </w:t>
+      </w:r>
+      <w:proofErr w:type="spellStart"/>
+      <w:r>
+        <w:rPr>
+          <w:rFonts w:eastAsiaTheme="minorEastAsia" w:cstheme="minorHAnsi"/>
+          <w:sz w:val="24"/>
+          <w:szCs w:val="24"/>
+        </w:rPr>
+        <w:t>seconds</w:t>
+      </w:r>
+      <w:proofErr w:type="spellEnd"/>
+      <w:r>
+        <w:rPr>
+          <w:rFonts w:eastAsiaTheme="minorEastAsia" w:cstheme="minorHAnsi"/>
+          <w:sz w:val="24"/>
+          <w:szCs w:val="24"/>
+        </w:rPr>
+        <w:t xml:space="preserve"> gibi değişkenler alır. Kullanımı;</w:t>
+      </w:r>
+    </w:p>
+    <w:p>
+      <w:pPr>
+        <w:pStyle w:val="ListeParagraf"/>
+        <w:numPr>
+          <w:ilvl w:val="1"/>
+          <w:numId w:val="36"/>
+        </w:numPr>
+        <w:jc w:val="both"/>
+        <w:rPr>
+          <w:rFonts w:eastAsiaTheme="minorEastAsia" w:cstheme="minorHAnsi"/>
+          <w:sz w:val="24"/>
+          <w:szCs w:val="24"/>
+        </w:rPr>
+      </w:pPr>
+      <m:oMath>
+        <m:r>
+          <w:rPr>
+            <w:rFonts w:ascii="Cambria Math" w:eastAsiaTheme="minorEastAsia" w:hAnsi="Cambria Math" w:cstheme="minorHAnsi"/>
+            <w:sz w:val="24"/>
+            <w:szCs w:val="24"/>
+          </w:rPr>
+          <m:t>sleep</m:t>
+        </m:r>
+        <m:d>
+          <m:dPr>
+            <m:ctrlPr>
+              <w:rPr>
+                <w:rFonts w:ascii="Cambria Math" w:eastAsiaTheme="minorEastAsia" w:hAnsi="Cambria Math" w:cstheme="minorHAnsi"/>
+                <w:i/>
+                <w:sz w:val="24"/>
+                <w:szCs w:val="24"/>
+              </w:rPr>
+            </m:ctrlPr>
+          </m:dPr>
+          <m:e>
+            <m:r>
+              <w:rPr>
+                <w:rFonts w:ascii="Cambria Math" w:eastAsiaTheme="minorEastAsia" w:hAnsi="Cambria Math" w:cstheme="minorHAnsi"/>
+                <w:sz w:val="24"/>
+                <w:szCs w:val="24"/>
+              </w:rPr>
+              <m:t>Duration</m:t>
+            </m:r>
+            <m:d>
+              <m:dPr>
+                <m:ctrlPr>
+                  <w:rPr>
+                    <w:rFonts w:ascii="Cambria Math" w:eastAsiaTheme="minorEastAsia" w:hAnsi="Cambria Math" w:cstheme="minorHAnsi"/>
+                    <w:i/>
+                    <w:sz w:val="24"/>
+                    <w:szCs w:val="24"/>
+                  </w:rPr>
+                </m:ctrlPr>
+              </m:dPr>
+              <m:e>
+                <m:r>
+                  <w:rPr>
+                    <w:rFonts w:ascii="Cambria Math" w:eastAsiaTheme="minorEastAsia" w:hAnsi="Cambria Math" w:cstheme="minorHAnsi"/>
+                    <w:sz w:val="24"/>
+                    <w:szCs w:val="24"/>
+                  </w:rPr>
+                  <m:t>beklenecek fonksiyon:beklenecek süre</m:t>
+                </m:r>
+              </m:e>
+            </m:d>
+          </m:e>
+        </m:d>
+        <m:r>
+          <w:rPr>
+            <w:rFonts w:ascii="Cambria Math" w:eastAsiaTheme="minorEastAsia" w:hAnsi="Cambria Math" w:cstheme="minorHAnsi"/>
+            <w:sz w:val="24"/>
+            <w:szCs w:val="24"/>
+          </w:rPr>
+          <m:t>;</m:t>
+        </m:r>
+      </m:oMath>
+    </w:p>
+    <w:p>
+      <w:pPr>
+        <w:jc w:val="center"/>
+        <w:rPr>
+          <w:rFonts w:eastAsiaTheme="minorEastAsia" w:cstheme="minorHAnsi"/>
+          <w:sz w:val="24"/>
+          <w:szCs w:val="24"/>
+        </w:rPr>
+      </w:pPr>
+      <w:r>
+        <w:rPr>
+          <w:rFonts w:eastAsiaTheme="minorEastAsia" w:cstheme="minorHAnsi"/>
+          <w:noProof/>
+          <w:sz w:val="24"/>
+          <w:szCs w:val="24"/>
+        </w:rPr>
+        <w:drawing>
+          <wp:inline distT="0" distB="0" distL="0" distR="0" wp14:anchorId="37C56CEF" wp14:editId="43FD6A2D">
+            <wp:extent cx="5748655" cy="1481455"/>
+            <wp:effectExtent l="0" t="0" r="4445" b="4445"/>
+            <wp:docPr id="96" name="Resim 96"/>
+            <wp:cNvGraphicFramePr>
+              <a:graphicFrameLocks xmlns:a="http://schemas.openxmlformats.org/drawingml/2006/main" noChangeAspect="1"/>
+            </wp:cNvGraphicFramePr>
+            <a:graphic xmlns:a="http://schemas.openxmlformats.org/drawingml/2006/main">
+              <a:graphicData uri="http://schemas.openxmlformats.org/drawingml/2006/picture">
+                <pic:pic xmlns:pic="http://schemas.openxmlformats.org/drawingml/2006/picture">
+                  <pic:nvPicPr>
+                    <pic:cNvPr id="0" name="Picture 4"/>
+                    <pic:cNvPicPr>
+                      <a:picLocks noChangeAspect="1" noChangeArrowheads="1"/>
+                    </pic:cNvPicPr>
+                  </pic:nvPicPr>
+                  <pic:blipFill>
+                    <a:blip r:embed="rId100" cstate="print">
+                      <a:extLst>
+                        <a:ext uri="{28A0092B-C50C-407E-A947-70E740481C1C}">
+                          <a14:useLocalDpi xmlns:a14="http://schemas.microsoft.com/office/drawing/2010/main" val="0"/>
+                        </a:ext>
+                      </a:extLst>
+                    </a:blip>
+                    <a:srcRect/>
+                    <a:stretch>
+                      <a:fillRect/>
+                    </a:stretch>
+                  </pic:blipFill>
+                  <pic:spPr bwMode="auto">
+                    <a:xfrm>
+                      <a:off x="0" y="0"/>
+                      <a:ext cx="5748655" cy="1481455"/>
+                    </a:xfrm>
+                    <a:prstGeom prst="rect">
+                      <a:avLst/>
+                    </a:prstGeom>
+                    <a:noFill/>
+                    <a:ln>
+                      <a:noFill/>
+                    </a:ln>
+                  </pic:spPr>
+                </pic:pic>
+              </a:graphicData>
+            </a:graphic>
+          </wp:inline>
+        </w:drawing>
+      </w:r>
+    </w:p>
+    <w:p>
+      <w:pPr>
+        <w:pStyle w:val="ListeParagraf"/>
+        <w:numPr>
+          <w:ilvl w:val="0"/>
+          <w:numId w:val="37"/>
+        </w:numPr>
+        <w:jc w:val="both"/>
+        <w:rPr>
+          <w:rFonts w:eastAsiaTheme="minorEastAsia" w:cstheme="minorHAnsi"/>
+          <w:sz w:val="24"/>
+          <w:szCs w:val="24"/>
+        </w:rPr>
+      </w:pPr>
+      <w:r>
+        <w:rPr>
+          <w:rFonts w:eastAsiaTheme="minorEastAsia" w:cstheme="minorHAnsi"/>
+          <w:sz w:val="24"/>
+          <w:szCs w:val="24"/>
+        </w:rPr>
+        <w:t>Yukarıda görülen örnek senkron kodlama örneğidir.</w:t>
+      </w:r>
+    </w:p>
+    <w:p>
+      <w:pPr>
+        <w:pStyle w:val="ListeParagraf"/>
+        <w:numPr>
+          <w:ilvl w:val="0"/>
+          <w:numId w:val="37"/>
+        </w:numPr>
+        <w:jc w:val="both"/>
+        <w:rPr>
+          <w:rFonts w:eastAsiaTheme="minorEastAsia" w:cstheme="minorHAnsi"/>
+          <w:sz w:val="24"/>
+          <w:szCs w:val="24"/>
+        </w:rPr>
+      </w:pPr>
+      <w:r>
+        <w:rPr>
+          <w:rFonts w:eastAsiaTheme="minorEastAsia" w:cstheme="minorHAnsi"/>
+          <w:sz w:val="24"/>
+          <w:szCs w:val="24"/>
+        </w:rPr>
+        <w:t xml:space="preserve">Asenkron yapılarda ise </w:t>
+      </w:r>
+      <w:proofErr w:type="spellStart"/>
+      <w:r>
+        <w:rPr>
+          <w:rFonts w:eastAsiaTheme="minorEastAsia" w:cstheme="minorHAnsi"/>
+          <w:sz w:val="24"/>
+          <w:szCs w:val="24"/>
+        </w:rPr>
+        <w:t>Async</w:t>
+      </w:r>
+      <w:proofErr w:type="spellEnd"/>
+      <w:r>
+        <w:rPr>
+          <w:rFonts w:eastAsiaTheme="minorEastAsia" w:cstheme="minorHAnsi"/>
+          <w:sz w:val="24"/>
+          <w:szCs w:val="24"/>
+        </w:rPr>
+        <w:t xml:space="preserve"> kütüphanesi kullanılır. Bu kütüphane içerisinde </w:t>
+      </w:r>
+      <w:proofErr w:type="spellStart"/>
+      <w:r>
+        <w:rPr>
+          <w:rFonts w:eastAsiaTheme="minorEastAsia" w:cstheme="minorHAnsi"/>
+          <w:sz w:val="24"/>
+          <w:szCs w:val="24"/>
+        </w:rPr>
+        <w:t>Future</w:t>
+      </w:r>
+      <w:proofErr w:type="spellEnd"/>
+      <w:r>
+        <w:rPr>
+          <w:rFonts w:eastAsiaTheme="minorEastAsia" w:cstheme="minorHAnsi"/>
+          <w:sz w:val="24"/>
+          <w:szCs w:val="24"/>
+        </w:rPr>
+        <w:t xml:space="preserve"> sınıfı mevcuttur. Bu sınıf ile bekleme yaparken </w:t>
+      </w:r>
+      <w:proofErr w:type="spellStart"/>
+      <w:r>
+        <w:rPr>
+          <w:rFonts w:eastAsiaTheme="minorEastAsia" w:cstheme="minorHAnsi"/>
+          <w:sz w:val="24"/>
+          <w:szCs w:val="24"/>
+        </w:rPr>
+        <w:t>delayed</w:t>
+      </w:r>
+      <w:proofErr w:type="spellEnd"/>
+      <w:r>
+        <w:rPr>
+          <w:rFonts w:eastAsiaTheme="minorEastAsia" w:cstheme="minorHAnsi"/>
+          <w:sz w:val="24"/>
+          <w:szCs w:val="24"/>
+        </w:rPr>
+        <w:t xml:space="preserve"> fonksiyonu kullanılır. </w:t>
+      </w:r>
+      <w:proofErr w:type="spellStart"/>
+      <w:r>
+        <w:rPr>
+          <w:rFonts w:eastAsiaTheme="minorEastAsia" w:cstheme="minorHAnsi"/>
+          <w:sz w:val="24"/>
+          <w:szCs w:val="24"/>
+        </w:rPr>
+        <w:t>Sleep</w:t>
+      </w:r>
+      <w:proofErr w:type="spellEnd"/>
+      <w:r>
+        <w:rPr>
+          <w:rFonts w:eastAsiaTheme="minorEastAsia" w:cstheme="minorHAnsi"/>
+          <w:sz w:val="24"/>
+          <w:szCs w:val="24"/>
+        </w:rPr>
+        <w:t xml:space="preserve"> komutunda olduğu gibi </w:t>
+      </w:r>
+      <w:proofErr w:type="spellStart"/>
+      <w:r>
+        <w:rPr>
+          <w:rFonts w:eastAsiaTheme="minorEastAsia" w:cstheme="minorHAnsi"/>
+          <w:sz w:val="24"/>
+          <w:szCs w:val="24"/>
+        </w:rPr>
+        <w:t>burda</w:t>
+      </w:r>
+      <w:proofErr w:type="spellEnd"/>
+      <w:r>
+        <w:rPr>
+          <w:rFonts w:eastAsiaTheme="minorEastAsia" w:cstheme="minorHAnsi"/>
+          <w:sz w:val="24"/>
+          <w:szCs w:val="24"/>
+        </w:rPr>
+        <w:t xml:space="preserve"> da bir bekleme söz konusudur ve </w:t>
+      </w:r>
+      <w:proofErr w:type="spellStart"/>
+      <w:r>
+        <w:rPr>
+          <w:rFonts w:eastAsiaTheme="minorEastAsia" w:cstheme="minorHAnsi"/>
+          <w:sz w:val="24"/>
+          <w:szCs w:val="24"/>
+        </w:rPr>
+        <w:t>Duration</w:t>
+      </w:r>
+      <w:proofErr w:type="spellEnd"/>
+      <w:r>
+        <w:rPr>
+          <w:rFonts w:eastAsiaTheme="minorEastAsia" w:cstheme="minorHAnsi"/>
+          <w:sz w:val="24"/>
+          <w:szCs w:val="24"/>
+        </w:rPr>
+        <w:t xml:space="preserve"> sınıfı ile yapılır. Program bu işlem sırasında beklemek için verilen süreyi beklemek yerine akışını bozmaz. Bekleme süresince yapılacak işlemlerin kodu </w:t>
+      </w:r>
+      <w:proofErr w:type="spellStart"/>
+      <w:r>
+        <w:rPr>
+          <w:rFonts w:eastAsiaTheme="minorEastAsia" w:cstheme="minorHAnsi"/>
+          <w:sz w:val="24"/>
+          <w:szCs w:val="24"/>
+        </w:rPr>
+        <w:t>Duration</w:t>
+      </w:r>
+      <w:proofErr w:type="spellEnd"/>
+      <w:r>
+        <w:rPr>
+          <w:rFonts w:eastAsiaTheme="minorEastAsia" w:cstheme="minorHAnsi"/>
+          <w:sz w:val="24"/>
+          <w:szCs w:val="24"/>
+        </w:rPr>
+        <w:t xml:space="preserve"> sınıfı için </w:t>
+      </w:r>
+      <w:r>
+        <w:rPr>
+          <w:rFonts w:eastAsiaTheme="minorEastAsia" w:cstheme="minorHAnsi"/>
+          <w:sz w:val="24"/>
+          <w:szCs w:val="24"/>
+        </w:rPr>
+        <w:t>oluşturulan isimsiz fonksiyon paran</w:t>
+      </w:r>
+      <w:r>
+        <w:rPr>
+          <w:rFonts w:eastAsiaTheme="minorEastAsia" w:cstheme="minorHAnsi"/>
+          <w:sz w:val="24"/>
+          <w:szCs w:val="24"/>
+        </w:rPr>
+        <w:t>tezin içine yazılır.</w:t>
+      </w:r>
+    </w:p>
+    <w:p>
+      <w:pPr>
+        <w:jc w:val="center"/>
+        <w:rPr>
+          <w:rFonts w:eastAsiaTheme="minorEastAsia" w:cstheme="minorHAnsi"/>
+          <w:sz w:val="24"/>
+          <w:szCs w:val="24"/>
+        </w:rPr>
+      </w:pPr>
+      <w:r>
+        <w:rPr>
+          <w:rFonts w:eastAsiaTheme="minorEastAsia" w:cstheme="minorHAnsi"/>
+          <w:noProof/>
+          <w:sz w:val="24"/>
+          <w:szCs w:val="24"/>
+        </w:rPr>
+        <w:drawing>
+          <wp:inline distT="0" distB="0" distL="0" distR="0" wp14:anchorId="6595EC3C" wp14:editId="49F621C6">
+            <wp:extent cx="5748655" cy="1447800"/>
+            <wp:effectExtent l="0" t="0" r="4445" b="0"/>
+            <wp:docPr id="97" name="Resim 97"/>
+            <wp:cNvGraphicFramePr>
+              <a:graphicFrameLocks xmlns:a="http://schemas.openxmlformats.org/drawingml/2006/main" noChangeAspect="1"/>
+            </wp:cNvGraphicFramePr>
+            <a:graphic xmlns:a="http://schemas.openxmlformats.org/drawingml/2006/main">
+              <a:graphicData uri="http://schemas.openxmlformats.org/drawingml/2006/picture">
+                <pic:pic xmlns:pic="http://schemas.openxmlformats.org/drawingml/2006/picture">
+                  <pic:nvPicPr>
+                    <pic:cNvPr id="0" name="Picture 5"/>
+                    <pic:cNvPicPr>
+                      <a:picLocks noChangeAspect="1" noChangeArrowheads="1"/>
+                    </pic:cNvPicPr>
+                  </pic:nvPicPr>
+                  <pic:blipFill>
+                    <a:blip r:embed="rId101" cstate="print">
+                      <a:extLst>
+                        <a:ext uri="{28A0092B-C50C-407E-A947-70E740481C1C}">
+                          <a14:useLocalDpi xmlns:a14="http://schemas.microsoft.com/office/drawing/2010/main" val="0"/>
+                        </a:ext>
+                      </a:extLst>
+                    </a:blip>
+                    <a:srcRect/>
+                    <a:stretch>
+                      <a:fillRect/>
+                    </a:stretch>
+                  </pic:blipFill>
+                  <pic:spPr bwMode="auto">
+                    <a:xfrm>
+                      <a:off x="0" y="0"/>
+                      <a:ext cx="5748655" cy="1447800"/>
+                    </a:xfrm>
+                    <a:prstGeom prst="rect">
+                      <a:avLst/>
+                    </a:prstGeom>
+                    <a:noFill/>
+                    <a:ln>
+                      <a:noFill/>
+                    </a:ln>
+                  </pic:spPr>
+                </pic:pic>
+              </a:graphicData>
+            </a:graphic>
+          </wp:inline>
+        </w:drawing>
+      </w:r>
+    </w:p>
+    <w:p>
+      <w:pPr>
+        <w:pStyle w:val="ListeParagraf"/>
+        <w:numPr>
+          <w:ilvl w:val="0"/>
+          <w:numId w:val="38"/>
+        </w:numPr>
+        <w:jc w:val="both"/>
+        <w:rPr>
+          <w:rFonts w:eastAsiaTheme="minorEastAsia" w:cstheme="minorHAnsi"/>
+          <w:sz w:val="24"/>
+          <w:szCs w:val="24"/>
+        </w:rPr>
+      </w:pPr>
+      <w:proofErr w:type="spellStart"/>
+      <w:r>
+        <w:rPr>
+          <w:rFonts w:eastAsiaTheme="minorEastAsia" w:cstheme="minorHAnsi"/>
+          <w:sz w:val="24"/>
+          <w:szCs w:val="24"/>
+        </w:rPr>
+        <w:t>Future</w:t>
+      </w:r>
+      <w:proofErr w:type="spellEnd"/>
+      <w:r>
+        <w:rPr>
+          <w:rFonts w:eastAsiaTheme="minorEastAsia" w:cstheme="minorHAnsi"/>
+          <w:sz w:val="24"/>
+          <w:szCs w:val="24"/>
+        </w:rPr>
+        <w:t xml:space="preserve"> işlemi yaparken de hata fırlatma işlemi yapılabilir. </w:t>
+      </w:r>
+    </w:p>
+    <w:p>
+      <w:pPr>
+        <w:pStyle w:val="ListeParagraf"/>
+        <w:numPr>
+          <w:ilvl w:val="0"/>
+          <w:numId w:val="38"/>
+        </w:numPr>
+        <w:jc w:val="both"/>
+        <w:rPr>
+          <w:rFonts w:eastAsiaTheme="minorEastAsia" w:cstheme="minorHAnsi"/>
+          <w:sz w:val="24"/>
+          <w:szCs w:val="24"/>
+        </w:rPr>
+      </w:pPr>
+      <w:proofErr w:type="spellStart"/>
+      <w:r>
+        <w:rPr>
+          <w:rFonts w:eastAsiaTheme="minorEastAsia" w:cstheme="minorHAnsi"/>
+          <w:sz w:val="24"/>
+          <w:szCs w:val="24"/>
+        </w:rPr>
+        <w:t>Future</w:t>
+      </w:r>
+      <w:proofErr w:type="spellEnd"/>
+      <w:r>
+        <w:rPr>
+          <w:rFonts w:eastAsiaTheme="minorEastAsia" w:cstheme="minorHAnsi"/>
+          <w:sz w:val="24"/>
+          <w:szCs w:val="24"/>
+        </w:rPr>
+        <w:t xml:space="preserve"> sınıfı olası </w:t>
+      </w:r>
+      <w:proofErr w:type="spellStart"/>
+      <w:r>
+        <w:rPr>
+          <w:rFonts w:eastAsiaTheme="minorEastAsia" w:cstheme="minorHAnsi"/>
+          <w:sz w:val="24"/>
+          <w:szCs w:val="24"/>
+        </w:rPr>
+        <w:t>String</w:t>
+      </w:r>
+      <w:proofErr w:type="spellEnd"/>
+      <w:r>
+        <w:rPr>
+          <w:rFonts w:eastAsiaTheme="minorEastAsia" w:cstheme="minorHAnsi"/>
+          <w:sz w:val="24"/>
+          <w:szCs w:val="24"/>
+        </w:rPr>
+        <w:t xml:space="preserve"> değer döndüren bir sınıftır. </w:t>
+      </w:r>
+      <w:r>
+        <w:rPr>
+          <w:rFonts w:eastAsiaTheme="minorEastAsia" w:cstheme="minorHAnsi"/>
+          <w:sz w:val="24"/>
+          <w:szCs w:val="24"/>
+        </w:rPr>
+        <w:t xml:space="preserve">Fonksiyonlarla çalışırken </w:t>
+      </w:r>
+      <w:r>
+        <w:rPr>
+          <w:rFonts w:eastAsiaTheme="minorEastAsia" w:cstheme="minorHAnsi"/>
+          <w:sz w:val="24"/>
+          <w:szCs w:val="24"/>
+        </w:rPr>
+        <w:t xml:space="preserve">fonksiyon tipini </w:t>
+      </w:r>
+      <w:proofErr w:type="spellStart"/>
+      <w:r>
+        <w:rPr>
+          <w:rFonts w:eastAsiaTheme="minorEastAsia" w:cstheme="minorHAnsi"/>
+          <w:sz w:val="24"/>
+          <w:szCs w:val="24"/>
+        </w:rPr>
+        <w:t>Future</w:t>
+      </w:r>
+      <w:proofErr w:type="spellEnd"/>
+      <w:r>
+        <w:rPr>
+          <w:rFonts w:eastAsiaTheme="minorEastAsia" w:cstheme="minorHAnsi"/>
+          <w:sz w:val="24"/>
+          <w:szCs w:val="24"/>
+        </w:rPr>
+        <w:t>&lt;</w:t>
+      </w:r>
+      <w:proofErr w:type="spellStart"/>
+      <w:r>
+        <w:rPr>
+          <w:rFonts w:eastAsiaTheme="minorEastAsia" w:cstheme="minorHAnsi"/>
+          <w:sz w:val="24"/>
+          <w:szCs w:val="24"/>
+        </w:rPr>
+        <w:t>String</w:t>
+      </w:r>
+      <w:proofErr w:type="spellEnd"/>
+      <w:r>
+        <w:rPr>
+          <w:rFonts w:eastAsiaTheme="minorEastAsia" w:cstheme="minorHAnsi"/>
+          <w:sz w:val="24"/>
+          <w:szCs w:val="24"/>
+        </w:rPr>
+        <w:t xml:space="preserve">&gt; yapmamız daha doğru sonuçlar almamızı sağlayacaktır. Yapılacak işlemleri biz </w:t>
+      </w:r>
+      <w:proofErr w:type="spellStart"/>
+      <w:r>
+        <w:rPr>
+          <w:rFonts w:eastAsiaTheme="minorEastAsia" w:cstheme="minorHAnsi"/>
+          <w:sz w:val="24"/>
+          <w:szCs w:val="24"/>
+        </w:rPr>
+        <w:t>Duration</w:t>
+      </w:r>
+      <w:proofErr w:type="spellEnd"/>
+      <w:r>
+        <w:rPr>
+          <w:rFonts w:eastAsiaTheme="minorEastAsia" w:cstheme="minorHAnsi"/>
+          <w:sz w:val="24"/>
+          <w:szCs w:val="24"/>
+        </w:rPr>
+        <w:t xml:space="preserve"> sınıfı için oluşturulan isimsiz fonksiyonlarla yapmaktayız. Bu nedenle değer döndüren bir fonksiyon tanımladığımız için bu isimsiz fonksiyon içerisine </w:t>
+      </w:r>
+      <w:proofErr w:type="spellStart"/>
+      <w:r>
+        <w:rPr>
+          <w:rFonts w:eastAsiaTheme="minorEastAsia" w:cstheme="minorHAnsi"/>
+          <w:sz w:val="24"/>
+          <w:szCs w:val="24"/>
+        </w:rPr>
+        <w:t>return</w:t>
+      </w:r>
+      <w:proofErr w:type="spellEnd"/>
+      <w:r>
+        <w:rPr>
+          <w:rFonts w:eastAsiaTheme="minorEastAsia" w:cstheme="minorHAnsi"/>
+          <w:sz w:val="24"/>
+          <w:szCs w:val="24"/>
+        </w:rPr>
+        <w:t xml:space="preserve"> ifademizi yazarız. Fakat ana fonksiyonun da </w:t>
+      </w:r>
+      <w:proofErr w:type="spellStart"/>
+      <w:r>
+        <w:rPr>
+          <w:rFonts w:eastAsiaTheme="minorEastAsia" w:cstheme="minorHAnsi"/>
+          <w:sz w:val="24"/>
+          <w:szCs w:val="24"/>
+        </w:rPr>
+        <w:t>return</w:t>
+      </w:r>
+      <w:proofErr w:type="spellEnd"/>
+      <w:r>
+        <w:rPr>
+          <w:rFonts w:eastAsiaTheme="minorEastAsia" w:cstheme="minorHAnsi"/>
+          <w:sz w:val="24"/>
+          <w:szCs w:val="24"/>
+        </w:rPr>
+        <w:t xml:space="preserve"> ifadesine ihtiyacı olduğu için </w:t>
+      </w:r>
+      <w:proofErr w:type="spellStart"/>
+      <w:r>
+        <w:rPr>
+          <w:rFonts w:eastAsiaTheme="minorEastAsia" w:cstheme="minorHAnsi"/>
+          <w:sz w:val="24"/>
+          <w:szCs w:val="24"/>
+        </w:rPr>
+        <w:t>Duration</w:t>
+      </w:r>
+      <w:proofErr w:type="spellEnd"/>
+      <w:r>
+        <w:rPr>
+          <w:rFonts w:eastAsiaTheme="minorEastAsia" w:cstheme="minorHAnsi"/>
+          <w:sz w:val="24"/>
+          <w:szCs w:val="24"/>
+        </w:rPr>
+        <w:t xml:space="preserve"> sınıfını kullanmak için oluşturduğumuz </w:t>
+      </w:r>
+      <w:proofErr w:type="spellStart"/>
+      <w:r>
+        <w:rPr>
+          <w:rFonts w:eastAsiaTheme="minorEastAsia" w:cstheme="minorHAnsi"/>
+          <w:sz w:val="24"/>
+          <w:szCs w:val="24"/>
+        </w:rPr>
+        <w:t>Future.delayed</w:t>
+      </w:r>
+      <w:proofErr w:type="spellEnd"/>
+      <w:r>
+        <w:rPr>
+          <w:rFonts w:eastAsiaTheme="minorEastAsia" w:cstheme="minorHAnsi"/>
+          <w:sz w:val="24"/>
+          <w:szCs w:val="24"/>
+        </w:rPr>
+        <w:t xml:space="preserve"> ifadesini de </w:t>
+      </w:r>
+      <w:proofErr w:type="spellStart"/>
+      <w:r>
+        <w:rPr>
+          <w:rFonts w:eastAsiaTheme="minorEastAsia" w:cstheme="minorHAnsi"/>
+          <w:sz w:val="24"/>
+          <w:szCs w:val="24"/>
+        </w:rPr>
+        <w:t>return</w:t>
+      </w:r>
+      <w:proofErr w:type="spellEnd"/>
+      <w:r>
+        <w:rPr>
+          <w:rFonts w:eastAsiaTheme="minorEastAsia" w:cstheme="minorHAnsi"/>
+          <w:sz w:val="24"/>
+          <w:szCs w:val="24"/>
+        </w:rPr>
+        <w:t xml:space="preserve"> etmemiz gerekir.</w:t>
+      </w:r>
+    </w:p>
+    <w:p>
+      <w:pPr>
+        <w:pStyle w:val="ListeParagraf"/>
+        <w:numPr>
+          <w:ilvl w:val="0"/>
+          <w:numId w:val="38"/>
+        </w:numPr>
+        <w:jc w:val="both"/>
+        <w:rPr>
+          <w:rFonts w:eastAsiaTheme="minorEastAsia" w:cstheme="minorHAnsi"/>
+          <w:sz w:val="24"/>
+          <w:szCs w:val="24"/>
+        </w:rPr>
+      </w:pPr>
+      <w:proofErr w:type="spellStart"/>
+      <w:r>
+        <w:rPr>
+          <w:rFonts w:eastAsiaTheme="minorEastAsia" w:cstheme="minorHAnsi"/>
+          <w:sz w:val="24"/>
+          <w:szCs w:val="24"/>
+        </w:rPr>
+        <w:t>Exceptionda</w:t>
+      </w:r>
+      <w:proofErr w:type="spellEnd"/>
+      <w:r>
+        <w:rPr>
+          <w:rFonts w:eastAsiaTheme="minorEastAsia" w:cstheme="minorHAnsi"/>
+          <w:sz w:val="24"/>
+          <w:szCs w:val="24"/>
+        </w:rPr>
+        <w:t xml:space="preserve"> olduğu gibi hata fırlatma için burada da kullandığımız bir yapı vardır. </w:t>
+      </w:r>
+      <w:proofErr w:type="spellStart"/>
+      <w:r>
+        <w:rPr>
+          <w:rFonts w:eastAsiaTheme="minorEastAsia" w:cstheme="minorHAnsi"/>
+          <w:sz w:val="24"/>
+          <w:szCs w:val="24"/>
+        </w:rPr>
+        <w:t>Try</w:t>
+      </w:r>
+      <w:proofErr w:type="spellEnd"/>
+      <w:r>
+        <w:rPr>
+          <w:rFonts w:eastAsiaTheme="minorEastAsia" w:cstheme="minorHAnsi"/>
+          <w:sz w:val="24"/>
+          <w:szCs w:val="24"/>
+        </w:rPr>
+        <w:t xml:space="preserve"> yerine burada </w:t>
+      </w:r>
+      <w:proofErr w:type="spellStart"/>
+      <w:r>
+        <w:rPr>
+          <w:rFonts w:eastAsiaTheme="minorEastAsia" w:cstheme="minorHAnsi"/>
+          <w:sz w:val="24"/>
+          <w:szCs w:val="24"/>
+        </w:rPr>
+        <w:t>then</w:t>
+      </w:r>
+      <w:proofErr w:type="spellEnd"/>
+      <w:r>
+        <w:rPr>
+          <w:rFonts w:eastAsiaTheme="minorEastAsia" w:cstheme="minorHAnsi"/>
+          <w:sz w:val="24"/>
+          <w:szCs w:val="24"/>
+        </w:rPr>
+        <w:t xml:space="preserve"> fonksiyonunu kullanırız.</w:t>
+      </w:r>
+    </w:p>
+    <w:p>
+      <w:pPr>
+        <w:jc w:val="center"/>
+        <w:rPr>
+          <w:rFonts w:eastAsiaTheme="minorEastAsia" w:cstheme="minorHAnsi"/>
+          <w:sz w:val="24"/>
+          <w:szCs w:val="24"/>
+        </w:rPr>
+      </w:pPr>
+      <w:r>
+        <w:rPr>
+          <w:rFonts w:eastAsiaTheme="minorEastAsia" w:cstheme="minorHAnsi"/>
+          <w:noProof/>
+          <w:sz w:val="24"/>
+          <w:szCs w:val="24"/>
+        </w:rPr>
+        <w:drawing>
+          <wp:inline distT="0" distB="0" distL="0" distR="0" wp14:anchorId="5ED175BE" wp14:editId="592571FA">
+            <wp:extent cx="3733800" cy="1016000"/>
+            <wp:effectExtent l="0" t="0" r="0" b="0"/>
+            <wp:docPr id="98" name="Resim 98"/>
+            <wp:cNvGraphicFramePr>
+              <a:graphicFrameLocks xmlns:a="http://schemas.openxmlformats.org/drawingml/2006/main" noChangeAspect="1"/>
+            </wp:cNvGraphicFramePr>
+            <a:graphic xmlns:a="http://schemas.openxmlformats.org/drawingml/2006/main">
+              <a:graphicData uri="http://schemas.openxmlformats.org/drawingml/2006/picture">
+                <pic:pic xmlns:pic="http://schemas.openxmlformats.org/drawingml/2006/picture">
+                  <pic:nvPicPr>
+                    <pic:cNvPr id="0" name="Picture 6"/>
+                    <pic:cNvPicPr>
+                      <a:picLocks noChangeAspect="1" noChangeArrowheads="1"/>
+                    </pic:cNvPicPr>
+                  </pic:nvPicPr>
+                  <pic:blipFill>
+                    <a:blip r:embed="rId102">
+                      <a:extLst>
+                        <a:ext uri="{28A0092B-C50C-407E-A947-70E740481C1C}">
+                          <a14:useLocalDpi xmlns:a14="http://schemas.microsoft.com/office/drawing/2010/main" val="0"/>
+                        </a:ext>
+                      </a:extLst>
+                    </a:blip>
+                    <a:srcRect/>
+                    <a:stretch>
+                      <a:fillRect/>
+                    </a:stretch>
+                  </pic:blipFill>
+                  <pic:spPr bwMode="auto">
+                    <a:xfrm>
+                      <a:off x="0" y="0"/>
+                      <a:ext cx="3733800" cy="1016000"/>
+                    </a:xfrm>
+                    <a:prstGeom prst="rect">
+                      <a:avLst/>
+                    </a:prstGeom>
+                    <a:noFill/>
+                    <a:ln>
+                      <a:noFill/>
+                    </a:ln>
+                  </pic:spPr>
+                </pic:pic>
+              </a:graphicData>
+            </a:graphic>
+          </wp:inline>
+        </w:drawing>
+      </w:r>
+    </w:p>
+    <w:p>
+      <w:pPr>
+        <w:jc w:val="center"/>
+        <w:rPr>
+          <w:rFonts w:eastAsiaTheme="minorEastAsia" w:cstheme="minorHAnsi"/>
+          <w:sz w:val="24"/>
+          <w:szCs w:val="24"/>
+        </w:rPr>
+      </w:pPr>
+      <w:r>
+        <w:rPr>
+          <w:rFonts w:eastAsiaTheme="minorEastAsia" w:cstheme="minorHAnsi"/>
+          <w:noProof/>
+          <w:sz w:val="24"/>
+          <w:szCs w:val="24"/>
+        </w:rPr>
+        <w:lastRenderedPageBreak/>
+        <w:drawing>
+          <wp:inline distT="0" distB="0" distL="0" distR="0" wp14:anchorId="2CB059B5" wp14:editId="16390E44">
+            <wp:extent cx="3733800" cy="474345"/>
+            <wp:effectExtent l="0" t="0" r="0" b="1905"/>
+            <wp:docPr id="99" name="Resim 99"/>
+            <wp:cNvGraphicFramePr>
+              <a:graphicFrameLocks xmlns:a="http://schemas.openxmlformats.org/drawingml/2006/main" noChangeAspect="1"/>
+            </wp:cNvGraphicFramePr>
+            <a:graphic xmlns:a="http://schemas.openxmlformats.org/drawingml/2006/main">
+              <a:graphicData uri="http://schemas.openxmlformats.org/drawingml/2006/picture">
+                <pic:pic xmlns:pic="http://schemas.openxmlformats.org/drawingml/2006/picture">
+                  <pic:nvPicPr>
+                    <pic:cNvPr id="0" name="Picture 7"/>
+                    <pic:cNvPicPr>
+                      <a:picLocks noChangeAspect="1" noChangeArrowheads="1"/>
+                    </pic:cNvPicPr>
+                  </pic:nvPicPr>
+                  <pic:blipFill>
+                    <a:blip r:embed="rId103">
+                      <a:extLst>
+                        <a:ext uri="{28A0092B-C50C-407E-A947-70E740481C1C}">
+                          <a14:useLocalDpi xmlns:a14="http://schemas.microsoft.com/office/drawing/2010/main" val="0"/>
+                        </a:ext>
+                      </a:extLst>
+                    </a:blip>
+                    <a:srcRect/>
+                    <a:stretch>
+                      <a:fillRect/>
+                    </a:stretch>
+                  </pic:blipFill>
+                  <pic:spPr bwMode="auto">
+                    <a:xfrm>
+                      <a:off x="0" y="0"/>
+                      <a:ext cx="3733800" cy="474345"/>
+                    </a:xfrm>
+                    <a:prstGeom prst="rect">
+                      <a:avLst/>
+                    </a:prstGeom>
+                    <a:noFill/>
+                    <a:ln>
+                      <a:noFill/>
+                    </a:ln>
+                  </pic:spPr>
+                </pic:pic>
+              </a:graphicData>
+            </a:graphic>
+          </wp:inline>
+        </w:drawing>
+      </w:r>
+    </w:p>
+    <w:p>
+      <w:pPr>
+        <w:pStyle w:val="ListeParagraf"/>
+        <w:numPr>
+          <w:ilvl w:val="0"/>
+          <w:numId w:val="39"/>
+        </w:numPr>
+        <w:jc w:val="both"/>
+        <w:rPr>
+          <w:rFonts w:eastAsiaTheme="minorEastAsia" w:cstheme="minorHAnsi"/>
+          <w:sz w:val="24"/>
+          <w:szCs w:val="24"/>
+        </w:rPr>
+      </w:pPr>
+      <w:proofErr w:type="spellStart"/>
+      <w:r>
+        <w:rPr>
+          <w:rFonts w:eastAsiaTheme="minorEastAsia" w:cstheme="minorHAnsi"/>
+          <w:sz w:val="24"/>
+          <w:szCs w:val="24"/>
+        </w:rPr>
+        <w:t>Future</w:t>
+      </w:r>
+      <w:proofErr w:type="spellEnd"/>
+      <w:r>
+        <w:rPr>
+          <w:rFonts w:eastAsiaTheme="minorEastAsia" w:cstheme="minorHAnsi"/>
+          <w:sz w:val="24"/>
+          <w:szCs w:val="24"/>
+        </w:rPr>
+        <w:t xml:space="preserve"> ile oluşturulan fonksiyonu ekrana çıktısını vermek için </w:t>
+      </w:r>
+      <w:proofErr w:type="spellStart"/>
+      <w:r>
+        <w:rPr>
+          <w:rFonts w:eastAsiaTheme="minorEastAsia" w:cstheme="minorHAnsi"/>
+          <w:sz w:val="24"/>
+          <w:szCs w:val="24"/>
+        </w:rPr>
+        <w:t>then</w:t>
+      </w:r>
+      <w:proofErr w:type="spellEnd"/>
+      <w:r>
+        <w:rPr>
+          <w:rFonts w:eastAsiaTheme="minorEastAsia" w:cstheme="minorHAnsi"/>
+          <w:sz w:val="24"/>
+          <w:szCs w:val="24"/>
+        </w:rPr>
+        <w:t xml:space="preserve"> kullandık.</w:t>
+      </w:r>
+    </w:p>
+    <w:p>
+      <w:pPr>
+        <w:pStyle w:val="ListeParagraf"/>
+        <w:numPr>
+          <w:ilvl w:val="0"/>
+          <w:numId w:val="39"/>
+        </w:numPr>
+        <w:jc w:val="both"/>
+        <w:rPr>
+          <w:rFonts w:eastAsiaTheme="minorEastAsia" w:cstheme="minorHAnsi"/>
+          <w:sz w:val="24"/>
+          <w:szCs w:val="24"/>
+        </w:rPr>
+      </w:pPr>
+      <w:r>
+        <w:rPr>
+          <w:rFonts w:eastAsiaTheme="minorEastAsia" w:cstheme="minorHAnsi"/>
+          <w:sz w:val="24"/>
+          <w:szCs w:val="24"/>
+        </w:rPr>
+        <w:t xml:space="preserve">Hata yakalama için </w:t>
+      </w:r>
+      <w:proofErr w:type="spellStart"/>
+      <w:r>
+        <w:rPr>
+          <w:rFonts w:eastAsiaTheme="minorEastAsia" w:cstheme="minorHAnsi"/>
+          <w:sz w:val="24"/>
+          <w:szCs w:val="24"/>
+        </w:rPr>
+        <w:t>catchError</w:t>
+      </w:r>
+      <w:proofErr w:type="spellEnd"/>
+      <w:r>
+        <w:rPr>
+          <w:rFonts w:eastAsiaTheme="minorEastAsia" w:cstheme="minorHAnsi"/>
+          <w:sz w:val="24"/>
+          <w:szCs w:val="24"/>
+        </w:rPr>
+        <w:t xml:space="preserve"> fonksiyonu kullanılır. Zincirleme kodlama özelliği olduğu için </w:t>
+      </w:r>
+      <w:proofErr w:type="spellStart"/>
+      <w:r>
+        <w:rPr>
+          <w:rFonts w:eastAsiaTheme="minorEastAsia" w:cstheme="minorHAnsi"/>
+          <w:sz w:val="24"/>
+          <w:szCs w:val="24"/>
+        </w:rPr>
+        <w:t>then</w:t>
+      </w:r>
+      <w:proofErr w:type="spellEnd"/>
+      <w:r>
+        <w:rPr>
+          <w:rFonts w:eastAsiaTheme="minorEastAsia" w:cstheme="minorHAnsi"/>
+          <w:sz w:val="24"/>
+          <w:szCs w:val="24"/>
+        </w:rPr>
+        <w:t xml:space="preserve"> komutu işlemleri bittikten sonra “.” Koyulup devam edilebilir.</w:t>
+      </w:r>
+    </w:p>
+    <w:p>
+      <w:pPr>
+        <w:jc w:val="center"/>
+        <w:rPr>
+          <w:rFonts w:eastAsiaTheme="minorEastAsia" w:cstheme="minorHAnsi"/>
+          <w:sz w:val="24"/>
+          <w:szCs w:val="24"/>
+        </w:rPr>
+      </w:pPr>
+      <w:r>
+        <w:rPr>
+          <w:rFonts w:eastAsiaTheme="minorEastAsia" w:cstheme="minorHAnsi"/>
+          <w:noProof/>
+          <w:sz w:val="24"/>
+          <w:szCs w:val="24"/>
+        </w:rPr>
+        <w:drawing>
+          <wp:inline distT="0" distB="0" distL="0" distR="0" wp14:anchorId="1BDE93A9" wp14:editId="77483A56">
+            <wp:extent cx="3733800" cy="770255"/>
+            <wp:effectExtent l="0" t="0" r="0" b="0"/>
+            <wp:docPr id="100" name="Resim 100"/>
+            <wp:cNvGraphicFramePr>
+              <a:graphicFrameLocks xmlns:a="http://schemas.openxmlformats.org/drawingml/2006/main" noChangeAspect="1"/>
+            </wp:cNvGraphicFramePr>
+            <a:graphic xmlns:a="http://schemas.openxmlformats.org/drawingml/2006/main">
+              <a:graphicData uri="http://schemas.openxmlformats.org/drawingml/2006/picture">
+                <pic:pic xmlns:pic="http://schemas.openxmlformats.org/drawingml/2006/picture">
+                  <pic:nvPicPr>
+                    <pic:cNvPr id="0" name="Picture 8"/>
+                    <pic:cNvPicPr>
+                      <a:picLocks noChangeAspect="1" noChangeArrowheads="1"/>
+                    </pic:cNvPicPr>
+                  </pic:nvPicPr>
+                  <pic:blipFill>
+                    <a:blip r:embed="rId104">
+                      <a:extLst>
+                        <a:ext uri="{28A0092B-C50C-407E-A947-70E740481C1C}">
+                          <a14:useLocalDpi xmlns:a14="http://schemas.microsoft.com/office/drawing/2010/main" val="0"/>
+                        </a:ext>
+                      </a:extLst>
+                    </a:blip>
+                    <a:srcRect/>
+                    <a:stretch>
+                      <a:fillRect/>
+                    </a:stretch>
+                  </pic:blipFill>
+                  <pic:spPr bwMode="auto">
+                    <a:xfrm>
+                      <a:off x="0" y="0"/>
+                      <a:ext cx="3733800" cy="770255"/>
+                    </a:xfrm>
+                    <a:prstGeom prst="rect">
+                      <a:avLst/>
+                    </a:prstGeom>
+                    <a:noFill/>
+                    <a:ln>
+                      <a:noFill/>
+                    </a:ln>
+                  </pic:spPr>
+                </pic:pic>
+              </a:graphicData>
+            </a:graphic>
+          </wp:inline>
+        </w:drawing>
+      </w:r>
+    </w:p>
+    <w:p>
+      <w:pPr>
+        <w:pStyle w:val="ListeParagraf"/>
+        <w:numPr>
+          <w:ilvl w:val="0"/>
+          <w:numId w:val="40"/>
+        </w:numPr>
+        <w:jc w:val="both"/>
+        <w:rPr>
+          <w:rFonts w:eastAsiaTheme="minorEastAsia" w:cstheme="minorHAnsi"/>
+          <w:sz w:val="24"/>
+          <w:szCs w:val="24"/>
+        </w:rPr>
+      </w:pPr>
+      <w:r>
+        <w:rPr>
+          <w:rFonts w:eastAsiaTheme="minorEastAsia" w:cstheme="minorHAnsi"/>
+          <w:sz w:val="24"/>
+          <w:szCs w:val="24"/>
+        </w:rPr>
+        <w:t xml:space="preserve">Bu yapıda </w:t>
+      </w:r>
+      <w:proofErr w:type="spellStart"/>
+      <w:r>
+        <w:rPr>
+          <w:rFonts w:eastAsiaTheme="minorEastAsia" w:cstheme="minorHAnsi"/>
+          <w:sz w:val="24"/>
+          <w:szCs w:val="24"/>
+        </w:rPr>
+        <w:t>f</w:t>
+      </w:r>
+      <w:r>
+        <w:rPr>
+          <w:rFonts w:eastAsiaTheme="minorEastAsia" w:cstheme="minorHAnsi"/>
+          <w:sz w:val="24"/>
+          <w:szCs w:val="24"/>
+        </w:rPr>
+        <w:t>innaly</w:t>
+      </w:r>
+      <w:proofErr w:type="spellEnd"/>
+      <w:r>
+        <w:rPr>
+          <w:rFonts w:eastAsiaTheme="minorEastAsia" w:cstheme="minorHAnsi"/>
+          <w:sz w:val="24"/>
+          <w:szCs w:val="24"/>
+        </w:rPr>
+        <w:t xml:space="preserve"> komutu gibi çalışan </w:t>
+      </w:r>
+      <w:proofErr w:type="spellStart"/>
+      <w:r>
+        <w:rPr>
+          <w:rFonts w:eastAsiaTheme="minorEastAsia" w:cstheme="minorHAnsi"/>
+          <w:sz w:val="24"/>
+          <w:szCs w:val="24"/>
+        </w:rPr>
+        <w:t>when</w:t>
+      </w:r>
+      <w:r>
+        <w:rPr>
+          <w:rFonts w:eastAsiaTheme="minorEastAsia" w:cstheme="minorHAnsi"/>
+          <w:sz w:val="24"/>
+          <w:szCs w:val="24"/>
+        </w:rPr>
+        <w:t>Complete</w:t>
+      </w:r>
+      <w:proofErr w:type="spellEnd"/>
+      <w:r>
+        <w:rPr>
+          <w:rFonts w:eastAsiaTheme="minorEastAsia" w:cstheme="minorHAnsi"/>
+          <w:sz w:val="24"/>
+          <w:szCs w:val="24"/>
+        </w:rPr>
+        <w:t xml:space="preserve"> komutu kullanılmaktadır.</w:t>
+      </w:r>
+      <w:r>
+        <w:rPr>
+          <w:rFonts w:eastAsiaTheme="minorEastAsia" w:cstheme="minorHAnsi"/>
+          <w:sz w:val="24"/>
+          <w:szCs w:val="24"/>
+        </w:rPr>
+        <w:t xml:space="preserve"> </w:t>
+      </w:r>
+      <w:r>
+        <w:rPr>
+          <w:rFonts w:eastAsiaTheme="minorEastAsia" w:cstheme="minorHAnsi"/>
+          <w:sz w:val="24"/>
+          <w:szCs w:val="24"/>
+        </w:rPr>
+        <w:t>Bu fonksiyon da zincirleme çalışır.</w:t>
+      </w:r>
+    </w:p>
+    <w:p>
+      <w:pPr>
+        <w:jc w:val="center"/>
+        <w:rPr>
+          <w:rFonts w:eastAsiaTheme="minorEastAsia" w:cstheme="minorHAnsi"/>
+          <w:sz w:val="24"/>
+          <w:szCs w:val="24"/>
+        </w:rPr>
+      </w:pPr>
+      <w:r>
+        <w:rPr>
+          <w:rFonts w:eastAsiaTheme="minorEastAsia" w:cstheme="minorHAnsi"/>
+          <w:noProof/>
+          <w:sz w:val="24"/>
+          <w:szCs w:val="24"/>
+        </w:rPr>
+        <w:drawing>
+          <wp:inline distT="0" distB="0" distL="0" distR="0" wp14:anchorId="6AC683AB" wp14:editId="0DCAECCE">
+            <wp:extent cx="4157345" cy="931545"/>
+            <wp:effectExtent l="0" t="0" r="0" b="1905"/>
+            <wp:docPr id="101" name="Resim 101"/>
+            <wp:cNvGraphicFramePr>
+              <a:graphicFrameLocks xmlns:a="http://schemas.openxmlformats.org/drawingml/2006/main" noChangeAspect="1"/>
+            </wp:cNvGraphicFramePr>
+            <a:graphic xmlns:a="http://schemas.openxmlformats.org/drawingml/2006/main">
+              <a:graphicData uri="http://schemas.openxmlformats.org/drawingml/2006/picture">
+                <pic:pic xmlns:pic="http://schemas.openxmlformats.org/drawingml/2006/picture">
+                  <pic:nvPicPr>
+                    <pic:cNvPr id="0" name="Picture 9"/>
+                    <pic:cNvPicPr>
+                      <a:picLocks noChangeAspect="1" noChangeArrowheads="1"/>
+                    </pic:cNvPicPr>
+                  </pic:nvPicPr>
+                  <pic:blipFill>
+                    <a:blip r:embed="rId105">
+                      <a:extLst>
+                        <a:ext uri="{28A0092B-C50C-407E-A947-70E740481C1C}">
+                          <a14:useLocalDpi xmlns:a14="http://schemas.microsoft.com/office/drawing/2010/main" val="0"/>
+                        </a:ext>
+                      </a:extLst>
+                    </a:blip>
+                    <a:srcRect/>
+                    <a:stretch>
+                      <a:fillRect/>
+                    </a:stretch>
+                  </pic:blipFill>
+                  <pic:spPr bwMode="auto">
+                    <a:xfrm>
+                      <a:off x="0" y="0"/>
+                      <a:ext cx="4157345" cy="931545"/>
+                    </a:xfrm>
+                    <a:prstGeom prst="rect">
+                      <a:avLst/>
+                    </a:prstGeom>
+                    <a:noFill/>
+                    <a:ln>
+                      <a:noFill/>
+                    </a:ln>
+                  </pic:spPr>
+                </pic:pic>
+              </a:graphicData>
+            </a:graphic>
+          </wp:inline>
+        </w:drawing>
+      </w:r>
+    </w:p>
+    <w:p>
+      <w:pPr>
+        <w:rPr>
+          <w:rFonts w:eastAsiaTheme="minorEastAsia" w:cstheme="minorHAnsi"/>
+          <w:sz w:val="24"/>
+          <w:szCs w:val="24"/>
+        </w:rPr>
+      </w:pPr>
+    </w:p>
+    <w:p>
+      <w:pPr>
+        <w:rPr>
+          <w:rFonts w:eastAsiaTheme="minorEastAsia" w:cstheme="minorHAnsi"/>
+          <w:b/>
+          <w:bCs/>
+          <w:sz w:val="24"/>
+          <w:szCs w:val="24"/>
+        </w:rPr>
+      </w:pPr>
+      <w:proofErr w:type="spellStart"/>
+      <w:r>
+        <w:rPr>
+          <w:rFonts w:eastAsiaTheme="minorEastAsia" w:cstheme="minorHAnsi"/>
+          <w:b/>
+          <w:bCs/>
+          <w:sz w:val="24"/>
+          <w:szCs w:val="24"/>
+        </w:rPr>
+        <w:t>Async-Await</w:t>
+      </w:r>
+      <w:proofErr w:type="spellEnd"/>
+    </w:p>
+    <w:p>
+      <w:pPr>
+        <w:pStyle w:val="ListeParagraf"/>
+        <w:numPr>
+          <w:ilvl w:val="0"/>
+          <w:numId w:val="40"/>
+        </w:numPr>
+        <w:jc w:val="both"/>
+        <w:rPr>
+          <w:rFonts w:eastAsiaTheme="minorEastAsia" w:cstheme="minorHAnsi"/>
+          <w:sz w:val="24"/>
+          <w:szCs w:val="24"/>
+        </w:rPr>
+      </w:pPr>
+      <w:r>
+        <w:rPr>
+          <w:rFonts w:eastAsiaTheme="minorEastAsia" w:cstheme="minorHAnsi"/>
+          <w:sz w:val="24"/>
+          <w:szCs w:val="24"/>
+        </w:rPr>
+        <w:t xml:space="preserve">Yapılacak işleri </w:t>
+      </w:r>
+      <w:proofErr w:type="spellStart"/>
+      <w:r>
+        <w:rPr>
+          <w:rFonts w:eastAsiaTheme="minorEastAsia" w:cstheme="minorHAnsi"/>
+          <w:sz w:val="24"/>
+          <w:szCs w:val="24"/>
+        </w:rPr>
+        <w:t>then</w:t>
+      </w:r>
+      <w:proofErr w:type="spellEnd"/>
+      <w:r>
+        <w:rPr>
+          <w:rFonts w:eastAsiaTheme="minorEastAsia" w:cstheme="minorHAnsi"/>
+          <w:sz w:val="24"/>
+          <w:szCs w:val="24"/>
+        </w:rPr>
+        <w:t xml:space="preserve"> ve </w:t>
+      </w:r>
+      <w:proofErr w:type="spellStart"/>
+      <w:r>
+        <w:rPr>
+          <w:rFonts w:eastAsiaTheme="minorEastAsia" w:cstheme="minorHAnsi"/>
+          <w:sz w:val="24"/>
+          <w:szCs w:val="24"/>
+        </w:rPr>
+        <w:t>catchError</w:t>
+      </w:r>
+      <w:proofErr w:type="spellEnd"/>
+      <w:r>
+        <w:rPr>
+          <w:rFonts w:eastAsiaTheme="minorEastAsia" w:cstheme="minorHAnsi"/>
+          <w:sz w:val="24"/>
+          <w:szCs w:val="24"/>
+        </w:rPr>
+        <w:t xml:space="preserve"> yöntemi yerine bu yapı ile yapabiliriz. Fakat bu işlem main içerisinde yapılırsa senkron yapılarda olduğu gibi kodun akışını durdurur. Bu nedenle fonksiyon içerisine yazıp main içerisinde oluşturulan bu fonksiyonu çağırmak daha doğrudur. </w:t>
+      </w:r>
+    </w:p>
+    <w:p>
+      <w:pPr>
+        <w:pStyle w:val="ListeParagraf"/>
+        <w:numPr>
+          <w:ilvl w:val="0"/>
+          <w:numId w:val="40"/>
+        </w:numPr>
+        <w:jc w:val="both"/>
+        <w:rPr>
+          <w:rFonts w:eastAsiaTheme="minorEastAsia" w:cstheme="minorHAnsi"/>
+          <w:sz w:val="24"/>
+          <w:szCs w:val="24"/>
+        </w:rPr>
+      </w:pPr>
+      <w:proofErr w:type="spellStart"/>
+      <w:r>
+        <w:rPr>
+          <w:rFonts w:eastAsiaTheme="minorEastAsia" w:cstheme="minorHAnsi"/>
+          <w:sz w:val="24"/>
+          <w:szCs w:val="24"/>
+        </w:rPr>
+        <w:t>Await</w:t>
+      </w:r>
+      <w:proofErr w:type="spellEnd"/>
+      <w:r>
+        <w:rPr>
+          <w:rFonts w:eastAsiaTheme="minorEastAsia" w:cstheme="minorHAnsi"/>
+          <w:sz w:val="24"/>
+          <w:szCs w:val="24"/>
+        </w:rPr>
+        <w:t xml:space="preserve"> kullanılan fonksiyonun fonksiyon adının yanına </w:t>
+      </w:r>
+      <w:proofErr w:type="spellStart"/>
+      <w:r>
+        <w:rPr>
+          <w:rFonts w:eastAsiaTheme="minorEastAsia" w:cstheme="minorHAnsi"/>
+          <w:sz w:val="24"/>
+          <w:szCs w:val="24"/>
+        </w:rPr>
+        <w:t>async</w:t>
+      </w:r>
+      <w:proofErr w:type="spellEnd"/>
+      <w:r>
+        <w:rPr>
+          <w:rFonts w:eastAsiaTheme="minorEastAsia" w:cstheme="minorHAnsi"/>
+          <w:sz w:val="24"/>
+          <w:szCs w:val="24"/>
+        </w:rPr>
+        <w:t xml:space="preserve"> yazılmalıdır.</w:t>
+      </w:r>
+    </w:p>
+    <w:p>
+      <w:pPr>
+        <w:pStyle w:val="ListeParagraf"/>
+        <w:numPr>
+          <w:ilvl w:val="0"/>
+          <w:numId w:val="40"/>
+        </w:numPr>
+        <w:jc w:val="both"/>
+        <w:rPr>
+          <w:rFonts w:eastAsiaTheme="minorEastAsia" w:cstheme="minorHAnsi"/>
+          <w:sz w:val="24"/>
+          <w:szCs w:val="24"/>
+        </w:rPr>
+      </w:pPr>
+      <w:proofErr w:type="spellStart"/>
+      <w:r>
+        <w:rPr>
+          <w:rFonts w:eastAsiaTheme="minorEastAsia" w:cstheme="minorHAnsi"/>
+          <w:sz w:val="24"/>
+          <w:szCs w:val="24"/>
+        </w:rPr>
+        <w:t>Future</w:t>
+      </w:r>
+      <w:proofErr w:type="spellEnd"/>
+      <w:r>
+        <w:rPr>
+          <w:rFonts w:eastAsiaTheme="minorEastAsia" w:cstheme="minorHAnsi"/>
+          <w:sz w:val="24"/>
+          <w:szCs w:val="24"/>
+        </w:rPr>
+        <w:t xml:space="preserve"> yapılarında hata yakalama işleminde </w:t>
+      </w:r>
+      <w:proofErr w:type="spellStart"/>
+      <w:r>
+        <w:rPr>
+          <w:rFonts w:eastAsiaTheme="minorEastAsia" w:cstheme="minorHAnsi"/>
+          <w:sz w:val="24"/>
+          <w:szCs w:val="24"/>
+        </w:rPr>
+        <w:t>throw</w:t>
+      </w:r>
+      <w:proofErr w:type="spellEnd"/>
+      <w:r>
+        <w:rPr>
+          <w:rFonts w:eastAsiaTheme="minorEastAsia" w:cstheme="minorHAnsi"/>
+          <w:sz w:val="24"/>
+          <w:szCs w:val="24"/>
+        </w:rPr>
+        <w:t xml:space="preserve"> ve </w:t>
+      </w:r>
+      <w:proofErr w:type="spellStart"/>
+      <w:r>
+        <w:rPr>
+          <w:rFonts w:eastAsiaTheme="minorEastAsia" w:cstheme="minorHAnsi"/>
+          <w:sz w:val="24"/>
+          <w:szCs w:val="24"/>
+        </w:rPr>
+        <w:t>catchError</w:t>
+      </w:r>
+      <w:proofErr w:type="spellEnd"/>
+      <w:r>
+        <w:rPr>
+          <w:rFonts w:eastAsiaTheme="minorEastAsia" w:cstheme="minorHAnsi"/>
+          <w:sz w:val="24"/>
+          <w:szCs w:val="24"/>
+        </w:rPr>
+        <w:t xml:space="preserve"> kullanılırken, </w:t>
+      </w:r>
+      <w:proofErr w:type="spellStart"/>
+      <w:r>
+        <w:rPr>
+          <w:rFonts w:eastAsiaTheme="minorEastAsia" w:cstheme="minorHAnsi"/>
+          <w:sz w:val="24"/>
+          <w:szCs w:val="24"/>
+        </w:rPr>
+        <w:t>await</w:t>
+      </w:r>
+      <w:proofErr w:type="spellEnd"/>
+      <w:r>
+        <w:rPr>
+          <w:rFonts w:eastAsiaTheme="minorEastAsia" w:cstheme="minorHAnsi"/>
+          <w:sz w:val="24"/>
+          <w:szCs w:val="24"/>
+        </w:rPr>
+        <w:t xml:space="preserve"> ile </w:t>
+      </w:r>
+      <w:proofErr w:type="spellStart"/>
+      <w:r>
+        <w:rPr>
+          <w:rFonts w:eastAsiaTheme="minorEastAsia" w:cstheme="minorHAnsi"/>
+          <w:sz w:val="24"/>
+          <w:szCs w:val="24"/>
+        </w:rPr>
+        <w:t>try</w:t>
+      </w:r>
+      <w:proofErr w:type="spellEnd"/>
+      <w:r>
+        <w:rPr>
+          <w:rFonts w:eastAsiaTheme="minorEastAsia" w:cstheme="minorHAnsi"/>
+          <w:sz w:val="24"/>
+          <w:szCs w:val="24"/>
+        </w:rPr>
+        <w:t xml:space="preserve"> ve </w:t>
+      </w:r>
+      <w:proofErr w:type="spellStart"/>
+      <w:r>
+        <w:rPr>
+          <w:rFonts w:eastAsiaTheme="minorEastAsia" w:cstheme="minorHAnsi"/>
+          <w:sz w:val="24"/>
+          <w:szCs w:val="24"/>
+        </w:rPr>
+        <w:t>catch</w:t>
+      </w:r>
+      <w:proofErr w:type="spellEnd"/>
+      <w:r>
+        <w:rPr>
+          <w:rFonts w:eastAsiaTheme="minorEastAsia" w:cstheme="minorHAnsi"/>
+          <w:sz w:val="24"/>
+          <w:szCs w:val="24"/>
+        </w:rPr>
+        <w:t xml:space="preserve"> kullanılır.</w:t>
+      </w:r>
+    </w:p>
+    <w:p>
+      <w:pPr>
+        <w:jc w:val="center"/>
+        <w:rPr>
+          <w:rFonts w:eastAsiaTheme="minorEastAsia" w:cstheme="minorHAnsi"/>
+          <w:sz w:val="24"/>
+          <w:szCs w:val="24"/>
+        </w:rPr>
+      </w:pPr>
+      <w:r>
+        <w:rPr>
+          <w:rFonts w:eastAsiaTheme="minorEastAsia" w:cstheme="minorHAnsi"/>
+          <w:noProof/>
+          <w:sz w:val="24"/>
+          <w:szCs w:val="24"/>
+        </w:rPr>
+        <w:drawing>
+          <wp:inline distT="0" distB="0" distL="0" distR="0" wp14:anchorId="4D5BA010" wp14:editId="13046BCE">
+            <wp:extent cx="5757545" cy="1947545"/>
+            <wp:effectExtent l="0" t="0" r="0" b="0"/>
+            <wp:docPr id="102" name="Resim 102"/>
+            <wp:cNvGraphicFramePr>
+              <a:graphicFrameLocks xmlns:a="http://schemas.openxmlformats.org/drawingml/2006/main" noChangeAspect="1"/>
+            </wp:cNvGraphicFramePr>
+            <a:graphic xmlns:a="http://schemas.openxmlformats.org/drawingml/2006/main">
+              <a:graphicData uri="http://schemas.openxmlformats.org/drawingml/2006/picture">
+                <pic:pic xmlns:pic="http://schemas.openxmlformats.org/drawingml/2006/picture">
+                  <pic:nvPicPr>
+                    <pic:cNvPr id="0" name="Picture 10"/>
+                    <pic:cNvPicPr>
+                      <a:picLocks noChangeAspect="1" noChangeArrowheads="1"/>
+                    </pic:cNvPicPr>
+                  </pic:nvPicPr>
+                  <pic:blipFill>
+                    <a:blip r:embed="rId106" cstate="print">
+                      <a:extLst>
+                        <a:ext uri="{28A0092B-C50C-407E-A947-70E740481C1C}">
+                          <a14:useLocalDpi xmlns:a14="http://schemas.microsoft.com/office/drawing/2010/main" val="0"/>
+                        </a:ext>
+                      </a:extLst>
+                    </a:blip>
+                    <a:srcRect/>
+                    <a:stretch>
+                      <a:fillRect/>
+                    </a:stretch>
+                  </pic:blipFill>
+                  <pic:spPr bwMode="auto">
+                    <a:xfrm>
+                      <a:off x="0" y="0"/>
+                      <a:ext cx="5757545" cy="1947545"/>
+                    </a:xfrm>
+                    <a:prstGeom prst="rect">
+                      <a:avLst/>
+                    </a:prstGeom>
+                    <a:noFill/>
+                    <a:ln>
+                      <a:noFill/>
+                    </a:ln>
+                  </pic:spPr>
+                </pic:pic>
+              </a:graphicData>
+            </a:graphic>
+          </wp:inline>
+        </w:drawing>
+      </w:r>
+    </w:p>
+    <w:p>
+      <w:pPr>
+        <w:ind w:left="1080"/>
+        <w:jc w:val="both"/>
+        <w:rPr>
+          <w:rFonts w:eastAsiaTheme="minorEastAsia" w:cstheme="minorHAnsi"/>
+          <w:sz w:val="24"/>
+          <w:szCs w:val="24"/>
+        </w:rPr>
+      </w:pPr>
+    </w:p>
+    <w:p>
+      <w:pPr>
+        <w:jc w:val="both"/>
         <w:rPr>
           <w:rFonts w:eastAsiaTheme="minorEastAsia" w:cstheme="minorHAnsi"/>
           <w:sz w:val="24"/>
@@ -13672,7 +19038,7 @@
   <w:abstractNum w:abstractNumId="2" w15:restartNumberingAfterBreak="0">
     <w:nsid w:val="059129A9"/>
     <w:multiLevelType w:val="hybridMultilevel"/>
-    <w:tmpl w:val="059A6882"/>
+    <w:tmpl w:val="2A4AAD5A"/>
     <w:lvl w:ilvl="0" w:tplc="041F0001">
       <w:start w:val="1"/>
       <w:numFmt w:val="bullet"/>
@@ -14122,6 +19488,119 @@
     </w:lvl>
   </w:abstractNum>
   <w:abstractNum w:abstractNumId="6" w15:restartNumberingAfterBreak="0">
+    <w:nsid w:val="1DAB6B89"/>
+    <w:multiLevelType w:val="hybridMultilevel"/>
+    <w:tmpl w:val="2BB2A336"/>
+    <w:lvl w:ilvl="0" w:tplc="041F0001">
+      <w:start w:val="1"/>
+      <w:numFmt w:val="bullet"/>
+      <w:lvlText w:val=""/>
+      <w:lvlJc w:val="left"/>
+      <w:pPr>
+        <w:ind w:left="720" w:hanging="360"/>
+      </w:pPr>
+      <w:rPr>
+        <w:rFonts w:ascii="Symbol" w:hAnsi="Symbol" w:hint="default"/>
+      </w:rPr>
+    </w:lvl>
+    <w:lvl w:ilvl="1" w:tplc="041F0003" w:tentative="1">
+      <w:start w:val="1"/>
+      <w:numFmt w:val="bullet"/>
+      <w:lvlText w:val="o"/>
+      <w:lvlJc w:val="left"/>
+      <w:pPr>
+        <w:ind w:left="1440" w:hanging="360"/>
+      </w:pPr>
+      <w:rPr>
+        <w:rFonts w:ascii="Courier New" w:hAnsi="Courier New" w:cs="Courier New" w:hint="default"/>
+      </w:rPr>
+    </w:lvl>
+    <w:lvl w:ilvl="2" w:tplc="041F0005" w:tentative="1">
+      <w:start w:val="1"/>
+      <w:numFmt w:val="bullet"/>
+      <w:lvlText w:val=""/>
+      <w:lvlJc w:val="left"/>
+      <w:pPr>
+        <w:ind w:left="2160" w:hanging="360"/>
+      </w:pPr>
+      <w:rPr>
+        <w:rFonts w:ascii="Wingdings" w:hAnsi="Wingdings" w:hint="default"/>
+      </w:rPr>
+    </w:lvl>
+    <w:lvl w:ilvl="3" w:tplc="041F0001" w:tentative="1">
+      <w:start w:val="1"/>
+      <w:numFmt w:val="bullet"/>
+      <w:lvlText w:val=""/>
+      <w:lvlJc w:val="left"/>
+      <w:pPr>
+        <w:ind w:left="2880" w:hanging="360"/>
+      </w:pPr>
+      <w:rPr>
+        <w:rFonts w:ascii="Symbol" w:hAnsi="Symbol" w:hint="default"/>
+      </w:rPr>
+    </w:lvl>
+    <w:lvl w:ilvl="4" w:tplc="041F0003" w:tentative="1">
+      <w:start w:val="1"/>
+      <w:numFmt w:val="bullet"/>
+      <w:lvlText w:val="o"/>
+      <w:lvlJc w:val="left"/>
+      <w:pPr>
+        <w:ind w:left="3600" w:hanging="360"/>
+      </w:pPr>
+      <w:rPr>
+        <w:rFonts w:ascii="Courier New" w:hAnsi="Courier New" w:cs="Courier New" w:hint="default"/>
+      </w:rPr>
+    </w:lvl>
+    <w:lvl w:ilvl="5" w:tplc="041F0005" w:tentative="1">
+      <w:start w:val="1"/>
+      <w:numFmt w:val="bullet"/>
+      <w:lvlText w:val=""/>
+      <w:lvlJc w:val="left"/>
+      <w:pPr>
+        <w:ind w:left="4320" w:hanging="360"/>
+      </w:pPr>
+      <w:rPr>
+        <w:rFonts w:ascii="Wingdings" w:hAnsi="Wingdings" w:hint="default"/>
+      </w:rPr>
+    </w:lvl>
+    <w:lvl w:ilvl="6" w:tplc="041F0001" w:tentative="1">
+      <w:start w:val="1"/>
+      <w:numFmt w:val="bullet"/>
+      <w:lvlText w:val=""/>
+      <w:lvlJc w:val="left"/>
+      <w:pPr>
+        <w:ind w:left="5040" w:hanging="360"/>
+      </w:pPr>
+      <w:rPr>
+        <w:rFonts w:ascii="Symbol" w:hAnsi="Symbol" w:hint="default"/>
+      </w:rPr>
+    </w:lvl>
+    <w:lvl w:ilvl="7" w:tplc="041F0003" w:tentative="1">
+      <w:start w:val="1"/>
+      <w:numFmt w:val="bullet"/>
+      <w:lvlText w:val="o"/>
+      <w:lvlJc w:val="left"/>
+      <w:pPr>
+        <w:ind w:left="5760" w:hanging="360"/>
+      </w:pPr>
+      <w:rPr>
+        <w:rFonts w:ascii="Courier New" w:hAnsi="Courier New" w:cs="Courier New" w:hint="default"/>
+      </w:rPr>
+    </w:lvl>
+    <w:lvl w:ilvl="8" w:tplc="041F0005" w:tentative="1">
+      <w:start w:val="1"/>
+      <w:numFmt w:val="bullet"/>
+      <w:lvlText w:val=""/>
+      <w:lvlJc w:val="left"/>
+      <w:pPr>
+        <w:ind w:left="6480" w:hanging="360"/>
+      </w:pPr>
+      <w:rPr>
+        <w:rFonts w:ascii="Wingdings" w:hAnsi="Wingdings" w:hint="default"/>
+      </w:rPr>
+    </w:lvl>
+  </w:abstractNum>
+  <w:abstractNum w:abstractNumId="7" w15:restartNumberingAfterBreak="0">
     <w:nsid w:val="1F4B31A7"/>
     <w:multiLevelType w:val="hybridMultilevel"/>
     <w:tmpl w:val="197604D0"/>
@@ -14234,7 +19713,7 @@
       </w:rPr>
     </w:lvl>
   </w:abstractNum>
-  <w:abstractNum w:abstractNumId="7" w15:restartNumberingAfterBreak="0">
+  <w:abstractNum w:abstractNumId="8" w15:restartNumberingAfterBreak="0">
     <w:nsid w:val="200A5F2B"/>
     <w:multiLevelType w:val="hybridMultilevel"/>
     <w:tmpl w:val="641AAAFC"/>
@@ -14347,133 +19826,20 @@
       </w:rPr>
     </w:lvl>
   </w:abstractNum>
-  <w:abstractNum w:abstractNumId="8" w15:restartNumberingAfterBreak="0">
-    <w:nsid w:val="259635BF"/>
+  <w:abstractNum w:abstractNumId="9" w15:restartNumberingAfterBreak="0">
+    <w:nsid w:val="2276435A"/>
     <w:multiLevelType w:val="hybridMultilevel"/>
-    <w:tmpl w:val="5A609D38"/>
-    <w:lvl w:ilvl="0" w:tplc="041F0003">
-      <w:start w:val="1"/>
-      <w:numFmt w:val="bullet"/>
-      <w:lvlText w:val="o"/>
-      <w:lvlJc w:val="left"/>
-      <w:pPr>
-        <w:ind w:left="1440" w:hanging="360"/>
-      </w:pPr>
-      <w:rPr>
-        <w:rFonts w:ascii="Courier New" w:hAnsi="Courier New" w:cs="Courier New" w:hint="default"/>
-      </w:rPr>
-    </w:lvl>
-    <w:lvl w:ilvl="1" w:tplc="041F0003" w:tentative="1">
-      <w:start w:val="1"/>
-      <w:numFmt w:val="bullet"/>
-      <w:lvlText w:val="o"/>
-      <w:lvlJc w:val="left"/>
-      <w:pPr>
-        <w:ind w:left="1440" w:hanging="360"/>
-      </w:pPr>
-      <w:rPr>
-        <w:rFonts w:ascii="Courier New" w:hAnsi="Courier New" w:cs="Courier New" w:hint="default"/>
-      </w:rPr>
-    </w:lvl>
-    <w:lvl w:ilvl="2" w:tplc="041F0005" w:tentative="1">
-      <w:start w:val="1"/>
-      <w:numFmt w:val="bullet"/>
-      <w:lvlText w:val=""/>
-      <w:lvlJc w:val="left"/>
-      <w:pPr>
-        <w:ind w:left="2160" w:hanging="360"/>
-      </w:pPr>
-      <w:rPr>
-        <w:rFonts w:ascii="Wingdings" w:hAnsi="Wingdings" w:hint="default"/>
-      </w:rPr>
-    </w:lvl>
-    <w:lvl w:ilvl="3" w:tplc="041F0001" w:tentative="1">
+    <w:tmpl w:val="51DA8100"/>
+    <w:lvl w:ilvl="0" w:tplc="041F0001">
       <w:start w:val="1"/>
       <w:numFmt w:val="bullet"/>
       <w:lvlText w:val=""/>
       <w:lvlJc w:val="left"/>
       <w:pPr>
-        <w:ind w:left="2880" w:hanging="360"/>
+        <w:ind w:left="720" w:hanging="360"/>
       </w:pPr>
       <w:rPr>
         <w:rFonts w:ascii="Symbol" w:hAnsi="Symbol" w:hint="default"/>
-      </w:rPr>
-    </w:lvl>
-    <w:lvl w:ilvl="4" w:tplc="041F0003" w:tentative="1">
-      <w:start w:val="1"/>
-      <w:numFmt w:val="bullet"/>
-      <w:lvlText w:val="o"/>
-      <w:lvlJc w:val="left"/>
-      <w:pPr>
-        <w:ind w:left="3600" w:hanging="360"/>
-      </w:pPr>
-      <w:rPr>
-        <w:rFonts w:ascii="Courier New" w:hAnsi="Courier New" w:cs="Courier New" w:hint="default"/>
-      </w:rPr>
-    </w:lvl>
-    <w:lvl w:ilvl="5" w:tplc="041F0005" w:tentative="1">
-      <w:start w:val="1"/>
-      <w:numFmt w:val="bullet"/>
-      <w:lvlText w:val=""/>
-      <w:lvlJc w:val="left"/>
-      <w:pPr>
-        <w:ind w:left="4320" w:hanging="360"/>
-      </w:pPr>
-      <w:rPr>
-        <w:rFonts w:ascii="Wingdings" w:hAnsi="Wingdings" w:hint="default"/>
-      </w:rPr>
-    </w:lvl>
-    <w:lvl w:ilvl="6" w:tplc="041F0001" w:tentative="1">
-      <w:start w:val="1"/>
-      <w:numFmt w:val="bullet"/>
-      <w:lvlText w:val=""/>
-      <w:lvlJc w:val="left"/>
-      <w:pPr>
-        <w:ind w:left="5040" w:hanging="360"/>
-      </w:pPr>
-      <w:rPr>
-        <w:rFonts w:ascii="Symbol" w:hAnsi="Symbol" w:hint="default"/>
-      </w:rPr>
-    </w:lvl>
-    <w:lvl w:ilvl="7" w:tplc="041F0003" w:tentative="1">
-      <w:start w:val="1"/>
-      <w:numFmt w:val="bullet"/>
-      <w:lvlText w:val="o"/>
-      <w:lvlJc w:val="left"/>
-      <w:pPr>
-        <w:ind w:left="5760" w:hanging="360"/>
-      </w:pPr>
-      <w:rPr>
-        <w:rFonts w:ascii="Courier New" w:hAnsi="Courier New" w:cs="Courier New" w:hint="default"/>
-      </w:rPr>
-    </w:lvl>
-    <w:lvl w:ilvl="8" w:tplc="041F0005" w:tentative="1">
-      <w:start w:val="1"/>
-      <w:numFmt w:val="bullet"/>
-      <w:lvlText w:val=""/>
-      <w:lvlJc w:val="left"/>
-      <w:pPr>
-        <w:ind w:left="6480" w:hanging="360"/>
-      </w:pPr>
-      <w:rPr>
-        <w:rFonts w:ascii="Wingdings" w:hAnsi="Wingdings" w:hint="default"/>
-      </w:rPr>
-    </w:lvl>
-  </w:abstractNum>
-  <w:abstractNum w:abstractNumId="9" w15:restartNumberingAfterBreak="0">
-    <w:nsid w:val="259C1312"/>
-    <w:multiLevelType w:val="hybridMultilevel"/>
-    <w:tmpl w:val="8D0A2536"/>
-    <w:lvl w:ilvl="0" w:tplc="041F0003">
-      <w:start w:val="1"/>
-      <w:numFmt w:val="bullet"/>
-      <w:lvlText w:val="o"/>
-      <w:lvlJc w:val="left"/>
-      <w:pPr>
-        <w:ind w:left="1440" w:hanging="360"/>
-      </w:pPr>
-      <w:rPr>
-        <w:rFonts w:ascii="Courier New" w:hAnsi="Courier New" w:cs="Courier New" w:hint="default"/>
       </w:rPr>
     </w:lvl>
     <w:lvl w:ilvl="1" w:tplc="041F0003" w:tentative="1">
@@ -14574,6 +19940,232 @@
     </w:lvl>
   </w:abstractNum>
   <w:abstractNum w:abstractNumId="10" w15:restartNumberingAfterBreak="0">
+    <w:nsid w:val="24A9147B"/>
+    <w:multiLevelType w:val="hybridMultilevel"/>
+    <w:tmpl w:val="D3AAC46C"/>
+    <w:lvl w:ilvl="0" w:tplc="041F0001">
+      <w:start w:val="1"/>
+      <w:numFmt w:val="bullet"/>
+      <w:lvlText w:val=""/>
+      <w:lvlJc w:val="left"/>
+      <w:pPr>
+        <w:ind w:left="720" w:hanging="360"/>
+      </w:pPr>
+      <w:rPr>
+        <w:rFonts w:ascii="Symbol" w:hAnsi="Symbol" w:hint="default"/>
+      </w:rPr>
+    </w:lvl>
+    <w:lvl w:ilvl="1" w:tplc="041F0003" w:tentative="1">
+      <w:start w:val="1"/>
+      <w:numFmt w:val="bullet"/>
+      <w:lvlText w:val="o"/>
+      <w:lvlJc w:val="left"/>
+      <w:pPr>
+        <w:ind w:left="1440" w:hanging="360"/>
+      </w:pPr>
+      <w:rPr>
+        <w:rFonts w:ascii="Courier New" w:hAnsi="Courier New" w:cs="Courier New" w:hint="default"/>
+      </w:rPr>
+    </w:lvl>
+    <w:lvl w:ilvl="2" w:tplc="041F0005" w:tentative="1">
+      <w:start w:val="1"/>
+      <w:numFmt w:val="bullet"/>
+      <w:lvlText w:val=""/>
+      <w:lvlJc w:val="left"/>
+      <w:pPr>
+        <w:ind w:left="2160" w:hanging="360"/>
+      </w:pPr>
+      <w:rPr>
+        <w:rFonts w:ascii="Wingdings" w:hAnsi="Wingdings" w:hint="default"/>
+      </w:rPr>
+    </w:lvl>
+    <w:lvl w:ilvl="3" w:tplc="041F0001" w:tentative="1">
+      <w:start w:val="1"/>
+      <w:numFmt w:val="bullet"/>
+      <w:lvlText w:val=""/>
+      <w:lvlJc w:val="left"/>
+      <w:pPr>
+        <w:ind w:left="2880" w:hanging="360"/>
+      </w:pPr>
+      <w:rPr>
+        <w:rFonts w:ascii="Symbol" w:hAnsi="Symbol" w:hint="default"/>
+      </w:rPr>
+    </w:lvl>
+    <w:lvl w:ilvl="4" w:tplc="041F0003" w:tentative="1">
+      <w:start w:val="1"/>
+      <w:numFmt w:val="bullet"/>
+      <w:lvlText w:val="o"/>
+      <w:lvlJc w:val="left"/>
+      <w:pPr>
+        <w:ind w:left="3600" w:hanging="360"/>
+      </w:pPr>
+      <w:rPr>
+        <w:rFonts w:ascii="Courier New" w:hAnsi="Courier New" w:cs="Courier New" w:hint="default"/>
+      </w:rPr>
+    </w:lvl>
+    <w:lvl w:ilvl="5" w:tplc="041F0005" w:tentative="1">
+      <w:start w:val="1"/>
+      <w:numFmt w:val="bullet"/>
+      <w:lvlText w:val=""/>
+      <w:lvlJc w:val="left"/>
+      <w:pPr>
+        <w:ind w:left="4320" w:hanging="360"/>
+      </w:pPr>
+      <w:rPr>
+        <w:rFonts w:ascii="Wingdings" w:hAnsi="Wingdings" w:hint="default"/>
+      </w:rPr>
+    </w:lvl>
+    <w:lvl w:ilvl="6" w:tplc="041F0001" w:tentative="1">
+      <w:start w:val="1"/>
+      <w:numFmt w:val="bullet"/>
+      <w:lvlText w:val=""/>
+      <w:lvlJc w:val="left"/>
+      <w:pPr>
+        <w:ind w:left="5040" w:hanging="360"/>
+      </w:pPr>
+      <w:rPr>
+        <w:rFonts w:ascii="Symbol" w:hAnsi="Symbol" w:hint="default"/>
+      </w:rPr>
+    </w:lvl>
+    <w:lvl w:ilvl="7" w:tplc="041F0003" w:tentative="1">
+      <w:start w:val="1"/>
+      <w:numFmt w:val="bullet"/>
+      <w:lvlText w:val="o"/>
+      <w:lvlJc w:val="left"/>
+      <w:pPr>
+        <w:ind w:left="5760" w:hanging="360"/>
+      </w:pPr>
+      <w:rPr>
+        <w:rFonts w:ascii="Courier New" w:hAnsi="Courier New" w:cs="Courier New" w:hint="default"/>
+      </w:rPr>
+    </w:lvl>
+    <w:lvl w:ilvl="8" w:tplc="041F0005" w:tentative="1">
+      <w:start w:val="1"/>
+      <w:numFmt w:val="bullet"/>
+      <w:lvlText w:val=""/>
+      <w:lvlJc w:val="left"/>
+      <w:pPr>
+        <w:ind w:left="6480" w:hanging="360"/>
+      </w:pPr>
+      <w:rPr>
+        <w:rFonts w:ascii="Wingdings" w:hAnsi="Wingdings" w:hint="default"/>
+      </w:rPr>
+    </w:lvl>
+  </w:abstractNum>
+  <w:abstractNum w:abstractNumId="11" w15:restartNumberingAfterBreak="0">
+    <w:nsid w:val="260678D1"/>
+    <w:multiLevelType w:val="hybridMultilevel"/>
+    <w:tmpl w:val="FFEC990A"/>
+    <w:lvl w:ilvl="0" w:tplc="041F0001">
+      <w:start w:val="1"/>
+      <w:numFmt w:val="bullet"/>
+      <w:lvlText w:val=""/>
+      <w:lvlJc w:val="left"/>
+      <w:pPr>
+        <w:ind w:left="720" w:hanging="360"/>
+      </w:pPr>
+      <w:rPr>
+        <w:rFonts w:ascii="Symbol" w:hAnsi="Symbol" w:hint="default"/>
+      </w:rPr>
+    </w:lvl>
+    <w:lvl w:ilvl="1" w:tplc="041F0003">
+      <w:start w:val="1"/>
+      <w:numFmt w:val="bullet"/>
+      <w:lvlText w:val="o"/>
+      <w:lvlJc w:val="left"/>
+      <w:pPr>
+        <w:ind w:left="1440" w:hanging="360"/>
+      </w:pPr>
+      <w:rPr>
+        <w:rFonts w:ascii="Courier New" w:hAnsi="Courier New" w:cs="Courier New" w:hint="default"/>
+      </w:rPr>
+    </w:lvl>
+    <w:lvl w:ilvl="2" w:tplc="041F0005" w:tentative="1">
+      <w:start w:val="1"/>
+      <w:numFmt w:val="bullet"/>
+      <w:lvlText w:val=""/>
+      <w:lvlJc w:val="left"/>
+      <w:pPr>
+        <w:ind w:left="2160" w:hanging="360"/>
+      </w:pPr>
+      <w:rPr>
+        <w:rFonts w:ascii="Wingdings" w:hAnsi="Wingdings" w:hint="default"/>
+      </w:rPr>
+    </w:lvl>
+    <w:lvl w:ilvl="3" w:tplc="041F0001" w:tentative="1">
+      <w:start w:val="1"/>
+      <w:numFmt w:val="bullet"/>
+      <w:lvlText w:val=""/>
+      <w:lvlJc w:val="left"/>
+      <w:pPr>
+        <w:ind w:left="2880" w:hanging="360"/>
+      </w:pPr>
+      <w:rPr>
+        <w:rFonts w:ascii="Symbol" w:hAnsi="Symbol" w:hint="default"/>
+      </w:rPr>
+    </w:lvl>
+    <w:lvl w:ilvl="4" w:tplc="041F0003" w:tentative="1">
+      <w:start w:val="1"/>
+      <w:numFmt w:val="bullet"/>
+      <w:lvlText w:val="o"/>
+      <w:lvlJc w:val="left"/>
+      <w:pPr>
+        <w:ind w:left="3600" w:hanging="360"/>
+      </w:pPr>
+      <w:rPr>
+        <w:rFonts w:ascii="Courier New" w:hAnsi="Courier New" w:cs="Courier New" w:hint="default"/>
+      </w:rPr>
+    </w:lvl>
+    <w:lvl w:ilvl="5" w:tplc="041F0005" w:tentative="1">
+      <w:start w:val="1"/>
+      <w:numFmt w:val="bullet"/>
+      <w:lvlText w:val=""/>
+      <w:lvlJc w:val="left"/>
+      <w:pPr>
+        <w:ind w:left="4320" w:hanging="360"/>
+      </w:pPr>
+      <w:rPr>
+        <w:rFonts w:ascii="Wingdings" w:hAnsi="Wingdings" w:hint="default"/>
+      </w:rPr>
+    </w:lvl>
+    <w:lvl w:ilvl="6" w:tplc="041F0001" w:tentative="1">
+      <w:start w:val="1"/>
+      <w:numFmt w:val="bullet"/>
+      <w:lvlText w:val=""/>
+      <w:lvlJc w:val="left"/>
+      <w:pPr>
+        <w:ind w:left="5040" w:hanging="360"/>
+      </w:pPr>
+      <w:rPr>
+        <w:rFonts w:ascii="Symbol" w:hAnsi="Symbol" w:hint="default"/>
+      </w:rPr>
+    </w:lvl>
+    <w:lvl w:ilvl="7" w:tplc="041F0003" w:tentative="1">
+      <w:start w:val="1"/>
+      <w:numFmt w:val="bullet"/>
+      <w:lvlText w:val="o"/>
+      <w:lvlJc w:val="left"/>
+      <w:pPr>
+        <w:ind w:left="5760" w:hanging="360"/>
+      </w:pPr>
+      <w:rPr>
+        <w:rFonts w:ascii="Courier New" w:hAnsi="Courier New" w:cs="Courier New" w:hint="default"/>
+      </w:rPr>
+    </w:lvl>
+    <w:lvl w:ilvl="8" w:tplc="041F0005" w:tentative="1">
+      <w:start w:val="1"/>
+      <w:numFmt w:val="bullet"/>
+      <w:lvlText w:val=""/>
+      <w:lvlJc w:val="left"/>
+      <w:pPr>
+        <w:ind w:left="6480" w:hanging="360"/>
+      </w:pPr>
+      <w:rPr>
+        <w:rFonts w:ascii="Wingdings" w:hAnsi="Wingdings" w:hint="default"/>
+      </w:rPr>
+    </w:lvl>
+  </w:abstractNum>
+  <w:abstractNum w:abstractNumId="12" w15:restartNumberingAfterBreak="0">
     <w:nsid w:val="2ACF03FB"/>
     <w:multiLevelType w:val="hybridMultilevel"/>
     <w:tmpl w:val="B5C86BF2"/>
@@ -14686,7 +20278,7 @@
       </w:rPr>
     </w:lvl>
   </w:abstractNum>
-  <w:abstractNum w:abstractNumId="11" w15:restartNumberingAfterBreak="0">
+  <w:abstractNum w:abstractNumId="13" w15:restartNumberingAfterBreak="0">
     <w:nsid w:val="2D6D626A"/>
     <w:multiLevelType w:val="hybridMultilevel"/>
     <w:tmpl w:val="A446C388"/>
@@ -14799,7 +20391,7 @@
       </w:rPr>
     </w:lvl>
   </w:abstractNum>
-  <w:abstractNum w:abstractNumId="12" w15:restartNumberingAfterBreak="0">
+  <w:abstractNum w:abstractNumId="14" w15:restartNumberingAfterBreak="0">
     <w:nsid w:val="2D711210"/>
     <w:multiLevelType w:val="hybridMultilevel"/>
     <w:tmpl w:val="4AD676BE"/>
@@ -14912,7 +20504,7 @@
       </w:rPr>
     </w:lvl>
   </w:abstractNum>
-  <w:abstractNum w:abstractNumId="13" w15:restartNumberingAfterBreak="0">
+  <w:abstractNum w:abstractNumId="15" w15:restartNumberingAfterBreak="0">
     <w:nsid w:val="2F076744"/>
     <w:multiLevelType w:val="hybridMultilevel"/>
     <w:tmpl w:val="F53A6AC4"/>
@@ -15025,7 +20617,7 @@
       </w:rPr>
     </w:lvl>
   </w:abstractNum>
-  <w:abstractNum w:abstractNumId="14" w15:restartNumberingAfterBreak="0">
+  <w:abstractNum w:abstractNumId="16" w15:restartNumberingAfterBreak="0">
     <w:nsid w:val="315E27F9"/>
     <w:multiLevelType w:val="hybridMultilevel"/>
     <w:tmpl w:val="D83ACFE8"/>
@@ -15138,7 +20730,7 @@
       </w:rPr>
     </w:lvl>
   </w:abstractNum>
-  <w:abstractNum w:abstractNumId="15" w15:restartNumberingAfterBreak="0">
+  <w:abstractNum w:abstractNumId="17" w15:restartNumberingAfterBreak="0">
     <w:nsid w:val="319B4FCE"/>
     <w:multiLevelType w:val="hybridMultilevel"/>
     <w:tmpl w:val="C0D8CC9A"/>
@@ -15251,7 +20843,7 @@
       </w:rPr>
     </w:lvl>
   </w:abstractNum>
-  <w:abstractNum w:abstractNumId="16" w15:restartNumberingAfterBreak="0">
+  <w:abstractNum w:abstractNumId="18" w15:restartNumberingAfterBreak="0">
     <w:nsid w:val="326C0C08"/>
     <w:multiLevelType w:val="hybridMultilevel"/>
     <w:tmpl w:val="A5E0EBEA"/>
@@ -15364,17 +20956,17 @@
       </w:rPr>
     </w:lvl>
   </w:abstractNum>
-  <w:abstractNum w:abstractNumId="17" w15:restartNumberingAfterBreak="0">
-    <w:nsid w:val="33840E3B"/>
+  <w:abstractNum w:abstractNumId="19" w15:restartNumberingAfterBreak="0">
+    <w:nsid w:val="34BF3001"/>
     <w:multiLevelType w:val="hybridMultilevel"/>
-    <w:tmpl w:val="2B20E54A"/>
+    <w:tmpl w:val="99FE40B6"/>
     <w:lvl w:ilvl="0" w:tplc="041F0001">
       <w:start w:val="1"/>
       <w:numFmt w:val="bullet"/>
       <w:lvlText w:val=""/>
       <w:lvlJc w:val="left"/>
       <w:pPr>
-        <w:ind w:left="360" w:hanging="360"/>
+        <w:ind w:left="720" w:hanging="360"/>
       </w:pPr>
       <w:rPr>
         <w:rFonts w:ascii="Symbol" w:hAnsi="Symbol" w:hint="default"/>
@@ -15386,7 +20978,7 @@
       <w:lvlText w:val="o"/>
       <w:lvlJc w:val="left"/>
       <w:pPr>
-        <w:ind w:left="1080" w:hanging="360"/>
+        <w:ind w:left="1440" w:hanging="360"/>
       </w:pPr>
       <w:rPr>
         <w:rFonts w:ascii="Courier New" w:hAnsi="Courier New" w:cs="Courier New" w:hint="default"/>
@@ -15398,7 +20990,7 @@
       <w:lvlText w:val=""/>
       <w:lvlJc w:val="left"/>
       <w:pPr>
-        <w:ind w:left="1800" w:hanging="360"/>
+        <w:ind w:left="2160" w:hanging="360"/>
       </w:pPr>
       <w:rPr>
         <w:rFonts w:ascii="Wingdings" w:hAnsi="Wingdings" w:hint="default"/>
@@ -15410,7 +21002,7 @@
       <w:lvlText w:val=""/>
       <w:lvlJc w:val="left"/>
       <w:pPr>
-        <w:ind w:left="2520" w:hanging="360"/>
+        <w:ind w:left="2880" w:hanging="360"/>
       </w:pPr>
       <w:rPr>
         <w:rFonts w:ascii="Symbol" w:hAnsi="Symbol" w:hint="default"/>
@@ -15422,7 +21014,7 @@
       <w:lvlText w:val="o"/>
       <w:lvlJc w:val="left"/>
       <w:pPr>
-        <w:ind w:left="3240" w:hanging="360"/>
+        <w:ind w:left="3600" w:hanging="360"/>
       </w:pPr>
       <w:rPr>
         <w:rFonts w:ascii="Courier New" w:hAnsi="Courier New" w:cs="Courier New" w:hint="default"/>
@@ -15434,7 +21026,7 @@
       <w:lvlText w:val=""/>
       <w:lvlJc w:val="left"/>
       <w:pPr>
-        <w:ind w:left="3960" w:hanging="360"/>
+        <w:ind w:left="4320" w:hanging="360"/>
       </w:pPr>
       <w:rPr>
         <w:rFonts w:ascii="Wingdings" w:hAnsi="Wingdings" w:hint="default"/>
@@ -15446,7 +21038,7 @@
       <w:lvlText w:val=""/>
       <w:lvlJc w:val="left"/>
       <w:pPr>
-        <w:ind w:left="4680" w:hanging="360"/>
+        <w:ind w:left="5040" w:hanging="360"/>
       </w:pPr>
       <w:rPr>
         <w:rFonts w:ascii="Symbol" w:hAnsi="Symbol" w:hint="default"/>
@@ -15458,7 +21050,7 @@
       <w:lvlText w:val="o"/>
       <w:lvlJc w:val="left"/>
       <w:pPr>
-        <w:ind w:left="5400" w:hanging="360"/>
+        <w:ind w:left="5760" w:hanging="360"/>
       </w:pPr>
       <w:rPr>
         <w:rFonts w:ascii="Courier New" w:hAnsi="Courier New" w:cs="Courier New" w:hint="default"/>
@@ -15470,14 +21062,14 @@
       <w:lvlText w:val=""/>
       <w:lvlJc w:val="left"/>
       <w:pPr>
-        <w:ind w:left="6120" w:hanging="360"/>
+        <w:ind w:left="6480" w:hanging="360"/>
       </w:pPr>
       <w:rPr>
         <w:rFonts w:ascii="Wingdings" w:hAnsi="Wingdings" w:hint="default"/>
       </w:rPr>
     </w:lvl>
   </w:abstractNum>
-  <w:abstractNum w:abstractNumId="18" w15:restartNumberingAfterBreak="0">
+  <w:abstractNum w:abstractNumId="20" w15:restartNumberingAfterBreak="0">
     <w:nsid w:val="36286918"/>
     <w:multiLevelType w:val="hybridMultilevel"/>
     <w:tmpl w:val="300A614E"/>
@@ -15590,17 +21182,17 @@
       </w:rPr>
     </w:lvl>
   </w:abstractNum>
-  <w:abstractNum w:abstractNumId="19" w15:restartNumberingAfterBreak="0">
-    <w:nsid w:val="436F3445"/>
+  <w:abstractNum w:abstractNumId="21" w15:restartNumberingAfterBreak="0">
+    <w:nsid w:val="391776D2"/>
     <w:multiLevelType w:val="hybridMultilevel"/>
-    <w:tmpl w:val="F9689730"/>
+    <w:tmpl w:val="5A3297AC"/>
     <w:lvl w:ilvl="0" w:tplc="041F0001">
       <w:start w:val="1"/>
       <w:numFmt w:val="bullet"/>
       <w:lvlText w:val=""/>
       <w:lvlJc w:val="left"/>
       <w:pPr>
-        <w:ind w:left="1776" w:hanging="360"/>
+        <w:ind w:left="720" w:hanging="360"/>
       </w:pPr>
       <w:rPr>
         <w:rFonts w:ascii="Symbol" w:hAnsi="Symbol" w:hint="default"/>
@@ -15612,7 +21204,7 @@
       <w:lvlText w:val="o"/>
       <w:lvlJc w:val="left"/>
       <w:pPr>
-        <w:ind w:left="2496" w:hanging="360"/>
+        <w:ind w:left="1440" w:hanging="360"/>
       </w:pPr>
       <w:rPr>
         <w:rFonts w:ascii="Courier New" w:hAnsi="Courier New" w:cs="Courier New" w:hint="default"/>
@@ -15624,7 +21216,7 @@
       <w:lvlText w:val=""/>
       <w:lvlJc w:val="left"/>
       <w:pPr>
-        <w:ind w:left="3216" w:hanging="360"/>
+        <w:ind w:left="2160" w:hanging="360"/>
       </w:pPr>
       <w:rPr>
         <w:rFonts w:ascii="Wingdings" w:hAnsi="Wingdings" w:hint="default"/>
@@ -15636,7 +21228,7 @@
       <w:lvlText w:val=""/>
       <w:lvlJc w:val="left"/>
       <w:pPr>
-        <w:ind w:left="3936" w:hanging="360"/>
+        <w:ind w:left="2880" w:hanging="360"/>
       </w:pPr>
       <w:rPr>
         <w:rFonts w:ascii="Symbol" w:hAnsi="Symbol" w:hint="default"/>
@@ -15648,7 +21240,7 @@
       <w:lvlText w:val="o"/>
       <w:lvlJc w:val="left"/>
       <w:pPr>
-        <w:ind w:left="4656" w:hanging="360"/>
+        <w:ind w:left="3600" w:hanging="360"/>
       </w:pPr>
       <w:rPr>
         <w:rFonts w:ascii="Courier New" w:hAnsi="Courier New" w:cs="Courier New" w:hint="default"/>
@@ -15660,7 +21252,7 @@
       <w:lvlText w:val=""/>
       <w:lvlJc w:val="left"/>
       <w:pPr>
-        <w:ind w:left="5376" w:hanging="360"/>
+        <w:ind w:left="4320" w:hanging="360"/>
       </w:pPr>
       <w:rPr>
         <w:rFonts w:ascii="Wingdings" w:hAnsi="Wingdings" w:hint="default"/>
@@ -15672,7 +21264,7 @@
       <w:lvlText w:val=""/>
       <w:lvlJc w:val="left"/>
       <w:pPr>
-        <w:ind w:left="6096" w:hanging="360"/>
+        <w:ind w:left="5040" w:hanging="360"/>
       </w:pPr>
       <w:rPr>
         <w:rFonts w:ascii="Symbol" w:hAnsi="Symbol" w:hint="default"/>
@@ -15684,239 +21276,13 @@
       <w:lvlText w:val="o"/>
       <w:lvlJc w:val="left"/>
       <w:pPr>
-        <w:ind w:left="6816" w:hanging="360"/>
+        <w:ind w:left="5760" w:hanging="360"/>
       </w:pPr>
       <w:rPr>
         <w:rFonts w:ascii="Courier New" w:hAnsi="Courier New" w:cs="Courier New" w:hint="default"/>
       </w:rPr>
     </w:lvl>
     <w:lvl w:ilvl="8" w:tplc="041F0005" w:tentative="1">
-      <w:start w:val="1"/>
-      <w:numFmt w:val="bullet"/>
-      <w:lvlText w:val=""/>
-      <w:lvlJc w:val="left"/>
-      <w:pPr>
-        <w:ind w:left="7536" w:hanging="360"/>
-      </w:pPr>
-      <w:rPr>
-        <w:rFonts w:ascii="Wingdings" w:hAnsi="Wingdings" w:hint="default"/>
-      </w:rPr>
-    </w:lvl>
-  </w:abstractNum>
-  <w:abstractNum w:abstractNumId="20" w15:restartNumberingAfterBreak="0">
-    <w:nsid w:val="461A1333"/>
-    <w:multiLevelType w:val="hybridMultilevel"/>
-    <w:tmpl w:val="8B548FAE"/>
-    <w:lvl w:ilvl="0" w:tplc="041F0001">
-      <w:start w:val="1"/>
-      <w:numFmt w:val="bullet"/>
-      <w:lvlText w:val=""/>
-      <w:lvlJc w:val="left"/>
-      <w:pPr>
-        <w:ind w:left="360" w:hanging="360"/>
-      </w:pPr>
-      <w:rPr>
-        <w:rFonts w:ascii="Symbol" w:hAnsi="Symbol" w:hint="default"/>
-      </w:rPr>
-    </w:lvl>
-    <w:lvl w:ilvl="1" w:tplc="041F0003" w:tentative="1">
-      <w:start w:val="1"/>
-      <w:numFmt w:val="bullet"/>
-      <w:lvlText w:val="o"/>
-      <w:lvlJc w:val="left"/>
-      <w:pPr>
-        <w:ind w:left="1080" w:hanging="360"/>
-      </w:pPr>
-      <w:rPr>
-        <w:rFonts w:ascii="Courier New" w:hAnsi="Courier New" w:cs="Courier New" w:hint="default"/>
-      </w:rPr>
-    </w:lvl>
-    <w:lvl w:ilvl="2" w:tplc="041F0005" w:tentative="1">
-      <w:start w:val="1"/>
-      <w:numFmt w:val="bullet"/>
-      <w:lvlText w:val=""/>
-      <w:lvlJc w:val="left"/>
-      <w:pPr>
-        <w:ind w:left="1800" w:hanging="360"/>
-      </w:pPr>
-      <w:rPr>
-        <w:rFonts w:ascii="Wingdings" w:hAnsi="Wingdings" w:hint="default"/>
-      </w:rPr>
-    </w:lvl>
-    <w:lvl w:ilvl="3" w:tplc="041F0001" w:tentative="1">
-      <w:start w:val="1"/>
-      <w:numFmt w:val="bullet"/>
-      <w:lvlText w:val=""/>
-      <w:lvlJc w:val="left"/>
-      <w:pPr>
-        <w:ind w:left="2520" w:hanging="360"/>
-      </w:pPr>
-      <w:rPr>
-        <w:rFonts w:ascii="Symbol" w:hAnsi="Symbol" w:hint="default"/>
-      </w:rPr>
-    </w:lvl>
-    <w:lvl w:ilvl="4" w:tplc="041F0003" w:tentative="1">
-      <w:start w:val="1"/>
-      <w:numFmt w:val="bullet"/>
-      <w:lvlText w:val="o"/>
-      <w:lvlJc w:val="left"/>
-      <w:pPr>
-        <w:ind w:left="3240" w:hanging="360"/>
-      </w:pPr>
-      <w:rPr>
-        <w:rFonts w:ascii="Courier New" w:hAnsi="Courier New" w:cs="Courier New" w:hint="default"/>
-      </w:rPr>
-    </w:lvl>
-    <w:lvl w:ilvl="5" w:tplc="041F0005" w:tentative="1">
-      <w:start w:val="1"/>
-      <w:numFmt w:val="bullet"/>
-      <w:lvlText w:val=""/>
-      <w:lvlJc w:val="left"/>
-      <w:pPr>
-        <w:ind w:left="3960" w:hanging="360"/>
-      </w:pPr>
-      <w:rPr>
-        <w:rFonts w:ascii="Wingdings" w:hAnsi="Wingdings" w:hint="default"/>
-      </w:rPr>
-    </w:lvl>
-    <w:lvl w:ilvl="6" w:tplc="041F0001" w:tentative="1">
-      <w:start w:val="1"/>
-      <w:numFmt w:val="bullet"/>
-      <w:lvlText w:val=""/>
-      <w:lvlJc w:val="left"/>
-      <w:pPr>
-        <w:ind w:left="4680" w:hanging="360"/>
-      </w:pPr>
-      <w:rPr>
-        <w:rFonts w:ascii="Symbol" w:hAnsi="Symbol" w:hint="default"/>
-      </w:rPr>
-    </w:lvl>
-    <w:lvl w:ilvl="7" w:tplc="041F0003" w:tentative="1">
-      <w:start w:val="1"/>
-      <w:numFmt w:val="bullet"/>
-      <w:lvlText w:val="o"/>
-      <w:lvlJc w:val="left"/>
-      <w:pPr>
-        <w:ind w:left="5400" w:hanging="360"/>
-      </w:pPr>
-      <w:rPr>
-        <w:rFonts w:ascii="Courier New" w:hAnsi="Courier New" w:cs="Courier New" w:hint="default"/>
-      </w:rPr>
-    </w:lvl>
-    <w:lvl w:ilvl="8" w:tplc="041F0005" w:tentative="1">
-      <w:start w:val="1"/>
-      <w:numFmt w:val="bullet"/>
-      <w:lvlText w:val=""/>
-      <w:lvlJc w:val="left"/>
-      <w:pPr>
-        <w:ind w:left="6120" w:hanging="360"/>
-      </w:pPr>
-      <w:rPr>
-        <w:rFonts w:ascii="Wingdings" w:hAnsi="Wingdings" w:hint="default"/>
-      </w:rPr>
-    </w:lvl>
-  </w:abstractNum>
-  <w:abstractNum w:abstractNumId="21" w15:restartNumberingAfterBreak="0">
-    <w:nsid w:val="491C7655"/>
-    <w:multiLevelType w:val="hybridMultilevel"/>
-    <w:tmpl w:val="6B32E6F2"/>
-    <w:lvl w:ilvl="0" w:tplc="FFFFFFFF">
-      <w:start w:val="1"/>
-      <w:numFmt w:val="bullet"/>
-      <w:lvlText w:val=""/>
-      <w:lvlJc w:val="left"/>
-      <w:pPr>
-        <w:ind w:left="720" w:hanging="360"/>
-      </w:pPr>
-      <w:rPr>
-        <w:rFonts w:ascii="Symbol" w:hAnsi="Symbol" w:hint="default"/>
-      </w:rPr>
-    </w:lvl>
-    <w:lvl w:ilvl="1" w:tplc="041F0001">
-      <w:start w:val="1"/>
-      <w:numFmt w:val="bullet"/>
-      <w:lvlText w:val=""/>
-      <w:lvlJc w:val="left"/>
-      <w:pPr>
-        <w:ind w:left="1440" w:hanging="360"/>
-      </w:pPr>
-      <w:rPr>
-        <w:rFonts w:ascii="Symbol" w:hAnsi="Symbol" w:hint="default"/>
-      </w:rPr>
-    </w:lvl>
-    <w:lvl w:ilvl="2" w:tplc="FFFFFFFF" w:tentative="1">
-      <w:start w:val="1"/>
-      <w:numFmt w:val="bullet"/>
-      <w:lvlText w:val=""/>
-      <w:lvlJc w:val="left"/>
-      <w:pPr>
-        <w:ind w:left="2160" w:hanging="360"/>
-      </w:pPr>
-      <w:rPr>
-        <w:rFonts w:ascii="Wingdings" w:hAnsi="Wingdings" w:hint="default"/>
-      </w:rPr>
-    </w:lvl>
-    <w:lvl w:ilvl="3" w:tplc="FFFFFFFF" w:tentative="1">
-      <w:start w:val="1"/>
-      <w:numFmt w:val="bullet"/>
-      <w:lvlText w:val=""/>
-      <w:lvlJc w:val="left"/>
-      <w:pPr>
-        <w:ind w:left="2880" w:hanging="360"/>
-      </w:pPr>
-      <w:rPr>
-        <w:rFonts w:ascii="Symbol" w:hAnsi="Symbol" w:hint="default"/>
-      </w:rPr>
-    </w:lvl>
-    <w:lvl w:ilvl="4" w:tplc="FFFFFFFF" w:tentative="1">
-      <w:start w:val="1"/>
-      <w:numFmt w:val="bullet"/>
-      <w:lvlText w:val="o"/>
-      <w:lvlJc w:val="left"/>
-      <w:pPr>
-        <w:ind w:left="3600" w:hanging="360"/>
-      </w:pPr>
-      <w:rPr>
-        <w:rFonts w:ascii="Courier New" w:hAnsi="Courier New" w:cs="Courier New" w:hint="default"/>
-      </w:rPr>
-    </w:lvl>
-    <w:lvl w:ilvl="5" w:tplc="FFFFFFFF" w:tentative="1">
-      <w:start w:val="1"/>
-      <w:numFmt w:val="bullet"/>
-      <w:lvlText w:val=""/>
-      <w:lvlJc w:val="left"/>
-      <w:pPr>
-        <w:ind w:left="4320" w:hanging="360"/>
-      </w:pPr>
-      <w:rPr>
-        <w:rFonts w:ascii="Wingdings" w:hAnsi="Wingdings" w:hint="default"/>
-      </w:rPr>
-    </w:lvl>
-    <w:lvl w:ilvl="6" w:tplc="FFFFFFFF" w:tentative="1">
-      <w:start w:val="1"/>
-      <w:numFmt w:val="bullet"/>
-      <w:lvlText w:val=""/>
-      <w:lvlJc w:val="left"/>
-      <w:pPr>
-        <w:ind w:left="5040" w:hanging="360"/>
-      </w:pPr>
-      <w:rPr>
-        <w:rFonts w:ascii="Symbol" w:hAnsi="Symbol" w:hint="default"/>
-      </w:rPr>
-    </w:lvl>
-    <w:lvl w:ilvl="7" w:tplc="FFFFFFFF" w:tentative="1">
-      <w:start w:val="1"/>
-      <w:numFmt w:val="bullet"/>
-      <w:lvlText w:val="o"/>
-      <w:lvlJc w:val="left"/>
-      <w:pPr>
-        <w:ind w:left="5760" w:hanging="360"/>
-      </w:pPr>
-      <w:rPr>
-        <w:rFonts w:ascii="Courier New" w:hAnsi="Courier New" w:cs="Courier New" w:hint="default"/>
-      </w:rPr>
-    </w:lvl>
-    <w:lvl w:ilvl="8" w:tplc="FFFFFFFF" w:tentative="1">
       <w:start w:val="1"/>
       <w:numFmt w:val="bullet"/>
       <w:lvlText w:val=""/>
@@ -15930,28 +21296,28 @@
     </w:lvl>
   </w:abstractNum>
   <w:abstractNum w:abstractNumId="22" w15:restartNumberingAfterBreak="0">
-    <w:nsid w:val="504536AA"/>
+    <w:nsid w:val="3C390BC8"/>
     <w:multiLevelType w:val="hybridMultilevel"/>
-    <w:tmpl w:val="C7DA9118"/>
+    <w:tmpl w:val="2990F534"/>
     <w:lvl w:ilvl="0" w:tplc="041F0001">
       <w:start w:val="1"/>
       <w:numFmt w:val="bullet"/>
       <w:lvlText w:val=""/>
       <w:lvlJc w:val="left"/>
       <w:pPr>
-        <w:ind w:left="1776" w:hanging="360"/>
+        <w:ind w:left="720" w:hanging="360"/>
       </w:pPr>
       <w:rPr>
         <w:rFonts w:ascii="Symbol" w:hAnsi="Symbol" w:hint="default"/>
       </w:rPr>
     </w:lvl>
-    <w:lvl w:ilvl="1" w:tplc="041F0003" w:tentative="1">
+    <w:lvl w:ilvl="1" w:tplc="041F0003">
       <w:start w:val="1"/>
       <w:numFmt w:val="bullet"/>
       <w:lvlText w:val="o"/>
       <w:lvlJc w:val="left"/>
       <w:pPr>
-        <w:ind w:left="2496" w:hanging="360"/>
+        <w:ind w:left="1440" w:hanging="360"/>
       </w:pPr>
       <w:rPr>
         <w:rFonts w:ascii="Courier New" w:hAnsi="Courier New" w:cs="Courier New" w:hint="default"/>
@@ -15963,7 +21329,7 @@
       <w:lvlText w:val=""/>
       <w:lvlJc w:val="left"/>
       <w:pPr>
-        <w:ind w:left="3216" w:hanging="360"/>
+        <w:ind w:left="2160" w:hanging="360"/>
       </w:pPr>
       <w:rPr>
         <w:rFonts w:ascii="Wingdings" w:hAnsi="Wingdings" w:hint="default"/>
@@ -15975,7 +21341,7 @@
       <w:lvlText w:val=""/>
       <w:lvlJc w:val="left"/>
       <w:pPr>
-        <w:ind w:left="3936" w:hanging="360"/>
+        <w:ind w:left="2880" w:hanging="360"/>
       </w:pPr>
       <w:rPr>
         <w:rFonts w:ascii="Symbol" w:hAnsi="Symbol" w:hint="default"/>
@@ -15987,7 +21353,7 @@
       <w:lvlText w:val="o"/>
       <w:lvlJc w:val="left"/>
       <w:pPr>
-        <w:ind w:left="4656" w:hanging="360"/>
+        <w:ind w:left="3600" w:hanging="360"/>
       </w:pPr>
       <w:rPr>
         <w:rFonts w:ascii="Courier New" w:hAnsi="Courier New" w:cs="Courier New" w:hint="default"/>
@@ -15999,7 +21365,7 @@
       <w:lvlText w:val=""/>
       <w:lvlJc w:val="left"/>
       <w:pPr>
-        <w:ind w:left="5376" w:hanging="360"/>
+        <w:ind w:left="4320" w:hanging="360"/>
       </w:pPr>
       <w:rPr>
         <w:rFonts w:ascii="Wingdings" w:hAnsi="Wingdings" w:hint="default"/>
@@ -16011,7 +21377,7 @@
       <w:lvlText w:val=""/>
       <w:lvlJc w:val="left"/>
       <w:pPr>
-        <w:ind w:left="6096" w:hanging="360"/>
+        <w:ind w:left="5040" w:hanging="360"/>
       </w:pPr>
       <w:rPr>
         <w:rFonts w:ascii="Symbol" w:hAnsi="Symbol" w:hint="default"/>
@@ -16023,7 +21389,7 @@
       <w:lvlText w:val="o"/>
       <w:lvlJc w:val="left"/>
       <w:pPr>
-        <w:ind w:left="6816" w:hanging="360"/>
+        <w:ind w:left="5760" w:hanging="360"/>
       </w:pPr>
       <w:rPr>
         <w:rFonts w:ascii="Courier New" w:hAnsi="Courier New" w:cs="Courier New" w:hint="default"/>
@@ -16035,7 +21401,7 @@
       <w:lvlText w:val=""/>
       <w:lvlJc w:val="left"/>
       <w:pPr>
-        <w:ind w:left="7536" w:hanging="360"/>
+        <w:ind w:left="6480" w:hanging="360"/>
       </w:pPr>
       <w:rPr>
         <w:rFonts w:ascii="Wingdings" w:hAnsi="Wingdings" w:hint="default"/>
@@ -16043,9 +21409,9 @@
     </w:lvl>
   </w:abstractNum>
   <w:abstractNum w:abstractNumId="23" w15:restartNumberingAfterBreak="0">
-    <w:nsid w:val="59C05AF1"/>
+    <w:nsid w:val="3CA00FA9"/>
     <w:multiLevelType w:val="hybridMultilevel"/>
-    <w:tmpl w:val="2ED0579C"/>
+    <w:tmpl w:val="1492AC28"/>
     <w:lvl w:ilvl="0" w:tplc="041F0001">
       <w:start w:val="1"/>
       <w:numFmt w:val="bullet"/>
@@ -16156,122 +21522,122 @@
     </w:lvl>
   </w:abstractNum>
   <w:abstractNum w:abstractNumId="24" w15:restartNumberingAfterBreak="0">
-    <w:nsid w:val="604217FD"/>
-    <w:multiLevelType w:val="hybridMultilevel"/>
-    <w:tmpl w:val="08BC5E6E"/>
-    <w:lvl w:ilvl="0" w:tplc="041F0003">
-      <w:start w:val="1"/>
-      <w:numFmt w:val="bullet"/>
-      <w:lvlText w:val="o"/>
-      <w:lvlJc w:val="left"/>
-      <w:pPr>
-        <w:ind w:left="1440" w:hanging="360"/>
-      </w:pPr>
-      <w:rPr>
-        <w:rFonts w:ascii="Courier New" w:hAnsi="Courier New" w:cs="Courier New" w:hint="default"/>
-      </w:rPr>
-    </w:lvl>
-    <w:lvl w:ilvl="1" w:tplc="041F0003" w:tentative="1">
-      <w:start w:val="1"/>
-      <w:numFmt w:val="bullet"/>
-      <w:lvlText w:val="o"/>
-      <w:lvlJc w:val="left"/>
-      <w:pPr>
-        <w:ind w:left="1440" w:hanging="360"/>
-      </w:pPr>
-      <w:rPr>
-        <w:rFonts w:ascii="Courier New" w:hAnsi="Courier New" w:cs="Courier New" w:hint="default"/>
-      </w:rPr>
-    </w:lvl>
-    <w:lvl w:ilvl="2" w:tplc="041F0005" w:tentative="1">
-      <w:start w:val="1"/>
-      <w:numFmt w:val="bullet"/>
-      <w:lvlText w:val=""/>
-      <w:lvlJc w:val="left"/>
-      <w:pPr>
-        <w:ind w:left="2160" w:hanging="360"/>
-      </w:pPr>
-      <w:rPr>
-        <w:rFonts w:ascii="Wingdings" w:hAnsi="Wingdings" w:hint="default"/>
-      </w:rPr>
-    </w:lvl>
-    <w:lvl w:ilvl="3" w:tplc="041F0001" w:tentative="1">
-      <w:start w:val="1"/>
-      <w:numFmt w:val="bullet"/>
-      <w:lvlText w:val=""/>
-      <w:lvlJc w:val="left"/>
-      <w:pPr>
-        <w:ind w:left="2880" w:hanging="360"/>
-      </w:pPr>
-      <w:rPr>
-        <w:rFonts w:ascii="Symbol" w:hAnsi="Symbol" w:hint="default"/>
-      </w:rPr>
-    </w:lvl>
-    <w:lvl w:ilvl="4" w:tplc="041F0003" w:tentative="1">
-      <w:start w:val="1"/>
-      <w:numFmt w:val="bullet"/>
-      <w:lvlText w:val="o"/>
-      <w:lvlJc w:val="left"/>
-      <w:pPr>
-        <w:ind w:left="3600" w:hanging="360"/>
-      </w:pPr>
-      <w:rPr>
-        <w:rFonts w:ascii="Courier New" w:hAnsi="Courier New" w:cs="Courier New" w:hint="default"/>
-      </w:rPr>
-    </w:lvl>
-    <w:lvl w:ilvl="5" w:tplc="041F0005" w:tentative="1">
-      <w:start w:val="1"/>
-      <w:numFmt w:val="bullet"/>
-      <w:lvlText w:val=""/>
-      <w:lvlJc w:val="left"/>
-      <w:pPr>
-        <w:ind w:left="4320" w:hanging="360"/>
-      </w:pPr>
-      <w:rPr>
-        <w:rFonts w:ascii="Wingdings" w:hAnsi="Wingdings" w:hint="default"/>
-      </w:rPr>
-    </w:lvl>
-    <w:lvl w:ilvl="6" w:tplc="041F0001" w:tentative="1">
-      <w:start w:val="1"/>
-      <w:numFmt w:val="bullet"/>
-      <w:lvlText w:val=""/>
-      <w:lvlJc w:val="left"/>
-      <w:pPr>
-        <w:ind w:left="5040" w:hanging="360"/>
-      </w:pPr>
-      <w:rPr>
-        <w:rFonts w:ascii="Symbol" w:hAnsi="Symbol" w:hint="default"/>
-      </w:rPr>
-    </w:lvl>
-    <w:lvl w:ilvl="7" w:tplc="041F0003" w:tentative="1">
-      <w:start w:val="1"/>
-      <w:numFmt w:val="bullet"/>
-      <w:lvlText w:val="o"/>
-      <w:lvlJc w:val="left"/>
-      <w:pPr>
-        <w:ind w:left="5760" w:hanging="360"/>
-      </w:pPr>
-      <w:rPr>
-        <w:rFonts w:ascii="Courier New" w:hAnsi="Courier New" w:cs="Courier New" w:hint="default"/>
-      </w:rPr>
-    </w:lvl>
-    <w:lvl w:ilvl="8" w:tplc="041F0005" w:tentative="1">
-      <w:start w:val="1"/>
-      <w:numFmt w:val="bullet"/>
-      <w:lvlText w:val=""/>
-      <w:lvlJc w:val="left"/>
-      <w:pPr>
-        <w:ind w:left="6480" w:hanging="360"/>
-      </w:pPr>
-      <w:rPr>
-        <w:rFonts w:ascii="Wingdings" w:hAnsi="Wingdings" w:hint="default"/>
-      </w:rPr>
-    </w:lvl>
-  </w:abstractNum>
-  <w:abstractNum w:abstractNumId="25" w15:restartNumberingAfterBreak="0">
     <w:nsid w:val="623E34A8"/>
     <w:multiLevelType w:val="hybridMultilevel"/>
     <w:tmpl w:val="ED00BFE0"/>
+    <w:lvl w:ilvl="0" w:tplc="041F0001">
+      <w:start w:val="1"/>
+      <w:numFmt w:val="bullet"/>
+      <w:lvlText w:val=""/>
+      <w:lvlJc w:val="left"/>
+      <w:pPr>
+        <w:ind w:left="720" w:hanging="360"/>
+      </w:pPr>
+      <w:rPr>
+        <w:rFonts w:ascii="Symbol" w:hAnsi="Symbol" w:hint="default"/>
+      </w:rPr>
+    </w:lvl>
+    <w:lvl w:ilvl="1" w:tplc="041F0003" w:tentative="1">
+      <w:start w:val="1"/>
+      <w:numFmt w:val="bullet"/>
+      <w:lvlText w:val="o"/>
+      <w:lvlJc w:val="left"/>
+      <w:pPr>
+        <w:ind w:left="1440" w:hanging="360"/>
+      </w:pPr>
+      <w:rPr>
+        <w:rFonts w:ascii="Courier New" w:hAnsi="Courier New" w:cs="Courier New" w:hint="default"/>
+      </w:rPr>
+    </w:lvl>
+    <w:lvl w:ilvl="2" w:tplc="041F0005" w:tentative="1">
+      <w:start w:val="1"/>
+      <w:numFmt w:val="bullet"/>
+      <w:lvlText w:val=""/>
+      <w:lvlJc w:val="left"/>
+      <w:pPr>
+        <w:ind w:left="2160" w:hanging="360"/>
+      </w:pPr>
+      <w:rPr>
+        <w:rFonts w:ascii="Wingdings" w:hAnsi="Wingdings" w:hint="default"/>
+      </w:rPr>
+    </w:lvl>
+    <w:lvl w:ilvl="3" w:tplc="041F0001" w:tentative="1">
+      <w:start w:val="1"/>
+      <w:numFmt w:val="bullet"/>
+      <w:lvlText w:val=""/>
+      <w:lvlJc w:val="left"/>
+      <w:pPr>
+        <w:ind w:left="2880" w:hanging="360"/>
+      </w:pPr>
+      <w:rPr>
+        <w:rFonts w:ascii="Symbol" w:hAnsi="Symbol" w:hint="default"/>
+      </w:rPr>
+    </w:lvl>
+    <w:lvl w:ilvl="4" w:tplc="041F0003" w:tentative="1">
+      <w:start w:val="1"/>
+      <w:numFmt w:val="bullet"/>
+      <w:lvlText w:val="o"/>
+      <w:lvlJc w:val="left"/>
+      <w:pPr>
+        <w:ind w:left="3600" w:hanging="360"/>
+      </w:pPr>
+      <w:rPr>
+        <w:rFonts w:ascii="Courier New" w:hAnsi="Courier New" w:cs="Courier New" w:hint="default"/>
+      </w:rPr>
+    </w:lvl>
+    <w:lvl w:ilvl="5" w:tplc="041F0005" w:tentative="1">
+      <w:start w:val="1"/>
+      <w:numFmt w:val="bullet"/>
+      <w:lvlText w:val=""/>
+      <w:lvlJc w:val="left"/>
+      <w:pPr>
+        <w:ind w:left="4320" w:hanging="360"/>
+      </w:pPr>
+      <w:rPr>
+        <w:rFonts w:ascii="Wingdings" w:hAnsi="Wingdings" w:hint="default"/>
+      </w:rPr>
+    </w:lvl>
+    <w:lvl w:ilvl="6" w:tplc="041F0001" w:tentative="1">
+      <w:start w:val="1"/>
+      <w:numFmt w:val="bullet"/>
+      <w:lvlText w:val=""/>
+      <w:lvlJc w:val="left"/>
+      <w:pPr>
+        <w:ind w:left="5040" w:hanging="360"/>
+      </w:pPr>
+      <w:rPr>
+        <w:rFonts w:ascii="Symbol" w:hAnsi="Symbol" w:hint="default"/>
+      </w:rPr>
+    </w:lvl>
+    <w:lvl w:ilvl="7" w:tplc="041F0003" w:tentative="1">
+      <w:start w:val="1"/>
+      <w:numFmt w:val="bullet"/>
+      <w:lvlText w:val="o"/>
+      <w:lvlJc w:val="left"/>
+      <w:pPr>
+        <w:ind w:left="5760" w:hanging="360"/>
+      </w:pPr>
+      <w:rPr>
+        <w:rFonts w:ascii="Courier New" w:hAnsi="Courier New" w:cs="Courier New" w:hint="default"/>
+      </w:rPr>
+    </w:lvl>
+    <w:lvl w:ilvl="8" w:tplc="041F0005" w:tentative="1">
+      <w:start w:val="1"/>
+      <w:numFmt w:val="bullet"/>
+      <w:lvlText w:val=""/>
+      <w:lvlJc w:val="left"/>
+      <w:pPr>
+        <w:ind w:left="6480" w:hanging="360"/>
+      </w:pPr>
+      <w:rPr>
+        <w:rFonts w:ascii="Wingdings" w:hAnsi="Wingdings" w:hint="default"/>
+      </w:rPr>
+    </w:lvl>
+  </w:abstractNum>
+  <w:abstractNum w:abstractNumId="25" w15:restartNumberingAfterBreak="0">
+    <w:nsid w:val="63521734"/>
+    <w:multiLevelType w:val="hybridMultilevel"/>
+    <w:tmpl w:val="75AEF854"/>
     <w:lvl w:ilvl="0" w:tplc="041F0001">
       <w:start w:val="1"/>
       <w:numFmt w:val="bullet"/>
@@ -16495,6 +21861,119 @@
     </w:lvl>
   </w:abstractNum>
   <w:abstractNum w:abstractNumId="27" w15:restartNumberingAfterBreak="0">
+    <w:nsid w:val="65D84BB8"/>
+    <w:multiLevelType w:val="hybridMultilevel"/>
+    <w:tmpl w:val="02443F50"/>
+    <w:lvl w:ilvl="0" w:tplc="041F0001">
+      <w:start w:val="1"/>
+      <w:numFmt w:val="bullet"/>
+      <w:lvlText w:val=""/>
+      <w:lvlJc w:val="left"/>
+      <w:pPr>
+        <w:ind w:left="720" w:hanging="360"/>
+      </w:pPr>
+      <w:rPr>
+        <w:rFonts w:ascii="Symbol" w:hAnsi="Symbol" w:hint="default"/>
+      </w:rPr>
+    </w:lvl>
+    <w:lvl w:ilvl="1" w:tplc="041F0003" w:tentative="1">
+      <w:start w:val="1"/>
+      <w:numFmt w:val="bullet"/>
+      <w:lvlText w:val="o"/>
+      <w:lvlJc w:val="left"/>
+      <w:pPr>
+        <w:ind w:left="1440" w:hanging="360"/>
+      </w:pPr>
+      <w:rPr>
+        <w:rFonts w:ascii="Courier New" w:hAnsi="Courier New" w:cs="Courier New" w:hint="default"/>
+      </w:rPr>
+    </w:lvl>
+    <w:lvl w:ilvl="2" w:tplc="041F0005" w:tentative="1">
+      <w:start w:val="1"/>
+      <w:numFmt w:val="bullet"/>
+      <w:lvlText w:val=""/>
+      <w:lvlJc w:val="left"/>
+      <w:pPr>
+        <w:ind w:left="2160" w:hanging="360"/>
+      </w:pPr>
+      <w:rPr>
+        <w:rFonts w:ascii="Wingdings" w:hAnsi="Wingdings" w:hint="default"/>
+      </w:rPr>
+    </w:lvl>
+    <w:lvl w:ilvl="3" w:tplc="041F0001" w:tentative="1">
+      <w:start w:val="1"/>
+      <w:numFmt w:val="bullet"/>
+      <w:lvlText w:val=""/>
+      <w:lvlJc w:val="left"/>
+      <w:pPr>
+        <w:ind w:left="2880" w:hanging="360"/>
+      </w:pPr>
+      <w:rPr>
+        <w:rFonts w:ascii="Symbol" w:hAnsi="Symbol" w:hint="default"/>
+      </w:rPr>
+    </w:lvl>
+    <w:lvl w:ilvl="4" w:tplc="041F0003" w:tentative="1">
+      <w:start w:val="1"/>
+      <w:numFmt w:val="bullet"/>
+      <w:lvlText w:val="o"/>
+      <w:lvlJc w:val="left"/>
+      <w:pPr>
+        <w:ind w:left="3600" w:hanging="360"/>
+      </w:pPr>
+      <w:rPr>
+        <w:rFonts w:ascii="Courier New" w:hAnsi="Courier New" w:cs="Courier New" w:hint="default"/>
+      </w:rPr>
+    </w:lvl>
+    <w:lvl w:ilvl="5" w:tplc="041F0005" w:tentative="1">
+      <w:start w:val="1"/>
+      <w:numFmt w:val="bullet"/>
+      <w:lvlText w:val=""/>
+      <w:lvlJc w:val="left"/>
+      <w:pPr>
+        <w:ind w:left="4320" w:hanging="360"/>
+      </w:pPr>
+      <w:rPr>
+        <w:rFonts w:ascii="Wingdings" w:hAnsi="Wingdings" w:hint="default"/>
+      </w:rPr>
+    </w:lvl>
+    <w:lvl w:ilvl="6" w:tplc="041F0001" w:tentative="1">
+      <w:start w:val="1"/>
+      <w:numFmt w:val="bullet"/>
+      <w:lvlText w:val=""/>
+      <w:lvlJc w:val="left"/>
+      <w:pPr>
+        <w:ind w:left="5040" w:hanging="360"/>
+      </w:pPr>
+      <w:rPr>
+        <w:rFonts w:ascii="Symbol" w:hAnsi="Symbol" w:hint="default"/>
+      </w:rPr>
+    </w:lvl>
+    <w:lvl w:ilvl="7" w:tplc="041F0003" w:tentative="1">
+      <w:start w:val="1"/>
+      <w:numFmt w:val="bullet"/>
+      <w:lvlText w:val="o"/>
+      <w:lvlJc w:val="left"/>
+      <w:pPr>
+        <w:ind w:left="5760" w:hanging="360"/>
+      </w:pPr>
+      <w:rPr>
+        <w:rFonts w:ascii="Courier New" w:hAnsi="Courier New" w:cs="Courier New" w:hint="default"/>
+      </w:rPr>
+    </w:lvl>
+    <w:lvl w:ilvl="8" w:tplc="041F0005" w:tentative="1">
+      <w:start w:val="1"/>
+      <w:numFmt w:val="bullet"/>
+      <w:lvlText w:val=""/>
+      <w:lvlJc w:val="left"/>
+      <w:pPr>
+        <w:ind w:left="6480" w:hanging="360"/>
+      </w:pPr>
+      <w:rPr>
+        <w:rFonts w:ascii="Wingdings" w:hAnsi="Wingdings" w:hint="default"/>
+      </w:rPr>
+    </w:lvl>
+  </w:abstractNum>
+  <w:abstractNum w:abstractNumId="28" w15:restartNumberingAfterBreak="0">
     <w:nsid w:val="67724656"/>
     <w:multiLevelType w:val="hybridMultilevel"/>
     <w:tmpl w:val="3AE85FB2"/>
@@ -16607,123 +22086,10 @@
       </w:rPr>
     </w:lvl>
   </w:abstractNum>
-  <w:abstractNum w:abstractNumId="28" w15:restartNumberingAfterBreak="0">
+  <w:abstractNum w:abstractNumId="29" w15:restartNumberingAfterBreak="0">
     <w:nsid w:val="6D715B1B"/>
     <w:multiLevelType w:val="hybridMultilevel"/>
     <w:tmpl w:val="B39E3F10"/>
-    <w:lvl w:ilvl="0" w:tplc="041F0001">
-      <w:start w:val="1"/>
-      <w:numFmt w:val="bullet"/>
-      <w:lvlText w:val=""/>
-      <w:lvlJc w:val="left"/>
-      <w:pPr>
-        <w:ind w:left="720" w:hanging="360"/>
-      </w:pPr>
-      <w:rPr>
-        <w:rFonts w:ascii="Symbol" w:hAnsi="Symbol" w:hint="default"/>
-      </w:rPr>
-    </w:lvl>
-    <w:lvl w:ilvl="1" w:tplc="041F0003" w:tentative="1">
-      <w:start w:val="1"/>
-      <w:numFmt w:val="bullet"/>
-      <w:lvlText w:val="o"/>
-      <w:lvlJc w:val="left"/>
-      <w:pPr>
-        <w:ind w:left="1440" w:hanging="360"/>
-      </w:pPr>
-      <w:rPr>
-        <w:rFonts w:ascii="Courier New" w:hAnsi="Courier New" w:cs="Courier New" w:hint="default"/>
-      </w:rPr>
-    </w:lvl>
-    <w:lvl w:ilvl="2" w:tplc="041F0005" w:tentative="1">
-      <w:start w:val="1"/>
-      <w:numFmt w:val="bullet"/>
-      <w:lvlText w:val=""/>
-      <w:lvlJc w:val="left"/>
-      <w:pPr>
-        <w:ind w:left="2160" w:hanging="360"/>
-      </w:pPr>
-      <w:rPr>
-        <w:rFonts w:ascii="Wingdings" w:hAnsi="Wingdings" w:hint="default"/>
-      </w:rPr>
-    </w:lvl>
-    <w:lvl w:ilvl="3" w:tplc="041F0001" w:tentative="1">
-      <w:start w:val="1"/>
-      <w:numFmt w:val="bullet"/>
-      <w:lvlText w:val=""/>
-      <w:lvlJc w:val="left"/>
-      <w:pPr>
-        <w:ind w:left="2880" w:hanging="360"/>
-      </w:pPr>
-      <w:rPr>
-        <w:rFonts w:ascii="Symbol" w:hAnsi="Symbol" w:hint="default"/>
-      </w:rPr>
-    </w:lvl>
-    <w:lvl w:ilvl="4" w:tplc="041F0003" w:tentative="1">
-      <w:start w:val="1"/>
-      <w:numFmt w:val="bullet"/>
-      <w:lvlText w:val="o"/>
-      <w:lvlJc w:val="left"/>
-      <w:pPr>
-        <w:ind w:left="3600" w:hanging="360"/>
-      </w:pPr>
-      <w:rPr>
-        <w:rFonts w:ascii="Courier New" w:hAnsi="Courier New" w:cs="Courier New" w:hint="default"/>
-      </w:rPr>
-    </w:lvl>
-    <w:lvl w:ilvl="5" w:tplc="041F0005" w:tentative="1">
-      <w:start w:val="1"/>
-      <w:numFmt w:val="bullet"/>
-      <w:lvlText w:val=""/>
-      <w:lvlJc w:val="left"/>
-      <w:pPr>
-        <w:ind w:left="4320" w:hanging="360"/>
-      </w:pPr>
-      <w:rPr>
-        <w:rFonts w:ascii="Wingdings" w:hAnsi="Wingdings" w:hint="default"/>
-      </w:rPr>
-    </w:lvl>
-    <w:lvl w:ilvl="6" w:tplc="041F0001" w:tentative="1">
-      <w:start w:val="1"/>
-      <w:numFmt w:val="bullet"/>
-      <w:lvlText w:val=""/>
-      <w:lvlJc w:val="left"/>
-      <w:pPr>
-        <w:ind w:left="5040" w:hanging="360"/>
-      </w:pPr>
-      <w:rPr>
-        <w:rFonts w:ascii="Symbol" w:hAnsi="Symbol" w:hint="default"/>
-      </w:rPr>
-    </w:lvl>
-    <w:lvl w:ilvl="7" w:tplc="041F0003" w:tentative="1">
-      <w:start w:val="1"/>
-      <w:numFmt w:val="bullet"/>
-      <w:lvlText w:val="o"/>
-      <w:lvlJc w:val="left"/>
-      <w:pPr>
-        <w:ind w:left="5760" w:hanging="360"/>
-      </w:pPr>
-      <w:rPr>
-        <w:rFonts w:ascii="Courier New" w:hAnsi="Courier New" w:cs="Courier New" w:hint="default"/>
-      </w:rPr>
-    </w:lvl>
-    <w:lvl w:ilvl="8" w:tplc="041F0005" w:tentative="1">
-      <w:start w:val="1"/>
-      <w:numFmt w:val="bullet"/>
-      <w:lvlText w:val=""/>
-      <w:lvlJc w:val="left"/>
-      <w:pPr>
-        <w:ind w:left="6480" w:hanging="360"/>
-      </w:pPr>
-      <w:rPr>
-        <w:rFonts w:ascii="Wingdings" w:hAnsi="Wingdings" w:hint="default"/>
-      </w:rPr>
-    </w:lvl>
-  </w:abstractNum>
-  <w:abstractNum w:abstractNumId="29" w15:restartNumberingAfterBreak="0">
-    <w:nsid w:val="6EF330E0"/>
-    <w:multiLevelType w:val="hybridMultilevel"/>
-    <w:tmpl w:val="73BA3A3C"/>
     <w:lvl w:ilvl="0" w:tplc="041F0001">
       <w:start w:val="1"/>
       <w:numFmt w:val="bullet"/>
@@ -16947,119 +22313,6 @@
     </w:lvl>
   </w:abstractNum>
   <w:abstractNum w:abstractNumId="31" w15:restartNumberingAfterBreak="0">
-    <w:nsid w:val="71011134"/>
-    <w:multiLevelType w:val="hybridMultilevel"/>
-    <w:tmpl w:val="50867E1E"/>
-    <w:lvl w:ilvl="0" w:tplc="041F0001">
-      <w:start w:val="1"/>
-      <w:numFmt w:val="bullet"/>
-      <w:lvlText w:val=""/>
-      <w:lvlJc w:val="left"/>
-      <w:pPr>
-        <w:ind w:left="720" w:hanging="360"/>
-      </w:pPr>
-      <w:rPr>
-        <w:rFonts w:ascii="Symbol" w:hAnsi="Symbol" w:hint="default"/>
-      </w:rPr>
-    </w:lvl>
-    <w:lvl w:ilvl="1" w:tplc="041F0003" w:tentative="1">
-      <w:start w:val="1"/>
-      <w:numFmt w:val="bullet"/>
-      <w:lvlText w:val="o"/>
-      <w:lvlJc w:val="left"/>
-      <w:pPr>
-        <w:ind w:left="1440" w:hanging="360"/>
-      </w:pPr>
-      <w:rPr>
-        <w:rFonts w:ascii="Courier New" w:hAnsi="Courier New" w:cs="Courier New" w:hint="default"/>
-      </w:rPr>
-    </w:lvl>
-    <w:lvl w:ilvl="2" w:tplc="041F0005" w:tentative="1">
-      <w:start w:val="1"/>
-      <w:numFmt w:val="bullet"/>
-      <w:lvlText w:val=""/>
-      <w:lvlJc w:val="left"/>
-      <w:pPr>
-        <w:ind w:left="2160" w:hanging="360"/>
-      </w:pPr>
-      <w:rPr>
-        <w:rFonts w:ascii="Wingdings" w:hAnsi="Wingdings" w:hint="default"/>
-      </w:rPr>
-    </w:lvl>
-    <w:lvl w:ilvl="3" w:tplc="041F0001" w:tentative="1">
-      <w:start w:val="1"/>
-      <w:numFmt w:val="bullet"/>
-      <w:lvlText w:val=""/>
-      <w:lvlJc w:val="left"/>
-      <w:pPr>
-        <w:ind w:left="2880" w:hanging="360"/>
-      </w:pPr>
-      <w:rPr>
-        <w:rFonts w:ascii="Symbol" w:hAnsi="Symbol" w:hint="default"/>
-      </w:rPr>
-    </w:lvl>
-    <w:lvl w:ilvl="4" w:tplc="041F0003" w:tentative="1">
-      <w:start w:val="1"/>
-      <w:numFmt w:val="bullet"/>
-      <w:lvlText w:val="o"/>
-      <w:lvlJc w:val="left"/>
-      <w:pPr>
-        <w:ind w:left="3600" w:hanging="360"/>
-      </w:pPr>
-      <w:rPr>
-        <w:rFonts w:ascii="Courier New" w:hAnsi="Courier New" w:cs="Courier New" w:hint="default"/>
-      </w:rPr>
-    </w:lvl>
-    <w:lvl w:ilvl="5" w:tplc="041F0005" w:tentative="1">
-      <w:start w:val="1"/>
-      <w:numFmt w:val="bullet"/>
-      <w:lvlText w:val=""/>
-      <w:lvlJc w:val="left"/>
-      <w:pPr>
-        <w:ind w:left="4320" w:hanging="360"/>
-      </w:pPr>
-      <w:rPr>
-        <w:rFonts w:ascii="Wingdings" w:hAnsi="Wingdings" w:hint="default"/>
-      </w:rPr>
-    </w:lvl>
-    <w:lvl w:ilvl="6" w:tplc="041F0001" w:tentative="1">
-      <w:start w:val="1"/>
-      <w:numFmt w:val="bullet"/>
-      <w:lvlText w:val=""/>
-      <w:lvlJc w:val="left"/>
-      <w:pPr>
-        <w:ind w:left="5040" w:hanging="360"/>
-      </w:pPr>
-      <w:rPr>
-        <w:rFonts w:ascii="Symbol" w:hAnsi="Symbol" w:hint="default"/>
-      </w:rPr>
-    </w:lvl>
-    <w:lvl w:ilvl="7" w:tplc="041F0003" w:tentative="1">
-      <w:start w:val="1"/>
-      <w:numFmt w:val="bullet"/>
-      <w:lvlText w:val="o"/>
-      <w:lvlJc w:val="left"/>
-      <w:pPr>
-        <w:ind w:left="5760" w:hanging="360"/>
-      </w:pPr>
-      <w:rPr>
-        <w:rFonts w:ascii="Courier New" w:hAnsi="Courier New" w:cs="Courier New" w:hint="default"/>
-      </w:rPr>
-    </w:lvl>
-    <w:lvl w:ilvl="8" w:tplc="041F0005" w:tentative="1">
-      <w:start w:val="1"/>
-      <w:numFmt w:val="bullet"/>
-      <w:lvlText w:val=""/>
-      <w:lvlJc w:val="left"/>
-      <w:pPr>
-        <w:ind w:left="6480" w:hanging="360"/>
-      </w:pPr>
-      <w:rPr>
-        <w:rFonts w:ascii="Wingdings" w:hAnsi="Wingdings" w:hint="default"/>
-      </w:rPr>
-    </w:lvl>
-  </w:abstractNum>
-  <w:abstractNum w:abstractNumId="32" w15:restartNumberingAfterBreak="0">
     <w:nsid w:val="71F91E57"/>
     <w:multiLevelType w:val="hybridMultilevel"/>
     <w:tmpl w:val="8C02D384"/>
@@ -17172,7 +22425,7 @@
       </w:rPr>
     </w:lvl>
   </w:abstractNum>
-  <w:abstractNum w:abstractNumId="33" w15:restartNumberingAfterBreak="0">
+  <w:abstractNum w:abstractNumId="32" w15:restartNumberingAfterBreak="0">
     <w:nsid w:val="75D94CD0"/>
     <w:multiLevelType w:val="hybridMultilevel"/>
     <w:tmpl w:val="72140C28"/>
@@ -17285,7 +22538,7 @@
       </w:rPr>
     </w:lvl>
   </w:abstractNum>
-  <w:abstractNum w:abstractNumId="34" w15:restartNumberingAfterBreak="0">
+  <w:abstractNum w:abstractNumId="33" w15:restartNumberingAfterBreak="0">
     <w:nsid w:val="768528AD"/>
     <w:multiLevelType w:val="hybridMultilevel"/>
     <w:tmpl w:val="5608052A"/>
@@ -17392,6 +22645,119 @@
       <w:lvlJc w:val="left"/>
       <w:pPr>
         <w:ind w:left="6840" w:hanging="360"/>
+      </w:pPr>
+      <w:rPr>
+        <w:rFonts w:ascii="Wingdings" w:hAnsi="Wingdings" w:hint="default"/>
+      </w:rPr>
+    </w:lvl>
+  </w:abstractNum>
+  <w:abstractNum w:abstractNumId="34" w15:restartNumberingAfterBreak="0">
+    <w:nsid w:val="76BC5C42"/>
+    <w:multiLevelType w:val="hybridMultilevel"/>
+    <w:tmpl w:val="5518053E"/>
+    <w:lvl w:ilvl="0" w:tplc="041F0001">
+      <w:start w:val="1"/>
+      <w:numFmt w:val="bullet"/>
+      <w:lvlText w:val=""/>
+      <w:lvlJc w:val="left"/>
+      <w:pPr>
+        <w:ind w:left="720" w:hanging="360"/>
+      </w:pPr>
+      <w:rPr>
+        <w:rFonts w:ascii="Symbol" w:hAnsi="Symbol" w:hint="default"/>
+      </w:rPr>
+    </w:lvl>
+    <w:lvl w:ilvl="1" w:tplc="041F0003">
+      <w:start w:val="1"/>
+      <w:numFmt w:val="bullet"/>
+      <w:lvlText w:val="o"/>
+      <w:lvlJc w:val="left"/>
+      <w:pPr>
+        <w:ind w:left="1440" w:hanging="360"/>
+      </w:pPr>
+      <w:rPr>
+        <w:rFonts w:ascii="Courier New" w:hAnsi="Courier New" w:cs="Courier New" w:hint="default"/>
+      </w:rPr>
+    </w:lvl>
+    <w:lvl w:ilvl="2" w:tplc="041F0005">
+      <w:start w:val="1"/>
+      <w:numFmt w:val="bullet"/>
+      <w:lvlText w:val=""/>
+      <w:lvlJc w:val="left"/>
+      <w:pPr>
+        <w:ind w:left="2160" w:hanging="360"/>
+      </w:pPr>
+      <w:rPr>
+        <w:rFonts w:ascii="Wingdings" w:hAnsi="Wingdings" w:hint="default"/>
+      </w:rPr>
+    </w:lvl>
+    <w:lvl w:ilvl="3" w:tplc="041F0001" w:tentative="1">
+      <w:start w:val="1"/>
+      <w:numFmt w:val="bullet"/>
+      <w:lvlText w:val=""/>
+      <w:lvlJc w:val="left"/>
+      <w:pPr>
+        <w:ind w:left="2880" w:hanging="360"/>
+      </w:pPr>
+      <w:rPr>
+        <w:rFonts w:ascii="Symbol" w:hAnsi="Symbol" w:hint="default"/>
+      </w:rPr>
+    </w:lvl>
+    <w:lvl w:ilvl="4" w:tplc="041F0003" w:tentative="1">
+      <w:start w:val="1"/>
+      <w:numFmt w:val="bullet"/>
+      <w:lvlText w:val="o"/>
+      <w:lvlJc w:val="left"/>
+      <w:pPr>
+        <w:ind w:left="3600" w:hanging="360"/>
+      </w:pPr>
+      <w:rPr>
+        <w:rFonts w:ascii="Courier New" w:hAnsi="Courier New" w:cs="Courier New" w:hint="default"/>
+      </w:rPr>
+    </w:lvl>
+    <w:lvl w:ilvl="5" w:tplc="041F0005" w:tentative="1">
+      <w:start w:val="1"/>
+      <w:numFmt w:val="bullet"/>
+      <w:lvlText w:val=""/>
+      <w:lvlJc w:val="left"/>
+      <w:pPr>
+        <w:ind w:left="4320" w:hanging="360"/>
+      </w:pPr>
+      <w:rPr>
+        <w:rFonts w:ascii="Wingdings" w:hAnsi="Wingdings" w:hint="default"/>
+      </w:rPr>
+    </w:lvl>
+    <w:lvl w:ilvl="6" w:tplc="041F0001" w:tentative="1">
+      <w:start w:val="1"/>
+      <w:numFmt w:val="bullet"/>
+      <w:lvlText w:val=""/>
+      <w:lvlJc w:val="left"/>
+      <w:pPr>
+        <w:ind w:left="5040" w:hanging="360"/>
+      </w:pPr>
+      <w:rPr>
+        <w:rFonts w:ascii="Symbol" w:hAnsi="Symbol" w:hint="default"/>
+      </w:rPr>
+    </w:lvl>
+    <w:lvl w:ilvl="7" w:tplc="041F0003" w:tentative="1">
+      <w:start w:val="1"/>
+      <w:numFmt w:val="bullet"/>
+      <w:lvlText w:val="o"/>
+      <w:lvlJc w:val="left"/>
+      <w:pPr>
+        <w:ind w:left="5760" w:hanging="360"/>
+      </w:pPr>
+      <w:rPr>
+        <w:rFonts w:ascii="Courier New" w:hAnsi="Courier New" w:cs="Courier New" w:hint="default"/>
+      </w:rPr>
+    </w:lvl>
+    <w:lvl w:ilvl="8" w:tplc="041F0005" w:tentative="1">
+      <w:start w:val="1"/>
+      <w:numFmt w:val="bullet"/>
+      <w:lvlText w:val=""/>
+      <w:lvlJc w:val="left"/>
+      <w:pPr>
+        <w:ind w:left="6480" w:hanging="360"/>
       </w:pPr>
       <w:rPr>
         <w:rFonts w:ascii="Wingdings" w:hAnsi="Wingdings" w:hint="default"/>
@@ -17625,119 +22991,6 @@
     </w:lvl>
   </w:abstractNum>
   <w:abstractNum w:abstractNumId="37" w15:restartNumberingAfterBreak="0">
-    <w:nsid w:val="7BA946C5"/>
-    <w:multiLevelType w:val="hybridMultilevel"/>
-    <w:tmpl w:val="D44ACB3C"/>
-    <w:lvl w:ilvl="0" w:tplc="041F0001">
-      <w:start w:val="1"/>
-      <w:numFmt w:val="bullet"/>
-      <w:lvlText w:val=""/>
-      <w:lvlJc w:val="left"/>
-      <w:pPr>
-        <w:ind w:left="1440" w:hanging="360"/>
-      </w:pPr>
-      <w:rPr>
-        <w:rFonts w:ascii="Symbol" w:hAnsi="Symbol" w:hint="default"/>
-      </w:rPr>
-    </w:lvl>
-    <w:lvl w:ilvl="1" w:tplc="041F0003" w:tentative="1">
-      <w:start w:val="1"/>
-      <w:numFmt w:val="bullet"/>
-      <w:lvlText w:val="o"/>
-      <w:lvlJc w:val="left"/>
-      <w:pPr>
-        <w:ind w:left="1440" w:hanging="360"/>
-      </w:pPr>
-      <w:rPr>
-        <w:rFonts w:ascii="Courier New" w:hAnsi="Courier New" w:cs="Courier New" w:hint="default"/>
-      </w:rPr>
-    </w:lvl>
-    <w:lvl w:ilvl="2" w:tplc="041F0005" w:tentative="1">
-      <w:start w:val="1"/>
-      <w:numFmt w:val="bullet"/>
-      <w:lvlText w:val=""/>
-      <w:lvlJc w:val="left"/>
-      <w:pPr>
-        <w:ind w:left="2160" w:hanging="360"/>
-      </w:pPr>
-      <w:rPr>
-        <w:rFonts w:ascii="Wingdings" w:hAnsi="Wingdings" w:hint="default"/>
-      </w:rPr>
-    </w:lvl>
-    <w:lvl w:ilvl="3" w:tplc="041F0001" w:tentative="1">
-      <w:start w:val="1"/>
-      <w:numFmt w:val="bullet"/>
-      <w:lvlText w:val=""/>
-      <w:lvlJc w:val="left"/>
-      <w:pPr>
-        <w:ind w:left="2880" w:hanging="360"/>
-      </w:pPr>
-      <w:rPr>
-        <w:rFonts w:ascii="Symbol" w:hAnsi="Symbol" w:hint="default"/>
-      </w:rPr>
-    </w:lvl>
-    <w:lvl w:ilvl="4" w:tplc="041F0003" w:tentative="1">
-      <w:start w:val="1"/>
-      <w:numFmt w:val="bullet"/>
-      <w:lvlText w:val="o"/>
-      <w:lvlJc w:val="left"/>
-      <w:pPr>
-        <w:ind w:left="3600" w:hanging="360"/>
-      </w:pPr>
-      <w:rPr>
-        <w:rFonts w:ascii="Courier New" w:hAnsi="Courier New" w:cs="Courier New" w:hint="default"/>
-      </w:rPr>
-    </w:lvl>
-    <w:lvl w:ilvl="5" w:tplc="041F0005" w:tentative="1">
-      <w:start w:val="1"/>
-      <w:numFmt w:val="bullet"/>
-      <w:lvlText w:val=""/>
-      <w:lvlJc w:val="left"/>
-      <w:pPr>
-        <w:ind w:left="4320" w:hanging="360"/>
-      </w:pPr>
-      <w:rPr>
-        <w:rFonts w:ascii="Wingdings" w:hAnsi="Wingdings" w:hint="default"/>
-      </w:rPr>
-    </w:lvl>
-    <w:lvl w:ilvl="6" w:tplc="041F0001" w:tentative="1">
-      <w:start w:val="1"/>
-      <w:numFmt w:val="bullet"/>
-      <w:lvlText w:val=""/>
-      <w:lvlJc w:val="left"/>
-      <w:pPr>
-        <w:ind w:left="5040" w:hanging="360"/>
-      </w:pPr>
-      <w:rPr>
-        <w:rFonts w:ascii="Symbol" w:hAnsi="Symbol" w:hint="default"/>
-      </w:rPr>
-    </w:lvl>
-    <w:lvl w:ilvl="7" w:tplc="041F0003" w:tentative="1">
-      <w:start w:val="1"/>
-      <w:numFmt w:val="bullet"/>
-      <w:lvlText w:val="o"/>
-      <w:lvlJc w:val="left"/>
-      <w:pPr>
-        <w:ind w:left="5760" w:hanging="360"/>
-      </w:pPr>
-      <w:rPr>
-        <w:rFonts w:ascii="Courier New" w:hAnsi="Courier New" w:cs="Courier New" w:hint="default"/>
-      </w:rPr>
-    </w:lvl>
-    <w:lvl w:ilvl="8" w:tplc="041F0005" w:tentative="1">
-      <w:start w:val="1"/>
-      <w:numFmt w:val="bullet"/>
-      <w:lvlText w:val=""/>
-      <w:lvlJc w:val="left"/>
-      <w:pPr>
-        <w:ind w:left="6480" w:hanging="360"/>
-      </w:pPr>
-      <w:rPr>
-        <w:rFonts w:ascii="Wingdings" w:hAnsi="Wingdings" w:hint="default"/>
-      </w:rPr>
-    </w:lvl>
-  </w:abstractNum>
-  <w:abstractNum w:abstractNumId="38" w15:restartNumberingAfterBreak="0">
     <w:nsid w:val="7BD02792"/>
     <w:multiLevelType w:val="hybridMultilevel"/>
     <w:tmpl w:val="7CEAA1B4"/>
@@ -17850,7 +23103,7 @@
       </w:rPr>
     </w:lvl>
   </w:abstractNum>
-  <w:abstractNum w:abstractNumId="39" w15:restartNumberingAfterBreak="0">
+  <w:abstractNum w:abstractNumId="38" w15:restartNumberingAfterBreak="0">
     <w:nsid w:val="7E6954EE"/>
     <w:multiLevelType w:val="hybridMultilevel"/>
     <w:tmpl w:val="81F29EE0"/>
@@ -17963,7 +23216,7 @@
       </w:rPr>
     </w:lvl>
   </w:abstractNum>
-  <w:abstractNum w:abstractNumId="40" w15:restartNumberingAfterBreak="0">
+  <w:abstractNum w:abstractNumId="39" w15:restartNumberingAfterBreak="0">
     <w:nsid w:val="7F326269"/>
     <w:multiLevelType w:val="hybridMultilevel"/>
     <w:tmpl w:val="5C4653D0"/>
@@ -18077,128 +23330,126 @@
     </w:lvl>
   </w:abstractNum>
   <w:num w:numId="1" w16cid:durableId="1240142629">
-    <w:abstractNumId w:val="18"/>
+    <w:abstractNumId w:val="20"/>
   </w:num>
   <w:num w:numId="2" w16cid:durableId="1183930694">
-    <w:abstractNumId w:val="11"/>
+    <w:abstractNumId w:val="13"/>
   </w:num>
   <w:num w:numId="3" w16cid:durableId="206992728">
-    <w:abstractNumId w:val="39"/>
+    <w:abstractNumId w:val="38"/>
   </w:num>
   <w:num w:numId="4" w16cid:durableId="1009986807">
-    <w:abstractNumId w:val="13"/>
+    <w:abstractNumId w:val="15"/>
   </w:num>
   <w:num w:numId="5" w16cid:durableId="929699950">
-    <w:abstractNumId w:val="27"/>
+    <w:abstractNumId w:val="28"/>
   </w:num>
   <w:num w:numId="6" w16cid:durableId="226570523">
     <w:abstractNumId w:val="5"/>
   </w:num>
-  <w:num w:numId="7" w16cid:durableId="769816261">
+  <w:num w:numId="7" w16cid:durableId="282423514">
+    <w:abstractNumId w:val="17"/>
+  </w:num>
+  <w:num w:numId="8" w16cid:durableId="1555581000">
+    <w:abstractNumId w:val="18"/>
+  </w:num>
+  <w:num w:numId="9" w16cid:durableId="836920673">
+    <w:abstractNumId w:val="39"/>
+  </w:num>
+  <w:num w:numId="10" w16cid:durableId="1126968957">
+    <w:abstractNumId w:val="16"/>
+  </w:num>
+  <w:num w:numId="11" w16cid:durableId="264966275">
+    <w:abstractNumId w:val="14"/>
+  </w:num>
+  <w:num w:numId="12" w16cid:durableId="1920947218">
+    <w:abstractNumId w:val="37"/>
+  </w:num>
+  <w:num w:numId="13" w16cid:durableId="1175799366">
+    <w:abstractNumId w:val="8"/>
+  </w:num>
+  <w:num w:numId="14" w16cid:durableId="1692995543">
+    <w:abstractNumId w:val="26"/>
+  </w:num>
+  <w:num w:numId="15" w16cid:durableId="310208618">
+    <w:abstractNumId w:val="0"/>
+  </w:num>
+  <w:num w:numId="16" w16cid:durableId="1011178775">
+    <w:abstractNumId w:val="35"/>
+  </w:num>
+  <w:num w:numId="17" w16cid:durableId="8139011">
+    <w:abstractNumId w:val="1"/>
+  </w:num>
+  <w:num w:numId="18" w16cid:durableId="1436050071">
+    <w:abstractNumId w:val="32"/>
+  </w:num>
+  <w:num w:numId="19" w16cid:durableId="301008284">
+    <w:abstractNumId w:val="29"/>
+  </w:num>
+  <w:num w:numId="20" w16cid:durableId="1360282718">
+    <w:abstractNumId w:val="36"/>
+  </w:num>
+  <w:num w:numId="21" w16cid:durableId="863984917">
+    <w:abstractNumId w:val="12"/>
+  </w:num>
+  <w:num w:numId="22" w16cid:durableId="1045562934">
+    <w:abstractNumId w:val="3"/>
+  </w:num>
+  <w:num w:numId="23" w16cid:durableId="67927404">
+    <w:abstractNumId w:val="24"/>
+  </w:num>
+  <w:num w:numId="24" w16cid:durableId="401410491">
+    <w:abstractNumId w:val="4"/>
+  </w:num>
+  <w:num w:numId="25" w16cid:durableId="452407282">
+    <w:abstractNumId w:val="7"/>
+  </w:num>
+  <w:num w:numId="26" w16cid:durableId="995454962">
+    <w:abstractNumId w:val="33"/>
+  </w:num>
+  <w:num w:numId="27" w16cid:durableId="1511064878">
+    <w:abstractNumId w:val="30"/>
+  </w:num>
+  <w:num w:numId="28" w16cid:durableId="1903908648">
+    <w:abstractNumId w:val="31"/>
+  </w:num>
+  <w:num w:numId="29" w16cid:durableId="760763497">
+    <w:abstractNumId w:val="2"/>
+  </w:num>
+  <w:num w:numId="30" w16cid:durableId="1130513020">
+    <w:abstractNumId w:val="25"/>
+  </w:num>
+  <w:num w:numId="31" w16cid:durableId="333803331">
     <w:abstractNumId w:val="19"/>
   </w:num>
-  <w:num w:numId="8" w16cid:durableId="1443719833">
-    <w:abstractNumId w:val="17"/>
+  <w:num w:numId="32" w16cid:durableId="883905465">
+    <w:abstractNumId w:val="11"/>
   </w:num>
-  <w:num w:numId="9" w16cid:durableId="1667593102">
+  <w:num w:numId="33" w16cid:durableId="355966">
+    <w:abstractNumId w:val="10"/>
+  </w:num>
+  <w:num w:numId="34" w16cid:durableId="1276907690">
+    <w:abstractNumId w:val="34"/>
+  </w:num>
+  <w:num w:numId="35" w16cid:durableId="779182352">
+    <w:abstractNumId w:val="27"/>
+  </w:num>
+  <w:num w:numId="36" w16cid:durableId="1462574516">
     <w:abstractNumId w:val="22"/>
   </w:num>
-  <w:num w:numId="10" w16cid:durableId="1881698660">
+  <w:num w:numId="37" w16cid:durableId="438912399">
+    <w:abstractNumId w:val="21"/>
+  </w:num>
+  <w:num w:numId="38" w16cid:durableId="971134812">
     <w:abstractNumId w:val="23"/>
   </w:num>
-  <w:num w:numId="11" w16cid:durableId="1014763895">
-    <w:abstractNumId w:val="20"/>
-  </w:num>
-  <w:num w:numId="12" w16cid:durableId="282423514">
-    <w:abstractNumId w:val="15"/>
-  </w:num>
-  <w:num w:numId="13" w16cid:durableId="1767770525">
-    <w:abstractNumId w:val="31"/>
-  </w:num>
-  <w:num w:numId="14" w16cid:durableId="1555581000">
-    <w:abstractNumId w:val="16"/>
-  </w:num>
-  <w:num w:numId="15" w16cid:durableId="1927105148">
-    <w:abstractNumId w:val="21"/>
-  </w:num>
-  <w:num w:numId="16" w16cid:durableId="836920673">
-    <w:abstractNumId w:val="40"/>
-  </w:num>
-  <w:num w:numId="17" w16cid:durableId="1126968957">
-    <w:abstractNumId w:val="14"/>
-  </w:num>
-  <w:num w:numId="18" w16cid:durableId="264966275">
-    <w:abstractNumId w:val="12"/>
-  </w:num>
-  <w:num w:numId="19" w16cid:durableId="1920947218">
-    <w:abstractNumId w:val="38"/>
-  </w:num>
-  <w:num w:numId="20" w16cid:durableId="1175799366">
-    <w:abstractNumId w:val="7"/>
-  </w:num>
-  <w:num w:numId="21" w16cid:durableId="137385189">
-    <w:abstractNumId w:val="8"/>
-  </w:num>
-  <w:num w:numId="22" w16cid:durableId="1202010775">
-    <w:abstractNumId w:val="24"/>
-  </w:num>
-  <w:num w:numId="23" w16cid:durableId="100302049">
+  <w:num w:numId="39" w16cid:durableId="423579226">
     <w:abstractNumId w:val="9"/>
   </w:num>
-  <w:num w:numId="24" w16cid:durableId="1046416694">
-    <w:abstractNumId w:val="37"/>
-  </w:num>
-  <w:num w:numId="25" w16cid:durableId="1692995543">
-    <w:abstractNumId w:val="26"/>
-  </w:num>
-  <w:num w:numId="26" w16cid:durableId="310208618">
-    <w:abstractNumId w:val="0"/>
-  </w:num>
-  <w:num w:numId="27" w16cid:durableId="1011178775">
-    <w:abstractNumId w:val="35"/>
-  </w:num>
-  <w:num w:numId="28" w16cid:durableId="8139011">
-    <w:abstractNumId w:val="1"/>
-  </w:num>
-  <w:num w:numId="29" w16cid:durableId="1436050071">
-    <w:abstractNumId w:val="33"/>
-  </w:num>
-  <w:num w:numId="30" w16cid:durableId="301008284">
-    <w:abstractNumId w:val="28"/>
-  </w:num>
-  <w:num w:numId="31" w16cid:durableId="1360282718">
-    <w:abstractNumId w:val="36"/>
-  </w:num>
-  <w:num w:numId="32" w16cid:durableId="1796362341">
-    <w:abstractNumId w:val="29"/>
-  </w:num>
-  <w:num w:numId="33" w16cid:durableId="863984917">
-    <w:abstractNumId w:val="10"/>
-  </w:num>
-  <w:num w:numId="34" w16cid:durableId="1045562934">
-    <w:abstractNumId w:val="3"/>
-  </w:num>
-  <w:num w:numId="35" w16cid:durableId="67927404">
-    <w:abstractNumId w:val="25"/>
-  </w:num>
-  <w:num w:numId="36" w16cid:durableId="401410491">
-    <w:abstractNumId w:val="4"/>
-  </w:num>
-  <w:num w:numId="37" w16cid:durableId="452407282">
+  <w:num w:numId="40" w16cid:durableId="364256705">
     <w:abstractNumId w:val="6"/>
   </w:num>
-  <w:num w:numId="38" w16cid:durableId="995454962">
-    <w:abstractNumId w:val="34"/>
-  </w:num>
-  <w:num w:numId="39" w16cid:durableId="1511064878">
-    <w:abstractNumId w:val="30"/>
-  </w:num>
-  <w:num w:numId="40" w16cid:durableId="1903908648">
-    <w:abstractNumId w:val="32"/>
-  </w:num>
-  <w:num w:numId="41" w16cid:durableId="760763497">
-    <w:abstractNumId w:val="2"/>
-  </w:num>
+  <w:numIdMacAtCleanup w:val="40"/>
 </w:numbering>
 </file>
 

--- a/Dart ve Flutter Dökumanı.docx
+++ b/Dart ve Flutter Dökumanı.docx
@@ -17697,15 +17697,7 @@
           <w:sz w:val="24"/>
           <w:szCs w:val="24"/>
         </w:rPr>
-        <w:t xml:space="preserve"> değer döndüren bir sınıftır. </w:t>
-      </w:r>
-      <w:r>
-        <w:rPr>
-          <w:rFonts w:eastAsiaTheme="minorEastAsia" w:cstheme="minorHAnsi"/>
-          <w:sz w:val="24"/>
-          <w:szCs w:val="24"/>
-        </w:rPr>
-        <w:t xml:space="preserve">Fonksiyonlarla çalışırken </w:t>
+        <w:t xml:space="preserve"> değer döndüren bir sınıftır. Fonksiyonlarla çalışırken </w:t>
       </w:r>
       <w:r>
         <w:rPr>
@@ -18759,6 +18751,2145 @@
     </w:p>
     <w:p>
       <w:pPr>
+        <w:jc w:val="center"/>
+        <w:rPr>
+          <w:rFonts w:eastAsiaTheme="minorEastAsia" w:cstheme="minorHAnsi"/>
+          <w:b/>
+          <w:bCs/>
+          <w:sz w:val="40"/>
+          <w:szCs w:val="40"/>
+        </w:rPr>
+      </w:pPr>
+      <w:r>
+        <w:rPr>
+          <w:rFonts w:eastAsiaTheme="minorEastAsia" w:cstheme="minorHAnsi"/>
+          <w:b/>
+          <w:bCs/>
+          <w:sz w:val="40"/>
+          <w:szCs w:val="40"/>
+        </w:rPr>
+        <w:lastRenderedPageBreak/>
+        <w:t>FLUTTER EĞİTİMİ</w:t>
+      </w:r>
+    </w:p>
+    <w:p>
+      <w:pPr>
+        <w:jc w:val="both"/>
+        <w:rPr>
+          <w:rFonts w:eastAsiaTheme="minorEastAsia" w:cstheme="minorHAnsi"/>
+          <w:b/>
+          <w:bCs/>
+          <w:sz w:val="24"/>
+          <w:szCs w:val="24"/>
+        </w:rPr>
+      </w:pPr>
+      <w:r>
+        <w:rPr>
+          <w:rFonts w:eastAsiaTheme="minorEastAsia" w:cstheme="minorHAnsi"/>
+          <w:b/>
+          <w:bCs/>
+          <w:sz w:val="24"/>
+          <w:szCs w:val="24"/>
+        </w:rPr>
+        <w:t xml:space="preserve">VS </w:t>
+      </w:r>
+      <w:proofErr w:type="spellStart"/>
+      <w:r>
+        <w:rPr>
+          <w:rFonts w:eastAsiaTheme="minorEastAsia" w:cstheme="minorHAnsi"/>
+          <w:b/>
+          <w:bCs/>
+          <w:sz w:val="24"/>
+          <w:szCs w:val="24"/>
+        </w:rPr>
+        <w:t>Code</w:t>
+      </w:r>
+      <w:proofErr w:type="spellEnd"/>
+      <w:r>
+        <w:rPr>
+          <w:rFonts w:eastAsiaTheme="minorEastAsia" w:cstheme="minorHAnsi"/>
+          <w:b/>
+          <w:bCs/>
+          <w:sz w:val="24"/>
+          <w:szCs w:val="24"/>
+        </w:rPr>
+        <w:t xml:space="preserve"> Kullanarak </w:t>
+      </w:r>
+      <w:proofErr w:type="spellStart"/>
+      <w:r>
+        <w:rPr>
+          <w:rFonts w:eastAsiaTheme="minorEastAsia" w:cstheme="minorHAnsi"/>
+          <w:b/>
+          <w:bCs/>
+          <w:sz w:val="24"/>
+          <w:szCs w:val="24"/>
+        </w:rPr>
+        <w:t>Flutter</w:t>
+      </w:r>
+      <w:proofErr w:type="spellEnd"/>
+      <w:r>
+        <w:rPr>
+          <w:rFonts w:eastAsiaTheme="minorEastAsia" w:cstheme="minorHAnsi"/>
+          <w:b/>
+          <w:bCs/>
+          <w:sz w:val="24"/>
+          <w:szCs w:val="24"/>
+        </w:rPr>
+        <w:t xml:space="preserve"> Çalışma Alanı Oluşturma</w:t>
+      </w:r>
+    </w:p>
+    <w:p>
+      <w:pPr>
+        <w:pStyle w:val="ListeParagraf"/>
+        <w:numPr>
+          <w:ilvl w:val="0"/>
+          <w:numId w:val="41"/>
+        </w:numPr>
+        <w:jc w:val="both"/>
+        <w:rPr>
+          <w:rFonts w:eastAsiaTheme="minorEastAsia" w:cstheme="minorHAnsi"/>
+          <w:b/>
+          <w:bCs/>
+          <w:sz w:val="24"/>
+          <w:szCs w:val="24"/>
+        </w:rPr>
+      </w:pPr>
+      <w:r>
+        <w:rPr>
+          <w:rFonts w:eastAsiaTheme="minorEastAsia" w:cstheme="minorHAnsi"/>
+          <w:sz w:val="24"/>
+          <w:szCs w:val="24"/>
+        </w:rPr>
+        <w:t xml:space="preserve">VS </w:t>
+      </w:r>
+      <w:proofErr w:type="spellStart"/>
+      <w:r>
+        <w:rPr>
+          <w:rFonts w:eastAsiaTheme="minorEastAsia" w:cstheme="minorHAnsi"/>
+          <w:sz w:val="24"/>
+          <w:szCs w:val="24"/>
+        </w:rPr>
+        <w:t>Code</w:t>
+      </w:r>
+      <w:proofErr w:type="spellEnd"/>
+      <w:r>
+        <w:rPr>
+          <w:rFonts w:eastAsiaTheme="minorEastAsia" w:cstheme="minorHAnsi"/>
+          <w:sz w:val="24"/>
+          <w:szCs w:val="24"/>
+        </w:rPr>
+        <w:t xml:space="preserve"> ekranından </w:t>
+      </w:r>
+      <w:proofErr w:type="spellStart"/>
+      <w:r>
+        <w:rPr>
+          <w:rFonts w:eastAsiaTheme="minorEastAsia" w:cstheme="minorHAnsi"/>
+          <w:sz w:val="24"/>
+          <w:szCs w:val="24"/>
+        </w:rPr>
+        <w:t>crtl+shift+p</w:t>
+      </w:r>
+      <w:proofErr w:type="spellEnd"/>
+      <w:r>
+        <w:rPr>
+          <w:rFonts w:eastAsiaTheme="minorEastAsia" w:cstheme="minorHAnsi"/>
+          <w:sz w:val="24"/>
+          <w:szCs w:val="24"/>
+        </w:rPr>
+        <w:t xml:space="preserve"> </w:t>
+      </w:r>
+      <w:proofErr w:type="spellStart"/>
+      <w:r>
+        <w:rPr>
+          <w:rFonts w:eastAsiaTheme="minorEastAsia" w:cstheme="minorHAnsi"/>
+          <w:sz w:val="24"/>
+          <w:szCs w:val="24"/>
+        </w:rPr>
+        <w:t>kısayolu</w:t>
+      </w:r>
+      <w:proofErr w:type="spellEnd"/>
+      <w:r>
+        <w:rPr>
+          <w:rFonts w:eastAsiaTheme="minorEastAsia" w:cstheme="minorHAnsi"/>
+          <w:sz w:val="24"/>
+          <w:szCs w:val="24"/>
+        </w:rPr>
+        <w:t xml:space="preserve"> kullanılarak komut paneli açılır. Burada “</w:t>
+      </w:r>
+      <w:proofErr w:type="spellStart"/>
+      <w:r>
+        <w:rPr>
+          <w:rFonts w:eastAsiaTheme="minorEastAsia" w:cstheme="minorHAnsi"/>
+          <w:sz w:val="24"/>
+          <w:szCs w:val="24"/>
+        </w:rPr>
+        <w:t>Flutter</w:t>
+      </w:r>
+      <w:proofErr w:type="spellEnd"/>
+      <w:r>
+        <w:rPr>
+          <w:rFonts w:eastAsiaTheme="minorEastAsia" w:cstheme="minorHAnsi"/>
+          <w:sz w:val="24"/>
+          <w:szCs w:val="24"/>
+        </w:rPr>
+        <w:t xml:space="preserve">: New Project” seçeneği seçilir. Daha sonra uygulama yapmak istediğimiz için </w:t>
+      </w:r>
+      <w:r>
+        <w:rPr>
+          <w:rFonts w:eastAsiaTheme="minorEastAsia" w:cstheme="minorHAnsi"/>
+          <w:sz w:val="24"/>
+          <w:szCs w:val="24"/>
+        </w:rPr>
+        <w:t>“Application” seçeneği seçilir. Bu aşamalardan sonra bize bu uygulamayı nere oluşturmak istediğimizi sorar. Aplikasyon dosyalarının olmasını isteğimiz klasör seçilerek oluşturma işlemini tamamlamış oluruz.</w:t>
+      </w:r>
+    </w:p>
+    <w:p>
+      <w:pPr>
+        <w:pStyle w:val="ListeParagraf"/>
+        <w:numPr>
+          <w:ilvl w:val="0"/>
+          <w:numId w:val="41"/>
+        </w:numPr>
+        <w:jc w:val="both"/>
+        <w:rPr>
+          <w:rFonts w:eastAsiaTheme="minorEastAsia" w:cstheme="minorHAnsi"/>
+          <w:b/>
+          <w:bCs/>
+          <w:sz w:val="24"/>
+          <w:szCs w:val="24"/>
+        </w:rPr>
+      </w:pPr>
+      <w:r>
+        <w:rPr>
+          <w:rFonts w:eastAsiaTheme="minorEastAsia" w:cstheme="minorHAnsi"/>
+          <w:sz w:val="24"/>
+          <w:szCs w:val="24"/>
+        </w:rPr>
+        <w:t xml:space="preserve">Bu yaptığımız uygulamaları </w:t>
+      </w:r>
+      <w:proofErr w:type="spellStart"/>
+      <w:r>
+        <w:rPr>
+          <w:rFonts w:eastAsiaTheme="minorEastAsia" w:cstheme="minorHAnsi"/>
+          <w:sz w:val="24"/>
+          <w:szCs w:val="24"/>
+        </w:rPr>
+        <w:t>emülatör</w:t>
+      </w:r>
+      <w:proofErr w:type="spellEnd"/>
+      <w:r>
+        <w:rPr>
+          <w:rFonts w:eastAsiaTheme="minorEastAsia" w:cstheme="minorHAnsi"/>
+          <w:sz w:val="24"/>
+          <w:szCs w:val="24"/>
+        </w:rPr>
+        <w:t xml:space="preserve"> aracılığı ile görebiliriz. </w:t>
+      </w:r>
+      <w:proofErr w:type="spellStart"/>
+      <w:r>
+        <w:rPr>
+          <w:rFonts w:eastAsiaTheme="minorEastAsia" w:cstheme="minorHAnsi"/>
+          <w:sz w:val="24"/>
+          <w:szCs w:val="24"/>
+        </w:rPr>
+        <w:t>Emülatörü</w:t>
+      </w:r>
+      <w:proofErr w:type="spellEnd"/>
+      <w:r>
+        <w:rPr>
+          <w:rFonts w:eastAsiaTheme="minorEastAsia" w:cstheme="minorHAnsi"/>
+          <w:sz w:val="24"/>
+          <w:szCs w:val="24"/>
+        </w:rPr>
+        <w:t xml:space="preserve"> çalıştırmak için VS </w:t>
+      </w:r>
+      <w:proofErr w:type="spellStart"/>
+      <w:r>
+        <w:rPr>
+          <w:rFonts w:eastAsiaTheme="minorEastAsia" w:cstheme="minorHAnsi"/>
+          <w:sz w:val="24"/>
+          <w:szCs w:val="24"/>
+        </w:rPr>
+        <w:t>Code</w:t>
+      </w:r>
+      <w:proofErr w:type="spellEnd"/>
+      <w:r>
+        <w:rPr>
+          <w:rFonts w:eastAsiaTheme="minorEastAsia" w:cstheme="minorHAnsi"/>
+          <w:sz w:val="24"/>
+          <w:szCs w:val="24"/>
+        </w:rPr>
+        <w:t xml:space="preserve"> ekranında sağ alt köşede bulunan </w:t>
+      </w:r>
+      <w:proofErr w:type="spellStart"/>
+      <w:r>
+        <w:rPr>
+          <w:rFonts w:eastAsiaTheme="minorEastAsia" w:cstheme="minorHAnsi"/>
+          <w:sz w:val="24"/>
+          <w:szCs w:val="24"/>
+        </w:rPr>
+        <w:t>Flutter</w:t>
+      </w:r>
+      <w:proofErr w:type="spellEnd"/>
+      <w:r>
+        <w:rPr>
+          <w:rFonts w:eastAsiaTheme="minorEastAsia" w:cstheme="minorHAnsi"/>
+          <w:sz w:val="24"/>
+          <w:szCs w:val="24"/>
+        </w:rPr>
+        <w:t xml:space="preserve"> versiyonunun sağında bulunan ekrandan </w:t>
+      </w:r>
+      <w:r>
+        <w:rPr>
+          <w:rFonts w:eastAsiaTheme="minorEastAsia" w:cstheme="minorHAnsi"/>
+          <w:sz w:val="24"/>
+          <w:szCs w:val="24"/>
+        </w:rPr>
+        <w:t xml:space="preserve">oluşturduğumuz </w:t>
+      </w:r>
+      <w:proofErr w:type="spellStart"/>
+      <w:r>
+        <w:rPr>
+          <w:rFonts w:eastAsiaTheme="minorEastAsia" w:cstheme="minorHAnsi"/>
+          <w:sz w:val="24"/>
+          <w:szCs w:val="24"/>
+        </w:rPr>
+        <w:t>emülatör</w:t>
+      </w:r>
+      <w:proofErr w:type="spellEnd"/>
+      <w:r>
+        <w:rPr>
+          <w:rFonts w:eastAsiaTheme="minorEastAsia" w:cstheme="minorHAnsi"/>
+          <w:sz w:val="24"/>
+          <w:szCs w:val="24"/>
+        </w:rPr>
+        <w:t xml:space="preserve"> varsa görülebilir. </w:t>
+      </w:r>
+      <w:proofErr w:type="spellStart"/>
+      <w:r>
+        <w:rPr>
+          <w:rFonts w:eastAsiaTheme="minorEastAsia" w:cstheme="minorHAnsi"/>
+          <w:sz w:val="24"/>
+          <w:szCs w:val="24"/>
+        </w:rPr>
+        <w:t>Emülatörü</w:t>
+      </w:r>
+      <w:proofErr w:type="spellEnd"/>
+      <w:r>
+        <w:rPr>
+          <w:rFonts w:eastAsiaTheme="minorEastAsia" w:cstheme="minorHAnsi"/>
+          <w:sz w:val="24"/>
+          <w:szCs w:val="24"/>
+        </w:rPr>
+        <w:t xml:space="preserve"> </w:t>
+      </w:r>
+      <w:proofErr w:type="spellStart"/>
+      <w:r>
+        <w:rPr>
+          <w:rFonts w:eastAsiaTheme="minorEastAsia" w:cstheme="minorHAnsi"/>
+          <w:sz w:val="24"/>
+          <w:szCs w:val="24"/>
+        </w:rPr>
+        <w:t>Android</w:t>
+      </w:r>
+      <w:proofErr w:type="spellEnd"/>
+      <w:r>
+        <w:rPr>
+          <w:rFonts w:eastAsiaTheme="minorEastAsia" w:cstheme="minorHAnsi"/>
+          <w:sz w:val="24"/>
+          <w:szCs w:val="24"/>
+        </w:rPr>
+        <w:t xml:space="preserve"> </w:t>
+      </w:r>
+      <w:proofErr w:type="spellStart"/>
+      <w:r>
+        <w:rPr>
+          <w:rFonts w:eastAsiaTheme="minorEastAsia" w:cstheme="minorHAnsi"/>
+          <w:sz w:val="24"/>
+          <w:szCs w:val="24"/>
+        </w:rPr>
+        <w:t>Studyo</w:t>
+      </w:r>
+      <w:proofErr w:type="spellEnd"/>
+      <w:r>
+        <w:rPr>
+          <w:rFonts w:eastAsiaTheme="minorEastAsia" w:cstheme="minorHAnsi"/>
+          <w:sz w:val="24"/>
+          <w:szCs w:val="24"/>
+        </w:rPr>
+        <w:t xml:space="preserve"> üzerinden oluşturuyoruz.</w:t>
+      </w:r>
+    </w:p>
+    <w:p>
+      <w:pPr>
+        <w:pStyle w:val="ListeParagraf"/>
+        <w:numPr>
+          <w:ilvl w:val="0"/>
+          <w:numId w:val="41"/>
+        </w:numPr>
+        <w:jc w:val="both"/>
+        <w:rPr>
+          <w:rFonts w:eastAsiaTheme="minorEastAsia" w:cstheme="minorHAnsi"/>
+          <w:b/>
+          <w:bCs/>
+          <w:sz w:val="24"/>
+          <w:szCs w:val="24"/>
+        </w:rPr>
+      </w:pPr>
+      <w:proofErr w:type="spellStart"/>
+      <w:r>
+        <w:rPr>
+          <w:rFonts w:eastAsiaTheme="minorEastAsia" w:cstheme="minorHAnsi"/>
+          <w:sz w:val="24"/>
+          <w:szCs w:val="24"/>
+        </w:rPr>
+        <w:t>Emülatör</w:t>
+      </w:r>
+      <w:proofErr w:type="spellEnd"/>
+      <w:r>
+        <w:rPr>
+          <w:rFonts w:eastAsiaTheme="minorEastAsia" w:cstheme="minorHAnsi"/>
+          <w:sz w:val="24"/>
+          <w:szCs w:val="24"/>
+        </w:rPr>
+        <w:t xml:space="preserve"> kullanırken kodda değişiklik yapmak isteyebiliriz. Bu nedenle VS </w:t>
+      </w:r>
+      <w:proofErr w:type="spellStart"/>
+      <w:r>
+        <w:rPr>
+          <w:rFonts w:eastAsiaTheme="minorEastAsia" w:cstheme="minorHAnsi"/>
+          <w:sz w:val="24"/>
+          <w:szCs w:val="24"/>
+        </w:rPr>
+        <w:t>Code</w:t>
+      </w:r>
+      <w:proofErr w:type="spellEnd"/>
+      <w:r>
+        <w:rPr>
+          <w:rFonts w:eastAsiaTheme="minorEastAsia" w:cstheme="minorHAnsi"/>
+          <w:sz w:val="24"/>
+          <w:szCs w:val="24"/>
+        </w:rPr>
+        <w:t xml:space="preserve"> geçerken </w:t>
+      </w:r>
+      <w:proofErr w:type="spellStart"/>
+      <w:r>
+        <w:rPr>
+          <w:rFonts w:eastAsiaTheme="minorEastAsia" w:cstheme="minorHAnsi"/>
+          <w:sz w:val="24"/>
+          <w:szCs w:val="24"/>
+        </w:rPr>
+        <w:t>emülatör</w:t>
+      </w:r>
+      <w:proofErr w:type="spellEnd"/>
+      <w:r>
+        <w:rPr>
+          <w:rFonts w:eastAsiaTheme="minorEastAsia" w:cstheme="minorHAnsi"/>
+          <w:sz w:val="24"/>
+          <w:szCs w:val="24"/>
+        </w:rPr>
+        <w:t xml:space="preserve"> altta kalır. </w:t>
+      </w:r>
+      <w:proofErr w:type="spellStart"/>
+      <w:r>
+        <w:rPr>
+          <w:rFonts w:eastAsiaTheme="minorEastAsia" w:cstheme="minorHAnsi"/>
+          <w:sz w:val="24"/>
+          <w:szCs w:val="24"/>
+        </w:rPr>
+        <w:t>Emülatör</w:t>
+      </w:r>
+      <w:proofErr w:type="spellEnd"/>
+      <w:r>
+        <w:rPr>
+          <w:rFonts w:eastAsiaTheme="minorEastAsia" w:cstheme="minorHAnsi"/>
+          <w:sz w:val="24"/>
+          <w:szCs w:val="24"/>
+        </w:rPr>
+        <w:t xml:space="preserve"> ayarlarından “</w:t>
+      </w:r>
+      <w:proofErr w:type="spellStart"/>
+      <w:r>
+        <w:rPr>
+          <w:rFonts w:eastAsiaTheme="minorEastAsia" w:cstheme="minorHAnsi"/>
+          <w:sz w:val="24"/>
+          <w:szCs w:val="24"/>
+        </w:rPr>
+        <w:t>Always</w:t>
+      </w:r>
+      <w:proofErr w:type="spellEnd"/>
+      <w:r>
+        <w:rPr>
+          <w:rFonts w:eastAsiaTheme="minorEastAsia" w:cstheme="minorHAnsi"/>
+          <w:sz w:val="24"/>
+          <w:szCs w:val="24"/>
+        </w:rPr>
+        <w:t xml:space="preserve"> on top” seçeneği seçilerek </w:t>
+      </w:r>
+      <w:proofErr w:type="spellStart"/>
+      <w:r>
+        <w:rPr>
+          <w:rFonts w:eastAsiaTheme="minorEastAsia" w:cstheme="minorHAnsi"/>
+          <w:sz w:val="24"/>
+          <w:szCs w:val="24"/>
+        </w:rPr>
+        <w:t>emülatör</w:t>
+      </w:r>
+      <w:proofErr w:type="spellEnd"/>
+      <w:r>
+        <w:rPr>
+          <w:rFonts w:eastAsiaTheme="minorEastAsia" w:cstheme="minorHAnsi"/>
+          <w:sz w:val="24"/>
+          <w:szCs w:val="24"/>
+        </w:rPr>
+        <w:t xml:space="preserve"> ekranın her zaman üstünde olacak şekilde sabitlenir.</w:t>
+      </w:r>
+    </w:p>
+    <w:p>
+      <w:pPr>
+        <w:jc w:val="both"/>
+        <w:rPr>
+          <w:rFonts w:eastAsiaTheme="minorEastAsia" w:cstheme="minorHAnsi"/>
+          <w:b/>
+          <w:bCs/>
+          <w:sz w:val="24"/>
+          <w:szCs w:val="24"/>
+        </w:rPr>
+      </w:pPr>
+      <w:r>
+        <w:rPr>
+          <w:rFonts w:eastAsiaTheme="minorEastAsia" w:cstheme="minorHAnsi"/>
+          <w:b/>
+          <w:bCs/>
+          <w:sz w:val="24"/>
+          <w:szCs w:val="24"/>
+        </w:rPr>
+        <w:t>Uygulamaya Giriş</w:t>
+      </w:r>
+    </w:p>
+    <w:p>
+      <w:pPr>
+        <w:pStyle w:val="ListeParagraf"/>
+        <w:numPr>
+          <w:ilvl w:val="0"/>
+          <w:numId w:val="42"/>
+        </w:numPr>
+        <w:jc w:val="both"/>
+        <w:rPr>
+          <w:rFonts w:eastAsiaTheme="minorEastAsia" w:cstheme="minorHAnsi"/>
+          <w:b/>
+          <w:bCs/>
+          <w:sz w:val="24"/>
+          <w:szCs w:val="24"/>
+        </w:rPr>
+      </w:pPr>
+      <w:r>
+        <w:rPr>
+          <w:rFonts w:eastAsiaTheme="minorEastAsia" w:cstheme="minorHAnsi"/>
+          <w:sz w:val="24"/>
+          <w:szCs w:val="24"/>
+        </w:rPr>
+        <w:t xml:space="preserve">Ekrana </w:t>
+      </w:r>
+      <w:proofErr w:type="spellStart"/>
+      <w:r>
+        <w:rPr>
+          <w:rFonts w:eastAsiaTheme="minorEastAsia" w:cstheme="minorHAnsi"/>
+          <w:sz w:val="24"/>
+          <w:szCs w:val="24"/>
+        </w:rPr>
+        <w:t>bişi</w:t>
+      </w:r>
+      <w:proofErr w:type="spellEnd"/>
+      <w:r>
+        <w:rPr>
+          <w:rFonts w:eastAsiaTheme="minorEastAsia" w:cstheme="minorHAnsi"/>
+          <w:sz w:val="24"/>
+          <w:szCs w:val="24"/>
+        </w:rPr>
+        <w:t xml:space="preserve"> yazarken </w:t>
+      </w:r>
+      <w:proofErr w:type="spellStart"/>
+      <w:r>
+        <w:rPr>
+          <w:rFonts w:eastAsiaTheme="minorEastAsia" w:cstheme="minorHAnsi"/>
+          <w:sz w:val="24"/>
+          <w:szCs w:val="24"/>
+        </w:rPr>
+        <w:t>print</w:t>
+      </w:r>
+      <w:proofErr w:type="spellEnd"/>
+      <w:r>
+        <w:rPr>
+          <w:rFonts w:eastAsiaTheme="minorEastAsia" w:cstheme="minorHAnsi"/>
+          <w:sz w:val="24"/>
+          <w:szCs w:val="24"/>
+        </w:rPr>
+        <w:t xml:space="preserve"> komutunu kullanıyorduk. Fakat </w:t>
+      </w:r>
+      <w:proofErr w:type="spellStart"/>
+      <w:r>
+        <w:rPr>
+          <w:rFonts w:eastAsiaTheme="minorEastAsia" w:cstheme="minorHAnsi"/>
+          <w:sz w:val="24"/>
+          <w:szCs w:val="24"/>
+        </w:rPr>
+        <w:t>emülatörden</w:t>
+      </w:r>
+      <w:proofErr w:type="spellEnd"/>
+      <w:r>
+        <w:rPr>
+          <w:rFonts w:eastAsiaTheme="minorEastAsia" w:cstheme="minorHAnsi"/>
+          <w:sz w:val="24"/>
+          <w:szCs w:val="24"/>
+        </w:rPr>
+        <w:t xml:space="preserve"> çıktı almak için “</w:t>
+      </w:r>
+      <w:proofErr w:type="spellStart"/>
+      <w:proofErr w:type="gramStart"/>
+      <w:r>
+        <w:rPr>
+          <w:rFonts w:eastAsiaTheme="minorEastAsia" w:cstheme="minorHAnsi"/>
+          <w:sz w:val="24"/>
+          <w:szCs w:val="24"/>
+        </w:rPr>
+        <w:t>runApp</w:t>
+      </w:r>
+      <w:proofErr w:type="spellEnd"/>
+      <w:r>
+        <w:rPr>
+          <w:rFonts w:eastAsiaTheme="minorEastAsia" w:cstheme="minorHAnsi"/>
+          <w:sz w:val="24"/>
+          <w:szCs w:val="24"/>
+        </w:rPr>
+        <w:t>(</w:t>
+      </w:r>
+      <w:proofErr w:type="spellStart"/>
+      <w:proofErr w:type="gramEnd"/>
+      <w:r>
+        <w:rPr>
+          <w:rFonts w:eastAsiaTheme="minorEastAsia" w:cstheme="minorHAnsi"/>
+          <w:sz w:val="24"/>
+          <w:szCs w:val="24"/>
+        </w:rPr>
+        <w:t>Widget</w:t>
+      </w:r>
+      <w:proofErr w:type="spellEnd"/>
+      <w:r>
+        <w:rPr>
+          <w:rFonts w:eastAsiaTheme="minorEastAsia" w:cstheme="minorHAnsi"/>
+          <w:sz w:val="24"/>
+          <w:szCs w:val="24"/>
+        </w:rPr>
+        <w:t xml:space="preserve"> </w:t>
+      </w:r>
+      <w:proofErr w:type="spellStart"/>
+      <w:r>
+        <w:rPr>
+          <w:rFonts w:eastAsiaTheme="minorEastAsia" w:cstheme="minorHAnsi"/>
+          <w:sz w:val="24"/>
+          <w:szCs w:val="24"/>
+        </w:rPr>
+        <w:t>olusturulanWidget</w:t>
+      </w:r>
+      <w:proofErr w:type="spellEnd"/>
+      <w:r>
+        <w:rPr>
+          <w:rFonts w:eastAsiaTheme="minorEastAsia" w:cstheme="minorHAnsi"/>
+          <w:sz w:val="24"/>
+          <w:szCs w:val="24"/>
+        </w:rPr>
+        <w:t>)” komutu kullanılır.</w:t>
+      </w:r>
+    </w:p>
+    <w:p>
+      <w:pPr>
+        <w:pStyle w:val="ListeParagraf"/>
+        <w:numPr>
+          <w:ilvl w:val="0"/>
+          <w:numId w:val="42"/>
+        </w:numPr>
+        <w:jc w:val="both"/>
+        <w:rPr>
+          <w:rFonts w:eastAsiaTheme="minorEastAsia" w:cstheme="minorHAnsi"/>
+          <w:b/>
+          <w:bCs/>
+          <w:sz w:val="24"/>
+          <w:szCs w:val="24"/>
+        </w:rPr>
+      </w:pPr>
+      <w:r>
+        <w:rPr>
+          <w:rFonts w:eastAsiaTheme="minorEastAsia" w:cstheme="minorHAnsi"/>
+          <w:sz w:val="24"/>
+          <w:szCs w:val="24"/>
+        </w:rPr>
+        <w:t xml:space="preserve">Ekranda görülen her şey bir </w:t>
+      </w:r>
+      <w:proofErr w:type="spellStart"/>
+      <w:r>
+        <w:rPr>
+          <w:rFonts w:eastAsiaTheme="minorEastAsia" w:cstheme="minorHAnsi"/>
+          <w:sz w:val="24"/>
+          <w:szCs w:val="24"/>
+        </w:rPr>
+        <w:t>Widget</w:t>
+      </w:r>
+      <w:proofErr w:type="spellEnd"/>
+      <w:r>
+        <w:rPr>
+          <w:rFonts w:eastAsiaTheme="minorEastAsia" w:cstheme="minorHAnsi"/>
+          <w:sz w:val="24"/>
+          <w:szCs w:val="24"/>
+        </w:rPr>
+        <w:t xml:space="preserve">’ tir. </w:t>
+      </w:r>
+      <w:proofErr w:type="spellStart"/>
+      <w:r>
+        <w:rPr>
+          <w:rFonts w:eastAsiaTheme="minorEastAsia" w:cstheme="minorHAnsi"/>
+          <w:sz w:val="24"/>
+          <w:szCs w:val="24"/>
+        </w:rPr>
+        <w:t>App</w:t>
+      </w:r>
+      <w:proofErr w:type="spellEnd"/>
+      <w:r>
+        <w:rPr>
+          <w:rFonts w:eastAsiaTheme="minorEastAsia" w:cstheme="minorHAnsi"/>
+          <w:sz w:val="24"/>
+          <w:szCs w:val="24"/>
+        </w:rPr>
+        <w:t xml:space="preserve"> bar, ekranda oluşturduğumuz yazılar ve bunun gibi her şeye </w:t>
+      </w:r>
+      <w:proofErr w:type="spellStart"/>
+      <w:r>
+        <w:rPr>
+          <w:rFonts w:eastAsiaTheme="minorEastAsia" w:cstheme="minorHAnsi"/>
+          <w:sz w:val="24"/>
+          <w:szCs w:val="24"/>
+        </w:rPr>
+        <w:t>Widget</w:t>
+      </w:r>
+      <w:proofErr w:type="spellEnd"/>
+      <w:r>
+        <w:rPr>
+          <w:rFonts w:eastAsiaTheme="minorEastAsia" w:cstheme="minorHAnsi"/>
+          <w:sz w:val="24"/>
+          <w:szCs w:val="24"/>
+        </w:rPr>
+        <w:t xml:space="preserve"> denir. Bizim uygulamalarımız </w:t>
+      </w:r>
+      <w:proofErr w:type="spellStart"/>
+      <w:r>
+        <w:rPr>
+          <w:rFonts w:eastAsiaTheme="minorEastAsia" w:cstheme="minorHAnsi"/>
+          <w:sz w:val="24"/>
+          <w:szCs w:val="24"/>
+        </w:rPr>
+        <w:t>Widgetlerden</w:t>
+      </w:r>
+      <w:proofErr w:type="spellEnd"/>
+      <w:r>
+        <w:rPr>
+          <w:rFonts w:eastAsiaTheme="minorEastAsia" w:cstheme="minorHAnsi"/>
+          <w:sz w:val="24"/>
+          <w:szCs w:val="24"/>
+        </w:rPr>
+        <w:t xml:space="preserve"> oluşur.</w:t>
+      </w:r>
+    </w:p>
+    <w:p>
+      <w:pPr>
+        <w:pStyle w:val="ListeParagraf"/>
+        <w:numPr>
+          <w:ilvl w:val="0"/>
+          <w:numId w:val="42"/>
+        </w:numPr>
+        <w:jc w:val="both"/>
+        <w:rPr>
+          <w:rFonts w:eastAsiaTheme="minorEastAsia" w:cstheme="minorHAnsi"/>
+          <w:b/>
+          <w:bCs/>
+          <w:sz w:val="24"/>
+          <w:szCs w:val="24"/>
+        </w:rPr>
+      </w:pPr>
+      <w:r>
+        <w:rPr>
+          <w:rFonts w:eastAsiaTheme="minorEastAsia" w:cstheme="minorHAnsi"/>
+          <w:sz w:val="24"/>
+          <w:szCs w:val="24"/>
+        </w:rPr>
+        <w:t>“</w:t>
+      </w:r>
+      <w:proofErr w:type="spellStart"/>
+      <w:proofErr w:type="gramStart"/>
+      <w:r>
+        <w:rPr>
+          <w:rFonts w:eastAsiaTheme="minorEastAsia" w:cstheme="minorHAnsi"/>
+          <w:sz w:val="24"/>
+          <w:szCs w:val="24"/>
+        </w:rPr>
+        <w:t>MaterialApp</w:t>
+      </w:r>
+      <w:proofErr w:type="spellEnd"/>
+      <w:r>
+        <w:rPr>
+          <w:rFonts w:eastAsiaTheme="minorEastAsia" w:cstheme="minorHAnsi"/>
+          <w:sz w:val="24"/>
+          <w:szCs w:val="24"/>
+        </w:rPr>
+        <w:t>(</w:t>
+      </w:r>
+      <w:proofErr w:type="gramEnd"/>
+      <w:r>
+        <w:rPr>
+          <w:rFonts w:eastAsiaTheme="minorEastAsia" w:cstheme="minorHAnsi"/>
+          <w:sz w:val="24"/>
+          <w:szCs w:val="24"/>
+        </w:rPr>
+        <w:t xml:space="preserve">)” bizim en temel </w:t>
+      </w:r>
+      <w:proofErr w:type="spellStart"/>
+      <w:r>
+        <w:rPr>
+          <w:rFonts w:eastAsiaTheme="minorEastAsia" w:cstheme="minorHAnsi"/>
+          <w:sz w:val="24"/>
+          <w:szCs w:val="24"/>
+        </w:rPr>
+        <w:t>Widgetimizdir</w:t>
+      </w:r>
+      <w:proofErr w:type="spellEnd"/>
+      <w:r>
+        <w:rPr>
+          <w:rFonts w:eastAsiaTheme="minorEastAsia" w:cstheme="minorHAnsi"/>
+          <w:sz w:val="24"/>
+          <w:szCs w:val="24"/>
+        </w:rPr>
+        <w:t xml:space="preserve"> ve uygulamanın temelini oluşturur. </w:t>
+      </w:r>
+      <w:r>
+        <w:rPr>
+          <w:rFonts w:eastAsiaTheme="minorEastAsia" w:cstheme="minorHAnsi"/>
+          <w:sz w:val="24"/>
+          <w:szCs w:val="24"/>
+        </w:rPr>
+        <w:t xml:space="preserve">Bu </w:t>
+      </w:r>
+      <w:proofErr w:type="spellStart"/>
+      <w:r>
+        <w:rPr>
+          <w:rFonts w:eastAsiaTheme="minorEastAsia" w:cstheme="minorHAnsi"/>
+          <w:sz w:val="24"/>
+          <w:szCs w:val="24"/>
+        </w:rPr>
+        <w:t>Widget</w:t>
+      </w:r>
+      <w:proofErr w:type="spellEnd"/>
+      <w:r>
+        <w:rPr>
+          <w:rFonts w:eastAsiaTheme="minorEastAsia" w:cstheme="minorHAnsi"/>
+          <w:sz w:val="24"/>
+          <w:szCs w:val="24"/>
+        </w:rPr>
+        <w:t>, “</w:t>
+      </w:r>
+      <w:proofErr w:type="spellStart"/>
+      <w:r>
+        <w:rPr>
+          <w:rFonts w:eastAsiaTheme="minorEastAsia" w:cstheme="minorHAnsi"/>
+          <w:sz w:val="24"/>
+          <w:szCs w:val="24"/>
+        </w:rPr>
+        <w:t>StatefullWidget</w:t>
+      </w:r>
+      <w:proofErr w:type="spellEnd"/>
+      <w:r>
+        <w:rPr>
+          <w:rFonts w:eastAsiaTheme="minorEastAsia" w:cstheme="minorHAnsi"/>
+          <w:sz w:val="24"/>
+          <w:szCs w:val="24"/>
+        </w:rPr>
+        <w:t xml:space="preserve">” isimli bir sınıftan </w:t>
+      </w:r>
+      <w:proofErr w:type="spellStart"/>
+      <w:r>
+        <w:rPr>
+          <w:rFonts w:eastAsiaTheme="minorEastAsia" w:cstheme="minorHAnsi"/>
+          <w:sz w:val="24"/>
+          <w:szCs w:val="24"/>
+        </w:rPr>
+        <w:t>kalıtılmıştır</w:t>
+      </w:r>
+      <w:proofErr w:type="spellEnd"/>
+      <w:r>
+        <w:rPr>
+          <w:rFonts w:eastAsiaTheme="minorEastAsia" w:cstheme="minorHAnsi"/>
+          <w:sz w:val="24"/>
+          <w:szCs w:val="24"/>
+        </w:rPr>
+        <w:t xml:space="preserve"> ve “</w:t>
+      </w:r>
+      <w:proofErr w:type="spellStart"/>
+      <w:r>
+        <w:rPr>
+          <w:rFonts w:eastAsiaTheme="minorEastAsia" w:cstheme="minorHAnsi"/>
+          <w:sz w:val="24"/>
+          <w:szCs w:val="24"/>
+        </w:rPr>
+        <w:t>StatefullWidget</w:t>
+      </w:r>
+      <w:proofErr w:type="spellEnd"/>
+      <w:r>
+        <w:rPr>
+          <w:rFonts w:eastAsiaTheme="minorEastAsia" w:cstheme="minorHAnsi"/>
+          <w:sz w:val="24"/>
+          <w:szCs w:val="24"/>
+        </w:rPr>
+        <w:t>” sınıfı ise “</w:t>
+      </w:r>
+      <w:proofErr w:type="spellStart"/>
+      <w:r>
+        <w:rPr>
+          <w:rFonts w:eastAsiaTheme="minorEastAsia" w:cstheme="minorHAnsi"/>
+          <w:sz w:val="24"/>
+          <w:szCs w:val="24"/>
+        </w:rPr>
+        <w:t>Widget</w:t>
+      </w:r>
+      <w:proofErr w:type="spellEnd"/>
+      <w:r>
+        <w:rPr>
+          <w:rFonts w:eastAsiaTheme="minorEastAsia" w:cstheme="minorHAnsi"/>
+          <w:sz w:val="24"/>
+          <w:szCs w:val="24"/>
+        </w:rPr>
+        <w:t xml:space="preserve">” sınıfından </w:t>
+      </w:r>
+      <w:proofErr w:type="spellStart"/>
+      <w:r>
+        <w:rPr>
+          <w:rFonts w:eastAsiaTheme="minorEastAsia" w:cstheme="minorHAnsi"/>
+          <w:sz w:val="24"/>
+          <w:szCs w:val="24"/>
+        </w:rPr>
+        <w:t>kalıtılmıştır</w:t>
+      </w:r>
+      <w:proofErr w:type="spellEnd"/>
+      <w:r>
+        <w:rPr>
+          <w:rFonts w:eastAsiaTheme="minorEastAsia" w:cstheme="minorHAnsi"/>
+          <w:sz w:val="24"/>
+          <w:szCs w:val="24"/>
+        </w:rPr>
+        <w:t xml:space="preserve">. </w:t>
+      </w:r>
+      <w:r>
+        <w:rPr>
+          <w:rFonts w:eastAsiaTheme="minorEastAsia" w:cstheme="minorHAnsi"/>
+          <w:sz w:val="24"/>
+          <w:szCs w:val="24"/>
+        </w:rPr>
+        <w:t xml:space="preserve"> Biz kendimiz bir sınıf üretmek istersek “</w:t>
+      </w:r>
+      <w:proofErr w:type="spellStart"/>
+      <w:r>
+        <w:rPr>
+          <w:rFonts w:eastAsiaTheme="minorEastAsia" w:cstheme="minorHAnsi"/>
+          <w:sz w:val="24"/>
+          <w:szCs w:val="24"/>
+        </w:rPr>
+        <w:t>StatelessWidget</w:t>
+      </w:r>
+      <w:proofErr w:type="spellEnd"/>
+      <w:r>
+        <w:rPr>
+          <w:rFonts w:eastAsiaTheme="minorEastAsia" w:cstheme="minorHAnsi"/>
+          <w:sz w:val="24"/>
+          <w:szCs w:val="24"/>
+        </w:rPr>
+        <w:t xml:space="preserve">” </w:t>
+      </w:r>
+      <w:proofErr w:type="gramStart"/>
+      <w:r>
+        <w:rPr>
+          <w:rFonts w:eastAsiaTheme="minorEastAsia" w:cstheme="minorHAnsi"/>
+          <w:sz w:val="24"/>
+          <w:szCs w:val="24"/>
+        </w:rPr>
+        <w:t>yada</w:t>
+      </w:r>
+      <w:proofErr w:type="gramEnd"/>
+      <w:r>
+        <w:rPr>
+          <w:rFonts w:eastAsiaTheme="minorEastAsia" w:cstheme="minorHAnsi"/>
+          <w:sz w:val="24"/>
+          <w:szCs w:val="24"/>
+        </w:rPr>
+        <w:t xml:space="preserve"> “</w:t>
+      </w:r>
+      <w:proofErr w:type="spellStart"/>
+      <w:r>
+        <w:rPr>
+          <w:rFonts w:eastAsiaTheme="minorEastAsia" w:cstheme="minorHAnsi"/>
+          <w:sz w:val="24"/>
+          <w:szCs w:val="24"/>
+        </w:rPr>
+        <w:t>StatefullWidget</w:t>
+      </w:r>
+      <w:proofErr w:type="spellEnd"/>
+      <w:r>
+        <w:rPr>
+          <w:rFonts w:eastAsiaTheme="minorEastAsia" w:cstheme="minorHAnsi"/>
+          <w:sz w:val="24"/>
+          <w:szCs w:val="24"/>
+        </w:rPr>
+        <w:t xml:space="preserve">” sınıflarından </w:t>
+      </w:r>
+      <w:proofErr w:type="spellStart"/>
+      <w:r>
+        <w:rPr>
+          <w:rFonts w:eastAsiaTheme="minorEastAsia" w:cstheme="minorHAnsi"/>
+          <w:sz w:val="24"/>
+          <w:szCs w:val="24"/>
+        </w:rPr>
+        <w:t>kalıtmamız</w:t>
+      </w:r>
+      <w:proofErr w:type="spellEnd"/>
+      <w:r>
+        <w:rPr>
+          <w:rFonts w:eastAsiaTheme="minorEastAsia" w:cstheme="minorHAnsi"/>
+          <w:sz w:val="24"/>
+          <w:szCs w:val="24"/>
+        </w:rPr>
+        <w:t xml:space="preserve"> gerekir. Ve bu sınıflar soyut sınıflardır yani </w:t>
+      </w:r>
+      <w:proofErr w:type="spellStart"/>
+      <w:r>
+        <w:rPr>
+          <w:rFonts w:eastAsiaTheme="minorEastAsia" w:cstheme="minorHAnsi"/>
+          <w:sz w:val="24"/>
+          <w:szCs w:val="24"/>
+        </w:rPr>
+        <w:t>abstract</w:t>
+      </w:r>
+      <w:proofErr w:type="spellEnd"/>
+      <w:r>
+        <w:rPr>
+          <w:rFonts w:eastAsiaTheme="minorEastAsia" w:cstheme="minorHAnsi"/>
+          <w:sz w:val="24"/>
+          <w:szCs w:val="24"/>
+        </w:rPr>
+        <w:t xml:space="preserve"> sınıflardır.</w:t>
+      </w:r>
+    </w:p>
+    <w:p>
+      <w:pPr>
+        <w:pStyle w:val="ListeParagraf"/>
+        <w:numPr>
+          <w:ilvl w:val="0"/>
+          <w:numId w:val="42"/>
+        </w:numPr>
+        <w:jc w:val="both"/>
+        <w:rPr>
+          <w:rFonts w:eastAsiaTheme="minorEastAsia" w:cstheme="minorHAnsi"/>
+          <w:b/>
+          <w:bCs/>
+          <w:sz w:val="24"/>
+          <w:szCs w:val="24"/>
+        </w:rPr>
+      </w:pPr>
+      <w:r>
+        <w:rPr>
+          <w:rFonts w:eastAsiaTheme="minorEastAsia" w:cstheme="minorHAnsi"/>
+          <w:sz w:val="24"/>
+          <w:szCs w:val="24"/>
+        </w:rPr>
+        <w:t xml:space="preserve">Kendimiz bir sınıf oluştururken temeli </w:t>
+      </w:r>
+      <w:r>
+        <w:rPr>
+          <w:rFonts w:eastAsiaTheme="minorEastAsia" w:cstheme="minorHAnsi"/>
+          <w:sz w:val="24"/>
+          <w:szCs w:val="24"/>
+        </w:rPr>
+        <w:t>“</w:t>
+      </w:r>
+      <w:proofErr w:type="spellStart"/>
+      <w:r>
+        <w:rPr>
+          <w:rFonts w:eastAsiaTheme="minorEastAsia" w:cstheme="minorHAnsi"/>
+          <w:sz w:val="24"/>
+          <w:szCs w:val="24"/>
+        </w:rPr>
+        <w:t>StatelessWidget</w:t>
+      </w:r>
+      <w:proofErr w:type="spellEnd"/>
+      <w:r>
+        <w:rPr>
+          <w:rFonts w:eastAsiaTheme="minorEastAsia" w:cstheme="minorHAnsi"/>
+          <w:sz w:val="24"/>
+          <w:szCs w:val="24"/>
+        </w:rPr>
+        <w:t xml:space="preserve">” </w:t>
+      </w:r>
+      <w:proofErr w:type="gramStart"/>
+      <w:r>
+        <w:rPr>
+          <w:rFonts w:eastAsiaTheme="minorEastAsia" w:cstheme="minorHAnsi"/>
+          <w:sz w:val="24"/>
+          <w:szCs w:val="24"/>
+        </w:rPr>
+        <w:t>yada</w:t>
+      </w:r>
+      <w:proofErr w:type="gramEnd"/>
+      <w:r>
+        <w:rPr>
+          <w:rFonts w:eastAsiaTheme="minorEastAsia" w:cstheme="minorHAnsi"/>
+          <w:sz w:val="24"/>
+          <w:szCs w:val="24"/>
+        </w:rPr>
+        <w:t xml:space="preserve"> “</w:t>
+      </w:r>
+      <w:proofErr w:type="spellStart"/>
+      <w:r>
+        <w:rPr>
+          <w:rFonts w:eastAsiaTheme="minorEastAsia" w:cstheme="minorHAnsi"/>
+          <w:sz w:val="24"/>
+          <w:szCs w:val="24"/>
+        </w:rPr>
+        <w:t>StatefullWidget</w:t>
+      </w:r>
+      <w:proofErr w:type="spellEnd"/>
+      <w:r>
+        <w:rPr>
+          <w:rFonts w:eastAsiaTheme="minorEastAsia" w:cstheme="minorHAnsi"/>
+          <w:sz w:val="24"/>
+          <w:szCs w:val="24"/>
+        </w:rPr>
+        <w:t>”</w:t>
+      </w:r>
+      <w:r>
+        <w:rPr>
+          <w:rFonts w:eastAsiaTheme="minorEastAsia" w:cstheme="minorHAnsi"/>
+          <w:sz w:val="24"/>
+          <w:szCs w:val="24"/>
+        </w:rPr>
+        <w:t xml:space="preserve"> oluşmalı demiştik. Bu sınıflar ise </w:t>
+      </w:r>
+      <w:proofErr w:type="spellStart"/>
+      <w:r>
+        <w:rPr>
+          <w:rFonts w:eastAsiaTheme="minorEastAsia" w:cstheme="minorHAnsi"/>
+          <w:sz w:val="24"/>
+          <w:szCs w:val="24"/>
+        </w:rPr>
+        <w:t>abstarct</w:t>
+      </w:r>
+      <w:proofErr w:type="spellEnd"/>
+      <w:r>
+        <w:rPr>
+          <w:rFonts w:eastAsiaTheme="minorEastAsia" w:cstheme="minorHAnsi"/>
+          <w:sz w:val="24"/>
+          <w:szCs w:val="24"/>
+        </w:rPr>
+        <w:t xml:space="preserve"> olduğu için bu sınıf içerisindeki bazı elemanların zorunlu olarak @override edilmesi gerekmektedir. Bu fonksiyon ise </w:t>
+      </w:r>
+      <w:proofErr w:type="spellStart"/>
+      <w:r>
+        <w:rPr>
+          <w:rFonts w:eastAsiaTheme="minorEastAsia" w:cstheme="minorHAnsi"/>
+          <w:sz w:val="24"/>
+          <w:szCs w:val="24"/>
+        </w:rPr>
+        <w:t>build</w:t>
+      </w:r>
+      <w:proofErr w:type="spellEnd"/>
+      <w:r>
+        <w:rPr>
+          <w:rFonts w:eastAsiaTheme="minorEastAsia" w:cstheme="minorHAnsi"/>
+          <w:sz w:val="24"/>
+          <w:szCs w:val="24"/>
+        </w:rPr>
+        <w:t xml:space="preserve"> fonksiyonudur.</w:t>
+      </w:r>
+    </w:p>
+    <w:p>
+      <w:pPr>
+        <w:pStyle w:val="ListeParagraf"/>
+        <w:numPr>
+          <w:ilvl w:val="0"/>
+          <w:numId w:val="42"/>
+        </w:numPr>
+        <w:jc w:val="both"/>
+        <w:rPr>
+          <w:rFonts w:eastAsiaTheme="minorEastAsia" w:cstheme="minorHAnsi"/>
+          <w:b/>
+          <w:bCs/>
+          <w:sz w:val="24"/>
+          <w:szCs w:val="24"/>
+        </w:rPr>
+      </w:pPr>
+      <w:r>
+        <w:rPr>
+          <w:rFonts w:eastAsiaTheme="minorEastAsia" w:cstheme="minorHAnsi"/>
+          <w:sz w:val="24"/>
+          <w:szCs w:val="24"/>
+        </w:rPr>
+        <w:t>“</w:t>
+      </w:r>
+      <w:proofErr w:type="spellStart"/>
+      <w:r>
+        <w:rPr>
+          <w:rFonts w:eastAsiaTheme="minorEastAsia" w:cstheme="minorHAnsi"/>
+          <w:sz w:val="24"/>
+          <w:szCs w:val="24"/>
+        </w:rPr>
+        <w:t>Build</w:t>
+      </w:r>
+      <w:proofErr w:type="spellEnd"/>
+      <w:r>
+        <w:rPr>
+          <w:rFonts w:eastAsiaTheme="minorEastAsia" w:cstheme="minorHAnsi"/>
+          <w:sz w:val="24"/>
+          <w:szCs w:val="24"/>
+        </w:rPr>
+        <w:t xml:space="preserve">” fonksiyonu ise </w:t>
+      </w:r>
+      <w:proofErr w:type="spellStart"/>
+      <w:r>
+        <w:rPr>
+          <w:rFonts w:eastAsiaTheme="minorEastAsia" w:cstheme="minorHAnsi"/>
+          <w:sz w:val="24"/>
+          <w:szCs w:val="24"/>
+        </w:rPr>
+        <w:t>Widget</w:t>
+      </w:r>
+      <w:proofErr w:type="spellEnd"/>
+      <w:r>
+        <w:rPr>
+          <w:rFonts w:eastAsiaTheme="minorEastAsia" w:cstheme="minorHAnsi"/>
+          <w:sz w:val="24"/>
+          <w:szCs w:val="24"/>
+        </w:rPr>
+        <w:t xml:space="preserve"> değer döndüren bir fonksiyondur. Bu fonksiyon içerisine bizim uygulamalarımızın temelini oluşturan “</w:t>
+      </w:r>
+      <w:proofErr w:type="spellStart"/>
+      <w:proofErr w:type="gramStart"/>
+      <w:r>
+        <w:rPr>
+          <w:rFonts w:eastAsiaTheme="minorEastAsia" w:cstheme="minorHAnsi"/>
+          <w:sz w:val="24"/>
+          <w:szCs w:val="24"/>
+        </w:rPr>
+        <w:t>MaterialApp</w:t>
+      </w:r>
+      <w:proofErr w:type="spellEnd"/>
+      <w:r>
+        <w:rPr>
+          <w:rFonts w:eastAsiaTheme="minorEastAsia" w:cstheme="minorHAnsi"/>
+          <w:sz w:val="24"/>
+          <w:szCs w:val="24"/>
+        </w:rPr>
+        <w:t>(</w:t>
+      </w:r>
+      <w:proofErr w:type="gramEnd"/>
+      <w:r>
+        <w:rPr>
+          <w:rFonts w:eastAsiaTheme="minorEastAsia" w:cstheme="minorHAnsi"/>
+          <w:sz w:val="24"/>
+          <w:szCs w:val="24"/>
+        </w:rPr>
+        <w:t xml:space="preserve">)” sınıfı </w:t>
+      </w:r>
+      <w:proofErr w:type="spellStart"/>
+      <w:r>
+        <w:rPr>
+          <w:rFonts w:eastAsiaTheme="minorEastAsia" w:cstheme="minorHAnsi"/>
+          <w:sz w:val="24"/>
+          <w:szCs w:val="24"/>
+        </w:rPr>
+        <w:t>return</w:t>
+      </w:r>
+      <w:proofErr w:type="spellEnd"/>
+      <w:r>
+        <w:rPr>
+          <w:rFonts w:eastAsiaTheme="minorEastAsia" w:cstheme="minorHAnsi"/>
+          <w:sz w:val="24"/>
+          <w:szCs w:val="24"/>
+        </w:rPr>
+        <w:t xml:space="preserve"> edilmesi gerekir. Çünkü oluşturacağımız </w:t>
+      </w:r>
+      <w:proofErr w:type="spellStart"/>
+      <w:r>
+        <w:rPr>
+          <w:rFonts w:eastAsiaTheme="minorEastAsia" w:cstheme="minorHAnsi"/>
+          <w:sz w:val="24"/>
+          <w:szCs w:val="24"/>
+        </w:rPr>
+        <w:t>Widgetler</w:t>
+      </w:r>
+      <w:proofErr w:type="spellEnd"/>
+      <w:r>
+        <w:rPr>
+          <w:rFonts w:eastAsiaTheme="minorEastAsia" w:cstheme="minorHAnsi"/>
+          <w:sz w:val="24"/>
+          <w:szCs w:val="24"/>
+        </w:rPr>
+        <w:t xml:space="preserve"> ve uygulama</w:t>
+      </w:r>
+      <w:r>
+        <w:rPr>
+          <w:rFonts w:eastAsiaTheme="minorEastAsia" w:cstheme="minorHAnsi"/>
+          <w:sz w:val="24"/>
+          <w:szCs w:val="24"/>
+        </w:rPr>
+        <w:t>da kullanılacak ekranlar</w:t>
+      </w:r>
+      <w:r>
+        <w:rPr>
+          <w:rFonts w:eastAsiaTheme="minorEastAsia" w:cstheme="minorHAnsi"/>
+          <w:sz w:val="24"/>
+          <w:szCs w:val="24"/>
+        </w:rPr>
+        <w:t xml:space="preserve"> gibi içerikler burada oluşturulur.</w:t>
+      </w:r>
+    </w:p>
+    <w:p>
+      <w:pPr>
+        <w:pStyle w:val="ListeParagraf"/>
+        <w:numPr>
+          <w:ilvl w:val="0"/>
+          <w:numId w:val="42"/>
+        </w:numPr>
+        <w:jc w:val="both"/>
+        <w:rPr>
+          <w:rFonts w:eastAsiaTheme="minorEastAsia" w:cstheme="minorHAnsi"/>
+          <w:b/>
+          <w:bCs/>
+          <w:sz w:val="24"/>
+          <w:szCs w:val="24"/>
+        </w:rPr>
+      </w:pPr>
+      <w:proofErr w:type="spellStart"/>
+      <w:r>
+        <w:rPr>
+          <w:rFonts w:eastAsiaTheme="minorEastAsia" w:cstheme="minorHAnsi"/>
+          <w:sz w:val="24"/>
+          <w:szCs w:val="24"/>
+        </w:rPr>
+        <w:t>MaterialApp</w:t>
+      </w:r>
+      <w:proofErr w:type="spellEnd"/>
+      <w:r>
+        <w:rPr>
+          <w:rFonts w:eastAsiaTheme="minorEastAsia" w:cstheme="minorHAnsi"/>
+          <w:sz w:val="24"/>
+          <w:szCs w:val="24"/>
+        </w:rPr>
+        <w:t xml:space="preserve">’ in </w:t>
+      </w:r>
+      <w:proofErr w:type="spellStart"/>
+      <w:r>
+        <w:rPr>
+          <w:rFonts w:eastAsiaTheme="minorEastAsia" w:cstheme="minorHAnsi"/>
+          <w:sz w:val="24"/>
+          <w:szCs w:val="24"/>
+        </w:rPr>
+        <w:t>home</w:t>
+      </w:r>
+      <w:proofErr w:type="spellEnd"/>
+      <w:r>
+        <w:rPr>
+          <w:rFonts w:eastAsiaTheme="minorEastAsia" w:cstheme="minorHAnsi"/>
+          <w:sz w:val="24"/>
+          <w:szCs w:val="24"/>
+        </w:rPr>
+        <w:t xml:space="preserve"> parametresi bulunmaktadır. Bu parametre uygulamanın nereden başlayacağını belirtir ve içine </w:t>
+      </w:r>
+      <w:proofErr w:type="spellStart"/>
+      <w:r>
+        <w:rPr>
+          <w:rFonts w:eastAsiaTheme="minorEastAsia" w:cstheme="minorHAnsi"/>
+          <w:sz w:val="24"/>
+          <w:szCs w:val="24"/>
+        </w:rPr>
+        <w:t>Widget</w:t>
+      </w:r>
+      <w:proofErr w:type="spellEnd"/>
+      <w:r>
+        <w:rPr>
+          <w:rFonts w:eastAsiaTheme="minorEastAsia" w:cstheme="minorHAnsi"/>
+          <w:sz w:val="24"/>
+          <w:szCs w:val="24"/>
+        </w:rPr>
+        <w:t xml:space="preserve"> değerli elemanlar alır.</w:t>
+      </w:r>
+    </w:p>
+    <w:p>
+      <w:pPr>
+        <w:pStyle w:val="ListeParagraf"/>
+        <w:numPr>
+          <w:ilvl w:val="0"/>
+          <w:numId w:val="42"/>
+        </w:numPr>
+        <w:jc w:val="both"/>
+        <w:rPr>
+          <w:rFonts w:eastAsiaTheme="minorEastAsia" w:cstheme="minorHAnsi"/>
+          <w:b/>
+          <w:bCs/>
+          <w:sz w:val="24"/>
+          <w:szCs w:val="24"/>
+        </w:rPr>
+      </w:pPr>
+      <w:r>
+        <w:rPr>
+          <w:rFonts w:eastAsiaTheme="minorEastAsia" w:cstheme="minorHAnsi"/>
+          <w:sz w:val="24"/>
+          <w:szCs w:val="24"/>
+        </w:rPr>
+        <w:t>“</w:t>
+      </w:r>
+      <w:proofErr w:type="spellStart"/>
+      <w:r>
+        <w:rPr>
+          <w:rFonts w:eastAsiaTheme="minorEastAsia" w:cstheme="minorHAnsi"/>
+          <w:sz w:val="24"/>
+          <w:szCs w:val="24"/>
+        </w:rPr>
+        <w:t>Text</w:t>
+      </w:r>
+      <w:proofErr w:type="spellEnd"/>
+      <w:r>
+        <w:rPr>
+          <w:rFonts w:eastAsiaTheme="minorEastAsia" w:cstheme="minorHAnsi"/>
+          <w:sz w:val="24"/>
+          <w:szCs w:val="24"/>
+        </w:rPr>
+        <w:t xml:space="preserve">” </w:t>
+      </w:r>
+      <w:proofErr w:type="spellStart"/>
+      <w:r>
+        <w:rPr>
+          <w:rFonts w:eastAsiaTheme="minorEastAsia" w:cstheme="minorHAnsi"/>
+          <w:sz w:val="24"/>
+          <w:szCs w:val="24"/>
+        </w:rPr>
+        <w:t>Widgetleri</w:t>
+      </w:r>
+      <w:proofErr w:type="spellEnd"/>
+      <w:r>
+        <w:rPr>
+          <w:rFonts w:eastAsiaTheme="minorEastAsia" w:cstheme="minorHAnsi"/>
+          <w:sz w:val="24"/>
+          <w:szCs w:val="24"/>
+        </w:rPr>
+        <w:t xml:space="preserve"> ise ekranda bulunmasını istediğimiz yazıları oluşturduğumuz bir yapıdır. Bu </w:t>
+      </w:r>
+      <w:proofErr w:type="spellStart"/>
+      <w:r>
+        <w:rPr>
+          <w:rFonts w:eastAsiaTheme="minorEastAsia" w:cstheme="minorHAnsi"/>
+          <w:sz w:val="24"/>
+          <w:szCs w:val="24"/>
+        </w:rPr>
+        <w:t>Widgetin</w:t>
+      </w:r>
+      <w:proofErr w:type="spellEnd"/>
+      <w:r>
+        <w:rPr>
+          <w:rFonts w:eastAsiaTheme="minorEastAsia" w:cstheme="minorHAnsi"/>
+          <w:sz w:val="24"/>
+          <w:szCs w:val="24"/>
+        </w:rPr>
+        <w:t xml:space="preserve"> üzerine geldiğimizde içine </w:t>
+      </w:r>
+      <w:proofErr w:type="spellStart"/>
+      <w:r>
+        <w:rPr>
+          <w:rFonts w:eastAsiaTheme="minorEastAsia" w:cstheme="minorHAnsi"/>
+          <w:sz w:val="24"/>
+          <w:szCs w:val="24"/>
+        </w:rPr>
+        <w:t>String</w:t>
+      </w:r>
+      <w:proofErr w:type="spellEnd"/>
+      <w:r>
+        <w:rPr>
+          <w:rFonts w:eastAsiaTheme="minorEastAsia" w:cstheme="minorHAnsi"/>
+          <w:sz w:val="24"/>
+          <w:szCs w:val="24"/>
+        </w:rPr>
+        <w:t xml:space="preserve"> tipinde zorunlu bir değer aldığını görürüz. </w:t>
+      </w:r>
+      <w:r>
+        <w:rPr>
+          <w:rFonts w:eastAsiaTheme="minorEastAsia" w:cstheme="minorHAnsi"/>
+          <w:sz w:val="24"/>
+          <w:szCs w:val="24"/>
+        </w:rPr>
+        <w:t>Bu yapıyı olduğu gibi kullanırsak ekrana aşağıda görüldüğü gibi kötü bir çıktı verir.</w:t>
+      </w:r>
+    </w:p>
+    <w:p>
+      <w:pPr>
+        <w:jc w:val="center"/>
+        <w:rPr>
+          <w:rFonts w:eastAsiaTheme="minorEastAsia" w:cstheme="minorHAnsi"/>
+          <w:b/>
+          <w:bCs/>
+          <w:sz w:val="24"/>
+          <w:szCs w:val="24"/>
+        </w:rPr>
+      </w:pPr>
+      <w:r>
+        <w:rPr>
+          <w:rFonts w:eastAsiaTheme="minorEastAsia" w:cstheme="minorHAnsi"/>
+          <w:b/>
+          <w:bCs/>
+          <w:noProof/>
+          <w:sz w:val="24"/>
+          <w:szCs w:val="24"/>
+        </w:rPr>
+        <w:lastRenderedPageBreak/>
+        <w:drawing>
+          <wp:inline distT="0" distB="0" distL="0" distR="0" wp14:anchorId="4062F409" wp14:editId="56BDA77F">
+            <wp:extent cx="2997200" cy="6417945"/>
+            <wp:effectExtent l="0" t="0" r="0" b="1905"/>
+            <wp:docPr id="103" name="Resim 103"/>
+            <wp:cNvGraphicFramePr>
+              <a:graphicFrameLocks xmlns:a="http://schemas.openxmlformats.org/drawingml/2006/main" noChangeAspect="1"/>
+            </wp:cNvGraphicFramePr>
+            <a:graphic xmlns:a="http://schemas.openxmlformats.org/drawingml/2006/main">
+              <a:graphicData uri="http://schemas.openxmlformats.org/drawingml/2006/picture">
+                <pic:pic xmlns:pic="http://schemas.openxmlformats.org/drawingml/2006/picture">
+                  <pic:nvPicPr>
+                    <pic:cNvPr id="0" name="Picture 2"/>
+                    <pic:cNvPicPr>
+                      <a:picLocks noChangeAspect="1" noChangeArrowheads="1"/>
+                    </pic:cNvPicPr>
+                  </pic:nvPicPr>
+                  <pic:blipFill>
+                    <a:blip r:embed="rId107">
+                      <a:extLst>
+                        <a:ext uri="{28A0092B-C50C-407E-A947-70E740481C1C}">
+                          <a14:useLocalDpi xmlns:a14="http://schemas.microsoft.com/office/drawing/2010/main" val="0"/>
+                        </a:ext>
+                      </a:extLst>
+                    </a:blip>
+                    <a:srcRect/>
+                    <a:stretch>
+                      <a:fillRect/>
+                    </a:stretch>
+                  </pic:blipFill>
+                  <pic:spPr bwMode="auto">
+                    <a:xfrm>
+                      <a:off x="0" y="0"/>
+                      <a:ext cx="2997200" cy="6417945"/>
+                    </a:xfrm>
+                    <a:prstGeom prst="rect">
+                      <a:avLst/>
+                    </a:prstGeom>
+                    <a:noFill/>
+                    <a:ln>
+                      <a:noFill/>
+                    </a:ln>
+                  </pic:spPr>
+                </pic:pic>
+              </a:graphicData>
+            </a:graphic>
+          </wp:inline>
+        </w:drawing>
+      </w:r>
+    </w:p>
+    <w:p>
+      <w:pPr>
+        <w:pStyle w:val="ListeParagraf"/>
+        <w:numPr>
+          <w:ilvl w:val="0"/>
+          <w:numId w:val="43"/>
+        </w:numPr>
+        <w:jc w:val="both"/>
+        <w:rPr>
+          <w:rFonts w:eastAsiaTheme="minorEastAsia" w:cstheme="minorHAnsi"/>
+          <w:b/>
+          <w:bCs/>
+          <w:sz w:val="24"/>
+          <w:szCs w:val="24"/>
+        </w:rPr>
+      </w:pPr>
+      <w:r>
+        <w:rPr>
+          <w:rFonts w:eastAsiaTheme="minorEastAsia" w:cstheme="minorHAnsi"/>
+          <w:sz w:val="24"/>
+          <w:szCs w:val="24"/>
+        </w:rPr>
+        <w:t>Bunu düzeltmek için “</w:t>
+      </w:r>
+      <w:proofErr w:type="spellStart"/>
+      <w:r>
+        <w:rPr>
+          <w:rFonts w:eastAsiaTheme="minorEastAsia" w:cstheme="minorHAnsi"/>
+          <w:sz w:val="24"/>
+          <w:szCs w:val="24"/>
+        </w:rPr>
+        <w:t>Scaffold</w:t>
+      </w:r>
+      <w:proofErr w:type="spellEnd"/>
+      <w:r>
+        <w:rPr>
+          <w:rFonts w:eastAsiaTheme="minorEastAsia" w:cstheme="minorHAnsi"/>
+          <w:sz w:val="24"/>
+          <w:szCs w:val="24"/>
+        </w:rPr>
+        <w:t xml:space="preserve">” adında bir </w:t>
+      </w:r>
+      <w:proofErr w:type="spellStart"/>
+      <w:r>
+        <w:rPr>
+          <w:rFonts w:eastAsiaTheme="minorEastAsia" w:cstheme="minorHAnsi"/>
+          <w:sz w:val="24"/>
+          <w:szCs w:val="24"/>
+        </w:rPr>
+        <w:t>Widget</w:t>
+      </w:r>
+      <w:proofErr w:type="spellEnd"/>
+      <w:r>
+        <w:rPr>
+          <w:rFonts w:eastAsiaTheme="minorEastAsia" w:cstheme="minorHAnsi"/>
+          <w:sz w:val="24"/>
+          <w:szCs w:val="24"/>
+        </w:rPr>
+        <w:t xml:space="preserve"> bulunmaktadır. Bu </w:t>
+      </w:r>
+      <w:proofErr w:type="spellStart"/>
+      <w:r>
+        <w:rPr>
+          <w:rFonts w:eastAsiaTheme="minorEastAsia" w:cstheme="minorHAnsi"/>
+          <w:sz w:val="24"/>
+          <w:szCs w:val="24"/>
+        </w:rPr>
+        <w:t>Widget</w:t>
+      </w:r>
+      <w:proofErr w:type="spellEnd"/>
+      <w:r>
+        <w:rPr>
+          <w:rFonts w:eastAsiaTheme="minorEastAsia" w:cstheme="minorHAnsi"/>
+          <w:sz w:val="24"/>
+          <w:szCs w:val="24"/>
+        </w:rPr>
+        <w:t xml:space="preserve"> kendi içerisinde bazı </w:t>
+      </w:r>
+      <w:proofErr w:type="spellStart"/>
+      <w:r>
+        <w:rPr>
+          <w:rFonts w:eastAsiaTheme="minorEastAsia" w:cstheme="minorHAnsi"/>
+          <w:sz w:val="24"/>
+          <w:szCs w:val="24"/>
+        </w:rPr>
+        <w:t>Widgetlerin</w:t>
+      </w:r>
+      <w:proofErr w:type="spellEnd"/>
+      <w:r>
+        <w:rPr>
+          <w:rFonts w:eastAsiaTheme="minorEastAsia" w:cstheme="minorHAnsi"/>
+          <w:sz w:val="24"/>
+          <w:szCs w:val="24"/>
+        </w:rPr>
+        <w:t xml:space="preserve"> yerini barındırır. Ve </w:t>
+      </w:r>
+      <w:proofErr w:type="spellStart"/>
+      <w:r>
+        <w:rPr>
+          <w:rFonts w:eastAsiaTheme="minorEastAsia" w:cstheme="minorHAnsi"/>
+          <w:sz w:val="24"/>
+          <w:szCs w:val="24"/>
+        </w:rPr>
+        <w:t>Widget</w:t>
+      </w:r>
+      <w:proofErr w:type="spellEnd"/>
+      <w:r>
+        <w:rPr>
+          <w:rFonts w:eastAsiaTheme="minorEastAsia" w:cstheme="minorHAnsi"/>
+          <w:sz w:val="24"/>
+          <w:szCs w:val="24"/>
+        </w:rPr>
+        <w:t xml:space="preserve"> yerleşiminde daha düzgün bir görüntü elde etmemizi sağlar. </w:t>
+      </w:r>
+      <w:r>
+        <w:rPr>
+          <w:rFonts w:eastAsiaTheme="minorEastAsia" w:cstheme="minorHAnsi"/>
+          <w:sz w:val="24"/>
+          <w:szCs w:val="24"/>
+        </w:rPr>
+        <w:t>Oluşturduğumuz her yeni sayfa için yeni bir “</w:t>
+      </w:r>
+      <w:proofErr w:type="spellStart"/>
+      <w:r>
+        <w:rPr>
+          <w:rFonts w:eastAsiaTheme="minorEastAsia" w:cstheme="minorHAnsi"/>
+          <w:sz w:val="24"/>
+          <w:szCs w:val="24"/>
+        </w:rPr>
+        <w:t>Scaffold</w:t>
+      </w:r>
+      <w:proofErr w:type="spellEnd"/>
+      <w:r>
+        <w:rPr>
+          <w:rFonts w:eastAsiaTheme="minorEastAsia" w:cstheme="minorHAnsi"/>
+          <w:sz w:val="24"/>
+          <w:szCs w:val="24"/>
+        </w:rPr>
+        <w:t xml:space="preserve">” oluştururuz. Bu yapı içerisinde body, </w:t>
+      </w:r>
+      <w:proofErr w:type="spellStart"/>
+      <w:r>
+        <w:rPr>
+          <w:rFonts w:eastAsiaTheme="minorEastAsia" w:cstheme="minorHAnsi"/>
+          <w:sz w:val="24"/>
+          <w:szCs w:val="24"/>
+        </w:rPr>
+        <w:t>appBar</w:t>
+      </w:r>
+      <w:proofErr w:type="spellEnd"/>
+      <w:r>
+        <w:rPr>
+          <w:rFonts w:eastAsiaTheme="minorEastAsia" w:cstheme="minorHAnsi"/>
+          <w:sz w:val="24"/>
+          <w:szCs w:val="24"/>
+        </w:rPr>
+        <w:t xml:space="preserve"> gibi yapılar bulunur. Bir </w:t>
+      </w:r>
+      <w:proofErr w:type="spellStart"/>
+      <w:r>
+        <w:rPr>
+          <w:rFonts w:eastAsiaTheme="minorEastAsia" w:cstheme="minorHAnsi"/>
+          <w:sz w:val="24"/>
+          <w:szCs w:val="24"/>
+        </w:rPr>
+        <w:t>arayüze</w:t>
+      </w:r>
+      <w:proofErr w:type="spellEnd"/>
+      <w:r>
+        <w:rPr>
+          <w:rFonts w:eastAsiaTheme="minorEastAsia" w:cstheme="minorHAnsi"/>
+          <w:sz w:val="24"/>
+          <w:szCs w:val="24"/>
+        </w:rPr>
+        <w:t xml:space="preserve"> </w:t>
+      </w:r>
+      <w:proofErr w:type="spellStart"/>
+      <w:r>
+        <w:rPr>
+          <w:rFonts w:eastAsiaTheme="minorEastAsia" w:cstheme="minorHAnsi"/>
+          <w:sz w:val="24"/>
+          <w:szCs w:val="24"/>
+        </w:rPr>
+        <w:t>appBar</w:t>
+      </w:r>
+      <w:proofErr w:type="spellEnd"/>
+      <w:r>
+        <w:rPr>
+          <w:rFonts w:eastAsiaTheme="minorEastAsia" w:cstheme="minorHAnsi"/>
+          <w:sz w:val="24"/>
+          <w:szCs w:val="24"/>
+        </w:rPr>
+        <w:t xml:space="preserve"> eklemek istersek bunu çağırabiliriz. Ve bu yapı “</w:t>
+      </w:r>
+      <w:proofErr w:type="spellStart"/>
+      <w:r>
+        <w:rPr>
+          <w:rFonts w:eastAsiaTheme="minorEastAsia" w:cstheme="minorHAnsi"/>
+          <w:sz w:val="24"/>
+          <w:szCs w:val="24"/>
+        </w:rPr>
+        <w:t>AppBar</w:t>
+      </w:r>
+      <w:proofErr w:type="spellEnd"/>
+      <w:r>
+        <w:rPr>
+          <w:rFonts w:eastAsiaTheme="minorEastAsia" w:cstheme="minorHAnsi"/>
+          <w:sz w:val="24"/>
+          <w:szCs w:val="24"/>
+        </w:rPr>
+        <w:t xml:space="preserve">” sınıfının </w:t>
+      </w:r>
+      <w:r>
+        <w:rPr>
+          <w:rFonts w:eastAsiaTheme="minorEastAsia" w:cstheme="minorHAnsi"/>
+          <w:sz w:val="24"/>
+          <w:szCs w:val="24"/>
+        </w:rPr>
+        <w:t xml:space="preserve">bir yapısıdır. </w:t>
+      </w:r>
+    </w:p>
+    <w:p>
+      <w:pPr>
+        <w:pStyle w:val="ListeParagraf"/>
+        <w:numPr>
+          <w:ilvl w:val="0"/>
+          <w:numId w:val="43"/>
+        </w:numPr>
+        <w:jc w:val="both"/>
+        <w:rPr>
+          <w:rFonts w:eastAsiaTheme="minorEastAsia" w:cstheme="minorHAnsi"/>
+          <w:b/>
+          <w:bCs/>
+          <w:sz w:val="24"/>
+          <w:szCs w:val="24"/>
+        </w:rPr>
+      </w:pPr>
+      <w:proofErr w:type="spellStart"/>
+      <w:r>
+        <w:rPr>
+          <w:rFonts w:eastAsiaTheme="minorEastAsia" w:cstheme="minorHAnsi"/>
+          <w:sz w:val="24"/>
+          <w:szCs w:val="24"/>
+        </w:rPr>
+        <w:t>App</w:t>
+      </w:r>
+      <w:proofErr w:type="spellEnd"/>
+      <w:r>
+        <w:rPr>
+          <w:rFonts w:eastAsiaTheme="minorEastAsia" w:cstheme="minorHAnsi"/>
+          <w:sz w:val="24"/>
+          <w:szCs w:val="24"/>
+        </w:rPr>
+        <w:t xml:space="preserve"> bar oluşturup bu yapı içerisinde işlemler yapmak istersek çağırdığımız </w:t>
+      </w:r>
+      <w:proofErr w:type="spellStart"/>
+      <w:proofErr w:type="gramStart"/>
+      <w:r>
+        <w:rPr>
+          <w:rFonts w:eastAsiaTheme="minorEastAsia" w:cstheme="minorHAnsi"/>
+          <w:sz w:val="24"/>
+          <w:szCs w:val="24"/>
+        </w:rPr>
+        <w:t>AppBar</w:t>
+      </w:r>
+      <w:proofErr w:type="spellEnd"/>
+      <w:r>
+        <w:rPr>
+          <w:rFonts w:eastAsiaTheme="minorEastAsia" w:cstheme="minorHAnsi"/>
+          <w:sz w:val="24"/>
+          <w:szCs w:val="24"/>
+        </w:rPr>
+        <w:t>(</w:t>
+      </w:r>
+      <w:proofErr w:type="gramEnd"/>
+      <w:r>
+        <w:rPr>
+          <w:rFonts w:eastAsiaTheme="minorEastAsia" w:cstheme="minorHAnsi"/>
+          <w:sz w:val="24"/>
+          <w:szCs w:val="24"/>
+        </w:rPr>
+        <w:t xml:space="preserve">) </w:t>
+      </w:r>
+      <w:proofErr w:type="spellStart"/>
+      <w:r>
+        <w:rPr>
+          <w:rFonts w:eastAsiaTheme="minorEastAsia" w:cstheme="minorHAnsi"/>
+          <w:sz w:val="24"/>
+          <w:szCs w:val="24"/>
+        </w:rPr>
+        <w:t>içersinde</w:t>
+      </w:r>
+      <w:proofErr w:type="spellEnd"/>
+      <w:r>
+        <w:rPr>
+          <w:rFonts w:eastAsiaTheme="minorEastAsia" w:cstheme="minorHAnsi"/>
+          <w:sz w:val="24"/>
+          <w:szCs w:val="24"/>
+        </w:rPr>
+        <w:t xml:space="preserve"> işlemlerimizi yaparız. Örneğin buraya bir başlık eklenebilir </w:t>
+      </w:r>
+      <w:proofErr w:type="gramStart"/>
+      <w:r>
+        <w:rPr>
+          <w:rFonts w:eastAsiaTheme="minorEastAsia" w:cstheme="minorHAnsi"/>
+          <w:sz w:val="24"/>
+          <w:szCs w:val="24"/>
+        </w:rPr>
+        <w:t>yada</w:t>
+      </w:r>
+      <w:proofErr w:type="gramEnd"/>
+      <w:r>
+        <w:rPr>
+          <w:rFonts w:eastAsiaTheme="minorEastAsia" w:cstheme="minorHAnsi"/>
+          <w:sz w:val="24"/>
+          <w:szCs w:val="24"/>
+        </w:rPr>
+        <w:t xml:space="preserve"> oluşturulan bu </w:t>
+      </w:r>
+      <w:proofErr w:type="spellStart"/>
+      <w:r>
+        <w:rPr>
+          <w:rFonts w:eastAsiaTheme="minorEastAsia" w:cstheme="minorHAnsi"/>
+          <w:sz w:val="24"/>
+          <w:szCs w:val="24"/>
+        </w:rPr>
+        <w:t>app</w:t>
+      </w:r>
+      <w:proofErr w:type="spellEnd"/>
+      <w:r>
+        <w:rPr>
+          <w:rFonts w:eastAsiaTheme="minorEastAsia" w:cstheme="minorHAnsi"/>
+          <w:sz w:val="24"/>
+          <w:szCs w:val="24"/>
+        </w:rPr>
+        <w:t xml:space="preserve"> barın arka planı değişebilir. Başlık oluşturmak için </w:t>
+      </w:r>
+      <w:proofErr w:type="spellStart"/>
+      <w:r>
+        <w:rPr>
+          <w:rFonts w:eastAsiaTheme="minorEastAsia" w:cstheme="minorHAnsi"/>
+          <w:sz w:val="24"/>
+          <w:szCs w:val="24"/>
+        </w:rPr>
+        <w:t>title</w:t>
+      </w:r>
+      <w:proofErr w:type="spellEnd"/>
+      <w:r>
+        <w:rPr>
+          <w:rFonts w:eastAsiaTheme="minorEastAsia" w:cstheme="minorHAnsi"/>
+          <w:sz w:val="24"/>
+          <w:szCs w:val="24"/>
+        </w:rPr>
+        <w:t xml:space="preserve">, arka plan için ise </w:t>
+      </w:r>
+      <w:proofErr w:type="spellStart"/>
+      <w:r>
+        <w:rPr>
+          <w:rFonts w:eastAsiaTheme="minorEastAsia" w:cstheme="minorHAnsi"/>
+          <w:sz w:val="24"/>
+          <w:szCs w:val="24"/>
+        </w:rPr>
+        <w:t>backroundColor</w:t>
+      </w:r>
+      <w:proofErr w:type="spellEnd"/>
+      <w:r>
+        <w:rPr>
+          <w:rFonts w:eastAsiaTheme="minorEastAsia" w:cstheme="minorHAnsi"/>
+          <w:sz w:val="24"/>
+          <w:szCs w:val="24"/>
+        </w:rPr>
+        <w:t xml:space="preserve"> isimli bir yapı kullanılır. Bu yapı ise </w:t>
+      </w:r>
+      <w:proofErr w:type="spellStart"/>
+      <w:r>
+        <w:rPr>
+          <w:rFonts w:eastAsiaTheme="minorEastAsia" w:cstheme="minorHAnsi"/>
+          <w:sz w:val="24"/>
+          <w:szCs w:val="24"/>
+        </w:rPr>
+        <w:t>Colors</w:t>
+      </w:r>
+      <w:proofErr w:type="spellEnd"/>
+      <w:r>
+        <w:rPr>
+          <w:rFonts w:eastAsiaTheme="minorEastAsia" w:cstheme="minorHAnsi"/>
+          <w:sz w:val="24"/>
+          <w:szCs w:val="24"/>
+        </w:rPr>
+        <w:t xml:space="preserve"> sınıfı ile çalışır. “</w:t>
+      </w:r>
+      <w:proofErr w:type="spellStart"/>
+      <w:r>
+        <w:rPr>
+          <w:rFonts w:eastAsiaTheme="minorEastAsia" w:cstheme="minorHAnsi"/>
+          <w:sz w:val="24"/>
+          <w:szCs w:val="24"/>
+        </w:rPr>
+        <w:t>Colors</w:t>
+      </w:r>
+      <w:proofErr w:type="spellEnd"/>
+      <w:r>
+        <w:rPr>
+          <w:rFonts w:eastAsiaTheme="minorEastAsia" w:cstheme="minorHAnsi"/>
+          <w:sz w:val="24"/>
+          <w:szCs w:val="24"/>
+        </w:rPr>
+        <w:t xml:space="preserve">.” yazdığımızda ekleyebileceğimiz tüm renkler ekranda görülür. </w:t>
+      </w:r>
+      <w:proofErr w:type="spellStart"/>
+      <w:r>
+        <w:rPr>
+          <w:rFonts w:eastAsiaTheme="minorEastAsia" w:cstheme="minorHAnsi"/>
+          <w:sz w:val="24"/>
+          <w:szCs w:val="24"/>
+        </w:rPr>
+        <w:t>Title</w:t>
+      </w:r>
+      <w:proofErr w:type="spellEnd"/>
+      <w:r>
+        <w:rPr>
+          <w:rFonts w:eastAsiaTheme="minorEastAsia" w:cstheme="minorHAnsi"/>
+          <w:sz w:val="24"/>
+          <w:szCs w:val="24"/>
+        </w:rPr>
+        <w:t xml:space="preserve"> ise içine bir </w:t>
+      </w:r>
+      <w:proofErr w:type="spellStart"/>
+      <w:r>
+        <w:rPr>
+          <w:rFonts w:eastAsiaTheme="minorEastAsia" w:cstheme="minorHAnsi"/>
+          <w:sz w:val="24"/>
+          <w:szCs w:val="24"/>
+        </w:rPr>
+        <w:t>Widget</w:t>
+      </w:r>
+      <w:proofErr w:type="spellEnd"/>
+      <w:r>
+        <w:rPr>
+          <w:rFonts w:eastAsiaTheme="minorEastAsia" w:cstheme="minorHAnsi"/>
+          <w:sz w:val="24"/>
+          <w:szCs w:val="24"/>
+        </w:rPr>
+        <w:t xml:space="preserve"> </w:t>
+      </w:r>
+      <w:r>
+        <w:rPr>
+          <w:rFonts w:eastAsiaTheme="minorEastAsia" w:cstheme="minorHAnsi"/>
+          <w:sz w:val="24"/>
+          <w:szCs w:val="24"/>
+        </w:rPr>
+        <w:lastRenderedPageBreak/>
+        <w:t xml:space="preserve">alır ve bir başlık yazmak istersek bunu </w:t>
+      </w:r>
+      <w:proofErr w:type="spellStart"/>
+      <w:r>
+        <w:rPr>
+          <w:rFonts w:eastAsiaTheme="minorEastAsia" w:cstheme="minorHAnsi"/>
+          <w:sz w:val="24"/>
+          <w:szCs w:val="24"/>
+        </w:rPr>
+        <w:t>Text</w:t>
+      </w:r>
+      <w:proofErr w:type="spellEnd"/>
+      <w:r>
+        <w:rPr>
+          <w:rFonts w:eastAsiaTheme="minorEastAsia" w:cstheme="minorHAnsi"/>
+          <w:sz w:val="24"/>
+          <w:szCs w:val="24"/>
+        </w:rPr>
+        <w:t xml:space="preserve"> sınıfı ile yapabiliriz. </w:t>
+      </w:r>
+      <w:proofErr w:type="gramStart"/>
+      <w:r>
+        <w:rPr>
+          <w:rFonts w:eastAsiaTheme="minorEastAsia" w:cstheme="minorHAnsi"/>
+          <w:sz w:val="24"/>
+          <w:szCs w:val="24"/>
+        </w:rPr>
+        <w:t>Şuana</w:t>
+      </w:r>
+      <w:proofErr w:type="gramEnd"/>
+      <w:r>
+        <w:rPr>
+          <w:rFonts w:eastAsiaTheme="minorEastAsia" w:cstheme="minorHAnsi"/>
+          <w:sz w:val="24"/>
+          <w:szCs w:val="24"/>
+        </w:rPr>
+        <w:t xml:space="preserve"> kadar anlatılan yapıla</w:t>
+      </w:r>
+      <w:r>
+        <w:rPr>
+          <w:rFonts w:eastAsiaTheme="minorEastAsia" w:cstheme="minorHAnsi"/>
+          <w:sz w:val="24"/>
+          <w:szCs w:val="24"/>
+        </w:rPr>
+        <w:t>r</w:t>
+      </w:r>
+      <w:r>
+        <w:rPr>
+          <w:rFonts w:eastAsiaTheme="minorEastAsia" w:cstheme="minorHAnsi"/>
+          <w:sz w:val="24"/>
+          <w:szCs w:val="24"/>
+        </w:rPr>
+        <w:t xml:space="preserve"> kullanılarak aşağıda görülen görsel</w:t>
+      </w:r>
+      <w:r>
+        <w:rPr>
+          <w:rFonts w:eastAsiaTheme="minorEastAsia" w:cstheme="minorHAnsi"/>
+          <w:sz w:val="24"/>
+          <w:szCs w:val="24"/>
+        </w:rPr>
+        <w:t>deki uygulama oluşmuştur.</w:t>
+      </w:r>
+    </w:p>
+    <w:p>
+      <w:pPr>
+        <w:jc w:val="center"/>
+        <w:rPr>
+          <w:rFonts w:eastAsiaTheme="minorEastAsia" w:cstheme="minorHAnsi"/>
+          <w:b/>
+          <w:bCs/>
+          <w:sz w:val="24"/>
+          <w:szCs w:val="24"/>
+        </w:rPr>
+      </w:pPr>
+      <w:r>
+        <w:rPr>
+          <w:rFonts w:eastAsiaTheme="minorEastAsia" w:cstheme="minorHAnsi"/>
+          <w:b/>
+          <w:bCs/>
+          <w:noProof/>
+          <w:sz w:val="24"/>
+          <w:szCs w:val="24"/>
+        </w:rPr>
+        <w:drawing>
+          <wp:inline distT="0" distB="0" distL="0" distR="0" wp14:anchorId="3F5BBF86" wp14:editId="5FDCD5A3">
+            <wp:extent cx="5757545" cy="4834255"/>
+            <wp:effectExtent l="0" t="0" r="0" b="4445"/>
+            <wp:docPr id="104" name="Resim 104"/>
+            <wp:cNvGraphicFramePr>
+              <a:graphicFrameLocks xmlns:a="http://schemas.openxmlformats.org/drawingml/2006/main" noChangeAspect="1"/>
+            </wp:cNvGraphicFramePr>
+            <a:graphic xmlns:a="http://schemas.openxmlformats.org/drawingml/2006/main">
+              <a:graphicData uri="http://schemas.openxmlformats.org/drawingml/2006/picture">
+                <pic:pic xmlns:pic="http://schemas.openxmlformats.org/drawingml/2006/picture">
+                  <pic:nvPicPr>
+                    <pic:cNvPr id="0" name="Picture 3"/>
+                    <pic:cNvPicPr>
+                      <a:picLocks noChangeAspect="1" noChangeArrowheads="1"/>
+                    </pic:cNvPicPr>
+                  </pic:nvPicPr>
+                  <pic:blipFill>
+                    <a:blip r:embed="rId108">
+                      <a:extLst>
+                        <a:ext uri="{28A0092B-C50C-407E-A947-70E740481C1C}">
+                          <a14:useLocalDpi xmlns:a14="http://schemas.microsoft.com/office/drawing/2010/main" val="0"/>
+                        </a:ext>
+                      </a:extLst>
+                    </a:blip>
+                    <a:srcRect/>
+                    <a:stretch>
+                      <a:fillRect/>
+                    </a:stretch>
+                  </pic:blipFill>
+                  <pic:spPr bwMode="auto">
+                    <a:xfrm>
+                      <a:off x="0" y="0"/>
+                      <a:ext cx="5757545" cy="4834255"/>
+                    </a:xfrm>
+                    <a:prstGeom prst="rect">
+                      <a:avLst/>
+                    </a:prstGeom>
+                    <a:noFill/>
+                    <a:ln>
+                      <a:noFill/>
+                    </a:ln>
+                  </pic:spPr>
+                </pic:pic>
+              </a:graphicData>
+            </a:graphic>
+          </wp:inline>
+        </w:drawing>
+      </w:r>
+    </w:p>
+    <w:p>
+      <w:pPr>
         <w:jc w:val="both"/>
         <w:rPr>
           <w:rFonts w:eastAsiaTheme="minorEastAsia" w:cstheme="minorHAnsi"/>
@@ -19262,6 +21393,119 @@
     </w:lvl>
   </w:abstractNum>
   <w:abstractNum w:abstractNumId="4" w15:restartNumberingAfterBreak="0">
+    <w:nsid w:val="0C5D6FB1"/>
+    <w:multiLevelType w:val="hybridMultilevel"/>
+    <w:tmpl w:val="34BA4BDA"/>
+    <w:lvl w:ilvl="0" w:tplc="041F0001">
+      <w:start w:val="1"/>
+      <w:numFmt w:val="bullet"/>
+      <w:lvlText w:val=""/>
+      <w:lvlJc w:val="left"/>
+      <w:pPr>
+        <w:ind w:left="720" w:hanging="360"/>
+      </w:pPr>
+      <w:rPr>
+        <w:rFonts w:ascii="Symbol" w:hAnsi="Symbol" w:hint="default"/>
+      </w:rPr>
+    </w:lvl>
+    <w:lvl w:ilvl="1" w:tplc="041F0003" w:tentative="1">
+      <w:start w:val="1"/>
+      <w:numFmt w:val="bullet"/>
+      <w:lvlText w:val="o"/>
+      <w:lvlJc w:val="left"/>
+      <w:pPr>
+        <w:ind w:left="1440" w:hanging="360"/>
+      </w:pPr>
+      <w:rPr>
+        <w:rFonts w:ascii="Courier New" w:hAnsi="Courier New" w:cs="Courier New" w:hint="default"/>
+      </w:rPr>
+    </w:lvl>
+    <w:lvl w:ilvl="2" w:tplc="041F0005" w:tentative="1">
+      <w:start w:val="1"/>
+      <w:numFmt w:val="bullet"/>
+      <w:lvlText w:val=""/>
+      <w:lvlJc w:val="left"/>
+      <w:pPr>
+        <w:ind w:left="2160" w:hanging="360"/>
+      </w:pPr>
+      <w:rPr>
+        <w:rFonts w:ascii="Wingdings" w:hAnsi="Wingdings" w:hint="default"/>
+      </w:rPr>
+    </w:lvl>
+    <w:lvl w:ilvl="3" w:tplc="041F0001" w:tentative="1">
+      <w:start w:val="1"/>
+      <w:numFmt w:val="bullet"/>
+      <w:lvlText w:val=""/>
+      <w:lvlJc w:val="left"/>
+      <w:pPr>
+        <w:ind w:left="2880" w:hanging="360"/>
+      </w:pPr>
+      <w:rPr>
+        <w:rFonts w:ascii="Symbol" w:hAnsi="Symbol" w:hint="default"/>
+      </w:rPr>
+    </w:lvl>
+    <w:lvl w:ilvl="4" w:tplc="041F0003" w:tentative="1">
+      <w:start w:val="1"/>
+      <w:numFmt w:val="bullet"/>
+      <w:lvlText w:val="o"/>
+      <w:lvlJc w:val="left"/>
+      <w:pPr>
+        <w:ind w:left="3600" w:hanging="360"/>
+      </w:pPr>
+      <w:rPr>
+        <w:rFonts w:ascii="Courier New" w:hAnsi="Courier New" w:cs="Courier New" w:hint="default"/>
+      </w:rPr>
+    </w:lvl>
+    <w:lvl w:ilvl="5" w:tplc="041F0005" w:tentative="1">
+      <w:start w:val="1"/>
+      <w:numFmt w:val="bullet"/>
+      <w:lvlText w:val=""/>
+      <w:lvlJc w:val="left"/>
+      <w:pPr>
+        <w:ind w:left="4320" w:hanging="360"/>
+      </w:pPr>
+      <w:rPr>
+        <w:rFonts w:ascii="Wingdings" w:hAnsi="Wingdings" w:hint="default"/>
+      </w:rPr>
+    </w:lvl>
+    <w:lvl w:ilvl="6" w:tplc="041F0001" w:tentative="1">
+      <w:start w:val="1"/>
+      <w:numFmt w:val="bullet"/>
+      <w:lvlText w:val=""/>
+      <w:lvlJc w:val="left"/>
+      <w:pPr>
+        <w:ind w:left="5040" w:hanging="360"/>
+      </w:pPr>
+      <w:rPr>
+        <w:rFonts w:ascii="Symbol" w:hAnsi="Symbol" w:hint="default"/>
+      </w:rPr>
+    </w:lvl>
+    <w:lvl w:ilvl="7" w:tplc="041F0003" w:tentative="1">
+      <w:start w:val="1"/>
+      <w:numFmt w:val="bullet"/>
+      <w:lvlText w:val="o"/>
+      <w:lvlJc w:val="left"/>
+      <w:pPr>
+        <w:ind w:left="5760" w:hanging="360"/>
+      </w:pPr>
+      <w:rPr>
+        <w:rFonts w:ascii="Courier New" w:hAnsi="Courier New" w:cs="Courier New" w:hint="default"/>
+      </w:rPr>
+    </w:lvl>
+    <w:lvl w:ilvl="8" w:tplc="041F0005" w:tentative="1">
+      <w:start w:val="1"/>
+      <w:numFmt w:val="bullet"/>
+      <w:lvlText w:val=""/>
+      <w:lvlJc w:val="left"/>
+      <w:pPr>
+        <w:ind w:left="6480" w:hanging="360"/>
+      </w:pPr>
+      <w:rPr>
+        <w:rFonts w:ascii="Wingdings" w:hAnsi="Wingdings" w:hint="default"/>
+      </w:rPr>
+    </w:lvl>
+  </w:abstractNum>
+  <w:abstractNum w:abstractNumId="5" w15:restartNumberingAfterBreak="0">
     <w:nsid w:val="0EFD256C"/>
     <w:multiLevelType w:val="hybridMultilevel"/>
     <w:tmpl w:val="9C7E00D0"/>
@@ -19374,7 +21618,7 @@
       </w:rPr>
     </w:lvl>
   </w:abstractNum>
-  <w:abstractNum w:abstractNumId="5" w15:restartNumberingAfterBreak="0">
+  <w:abstractNum w:abstractNumId="6" w15:restartNumberingAfterBreak="0">
     <w:nsid w:val="1387693C"/>
     <w:multiLevelType w:val="hybridMultilevel"/>
     <w:tmpl w:val="E214C5F6"/>
@@ -19487,7 +21731,7 @@
       </w:rPr>
     </w:lvl>
   </w:abstractNum>
-  <w:abstractNum w:abstractNumId="6" w15:restartNumberingAfterBreak="0">
+  <w:abstractNum w:abstractNumId="7" w15:restartNumberingAfterBreak="0">
     <w:nsid w:val="1DAB6B89"/>
     <w:multiLevelType w:val="hybridMultilevel"/>
     <w:tmpl w:val="2BB2A336"/>
@@ -19600,7 +21844,7 @@
       </w:rPr>
     </w:lvl>
   </w:abstractNum>
-  <w:abstractNum w:abstractNumId="7" w15:restartNumberingAfterBreak="0">
+  <w:abstractNum w:abstractNumId="8" w15:restartNumberingAfterBreak="0">
     <w:nsid w:val="1F4B31A7"/>
     <w:multiLevelType w:val="hybridMultilevel"/>
     <w:tmpl w:val="197604D0"/>
@@ -19713,7 +21957,7 @@
       </w:rPr>
     </w:lvl>
   </w:abstractNum>
-  <w:abstractNum w:abstractNumId="8" w15:restartNumberingAfterBreak="0">
+  <w:abstractNum w:abstractNumId="9" w15:restartNumberingAfterBreak="0">
     <w:nsid w:val="200A5F2B"/>
     <w:multiLevelType w:val="hybridMultilevel"/>
     <w:tmpl w:val="641AAAFC"/>
@@ -19826,7 +22070,7 @@
       </w:rPr>
     </w:lvl>
   </w:abstractNum>
-  <w:abstractNum w:abstractNumId="9" w15:restartNumberingAfterBreak="0">
+  <w:abstractNum w:abstractNumId="10" w15:restartNumberingAfterBreak="0">
     <w:nsid w:val="2276435A"/>
     <w:multiLevelType w:val="hybridMultilevel"/>
     <w:tmpl w:val="51DA8100"/>
@@ -19939,7 +22183,7 @@
       </w:rPr>
     </w:lvl>
   </w:abstractNum>
-  <w:abstractNum w:abstractNumId="10" w15:restartNumberingAfterBreak="0">
+  <w:abstractNum w:abstractNumId="11" w15:restartNumberingAfterBreak="0">
     <w:nsid w:val="24A9147B"/>
     <w:multiLevelType w:val="hybridMultilevel"/>
     <w:tmpl w:val="D3AAC46C"/>
@@ -20052,7 +22296,7 @@
       </w:rPr>
     </w:lvl>
   </w:abstractNum>
-  <w:abstractNum w:abstractNumId="11" w15:restartNumberingAfterBreak="0">
+  <w:abstractNum w:abstractNumId="12" w15:restartNumberingAfterBreak="0">
     <w:nsid w:val="260678D1"/>
     <w:multiLevelType w:val="hybridMultilevel"/>
     <w:tmpl w:val="FFEC990A"/>
@@ -20165,7 +22409,7 @@
       </w:rPr>
     </w:lvl>
   </w:abstractNum>
-  <w:abstractNum w:abstractNumId="12" w15:restartNumberingAfterBreak="0">
+  <w:abstractNum w:abstractNumId="13" w15:restartNumberingAfterBreak="0">
     <w:nsid w:val="2ACF03FB"/>
     <w:multiLevelType w:val="hybridMultilevel"/>
     <w:tmpl w:val="B5C86BF2"/>
@@ -20278,7 +22522,7 @@
       </w:rPr>
     </w:lvl>
   </w:abstractNum>
-  <w:abstractNum w:abstractNumId="13" w15:restartNumberingAfterBreak="0">
+  <w:abstractNum w:abstractNumId="14" w15:restartNumberingAfterBreak="0">
     <w:nsid w:val="2D6D626A"/>
     <w:multiLevelType w:val="hybridMultilevel"/>
     <w:tmpl w:val="A446C388"/>
@@ -20391,7 +22635,7 @@
       </w:rPr>
     </w:lvl>
   </w:abstractNum>
-  <w:abstractNum w:abstractNumId="14" w15:restartNumberingAfterBreak="0">
+  <w:abstractNum w:abstractNumId="15" w15:restartNumberingAfterBreak="0">
     <w:nsid w:val="2D711210"/>
     <w:multiLevelType w:val="hybridMultilevel"/>
     <w:tmpl w:val="4AD676BE"/>
@@ -20504,7 +22748,7 @@
       </w:rPr>
     </w:lvl>
   </w:abstractNum>
-  <w:abstractNum w:abstractNumId="15" w15:restartNumberingAfterBreak="0">
+  <w:abstractNum w:abstractNumId="16" w15:restartNumberingAfterBreak="0">
     <w:nsid w:val="2F076744"/>
     <w:multiLevelType w:val="hybridMultilevel"/>
     <w:tmpl w:val="F53A6AC4"/>
@@ -20617,7 +22861,120 @@
       </w:rPr>
     </w:lvl>
   </w:abstractNum>
-  <w:abstractNum w:abstractNumId="16" w15:restartNumberingAfterBreak="0">
+  <w:abstractNum w:abstractNumId="17" w15:restartNumberingAfterBreak="0">
+    <w:nsid w:val="2FEE781A"/>
+    <w:multiLevelType w:val="hybridMultilevel"/>
+    <w:tmpl w:val="ADAE7388"/>
+    <w:lvl w:ilvl="0" w:tplc="041F0001">
+      <w:start w:val="1"/>
+      <w:numFmt w:val="bullet"/>
+      <w:lvlText w:val=""/>
+      <w:lvlJc w:val="left"/>
+      <w:pPr>
+        <w:ind w:left="720" w:hanging="360"/>
+      </w:pPr>
+      <w:rPr>
+        <w:rFonts w:ascii="Symbol" w:hAnsi="Symbol" w:hint="default"/>
+      </w:rPr>
+    </w:lvl>
+    <w:lvl w:ilvl="1" w:tplc="041F0003" w:tentative="1">
+      <w:start w:val="1"/>
+      <w:numFmt w:val="bullet"/>
+      <w:lvlText w:val="o"/>
+      <w:lvlJc w:val="left"/>
+      <w:pPr>
+        <w:ind w:left="1440" w:hanging="360"/>
+      </w:pPr>
+      <w:rPr>
+        <w:rFonts w:ascii="Courier New" w:hAnsi="Courier New" w:cs="Courier New" w:hint="default"/>
+      </w:rPr>
+    </w:lvl>
+    <w:lvl w:ilvl="2" w:tplc="041F0005" w:tentative="1">
+      <w:start w:val="1"/>
+      <w:numFmt w:val="bullet"/>
+      <w:lvlText w:val=""/>
+      <w:lvlJc w:val="left"/>
+      <w:pPr>
+        <w:ind w:left="2160" w:hanging="360"/>
+      </w:pPr>
+      <w:rPr>
+        <w:rFonts w:ascii="Wingdings" w:hAnsi="Wingdings" w:hint="default"/>
+      </w:rPr>
+    </w:lvl>
+    <w:lvl w:ilvl="3" w:tplc="041F0001" w:tentative="1">
+      <w:start w:val="1"/>
+      <w:numFmt w:val="bullet"/>
+      <w:lvlText w:val=""/>
+      <w:lvlJc w:val="left"/>
+      <w:pPr>
+        <w:ind w:left="2880" w:hanging="360"/>
+      </w:pPr>
+      <w:rPr>
+        <w:rFonts w:ascii="Symbol" w:hAnsi="Symbol" w:hint="default"/>
+      </w:rPr>
+    </w:lvl>
+    <w:lvl w:ilvl="4" w:tplc="041F0003" w:tentative="1">
+      <w:start w:val="1"/>
+      <w:numFmt w:val="bullet"/>
+      <w:lvlText w:val="o"/>
+      <w:lvlJc w:val="left"/>
+      <w:pPr>
+        <w:ind w:left="3600" w:hanging="360"/>
+      </w:pPr>
+      <w:rPr>
+        <w:rFonts w:ascii="Courier New" w:hAnsi="Courier New" w:cs="Courier New" w:hint="default"/>
+      </w:rPr>
+    </w:lvl>
+    <w:lvl w:ilvl="5" w:tplc="041F0005" w:tentative="1">
+      <w:start w:val="1"/>
+      <w:numFmt w:val="bullet"/>
+      <w:lvlText w:val=""/>
+      <w:lvlJc w:val="left"/>
+      <w:pPr>
+        <w:ind w:left="4320" w:hanging="360"/>
+      </w:pPr>
+      <w:rPr>
+        <w:rFonts w:ascii="Wingdings" w:hAnsi="Wingdings" w:hint="default"/>
+      </w:rPr>
+    </w:lvl>
+    <w:lvl w:ilvl="6" w:tplc="041F0001" w:tentative="1">
+      <w:start w:val="1"/>
+      <w:numFmt w:val="bullet"/>
+      <w:lvlText w:val=""/>
+      <w:lvlJc w:val="left"/>
+      <w:pPr>
+        <w:ind w:left="5040" w:hanging="360"/>
+      </w:pPr>
+      <w:rPr>
+        <w:rFonts w:ascii="Symbol" w:hAnsi="Symbol" w:hint="default"/>
+      </w:rPr>
+    </w:lvl>
+    <w:lvl w:ilvl="7" w:tplc="041F0003" w:tentative="1">
+      <w:start w:val="1"/>
+      <w:numFmt w:val="bullet"/>
+      <w:lvlText w:val="o"/>
+      <w:lvlJc w:val="left"/>
+      <w:pPr>
+        <w:ind w:left="5760" w:hanging="360"/>
+      </w:pPr>
+      <w:rPr>
+        <w:rFonts w:ascii="Courier New" w:hAnsi="Courier New" w:cs="Courier New" w:hint="default"/>
+      </w:rPr>
+    </w:lvl>
+    <w:lvl w:ilvl="8" w:tplc="041F0005" w:tentative="1">
+      <w:start w:val="1"/>
+      <w:numFmt w:val="bullet"/>
+      <w:lvlText w:val=""/>
+      <w:lvlJc w:val="left"/>
+      <w:pPr>
+        <w:ind w:left="6480" w:hanging="360"/>
+      </w:pPr>
+      <w:rPr>
+        <w:rFonts w:ascii="Wingdings" w:hAnsi="Wingdings" w:hint="default"/>
+      </w:rPr>
+    </w:lvl>
+  </w:abstractNum>
+  <w:abstractNum w:abstractNumId="18" w15:restartNumberingAfterBreak="0">
     <w:nsid w:val="315E27F9"/>
     <w:multiLevelType w:val="hybridMultilevel"/>
     <w:tmpl w:val="D83ACFE8"/>
@@ -20730,7 +23087,7 @@
       </w:rPr>
     </w:lvl>
   </w:abstractNum>
-  <w:abstractNum w:abstractNumId="17" w15:restartNumberingAfterBreak="0">
+  <w:abstractNum w:abstractNumId="19" w15:restartNumberingAfterBreak="0">
     <w:nsid w:val="319B4FCE"/>
     <w:multiLevelType w:val="hybridMultilevel"/>
     <w:tmpl w:val="C0D8CC9A"/>
@@ -20843,7 +23200,7 @@
       </w:rPr>
     </w:lvl>
   </w:abstractNum>
-  <w:abstractNum w:abstractNumId="18" w15:restartNumberingAfterBreak="0">
+  <w:abstractNum w:abstractNumId="20" w15:restartNumberingAfterBreak="0">
     <w:nsid w:val="326C0C08"/>
     <w:multiLevelType w:val="hybridMultilevel"/>
     <w:tmpl w:val="A5E0EBEA"/>
@@ -20956,7 +23313,7 @@
       </w:rPr>
     </w:lvl>
   </w:abstractNum>
-  <w:abstractNum w:abstractNumId="19" w15:restartNumberingAfterBreak="0">
+  <w:abstractNum w:abstractNumId="21" w15:restartNumberingAfterBreak="0">
     <w:nsid w:val="34BF3001"/>
     <w:multiLevelType w:val="hybridMultilevel"/>
     <w:tmpl w:val="99FE40B6"/>
@@ -21069,7 +23426,7 @@
       </w:rPr>
     </w:lvl>
   </w:abstractNum>
-  <w:abstractNum w:abstractNumId="20" w15:restartNumberingAfterBreak="0">
+  <w:abstractNum w:abstractNumId="22" w15:restartNumberingAfterBreak="0">
     <w:nsid w:val="36286918"/>
     <w:multiLevelType w:val="hybridMultilevel"/>
     <w:tmpl w:val="300A614E"/>
@@ -21182,7 +23539,7 @@
       </w:rPr>
     </w:lvl>
   </w:abstractNum>
-  <w:abstractNum w:abstractNumId="21" w15:restartNumberingAfterBreak="0">
+  <w:abstractNum w:abstractNumId="23" w15:restartNumberingAfterBreak="0">
     <w:nsid w:val="391776D2"/>
     <w:multiLevelType w:val="hybridMultilevel"/>
     <w:tmpl w:val="5A3297AC"/>
@@ -21295,7 +23652,7 @@
       </w:rPr>
     </w:lvl>
   </w:abstractNum>
-  <w:abstractNum w:abstractNumId="22" w15:restartNumberingAfterBreak="0">
+  <w:abstractNum w:abstractNumId="24" w15:restartNumberingAfterBreak="0">
     <w:nsid w:val="3C390BC8"/>
     <w:multiLevelType w:val="hybridMultilevel"/>
     <w:tmpl w:val="2990F534"/>
@@ -21408,7 +23765,7 @@
       </w:rPr>
     </w:lvl>
   </w:abstractNum>
-  <w:abstractNum w:abstractNumId="23" w15:restartNumberingAfterBreak="0">
+  <w:abstractNum w:abstractNumId="25" w15:restartNumberingAfterBreak="0">
     <w:nsid w:val="3CA00FA9"/>
     <w:multiLevelType w:val="hybridMultilevel"/>
     <w:tmpl w:val="1492AC28"/>
@@ -21521,7 +23878,120 @@
       </w:rPr>
     </w:lvl>
   </w:abstractNum>
-  <w:abstractNum w:abstractNumId="24" w15:restartNumberingAfterBreak="0">
+  <w:abstractNum w:abstractNumId="26" w15:restartNumberingAfterBreak="0">
+    <w:nsid w:val="4F583C01"/>
+    <w:multiLevelType w:val="hybridMultilevel"/>
+    <w:tmpl w:val="6E760BE6"/>
+    <w:lvl w:ilvl="0" w:tplc="041F0001">
+      <w:start w:val="1"/>
+      <w:numFmt w:val="bullet"/>
+      <w:lvlText w:val=""/>
+      <w:lvlJc w:val="left"/>
+      <w:pPr>
+        <w:ind w:left="720" w:hanging="360"/>
+      </w:pPr>
+      <w:rPr>
+        <w:rFonts w:ascii="Symbol" w:hAnsi="Symbol" w:hint="default"/>
+      </w:rPr>
+    </w:lvl>
+    <w:lvl w:ilvl="1" w:tplc="041F0003" w:tentative="1">
+      <w:start w:val="1"/>
+      <w:numFmt w:val="bullet"/>
+      <w:lvlText w:val="o"/>
+      <w:lvlJc w:val="left"/>
+      <w:pPr>
+        <w:ind w:left="1440" w:hanging="360"/>
+      </w:pPr>
+      <w:rPr>
+        <w:rFonts w:ascii="Courier New" w:hAnsi="Courier New" w:cs="Courier New" w:hint="default"/>
+      </w:rPr>
+    </w:lvl>
+    <w:lvl w:ilvl="2" w:tplc="041F0005" w:tentative="1">
+      <w:start w:val="1"/>
+      <w:numFmt w:val="bullet"/>
+      <w:lvlText w:val=""/>
+      <w:lvlJc w:val="left"/>
+      <w:pPr>
+        <w:ind w:left="2160" w:hanging="360"/>
+      </w:pPr>
+      <w:rPr>
+        <w:rFonts w:ascii="Wingdings" w:hAnsi="Wingdings" w:hint="default"/>
+      </w:rPr>
+    </w:lvl>
+    <w:lvl w:ilvl="3" w:tplc="041F0001" w:tentative="1">
+      <w:start w:val="1"/>
+      <w:numFmt w:val="bullet"/>
+      <w:lvlText w:val=""/>
+      <w:lvlJc w:val="left"/>
+      <w:pPr>
+        <w:ind w:left="2880" w:hanging="360"/>
+      </w:pPr>
+      <w:rPr>
+        <w:rFonts w:ascii="Symbol" w:hAnsi="Symbol" w:hint="default"/>
+      </w:rPr>
+    </w:lvl>
+    <w:lvl w:ilvl="4" w:tplc="041F0003" w:tentative="1">
+      <w:start w:val="1"/>
+      <w:numFmt w:val="bullet"/>
+      <w:lvlText w:val="o"/>
+      <w:lvlJc w:val="left"/>
+      <w:pPr>
+        <w:ind w:left="3600" w:hanging="360"/>
+      </w:pPr>
+      <w:rPr>
+        <w:rFonts w:ascii="Courier New" w:hAnsi="Courier New" w:cs="Courier New" w:hint="default"/>
+      </w:rPr>
+    </w:lvl>
+    <w:lvl w:ilvl="5" w:tplc="041F0005" w:tentative="1">
+      <w:start w:val="1"/>
+      <w:numFmt w:val="bullet"/>
+      <w:lvlText w:val=""/>
+      <w:lvlJc w:val="left"/>
+      <w:pPr>
+        <w:ind w:left="4320" w:hanging="360"/>
+      </w:pPr>
+      <w:rPr>
+        <w:rFonts w:ascii="Wingdings" w:hAnsi="Wingdings" w:hint="default"/>
+      </w:rPr>
+    </w:lvl>
+    <w:lvl w:ilvl="6" w:tplc="041F0001" w:tentative="1">
+      <w:start w:val="1"/>
+      <w:numFmt w:val="bullet"/>
+      <w:lvlText w:val=""/>
+      <w:lvlJc w:val="left"/>
+      <w:pPr>
+        <w:ind w:left="5040" w:hanging="360"/>
+      </w:pPr>
+      <w:rPr>
+        <w:rFonts w:ascii="Symbol" w:hAnsi="Symbol" w:hint="default"/>
+      </w:rPr>
+    </w:lvl>
+    <w:lvl w:ilvl="7" w:tplc="041F0003" w:tentative="1">
+      <w:start w:val="1"/>
+      <w:numFmt w:val="bullet"/>
+      <w:lvlText w:val="o"/>
+      <w:lvlJc w:val="left"/>
+      <w:pPr>
+        <w:ind w:left="5760" w:hanging="360"/>
+      </w:pPr>
+      <w:rPr>
+        <w:rFonts w:ascii="Courier New" w:hAnsi="Courier New" w:cs="Courier New" w:hint="default"/>
+      </w:rPr>
+    </w:lvl>
+    <w:lvl w:ilvl="8" w:tplc="041F0005" w:tentative="1">
+      <w:start w:val="1"/>
+      <w:numFmt w:val="bullet"/>
+      <w:lvlText w:val=""/>
+      <w:lvlJc w:val="left"/>
+      <w:pPr>
+        <w:ind w:left="6480" w:hanging="360"/>
+      </w:pPr>
+      <w:rPr>
+        <w:rFonts w:ascii="Wingdings" w:hAnsi="Wingdings" w:hint="default"/>
+      </w:rPr>
+    </w:lvl>
+  </w:abstractNum>
+  <w:abstractNum w:abstractNumId="27" w15:restartNumberingAfterBreak="0">
     <w:nsid w:val="623E34A8"/>
     <w:multiLevelType w:val="hybridMultilevel"/>
     <w:tmpl w:val="ED00BFE0"/>
@@ -21634,7 +24104,7 @@
       </w:rPr>
     </w:lvl>
   </w:abstractNum>
-  <w:abstractNum w:abstractNumId="25" w15:restartNumberingAfterBreak="0">
+  <w:abstractNum w:abstractNumId="28" w15:restartNumberingAfterBreak="0">
     <w:nsid w:val="63521734"/>
     <w:multiLevelType w:val="hybridMultilevel"/>
     <w:tmpl w:val="75AEF854"/>
@@ -21747,7 +24217,7 @@
       </w:rPr>
     </w:lvl>
   </w:abstractNum>
-  <w:abstractNum w:abstractNumId="26" w15:restartNumberingAfterBreak="0">
+  <w:abstractNum w:abstractNumId="29" w15:restartNumberingAfterBreak="0">
     <w:nsid w:val="65536E9F"/>
     <w:multiLevelType w:val="hybridMultilevel"/>
     <w:tmpl w:val="A3AEE240"/>
@@ -21860,7 +24330,7 @@
       </w:rPr>
     </w:lvl>
   </w:abstractNum>
-  <w:abstractNum w:abstractNumId="27" w15:restartNumberingAfterBreak="0">
+  <w:abstractNum w:abstractNumId="30" w15:restartNumberingAfterBreak="0">
     <w:nsid w:val="65D84BB8"/>
     <w:multiLevelType w:val="hybridMultilevel"/>
     <w:tmpl w:val="02443F50"/>
@@ -21973,7 +24443,7 @@
       </w:rPr>
     </w:lvl>
   </w:abstractNum>
-  <w:abstractNum w:abstractNumId="28" w15:restartNumberingAfterBreak="0">
+  <w:abstractNum w:abstractNumId="31" w15:restartNumberingAfterBreak="0">
     <w:nsid w:val="67724656"/>
     <w:multiLevelType w:val="hybridMultilevel"/>
     <w:tmpl w:val="3AE85FB2"/>
@@ -22086,7 +24556,7 @@
       </w:rPr>
     </w:lvl>
   </w:abstractNum>
-  <w:abstractNum w:abstractNumId="29" w15:restartNumberingAfterBreak="0">
+  <w:abstractNum w:abstractNumId="32" w15:restartNumberingAfterBreak="0">
     <w:nsid w:val="6D715B1B"/>
     <w:multiLevelType w:val="hybridMultilevel"/>
     <w:tmpl w:val="B39E3F10"/>
@@ -22199,7 +24669,7 @@
       </w:rPr>
     </w:lvl>
   </w:abstractNum>
-  <w:abstractNum w:abstractNumId="30" w15:restartNumberingAfterBreak="0">
+  <w:abstractNum w:abstractNumId="33" w15:restartNumberingAfterBreak="0">
     <w:nsid w:val="702809DF"/>
     <w:multiLevelType w:val="hybridMultilevel"/>
     <w:tmpl w:val="918C1382"/>
@@ -22312,7 +24782,7 @@
       </w:rPr>
     </w:lvl>
   </w:abstractNum>
-  <w:abstractNum w:abstractNumId="31" w15:restartNumberingAfterBreak="0">
+  <w:abstractNum w:abstractNumId="34" w15:restartNumberingAfterBreak="0">
     <w:nsid w:val="71F91E57"/>
     <w:multiLevelType w:val="hybridMultilevel"/>
     <w:tmpl w:val="8C02D384"/>
@@ -22425,7 +24895,7 @@
       </w:rPr>
     </w:lvl>
   </w:abstractNum>
-  <w:abstractNum w:abstractNumId="32" w15:restartNumberingAfterBreak="0">
+  <w:abstractNum w:abstractNumId="35" w15:restartNumberingAfterBreak="0">
     <w:nsid w:val="75D94CD0"/>
     <w:multiLevelType w:val="hybridMultilevel"/>
     <w:tmpl w:val="72140C28"/>
@@ -22538,7 +25008,7 @@
       </w:rPr>
     </w:lvl>
   </w:abstractNum>
-  <w:abstractNum w:abstractNumId="33" w15:restartNumberingAfterBreak="0">
+  <w:abstractNum w:abstractNumId="36" w15:restartNumberingAfterBreak="0">
     <w:nsid w:val="768528AD"/>
     <w:multiLevelType w:val="hybridMultilevel"/>
     <w:tmpl w:val="5608052A"/>
@@ -22651,7 +25121,7 @@
       </w:rPr>
     </w:lvl>
   </w:abstractNum>
-  <w:abstractNum w:abstractNumId="34" w15:restartNumberingAfterBreak="0">
+  <w:abstractNum w:abstractNumId="37" w15:restartNumberingAfterBreak="0">
     <w:nsid w:val="76BC5C42"/>
     <w:multiLevelType w:val="hybridMultilevel"/>
     <w:tmpl w:val="5518053E"/>
@@ -22764,7 +25234,7 @@
       </w:rPr>
     </w:lvl>
   </w:abstractNum>
-  <w:abstractNum w:abstractNumId="35" w15:restartNumberingAfterBreak="0">
+  <w:abstractNum w:abstractNumId="38" w15:restartNumberingAfterBreak="0">
     <w:nsid w:val="773467B9"/>
     <w:multiLevelType w:val="hybridMultilevel"/>
     <w:tmpl w:val="DC3A3A52"/>
@@ -22877,7 +25347,7 @@
       </w:rPr>
     </w:lvl>
   </w:abstractNum>
-  <w:abstractNum w:abstractNumId="36" w15:restartNumberingAfterBreak="0">
+  <w:abstractNum w:abstractNumId="39" w15:restartNumberingAfterBreak="0">
     <w:nsid w:val="7B7E5CE2"/>
     <w:multiLevelType w:val="hybridMultilevel"/>
     <w:tmpl w:val="FA145B50"/>
@@ -22990,7 +25460,7 @@
       </w:rPr>
     </w:lvl>
   </w:abstractNum>
-  <w:abstractNum w:abstractNumId="37" w15:restartNumberingAfterBreak="0">
+  <w:abstractNum w:abstractNumId="40" w15:restartNumberingAfterBreak="0">
     <w:nsid w:val="7BD02792"/>
     <w:multiLevelType w:val="hybridMultilevel"/>
     <w:tmpl w:val="7CEAA1B4"/>
@@ -23103,7 +25573,7 @@
       </w:rPr>
     </w:lvl>
   </w:abstractNum>
-  <w:abstractNum w:abstractNumId="38" w15:restartNumberingAfterBreak="0">
+  <w:abstractNum w:abstractNumId="41" w15:restartNumberingAfterBreak="0">
     <w:nsid w:val="7E6954EE"/>
     <w:multiLevelType w:val="hybridMultilevel"/>
     <w:tmpl w:val="81F29EE0"/>
@@ -23216,7 +25686,7 @@
       </w:rPr>
     </w:lvl>
   </w:abstractNum>
-  <w:abstractNum w:abstractNumId="39" w15:restartNumberingAfterBreak="0">
+  <w:abstractNum w:abstractNumId="42" w15:restartNumberingAfterBreak="0">
     <w:nsid w:val="7F326269"/>
     <w:multiLevelType w:val="hybridMultilevel"/>
     <w:tmpl w:val="5C4653D0"/>
@@ -23330,124 +25800,133 @@
     </w:lvl>
   </w:abstractNum>
   <w:num w:numId="1" w16cid:durableId="1240142629">
+    <w:abstractNumId w:val="22"/>
+  </w:num>
+  <w:num w:numId="2" w16cid:durableId="1183930694">
+    <w:abstractNumId w:val="14"/>
+  </w:num>
+  <w:num w:numId="3" w16cid:durableId="206992728">
+    <w:abstractNumId w:val="41"/>
+  </w:num>
+  <w:num w:numId="4" w16cid:durableId="1009986807">
+    <w:abstractNumId w:val="16"/>
+  </w:num>
+  <w:num w:numId="5" w16cid:durableId="929699950">
+    <w:abstractNumId w:val="31"/>
+  </w:num>
+  <w:num w:numId="6" w16cid:durableId="226570523">
+    <w:abstractNumId w:val="6"/>
+  </w:num>
+  <w:num w:numId="7" w16cid:durableId="282423514">
+    <w:abstractNumId w:val="19"/>
+  </w:num>
+  <w:num w:numId="8" w16cid:durableId="1555581000">
     <w:abstractNumId w:val="20"/>
   </w:num>
-  <w:num w:numId="2" w16cid:durableId="1183930694">
-    <w:abstractNumId w:val="13"/>
+  <w:num w:numId="9" w16cid:durableId="836920673">
+    <w:abstractNumId w:val="42"/>
   </w:num>
-  <w:num w:numId="3" w16cid:durableId="206992728">
-    <w:abstractNumId w:val="38"/>
+  <w:num w:numId="10" w16cid:durableId="1126968957">
+    <w:abstractNumId w:val="18"/>
   </w:num>
-  <w:num w:numId="4" w16cid:durableId="1009986807">
+  <w:num w:numId="11" w16cid:durableId="264966275">
     <w:abstractNumId w:val="15"/>
   </w:num>
-  <w:num w:numId="5" w16cid:durableId="929699950">
-    <w:abstractNumId w:val="28"/>
-  </w:num>
-  <w:num w:numId="6" w16cid:durableId="226570523">
-    <w:abstractNumId w:val="5"/>
-  </w:num>
-  <w:num w:numId="7" w16cid:durableId="282423514">
-    <w:abstractNumId w:val="17"/>
-  </w:num>
-  <w:num w:numId="8" w16cid:durableId="1555581000">
-    <w:abstractNumId w:val="18"/>
-  </w:num>
-  <w:num w:numId="9" w16cid:durableId="836920673">
-    <w:abstractNumId w:val="39"/>
-  </w:num>
-  <w:num w:numId="10" w16cid:durableId="1126968957">
-    <w:abstractNumId w:val="16"/>
-  </w:num>
-  <w:num w:numId="11" w16cid:durableId="264966275">
-    <w:abstractNumId w:val="14"/>
-  </w:num>
   <w:num w:numId="12" w16cid:durableId="1920947218">
-    <w:abstractNumId w:val="37"/>
+    <w:abstractNumId w:val="40"/>
   </w:num>
   <w:num w:numId="13" w16cid:durableId="1175799366">
-    <w:abstractNumId w:val="8"/>
+    <w:abstractNumId w:val="9"/>
   </w:num>
   <w:num w:numId="14" w16cid:durableId="1692995543">
-    <w:abstractNumId w:val="26"/>
+    <w:abstractNumId w:val="29"/>
   </w:num>
   <w:num w:numId="15" w16cid:durableId="310208618">
     <w:abstractNumId w:val="0"/>
   </w:num>
   <w:num w:numId="16" w16cid:durableId="1011178775">
-    <w:abstractNumId w:val="35"/>
+    <w:abstractNumId w:val="38"/>
   </w:num>
   <w:num w:numId="17" w16cid:durableId="8139011">
     <w:abstractNumId w:val="1"/>
   </w:num>
   <w:num w:numId="18" w16cid:durableId="1436050071">
+    <w:abstractNumId w:val="35"/>
+  </w:num>
+  <w:num w:numId="19" w16cid:durableId="301008284">
     <w:abstractNumId w:val="32"/>
   </w:num>
-  <w:num w:numId="19" w16cid:durableId="301008284">
-    <w:abstractNumId w:val="29"/>
-  </w:num>
   <w:num w:numId="20" w16cid:durableId="1360282718">
-    <w:abstractNumId w:val="36"/>
+    <w:abstractNumId w:val="39"/>
   </w:num>
   <w:num w:numId="21" w16cid:durableId="863984917">
-    <w:abstractNumId w:val="12"/>
+    <w:abstractNumId w:val="13"/>
   </w:num>
   <w:num w:numId="22" w16cid:durableId="1045562934">
     <w:abstractNumId w:val="3"/>
   </w:num>
   <w:num w:numId="23" w16cid:durableId="67927404">
-    <w:abstractNumId w:val="24"/>
+    <w:abstractNumId w:val="27"/>
   </w:num>
   <w:num w:numId="24" w16cid:durableId="401410491">
-    <w:abstractNumId w:val="4"/>
+    <w:abstractNumId w:val="5"/>
   </w:num>
   <w:num w:numId="25" w16cid:durableId="452407282">
-    <w:abstractNumId w:val="7"/>
+    <w:abstractNumId w:val="8"/>
   </w:num>
   <w:num w:numId="26" w16cid:durableId="995454962">
+    <w:abstractNumId w:val="36"/>
+  </w:num>
+  <w:num w:numId="27" w16cid:durableId="1511064878">
     <w:abstractNumId w:val="33"/>
   </w:num>
-  <w:num w:numId="27" w16cid:durableId="1511064878">
-    <w:abstractNumId w:val="30"/>
-  </w:num>
   <w:num w:numId="28" w16cid:durableId="1903908648">
-    <w:abstractNumId w:val="31"/>
+    <w:abstractNumId w:val="34"/>
   </w:num>
   <w:num w:numId="29" w16cid:durableId="760763497">
     <w:abstractNumId w:val="2"/>
   </w:num>
   <w:num w:numId="30" w16cid:durableId="1130513020">
+    <w:abstractNumId w:val="28"/>
+  </w:num>
+  <w:num w:numId="31" w16cid:durableId="333803331">
+    <w:abstractNumId w:val="21"/>
+  </w:num>
+  <w:num w:numId="32" w16cid:durableId="883905465">
+    <w:abstractNumId w:val="12"/>
+  </w:num>
+  <w:num w:numId="33" w16cid:durableId="355966">
+    <w:abstractNumId w:val="11"/>
+  </w:num>
+  <w:num w:numId="34" w16cid:durableId="1276907690">
+    <w:abstractNumId w:val="37"/>
+  </w:num>
+  <w:num w:numId="35" w16cid:durableId="779182352">
+    <w:abstractNumId w:val="30"/>
+  </w:num>
+  <w:num w:numId="36" w16cid:durableId="1462574516">
+    <w:abstractNumId w:val="24"/>
+  </w:num>
+  <w:num w:numId="37" w16cid:durableId="438912399">
+    <w:abstractNumId w:val="23"/>
+  </w:num>
+  <w:num w:numId="38" w16cid:durableId="971134812">
     <w:abstractNumId w:val="25"/>
   </w:num>
-  <w:num w:numId="31" w16cid:durableId="333803331">
-    <w:abstractNumId w:val="19"/>
-  </w:num>
-  <w:num w:numId="32" w16cid:durableId="883905465">
-    <w:abstractNumId w:val="11"/>
-  </w:num>
-  <w:num w:numId="33" w16cid:durableId="355966">
+  <w:num w:numId="39" w16cid:durableId="423579226">
     <w:abstractNumId w:val="10"/>
   </w:num>
-  <w:num w:numId="34" w16cid:durableId="1276907690">
-    <w:abstractNumId w:val="34"/>
+  <w:num w:numId="40" w16cid:durableId="364256705">
+    <w:abstractNumId w:val="7"/>
   </w:num>
-  <w:num w:numId="35" w16cid:durableId="779182352">
-    <w:abstractNumId w:val="27"/>
+  <w:num w:numId="41" w16cid:durableId="826824905">
+    <w:abstractNumId w:val="26"/>
   </w:num>
-  <w:num w:numId="36" w16cid:durableId="1462574516">
-    <w:abstractNumId w:val="22"/>
+  <w:num w:numId="42" w16cid:durableId="1220820479">
+    <w:abstractNumId w:val="17"/>
   </w:num>
-  <w:num w:numId="37" w16cid:durableId="438912399">
-    <w:abstractNumId w:val="21"/>
-  </w:num>
-  <w:num w:numId="38" w16cid:durableId="971134812">
-    <w:abstractNumId w:val="23"/>
-  </w:num>
-  <w:num w:numId="39" w16cid:durableId="423579226">
-    <w:abstractNumId w:val="9"/>
-  </w:num>
-  <w:num w:numId="40" w16cid:durableId="364256705">
-    <w:abstractNumId w:val="6"/>
+  <w:num w:numId="43" w16cid:durableId="130758943">
+    <w:abstractNumId w:val="4"/>
   </w:num>
   <w:numIdMacAtCleanup w:val="40"/>
 </w:numbering>

--- a/Dart ve Flutter Dökumanı.docx
+++ b/Dart ve Flutter Dökumanı.docx
@@ -2551,25 +2551,25 @@
           <w:sz w:val="24"/>
           <w:szCs w:val="24"/>
         </w:rPr>
-        <w:t xml:space="preserve"> ile kullanıcıdan veri istenir. Bu komut sadece </w:t>
-      </w:r>
-      <w:proofErr w:type="spellStart"/>
-      <w:r>
-        <w:rPr>
-          <w:rFonts w:eastAsiaTheme="minorEastAsia" w:cstheme="minorHAnsi"/>
-          <w:sz w:val="24"/>
-          <w:szCs w:val="24"/>
-        </w:rPr>
-        <w:t>String</w:t>
-      </w:r>
-      <w:proofErr w:type="spellEnd"/>
-      <w:r>
-        <w:rPr>
-          <w:rFonts w:eastAsiaTheme="minorEastAsia" w:cstheme="minorHAnsi"/>
-          <w:sz w:val="24"/>
-          <w:szCs w:val="24"/>
-        </w:rPr>
-        <w:t xml:space="preserve"> ifadeleri içinde tutar.</w:t>
+        <w:t xml:space="preserve"> ile kullanıcıdan veri istenir. Bu komut sadece String ifadeleri i</w:t>
+      </w:r>
+      <w:proofErr w:type="spellStart"/>
+      <w:r>
+        <w:rPr>
+          <w:rFonts w:eastAsiaTheme="minorEastAsia" w:cstheme="minorHAnsi"/>
+          <w:sz w:val="24"/>
+          <w:szCs w:val="24"/>
+        </w:rPr>
+        <w:t>çinde</w:t>
+      </w:r>
+      <w:proofErr w:type="spellEnd"/>
+      <w:r>
+        <w:rPr>
+          <w:rFonts w:eastAsiaTheme="minorEastAsia" w:cstheme="minorHAnsi"/>
+          <w:sz w:val="24"/>
+          <w:szCs w:val="24"/>
+        </w:rPr>
+        <w:t xml:space="preserve"> tutar.</w:t>
       </w:r>
     </w:p>
     <w:p>
@@ -7811,43 +7811,7 @@
           <w:sz w:val="24"/>
           <w:szCs w:val="24"/>
         </w:rPr>
-        <w:t xml:space="preserve">. Metot ve </w:t>
-      </w:r>
-      <w:proofErr w:type="spellStart"/>
-      <w:r>
-        <w:rPr>
-          <w:rFonts w:eastAsiaTheme="minorEastAsia" w:cstheme="minorHAnsi"/>
-          <w:sz w:val="24"/>
-          <w:szCs w:val="24"/>
-        </w:rPr>
-        <w:t>instance</w:t>
-      </w:r>
-      <w:proofErr w:type="spellEnd"/>
-      <w:r>
-        <w:rPr>
-          <w:rFonts w:eastAsiaTheme="minorEastAsia" w:cstheme="minorHAnsi"/>
-          <w:sz w:val="24"/>
-          <w:szCs w:val="24"/>
-        </w:rPr>
-        <w:t xml:space="preserve"> </w:t>
-      </w:r>
-      <w:proofErr w:type="spellStart"/>
-      <w:r>
-        <w:rPr>
-          <w:rFonts w:eastAsiaTheme="minorEastAsia" w:cstheme="minorHAnsi"/>
-          <w:sz w:val="24"/>
-          <w:szCs w:val="24"/>
-        </w:rPr>
-        <w:t>veriables</w:t>
-      </w:r>
-      <w:proofErr w:type="spellEnd"/>
-      <w:r>
-        <w:rPr>
-          <w:rFonts w:eastAsiaTheme="minorEastAsia" w:cstheme="minorHAnsi"/>
-          <w:sz w:val="24"/>
-          <w:szCs w:val="24"/>
-        </w:rPr>
-        <w:t xml:space="preserve"> “{}” arasına yazılır.</w:t>
+        <w:t>. Metot ve instance veriables “{}” arasına yazılır.</w:t>
       </w:r>
     </w:p>
     <w:p>
@@ -19806,15 +19770,7 @@
           <w:sz w:val="24"/>
           <w:szCs w:val="24"/>
         </w:rPr>
-        <w:t xml:space="preserve">Kendimiz bir sınıf oluştururken temeli </w:t>
-      </w:r>
-      <w:r>
-        <w:rPr>
-          <w:rFonts w:eastAsiaTheme="minorEastAsia" w:cstheme="minorHAnsi"/>
-          <w:sz w:val="24"/>
-          <w:szCs w:val="24"/>
-        </w:rPr>
-        <w:t>“</w:t>
+        <w:t>Kendimiz bir sınıf oluştururken temeli “</w:t>
       </w:r>
       <w:proofErr w:type="spellStart"/>
       <w:r>
@@ -19868,15 +19824,7 @@
           <w:sz w:val="24"/>
           <w:szCs w:val="24"/>
         </w:rPr>
-        <w:t>”</w:t>
-      </w:r>
-      <w:r>
-        <w:rPr>
-          <w:rFonts w:eastAsiaTheme="minorEastAsia" w:cstheme="minorHAnsi"/>
-          <w:sz w:val="24"/>
-          <w:szCs w:val="24"/>
-        </w:rPr>
-        <w:t xml:space="preserve"> oluşmalı demiştik. Bu sınıflar ise </w:t>
+        <w:t xml:space="preserve">” oluşmalı demiştik. Bu sınıflar ise </w:t>
       </w:r>
       <w:proofErr w:type="spellStart"/>
       <w:r>
@@ -20540,6 +20488,310 @@
           <w:szCs w:val="24"/>
         </w:rPr>
       </w:pPr>
+      <w:r>
+        <w:rPr>
+          <w:rFonts w:eastAsiaTheme="minorEastAsia" w:cstheme="minorHAnsi"/>
+          <w:sz w:val="24"/>
+          <w:szCs w:val="24"/>
+        </w:rPr>
+        <w:t xml:space="preserve">Biz </w:t>
+      </w:r>
+      <w:proofErr w:type="spellStart"/>
+      <w:r>
+        <w:rPr>
+          <w:rFonts w:eastAsiaTheme="minorEastAsia" w:cstheme="minorHAnsi"/>
+          <w:sz w:val="24"/>
+          <w:szCs w:val="24"/>
+        </w:rPr>
+        <w:t>MaterialApp</w:t>
+      </w:r>
+      <w:proofErr w:type="spellEnd"/>
+      <w:r>
+        <w:rPr>
+          <w:rFonts w:eastAsiaTheme="minorEastAsia" w:cstheme="minorHAnsi"/>
+          <w:sz w:val="24"/>
+          <w:szCs w:val="24"/>
+        </w:rPr>
+        <w:t xml:space="preserve"> sınıfını çağırdığımız zaman </w:t>
+      </w:r>
+      <w:r>
+        <w:rPr>
+          <w:rFonts w:eastAsiaTheme="minorEastAsia" w:cstheme="minorHAnsi"/>
+          <w:sz w:val="24"/>
+          <w:szCs w:val="24"/>
+        </w:rPr>
+        <w:t xml:space="preserve">bu sınıfla beraber </w:t>
+      </w:r>
+      <w:proofErr w:type="spellStart"/>
+      <w:r>
+        <w:rPr>
+          <w:rFonts w:eastAsiaTheme="minorEastAsia" w:cstheme="minorHAnsi"/>
+          <w:sz w:val="24"/>
+          <w:szCs w:val="24"/>
+        </w:rPr>
+        <w:t>default</w:t>
+      </w:r>
+      <w:proofErr w:type="spellEnd"/>
+      <w:r>
+        <w:rPr>
+          <w:rFonts w:eastAsiaTheme="minorEastAsia" w:cstheme="minorHAnsi"/>
+          <w:sz w:val="24"/>
+          <w:szCs w:val="24"/>
+        </w:rPr>
+        <w:t xml:space="preserve"> olarak birçok </w:t>
+      </w:r>
+      <w:proofErr w:type="spellStart"/>
+      <w:r>
+        <w:rPr>
+          <w:rFonts w:eastAsiaTheme="minorEastAsia" w:cstheme="minorHAnsi"/>
+          <w:sz w:val="24"/>
+          <w:szCs w:val="24"/>
+        </w:rPr>
+        <w:t>arayüz</w:t>
+      </w:r>
+      <w:proofErr w:type="spellEnd"/>
+      <w:r>
+        <w:rPr>
+          <w:rFonts w:eastAsiaTheme="minorEastAsia" w:cstheme="minorHAnsi"/>
+          <w:sz w:val="24"/>
+          <w:szCs w:val="24"/>
+        </w:rPr>
+        <w:t xml:space="preserve"> parametresi gelmektedir. Sayfa yapılarını </w:t>
+      </w:r>
+      <w:proofErr w:type="spellStart"/>
+      <w:r>
+        <w:rPr>
+          <w:rFonts w:eastAsiaTheme="minorEastAsia" w:cstheme="minorHAnsi"/>
+          <w:sz w:val="24"/>
+          <w:szCs w:val="24"/>
+        </w:rPr>
+        <w:t>Scaffold</w:t>
+      </w:r>
+      <w:proofErr w:type="spellEnd"/>
+      <w:r>
+        <w:rPr>
+          <w:rFonts w:eastAsiaTheme="minorEastAsia" w:cstheme="minorHAnsi"/>
+          <w:sz w:val="24"/>
+          <w:szCs w:val="24"/>
+        </w:rPr>
+        <w:t xml:space="preserve"> içerisinde </w:t>
+      </w:r>
+      <w:proofErr w:type="spellStart"/>
+      <w:r>
+        <w:rPr>
+          <w:rFonts w:eastAsiaTheme="minorEastAsia" w:cstheme="minorHAnsi"/>
+          <w:sz w:val="24"/>
+          <w:szCs w:val="24"/>
+        </w:rPr>
+        <w:t>düzenliyebiliriz</w:t>
+      </w:r>
+      <w:proofErr w:type="spellEnd"/>
+      <w:r>
+        <w:rPr>
+          <w:rFonts w:eastAsiaTheme="minorEastAsia" w:cstheme="minorHAnsi"/>
+          <w:sz w:val="24"/>
+          <w:szCs w:val="24"/>
+        </w:rPr>
+        <w:t xml:space="preserve"> fakat ana temayı her sayfaya doğrudan uygulamak için </w:t>
+      </w:r>
+      <w:proofErr w:type="spellStart"/>
+      <w:r>
+        <w:rPr>
+          <w:rFonts w:eastAsiaTheme="minorEastAsia" w:cstheme="minorHAnsi"/>
+          <w:sz w:val="24"/>
+          <w:szCs w:val="24"/>
+        </w:rPr>
+        <w:t>MaterialApp</w:t>
+      </w:r>
+      <w:proofErr w:type="spellEnd"/>
+      <w:r>
+        <w:rPr>
+          <w:rFonts w:eastAsiaTheme="minorEastAsia" w:cstheme="minorHAnsi"/>
+          <w:sz w:val="24"/>
+          <w:szCs w:val="24"/>
+        </w:rPr>
+        <w:t xml:space="preserve"> kısmına “</w:t>
+      </w:r>
+      <w:proofErr w:type="spellStart"/>
+      <w:r>
+        <w:rPr>
+          <w:rFonts w:eastAsiaTheme="minorEastAsia" w:cstheme="minorHAnsi"/>
+          <w:sz w:val="24"/>
+          <w:szCs w:val="24"/>
+        </w:rPr>
+        <w:t>theme</w:t>
+      </w:r>
+      <w:proofErr w:type="spellEnd"/>
+      <w:r>
+        <w:rPr>
+          <w:rFonts w:eastAsiaTheme="minorEastAsia" w:cstheme="minorHAnsi"/>
+          <w:sz w:val="24"/>
+          <w:szCs w:val="24"/>
+        </w:rPr>
+        <w:t xml:space="preserve">” adlı bir nesne oluştururuz. Bu yapı </w:t>
+      </w:r>
+      <w:proofErr w:type="spellStart"/>
+      <w:r>
+        <w:rPr>
+          <w:rFonts w:eastAsiaTheme="minorEastAsia" w:cstheme="minorHAnsi"/>
+          <w:sz w:val="24"/>
+          <w:szCs w:val="24"/>
+        </w:rPr>
+        <w:t>ThemeData</w:t>
+      </w:r>
+      <w:proofErr w:type="spellEnd"/>
+      <w:r>
+        <w:rPr>
+          <w:rFonts w:eastAsiaTheme="minorEastAsia" w:cstheme="minorHAnsi"/>
+          <w:sz w:val="24"/>
+          <w:szCs w:val="24"/>
+        </w:rPr>
+        <w:t xml:space="preserve"> sınıfından oluşturulmaktadır. </w:t>
+      </w:r>
+      <w:proofErr w:type="spellStart"/>
+      <w:proofErr w:type="gramStart"/>
+      <w:r>
+        <w:rPr>
+          <w:rFonts w:eastAsiaTheme="minorEastAsia" w:cstheme="minorHAnsi"/>
+          <w:sz w:val="24"/>
+          <w:szCs w:val="24"/>
+        </w:rPr>
+        <w:t>primaryColor</w:t>
+      </w:r>
+      <w:proofErr w:type="spellEnd"/>
+      <w:proofErr w:type="gramEnd"/>
+      <w:r>
+        <w:rPr>
+          <w:rFonts w:eastAsiaTheme="minorEastAsia" w:cstheme="minorHAnsi"/>
+          <w:sz w:val="24"/>
+          <w:szCs w:val="24"/>
+        </w:rPr>
+        <w:t xml:space="preserve"> adlı yapı ile </w:t>
+      </w:r>
+      <w:proofErr w:type="spellStart"/>
+      <w:r>
+        <w:rPr>
+          <w:rFonts w:eastAsiaTheme="minorEastAsia" w:cstheme="minorHAnsi"/>
+          <w:sz w:val="24"/>
+          <w:szCs w:val="24"/>
+        </w:rPr>
+        <w:t>Colors</w:t>
+      </w:r>
+      <w:proofErr w:type="spellEnd"/>
+      <w:r>
+        <w:rPr>
+          <w:rFonts w:eastAsiaTheme="minorEastAsia" w:cstheme="minorHAnsi"/>
+          <w:sz w:val="24"/>
+          <w:szCs w:val="24"/>
+        </w:rPr>
+        <w:t xml:space="preserve"> sınıfını kullanarak ana tema rengini değiştirebiliriz.</w:t>
+      </w:r>
+      <w:r>
+        <w:rPr>
+          <w:rFonts w:eastAsiaTheme="minorEastAsia" w:cstheme="minorHAnsi"/>
+          <w:sz w:val="24"/>
+          <w:szCs w:val="24"/>
+        </w:rPr>
+        <w:t xml:space="preserve"> Detaylı kısımları bizim belirlediğimiz renkle değiştirir fakat küçük detaylar </w:t>
+      </w:r>
+      <w:proofErr w:type="spellStart"/>
+      <w:r>
+        <w:rPr>
+          <w:rFonts w:eastAsiaTheme="minorEastAsia" w:cstheme="minorHAnsi"/>
+          <w:sz w:val="24"/>
+          <w:szCs w:val="24"/>
+        </w:rPr>
+        <w:t>default</w:t>
+      </w:r>
+      <w:proofErr w:type="spellEnd"/>
+      <w:r>
+        <w:rPr>
+          <w:rFonts w:eastAsiaTheme="minorEastAsia" w:cstheme="minorHAnsi"/>
+          <w:sz w:val="24"/>
+          <w:szCs w:val="24"/>
+        </w:rPr>
+        <w:t xml:space="preserve"> </w:t>
+      </w:r>
+      <w:r>
+        <w:rPr>
+          <w:rFonts w:eastAsiaTheme="minorEastAsia" w:cstheme="minorHAnsi"/>
+          <w:sz w:val="24"/>
+          <w:szCs w:val="24"/>
+        </w:rPr>
+        <w:lastRenderedPageBreak/>
+        <w:t xml:space="preserve">olarak kalır. Örneğin butonlar. Buton rengini değiştirmek istersek </w:t>
+      </w:r>
+      <w:proofErr w:type="spellStart"/>
+      <w:r>
+        <w:rPr>
+          <w:rFonts w:eastAsiaTheme="minorEastAsia" w:cstheme="minorHAnsi"/>
+          <w:sz w:val="24"/>
+          <w:szCs w:val="24"/>
+        </w:rPr>
+        <w:t>accentColor</w:t>
+      </w:r>
+      <w:proofErr w:type="spellEnd"/>
+      <w:r>
+        <w:rPr>
+          <w:rFonts w:eastAsiaTheme="minorEastAsia" w:cstheme="minorHAnsi"/>
+          <w:sz w:val="24"/>
+          <w:szCs w:val="24"/>
+        </w:rPr>
+        <w:t xml:space="preserve"> isimli bir nesne oluştururuz </w:t>
+      </w:r>
+      <w:proofErr w:type="gramStart"/>
+      <w:r>
+        <w:rPr>
+          <w:rFonts w:eastAsiaTheme="minorEastAsia" w:cstheme="minorHAnsi"/>
+          <w:sz w:val="24"/>
+          <w:szCs w:val="24"/>
+        </w:rPr>
+        <w:t>yada</w:t>
+      </w:r>
+      <w:proofErr w:type="gramEnd"/>
+      <w:r>
+        <w:rPr>
+          <w:rFonts w:eastAsiaTheme="minorEastAsia" w:cstheme="minorHAnsi"/>
+          <w:sz w:val="24"/>
+          <w:szCs w:val="24"/>
+        </w:rPr>
+        <w:t xml:space="preserve"> bu butonu oluşturduğumuz yerde buton rengini değiştirebiliriz. Aralarındaki fark ise </w:t>
+      </w:r>
+      <w:proofErr w:type="spellStart"/>
+      <w:r>
+        <w:rPr>
+          <w:rFonts w:eastAsiaTheme="minorEastAsia" w:cstheme="minorHAnsi"/>
+          <w:sz w:val="24"/>
+          <w:szCs w:val="24"/>
+        </w:rPr>
+        <w:t>accentColor</w:t>
+      </w:r>
+      <w:proofErr w:type="spellEnd"/>
+      <w:r>
+        <w:rPr>
+          <w:rFonts w:eastAsiaTheme="minorEastAsia" w:cstheme="minorHAnsi"/>
+          <w:sz w:val="24"/>
+          <w:szCs w:val="24"/>
+        </w:rPr>
+        <w:t xml:space="preserve"> tüm sayfalarda geçerli olurken oluşturduğumuz buton yapısı içerisinde bunu değiştirmek sadece oluşturulan butonu etkiler.</w:t>
+      </w:r>
+    </w:p>
+    <w:p>
+      <w:pPr>
+        <w:pStyle w:val="ListeParagraf"/>
+        <w:numPr>
+          <w:ilvl w:val="0"/>
+          <w:numId w:val="43"/>
+        </w:numPr>
+        <w:jc w:val="both"/>
+        <w:rPr>
+          <w:rFonts w:eastAsiaTheme="minorEastAsia" w:cstheme="minorHAnsi"/>
+          <w:b/>
+          <w:bCs/>
+          <w:sz w:val="24"/>
+          <w:szCs w:val="24"/>
+        </w:rPr>
+      </w:pPr>
       <w:proofErr w:type="spellStart"/>
       <w:r>
         <w:rPr>
@@ -20746,16 +20998,7 @@
           <w:sz w:val="24"/>
           <w:szCs w:val="24"/>
         </w:rPr>
-        <w:t xml:space="preserve"> </w:t>
-      </w:r>
-      <w:r>
-        <w:rPr>
-          <w:rFonts w:eastAsiaTheme="minorEastAsia" w:cstheme="minorHAnsi"/>
-          <w:sz w:val="24"/>
-          <w:szCs w:val="24"/>
-        </w:rPr>
-        <w:lastRenderedPageBreak/>
-        <w:t xml:space="preserve">alır ve bir başlık yazmak istersek bunu </w:t>
+        <w:t xml:space="preserve"> alır ve bir başlık yazmak istersek bunu </w:t>
       </w:r>
       <w:proofErr w:type="spellStart"/>
       <w:r>
@@ -20903,17 +21146,6820 @@
         <w:jc w:val="both"/>
         <w:rPr>
           <w:rFonts w:eastAsiaTheme="minorEastAsia" w:cstheme="minorHAnsi"/>
-          <w:sz w:val="24"/>
-          <w:szCs w:val="24"/>
-        </w:rPr>
-      </w:pPr>
+          <w:b/>
+          <w:bCs/>
+          <w:sz w:val="24"/>
+          <w:szCs w:val="24"/>
+        </w:rPr>
+      </w:pPr>
+      <w:proofErr w:type="spellStart"/>
+      <w:r>
+        <w:rPr>
+          <w:rFonts w:eastAsiaTheme="minorEastAsia" w:cstheme="minorHAnsi"/>
+          <w:b/>
+          <w:bCs/>
+          <w:sz w:val="24"/>
+          <w:szCs w:val="24"/>
+        </w:rPr>
+        <w:t>Floating</w:t>
+      </w:r>
+      <w:proofErr w:type="spellEnd"/>
+      <w:r>
+        <w:rPr>
+          <w:rFonts w:eastAsiaTheme="minorEastAsia" w:cstheme="minorHAnsi"/>
+          <w:b/>
+          <w:bCs/>
+          <w:sz w:val="24"/>
+          <w:szCs w:val="24"/>
+        </w:rPr>
+        <w:t xml:space="preserve"> Action </w:t>
+      </w:r>
+      <w:proofErr w:type="spellStart"/>
+      <w:r>
+        <w:rPr>
+          <w:rFonts w:eastAsiaTheme="minorEastAsia" w:cstheme="minorHAnsi"/>
+          <w:b/>
+          <w:bCs/>
+          <w:sz w:val="24"/>
+          <w:szCs w:val="24"/>
+        </w:rPr>
+        <w:t>Button</w:t>
+      </w:r>
+      <w:proofErr w:type="spellEnd"/>
     </w:p>
     <w:p>
       <w:pPr>
         <w:pStyle w:val="ListeParagraf"/>
-        <w:ind w:left="1440"/>
-        <w:rPr>
-          <w:rFonts w:cstheme="minorHAnsi"/>
+        <w:numPr>
+          <w:ilvl w:val="0"/>
+          <w:numId w:val="44"/>
+        </w:numPr>
+        <w:jc w:val="both"/>
+        <w:rPr>
+          <w:rFonts w:eastAsiaTheme="minorEastAsia" w:cstheme="minorHAnsi"/>
+          <w:b/>
+          <w:bCs/>
+          <w:sz w:val="24"/>
+          <w:szCs w:val="24"/>
+        </w:rPr>
+      </w:pPr>
+      <w:r>
+        <w:rPr>
+          <w:rFonts w:eastAsiaTheme="minorEastAsia" w:cstheme="minorHAnsi"/>
+          <w:sz w:val="24"/>
+          <w:szCs w:val="24"/>
+        </w:rPr>
+        <w:t xml:space="preserve">Bir </w:t>
+      </w:r>
+      <w:proofErr w:type="spellStart"/>
+      <w:r>
+        <w:rPr>
+          <w:rFonts w:eastAsiaTheme="minorEastAsia" w:cstheme="minorHAnsi"/>
+          <w:sz w:val="24"/>
+          <w:szCs w:val="24"/>
+        </w:rPr>
+        <w:t>Widget</w:t>
+      </w:r>
+      <w:proofErr w:type="spellEnd"/>
+      <w:r>
+        <w:rPr>
+          <w:rFonts w:eastAsiaTheme="minorEastAsia" w:cstheme="minorHAnsi"/>
+          <w:sz w:val="24"/>
+          <w:szCs w:val="24"/>
+        </w:rPr>
+        <w:t xml:space="preserve">’ tir. Buton oluşturmamızı sağlar. </w:t>
+      </w:r>
+      <w:proofErr w:type="spellStart"/>
+      <w:r>
+        <w:rPr>
+          <w:rFonts w:eastAsiaTheme="minorEastAsia" w:cstheme="minorHAnsi"/>
+          <w:sz w:val="24"/>
+          <w:szCs w:val="24"/>
+        </w:rPr>
+        <w:t>Scaffold</w:t>
+      </w:r>
+      <w:proofErr w:type="spellEnd"/>
+      <w:r>
+        <w:rPr>
+          <w:rFonts w:eastAsiaTheme="minorEastAsia" w:cstheme="minorHAnsi"/>
+          <w:sz w:val="24"/>
+          <w:szCs w:val="24"/>
+        </w:rPr>
+        <w:t xml:space="preserve"> bizim sayfa yapımız olduğu için bu </w:t>
+      </w:r>
+      <w:proofErr w:type="spellStart"/>
+      <w:r>
+        <w:rPr>
+          <w:rFonts w:eastAsiaTheme="minorEastAsia" w:cstheme="minorHAnsi"/>
+          <w:sz w:val="24"/>
+          <w:szCs w:val="24"/>
+        </w:rPr>
+        <w:t>Widget</w:t>
+      </w:r>
+      <w:proofErr w:type="spellEnd"/>
+      <w:r>
+        <w:rPr>
+          <w:rFonts w:eastAsiaTheme="minorEastAsia" w:cstheme="minorHAnsi"/>
+          <w:sz w:val="24"/>
+          <w:szCs w:val="24"/>
+        </w:rPr>
+        <w:t xml:space="preserve"> </w:t>
+      </w:r>
+      <w:proofErr w:type="spellStart"/>
+      <w:r>
+        <w:rPr>
+          <w:rFonts w:eastAsiaTheme="minorEastAsia" w:cstheme="minorHAnsi"/>
+          <w:sz w:val="24"/>
+          <w:szCs w:val="24"/>
+        </w:rPr>
+        <w:t>Scaffolf</w:t>
+      </w:r>
+      <w:proofErr w:type="spellEnd"/>
+      <w:r>
+        <w:rPr>
+          <w:rFonts w:eastAsiaTheme="minorEastAsia" w:cstheme="minorHAnsi"/>
+          <w:sz w:val="24"/>
+          <w:szCs w:val="24"/>
+        </w:rPr>
+        <w:t xml:space="preserve"> içerisine yazılmalıdır.</w:t>
+      </w:r>
+    </w:p>
+    <w:p>
+      <w:pPr>
+        <w:pStyle w:val="ListeParagraf"/>
+        <w:numPr>
+          <w:ilvl w:val="0"/>
+          <w:numId w:val="44"/>
+        </w:numPr>
+        <w:jc w:val="both"/>
+        <w:rPr>
+          <w:rFonts w:eastAsiaTheme="minorEastAsia" w:cstheme="minorHAnsi"/>
+          <w:b/>
+          <w:bCs/>
+          <w:sz w:val="24"/>
+          <w:szCs w:val="24"/>
+        </w:rPr>
+      </w:pPr>
+      <w:r>
+        <w:rPr>
+          <w:rFonts w:eastAsiaTheme="minorEastAsia" w:cstheme="minorHAnsi"/>
+          <w:sz w:val="24"/>
+          <w:szCs w:val="24"/>
+        </w:rPr>
+        <w:t xml:space="preserve">Oluşturduğumuz bu yapı </w:t>
+      </w:r>
+      <w:proofErr w:type="spellStart"/>
+      <w:r>
+        <w:rPr>
+          <w:rFonts w:eastAsiaTheme="minorEastAsia" w:cstheme="minorHAnsi"/>
+          <w:sz w:val="24"/>
+          <w:szCs w:val="24"/>
+        </w:rPr>
+        <w:t>FloatingActionButton</w:t>
+      </w:r>
+      <w:proofErr w:type="spellEnd"/>
+      <w:r>
+        <w:rPr>
+          <w:rFonts w:eastAsiaTheme="minorEastAsia" w:cstheme="minorHAnsi"/>
+          <w:sz w:val="24"/>
+          <w:szCs w:val="24"/>
+        </w:rPr>
+        <w:t xml:space="preserve"> adlı sınıftan çağırılır.</w:t>
+      </w:r>
+    </w:p>
+    <w:p>
+      <w:pPr>
+        <w:jc w:val="center"/>
+        <w:rPr>
+          <w:rFonts w:eastAsiaTheme="minorEastAsia" w:cstheme="minorHAnsi"/>
+          <w:b/>
+          <w:bCs/>
+          <w:sz w:val="24"/>
+          <w:szCs w:val="24"/>
+        </w:rPr>
+      </w:pPr>
+      <w:r>
+        <w:rPr>
+          <w:rFonts w:eastAsiaTheme="minorEastAsia" w:cstheme="minorHAnsi"/>
+          <w:b/>
+          <w:bCs/>
+          <w:noProof/>
+          <w:sz w:val="24"/>
+          <w:szCs w:val="24"/>
+        </w:rPr>
+        <w:drawing>
+          <wp:inline distT="0" distB="0" distL="0" distR="0" wp14:anchorId="3EB6AE71" wp14:editId="34B37EB7">
+            <wp:extent cx="2802255" cy="211455"/>
+            <wp:effectExtent l="0" t="0" r="0" b="0"/>
+            <wp:docPr id="105" name="Resim 105"/>
+            <wp:cNvGraphicFramePr>
+              <a:graphicFrameLocks xmlns:a="http://schemas.openxmlformats.org/drawingml/2006/main" noChangeAspect="1"/>
+            </wp:cNvGraphicFramePr>
+            <a:graphic xmlns:a="http://schemas.openxmlformats.org/drawingml/2006/main">
+              <a:graphicData uri="http://schemas.openxmlformats.org/drawingml/2006/picture">
+                <pic:pic xmlns:pic="http://schemas.openxmlformats.org/drawingml/2006/picture">
+                  <pic:nvPicPr>
+                    <pic:cNvPr id="0" name="Picture 2"/>
+                    <pic:cNvPicPr>
+                      <a:picLocks noChangeAspect="1" noChangeArrowheads="1"/>
+                    </pic:cNvPicPr>
+                  </pic:nvPicPr>
+                  <pic:blipFill>
+                    <a:blip r:embed="rId109">
+                      <a:extLst>
+                        <a:ext uri="{28A0092B-C50C-407E-A947-70E740481C1C}">
+                          <a14:useLocalDpi xmlns:a14="http://schemas.microsoft.com/office/drawing/2010/main" val="0"/>
+                        </a:ext>
+                      </a:extLst>
+                    </a:blip>
+                    <a:srcRect/>
+                    <a:stretch>
+                      <a:fillRect/>
+                    </a:stretch>
+                  </pic:blipFill>
+                  <pic:spPr bwMode="auto">
+                    <a:xfrm>
+                      <a:off x="0" y="0"/>
+                      <a:ext cx="2802255" cy="211455"/>
+                    </a:xfrm>
+                    <a:prstGeom prst="rect">
+                      <a:avLst/>
+                    </a:prstGeom>
+                    <a:noFill/>
+                    <a:ln>
+                      <a:noFill/>
+                    </a:ln>
+                  </pic:spPr>
+                </pic:pic>
+              </a:graphicData>
+            </a:graphic>
+          </wp:inline>
+        </w:drawing>
+      </w:r>
+    </w:p>
+    <w:p>
+      <w:pPr>
+        <w:pStyle w:val="ListeParagraf"/>
+        <w:numPr>
+          <w:ilvl w:val="0"/>
+          <w:numId w:val="45"/>
+        </w:numPr>
+        <w:jc w:val="both"/>
+        <w:rPr>
+          <w:rFonts w:eastAsiaTheme="minorEastAsia" w:cstheme="minorHAnsi"/>
+          <w:b/>
+          <w:bCs/>
+          <w:sz w:val="24"/>
+          <w:szCs w:val="24"/>
+        </w:rPr>
+      </w:pPr>
+      <w:r>
+        <w:rPr>
+          <w:rFonts w:eastAsiaTheme="minorEastAsia" w:cstheme="minorHAnsi"/>
+          <w:sz w:val="24"/>
+          <w:szCs w:val="24"/>
+        </w:rPr>
+        <w:lastRenderedPageBreak/>
+        <w:t xml:space="preserve">Aslında yukarıda görülen yapı bir sınıftan nesne oluşturma işlemini temsil eder. Yukarıda sınıf altında bir hatayı temsil eden kırmızı çizgi bulunmaktadır. Bunun nedeni bu sınıf kendi içine </w:t>
+      </w:r>
+      <w:proofErr w:type="spellStart"/>
+      <w:r>
+        <w:rPr>
+          <w:rFonts w:eastAsiaTheme="minorEastAsia" w:cstheme="minorHAnsi"/>
+          <w:sz w:val="24"/>
+          <w:szCs w:val="24"/>
+        </w:rPr>
+        <w:t>onPressed</w:t>
+      </w:r>
+      <w:proofErr w:type="spellEnd"/>
+      <w:r>
+        <w:rPr>
+          <w:rFonts w:eastAsiaTheme="minorEastAsia" w:cstheme="minorHAnsi"/>
+          <w:sz w:val="24"/>
+          <w:szCs w:val="24"/>
+        </w:rPr>
+        <w:t xml:space="preserve"> adlı bir yapı bekler. Bu “butona bastığımda şu işlemi yap” demektir.</w:t>
+      </w:r>
+      <w:r>
+        <w:rPr>
+          <w:rFonts w:eastAsiaTheme="minorEastAsia" w:cstheme="minorHAnsi"/>
+          <w:sz w:val="24"/>
+          <w:szCs w:val="24"/>
+        </w:rPr>
+        <w:t xml:space="preserve"> Aşağıda görülen görselde </w:t>
+      </w:r>
+      <w:proofErr w:type="spellStart"/>
+      <w:r>
+        <w:rPr>
+          <w:rFonts w:eastAsiaTheme="minorEastAsia" w:cstheme="minorHAnsi"/>
+          <w:sz w:val="24"/>
+          <w:szCs w:val="24"/>
+        </w:rPr>
+        <w:t>FloatingActionButton</w:t>
+      </w:r>
+      <w:proofErr w:type="spellEnd"/>
+      <w:r>
+        <w:rPr>
+          <w:rFonts w:eastAsiaTheme="minorEastAsia" w:cstheme="minorHAnsi"/>
+          <w:sz w:val="24"/>
+          <w:szCs w:val="24"/>
+        </w:rPr>
+        <w:t xml:space="preserve"> üzerine geldiğimizde bu uyarıyı görmekteyiz. </w:t>
+      </w:r>
+    </w:p>
+    <w:p>
+      <w:pPr>
+        <w:jc w:val="center"/>
+        <w:rPr>
+          <w:rFonts w:eastAsiaTheme="minorEastAsia" w:cstheme="minorHAnsi"/>
+          <w:b/>
+          <w:bCs/>
+          <w:sz w:val="24"/>
+          <w:szCs w:val="24"/>
+        </w:rPr>
+      </w:pPr>
+      <w:r>
+        <w:rPr>
+          <w:rFonts w:eastAsiaTheme="minorEastAsia" w:cstheme="minorHAnsi"/>
+          <w:b/>
+          <w:bCs/>
+          <w:noProof/>
+          <w:sz w:val="24"/>
+          <w:szCs w:val="24"/>
+        </w:rPr>
+        <w:drawing>
+          <wp:inline distT="0" distB="0" distL="0" distR="0" wp14:anchorId="1D022E49" wp14:editId="5F893F5D">
+            <wp:extent cx="5757545" cy="744855"/>
+            <wp:effectExtent l="0" t="0" r="0" b="0"/>
+            <wp:docPr id="107" name="Resim 107"/>
+            <wp:cNvGraphicFramePr>
+              <a:graphicFrameLocks xmlns:a="http://schemas.openxmlformats.org/drawingml/2006/main" noChangeAspect="1"/>
+            </wp:cNvGraphicFramePr>
+            <a:graphic xmlns:a="http://schemas.openxmlformats.org/drawingml/2006/main">
+              <a:graphicData uri="http://schemas.openxmlformats.org/drawingml/2006/picture">
+                <pic:pic xmlns:pic="http://schemas.openxmlformats.org/drawingml/2006/picture">
+                  <pic:nvPicPr>
+                    <pic:cNvPr id="0" name="Picture 4"/>
+                    <pic:cNvPicPr>
+                      <a:picLocks noChangeAspect="1" noChangeArrowheads="1"/>
+                    </pic:cNvPicPr>
+                  </pic:nvPicPr>
+                  <pic:blipFill>
+                    <a:blip r:embed="rId110">
+                      <a:extLst>
+                        <a:ext uri="{28A0092B-C50C-407E-A947-70E740481C1C}">
+                          <a14:useLocalDpi xmlns:a14="http://schemas.microsoft.com/office/drawing/2010/main" val="0"/>
+                        </a:ext>
+                      </a:extLst>
+                    </a:blip>
+                    <a:srcRect/>
+                    <a:stretch>
+                      <a:fillRect/>
+                    </a:stretch>
+                  </pic:blipFill>
+                  <pic:spPr bwMode="auto">
+                    <a:xfrm>
+                      <a:off x="0" y="0"/>
+                      <a:ext cx="5757545" cy="744855"/>
+                    </a:xfrm>
+                    <a:prstGeom prst="rect">
+                      <a:avLst/>
+                    </a:prstGeom>
+                    <a:noFill/>
+                    <a:ln>
+                      <a:noFill/>
+                    </a:ln>
+                  </pic:spPr>
+                </pic:pic>
+              </a:graphicData>
+            </a:graphic>
+          </wp:inline>
+        </w:drawing>
+      </w:r>
+    </w:p>
+    <w:p>
+      <w:pPr>
+        <w:jc w:val="center"/>
+        <w:rPr>
+          <w:rFonts w:eastAsiaTheme="minorEastAsia" w:cstheme="minorHAnsi"/>
+          <w:b/>
+          <w:bCs/>
+          <w:sz w:val="24"/>
+          <w:szCs w:val="24"/>
+        </w:rPr>
+      </w:pPr>
+      <w:r>
+        <w:rPr>
+          <w:rFonts w:eastAsiaTheme="minorEastAsia" w:cstheme="minorHAnsi"/>
+          <w:b/>
+          <w:bCs/>
+          <w:noProof/>
+          <w:sz w:val="24"/>
+          <w:szCs w:val="24"/>
+        </w:rPr>
+        <w:drawing>
+          <wp:inline distT="0" distB="0" distL="0" distR="0" wp14:anchorId="7EF1F8E0" wp14:editId="782F1136">
+            <wp:extent cx="3970655" cy="1337945"/>
+            <wp:effectExtent l="0" t="0" r="0" b="0"/>
+            <wp:docPr id="106" name="Resim 106"/>
+            <wp:cNvGraphicFramePr>
+              <a:graphicFrameLocks xmlns:a="http://schemas.openxmlformats.org/drawingml/2006/main" noChangeAspect="1"/>
+            </wp:cNvGraphicFramePr>
+            <a:graphic xmlns:a="http://schemas.openxmlformats.org/drawingml/2006/main">
+              <a:graphicData uri="http://schemas.openxmlformats.org/drawingml/2006/picture">
+                <pic:pic xmlns:pic="http://schemas.openxmlformats.org/drawingml/2006/picture">
+                  <pic:nvPicPr>
+                    <pic:cNvPr id="0" name="Picture 3"/>
+                    <pic:cNvPicPr>
+                      <a:picLocks noChangeAspect="1" noChangeArrowheads="1"/>
+                    </pic:cNvPicPr>
+                  </pic:nvPicPr>
+                  <pic:blipFill>
+                    <a:blip r:embed="rId111">
+                      <a:extLst>
+                        <a:ext uri="{28A0092B-C50C-407E-A947-70E740481C1C}">
+                          <a14:useLocalDpi xmlns:a14="http://schemas.microsoft.com/office/drawing/2010/main" val="0"/>
+                        </a:ext>
+                      </a:extLst>
+                    </a:blip>
+                    <a:srcRect/>
+                    <a:stretch>
+                      <a:fillRect/>
+                    </a:stretch>
+                  </pic:blipFill>
+                  <pic:spPr bwMode="auto">
+                    <a:xfrm>
+                      <a:off x="0" y="0"/>
+                      <a:ext cx="3970655" cy="1337945"/>
+                    </a:xfrm>
+                    <a:prstGeom prst="rect">
+                      <a:avLst/>
+                    </a:prstGeom>
+                    <a:noFill/>
+                    <a:ln>
+                      <a:noFill/>
+                    </a:ln>
+                  </pic:spPr>
+                </pic:pic>
+              </a:graphicData>
+            </a:graphic>
+          </wp:inline>
+        </w:drawing>
+      </w:r>
+    </w:p>
+    <w:p>
+      <w:pPr>
+        <w:pStyle w:val="ListeParagraf"/>
+        <w:numPr>
+          <w:ilvl w:val="0"/>
+          <w:numId w:val="45"/>
+        </w:numPr>
+        <w:jc w:val="both"/>
+        <w:rPr>
+          <w:rFonts w:eastAsiaTheme="minorEastAsia" w:cstheme="minorHAnsi"/>
+          <w:sz w:val="24"/>
+          <w:szCs w:val="24"/>
+        </w:rPr>
+      </w:pPr>
+      <w:r>
+        <w:rPr>
+          <w:rFonts w:eastAsiaTheme="minorEastAsia" w:cstheme="minorHAnsi"/>
+          <w:sz w:val="24"/>
+          <w:szCs w:val="24"/>
+        </w:rPr>
+        <w:t xml:space="preserve">Yukarıda görüldüğü üzere bu </w:t>
+      </w:r>
+      <w:r>
+        <w:rPr>
+          <w:rFonts w:eastAsiaTheme="minorEastAsia" w:cstheme="minorHAnsi"/>
+          <w:sz w:val="24"/>
+          <w:szCs w:val="24"/>
+        </w:rPr>
+        <w:t>nesne</w:t>
+      </w:r>
+      <w:r>
+        <w:rPr>
+          <w:rFonts w:eastAsiaTheme="minorEastAsia" w:cstheme="minorHAnsi"/>
+          <w:sz w:val="24"/>
+          <w:szCs w:val="24"/>
+        </w:rPr>
+        <w:t xml:space="preserve"> </w:t>
+      </w:r>
+      <w:r>
+        <w:rPr>
+          <w:rFonts w:eastAsiaTheme="minorEastAsia" w:cstheme="minorHAnsi"/>
+          <w:sz w:val="24"/>
+          <w:szCs w:val="24"/>
+        </w:rPr>
+        <w:t>değer döndürmeyen bir fonksiyon almaktadır. Bu yapıyı kullanmak için isimsiz bir nesne oluşturabiliriz.</w:t>
+      </w:r>
+    </w:p>
+    <w:p>
+      <w:pPr>
+        <w:pStyle w:val="ListeParagraf"/>
+        <w:numPr>
+          <w:ilvl w:val="0"/>
+          <w:numId w:val="45"/>
+        </w:numPr>
+        <w:jc w:val="both"/>
+        <w:rPr>
+          <w:rFonts w:eastAsiaTheme="minorEastAsia" w:cstheme="minorHAnsi"/>
+          <w:sz w:val="24"/>
+          <w:szCs w:val="24"/>
+        </w:rPr>
+      </w:pPr>
+      <w:r>
+        <w:rPr>
+          <w:rFonts w:eastAsiaTheme="minorEastAsia" w:cstheme="minorHAnsi"/>
+          <w:sz w:val="24"/>
+          <w:szCs w:val="24"/>
+        </w:rPr>
+        <w:t xml:space="preserve">Bu oluşturulan buton içerisine bir resim eklemek istersek </w:t>
+      </w:r>
+      <w:proofErr w:type="gramStart"/>
+      <w:r>
+        <w:rPr>
+          <w:rFonts w:eastAsiaTheme="minorEastAsia" w:cstheme="minorHAnsi"/>
+          <w:sz w:val="24"/>
+          <w:szCs w:val="24"/>
+        </w:rPr>
+        <w:t>yada</w:t>
+      </w:r>
+      <w:proofErr w:type="gramEnd"/>
+      <w:r>
+        <w:rPr>
+          <w:rFonts w:eastAsiaTheme="minorEastAsia" w:cstheme="minorHAnsi"/>
+          <w:sz w:val="24"/>
+          <w:szCs w:val="24"/>
+        </w:rPr>
+        <w:t xml:space="preserve"> bir yazı eklemek istersek ne yapmalıyız. Buton ana yapımızdır. Onun içerisine eklenecek yazı, ikon gibi şeyler buton yapısının çocuğu olarak kabul edilir. Bu nedenle </w:t>
+      </w:r>
+      <w:proofErr w:type="spellStart"/>
+      <w:r>
+        <w:rPr>
+          <w:rFonts w:eastAsiaTheme="minorEastAsia" w:cstheme="minorHAnsi"/>
+          <w:sz w:val="24"/>
+          <w:szCs w:val="24"/>
+        </w:rPr>
+        <w:t>child</w:t>
+      </w:r>
+      <w:proofErr w:type="spellEnd"/>
+      <w:r>
+        <w:rPr>
+          <w:rFonts w:eastAsiaTheme="minorEastAsia" w:cstheme="minorHAnsi"/>
+          <w:sz w:val="24"/>
+          <w:szCs w:val="24"/>
+        </w:rPr>
+        <w:t xml:space="preserve"> isimli bir nesne oluşturarak buton içerisine eklemek istediğimiz elemanlar yerleştirilebilir. </w:t>
+      </w:r>
+      <w:r>
+        <w:rPr>
+          <w:rFonts w:eastAsiaTheme="minorEastAsia" w:cstheme="minorHAnsi"/>
+          <w:sz w:val="24"/>
+          <w:szCs w:val="24"/>
+        </w:rPr>
+        <w:t xml:space="preserve">Child yapısı da bizden bir </w:t>
+      </w:r>
+      <w:proofErr w:type="spellStart"/>
+      <w:r>
+        <w:rPr>
+          <w:rFonts w:eastAsiaTheme="minorEastAsia" w:cstheme="minorHAnsi"/>
+          <w:sz w:val="24"/>
+          <w:szCs w:val="24"/>
+        </w:rPr>
+        <w:t>Widget</w:t>
+      </w:r>
+      <w:proofErr w:type="spellEnd"/>
+      <w:r>
+        <w:rPr>
+          <w:rFonts w:eastAsiaTheme="minorEastAsia" w:cstheme="minorHAnsi"/>
+          <w:sz w:val="24"/>
+          <w:szCs w:val="24"/>
+        </w:rPr>
+        <w:t xml:space="preserve"> ister.</w:t>
+      </w:r>
+    </w:p>
+    <w:p>
+      <w:pPr>
+        <w:pStyle w:val="ListeParagraf"/>
+        <w:numPr>
+          <w:ilvl w:val="0"/>
+          <w:numId w:val="45"/>
+        </w:numPr>
+        <w:jc w:val="both"/>
+        <w:rPr>
+          <w:rFonts w:eastAsiaTheme="minorEastAsia" w:cstheme="minorHAnsi"/>
+          <w:sz w:val="24"/>
+          <w:szCs w:val="24"/>
+        </w:rPr>
+      </w:pPr>
+      <w:proofErr w:type="spellStart"/>
+      <w:r>
+        <w:rPr>
+          <w:rFonts w:eastAsiaTheme="minorEastAsia" w:cstheme="minorHAnsi"/>
+          <w:sz w:val="24"/>
+          <w:szCs w:val="24"/>
+        </w:rPr>
+        <w:t>İcon</w:t>
+      </w:r>
+      <w:proofErr w:type="spellEnd"/>
+      <w:r>
+        <w:rPr>
+          <w:rFonts w:eastAsiaTheme="minorEastAsia" w:cstheme="minorHAnsi"/>
+          <w:sz w:val="24"/>
+          <w:szCs w:val="24"/>
+        </w:rPr>
+        <w:t xml:space="preserve"> oluşturmak için </w:t>
+      </w:r>
+      <w:proofErr w:type="spellStart"/>
+      <w:r>
+        <w:rPr>
+          <w:rFonts w:eastAsiaTheme="minorEastAsia" w:cstheme="minorHAnsi"/>
+          <w:sz w:val="24"/>
+          <w:szCs w:val="24"/>
+        </w:rPr>
+        <w:t>Icon</w:t>
+      </w:r>
+      <w:proofErr w:type="spellEnd"/>
+      <w:r>
+        <w:rPr>
+          <w:rFonts w:eastAsiaTheme="minorEastAsia" w:cstheme="minorHAnsi"/>
+          <w:sz w:val="24"/>
+          <w:szCs w:val="24"/>
+        </w:rPr>
+        <w:t xml:space="preserve"> sınıfı kullanılır. Buton içerisine ikon eklemek istersek </w:t>
+      </w:r>
+      <w:proofErr w:type="spellStart"/>
+      <w:r>
+        <w:rPr>
+          <w:rFonts w:eastAsiaTheme="minorEastAsia" w:cstheme="minorHAnsi"/>
+          <w:sz w:val="24"/>
+          <w:szCs w:val="24"/>
+        </w:rPr>
+        <w:t>Icon</w:t>
+      </w:r>
+      <w:proofErr w:type="spellEnd"/>
+      <w:r>
+        <w:rPr>
+          <w:rFonts w:eastAsiaTheme="minorEastAsia" w:cstheme="minorHAnsi"/>
+          <w:sz w:val="24"/>
+          <w:szCs w:val="24"/>
+        </w:rPr>
+        <w:t xml:space="preserve"> sınıfını çağırmamız gerekir. Renklerde olduğu gibi </w:t>
+      </w:r>
+      <w:proofErr w:type="spellStart"/>
+      <w:r>
+        <w:rPr>
+          <w:rFonts w:eastAsiaTheme="minorEastAsia" w:cstheme="minorHAnsi"/>
+          <w:sz w:val="24"/>
+          <w:szCs w:val="24"/>
+        </w:rPr>
+        <w:t>burda</w:t>
+      </w:r>
+      <w:proofErr w:type="spellEnd"/>
+      <w:r>
+        <w:rPr>
+          <w:rFonts w:eastAsiaTheme="minorEastAsia" w:cstheme="minorHAnsi"/>
+          <w:sz w:val="24"/>
+          <w:szCs w:val="24"/>
+        </w:rPr>
+        <w:t xml:space="preserve"> da “</w:t>
+      </w:r>
+      <w:proofErr w:type="spellStart"/>
+      <w:r>
+        <w:rPr>
+          <w:rFonts w:eastAsiaTheme="minorEastAsia" w:cstheme="minorHAnsi"/>
+          <w:sz w:val="24"/>
+          <w:szCs w:val="24"/>
+        </w:rPr>
+        <w:t>Icons.iconAdi</w:t>
+      </w:r>
+      <w:proofErr w:type="spellEnd"/>
+      <w:r>
+        <w:rPr>
+          <w:rFonts w:eastAsiaTheme="minorEastAsia" w:cstheme="minorHAnsi"/>
+          <w:sz w:val="24"/>
+          <w:szCs w:val="24"/>
+        </w:rPr>
+        <w:t xml:space="preserve">” şeklinde bir yazım yaparak ikonlar elde edilebilir. Kendimiz ikon oluşturabilirken </w:t>
+      </w:r>
+      <w:proofErr w:type="spellStart"/>
+      <w:r>
+        <w:rPr>
+          <w:rFonts w:eastAsiaTheme="minorEastAsia" w:cstheme="minorHAnsi"/>
+          <w:sz w:val="24"/>
+          <w:szCs w:val="24"/>
+        </w:rPr>
+        <w:t>Flutter</w:t>
+      </w:r>
+      <w:proofErr w:type="spellEnd"/>
+      <w:r>
+        <w:rPr>
+          <w:rFonts w:eastAsiaTheme="minorEastAsia" w:cstheme="minorHAnsi"/>
+          <w:sz w:val="24"/>
+          <w:szCs w:val="24"/>
+        </w:rPr>
+        <w:t xml:space="preserve"> içerisinde bulunan ikonları da kullanabiliriz.</w:t>
+      </w:r>
+      <w:r>
+        <w:rPr>
+          <w:rFonts w:eastAsiaTheme="minorEastAsia" w:cstheme="minorHAnsi"/>
+          <w:sz w:val="24"/>
+          <w:szCs w:val="24"/>
+        </w:rPr>
+        <w:t xml:space="preserve"> Oluşturduğumuz bu ikonun da rengini değiştirebiliriz. Bunu da yine </w:t>
+      </w:r>
+      <w:proofErr w:type="spellStart"/>
+      <w:r>
+        <w:rPr>
+          <w:rFonts w:eastAsiaTheme="minorEastAsia" w:cstheme="minorHAnsi"/>
+          <w:sz w:val="24"/>
+          <w:szCs w:val="24"/>
+        </w:rPr>
+        <w:t>Colors</w:t>
+      </w:r>
+      <w:proofErr w:type="spellEnd"/>
+      <w:r>
+        <w:rPr>
+          <w:rFonts w:eastAsiaTheme="minorEastAsia" w:cstheme="minorHAnsi"/>
+          <w:sz w:val="24"/>
+          <w:szCs w:val="24"/>
+        </w:rPr>
+        <w:t xml:space="preserve"> sınıfı ile yapmaktayız.</w:t>
+      </w:r>
+    </w:p>
+    <w:p>
+      <w:pPr>
+        <w:jc w:val="both"/>
+        <w:rPr>
+          <w:rFonts w:eastAsiaTheme="minorEastAsia" w:cstheme="minorHAnsi"/>
+          <w:b/>
+          <w:bCs/>
+          <w:sz w:val="24"/>
+          <w:szCs w:val="24"/>
+        </w:rPr>
+      </w:pPr>
+      <w:proofErr w:type="spellStart"/>
+      <w:proofErr w:type="gramStart"/>
+      <w:r>
+        <w:rPr>
+          <w:rFonts w:eastAsiaTheme="minorEastAsia" w:cstheme="minorHAnsi"/>
+          <w:b/>
+          <w:bCs/>
+          <w:sz w:val="24"/>
+          <w:szCs w:val="24"/>
+        </w:rPr>
+        <w:t>debugPrint</w:t>
+      </w:r>
+      <w:proofErr w:type="spellEnd"/>
+      <w:proofErr w:type="gramEnd"/>
+    </w:p>
+    <w:p>
+      <w:pPr>
+        <w:pStyle w:val="ListeParagraf"/>
+        <w:numPr>
+          <w:ilvl w:val="0"/>
+          <w:numId w:val="46"/>
+        </w:numPr>
+        <w:jc w:val="both"/>
+        <w:rPr>
+          <w:rFonts w:eastAsiaTheme="minorEastAsia" w:cstheme="minorHAnsi"/>
+          <w:sz w:val="24"/>
+          <w:szCs w:val="24"/>
+        </w:rPr>
+      </w:pPr>
+      <w:proofErr w:type="spellStart"/>
+      <w:r>
+        <w:rPr>
+          <w:rFonts w:eastAsiaTheme="minorEastAsia" w:cstheme="minorHAnsi"/>
+          <w:sz w:val="24"/>
+          <w:szCs w:val="24"/>
+        </w:rPr>
+        <w:t>Flutterde</w:t>
+      </w:r>
+      <w:proofErr w:type="spellEnd"/>
+      <w:r>
+        <w:rPr>
+          <w:rFonts w:eastAsiaTheme="minorEastAsia" w:cstheme="minorHAnsi"/>
+          <w:sz w:val="24"/>
+          <w:szCs w:val="24"/>
+        </w:rPr>
+        <w:t xml:space="preserve"> bir şey yazarken </w:t>
+      </w:r>
+      <w:proofErr w:type="spellStart"/>
+      <w:r>
+        <w:rPr>
+          <w:rFonts w:eastAsiaTheme="minorEastAsia" w:cstheme="minorHAnsi"/>
+          <w:sz w:val="24"/>
+          <w:szCs w:val="24"/>
+        </w:rPr>
+        <w:t>debugPrint</w:t>
+      </w:r>
+      <w:proofErr w:type="spellEnd"/>
+      <w:r>
+        <w:rPr>
+          <w:rFonts w:eastAsiaTheme="minorEastAsia" w:cstheme="minorHAnsi"/>
+          <w:sz w:val="24"/>
+          <w:szCs w:val="24"/>
+        </w:rPr>
+        <w:t xml:space="preserve"> </w:t>
+      </w:r>
+      <w:proofErr w:type="gramStart"/>
+      <w:r>
+        <w:rPr>
+          <w:rFonts w:eastAsiaTheme="minorEastAsia" w:cstheme="minorHAnsi"/>
+          <w:sz w:val="24"/>
+          <w:szCs w:val="24"/>
+        </w:rPr>
+        <w:t>yada</w:t>
+      </w:r>
+      <w:proofErr w:type="gramEnd"/>
+      <w:r>
+        <w:rPr>
+          <w:rFonts w:eastAsiaTheme="minorEastAsia" w:cstheme="minorHAnsi"/>
+          <w:sz w:val="24"/>
+          <w:szCs w:val="24"/>
+        </w:rPr>
+        <w:t xml:space="preserve"> </w:t>
+      </w:r>
+      <w:proofErr w:type="spellStart"/>
+      <w:r>
+        <w:rPr>
+          <w:rFonts w:eastAsiaTheme="minorEastAsia" w:cstheme="minorHAnsi"/>
+          <w:sz w:val="24"/>
+          <w:szCs w:val="24"/>
+        </w:rPr>
+        <w:t>print</w:t>
+      </w:r>
+      <w:proofErr w:type="spellEnd"/>
+      <w:r>
+        <w:rPr>
+          <w:rFonts w:eastAsiaTheme="minorEastAsia" w:cstheme="minorHAnsi"/>
+          <w:sz w:val="24"/>
+          <w:szCs w:val="24"/>
+        </w:rPr>
+        <w:t xml:space="preserve"> yapıları kullanılır. </w:t>
+      </w:r>
+    </w:p>
+    <w:p>
+      <w:pPr>
+        <w:pStyle w:val="ListeParagraf"/>
+        <w:numPr>
+          <w:ilvl w:val="0"/>
+          <w:numId w:val="46"/>
+        </w:numPr>
+        <w:jc w:val="both"/>
+        <w:rPr>
+          <w:rFonts w:eastAsiaTheme="minorEastAsia" w:cstheme="minorHAnsi"/>
+          <w:sz w:val="24"/>
+          <w:szCs w:val="24"/>
+        </w:rPr>
+      </w:pPr>
+      <w:proofErr w:type="spellStart"/>
+      <w:r>
+        <w:rPr>
+          <w:rFonts w:eastAsiaTheme="minorEastAsia" w:cstheme="minorHAnsi"/>
+          <w:sz w:val="24"/>
+          <w:szCs w:val="24"/>
+        </w:rPr>
+        <w:t>Text</w:t>
+      </w:r>
+      <w:proofErr w:type="spellEnd"/>
+      <w:r>
+        <w:rPr>
+          <w:rFonts w:eastAsiaTheme="minorEastAsia" w:cstheme="minorHAnsi"/>
+          <w:sz w:val="24"/>
+          <w:szCs w:val="24"/>
+        </w:rPr>
+        <w:t xml:space="preserve"> sınıfı kullanılarak bir yapı oluşturduğumuzda doğrudan bunun içerisine yazı yazabiliriz. Ve aynı şekilde oluşturulan yazının fontunu, kalınlığını, rengini gibi yapılarla bu </w:t>
+      </w:r>
+      <w:proofErr w:type="spellStart"/>
+      <w:r>
+        <w:rPr>
+          <w:rFonts w:eastAsiaTheme="minorEastAsia" w:cstheme="minorHAnsi"/>
+          <w:sz w:val="24"/>
+          <w:szCs w:val="24"/>
+        </w:rPr>
+        <w:t>text</w:t>
+      </w:r>
+      <w:proofErr w:type="spellEnd"/>
+      <w:r>
+        <w:rPr>
+          <w:rFonts w:eastAsiaTheme="minorEastAsia" w:cstheme="minorHAnsi"/>
+          <w:sz w:val="24"/>
+          <w:szCs w:val="24"/>
+        </w:rPr>
+        <w:t xml:space="preserve"> sınıfı içerisinde oyn</w:t>
+      </w:r>
+      <w:r>
+        <w:rPr>
+          <w:rFonts w:eastAsiaTheme="minorEastAsia" w:cstheme="minorHAnsi"/>
+          <w:sz w:val="24"/>
+          <w:szCs w:val="24"/>
+        </w:rPr>
+        <w:t>a</w:t>
+      </w:r>
+      <w:r>
+        <w:rPr>
+          <w:rFonts w:eastAsiaTheme="minorEastAsia" w:cstheme="minorHAnsi"/>
+          <w:sz w:val="24"/>
+          <w:szCs w:val="24"/>
+        </w:rPr>
+        <w:t xml:space="preserve">yabiliriz. Bunu da </w:t>
+      </w:r>
+      <w:proofErr w:type="spellStart"/>
+      <w:r>
+        <w:rPr>
+          <w:rFonts w:eastAsiaTheme="minorEastAsia" w:cstheme="minorHAnsi"/>
+          <w:sz w:val="24"/>
+          <w:szCs w:val="24"/>
+        </w:rPr>
+        <w:t>style</w:t>
+      </w:r>
+      <w:proofErr w:type="spellEnd"/>
+      <w:r>
+        <w:rPr>
+          <w:rFonts w:eastAsiaTheme="minorEastAsia" w:cstheme="minorHAnsi"/>
+          <w:sz w:val="24"/>
+          <w:szCs w:val="24"/>
+        </w:rPr>
+        <w:t xml:space="preserve"> nesnesi oluşturarak yaparız. Style nesnesi </w:t>
+      </w:r>
+      <w:proofErr w:type="spellStart"/>
+      <w:r>
+        <w:rPr>
+          <w:rFonts w:eastAsiaTheme="minorEastAsia" w:cstheme="minorHAnsi"/>
+          <w:sz w:val="24"/>
+          <w:szCs w:val="24"/>
+        </w:rPr>
+        <w:t>TextStyle</w:t>
+      </w:r>
+      <w:proofErr w:type="spellEnd"/>
+      <w:r>
+        <w:rPr>
+          <w:rFonts w:eastAsiaTheme="minorEastAsia" w:cstheme="minorHAnsi"/>
+          <w:sz w:val="24"/>
+          <w:szCs w:val="24"/>
+        </w:rPr>
+        <w:t xml:space="preserve"> isimli sınıf ile çağırılır. Bu </w:t>
+      </w:r>
+      <w:r>
+        <w:rPr>
+          <w:rFonts w:eastAsiaTheme="minorEastAsia" w:cstheme="minorHAnsi"/>
+          <w:sz w:val="24"/>
+          <w:szCs w:val="24"/>
+        </w:rPr>
+        <w:t>sınıf içerisinden yazı ile ilgili özellikleri değiştirebiliriz.</w:t>
+      </w:r>
+    </w:p>
+    <w:p>
+      <w:pPr>
+        <w:jc w:val="center"/>
+        <w:rPr>
+          <w:rFonts w:eastAsiaTheme="minorEastAsia" w:cstheme="minorHAnsi"/>
+          <w:sz w:val="24"/>
+          <w:szCs w:val="24"/>
+        </w:rPr>
+      </w:pPr>
+      <w:r>
+        <w:rPr>
+          <w:rFonts w:eastAsiaTheme="minorEastAsia" w:cstheme="minorHAnsi"/>
+          <w:noProof/>
+          <w:sz w:val="24"/>
+          <w:szCs w:val="24"/>
+        </w:rPr>
+        <w:drawing>
+          <wp:inline distT="0" distB="0" distL="0" distR="0" wp14:anchorId="4ABC1239" wp14:editId="5A70A258">
+            <wp:extent cx="2133600" cy="1066800"/>
+            <wp:effectExtent l="0" t="0" r="0" b="0"/>
+            <wp:docPr id="108" name="Resim 108"/>
+            <wp:cNvGraphicFramePr>
+              <a:graphicFrameLocks xmlns:a="http://schemas.openxmlformats.org/drawingml/2006/main" noChangeAspect="1"/>
+            </wp:cNvGraphicFramePr>
+            <a:graphic xmlns:a="http://schemas.openxmlformats.org/drawingml/2006/main">
+              <a:graphicData uri="http://schemas.openxmlformats.org/drawingml/2006/picture">
+                <pic:pic xmlns:pic="http://schemas.openxmlformats.org/drawingml/2006/picture">
+                  <pic:nvPicPr>
+                    <pic:cNvPr id="0" name="Picture 5"/>
+                    <pic:cNvPicPr>
+                      <a:picLocks noChangeAspect="1" noChangeArrowheads="1"/>
+                    </pic:cNvPicPr>
+                  </pic:nvPicPr>
+                  <pic:blipFill>
+                    <a:blip r:embed="rId112">
+                      <a:extLst>
+                        <a:ext uri="{28A0092B-C50C-407E-A947-70E740481C1C}">
+                          <a14:useLocalDpi xmlns:a14="http://schemas.microsoft.com/office/drawing/2010/main" val="0"/>
+                        </a:ext>
+                      </a:extLst>
+                    </a:blip>
+                    <a:srcRect/>
+                    <a:stretch>
+                      <a:fillRect/>
+                    </a:stretch>
+                  </pic:blipFill>
+                  <pic:spPr bwMode="auto">
+                    <a:xfrm>
+                      <a:off x="0" y="0"/>
+                      <a:ext cx="2133600" cy="1066800"/>
+                    </a:xfrm>
+                    <a:prstGeom prst="rect">
+                      <a:avLst/>
+                    </a:prstGeom>
+                    <a:noFill/>
+                    <a:ln>
+                      <a:noFill/>
+                    </a:ln>
+                  </pic:spPr>
+                </pic:pic>
+              </a:graphicData>
+            </a:graphic>
+          </wp:inline>
+        </w:drawing>
+      </w:r>
+    </w:p>
+    <w:p>
+      <w:pPr>
+        <w:pStyle w:val="ListeParagraf"/>
+        <w:numPr>
+          <w:ilvl w:val="0"/>
+          <w:numId w:val="47"/>
+        </w:numPr>
+        <w:jc w:val="both"/>
+        <w:rPr>
+          <w:rFonts w:eastAsiaTheme="minorEastAsia" w:cstheme="minorHAnsi"/>
+          <w:sz w:val="24"/>
+          <w:szCs w:val="24"/>
+        </w:rPr>
+      </w:pPr>
+      <w:r>
+        <w:rPr>
+          <w:rFonts w:eastAsiaTheme="minorEastAsia" w:cstheme="minorHAnsi"/>
+          <w:sz w:val="24"/>
+          <w:szCs w:val="24"/>
+        </w:rPr>
+        <w:lastRenderedPageBreak/>
+        <w:t xml:space="preserve">Aşağıda görülen görselde şu ana kadar anlatılanlar kullanılarak bir </w:t>
+      </w:r>
+      <w:proofErr w:type="spellStart"/>
+      <w:r>
+        <w:rPr>
+          <w:rFonts w:eastAsiaTheme="minorEastAsia" w:cstheme="minorHAnsi"/>
+          <w:sz w:val="24"/>
+          <w:szCs w:val="24"/>
+        </w:rPr>
+        <w:t>arayüz</w:t>
+      </w:r>
+      <w:proofErr w:type="spellEnd"/>
+      <w:r>
+        <w:rPr>
+          <w:rFonts w:eastAsiaTheme="minorEastAsia" w:cstheme="minorHAnsi"/>
+          <w:sz w:val="24"/>
+          <w:szCs w:val="24"/>
+        </w:rPr>
+        <w:t xml:space="preserve"> oluşturulmuştur.</w:t>
+      </w:r>
+    </w:p>
+    <w:p>
+      <w:pPr>
+        <w:jc w:val="center"/>
+        <w:rPr>
+          <w:rFonts w:eastAsiaTheme="minorEastAsia" w:cstheme="minorHAnsi"/>
+          <w:sz w:val="24"/>
+          <w:szCs w:val="24"/>
+        </w:rPr>
+      </w:pPr>
+      <w:r>
+        <w:rPr>
+          <w:rFonts w:eastAsiaTheme="minorEastAsia" w:cstheme="minorHAnsi"/>
+          <w:noProof/>
+          <w:sz w:val="24"/>
+          <w:szCs w:val="24"/>
+        </w:rPr>
+        <w:drawing>
+          <wp:inline distT="0" distB="0" distL="0" distR="0" wp14:anchorId="619D16A7" wp14:editId="23487423">
+            <wp:extent cx="5757545" cy="4538345"/>
+            <wp:effectExtent l="0" t="0" r="0" b="0"/>
+            <wp:docPr id="109" name="Resim 109"/>
+            <wp:cNvGraphicFramePr>
+              <a:graphicFrameLocks xmlns:a="http://schemas.openxmlformats.org/drawingml/2006/main" noChangeAspect="1"/>
+            </wp:cNvGraphicFramePr>
+            <a:graphic xmlns:a="http://schemas.openxmlformats.org/drawingml/2006/main">
+              <a:graphicData uri="http://schemas.openxmlformats.org/drawingml/2006/picture">
+                <pic:pic xmlns:pic="http://schemas.openxmlformats.org/drawingml/2006/picture">
+                  <pic:nvPicPr>
+                    <pic:cNvPr id="0" name="Picture 6"/>
+                    <pic:cNvPicPr>
+                      <a:picLocks noChangeAspect="1" noChangeArrowheads="1"/>
+                    </pic:cNvPicPr>
+                  </pic:nvPicPr>
+                  <pic:blipFill>
+                    <a:blip r:embed="rId113">
+                      <a:extLst>
+                        <a:ext uri="{28A0092B-C50C-407E-A947-70E740481C1C}">
+                          <a14:useLocalDpi xmlns:a14="http://schemas.microsoft.com/office/drawing/2010/main" val="0"/>
+                        </a:ext>
+                      </a:extLst>
+                    </a:blip>
+                    <a:srcRect/>
+                    <a:stretch>
+                      <a:fillRect/>
+                    </a:stretch>
+                  </pic:blipFill>
+                  <pic:spPr bwMode="auto">
+                    <a:xfrm>
+                      <a:off x="0" y="0"/>
+                      <a:ext cx="5757545" cy="4538345"/>
+                    </a:xfrm>
+                    <a:prstGeom prst="rect">
+                      <a:avLst/>
+                    </a:prstGeom>
+                    <a:noFill/>
+                    <a:ln>
+                      <a:noFill/>
+                    </a:ln>
+                  </pic:spPr>
+                </pic:pic>
+              </a:graphicData>
+            </a:graphic>
+          </wp:inline>
+        </w:drawing>
+      </w:r>
+    </w:p>
+    <w:p>
+      <w:pPr>
+        <w:rPr>
+          <w:rFonts w:eastAsiaTheme="minorEastAsia" w:cstheme="minorHAnsi"/>
+          <w:sz w:val="24"/>
+          <w:szCs w:val="24"/>
+        </w:rPr>
+      </w:pPr>
+    </w:p>
+    <w:p>
+      <w:pPr>
+        <w:rPr>
+          <w:rFonts w:eastAsiaTheme="minorEastAsia" w:cstheme="minorHAnsi"/>
+          <w:b/>
+          <w:bCs/>
+          <w:sz w:val="24"/>
+          <w:szCs w:val="24"/>
+        </w:rPr>
+      </w:pPr>
+      <w:proofErr w:type="spellStart"/>
+      <w:r>
+        <w:rPr>
+          <w:rFonts w:eastAsiaTheme="minorEastAsia" w:cstheme="minorHAnsi"/>
+          <w:b/>
+          <w:bCs/>
+          <w:sz w:val="24"/>
+          <w:szCs w:val="24"/>
+        </w:rPr>
+        <w:t>Container</w:t>
+      </w:r>
+      <w:proofErr w:type="spellEnd"/>
+    </w:p>
+    <w:p>
+      <w:pPr>
+        <w:pStyle w:val="ListeParagraf"/>
+        <w:numPr>
+          <w:ilvl w:val="0"/>
+          <w:numId w:val="47"/>
+        </w:numPr>
+        <w:jc w:val="both"/>
+        <w:rPr>
+          <w:rFonts w:eastAsiaTheme="minorEastAsia" w:cstheme="minorHAnsi"/>
+          <w:sz w:val="24"/>
+          <w:szCs w:val="24"/>
+        </w:rPr>
+      </w:pPr>
+      <w:r>
+        <w:rPr>
+          <w:rFonts w:eastAsiaTheme="minorEastAsia" w:cstheme="minorHAnsi"/>
+          <w:sz w:val="24"/>
+          <w:szCs w:val="24"/>
+        </w:rPr>
+        <w:t xml:space="preserve">Başka bir </w:t>
+      </w:r>
+      <w:proofErr w:type="spellStart"/>
+      <w:r>
+        <w:rPr>
+          <w:rFonts w:eastAsiaTheme="minorEastAsia" w:cstheme="minorHAnsi"/>
+          <w:sz w:val="24"/>
+          <w:szCs w:val="24"/>
+        </w:rPr>
+        <w:t>Widgeti</w:t>
+      </w:r>
+      <w:proofErr w:type="spellEnd"/>
+      <w:r>
+        <w:rPr>
+          <w:rFonts w:eastAsiaTheme="minorEastAsia" w:cstheme="minorHAnsi"/>
+          <w:sz w:val="24"/>
+          <w:szCs w:val="24"/>
+        </w:rPr>
+        <w:t xml:space="preserve"> boyutlandırmaya, rengiyle oynamaya gibi görevler gerçekleştirilebilir. Eğer oluşturulan bu yapının içi boş bırakılırsa bir üst yapının değerlerini yani </w:t>
+      </w:r>
+      <w:proofErr w:type="spellStart"/>
+      <w:r>
+        <w:rPr>
+          <w:rFonts w:eastAsiaTheme="minorEastAsia" w:cstheme="minorHAnsi"/>
+          <w:sz w:val="24"/>
+          <w:szCs w:val="24"/>
+        </w:rPr>
+        <w:t>default</w:t>
+      </w:r>
+      <w:proofErr w:type="spellEnd"/>
+      <w:r>
+        <w:rPr>
+          <w:rFonts w:eastAsiaTheme="minorEastAsia" w:cstheme="minorHAnsi"/>
+          <w:sz w:val="24"/>
+          <w:szCs w:val="24"/>
+        </w:rPr>
+        <w:t xml:space="preserve"> olan değeri kabul eder. Örneğin body içerisinde </w:t>
+      </w:r>
+      <w:proofErr w:type="spellStart"/>
+      <w:r>
+        <w:rPr>
+          <w:rFonts w:eastAsiaTheme="minorEastAsia" w:cstheme="minorHAnsi"/>
+          <w:sz w:val="24"/>
+          <w:szCs w:val="24"/>
+        </w:rPr>
+        <w:t>Container</w:t>
+      </w:r>
+      <w:proofErr w:type="spellEnd"/>
+      <w:r>
+        <w:rPr>
+          <w:rFonts w:eastAsiaTheme="minorEastAsia" w:cstheme="minorHAnsi"/>
+          <w:sz w:val="24"/>
+          <w:szCs w:val="24"/>
+        </w:rPr>
+        <w:t xml:space="preserve"> sınıfını kullandık. Fakat içini boş bırakırsak </w:t>
+      </w:r>
+      <w:proofErr w:type="spellStart"/>
+      <w:r>
+        <w:rPr>
+          <w:rFonts w:eastAsiaTheme="minorEastAsia" w:cstheme="minorHAnsi"/>
+          <w:sz w:val="24"/>
+          <w:szCs w:val="24"/>
+        </w:rPr>
+        <w:t>default</w:t>
+      </w:r>
+      <w:proofErr w:type="spellEnd"/>
+      <w:r>
+        <w:rPr>
+          <w:rFonts w:eastAsiaTheme="minorEastAsia" w:cstheme="minorHAnsi"/>
+          <w:sz w:val="24"/>
+          <w:szCs w:val="24"/>
+        </w:rPr>
+        <w:t xml:space="preserve"> body rengini kabul eder. </w:t>
+      </w:r>
+      <w:proofErr w:type="gramStart"/>
+      <w:r>
+        <w:rPr>
+          <w:rFonts w:eastAsiaTheme="minorEastAsia" w:cstheme="minorHAnsi"/>
+          <w:sz w:val="24"/>
+          <w:szCs w:val="24"/>
+        </w:rPr>
+        <w:t>Yada</w:t>
+      </w:r>
+      <w:proofErr w:type="gramEnd"/>
+      <w:r>
+        <w:rPr>
+          <w:rFonts w:eastAsiaTheme="minorEastAsia" w:cstheme="minorHAnsi"/>
+          <w:sz w:val="24"/>
+          <w:szCs w:val="24"/>
+        </w:rPr>
+        <w:t xml:space="preserve"> </w:t>
+      </w:r>
+      <w:proofErr w:type="spellStart"/>
+      <w:r>
+        <w:rPr>
+          <w:rFonts w:eastAsiaTheme="minorEastAsia" w:cstheme="minorHAnsi"/>
+          <w:sz w:val="24"/>
+          <w:szCs w:val="24"/>
+        </w:rPr>
+        <w:t>Scaffold</w:t>
+      </w:r>
+      <w:proofErr w:type="spellEnd"/>
+      <w:r>
+        <w:rPr>
+          <w:rFonts w:eastAsiaTheme="minorEastAsia" w:cstheme="minorHAnsi"/>
+          <w:sz w:val="24"/>
+          <w:szCs w:val="24"/>
+        </w:rPr>
+        <w:t xml:space="preserve"> içerisinde arka plan rengini değiştirdik. Bu </w:t>
+      </w:r>
+      <w:proofErr w:type="spellStart"/>
+      <w:r>
+        <w:rPr>
+          <w:rFonts w:eastAsiaTheme="minorEastAsia" w:cstheme="minorHAnsi"/>
+          <w:sz w:val="24"/>
+          <w:szCs w:val="24"/>
+        </w:rPr>
+        <w:t>boyd</w:t>
+      </w:r>
+      <w:proofErr w:type="spellEnd"/>
+      <w:r>
+        <w:rPr>
+          <w:rFonts w:eastAsiaTheme="minorEastAsia" w:cstheme="minorHAnsi"/>
+          <w:sz w:val="24"/>
+          <w:szCs w:val="24"/>
+        </w:rPr>
+        <w:t xml:space="preserve"> rengini etkiler. Biz body içerisine </w:t>
+      </w:r>
+      <w:proofErr w:type="spellStart"/>
+      <w:r>
+        <w:rPr>
+          <w:rFonts w:eastAsiaTheme="minorEastAsia" w:cstheme="minorHAnsi"/>
+          <w:sz w:val="24"/>
+          <w:szCs w:val="24"/>
+        </w:rPr>
+        <w:t>Containers</w:t>
+      </w:r>
+      <w:proofErr w:type="spellEnd"/>
+      <w:r>
+        <w:rPr>
+          <w:rFonts w:eastAsiaTheme="minorEastAsia" w:cstheme="minorHAnsi"/>
+          <w:sz w:val="24"/>
+          <w:szCs w:val="24"/>
+        </w:rPr>
+        <w:t xml:space="preserve"> kullanıp </w:t>
+      </w:r>
+      <w:r>
+        <w:rPr>
+          <w:rFonts w:eastAsiaTheme="minorEastAsia" w:cstheme="minorHAnsi"/>
+          <w:sz w:val="24"/>
+          <w:szCs w:val="24"/>
+        </w:rPr>
+        <w:t xml:space="preserve">yeni bir renk </w:t>
+      </w:r>
+      <w:r>
+        <w:rPr>
+          <w:rFonts w:eastAsiaTheme="minorEastAsia" w:cstheme="minorHAnsi"/>
+          <w:sz w:val="24"/>
+          <w:szCs w:val="24"/>
+        </w:rPr>
+        <w:t xml:space="preserve">ataması yaparsak üst sınıftaki değeri değil </w:t>
+      </w:r>
+      <w:proofErr w:type="spellStart"/>
+      <w:r>
+        <w:rPr>
+          <w:rFonts w:eastAsiaTheme="minorEastAsia" w:cstheme="minorHAnsi"/>
+          <w:sz w:val="24"/>
+          <w:szCs w:val="24"/>
+        </w:rPr>
+        <w:t>Containers</w:t>
+      </w:r>
+      <w:proofErr w:type="spellEnd"/>
+      <w:r>
+        <w:rPr>
+          <w:rFonts w:eastAsiaTheme="minorEastAsia" w:cstheme="minorHAnsi"/>
+          <w:sz w:val="24"/>
+          <w:szCs w:val="24"/>
+        </w:rPr>
+        <w:t xml:space="preserve"> içindeki rengi kabul eder.</w:t>
+      </w:r>
+    </w:p>
+    <w:p>
+      <w:pPr>
+        <w:pStyle w:val="ListeParagraf"/>
+        <w:numPr>
+          <w:ilvl w:val="0"/>
+          <w:numId w:val="47"/>
+        </w:numPr>
+        <w:jc w:val="both"/>
+        <w:rPr>
+          <w:rFonts w:eastAsiaTheme="minorEastAsia" w:cstheme="minorHAnsi"/>
+          <w:sz w:val="24"/>
+          <w:szCs w:val="24"/>
+        </w:rPr>
+      </w:pPr>
+      <w:r>
+        <w:rPr>
+          <w:rFonts w:eastAsiaTheme="minorEastAsia" w:cstheme="minorHAnsi"/>
+          <w:sz w:val="24"/>
+          <w:szCs w:val="24"/>
+        </w:rPr>
+        <w:t xml:space="preserve">Bu </w:t>
+      </w:r>
+      <w:proofErr w:type="spellStart"/>
+      <w:r>
+        <w:rPr>
+          <w:rFonts w:eastAsiaTheme="minorEastAsia" w:cstheme="minorHAnsi"/>
+          <w:sz w:val="24"/>
+          <w:szCs w:val="24"/>
+        </w:rPr>
+        <w:t>Container</w:t>
+      </w:r>
+      <w:proofErr w:type="spellEnd"/>
+      <w:r>
+        <w:rPr>
+          <w:rFonts w:eastAsiaTheme="minorEastAsia" w:cstheme="minorHAnsi"/>
+          <w:sz w:val="24"/>
+          <w:szCs w:val="24"/>
+        </w:rPr>
+        <w:t xml:space="preserve"> içerisine bir yapı </w:t>
+      </w:r>
+      <w:proofErr w:type="spellStart"/>
+      <w:r>
+        <w:rPr>
+          <w:rFonts w:eastAsiaTheme="minorEastAsia" w:cstheme="minorHAnsi"/>
+          <w:sz w:val="24"/>
+          <w:szCs w:val="24"/>
+        </w:rPr>
+        <w:t>Widget</w:t>
+      </w:r>
+      <w:proofErr w:type="spellEnd"/>
+      <w:r>
+        <w:rPr>
+          <w:rFonts w:eastAsiaTheme="minorEastAsia" w:cstheme="minorHAnsi"/>
+          <w:sz w:val="24"/>
+          <w:szCs w:val="24"/>
+        </w:rPr>
+        <w:t xml:space="preserve"> ekleyelim. Bu </w:t>
+      </w:r>
+      <w:proofErr w:type="spellStart"/>
+      <w:r>
+        <w:rPr>
+          <w:rFonts w:eastAsiaTheme="minorEastAsia" w:cstheme="minorHAnsi"/>
+          <w:sz w:val="24"/>
+          <w:szCs w:val="24"/>
+        </w:rPr>
+        <w:t>Widget</w:t>
+      </w:r>
+      <w:proofErr w:type="spellEnd"/>
+      <w:r>
+        <w:rPr>
+          <w:rFonts w:eastAsiaTheme="minorEastAsia" w:cstheme="minorHAnsi"/>
+          <w:sz w:val="24"/>
+          <w:szCs w:val="24"/>
+        </w:rPr>
+        <w:t xml:space="preserve"> için bir alan belirleyip içine yazabiliriz.</w:t>
+      </w:r>
+      <w:r>
+        <w:rPr>
+          <w:rFonts w:eastAsiaTheme="minorEastAsia" w:cstheme="minorHAnsi"/>
+          <w:sz w:val="24"/>
+          <w:szCs w:val="24"/>
+        </w:rPr>
+        <w:t xml:space="preserve"> </w:t>
+      </w:r>
+      <w:proofErr w:type="spellStart"/>
+      <w:proofErr w:type="gramStart"/>
+      <w:r>
+        <w:rPr>
+          <w:rFonts w:eastAsiaTheme="minorEastAsia" w:cstheme="minorHAnsi"/>
+          <w:sz w:val="24"/>
+          <w:szCs w:val="24"/>
+        </w:rPr>
+        <w:t>width</w:t>
+      </w:r>
+      <w:proofErr w:type="spellEnd"/>
+      <w:proofErr w:type="gramEnd"/>
+      <w:r>
+        <w:rPr>
+          <w:rFonts w:eastAsiaTheme="minorEastAsia" w:cstheme="minorHAnsi"/>
+          <w:sz w:val="24"/>
+          <w:szCs w:val="24"/>
+        </w:rPr>
+        <w:t xml:space="preserve"> ve </w:t>
+      </w:r>
+      <w:proofErr w:type="spellStart"/>
+      <w:r>
+        <w:rPr>
+          <w:rFonts w:eastAsiaTheme="minorEastAsia" w:cstheme="minorHAnsi"/>
+          <w:sz w:val="24"/>
+          <w:szCs w:val="24"/>
+        </w:rPr>
+        <w:t>height</w:t>
+      </w:r>
+      <w:proofErr w:type="spellEnd"/>
+      <w:r>
+        <w:rPr>
+          <w:rFonts w:eastAsiaTheme="minorEastAsia" w:cstheme="minorHAnsi"/>
+          <w:sz w:val="24"/>
+          <w:szCs w:val="24"/>
+        </w:rPr>
+        <w:t xml:space="preserve"> gibi komutlar kullanılarak bir çerçeve oluşturulabilir. </w:t>
+      </w:r>
+      <w:proofErr w:type="spellStart"/>
+      <w:r>
+        <w:rPr>
+          <w:rFonts w:eastAsiaTheme="minorEastAsia" w:cstheme="minorHAnsi"/>
+          <w:sz w:val="24"/>
+          <w:szCs w:val="24"/>
+        </w:rPr>
+        <w:t>Container</w:t>
+      </w:r>
+      <w:proofErr w:type="spellEnd"/>
+      <w:r>
+        <w:rPr>
+          <w:rFonts w:eastAsiaTheme="minorEastAsia" w:cstheme="minorHAnsi"/>
+          <w:sz w:val="24"/>
+          <w:szCs w:val="24"/>
+        </w:rPr>
+        <w:t xml:space="preserve"> bir </w:t>
+      </w:r>
+      <w:proofErr w:type="spellStart"/>
+      <w:r>
+        <w:rPr>
+          <w:rFonts w:eastAsiaTheme="minorEastAsia" w:cstheme="minorHAnsi"/>
+          <w:sz w:val="24"/>
+          <w:szCs w:val="24"/>
+        </w:rPr>
+        <w:t>Widget</w:t>
+      </w:r>
+      <w:proofErr w:type="spellEnd"/>
+      <w:r>
+        <w:rPr>
+          <w:rFonts w:eastAsiaTheme="minorEastAsia" w:cstheme="minorHAnsi"/>
+          <w:sz w:val="24"/>
+          <w:szCs w:val="24"/>
+        </w:rPr>
+        <w:t xml:space="preserve"> olduğu için ikon eklemek için </w:t>
+      </w:r>
+      <w:proofErr w:type="spellStart"/>
+      <w:r>
+        <w:rPr>
+          <w:rFonts w:eastAsiaTheme="minorEastAsia" w:cstheme="minorHAnsi"/>
+          <w:sz w:val="24"/>
+          <w:szCs w:val="24"/>
+        </w:rPr>
+        <w:t>child</w:t>
+      </w:r>
+      <w:proofErr w:type="spellEnd"/>
+      <w:r>
+        <w:rPr>
+          <w:rFonts w:eastAsiaTheme="minorEastAsia" w:cstheme="minorHAnsi"/>
+          <w:sz w:val="24"/>
+          <w:szCs w:val="24"/>
+        </w:rPr>
+        <w:t xml:space="preserve"> komutu kullanılır.</w:t>
+      </w:r>
+      <w:r>
+        <w:rPr>
+          <w:rFonts w:eastAsiaTheme="minorEastAsia" w:cstheme="minorHAnsi"/>
+          <w:sz w:val="24"/>
+          <w:szCs w:val="24"/>
+        </w:rPr>
+        <w:t xml:space="preserve"> </w:t>
+      </w:r>
+      <w:proofErr w:type="spellStart"/>
+      <w:proofErr w:type="gramStart"/>
+      <w:r>
+        <w:rPr>
+          <w:rFonts w:eastAsiaTheme="minorEastAsia" w:cstheme="minorHAnsi"/>
+          <w:sz w:val="24"/>
+          <w:szCs w:val="24"/>
+        </w:rPr>
+        <w:t>aligment</w:t>
+      </w:r>
+      <w:proofErr w:type="spellEnd"/>
+      <w:proofErr w:type="gramEnd"/>
+      <w:r>
+        <w:rPr>
+          <w:rFonts w:eastAsiaTheme="minorEastAsia" w:cstheme="minorHAnsi"/>
+          <w:sz w:val="24"/>
+          <w:szCs w:val="24"/>
+        </w:rPr>
+        <w:t xml:space="preserve"> nesnesi ile </w:t>
+      </w:r>
+      <w:proofErr w:type="spellStart"/>
+      <w:r>
+        <w:rPr>
+          <w:rFonts w:eastAsiaTheme="minorEastAsia" w:cstheme="minorHAnsi"/>
+          <w:sz w:val="24"/>
+          <w:szCs w:val="24"/>
+        </w:rPr>
+        <w:t>Container</w:t>
+      </w:r>
+      <w:proofErr w:type="spellEnd"/>
+      <w:r>
+        <w:rPr>
+          <w:rFonts w:eastAsiaTheme="minorEastAsia" w:cstheme="minorHAnsi"/>
+          <w:sz w:val="24"/>
+          <w:szCs w:val="24"/>
+        </w:rPr>
+        <w:t xml:space="preserve"> içerisinde oluşturulan bir </w:t>
+      </w:r>
+      <w:proofErr w:type="spellStart"/>
+      <w:r>
+        <w:rPr>
+          <w:rFonts w:eastAsiaTheme="minorEastAsia" w:cstheme="minorHAnsi"/>
+          <w:sz w:val="24"/>
+          <w:szCs w:val="24"/>
+        </w:rPr>
+        <w:t>Widget</w:t>
+      </w:r>
+      <w:proofErr w:type="spellEnd"/>
+      <w:r>
+        <w:rPr>
+          <w:rFonts w:eastAsiaTheme="minorEastAsia" w:cstheme="minorHAnsi"/>
+          <w:sz w:val="24"/>
+          <w:szCs w:val="24"/>
+        </w:rPr>
+        <w:t xml:space="preserve"> oluşturulan çerçeve içerisinde konumlandırılabilir. Bu nesne </w:t>
+      </w:r>
+      <w:proofErr w:type="spellStart"/>
+      <w:r>
+        <w:rPr>
+          <w:rFonts w:eastAsiaTheme="minorEastAsia" w:cstheme="minorHAnsi"/>
+          <w:sz w:val="24"/>
+          <w:szCs w:val="24"/>
+        </w:rPr>
+        <w:t>Aligment</w:t>
+      </w:r>
+      <w:proofErr w:type="spellEnd"/>
+      <w:r>
+        <w:rPr>
+          <w:rFonts w:eastAsiaTheme="minorEastAsia" w:cstheme="minorHAnsi"/>
+          <w:sz w:val="24"/>
+          <w:szCs w:val="24"/>
+        </w:rPr>
+        <w:t xml:space="preserve"> sınıfını kullanmaktadır. </w:t>
+      </w:r>
+      <w:proofErr w:type="spellStart"/>
+      <w:r>
+        <w:rPr>
+          <w:rFonts w:eastAsiaTheme="minorEastAsia" w:cstheme="minorHAnsi"/>
+          <w:sz w:val="24"/>
+          <w:szCs w:val="24"/>
+        </w:rPr>
+        <w:t>Aligment</w:t>
+      </w:r>
+      <w:proofErr w:type="spellEnd"/>
+      <w:r>
+        <w:rPr>
+          <w:rFonts w:eastAsiaTheme="minorEastAsia" w:cstheme="minorHAnsi"/>
+          <w:sz w:val="24"/>
+          <w:szCs w:val="24"/>
+        </w:rPr>
+        <w:t xml:space="preserve"> sınıfı koordinat sistemine göre çalışmaktadır fakat y ekseni tersine çalışmaktadır. Gerçek koordinat sisteminde +1 yukarıda -1 aşağıdayken bu komutta tam tersi çalışmaktadır. </w:t>
+      </w:r>
+      <w:proofErr w:type="spellStart"/>
+      <w:r>
+        <w:rPr>
+          <w:rFonts w:eastAsiaTheme="minorEastAsia" w:cstheme="minorHAnsi"/>
+          <w:sz w:val="24"/>
+          <w:szCs w:val="24"/>
+        </w:rPr>
+        <w:t>Static</w:t>
+      </w:r>
+      <w:proofErr w:type="spellEnd"/>
+      <w:r>
+        <w:rPr>
+          <w:rFonts w:eastAsiaTheme="minorEastAsia" w:cstheme="minorHAnsi"/>
+          <w:sz w:val="24"/>
+          <w:szCs w:val="24"/>
+        </w:rPr>
+        <w:t xml:space="preserve"> metodu ile oluşturulan sınıfa bağlı </w:t>
+      </w:r>
+      <w:proofErr w:type="spellStart"/>
+      <w:r>
+        <w:rPr>
+          <w:rFonts w:eastAsiaTheme="minorEastAsia" w:cstheme="minorHAnsi"/>
+          <w:sz w:val="24"/>
+          <w:szCs w:val="24"/>
+        </w:rPr>
+        <w:t>center</w:t>
+      </w:r>
+      <w:proofErr w:type="spellEnd"/>
+      <w:r>
+        <w:rPr>
+          <w:rFonts w:eastAsiaTheme="minorEastAsia" w:cstheme="minorHAnsi"/>
+          <w:sz w:val="24"/>
+          <w:szCs w:val="24"/>
+        </w:rPr>
+        <w:t xml:space="preserve">, </w:t>
+      </w:r>
+      <w:proofErr w:type="spellStart"/>
+      <w:r>
+        <w:rPr>
+          <w:rFonts w:eastAsiaTheme="minorEastAsia" w:cstheme="minorHAnsi"/>
+          <w:sz w:val="24"/>
+          <w:szCs w:val="24"/>
+        </w:rPr>
+        <w:t>bottomCenteri</w:t>
+      </w:r>
+      <w:proofErr w:type="spellEnd"/>
+      <w:r>
+        <w:rPr>
+          <w:rFonts w:eastAsiaTheme="minorEastAsia" w:cstheme="minorHAnsi"/>
+          <w:sz w:val="24"/>
+          <w:szCs w:val="24"/>
+        </w:rPr>
+        <w:t xml:space="preserve"> </w:t>
+      </w:r>
+      <w:proofErr w:type="spellStart"/>
+      <w:r>
+        <w:rPr>
+          <w:rFonts w:eastAsiaTheme="minorEastAsia" w:cstheme="minorHAnsi"/>
+          <w:sz w:val="24"/>
+          <w:szCs w:val="24"/>
+        </w:rPr>
+        <w:t>topCenter</w:t>
+      </w:r>
+      <w:proofErr w:type="spellEnd"/>
+      <w:r>
+        <w:rPr>
+          <w:rFonts w:eastAsiaTheme="minorEastAsia" w:cstheme="minorHAnsi"/>
+          <w:sz w:val="24"/>
+          <w:szCs w:val="24"/>
+        </w:rPr>
+        <w:t xml:space="preserve"> gibi konum </w:t>
+      </w:r>
+      <w:r>
+        <w:rPr>
+          <w:rFonts w:eastAsiaTheme="minorEastAsia" w:cstheme="minorHAnsi"/>
+          <w:sz w:val="24"/>
+          <w:szCs w:val="24"/>
+        </w:rPr>
+        <w:lastRenderedPageBreak/>
+        <w:t xml:space="preserve">özellikleri vardır. Koordinat yapısıyla da </w:t>
+      </w:r>
+      <w:proofErr w:type="spellStart"/>
+      <w:r>
+        <w:rPr>
+          <w:rFonts w:eastAsiaTheme="minorEastAsia" w:cstheme="minorHAnsi"/>
+          <w:sz w:val="24"/>
+          <w:szCs w:val="24"/>
+        </w:rPr>
+        <w:t>static</w:t>
+      </w:r>
+      <w:proofErr w:type="spellEnd"/>
+      <w:r>
+        <w:rPr>
+          <w:rFonts w:eastAsiaTheme="minorEastAsia" w:cstheme="minorHAnsi"/>
+          <w:sz w:val="24"/>
+          <w:szCs w:val="24"/>
+        </w:rPr>
+        <w:t xml:space="preserve"> ile oluşturulan yapılarla da konum ayarlaması yapılabilir.</w:t>
+      </w:r>
+    </w:p>
+    <w:p>
+      <w:pPr>
+        <w:pStyle w:val="ListeParagraf"/>
+        <w:numPr>
+          <w:ilvl w:val="0"/>
+          <w:numId w:val="47"/>
+        </w:numPr>
+        <w:jc w:val="both"/>
+        <w:rPr>
+          <w:rFonts w:eastAsiaTheme="minorEastAsia" w:cstheme="minorHAnsi"/>
+          <w:sz w:val="24"/>
+          <w:szCs w:val="24"/>
+        </w:rPr>
+      </w:pPr>
+      <w:r>
+        <w:rPr>
+          <w:rFonts w:eastAsiaTheme="minorEastAsia" w:cstheme="minorHAnsi"/>
+          <w:sz w:val="24"/>
+          <w:szCs w:val="24"/>
+        </w:rPr>
+        <w:t xml:space="preserve">Oluşturulan </w:t>
+      </w:r>
+      <w:proofErr w:type="spellStart"/>
+      <w:r>
+        <w:rPr>
+          <w:rFonts w:eastAsiaTheme="minorEastAsia" w:cstheme="minorHAnsi"/>
+          <w:sz w:val="24"/>
+          <w:szCs w:val="24"/>
+        </w:rPr>
+        <w:t>Text</w:t>
+      </w:r>
+      <w:proofErr w:type="spellEnd"/>
+      <w:r>
+        <w:rPr>
+          <w:rFonts w:eastAsiaTheme="minorEastAsia" w:cstheme="minorHAnsi"/>
+          <w:sz w:val="24"/>
+          <w:szCs w:val="24"/>
+        </w:rPr>
+        <w:t xml:space="preserve"> yapısının konumunu ayarlama için </w:t>
+      </w:r>
+      <w:proofErr w:type="spellStart"/>
+      <w:r>
+        <w:rPr>
+          <w:rFonts w:eastAsiaTheme="minorEastAsia" w:cstheme="minorHAnsi"/>
+          <w:sz w:val="24"/>
+          <w:szCs w:val="24"/>
+        </w:rPr>
+        <w:t>TextAlign</w:t>
+      </w:r>
+      <w:proofErr w:type="spellEnd"/>
+      <w:r>
+        <w:rPr>
+          <w:rFonts w:eastAsiaTheme="minorEastAsia" w:cstheme="minorHAnsi"/>
+          <w:sz w:val="24"/>
+          <w:szCs w:val="24"/>
+        </w:rPr>
+        <w:t xml:space="preserve"> sınıfını kullanarak </w:t>
+      </w:r>
+      <w:proofErr w:type="spellStart"/>
+      <w:r>
+        <w:rPr>
+          <w:rFonts w:eastAsiaTheme="minorEastAsia" w:cstheme="minorHAnsi"/>
+          <w:sz w:val="24"/>
+          <w:szCs w:val="24"/>
+        </w:rPr>
+        <w:t>textAlign</w:t>
+      </w:r>
+      <w:proofErr w:type="spellEnd"/>
+      <w:r>
+        <w:rPr>
+          <w:rFonts w:eastAsiaTheme="minorEastAsia" w:cstheme="minorHAnsi"/>
+          <w:sz w:val="24"/>
+          <w:szCs w:val="24"/>
+        </w:rPr>
+        <w:t xml:space="preserve"> nesnesi oluşturulur</w:t>
+      </w:r>
+      <w:r>
+        <w:rPr>
+          <w:rFonts w:eastAsiaTheme="minorEastAsia" w:cstheme="minorHAnsi"/>
+          <w:sz w:val="24"/>
+          <w:szCs w:val="24"/>
+        </w:rPr>
+        <w:t xml:space="preserve"> ve </w:t>
+      </w:r>
+      <w:proofErr w:type="spellStart"/>
+      <w:r>
+        <w:rPr>
+          <w:rFonts w:eastAsiaTheme="minorEastAsia" w:cstheme="minorHAnsi"/>
+          <w:sz w:val="24"/>
+          <w:szCs w:val="24"/>
+        </w:rPr>
+        <w:t>Container</w:t>
+      </w:r>
+      <w:proofErr w:type="spellEnd"/>
+      <w:r>
+        <w:rPr>
+          <w:rFonts w:eastAsiaTheme="minorEastAsia" w:cstheme="minorHAnsi"/>
+          <w:sz w:val="24"/>
+          <w:szCs w:val="24"/>
+        </w:rPr>
+        <w:t xml:space="preserve"> sınıfı için kullanılan </w:t>
+      </w:r>
+      <w:proofErr w:type="spellStart"/>
+      <w:r>
+        <w:rPr>
+          <w:rFonts w:eastAsiaTheme="minorEastAsia" w:cstheme="minorHAnsi"/>
+          <w:sz w:val="24"/>
+          <w:szCs w:val="24"/>
+        </w:rPr>
+        <w:t>Aligment</w:t>
+      </w:r>
+      <w:proofErr w:type="spellEnd"/>
+      <w:r>
+        <w:rPr>
+          <w:rFonts w:eastAsiaTheme="minorEastAsia" w:cstheme="minorHAnsi"/>
+          <w:sz w:val="24"/>
+          <w:szCs w:val="24"/>
+        </w:rPr>
+        <w:t xml:space="preserve"> sınıfı ile benzer komutlara sahiptir.</w:t>
+      </w:r>
+    </w:p>
+    <w:p>
+      <w:pPr>
+        <w:pStyle w:val="ListeParagraf"/>
+        <w:numPr>
+          <w:ilvl w:val="0"/>
+          <w:numId w:val="47"/>
+        </w:numPr>
+        <w:jc w:val="both"/>
+        <w:rPr>
+          <w:rFonts w:eastAsiaTheme="minorEastAsia" w:cstheme="minorHAnsi"/>
+          <w:sz w:val="24"/>
+          <w:szCs w:val="24"/>
+        </w:rPr>
+      </w:pPr>
+      <w:proofErr w:type="spellStart"/>
+      <w:proofErr w:type="gramStart"/>
+      <w:r>
+        <w:rPr>
+          <w:rFonts w:eastAsiaTheme="minorEastAsia" w:cstheme="minorHAnsi"/>
+          <w:sz w:val="24"/>
+          <w:szCs w:val="24"/>
+        </w:rPr>
+        <w:t>constraints</w:t>
+      </w:r>
+      <w:proofErr w:type="spellEnd"/>
+      <w:proofErr w:type="gramEnd"/>
+      <w:r>
+        <w:rPr>
+          <w:rFonts w:eastAsiaTheme="minorEastAsia" w:cstheme="minorHAnsi"/>
+          <w:sz w:val="24"/>
+          <w:szCs w:val="24"/>
+        </w:rPr>
+        <w:t xml:space="preserve"> nesnesi oluşturularak oluşturulan </w:t>
+      </w:r>
+      <w:proofErr w:type="spellStart"/>
+      <w:r>
+        <w:rPr>
+          <w:rFonts w:eastAsiaTheme="minorEastAsia" w:cstheme="minorHAnsi"/>
+          <w:sz w:val="24"/>
+          <w:szCs w:val="24"/>
+        </w:rPr>
+        <w:t>Container</w:t>
+      </w:r>
+      <w:proofErr w:type="spellEnd"/>
+      <w:r>
+        <w:rPr>
+          <w:rFonts w:eastAsiaTheme="minorEastAsia" w:cstheme="minorHAnsi"/>
+          <w:sz w:val="24"/>
+          <w:szCs w:val="24"/>
+        </w:rPr>
+        <w:t xml:space="preserve">’ </w:t>
+      </w:r>
+      <w:proofErr w:type="spellStart"/>
+      <w:r>
+        <w:rPr>
+          <w:rFonts w:eastAsiaTheme="minorEastAsia" w:cstheme="minorHAnsi"/>
+          <w:sz w:val="24"/>
+          <w:szCs w:val="24"/>
+        </w:rPr>
+        <w:t>ın</w:t>
+      </w:r>
+      <w:proofErr w:type="spellEnd"/>
+      <w:r>
+        <w:rPr>
+          <w:rFonts w:eastAsiaTheme="minorEastAsia" w:cstheme="minorHAnsi"/>
+          <w:sz w:val="24"/>
+          <w:szCs w:val="24"/>
+        </w:rPr>
+        <w:t xml:space="preserve"> </w:t>
+      </w:r>
+      <w:proofErr w:type="spellStart"/>
+      <w:r>
+        <w:rPr>
+          <w:rFonts w:eastAsiaTheme="minorEastAsia" w:cstheme="minorHAnsi"/>
+          <w:sz w:val="24"/>
+          <w:szCs w:val="24"/>
+        </w:rPr>
+        <w:t>max</w:t>
+      </w:r>
+      <w:proofErr w:type="spellEnd"/>
+      <w:r>
+        <w:rPr>
+          <w:rFonts w:eastAsiaTheme="minorEastAsia" w:cstheme="minorHAnsi"/>
+          <w:sz w:val="24"/>
+          <w:szCs w:val="24"/>
+        </w:rPr>
+        <w:t xml:space="preserve"> ve </w:t>
+      </w:r>
+      <w:proofErr w:type="spellStart"/>
+      <w:r>
+        <w:rPr>
+          <w:rFonts w:eastAsiaTheme="minorEastAsia" w:cstheme="minorHAnsi"/>
+          <w:sz w:val="24"/>
+          <w:szCs w:val="24"/>
+        </w:rPr>
+        <w:t>min</w:t>
+      </w:r>
+      <w:proofErr w:type="spellEnd"/>
+      <w:r>
+        <w:rPr>
+          <w:rFonts w:eastAsiaTheme="minorEastAsia" w:cstheme="minorHAnsi"/>
+          <w:sz w:val="24"/>
+          <w:szCs w:val="24"/>
+        </w:rPr>
+        <w:t xml:space="preserve"> çerçeve yapısının belirleyebiliriz. Bu yapı </w:t>
+      </w:r>
+      <w:proofErr w:type="spellStart"/>
+      <w:r>
+        <w:rPr>
+          <w:rFonts w:eastAsiaTheme="minorEastAsia" w:cstheme="minorHAnsi"/>
+          <w:sz w:val="24"/>
+          <w:szCs w:val="24"/>
+        </w:rPr>
+        <w:t>BoxConstraints</w:t>
+      </w:r>
+      <w:proofErr w:type="spellEnd"/>
+      <w:r>
+        <w:rPr>
+          <w:rFonts w:eastAsiaTheme="minorEastAsia" w:cstheme="minorHAnsi"/>
+          <w:sz w:val="24"/>
+          <w:szCs w:val="24"/>
+        </w:rPr>
+        <w:t xml:space="preserve"> sınıfı ile kullanılır ve bu sınıf içerisine </w:t>
+      </w:r>
+      <w:proofErr w:type="spellStart"/>
+      <w:r>
+        <w:rPr>
+          <w:rFonts w:eastAsiaTheme="minorEastAsia" w:cstheme="minorHAnsi"/>
+          <w:sz w:val="24"/>
+          <w:szCs w:val="24"/>
+        </w:rPr>
+        <w:t>minHeight</w:t>
+      </w:r>
+      <w:proofErr w:type="spellEnd"/>
+      <w:r>
+        <w:rPr>
+          <w:rFonts w:eastAsiaTheme="minorEastAsia" w:cstheme="minorHAnsi"/>
+          <w:sz w:val="24"/>
+          <w:szCs w:val="24"/>
+        </w:rPr>
+        <w:t xml:space="preserve">, </w:t>
+      </w:r>
+      <w:proofErr w:type="spellStart"/>
+      <w:r>
+        <w:rPr>
+          <w:rFonts w:eastAsiaTheme="minorEastAsia" w:cstheme="minorHAnsi"/>
+          <w:sz w:val="24"/>
+          <w:szCs w:val="24"/>
+        </w:rPr>
+        <w:t>maxHeight</w:t>
+      </w:r>
+      <w:proofErr w:type="spellEnd"/>
+      <w:r>
+        <w:rPr>
+          <w:rFonts w:eastAsiaTheme="minorEastAsia" w:cstheme="minorHAnsi"/>
+          <w:sz w:val="24"/>
+          <w:szCs w:val="24"/>
+        </w:rPr>
+        <w:t xml:space="preserve">, </w:t>
+      </w:r>
+      <w:proofErr w:type="spellStart"/>
+      <w:r>
+        <w:rPr>
+          <w:rFonts w:eastAsiaTheme="minorEastAsia" w:cstheme="minorHAnsi"/>
+          <w:sz w:val="24"/>
+          <w:szCs w:val="24"/>
+        </w:rPr>
+        <w:t>minWi</w:t>
+      </w:r>
+      <w:r>
+        <w:rPr>
+          <w:rFonts w:eastAsiaTheme="minorEastAsia" w:cstheme="minorHAnsi"/>
+          <w:sz w:val="24"/>
+          <w:szCs w:val="24"/>
+        </w:rPr>
+        <w:t>dth</w:t>
+      </w:r>
+      <w:proofErr w:type="spellEnd"/>
+      <w:r>
+        <w:rPr>
+          <w:rFonts w:eastAsiaTheme="minorEastAsia" w:cstheme="minorHAnsi"/>
+          <w:sz w:val="24"/>
+          <w:szCs w:val="24"/>
+        </w:rPr>
+        <w:t xml:space="preserve">, </w:t>
+      </w:r>
+      <w:proofErr w:type="spellStart"/>
+      <w:r>
+        <w:rPr>
+          <w:rFonts w:eastAsiaTheme="minorEastAsia" w:cstheme="minorHAnsi"/>
+          <w:sz w:val="24"/>
+          <w:szCs w:val="24"/>
+        </w:rPr>
+        <w:t>maxWidth</w:t>
+      </w:r>
+      <w:proofErr w:type="spellEnd"/>
+      <w:r>
+        <w:rPr>
+          <w:rFonts w:eastAsiaTheme="minorEastAsia" w:cstheme="minorHAnsi"/>
+          <w:sz w:val="24"/>
+          <w:szCs w:val="24"/>
+        </w:rPr>
+        <w:t xml:space="preserve"> gibi parametreler alır. </w:t>
+      </w:r>
+      <w:proofErr w:type="spellStart"/>
+      <w:r>
+        <w:rPr>
+          <w:rFonts w:eastAsiaTheme="minorEastAsia" w:cstheme="minorHAnsi"/>
+          <w:sz w:val="24"/>
+          <w:szCs w:val="24"/>
+        </w:rPr>
+        <w:t>Container</w:t>
+      </w:r>
+      <w:proofErr w:type="spellEnd"/>
+      <w:r>
+        <w:rPr>
+          <w:rFonts w:eastAsiaTheme="minorEastAsia" w:cstheme="minorHAnsi"/>
+          <w:sz w:val="24"/>
+          <w:szCs w:val="24"/>
+        </w:rPr>
+        <w:t xml:space="preserve"> içerisinde </w:t>
+      </w:r>
+      <w:proofErr w:type="spellStart"/>
+      <w:r>
+        <w:rPr>
+          <w:rFonts w:eastAsiaTheme="minorEastAsia" w:cstheme="minorHAnsi"/>
+          <w:sz w:val="24"/>
+          <w:szCs w:val="24"/>
+        </w:rPr>
+        <w:t>width</w:t>
+      </w:r>
+      <w:proofErr w:type="spellEnd"/>
+      <w:r>
+        <w:rPr>
+          <w:rFonts w:eastAsiaTheme="minorEastAsia" w:cstheme="minorHAnsi"/>
+          <w:sz w:val="24"/>
+          <w:szCs w:val="24"/>
+        </w:rPr>
+        <w:t xml:space="preserve"> ve </w:t>
+      </w:r>
+      <w:proofErr w:type="spellStart"/>
+      <w:r>
+        <w:rPr>
+          <w:rFonts w:eastAsiaTheme="minorEastAsia" w:cstheme="minorHAnsi"/>
+          <w:sz w:val="24"/>
+          <w:szCs w:val="24"/>
+        </w:rPr>
+        <w:t>height</w:t>
+      </w:r>
+      <w:proofErr w:type="spellEnd"/>
+      <w:r>
+        <w:rPr>
+          <w:rFonts w:eastAsiaTheme="minorEastAsia" w:cstheme="minorHAnsi"/>
+          <w:sz w:val="24"/>
+          <w:szCs w:val="24"/>
+        </w:rPr>
+        <w:t xml:space="preserve"> belirlemediğimizi düşünelim. Eğer bu yapıyı kullanıp </w:t>
+      </w:r>
+      <w:proofErr w:type="spellStart"/>
+      <w:r>
+        <w:rPr>
+          <w:rFonts w:eastAsiaTheme="minorEastAsia" w:cstheme="minorHAnsi"/>
+          <w:sz w:val="24"/>
+          <w:szCs w:val="24"/>
+        </w:rPr>
+        <w:t>Container</w:t>
+      </w:r>
+      <w:proofErr w:type="spellEnd"/>
+      <w:r>
+        <w:rPr>
+          <w:rFonts w:eastAsiaTheme="minorEastAsia" w:cstheme="minorHAnsi"/>
+          <w:sz w:val="24"/>
+          <w:szCs w:val="24"/>
+        </w:rPr>
+        <w:t xml:space="preserve"> içerisine bir şey eklemezsek body </w:t>
+      </w:r>
+      <w:proofErr w:type="spellStart"/>
+      <w:r>
+        <w:rPr>
+          <w:rFonts w:eastAsiaTheme="minorEastAsia" w:cstheme="minorHAnsi"/>
+          <w:sz w:val="24"/>
+          <w:szCs w:val="24"/>
+        </w:rPr>
+        <w:t>nin</w:t>
+      </w:r>
+      <w:proofErr w:type="spellEnd"/>
+      <w:r>
+        <w:rPr>
+          <w:rFonts w:eastAsiaTheme="minorEastAsia" w:cstheme="minorHAnsi"/>
+          <w:sz w:val="24"/>
+          <w:szCs w:val="24"/>
+        </w:rPr>
+        <w:t xml:space="preserve"> tamamını kaplar. Bunu önlemek için </w:t>
+      </w:r>
+      <w:proofErr w:type="spellStart"/>
+      <w:r>
+        <w:rPr>
+          <w:rFonts w:eastAsiaTheme="minorEastAsia" w:cstheme="minorHAnsi"/>
+          <w:sz w:val="24"/>
+          <w:szCs w:val="24"/>
+        </w:rPr>
+        <w:t>maxWidth</w:t>
+      </w:r>
+      <w:proofErr w:type="spellEnd"/>
+      <w:r>
+        <w:rPr>
+          <w:rFonts w:eastAsiaTheme="minorEastAsia" w:cstheme="minorHAnsi"/>
+          <w:sz w:val="24"/>
+          <w:szCs w:val="24"/>
+        </w:rPr>
+        <w:t xml:space="preserve">, </w:t>
+      </w:r>
+      <w:proofErr w:type="spellStart"/>
+      <w:r>
+        <w:rPr>
+          <w:rFonts w:eastAsiaTheme="minorEastAsia" w:cstheme="minorHAnsi"/>
+          <w:sz w:val="24"/>
+          <w:szCs w:val="24"/>
+        </w:rPr>
+        <w:t>maxHeight</w:t>
+      </w:r>
+      <w:proofErr w:type="spellEnd"/>
+      <w:r>
+        <w:rPr>
+          <w:rFonts w:eastAsiaTheme="minorEastAsia" w:cstheme="minorHAnsi"/>
+          <w:sz w:val="24"/>
+          <w:szCs w:val="24"/>
+        </w:rPr>
+        <w:t xml:space="preserve"> yapısını kullanırız. Fakat içerisine bir </w:t>
+      </w:r>
+      <w:proofErr w:type="spellStart"/>
+      <w:r>
+        <w:rPr>
+          <w:rFonts w:eastAsiaTheme="minorEastAsia" w:cstheme="minorHAnsi"/>
+          <w:sz w:val="24"/>
+          <w:szCs w:val="24"/>
+        </w:rPr>
+        <w:t>Text</w:t>
+      </w:r>
+      <w:proofErr w:type="spellEnd"/>
+      <w:r>
+        <w:rPr>
+          <w:rFonts w:eastAsiaTheme="minorEastAsia" w:cstheme="minorHAnsi"/>
+          <w:sz w:val="24"/>
+          <w:szCs w:val="24"/>
+        </w:rPr>
+        <w:t xml:space="preserve"> eklediğimizi düşünelim. Bu </w:t>
+      </w:r>
+      <w:proofErr w:type="spellStart"/>
+      <w:r>
+        <w:rPr>
+          <w:rFonts w:eastAsiaTheme="minorEastAsia" w:cstheme="minorHAnsi"/>
+          <w:sz w:val="24"/>
+          <w:szCs w:val="24"/>
+        </w:rPr>
+        <w:t>minHeight</w:t>
+      </w:r>
+      <w:proofErr w:type="spellEnd"/>
+      <w:r>
+        <w:rPr>
+          <w:rFonts w:eastAsiaTheme="minorEastAsia" w:cstheme="minorHAnsi"/>
+          <w:sz w:val="24"/>
+          <w:szCs w:val="24"/>
+        </w:rPr>
+        <w:t xml:space="preserve">, </w:t>
+      </w:r>
+      <w:proofErr w:type="spellStart"/>
+      <w:r>
+        <w:rPr>
+          <w:rFonts w:eastAsiaTheme="minorEastAsia" w:cstheme="minorHAnsi"/>
+          <w:sz w:val="24"/>
+          <w:szCs w:val="24"/>
+        </w:rPr>
+        <w:t>minWidth</w:t>
+      </w:r>
+      <w:proofErr w:type="spellEnd"/>
+      <w:r>
+        <w:rPr>
+          <w:rFonts w:eastAsiaTheme="minorEastAsia" w:cstheme="minorHAnsi"/>
+          <w:sz w:val="24"/>
+          <w:szCs w:val="24"/>
+        </w:rPr>
+        <w:t xml:space="preserve"> değerleriyle </w:t>
+      </w:r>
+      <w:proofErr w:type="spellStart"/>
+      <w:r>
+        <w:rPr>
+          <w:rFonts w:eastAsiaTheme="minorEastAsia" w:cstheme="minorHAnsi"/>
+          <w:sz w:val="24"/>
+          <w:szCs w:val="24"/>
+        </w:rPr>
+        <w:t>Text</w:t>
+      </w:r>
+      <w:proofErr w:type="spellEnd"/>
+      <w:r>
+        <w:rPr>
+          <w:rFonts w:eastAsiaTheme="minorEastAsia" w:cstheme="minorHAnsi"/>
+          <w:sz w:val="24"/>
+          <w:szCs w:val="24"/>
+        </w:rPr>
+        <w:t xml:space="preserve"> yapısının büyüklüğüne göre çerçeveyi değiştirmiş oluruz.</w:t>
+      </w:r>
+      <w:r>
+        <w:rPr>
+          <w:rFonts w:eastAsiaTheme="minorEastAsia" w:cstheme="minorHAnsi"/>
+          <w:sz w:val="24"/>
+          <w:szCs w:val="24"/>
+        </w:rPr>
+        <w:t xml:space="preserve"> </w:t>
+      </w:r>
+    </w:p>
+    <w:p>
+      <w:pPr>
+        <w:pStyle w:val="ListeParagraf"/>
+        <w:numPr>
+          <w:ilvl w:val="0"/>
+          <w:numId w:val="47"/>
+        </w:numPr>
+        <w:jc w:val="both"/>
+        <w:rPr>
+          <w:rFonts w:eastAsiaTheme="minorEastAsia" w:cstheme="minorHAnsi"/>
+          <w:sz w:val="24"/>
+          <w:szCs w:val="24"/>
+        </w:rPr>
+      </w:pPr>
+      <w:r>
+        <w:rPr>
+          <w:rFonts w:eastAsiaTheme="minorEastAsia" w:cstheme="minorHAnsi"/>
+          <w:sz w:val="24"/>
+          <w:szCs w:val="24"/>
+        </w:rPr>
+        <w:t>Aşağıda görülen görselde şu ana kadar anlatılan işlemlerin bir örneği bulunmaktadır.</w:t>
+      </w:r>
+    </w:p>
+    <w:p>
+      <w:pPr>
+        <w:jc w:val="center"/>
+        <w:rPr>
+          <w:rFonts w:eastAsiaTheme="minorEastAsia" w:cstheme="minorHAnsi"/>
+          <w:sz w:val="24"/>
+          <w:szCs w:val="24"/>
+        </w:rPr>
+      </w:pPr>
+      <w:r>
+        <w:rPr>
+          <w:rFonts w:eastAsiaTheme="minorEastAsia" w:cstheme="minorHAnsi"/>
+          <w:noProof/>
+          <w:sz w:val="24"/>
+          <w:szCs w:val="24"/>
+        </w:rPr>
+        <w:drawing>
+          <wp:inline distT="0" distB="0" distL="0" distR="0" wp14:anchorId="2741AA79" wp14:editId="16522757">
+            <wp:extent cx="5757545" cy="3810000"/>
+            <wp:effectExtent l="0" t="0" r="0" b="0"/>
+            <wp:docPr id="110" name="Resim 110"/>
+            <wp:cNvGraphicFramePr>
+              <a:graphicFrameLocks xmlns:a="http://schemas.openxmlformats.org/drawingml/2006/main" noChangeAspect="1"/>
+            </wp:cNvGraphicFramePr>
+            <a:graphic xmlns:a="http://schemas.openxmlformats.org/drawingml/2006/main">
+              <a:graphicData uri="http://schemas.openxmlformats.org/drawingml/2006/picture">
+                <pic:pic xmlns:pic="http://schemas.openxmlformats.org/drawingml/2006/picture">
+                  <pic:nvPicPr>
+                    <pic:cNvPr id="0" name="Picture 7"/>
+                    <pic:cNvPicPr>
+                      <a:picLocks noChangeAspect="1" noChangeArrowheads="1"/>
+                    </pic:cNvPicPr>
+                  </pic:nvPicPr>
+                  <pic:blipFill>
+                    <a:blip r:embed="rId114">
+                      <a:extLst>
+                        <a:ext uri="{28A0092B-C50C-407E-A947-70E740481C1C}">
+                          <a14:useLocalDpi xmlns:a14="http://schemas.microsoft.com/office/drawing/2010/main" val="0"/>
+                        </a:ext>
+                      </a:extLst>
+                    </a:blip>
+                    <a:srcRect/>
+                    <a:stretch>
+                      <a:fillRect/>
+                    </a:stretch>
+                  </pic:blipFill>
+                  <pic:spPr bwMode="auto">
+                    <a:xfrm>
+                      <a:off x="0" y="0"/>
+                      <a:ext cx="5757545" cy="3810000"/>
+                    </a:xfrm>
+                    <a:prstGeom prst="rect">
+                      <a:avLst/>
+                    </a:prstGeom>
+                    <a:noFill/>
+                    <a:ln>
+                      <a:noFill/>
+                    </a:ln>
+                  </pic:spPr>
+                </pic:pic>
+              </a:graphicData>
+            </a:graphic>
+          </wp:inline>
+        </w:drawing>
+      </w:r>
+    </w:p>
+    <w:p>
+      <w:pPr>
+        <w:pStyle w:val="ListeParagraf"/>
+        <w:numPr>
+          <w:ilvl w:val="0"/>
+          <w:numId w:val="48"/>
+        </w:numPr>
+        <w:jc w:val="both"/>
+        <w:rPr>
+          <w:rFonts w:eastAsiaTheme="minorEastAsia" w:cstheme="minorHAnsi"/>
+          <w:sz w:val="24"/>
+          <w:szCs w:val="24"/>
+        </w:rPr>
+      </w:pPr>
+      <w:r>
+        <w:rPr>
+          <w:rFonts w:eastAsiaTheme="minorEastAsia" w:cstheme="minorHAnsi"/>
+          <w:sz w:val="24"/>
+          <w:szCs w:val="24"/>
+        </w:rPr>
+        <w:t xml:space="preserve">İki farklı </w:t>
+      </w:r>
+      <w:proofErr w:type="spellStart"/>
+      <w:r>
+        <w:rPr>
+          <w:rFonts w:eastAsiaTheme="minorEastAsia" w:cstheme="minorHAnsi"/>
+          <w:sz w:val="24"/>
+          <w:szCs w:val="24"/>
+        </w:rPr>
+        <w:t>Container</w:t>
+      </w:r>
+      <w:proofErr w:type="spellEnd"/>
+      <w:r>
+        <w:rPr>
+          <w:rFonts w:eastAsiaTheme="minorEastAsia" w:cstheme="minorHAnsi"/>
+          <w:sz w:val="24"/>
+          <w:szCs w:val="24"/>
+        </w:rPr>
+        <w:t xml:space="preserve"> olsun. Bu </w:t>
+      </w:r>
+      <w:proofErr w:type="spellStart"/>
+      <w:r>
+        <w:rPr>
+          <w:rFonts w:eastAsiaTheme="minorEastAsia" w:cstheme="minorHAnsi"/>
+          <w:sz w:val="24"/>
+          <w:szCs w:val="24"/>
+        </w:rPr>
+        <w:t>Containerler</w:t>
+      </w:r>
+      <w:proofErr w:type="spellEnd"/>
+      <w:r>
+        <w:rPr>
+          <w:rFonts w:eastAsiaTheme="minorEastAsia" w:cstheme="minorHAnsi"/>
+          <w:sz w:val="24"/>
+          <w:szCs w:val="24"/>
+        </w:rPr>
+        <w:t xml:space="preserve"> arasındaki mesafeyi ayarlamak için </w:t>
+      </w:r>
+      <w:proofErr w:type="spellStart"/>
+      <w:r>
+        <w:rPr>
+          <w:rFonts w:eastAsiaTheme="minorEastAsia" w:cstheme="minorHAnsi"/>
+          <w:sz w:val="24"/>
+          <w:szCs w:val="24"/>
+        </w:rPr>
+        <w:t>margin</w:t>
+      </w:r>
+      <w:proofErr w:type="spellEnd"/>
+      <w:r>
+        <w:rPr>
+          <w:rFonts w:eastAsiaTheme="minorEastAsia" w:cstheme="minorHAnsi"/>
+          <w:sz w:val="24"/>
+          <w:szCs w:val="24"/>
+        </w:rPr>
+        <w:t xml:space="preserve"> nesnesi kullanılır. </w:t>
+      </w:r>
+    </w:p>
+    <w:p>
+      <w:pPr>
+        <w:pStyle w:val="ListeParagraf"/>
+        <w:numPr>
+          <w:ilvl w:val="0"/>
+          <w:numId w:val="48"/>
+        </w:numPr>
+        <w:jc w:val="both"/>
+        <w:rPr>
+          <w:rFonts w:eastAsiaTheme="minorEastAsia" w:cstheme="minorHAnsi"/>
+          <w:sz w:val="24"/>
+          <w:szCs w:val="24"/>
+        </w:rPr>
+      </w:pPr>
+      <w:proofErr w:type="spellStart"/>
+      <w:r>
+        <w:rPr>
+          <w:rFonts w:eastAsiaTheme="minorEastAsia" w:cstheme="minorHAnsi"/>
+          <w:sz w:val="24"/>
+          <w:szCs w:val="24"/>
+        </w:rPr>
+        <w:t>Container</w:t>
+      </w:r>
+      <w:proofErr w:type="spellEnd"/>
+      <w:r>
+        <w:rPr>
+          <w:rFonts w:eastAsiaTheme="minorEastAsia" w:cstheme="minorHAnsi"/>
+          <w:sz w:val="24"/>
+          <w:szCs w:val="24"/>
+        </w:rPr>
+        <w:t xml:space="preserve"> içerisindeki </w:t>
+      </w:r>
+      <w:proofErr w:type="spellStart"/>
+      <w:r>
+        <w:rPr>
+          <w:rFonts w:eastAsiaTheme="minorEastAsia" w:cstheme="minorHAnsi"/>
+          <w:sz w:val="24"/>
+          <w:szCs w:val="24"/>
+        </w:rPr>
+        <w:t>Widgetlerin</w:t>
+      </w:r>
+      <w:proofErr w:type="spellEnd"/>
+      <w:r>
+        <w:rPr>
+          <w:rFonts w:eastAsiaTheme="minorEastAsia" w:cstheme="minorHAnsi"/>
+          <w:sz w:val="24"/>
+          <w:szCs w:val="24"/>
+        </w:rPr>
+        <w:t xml:space="preserve"> içerisinde bulundukları </w:t>
+      </w:r>
+      <w:proofErr w:type="spellStart"/>
+      <w:r>
+        <w:rPr>
+          <w:rFonts w:eastAsiaTheme="minorEastAsia" w:cstheme="minorHAnsi"/>
+          <w:sz w:val="24"/>
+          <w:szCs w:val="24"/>
+        </w:rPr>
+        <w:t>Containerin</w:t>
+      </w:r>
+      <w:proofErr w:type="spellEnd"/>
+      <w:r>
+        <w:rPr>
+          <w:rFonts w:eastAsiaTheme="minorEastAsia" w:cstheme="minorHAnsi"/>
+          <w:sz w:val="24"/>
+          <w:szCs w:val="24"/>
+        </w:rPr>
+        <w:t xml:space="preserve"> kenarlarına olan uzaklığı ise </w:t>
+      </w:r>
+      <w:proofErr w:type="spellStart"/>
+      <w:r>
+        <w:rPr>
+          <w:rFonts w:eastAsiaTheme="minorEastAsia" w:cstheme="minorHAnsi"/>
+          <w:sz w:val="24"/>
+          <w:szCs w:val="24"/>
+        </w:rPr>
+        <w:t>padding</w:t>
+      </w:r>
+      <w:proofErr w:type="spellEnd"/>
+      <w:r>
+        <w:rPr>
+          <w:rFonts w:eastAsiaTheme="minorEastAsia" w:cstheme="minorHAnsi"/>
+          <w:sz w:val="24"/>
+          <w:szCs w:val="24"/>
+        </w:rPr>
+        <w:t xml:space="preserve"> nesnesi ile yapılır. </w:t>
+      </w:r>
+      <w:proofErr w:type="spellStart"/>
+      <w:proofErr w:type="gramStart"/>
+      <w:r>
+        <w:rPr>
+          <w:rFonts w:eastAsiaTheme="minorEastAsia" w:cstheme="minorHAnsi"/>
+          <w:sz w:val="24"/>
+          <w:szCs w:val="24"/>
+        </w:rPr>
+        <w:t>margin</w:t>
+      </w:r>
+      <w:proofErr w:type="spellEnd"/>
+      <w:proofErr w:type="gramEnd"/>
+      <w:r>
+        <w:rPr>
+          <w:rFonts w:eastAsiaTheme="minorEastAsia" w:cstheme="minorHAnsi"/>
+          <w:sz w:val="24"/>
+          <w:szCs w:val="24"/>
+        </w:rPr>
+        <w:t xml:space="preserve"> ve </w:t>
+      </w:r>
+      <w:proofErr w:type="spellStart"/>
+      <w:r>
+        <w:rPr>
+          <w:rFonts w:eastAsiaTheme="minorEastAsia" w:cstheme="minorHAnsi"/>
+          <w:sz w:val="24"/>
+          <w:szCs w:val="24"/>
+        </w:rPr>
+        <w:t>padding</w:t>
+      </w:r>
+      <w:proofErr w:type="spellEnd"/>
+      <w:r>
+        <w:rPr>
+          <w:rFonts w:eastAsiaTheme="minorEastAsia" w:cstheme="minorHAnsi"/>
+          <w:sz w:val="24"/>
+          <w:szCs w:val="24"/>
+        </w:rPr>
+        <w:t xml:space="preserve"> komutları için </w:t>
+      </w:r>
+      <w:proofErr w:type="spellStart"/>
+      <w:r>
+        <w:rPr>
+          <w:rFonts w:eastAsiaTheme="minorEastAsia" w:cstheme="minorHAnsi"/>
+          <w:sz w:val="24"/>
+          <w:szCs w:val="24"/>
+        </w:rPr>
+        <w:t>EdgeInsert</w:t>
+      </w:r>
+      <w:proofErr w:type="spellEnd"/>
+      <w:r>
+        <w:rPr>
+          <w:rFonts w:eastAsiaTheme="minorEastAsia" w:cstheme="minorHAnsi"/>
+          <w:sz w:val="24"/>
+          <w:szCs w:val="24"/>
+        </w:rPr>
+        <w:t xml:space="preserve"> sınıfları kullanılır. Bu sınıf ile kullanılan “</w:t>
+      </w:r>
+      <w:proofErr w:type="spellStart"/>
+      <w:r>
+        <w:rPr>
+          <w:rFonts w:eastAsiaTheme="minorEastAsia" w:cstheme="minorHAnsi"/>
+          <w:sz w:val="24"/>
+          <w:szCs w:val="24"/>
+        </w:rPr>
+        <w:t>all</w:t>
+      </w:r>
+      <w:proofErr w:type="spellEnd"/>
+      <w:r>
+        <w:rPr>
+          <w:rFonts w:eastAsiaTheme="minorEastAsia" w:cstheme="minorHAnsi"/>
+          <w:sz w:val="24"/>
+          <w:szCs w:val="24"/>
+        </w:rPr>
+        <w:t>” komutu tüm kenarlara eşit birim uzaklıkta boşluk bırakır. “</w:t>
+      </w:r>
+      <w:proofErr w:type="spellStart"/>
+      <w:proofErr w:type="gramStart"/>
+      <w:r>
+        <w:rPr>
+          <w:rFonts w:eastAsiaTheme="minorEastAsia" w:cstheme="minorHAnsi"/>
+          <w:sz w:val="24"/>
+          <w:szCs w:val="24"/>
+        </w:rPr>
+        <w:t>fromTRB</w:t>
+      </w:r>
+      <w:proofErr w:type="spellEnd"/>
+      <w:proofErr w:type="gramEnd"/>
+      <w:r>
+        <w:rPr>
+          <w:rFonts w:eastAsiaTheme="minorEastAsia" w:cstheme="minorHAnsi"/>
+          <w:sz w:val="24"/>
+          <w:szCs w:val="24"/>
+        </w:rPr>
+        <w:t>” komutu ise içerisine 4 tane parametre alır ve yukarıdan, aşağıdan, sağdan ve soldan bırakılmak istenilen boşluk değerleri girilir. “</w:t>
+      </w:r>
+      <w:proofErr w:type="spellStart"/>
+      <w:proofErr w:type="gramStart"/>
+      <w:r>
+        <w:rPr>
+          <w:rFonts w:eastAsiaTheme="minorEastAsia" w:cstheme="minorHAnsi"/>
+          <w:sz w:val="24"/>
+          <w:szCs w:val="24"/>
+        </w:rPr>
+        <w:t>symetric</w:t>
+      </w:r>
+      <w:proofErr w:type="spellEnd"/>
+      <w:proofErr w:type="gramEnd"/>
+      <w:r>
+        <w:rPr>
+          <w:rFonts w:eastAsiaTheme="minorEastAsia" w:cstheme="minorHAnsi"/>
+          <w:sz w:val="24"/>
+          <w:szCs w:val="24"/>
+        </w:rPr>
+        <w:t>” ile yatayda ve dikeyde bırakılmak istenilen boşluklar girilir.</w:t>
+      </w:r>
+      <w:r>
+        <w:rPr>
+          <w:rFonts w:eastAsiaTheme="minorEastAsia" w:cstheme="minorHAnsi"/>
+          <w:sz w:val="24"/>
+          <w:szCs w:val="24"/>
+        </w:rPr>
+        <w:t xml:space="preserve"> “</w:t>
+      </w:r>
+      <w:proofErr w:type="spellStart"/>
+      <w:proofErr w:type="gramStart"/>
+      <w:r>
+        <w:rPr>
+          <w:rFonts w:eastAsiaTheme="minorEastAsia" w:cstheme="minorHAnsi"/>
+          <w:sz w:val="24"/>
+          <w:szCs w:val="24"/>
+        </w:rPr>
+        <w:t>only</w:t>
+      </w:r>
+      <w:proofErr w:type="spellEnd"/>
+      <w:proofErr w:type="gramEnd"/>
+      <w:r>
+        <w:rPr>
+          <w:rFonts w:eastAsiaTheme="minorEastAsia" w:cstheme="minorHAnsi"/>
+          <w:sz w:val="24"/>
+          <w:szCs w:val="24"/>
+        </w:rPr>
+        <w:t>” komutu ile de hangi kenardan (sağ, sol, yukarı, aşağı) ne kadar boşluk girmek istediğimizi biz belirleriz.</w:t>
+      </w:r>
+    </w:p>
+    <w:p>
+      <w:pPr>
+        <w:pStyle w:val="ListeParagraf"/>
+        <w:numPr>
+          <w:ilvl w:val="0"/>
+          <w:numId w:val="48"/>
+        </w:numPr>
+        <w:jc w:val="both"/>
+        <w:rPr>
+          <w:rFonts w:eastAsiaTheme="minorEastAsia" w:cstheme="minorHAnsi"/>
+          <w:sz w:val="24"/>
+          <w:szCs w:val="24"/>
+        </w:rPr>
+      </w:pPr>
+      <w:r>
+        <w:rPr>
+          <w:rFonts w:eastAsiaTheme="minorEastAsia" w:cstheme="minorHAnsi"/>
+          <w:sz w:val="24"/>
+          <w:szCs w:val="24"/>
+        </w:rPr>
+        <w:lastRenderedPageBreak/>
+        <w:t xml:space="preserve">Bir </w:t>
+      </w:r>
+      <w:proofErr w:type="spellStart"/>
+      <w:r>
+        <w:rPr>
+          <w:rFonts w:eastAsiaTheme="minorEastAsia" w:cstheme="minorHAnsi"/>
+          <w:sz w:val="24"/>
+          <w:szCs w:val="24"/>
+        </w:rPr>
+        <w:t>Container</w:t>
+      </w:r>
+      <w:proofErr w:type="spellEnd"/>
+      <w:r>
+        <w:rPr>
+          <w:rFonts w:eastAsiaTheme="minorEastAsia" w:cstheme="minorHAnsi"/>
+          <w:sz w:val="24"/>
+          <w:szCs w:val="24"/>
+        </w:rPr>
+        <w:t xml:space="preserve"> oluşturduk ve bunu sayfanın tam ortasına getirmemiz gerekiyor. İstenilen </w:t>
+      </w:r>
+      <w:proofErr w:type="spellStart"/>
+      <w:r>
+        <w:rPr>
+          <w:rFonts w:eastAsiaTheme="minorEastAsia" w:cstheme="minorHAnsi"/>
+          <w:sz w:val="24"/>
+          <w:szCs w:val="24"/>
+        </w:rPr>
+        <w:t>Container</w:t>
+      </w:r>
+      <w:proofErr w:type="spellEnd"/>
+      <w:r>
+        <w:rPr>
+          <w:rFonts w:eastAsiaTheme="minorEastAsia" w:cstheme="minorHAnsi"/>
+          <w:sz w:val="24"/>
+          <w:szCs w:val="24"/>
+        </w:rPr>
+        <w:t xml:space="preserve"> seçilerek </w:t>
+      </w:r>
+      <w:proofErr w:type="spellStart"/>
+      <w:r>
+        <w:rPr>
+          <w:rFonts w:eastAsiaTheme="minorEastAsia" w:cstheme="minorHAnsi"/>
+          <w:sz w:val="24"/>
+          <w:szCs w:val="24"/>
+        </w:rPr>
+        <w:t>ctrl</w:t>
+      </w:r>
+      <w:proofErr w:type="spellEnd"/>
+      <w:r>
+        <w:rPr>
+          <w:rFonts w:eastAsiaTheme="minorEastAsia" w:cstheme="minorHAnsi"/>
+          <w:sz w:val="24"/>
+          <w:szCs w:val="24"/>
+        </w:rPr>
+        <w:t xml:space="preserve">+. Kısa yolu kullanılarak açılan pencereden Center sınıfı seçilir. Oluşturduğumuz </w:t>
+      </w:r>
+      <w:proofErr w:type="spellStart"/>
+      <w:r>
+        <w:rPr>
+          <w:rFonts w:eastAsiaTheme="minorEastAsia" w:cstheme="minorHAnsi"/>
+          <w:sz w:val="24"/>
+          <w:szCs w:val="24"/>
+        </w:rPr>
+        <w:t>Container</w:t>
+      </w:r>
+      <w:proofErr w:type="spellEnd"/>
+      <w:r>
+        <w:rPr>
+          <w:rFonts w:eastAsiaTheme="minorEastAsia" w:cstheme="minorHAnsi"/>
+          <w:sz w:val="24"/>
+          <w:szCs w:val="24"/>
+        </w:rPr>
+        <w:t xml:space="preserve"> Center sınıfının </w:t>
+      </w:r>
+      <w:proofErr w:type="spellStart"/>
+      <w:r>
+        <w:rPr>
+          <w:rFonts w:eastAsiaTheme="minorEastAsia" w:cstheme="minorHAnsi"/>
+          <w:sz w:val="24"/>
+          <w:szCs w:val="24"/>
+        </w:rPr>
+        <w:t>chield</w:t>
+      </w:r>
+      <w:proofErr w:type="spellEnd"/>
+      <w:r>
+        <w:rPr>
+          <w:rFonts w:eastAsiaTheme="minorEastAsia" w:cstheme="minorHAnsi"/>
+          <w:sz w:val="24"/>
+          <w:szCs w:val="24"/>
+        </w:rPr>
+        <w:t xml:space="preserve">’ i kabul edilir ve direkt olarak sayfanın ortasına </w:t>
+      </w:r>
+      <w:proofErr w:type="spellStart"/>
+      <w:r>
+        <w:rPr>
+          <w:rFonts w:eastAsiaTheme="minorEastAsia" w:cstheme="minorHAnsi"/>
+          <w:sz w:val="24"/>
+          <w:szCs w:val="24"/>
+        </w:rPr>
+        <w:t>Container</w:t>
+      </w:r>
+      <w:proofErr w:type="spellEnd"/>
+      <w:r>
+        <w:rPr>
+          <w:rFonts w:eastAsiaTheme="minorEastAsia" w:cstheme="minorHAnsi"/>
+          <w:sz w:val="24"/>
+          <w:szCs w:val="24"/>
+        </w:rPr>
+        <w:t xml:space="preserve"> gelir.</w:t>
+      </w:r>
+    </w:p>
+    <w:p>
+      <w:pPr>
+        <w:jc w:val="center"/>
+        <w:rPr>
+          <w:rFonts w:eastAsiaTheme="minorEastAsia" w:cstheme="minorHAnsi"/>
+          <w:sz w:val="24"/>
+          <w:szCs w:val="24"/>
+        </w:rPr>
+      </w:pPr>
+      <w:r>
+        <w:rPr>
+          <w:rFonts w:eastAsiaTheme="minorEastAsia" w:cstheme="minorHAnsi"/>
+          <w:noProof/>
+          <w:sz w:val="24"/>
+          <w:szCs w:val="24"/>
+        </w:rPr>
+        <w:drawing>
+          <wp:inline distT="0" distB="0" distL="0" distR="0" wp14:anchorId="6AD0F8C2" wp14:editId="38EF85C7">
+            <wp:extent cx="5757545" cy="4893945"/>
+            <wp:effectExtent l="0" t="0" r="0" b="1905"/>
+            <wp:docPr id="57" name="Resim 57"/>
+            <wp:cNvGraphicFramePr>
+              <a:graphicFrameLocks xmlns:a="http://schemas.openxmlformats.org/drawingml/2006/main" noChangeAspect="1"/>
+            </wp:cNvGraphicFramePr>
+            <a:graphic xmlns:a="http://schemas.openxmlformats.org/drawingml/2006/main">
+              <a:graphicData uri="http://schemas.openxmlformats.org/drawingml/2006/picture">
+                <pic:pic xmlns:pic="http://schemas.openxmlformats.org/drawingml/2006/picture">
+                  <pic:nvPicPr>
+                    <pic:cNvPr id="0" name="Picture 1"/>
+                    <pic:cNvPicPr>
+                      <a:picLocks noChangeAspect="1" noChangeArrowheads="1"/>
+                    </pic:cNvPicPr>
+                  </pic:nvPicPr>
+                  <pic:blipFill>
+                    <a:blip r:embed="rId115">
+                      <a:extLst>
+                        <a:ext uri="{28A0092B-C50C-407E-A947-70E740481C1C}">
+                          <a14:useLocalDpi xmlns:a14="http://schemas.microsoft.com/office/drawing/2010/main" val="0"/>
+                        </a:ext>
+                      </a:extLst>
+                    </a:blip>
+                    <a:srcRect/>
+                    <a:stretch>
+                      <a:fillRect/>
+                    </a:stretch>
+                  </pic:blipFill>
+                  <pic:spPr bwMode="auto">
+                    <a:xfrm>
+                      <a:off x="0" y="0"/>
+                      <a:ext cx="5757545" cy="4893945"/>
+                    </a:xfrm>
+                    <a:prstGeom prst="rect">
+                      <a:avLst/>
+                    </a:prstGeom>
+                    <a:noFill/>
+                    <a:ln>
+                      <a:noFill/>
+                    </a:ln>
+                  </pic:spPr>
+                </pic:pic>
+              </a:graphicData>
+            </a:graphic>
+          </wp:inline>
+        </w:drawing>
+      </w:r>
+    </w:p>
+    <w:p>
+      <w:pPr>
+        <w:pStyle w:val="ListeParagraf"/>
+        <w:numPr>
+          <w:ilvl w:val="0"/>
+          <w:numId w:val="49"/>
+        </w:numPr>
+        <w:rPr>
+          <w:rFonts w:eastAsiaTheme="minorEastAsia" w:cstheme="minorHAnsi"/>
+          <w:sz w:val="24"/>
+          <w:szCs w:val="24"/>
+        </w:rPr>
+      </w:pPr>
+      <w:r>
+        <w:rPr>
+          <w:rFonts w:eastAsiaTheme="minorEastAsia" w:cstheme="minorHAnsi"/>
+          <w:sz w:val="24"/>
+          <w:szCs w:val="24"/>
+        </w:rPr>
+        <w:t xml:space="preserve">Yukarıdaki görselde bir </w:t>
+      </w:r>
+      <w:proofErr w:type="spellStart"/>
+      <w:r>
+        <w:rPr>
+          <w:rFonts w:eastAsiaTheme="minorEastAsia" w:cstheme="minorHAnsi"/>
+          <w:sz w:val="24"/>
+          <w:szCs w:val="24"/>
+        </w:rPr>
+        <w:t>Container</w:t>
+      </w:r>
+      <w:proofErr w:type="spellEnd"/>
+      <w:r>
+        <w:rPr>
+          <w:rFonts w:eastAsiaTheme="minorEastAsia" w:cstheme="minorHAnsi"/>
+          <w:sz w:val="24"/>
+          <w:szCs w:val="24"/>
+        </w:rPr>
+        <w:t xml:space="preserve"> içerisine başka bir </w:t>
+      </w:r>
+      <w:proofErr w:type="spellStart"/>
+      <w:r>
+        <w:rPr>
+          <w:rFonts w:eastAsiaTheme="minorEastAsia" w:cstheme="minorHAnsi"/>
+          <w:sz w:val="24"/>
+          <w:szCs w:val="24"/>
+        </w:rPr>
+        <w:t>Container</w:t>
+      </w:r>
+      <w:proofErr w:type="spellEnd"/>
+      <w:r>
+        <w:rPr>
+          <w:rFonts w:eastAsiaTheme="minorEastAsia" w:cstheme="minorHAnsi"/>
+          <w:sz w:val="24"/>
+          <w:szCs w:val="24"/>
+        </w:rPr>
+        <w:t xml:space="preserve"> oluşturulmuş ve renkleri birbirinden ayırılarak belirgin hale getirilmişlerdir. Kırmızı </w:t>
+      </w:r>
+      <w:proofErr w:type="spellStart"/>
+      <w:r>
+        <w:rPr>
+          <w:rFonts w:eastAsiaTheme="minorEastAsia" w:cstheme="minorHAnsi"/>
+          <w:sz w:val="24"/>
+          <w:szCs w:val="24"/>
+        </w:rPr>
+        <w:t>Containerin</w:t>
+      </w:r>
+      <w:proofErr w:type="spellEnd"/>
+      <w:r>
+        <w:rPr>
+          <w:rFonts w:eastAsiaTheme="minorEastAsia" w:cstheme="minorHAnsi"/>
+          <w:sz w:val="24"/>
+          <w:szCs w:val="24"/>
+        </w:rPr>
+        <w:t xml:space="preserve"> </w:t>
+      </w:r>
+      <w:proofErr w:type="spellStart"/>
+      <w:r>
+        <w:rPr>
+          <w:rFonts w:eastAsiaTheme="minorEastAsia" w:cstheme="minorHAnsi"/>
+          <w:sz w:val="24"/>
+          <w:szCs w:val="24"/>
+        </w:rPr>
+        <w:t>uzunuk</w:t>
+      </w:r>
+      <w:proofErr w:type="spellEnd"/>
+      <w:r>
+        <w:rPr>
+          <w:rFonts w:eastAsiaTheme="minorEastAsia" w:cstheme="minorHAnsi"/>
+          <w:sz w:val="24"/>
+          <w:szCs w:val="24"/>
+        </w:rPr>
+        <w:t xml:space="preserve"> ve genişliği 200-200, mavi </w:t>
+      </w:r>
+      <w:proofErr w:type="spellStart"/>
+      <w:r>
+        <w:rPr>
+          <w:rFonts w:eastAsiaTheme="minorEastAsia" w:cstheme="minorHAnsi"/>
+          <w:sz w:val="24"/>
+          <w:szCs w:val="24"/>
+        </w:rPr>
+        <w:t>Containerin</w:t>
+      </w:r>
+      <w:proofErr w:type="spellEnd"/>
+      <w:r>
+        <w:rPr>
+          <w:rFonts w:eastAsiaTheme="minorEastAsia" w:cstheme="minorHAnsi"/>
+          <w:sz w:val="24"/>
+          <w:szCs w:val="24"/>
+        </w:rPr>
+        <w:t xml:space="preserve"> ise 50-50’ </w:t>
+      </w:r>
+      <w:proofErr w:type="spellStart"/>
+      <w:r>
+        <w:rPr>
+          <w:rFonts w:eastAsiaTheme="minorEastAsia" w:cstheme="minorHAnsi"/>
+          <w:sz w:val="24"/>
+          <w:szCs w:val="24"/>
+        </w:rPr>
+        <w:t>dir</w:t>
+      </w:r>
+      <w:proofErr w:type="spellEnd"/>
+      <w:r>
+        <w:rPr>
+          <w:rFonts w:eastAsiaTheme="minorEastAsia" w:cstheme="minorHAnsi"/>
+          <w:sz w:val="24"/>
+          <w:szCs w:val="24"/>
+        </w:rPr>
+        <w:t xml:space="preserve">. Kırmızı </w:t>
+      </w:r>
+      <w:proofErr w:type="spellStart"/>
+      <w:r>
+        <w:rPr>
+          <w:rFonts w:eastAsiaTheme="minorEastAsia" w:cstheme="minorHAnsi"/>
+          <w:sz w:val="24"/>
+          <w:szCs w:val="24"/>
+        </w:rPr>
+        <w:t>Container</w:t>
+      </w:r>
+      <w:proofErr w:type="spellEnd"/>
+      <w:r>
+        <w:rPr>
+          <w:rFonts w:eastAsiaTheme="minorEastAsia" w:cstheme="minorHAnsi"/>
+          <w:sz w:val="24"/>
+          <w:szCs w:val="24"/>
+        </w:rPr>
+        <w:t xml:space="preserve"> içerisinde bulunan </w:t>
+      </w:r>
+      <w:proofErr w:type="spellStart"/>
+      <w:r>
+        <w:rPr>
+          <w:rFonts w:eastAsiaTheme="minorEastAsia" w:cstheme="minorHAnsi"/>
+          <w:sz w:val="24"/>
+          <w:szCs w:val="24"/>
+        </w:rPr>
+        <w:t>aligment</w:t>
+      </w:r>
+      <w:proofErr w:type="spellEnd"/>
+      <w:r>
+        <w:rPr>
+          <w:rFonts w:eastAsiaTheme="minorEastAsia" w:cstheme="minorHAnsi"/>
+          <w:sz w:val="24"/>
+          <w:szCs w:val="24"/>
+        </w:rPr>
+        <w:t xml:space="preserve"> komutu ile mavi </w:t>
+      </w:r>
+      <w:proofErr w:type="spellStart"/>
+      <w:r>
+        <w:rPr>
+          <w:rFonts w:eastAsiaTheme="minorEastAsia" w:cstheme="minorHAnsi"/>
+          <w:sz w:val="24"/>
+          <w:szCs w:val="24"/>
+        </w:rPr>
+        <w:t>Container</w:t>
+      </w:r>
+      <w:proofErr w:type="spellEnd"/>
+      <w:r>
+        <w:rPr>
+          <w:rFonts w:eastAsiaTheme="minorEastAsia" w:cstheme="minorHAnsi"/>
+          <w:sz w:val="24"/>
+          <w:szCs w:val="24"/>
+        </w:rPr>
+        <w:t xml:space="preserve"> kırmızı </w:t>
+      </w:r>
+      <w:proofErr w:type="spellStart"/>
+      <w:r>
+        <w:rPr>
+          <w:rFonts w:eastAsiaTheme="minorEastAsia" w:cstheme="minorHAnsi"/>
+          <w:sz w:val="24"/>
+          <w:szCs w:val="24"/>
+        </w:rPr>
+        <w:t>Containerin</w:t>
+      </w:r>
+      <w:proofErr w:type="spellEnd"/>
+      <w:r>
+        <w:rPr>
+          <w:rFonts w:eastAsiaTheme="minorEastAsia" w:cstheme="minorHAnsi"/>
+          <w:sz w:val="24"/>
+          <w:szCs w:val="24"/>
+        </w:rPr>
+        <w:t xml:space="preserve"> merkezine yerleştirilmiştir. Mavi </w:t>
+      </w:r>
+      <w:proofErr w:type="spellStart"/>
+      <w:r>
+        <w:rPr>
+          <w:rFonts w:eastAsiaTheme="minorEastAsia" w:cstheme="minorHAnsi"/>
+          <w:sz w:val="24"/>
+          <w:szCs w:val="24"/>
+        </w:rPr>
+        <w:t>aligment</w:t>
+      </w:r>
+      <w:proofErr w:type="spellEnd"/>
+      <w:r>
+        <w:rPr>
+          <w:rFonts w:eastAsiaTheme="minorEastAsia" w:cstheme="minorHAnsi"/>
+          <w:sz w:val="24"/>
+          <w:szCs w:val="24"/>
+        </w:rPr>
+        <w:t xml:space="preserve"> ise bulunduğu </w:t>
+      </w:r>
+      <w:proofErr w:type="spellStart"/>
+      <w:r>
+        <w:rPr>
+          <w:rFonts w:eastAsiaTheme="minorEastAsia" w:cstheme="minorHAnsi"/>
+          <w:sz w:val="24"/>
+          <w:szCs w:val="24"/>
+        </w:rPr>
+        <w:t>Containerin</w:t>
+      </w:r>
+      <w:proofErr w:type="spellEnd"/>
+      <w:r>
+        <w:rPr>
+          <w:rFonts w:eastAsiaTheme="minorEastAsia" w:cstheme="minorHAnsi"/>
+          <w:sz w:val="24"/>
+          <w:szCs w:val="24"/>
+        </w:rPr>
+        <w:t xml:space="preserve"> içerisindeki </w:t>
+      </w:r>
+      <w:proofErr w:type="spellStart"/>
+      <w:r>
+        <w:rPr>
+          <w:rFonts w:eastAsiaTheme="minorEastAsia" w:cstheme="minorHAnsi"/>
+          <w:sz w:val="24"/>
+          <w:szCs w:val="24"/>
+        </w:rPr>
+        <w:t>Text</w:t>
+      </w:r>
+      <w:proofErr w:type="spellEnd"/>
+      <w:r>
+        <w:rPr>
+          <w:rFonts w:eastAsiaTheme="minorEastAsia" w:cstheme="minorHAnsi"/>
+          <w:sz w:val="24"/>
+          <w:szCs w:val="24"/>
+        </w:rPr>
+        <w:t xml:space="preserve"> elemanını merkeze sabitler. Fakat </w:t>
+      </w:r>
+      <w:proofErr w:type="spellStart"/>
+      <w:r>
+        <w:rPr>
+          <w:rFonts w:eastAsiaTheme="minorEastAsia" w:cstheme="minorHAnsi"/>
+          <w:sz w:val="24"/>
+          <w:szCs w:val="24"/>
+        </w:rPr>
+        <w:t>margin</w:t>
+      </w:r>
+      <w:proofErr w:type="spellEnd"/>
+      <w:r>
+        <w:rPr>
+          <w:rFonts w:eastAsiaTheme="minorEastAsia" w:cstheme="minorHAnsi"/>
+          <w:sz w:val="24"/>
+          <w:szCs w:val="24"/>
+        </w:rPr>
+        <w:t xml:space="preserve"> komutu düzgün çalışmaz. Sebebi ise kırmızı içerisinde mavi merkeze yerleştirildiği için </w:t>
+      </w:r>
+      <w:proofErr w:type="spellStart"/>
+      <w:r>
+        <w:rPr>
+          <w:rFonts w:eastAsiaTheme="minorEastAsia" w:cstheme="minorHAnsi"/>
+          <w:sz w:val="24"/>
+          <w:szCs w:val="24"/>
+        </w:rPr>
+        <w:t>margin</w:t>
+      </w:r>
+      <w:proofErr w:type="spellEnd"/>
+      <w:r>
+        <w:rPr>
+          <w:rFonts w:eastAsiaTheme="minorEastAsia" w:cstheme="minorHAnsi"/>
+          <w:sz w:val="24"/>
+          <w:szCs w:val="24"/>
+        </w:rPr>
+        <w:t xml:space="preserve"> komutunun çalışmasına izin verilmez. Fakat o komutu kaldırırsak görüntü aşağıdaki görselde olduğu gibi değişir.</w:t>
+      </w:r>
+    </w:p>
+    <w:p>
+      <w:pPr>
+        <w:jc w:val="center"/>
+        <w:rPr>
+          <w:rFonts w:eastAsiaTheme="minorEastAsia" w:cstheme="minorHAnsi"/>
+          <w:sz w:val="24"/>
+          <w:szCs w:val="24"/>
+        </w:rPr>
+      </w:pPr>
+      <w:r>
+        <w:rPr>
+          <w:rFonts w:eastAsiaTheme="minorEastAsia" w:cstheme="minorHAnsi"/>
+          <w:noProof/>
+          <w:sz w:val="24"/>
+          <w:szCs w:val="24"/>
+        </w:rPr>
+        <w:lastRenderedPageBreak/>
+        <w:drawing>
+          <wp:inline distT="0" distB="0" distL="0" distR="0" wp14:anchorId="5FA74135" wp14:editId="5CF6FE9D">
+            <wp:extent cx="5757545" cy="4580255"/>
+            <wp:effectExtent l="0" t="0" r="0" b="0"/>
+            <wp:docPr id="111" name="Resim 111"/>
+            <wp:cNvGraphicFramePr>
+              <a:graphicFrameLocks xmlns:a="http://schemas.openxmlformats.org/drawingml/2006/main" noChangeAspect="1"/>
+            </wp:cNvGraphicFramePr>
+            <a:graphic xmlns:a="http://schemas.openxmlformats.org/drawingml/2006/main">
+              <a:graphicData uri="http://schemas.openxmlformats.org/drawingml/2006/picture">
+                <pic:pic xmlns:pic="http://schemas.openxmlformats.org/drawingml/2006/picture">
+                  <pic:nvPicPr>
+                    <pic:cNvPr id="0" name="Picture 2"/>
+                    <pic:cNvPicPr>
+                      <a:picLocks noChangeAspect="1" noChangeArrowheads="1"/>
+                    </pic:cNvPicPr>
+                  </pic:nvPicPr>
+                  <pic:blipFill>
+                    <a:blip r:embed="rId116">
+                      <a:extLst>
+                        <a:ext uri="{28A0092B-C50C-407E-A947-70E740481C1C}">
+                          <a14:useLocalDpi xmlns:a14="http://schemas.microsoft.com/office/drawing/2010/main" val="0"/>
+                        </a:ext>
+                      </a:extLst>
+                    </a:blip>
+                    <a:srcRect/>
+                    <a:stretch>
+                      <a:fillRect/>
+                    </a:stretch>
+                  </pic:blipFill>
+                  <pic:spPr bwMode="auto">
+                    <a:xfrm>
+                      <a:off x="0" y="0"/>
+                      <a:ext cx="5757545" cy="4580255"/>
+                    </a:xfrm>
+                    <a:prstGeom prst="rect">
+                      <a:avLst/>
+                    </a:prstGeom>
+                    <a:noFill/>
+                    <a:ln>
+                      <a:noFill/>
+                    </a:ln>
+                  </pic:spPr>
+                </pic:pic>
+              </a:graphicData>
+            </a:graphic>
+          </wp:inline>
+        </w:drawing>
+      </w:r>
+    </w:p>
+    <w:p>
+      <w:pPr>
+        <w:pStyle w:val="ListeParagraf"/>
+        <w:numPr>
+          <w:ilvl w:val="0"/>
+          <w:numId w:val="49"/>
+        </w:numPr>
+        <w:rPr>
+          <w:rFonts w:eastAsiaTheme="minorEastAsia" w:cstheme="minorHAnsi"/>
+          <w:sz w:val="24"/>
+          <w:szCs w:val="24"/>
+        </w:rPr>
+      </w:pPr>
+      <w:r>
+        <w:rPr>
+          <w:rFonts w:eastAsiaTheme="minorEastAsia" w:cstheme="minorHAnsi"/>
+          <w:sz w:val="24"/>
+          <w:szCs w:val="24"/>
+        </w:rPr>
+        <w:t xml:space="preserve">Mavi </w:t>
+      </w:r>
+      <w:proofErr w:type="spellStart"/>
+      <w:r>
+        <w:rPr>
+          <w:rFonts w:eastAsiaTheme="minorEastAsia" w:cstheme="minorHAnsi"/>
+          <w:sz w:val="24"/>
+          <w:szCs w:val="24"/>
+        </w:rPr>
+        <w:t>Container</w:t>
+      </w:r>
+      <w:proofErr w:type="spellEnd"/>
+      <w:r>
+        <w:rPr>
+          <w:rFonts w:eastAsiaTheme="minorEastAsia" w:cstheme="minorHAnsi"/>
+          <w:sz w:val="24"/>
+          <w:szCs w:val="24"/>
+        </w:rPr>
+        <w:t xml:space="preserve"> içerisinde bulunan </w:t>
+      </w:r>
+      <w:proofErr w:type="spellStart"/>
+      <w:r>
+        <w:rPr>
+          <w:rFonts w:eastAsiaTheme="minorEastAsia" w:cstheme="minorHAnsi"/>
+          <w:sz w:val="24"/>
+          <w:szCs w:val="24"/>
+        </w:rPr>
+        <w:t>Text</w:t>
+      </w:r>
+      <w:proofErr w:type="spellEnd"/>
+      <w:r>
+        <w:rPr>
+          <w:rFonts w:eastAsiaTheme="minorEastAsia" w:cstheme="minorHAnsi"/>
+          <w:sz w:val="24"/>
+          <w:szCs w:val="24"/>
+        </w:rPr>
+        <w:t xml:space="preserve"> sınıfının elemanının bulunduğu </w:t>
+      </w:r>
+      <w:proofErr w:type="spellStart"/>
+      <w:r>
+        <w:rPr>
+          <w:rFonts w:eastAsiaTheme="minorEastAsia" w:cstheme="minorHAnsi"/>
+          <w:sz w:val="24"/>
+          <w:szCs w:val="24"/>
+        </w:rPr>
+        <w:t>Containerde</w:t>
+      </w:r>
+      <w:proofErr w:type="spellEnd"/>
+      <w:r>
+        <w:rPr>
+          <w:rFonts w:eastAsiaTheme="minorEastAsia" w:cstheme="minorHAnsi"/>
+          <w:sz w:val="24"/>
+          <w:szCs w:val="24"/>
+        </w:rPr>
+        <w:t xml:space="preserve"> konumunu ayarlamak istersek kodu aşağıdaki görselde olduğu gibi değiştirmemiz gerekir.</w:t>
+      </w:r>
+    </w:p>
+    <w:p>
+      <w:pPr>
+        <w:jc w:val="center"/>
+        <w:rPr>
+          <w:rFonts w:eastAsiaTheme="minorEastAsia" w:cstheme="minorHAnsi"/>
+          <w:sz w:val="24"/>
+          <w:szCs w:val="24"/>
+        </w:rPr>
+      </w:pPr>
+      <w:r>
+        <w:rPr>
+          <w:rFonts w:eastAsiaTheme="minorEastAsia" w:cstheme="minorHAnsi"/>
+          <w:noProof/>
+          <w:sz w:val="24"/>
+          <w:szCs w:val="24"/>
+        </w:rPr>
+        <w:lastRenderedPageBreak/>
+        <w:drawing>
+          <wp:inline distT="0" distB="0" distL="0" distR="0" wp14:anchorId="14E91D6B" wp14:editId="76EFBEC2">
+            <wp:extent cx="5757545" cy="4648200"/>
+            <wp:effectExtent l="0" t="0" r="0" b="0"/>
+            <wp:docPr id="112" name="Resim 112"/>
+            <wp:cNvGraphicFramePr>
+              <a:graphicFrameLocks xmlns:a="http://schemas.openxmlformats.org/drawingml/2006/main" noChangeAspect="1"/>
+            </wp:cNvGraphicFramePr>
+            <a:graphic xmlns:a="http://schemas.openxmlformats.org/drawingml/2006/main">
+              <a:graphicData uri="http://schemas.openxmlformats.org/drawingml/2006/picture">
+                <pic:pic xmlns:pic="http://schemas.openxmlformats.org/drawingml/2006/picture">
+                  <pic:nvPicPr>
+                    <pic:cNvPr id="0" name="Picture 3"/>
+                    <pic:cNvPicPr>
+                      <a:picLocks noChangeAspect="1" noChangeArrowheads="1"/>
+                    </pic:cNvPicPr>
+                  </pic:nvPicPr>
+                  <pic:blipFill>
+                    <a:blip r:embed="rId117">
+                      <a:extLst>
+                        <a:ext uri="{28A0092B-C50C-407E-A947-70E740481C1C}">
+                          <a14:useLocalDpi xmlns:a14="http://schemas.microsoft.com/office/drawing/2010/main" val="0"/>
+                        </a:ext>
+                      </a:extLst>
+                    </a:blip>
+                    <a:srcRect/>
+                    <a:stretch>
+                      <a:fillRect/>
+                    </a:stretch>
+                  </pic:blipFill>
+                  <pic:spPr bwMode="auto">
+                    <a:xfrm>
+                      <a:off x="0" y="0"/>
+                      <a:ext cx="5757545" cy="4648200"/>
+                    </a:xfrm>
+                    <a:prstGeom prst="rect">
+                      <a:avLst/>
+                    </a:prstGeom>
+                    <a:noFill/>
+                    <a:ln>
+                      <a:noFill/>
+                    </a:ln>
+                  </pic:spPr>
+                </pic:pic>
+              </a:graphicData>
+            </a:graphic>
+          </wp:inline>
+        </w:drawing>
+      </w:r>
+    </w:p>
+    <w:p>
+      <w:pPr>
+        <w:pStyle w:val="ListeParagraf"/>
+        <w:numPr>
+          <w:ilvl w:val="0"/>
+          <w:numId w:val="49"/>
+        </w:numPr>
+        <w:jc w:val="both"/>
+        <w:rPr>
+          <w:rFonts w:eastAsiaTheme="minorEastAsia" w:cstheme="minorHAnsi"/>
+          <w:sz w:val="24"/>
+          <w:szCs w:val="24"/>
+        </w:rPr>
+      </w:pPr>
+      <w:r>
+        <w:rPr>
+          <w:rFonts w:eastAsiaTheme="minorEastAsia" w:cstheme="minorHAnsi"/>
+          <w:sz w:val="24"/>
+          <w:szCs w:val="24"/>
+        </w:rPr>
+        <w:t xml:space="preserve">Burada ilk olarak </w:t>
+      </w:r>
+      <w:proofErr w:type="spellStart"/>
+      <w:r>
+        <w:rPr>
+          <w:rFonts w:eastAsiaTheme="minorEastAsia" w:cstheme="minorHAnsi"/>
+          <w:sz w:val="24"/>
+          <w:szCs w:val="24"/>
+        </w:rPr>
+        <w:t>Container</w:t>
+      </w:r>
+      <w:proofErr w:type="spellEnd"/>
+      <w:r>
+        <w:rPr>
+          <w:rFonts w:eastAsiaTheme="minorEastAsia" w:cstheme="minorHAnsi"/>
+          <w:sz w:val="24"/>
+          <w:szCs w:val="24"/>
+        </w:rPr>
+        <w:t xml:space="preserve"> ile </w:t>
+      </w:r>
+      <w:proofErr w:type="spellStart"/>
+      <w:r>
+        <w:rPr>
+          <w:rFonts w:eastAsiaTheme="minorEastAsia" w:cstheme="minorHAnsi"/>
+          <w:sz w:val="24"/>
+          <w:szCs w:val="24"/>
+        </w:rPr>
+        <w:t>Widget</w:t>
+      </w:r>
+      <w:proofErr w:type="spellEnd"/>
+      <w:r>
+        <w:rPr>
+          <w:rFonts w:eastAsiaTheme="minorEastAsia" w:cstheme="minorHAnsi"/>
+          <w:sz w:val="24"/>
+          <w:szCs w:val="24"/>
+        </w:rPr>
+        <w:t xml:space="preserve"> arası mesafe ayarladığımız için </w:t>
+      </w:r>
+      <w:proofErr w:type="spellStart"/>
+      <w:r>
+        <w:rPr>
+          <w:rFonts w:eastAsiaTheme="minorEastAsia" w:cstheme="minorHAnsi"/>
+          <w:sz w:val="24"/>
+          <w:szCs w:val="24"/>
+        </w:rPr>
+        <w:t>padding</w:t>
+      </w:r>
+      <w:proofErr w:type="spellEnd"/>
+      <w:r>
+        <w:rPr>
+          <w:rFonts w:eastAsiaTheme="minorEastAsia" w:cstheme="minorHAnsi"/>
+          <w:sz w:val="24"/>
+          <w:szCs w:val="24"/>
+        </w:rPr>
+        <w:t xml:space="preserve"> kullandık. Daha sonra </w:t>
+      </w:r>
+      <w:proofErr w:type="spellStart"/>
+      <w:r>
+        <w:rPr>
+          <w:rFonts w:eastAsiaTheme="minorEastAsia" w:cstheme="minorHAnsi"/>
+          <w:sz w:val="24"/>
+          <w:szCs w:val="24"/>
+        </w:rPr>
+        <w:t>EdgeInsert</w:t>
+      </w:r>
+      <w:proofErr w:type="spellEnd"/>
+      <w:r>
+        <w:rPr>
+          <w:rFonts w:eastAsiaTheme="minorEastAsia" w:cstheme="minorHAnsi"/>
+          <w:sz w:val="24"/>
+          <w:szCs w:val="24"/>
+        </w:rPr>
+        <w:t xml:space="preserve"> sınıfından istediğimiz komutu çağırarak parametreleri girdik. Son olarak ise </w:t>
+      </w:r>
+      <w:r>
+        <w:rPr>
+          <w:rFonts w:eastAsiaTheme="minorEastAsia" w:cstheme="minorHAnsi"/>
+          <w:sz w:val="24"/>
+          <w:szCs w:val="24"/>
+        </w:rPr>
+        <w:t>b</w:t>
+      </w:r>
+      <w:r>
+        <w:rPr>
+          <w:rFonts w:eastAsiaTheme="minorEastAsia" w:cstheme="minorHAnsi"/>
+          <w:sz w:val="24"/>
+          <w:szCs w:val="24"/>
+        </w:rPr>
+        <w:t xml:space="preserve">u yapıyı mavi </w:t>
+      </w:r>
+      <w:proofErr w:type="spellStart"/>
+      <w:r>
+        <w:rPr>
+          <w:rFonts w:eastAsiaTheme="minorEastAsia" w:cstheme="minorHAnsi"/>
+          <w:sz w:val="24"/>
+          <w:szCs w:val="24"/>
+        </w:rPr>
+        <w:t>Container</w:t>
+      </w:r>
+      <w:proofErr w:type="spellEnd"/>
+      <w:r>
+        <w:rPr>
+          <w:rFonts w:eastAsiaTheme="minorEastAsia" w:cstheme="minorHAnsi"/>
+          <w:sz w:val="24"/>
+          <w:szCs w:val="24"/>
+        </w:rPr>
+        <w:t xml:space="preserve"> ortasına sabitleyen </w:t>
+      </w:r>
+      <w:proofErr w:type="spellStart"/>
+      <w:r>
+        <w:rPr>
+          <w:rFonts w:eastAsiaTheme="minorEastAsia" w:cstheme="minorHAnsi"/>
+          <w:sz w:val="24"/>
+          <w:szCs w:val="24"/>
+        </w:rPr>
+        <w:t>aligment</w:t>
+      </w:r>
+      <w:proofErr w:type="spellEnd"/>
+      <w:r>
+        <w:rPr>
+          <w:rFonts w:eastAsiaTheme="minorEastAsia" w:cstheme="minorHAnsi"/>
+          <w:sz w:val="24"/>
+          <w:szCs w:val="24"/>
+        </w:rPr>
+        <w:t xml:space="preserve"> </w:t>
+      </w:r>
+      <w:proofErr w:type="spellStart"/>
+      <w:r>
+        <w:rPr>
+          <w:rFonts w:eastAsiaTheme="minorEastAsia" w:cstheme="minorHAnsi"/>
+          <w:sz w:val="24"/>
+          <w:szCs w:val="24"/>
+        </w:rPr>
+        <w:t>comutunu</w:t>
+      </w:r>
+      <w:proofErr w:type="spellEnd"/>
+      <w:r>
+        <w:rPr>
+          <w:rFonts w:eastAsiaTheme="minorEastAsia" w:cstheme="minorHAnsi"/>
+          <w:sz w:val="24"/>
+          <w:szCs w:val="24"/>
+        </w:rPr>
+        <w:t xml:space="preserve"> yorum satırı haline getirdik.</w:t>
+      </w:r>
+    </w:p>
+    <w:p>
+      <w:pPr>
+        <w:jc w:val="both"/>
+        <w:rPr>
+          <w:rFonts w:eastAsiaTheme="minorEastAsia" w:cstheme="minorHAnsi"/>
+          <w:b/>
+          <w:bCs/>
+          <w:sz w:val="24"/>
+          <w:szCs w:val="24"/>
+        </w:rPr>
+      </w:pPr>
+      <w:r>
+        <w:rPr>
+          <w:rFonts w:eastAsiaTheme="minorEastAsia" w:cstheme="minorHAnsi"/>
+          <w:b/>
+          <w:bCs/>
+          <w:sz w:val="24"/>
+          <w:szCs w:val="24"/>
+        </w:rPr>
+        <w:t xml:space="preserve">Box </w:t>
+      </w:r>
+      <w:proofErr w:type="spellStart"/>
+      <w:r>
+        <w:rPr>
+          <w:rFonts w:eastAsiaTheme="minorEastAsia" w:cstheme="minorHAnsi"/>
+          <w:b/>
+          <w:bCs/>
+          <w:sz w:val="24"/>
+          <w:szCs w:val="24"/>
+        </w:rPr>
+        <w:t>Decoration</w:t>
+      </w:r>
+      <w:proofErr w:type="spellEnd"/>
+    </w:p>
+    <w:p>
+      <w:pPr>
+        <w:pStyle w:val="ListeParagraf"/>
+        <w:numPr>
+          <w:ilvl w:val="0"/>
+          <w:numId w:val="49"/>
+        </w:numPr>
+        <w:jc w:val="both"/>
+        <w:rPr>
+          <w:rFonts w:eastAsiaTheme="minorEastAsia" w:cstheme="minorHAnsi"/>
+          <w:sz w:val="24"/>
+          <w:szCs w:val="24"/>
+        </w:rPr>
+      </w:pPr>
+      <w:r>
+        <w:rPr>
+          <w:rFonts w:eastAsiaTheme="minorEastAsia" w:cstheme="minorHAnsi"/>
+          <w:sz w:val="24"/>
+          <w:szCs w:val="24"/>
+        </w:rPr>
+        <w:t xml:space="preserve">Bir </w:t>
+      </w:r>
+      <w:proofErr w:type="spellStart"/>
+      <w:r>
+        <w:rPr>
+          <w:rFonts w:eastAsiaTheme="minorEastAsia" w:cstheme="minorHAnsi"/>
+          <w:sz w:val="24"/>
+          <w:szCs w:val="24"/>
+        </w:rPr>
+        <w:t>Container</w:t>
+      </w:r>
+      <w:proofErr w:type="spellEnd"/>
+      <w:r>
+        <w:rPr>
+          <w:rFonts w:eastAsiaTheme="minorEastAsia" w:cstheme="minorHAnsi"/>
+          <w:sz w:val="24"/>
+          <w:szCs w:val="24"/>
+        </w:rPr>
+        <w:t>’ ı dekore etmemizi sağlayan sınıftır.</w:t>
+      </w:r>
+    </w:p>
+    <w:p>
+      <w:pPr>
+        <w:pStyle w:val="ListeParagraf"/>
+        <w:numPr>
+          <w:ilvl w:val="0"/>
+          <w:numId w:val="49"/>
+        </w:numPr>
+        <w:jc w:val="both"/>
+        <w:rPr>
+          <w:rFonts w:cstheme="minorHAnsi"/>
+          <w:sz w:val="24"/>
+          <w:szCs w:val="24"/>
+        </w:rPr>
+      </w:pPr>
+      <w:r>
+        <w:rPr>
+          <w:rFonts w:eastAsiaTheme="minorEastAsia" w:cstheme="minorHAnsi"/>
+          <w:sz w:val="24"/>
+          <w:szCs w:val="24"/>
+        </w:rPr>
+        <w:t xml:space="preserve">Bu sınıf </w:t>
+      </w:r>
+      <w:proofErr w:type="spellStart"/>
+      <w:r>
+        <w:rPr>
+          <w:rFonts w:eastAsiaTheme="minorEastAsia" w:cstheme="minorHAnsi"/>
+          <w:sz w:val="24"/>
+          <w:szCs w:val="24"/>
+        </w:rPr>
+        <w:t>decoration</w:t>
+      </w:r>
+      <w:proofErr w:type="spellEnd"/>
+      <w:r>
+        <w:rPr>
+          <w:rFonts w:eastAsiaTheme="minorEastAsia" w:cstheme="minorHAnsi"/>
+          <w:sz w:val="24"/>
+          <w:szCs w:val="24"/>
+        </w:rPr>
+        <w:t xml:space="preserve"> isimli nesn</w:t>
+      </w:r>
+      <w:r>
+        <w:rPr>
+          <w:rFonts w:eastAsiaTheme="minorEastAsia" w:cstheme="minorHAnsi"/>
+          <w:sz w:val="24"/>
+          <w:szCs w:val="24"/>
+        </w:rPr>
+        <w:t xml:space="preserve">e ile oluşturulur ve renk değiştirmek istediğimizde hem </w:t>
+      </w:r>
+      <w:proofErr w:type="spellStart"/>
+      <w:r>
+        <w:rPr>
+          <w:rFonts w:eastAsiaTheme="minorEastAsia" w:cstheme="minorHAnsi"/>
+          <w:sz w:val="24"/>
+          <w:szCs w:val="24"/>
+        </w:rPr>
+        <w:t>Container</w:t>
+      </w:r>
+      <w:proofErr w:type="spellEnd"/>
+      <w:r>
+        <w:rPr>
+          <w:rFonts w:eastAsiaTheme="minorEastAsia" w:cstheme="minorHAnsi"/>
+          <w:sz w:val="24"/>
+          <w:szCs w:val="24"/>
+        </w:rPr>
+        <w:t xml:space="preserve"> hem de </w:t>
+      </w:r>
+      <w:proofErr w:type="spellStart"/>
+      <w:r>
+        <w:rPr>
+          <w:rFonts w:eastAsiaTheme="minorEastAsia" w:cstheme="minorHAnsi"/>
+          <w:sz w:val="24"/>
+          <w:szCs w:val="24"/>
+        </w:rPr>
+        <w:t>BoxDecoration</w:t>
+      </w:r>
+      <w:proofErr w:type="spellEnd"/>
+      <w:r>
+        <w:rPr>
+          <w:rFonts w:eastAsiaTheme="minorEastAsia" w:cstheme="minorHAnsi"/>
+          <w:sz w:val="24"/>
+          <w:szCs w:val="24"/>
+        </w:rPr>
+        <w:t xml:space="preserve"> içerisinde renk giremeyiz. Sadece bir taraftan renk değiştirmemize izin verilir.</w:t>
+      </w:r>
+    </w:p>
+    <w:p>
+      <w:pPr>
+        <w:pStyle w:val="ListeParagraf"/>
+        <w:numPr>
+          <w:ilvl w:val="0"/>
+          <w:numId w:val="49"/>
+        </w:numPr>
+        <w:jc w:val="both"/>
+        <w:rPr>
+          <w:rFonts w:cstheme="minorHAnsi"/>
+          <w:sz w:val="24"/>
+          <w:szCs w:val="24"/>
+        </w:rPr>
+      </w:pPr>
+      <w:r>
+        <w:rPr>
+          <w:rFonts w:eastAsiaTheme="minorEastAsia" w:cstheme="minorHAnsi"/>
+          <w:sz w:val="24"/>
+          <w:szCs w:val="24"/>
+        </w:rPr>
+        <w:t>“</w:t>
+      </w:r>
+      <w:proofErr w:type="spellStart"/>
+      <w:proofErr w:type="gramStart"/>
+      <w:r>
+        <w:rPr>
+          <w:rFonts w:eastAsiaTheme="minorEastAsia" w:cstheme="minorHAnsi"/>
+          <w:sz w:val="24"/>
+          <w:szCs w:val="24"/>
+        </w:rPr>
+        <w:t>shape</w:t>
+      </w:r>
+      <w:proofErr w:type="spellEnd"/>
+      <w:proofErr w:type="gramEnd"/>
+      <w:r>
+        <w:rPr>
+          <w:rFonts w:eastAsiaTheme="minorEastAsia" w:cstheme="minorHAnsi"/>
+          <w:sz w:val="24"/>
+          <w:szCs w:val="24"/>
+        </w:rPr>
+        <w:t xml:space="preserve">” nesnesi oluşturarak </w:t>
+      </w:r>
+      <w:proofErr w:type="spellStart"/>
+      <w:r>
+        <w:rPr>
+          <w:rFonts w:eastAsiaTheme="minorEastAsia" w:cstheme="minorHAnsi"/>
+          <w:sz w:val="24"/>
+          <w:szCs w:val="24"/>
+        </w:rPr>
+        <w:t>Containerin</w:t>
+      </w:r>
+      <w:proofErr w:type="spellEnd"/>
+      <w:r>
+        <w:rPr>
+          <w:rFonts w:eastAsiaTheme="minorEastAsia" w:cstheme="minorHAnsi"/>
+          <w:sz w:val="24"/>
+          <w:szCs w:val="24"/>
+        </w:rPr>
+        <w:t xml:space="preserve"> şeklini değiştirebiliriz. Bu nesne </w:t>
+      </w:r>
+      <w:proofErr w:type="spellStart"/>
+      <w:r>
+        <w:rPr>
+          <w:rFonts w:eastAsiaTheme="minorEastAsia" w:cstheme="minorHAnsi"/>
+          <w:sz w:val="24"/>
+          <w:szCs w:val="24"/>
+        </w:rPr>
+        <w:t>BoxShape</w:t>
+      </w:r>
+      <w:proofErr w:type="spellEnd"/>
+      <w:r>
+        <w:rPr>
+          <w:rFonts w:eastAsiaTheme="minorEastAsia" w:cstheme="minorHAnsi"/>
+          <w:sz w:val="24"/>
+          <w:szCs w:val="24"/>
+        </w:rPr>
+        <w:t xml:space="preserve"> sınıfını kullanır. </w:t>
+      </w:r>
+      <w:proofErr w:type="spellStart"/>
+      <w:r>
+        <w:rPr>
+          <w:rFonts w:eastAsiaTheme="minorEastAsia" w:cstheme="minorHAnsi"/>
+          <w:sz w:val="24"/>
+          <w:szCs w:val="24"/>
+        </w:rPr>
+        <w:t>Containerin</w:t>
+      </w:r>
+      <w:proofErr w:type="spellEnd"/>
+      <w:r>
+        <w:rPr>
+          <w:rFonts w:eastAsiaTheme="minorEastAsia" w:cstheme="minorHAnsi"/>
+          <w:sz w:val="24"/>
+          <w:szCs w:val="24"/>
+        </w:rPr>
+        <w:t xml:space="preserve"> şeklini kare, dikdörtgen, daire gibi şekillerle değiştirebiliriz. </w:t>
+      </w:r>
+      <w:proofErr w:type="spellStart"/>
+      <w:r>
+        <w:rPr>
+          <w:rFonts w:eastAsiaTheme="minorEastAsia" w:cstheme="minorHAnsi"/>
+          <w:sz w:val="24"/>
+          <w:szCs w:val="24"/>
+        </w:rPr>
+        <w:t>Default</w:t>
+      </w:r>
+      <w:proofErr w:type="spellEnd"/>
+      <w:r>
+        <w:rPr>
+          <w:rFonts w:eastAsiaTheme="minorEastAsia" w:cstheme="minorHAnsi"/>
+          <w:sz w:val="24"/>
+          <w:szCs w:val="24"/>
+        </w:rPr>
+        <w:t xml:space="preserve"> olarak kare gelmektedir.</w:t>
+      </w:r>
+    </w:p>
+    <w:p>
+      <w:pPr>
+        <w:pStyle w:val="ListeParagraf"/>
+        <w:numPr>
+          <w:ilvl w:val="0"/>
+          <w:numId w:val="49"/>
+        </w:numPr>
+        <w:jc w:val="both"/>
+        <w:rPr>
+          <w:rFonts w:cstheme="minorHAnsi"/>
+          <w:sz w:val="24"/>
+          <w:szCs w:val="24"/>
+        </w:rPr>
+      </w:pPr>
+      <w:r>
+        <w:rPr>
+          <w:rFonts w:eastAsiaTheme="minorEastAsia" w:cstheme="minorHAnsi"/>
+          <w:sz w:val="24"/>
+          <w:szCs w:val="24"/>
+        </w:rPr>
+        <w:t>“</w:t>
+      </w:r>
+      <w:proofErr w:type="spellStart"/>
+      <w:proofErr w:type="gramStart"/>
+      <w:r>
+        <w:rPr>
+          <w:rFonts w:eastAsiaTheme="minorEastAsia" w:cstheme="minorHAnsi"/>
+          <w:sz w:val="24"/>
+          <w:szCs w:val="24"/>
+        </w:rPr>
+        <w:t>border</w:t>
+      </w:r>
+      <w:proofErr w:type="spellEnd"/>
+      <w:proofErr w:type="gramEnd"/>
+      <w:r>
+        <w:rPr>
+          <w:rFonts w:eastAsiaTheme="minorEastAsia" w:cstheme="minorHAnsi"/>
+          <w:sz w:val="24"/>
+          <w:szCs w:val="24"/>
+        </w:rPr>
+        <w:t xml:space="preserve">” nesnesi ile oluşturduğumuz </w:t>
+      </w:r>
+      <w:proofErr w:type="spellStart"/>
+      <w:r>
+        <w:rPr>
+          <w:rFonts w:eastAsiaTheme="minorEastAsia" w:cstheme="minorHAnsi"/>
+          <w:sz w:val="24"/>
+          <w:szCs w:val="24"/>
+        </w:rPr>
+        <w:t>Container</w:t>
+      </w:r>
+      <w:proofErr w:type="spellEnd"/>
+      <w:r>
+        <w:rPr>
+          <w:rFonts w:eastAsiaTheme="minorEastAsia" w:cstheme="minorHAnsi"/>
+          <w:sz w:val="24"/>
+          <w:szCs w:val="24"/>
+        </w:rPr>
+        <w:t xml:space="preserve"> dışına sınır/çerçeve oluşturabiliriz. Bu nesne </w:t>
+      </w:r>
+      <w:proofErr w:type="spellStart"/>
+      <w:r>
+        <w:rPr>
+          <w:rFonts w:eastAsiaTheme="minorEastAsia" w:cstheme="minorHAnsi"/>
+          <w:sz w:val="24"/>
+          <w:szCs w:val="24"/>
+        </w:rPr>
+        <w:t>Border</w:t>
+      </w:r>
+      <w:proofErr w:type="spellEnd"/>
+      <w:r>
+        <w:rPr>
+          <w:rFonts w:eastAsiaTheme="minorEastAsia" w:cstheme="minorHAnsi"/>
+          <w:sz w:val="24"/>
+          <w:szCs w:val="24"/>
+        </w:rPr>
+        <w:t xml:space="preserve"> sınıfını kullanır. Tek tek kenarlara müdahale edebilirken </w:t>
+      </w:r>
+      <w:proofErr w:type="spellStart"/>
+      <w:proofErr w:type="gramStart"/>
+      <w:r>
+        <w:rPr>
+          <w:rFonts w:eastAsiaTheme="minorEastAsia" w:cstheme="minorHAnsi"/>
+          <w:sz w:val="24"/>
+          <w:szCs w:val="24"/>
+        </w:rPr>
+        <w:t>Border.all</w:t>
+      </w:r>
+      <w:proofErr w:type="spellEnd"/>
+      <w:r>
+        <w:rPr>
+          <w:rFonts w:eastAsiaTheme="minorEastAsia" w:cstheme="minorHAnsi"/>
+          <w:sz w:val="24"/>
+          <w:szCs w:val="24"/>
+        </w:rPr>
+        <w:t>(</w:t>
+      </w:r>
+      <w:proofErr w:type="gramEnd"/>
+      <w:r>
+        <w:rPr>
+          <w:rFonts w:eastAsiaTheme="minorEastAsia" w:cstheme="minorHAnsi"/>
+          <w:sz w:val="24"/>
+          <w:szCs w:val="24"/>
+        </w:rPr>
+        <w:t>) komutu ile tüm kenarlara eşit kalınlıkta bir çerçeve oluşturulabilir.</w:t>
+      </w:r>
+    </w:p>
+    <w:p>
+      <w:pPr>
+        <w:pStyle w:val="ListeParagraf"/>
+        <w:numPr>
+          <w:ilvl w:val="0"/>
+          <w:numId w:val="49"/>
+        </w:numPr>
+        <w:jc w:val="both"/>
+        <w:rPr>
+          <w:rFonts w:cstheme="minorHAnsi"/>
+          <w:sz w:val="24"/>
+          <w:szCs w:val="24"/>
+        </w:rPr>
+      </w:pPr>
+      <w:r>
+        <w:rPr>
+          <w:rFonts w:eastAsiaTheme="minorEastAsia" w:cstheme="minorHAnsi"/>
+          <w:sz w:val="24"/>
+          <w:szCs w:val="24"/>
+        </w:rPr>
+        <w:t>“</w:t>
+      </w:r>
+      <w:proofErr w:type="spellStart"/>
+      <w:proofErr w:type="gramStart"/>
+      <w:r>
+        <w:rPr>
+          <w:rFonts w:eastAsiaTheme="minorEastAsia" w:cstheme="minorHAnsi"/>
+          <w:sz w:val="24"/>
+          <w:szCs w:val="24"/>
+        </w:rPr>
+        <w:t>borderRadius</w:t>
+      </w:r>
+      <w:proofErr w:type="spellEnd"/>
+      <w:proofErr w:type="gramEnd"/>
+      <w:r>
+        <w:rPr>
+          <w:rFonts w:eastAsiaTheme="minorEastAsia" w:cstheme="minorHAnsi"/>
+          <w:sz w:val="24"/>
+          <w:szCs w:val="24"/>
+        </w:rPr>
+        <w:t>” nesnesi ile oluşturulan sınırlara Radius verilebilir.</w:t>
+      </w:r>
+      <w:r>
+        <w:rPr>
+          <w:rFonts w:eastAsiaTheme="minorEastAsia" w:cstheme="minorHAnsi"/>
+          <w:sz w:val="24"/>
+          <w:szCs w:val="24"/>
+        </w:rPr>
+        <w:t xml:space="preserve"> Bu nesne </w:t>
+      </w:r>
+      <w:proofErr w:type="spellStart"/>
+      <w:r>
+        <w:rPr>
+          <w:rFonts w:eastAsiaTheme="minorEastAsia" w:cstheme="minorHAnsi"/>
+          <w:sz w:val="24"/>
+          <w:szCs w:val="24"/>
+        </w:rPr>
+        <w:t>BorderRadius</w:t>
+      </w:r>
+      <w:proofErr w:type="spellEnd"/>
+      <w:r>
+        <w:rPr>
+          <w:rFonts w:eastAsiaTheme="minorEastAsia" w:cstheme="minorHAnsi"/>
+          <w:sz w:val="24"/>
+          <w:szCs w:val="24"/>
+        </w:rPr>
+        <w:t xml:space="preserve"> isimli sınıftan oluşturulur. </w:t>
+      </w:r>
+      <w:proofErr w:type="spellStart"/>
+      <w:r>
+        <w:rPr>
+          <w:rFonts w:eastAsiaTheme="minorEastAsia" w:cstheme="minorHAnsi"/>
+          <w:sz w:val="24"/>
+          <w:szCs w:val="24"/>
+        </w:rPr>
+        <w:t>BorderRadius.circular</w:t>
+      </w:r>
+      <w:proofErr w:type="spellEnd"/>
+      <w:r>
+        <w:rPr>
+          <w:rFonts w:eastAsiaTheme="minorEastAsia" w:cstheme="minorHAnsi"/>
+          <w:sz w:val="24"/>
+          <w:szCs w:val="24"/>
+        </w:rPr>
+        <w:t xml:space="preserve">() komutu ile tüm kenarlara Radius verilebilirken </w:t>
+      </w:r>
+      <w:proofErr w:type="spellStart"/>
+      <w:r>
+        <w:rPr>
+          <w:rFonts w:eastAsiaTheme="minorEastAsia" w:cstheme="minorHAnsi"/>
+          <w:sz w:val="24"/>
+          <w:szCs w:val="24"/>
+        </w:rPr>
+        <w:t>BorderRadius.only</w:t>
+      </w:r>
+      <w:proofErr w:type="spellEnd"/>
+      <w:r>
+        <w:rPr>
+          <w:rFonts w:eastAsiaTheme="minorEastAsia" w:cstheme="minorHAnsi"/>
+          <w:sz w:val="24"/>
+          <w:szCs w:val="24"/>
+        </w:rPr>
+        <w:t>() komutu ile istediğimiz kenarlara istediğimiz kenara Radius verebiliriz.</w:t>
+      </w:r>
+    </w:p>
+    <w:p>
+      <w:pPr>
+        <w:pStyle w:val="ListeParagraf"/>
+        <w:numPr>
+          <w:ilvl w:val="0"/>
+          <w:numId w:val="49"/>
+        </w:numPr>
+        <w:jc w:val="both"/>
+        <w:rPr>
+          <w:rFonts w:cstheme="minorHAnsi"/>
+          <w:sz w:val="24"/>
+          <w:szCs w:val="24"/>
+        </w:rPr>
+      </w:pPr>
+      <w:r>
+        <w:rPr>
+          <w:rFonts w:eastAsiaTheme="minorEastAsia" w:cstheme="minorHAnsi"/>
+          <w:sz w:val="24"/>
+          <w:szCs w:val="24"/>
+        </w:rPr>
+        <w:lastRenderedPageBreak/>
+        <w:t xml:space="preserve">Oluşturulan </w:t>
+      </w:r>
+      <w:proofErr w:type="spellStart"/>
+      <w:r>
+        <w:rPr>
+          <w:rFonts w:eastAsiaTheme="minorEastAsia" w:cstheme="minorHAnsi"/>
+          <w:sz w:val="24"/>
+          <w:szCs w:val="24"/>
+        </w:rPr>
+        <w:t>Container</w:t>
+      </w:r>
+      <w:proofErr w:type="spellEnd"/>
+      <w:r>
+        <w:rPr>
+          <w:rFonts w:eastAsiaTheme="minorEastAsia" w:cstheme="minorHAnsi"/>
+          <w:sz w:val="24"/>
+          <w:szCs w:val="24"/>
+        </w:rPr>
+        <w:t>’ e bir arka plan eklemek isteyebiliriz. Bunu yaparken de internetten bir görsel getirmek isteyebiliriz. Bunun için “</w:t>
+      </w:r>
+      <w:proofErr w:type="spellStart"/>
+      <w:r>
+        <w:rPr>
+          <w:rFonts w:eastAsiaTheme="minorEastAsia" w:cstheme="minorHAnsi"/>
+          <w:sz w:val="24"/>
+          <w:szCs w:val="24"/>
+        </w:rPr>
+        <w:t>image</w:t>
+      </w:r>
+      <w:proofErr w:type="spellEnd"/>
+      <w:r>
+        <w:rPr>
+          <w:rFonts w:eastAsiaTheme="minorEastAsia" w:cstheme="minorHAnsi"/>
+          <w:sz w:val="24"/>
+          <w:szCs w:val="24"/>
+        </w:rPr>
+        <w:t xml:space="preserve">” nesnesi kullanılır. Bu nesne </w:t>
+      </w:r>
+      <w:proofErr w:type="spellStart"/>
+      <w:r>
+        <w:rPr>
+          <w:rFonts w:eastAsiaTheme="minorEastAsia" w:cstheme="minorHAnsi"/>
+          <w:sz w:val="24"/>
+          <w:szCs w:val="24"/>
+        </w:rPr>
+        <w:t>DecoratingImage</w:t>
+      </w:r>
+      <w:proofErr w:type="spellEnd"/>
+      <w:r>
+        <w:rPr>
+          <w:rFonts w:eastAsiaTheme="minorEastAsia" w:cstheme="minorHAnsi"/>
+          <w:sz w:val="24"/>
+          <w:szCs w:val="24"/>
+        </w:rPr>
+        <w:t xml:space="preserve"> sınıfını kullanır. Bu sınıf ise içerisine </w:t>
+      </w:r>
+      <w:proofErr w:type="spellStart"/>
+      <w:r>
+        <w:rPr>
+          <w:rFonts w:eastAsiaTheme="minorEastAsia" w:cstheme="minorHAnsi"/>
+          <w:sz w:val="24"/>
+          <w:szCs w:val="24"/>
+        </w:rPr>
+        <w:t>image</w:t>
+      </w:r>
+      <w:proofErr w:type="spellEnd"/>
+      <w:r>
+        <w:rPr>
+          <w:rFonts w:eastAsiaTheme="minorEastAsia" w:cstheme="minorHAnsi"/>
+          <w:sz w:val="24"/>
+          <w:szCs w:val="24"/>
+        </w:rPr>
+        <w:t xml:space="preserve"> diye bir nesne daha alır. İnternetten bir görsel getirmek için Network </w:t>
+      </w:r>
+      <w:proofErr w:type="spellStart"/>
+      <w:r>
+        <w:rPr>
+          <w:rFonts w:eastAsiaTheme="minorEastAsia" w:cstheme="minorHAnsi"/>
+          <w:sz w:val="24"/>
+          <w:szCs w:val="24"/>
+        </w:rPr>
+        <w:t>image</w:t>
+      </w:r>
+      <w:proofErr w:type="spellEnd"/>
+      <w:r>
+        <w:rPr>
+          <w:rFonts w:eastAsiaTheme="minorEastAsia" w:cstheme="minorHAnsi"/>
+          <w:sz w:val="24"/>
+          <w:szCs w:val="24"/>
+        </w:rPr>
+        <w:t xml:space="preserve"> sınıfı kullanılır ve bu sınıf içerisine </w:t>
+      </w:r>
+      <w:proofErr w:type="spellStart"/>
+      <w:r>
+        <w:rPr>
+          <w:rFonts w:eastAsiaTheme="minorEastAsia" w:cstheme="minorHAnsi"/>
+          <w:sz w:val="24"/>
+          <w:szCs w:val="24"/>
+        </w:rPr>
+        <w:t>String</w:t>
+      </w:r>
+      <w:proofErr w:type="spellEnd"/>
+      <w:r>
+        <w:rPr>
+          <w:rFonts w:eastAsiaTheme="minorEastAsia" w:cstheme="minorHAnsi"/>
+          <w:sz w:val="24"/>
+          <w:szCs w:val="24"/>
+        </w:rPr>
+        <w:t xml:space="preserve"> tipinde linki yapıştırmamız yeterlidir.</w:t>
+      </w:r>
+    </w:p>
+    <w:p>
+      <w:pPr>
+        <w:pStyle w:val="ListeParagraf"/>
+        <w:numPr>
+          <w:ilvl w:val="1"/>
+          <w:numId w:val="49"/>
+        </w:numPr>
+        <w:jc w:val="both"/>
+        <w:rPr>
+          <w:rFonts w:cstheme="minorHAnsi"/>
+          <w:sz w:val="24"/>
+          <w:szCs w:val="24"/>
+        </w:rPr>
+      </w:pPr>
+      <m:oMath>
+        <m:r>
+          <w:rPr>
+            <w:rFonts w:ascii="Cambria Math" w:hAnsi="Cambria Math" w:cstheme="minorHAnsi"/>
+            <w:sz w:val="24"/>
+            <w:szCs w:val="24"/>
+          </w:rPr>
+          <m:t>image:DecorationImage(image:Network</m:t>
+        </m:r>
+        <m:r>
+          <w:rPr>
+            <w:rFonts w:ascii="Cambria Math" w:hAnsi="Cambria Math" w:cstheme="minorHAnsi"/>
+            <w:sz w:val="24"/>
+            <w:szCs w:val="24"/>
+          </w:rPr>
+          <m:t>Image("link")</m:t>
+        </m:r>
+        <m:r>
+          <w:rPr>
+            <w:rFonts w:ascii="Cambria Math" w:hAnsi="Cambria Math" w:cstheme="minorHAnsi"/>
+            <w:sz w:val="24"/>
+            <w:szCs w:val="24"/>
+          </w:rPr>
+          <m:t>)</m:t>
+        </m:r>
+      </m:oMath>
+    </w:p>
+    <w:p>
+      <w:pPr>
+        <w:pStyle w:val="ListeParagraf"/>
+        <w:numPr>
+          <w:ilvl w:val="0"/>
+          <w:numId w:val="49"/>
+        </w:numPr>
+        <w:jc w:val="both"/>
+        <w:rPr>
+          <w:rFonts w:cstheme="minorHAnsi"/>
+          <w:sz w:val="24"/>
+          <w:szCs w:val="24"/>
+        </w:rPr>
+      </w:pPr>
+      <w:r>
+        <w:rPr>
+          <w:rFonts w:cstheme="minorHAnsi"/>
+          <w:sz w:val="24"/>
+          <w:szCs w:val="24"/>
+        </w:rPr>
+        <w:t xml:space="preserve">Eklediğimiz görsel </w:t>
+      </w:r>
+      <w:proofErr w:type="spellStart"/>
+      <w:r>
+        <w:rPr>
+          <w:rFonts w:cstheme="minorHAnsi"/>
+          <w:sz w:val="24"/>
+          <w:szCs w:val="24"/>
+        </w:rPr>
+        <w:t>Container</w:t>
+      </w:r>
+      <w:proofErr w:type="spellEnd"/>
+      <w:r>
+        <w:rPr>
+          <w:rFonts w:cstheme="minorHAnsi"/>
+          <w:sz w:val="24"/>
+          <w:szCs w:val="24"/>
+        </w:rPr>
+        <w:t xml:space="preserve"> içine sığmayabilir. “</w:t>
+      </w:r>
+      <w:proofErr w:type="gramStart"/>
+      <w:r>
+        <w:rPr>
+          <w:rFonts w:cstheme="minorHAnsi"/>
+          <w:sz w:val="24"/>
+          <w:szCs w:val="24"/>
+        </w:rPr>
+        <w:t>fit</w:t>
+      </w:r>
+      <w:proofErr w:type="gramEnd"/>
+      <w:r>
+        <w:rPr>
+          <w:rFonts w:cstheme="minorHAnsi"/>
+          <w:sz w:val="24"/>
+          <w:szCs w:val="24"/>
+        </w:rPr>
+        <w:t xml:space="preserve">” nesnesi oluşturarak bu nesneyi sığdırabilir, çoğaltabilir, küçültebiliriz. Bu nesne </w:t>
+      </w:r>
+      <w:proofErr w:type="spellStart"/>
+      <w:r>
+        <w:rPr>
+          <w:rFonts w:cstheme="minorHAnsi"/>
+          <w:sz w:val="24"/>
+          <w:szCs w:val="24"/>
+        </w:rPr>
+        <w:t>BoxFit</w:t>
+      </w:r>
+      <w:proofErr w:type="spellEnd"/>
+      <w:r>
+        <w:rPr>
+          <w:rFonts w:cstheme="minorHAnsi"/>
+          <w:sz w:val="24"/>
+          <w:szCs w:val="24"/>
+        </w:rPr>
+        <w:t xml:space="preserve"> sınıfını kullanır.</w:t>
+      </w:r>
+    </w:p>
+    <w:p>
+      <w:pPr>
+        <w:pStyle w:val="ListeParagraf"/>
+        <w:numPr>
+          <w:ilvl w:val="0"/>
+          <w:numId w:val="49"/>
+        </w:numPr>
+        <w:jc w:val="both"/>
+        <w:rPr>
+          <w:rFonts w:cstheme="minorHAnsi"/>
+          <w:sz w:val="24"/>
+          <w:szCs w:val="24"/>
+        </w:rPr>
+      </w:pPr>
+      <w:proofErr w:type="spellStart"/>
+      <w:r>
+        <w:rPr>
+          <w:rFonts w:cstheme="minorHAnsi"/>
+          <w:sz w:val="24"/>
+          <w:szCs w:val="24"/>
+        </w:rPr>
+        <w:t>Container</w:t>
+      </w:r>
+      <w:proofErr w:type="spellEnd"/>
+      <w:r>
+        <w:rPr>
+          <w:rFonts w:cstheme="minorHAnsi"/>
+          <w:sz w:val="24"/>
+          <w:szCs w:val="24"/>
+        </w:rPr>
+        <w:t>’ e gölge oluşturmak isteyebiliriz. Bunun için “</w:t>
+      </w:r>
+      <w:proofErr w:type="spellStart"/>
+      <w:r>
+        <w:rPr>
+          <w:rFonts w:cstheme="minorHAnsi"/>
+          <w:sz w:val="24"/>
+          <w:szCs w:val="24"/>
+        </w:rPr>
+        <w:t>boxShadow</w:t>
+      </w:r>
+      <w:proofErr w:type="spellEnd"/>
+      <w:r>
+        <w:rPr>
+          <w:rFonts w:cstheme="minorHAnsi"/>
+          <w:sz w:val="24"/>
+          <w:szCs w:val="24"/>
+        </w:rPr>
+        <w:t xml:space="preserve">” nesnesi kullanılır. Bu nesne </w:t>
+      </w:r>
+      <w:proofErr w:type="spellStart"/>
+      <w:r>
+        <w:rPr>
+          <w:rFonts w:cstheme="minorHAnsi"/>
+          <w:sz w:val="24"/>
+          <w:szCs w:val="24"/>
+        </w:rPr>
+        <w:t>BoxShadow</w:t>
+      </w:r>
+      <w:proofErr w:type="spellEnd"/>
+      <w:r>
+        <w:rPr>
+          <w:rFonts w:cstheme="minorHAnsi"/>
+          <w:sz w:val="24"/>
+          <w:szCs w:val="24"/>
+        </w:rPr>
+        <w:t xml:space="preserve"> sınıfını kullanır. Bu yapı Listeler ile çalışmaktadır. Kaç tane gölge oluşturulacaksa liste içerisine o kadar </w:t>
+      </w:r>
+      <w:proofErr w:type="spellStart"/>
+      <w:r>
+        <w:rPr>
+          <w:rFonts w:cstheme="minorHAnsi"/>
+          <w:sz w:val="24"/>
+          <w:szCs w:val="24"/>
+        </w:rPr>
+        <w:t>BoxShadow</w:t>
+      </w:r>
+      <w:proofErr w:type="spellEnd"/>
+      <w:r>
+        <w:rPr>
+          <w:rFonts w:cstheme="minorHAnsi"/>
+          <w:sz w:val="24"/>
+          <w:szCs w:val="24"/>
+        </w:rPr>
+        <w:t xml:space="preserve"> sınıfı oluşturulur.</w:t>
+      </w:r>
+      <w:r>
+        <w:rPr>
+          <w:rFonts w:cstheme="minorHAnsi"/>
+          <w:sz w:val="24"/>
+          <w:szCs w:val="24"/>
+        </w:rPr>
+        <w:t xml:space="preserve"> Bu gölgeyi görsel hale getirmek için çıkıntı vermemiz gerekir. Bunu da “</w:t>
+      </w:r>
+      <w:proofErr w:type="spellStart"/>
+      <w:r>
+        <w:rPr>
+          <w:rFonts w:cstheme="minorHAnsi"/>
+          <w:sz w:val="24"/>
+          <w:szCs w:val="24"/>
+        </w:rPr>
+        <w:t>offset</w:t>
+      </w:r>
+      <w:proofErr w:type="spellEnd"/>
+      <w:r>
+        <w:rPr>
+          <w:rFonts w:cstheme="minorHAnsi"/>
+          <w:sz w:val="24"/>
+          <w:szCs w:val="24"/>
+        </w:rPr>
+        <w:t xml:space="preserve">” nesnesi oluşturarak yaparız. Bu nesne </w:t>
+      </w:r>
+      <w:proofErr w:type="spellStart"/>
+      <w:r>
+        <w:rPr>
+          <w:rFonts w:cstheme="minorHAnsi"/>
+          <w:sz w:val="24"/>
+          <w:szCs w:val="24"/>
+        </w:rPr>
+        <w:t>Offset</w:t>
+      </w:r>
+      <w:proofErr w:type="spellEnd"/>
+      <w:r>
+        <w:rPr>
+          <w:rFonts w:cstheme="minorHAnsi"/>
+          <w:sz w:val="24"/>
+          <w:szCs w:val="24"/>
+        </w:rPr>
+        <w:t xml:space="preserve"> sınıfı ile kullanılır. Sınıfa bağlı nesneler kullanılarak </w:t>
+      </w:r>
+      <w:proofErr w:type="gramStart"/>
+      <w:r>
+        <w:rPr>
+          <w:rFonts w:cstheme="minorHAnsi"/>
+          <w:sz w:val="24"/>
+          <w:szCs w:val="24"/>
+        </w:rPr>
+        <w:t>yada</w:t>
+      </w:r>
+      <w:proofErr w:type="gramEnd"/>
+      <w:r>
+        <w:rPr>
+          <w:rFonts w:cstheme="minorHAnsi"/>
+          <w:sz w:val="24"/>
+          <w:szCs w:val="24"/>
+        </w:rPr>
+        <w:t xml:space="preserve"> direkt sınıf içerisine parametre girerek çıkıntı verilebilir. Bu işlemlerden sonra gölge değil sadece bir renk kalıbı görünür. Gölge gibi göstermek için “</w:t>
+      </w:r>
+      <w:proofErr w:type="spellStart"/>
+      <w:r>
+        <w:rPr>
+          <w:rFonts w:cstheme="minorHAnsi"/>
+          <w:sz w:val="24"/>
+          <w:szCs w:val="24"/>
+        </w:rPr>
+        <w:t>blurRaidus</w:t>
+      </w:r>
+      <w:proofErr w:type="spellEnd"/>
+      <w:r>
+        <w:rPr>
+          <w:rFonts w:cstheme="minorHAnsi"/>
+          <w:sz w:val="24"/>
+          <w:szCs w:val="24"/>
+        </w:rPr>
+        <w:t xml:space="preserve">” nesnesi oluşturulur. Bu nesneye </w:t>
+      </w:r>
+      <w:proofErr w:type="spellStart"/>
+      <w:r>
+        <w:rPr>
+          <w:rFonts w:cstheme="minorHAnsi"/>
+          <w:sz w:val="24"/>
+          <w:szCs w:val="24"/>
+        </w:rPr>
+        <w:t>int</w:t>
+      </w:r>
+      <w:proofErr w:type="spellEnd"/>
+      <w:r>
+        <w:rPr>
+          <w:rFonts w:cstheme="minorHAnsi"/>
+          <w:sz w:val="24"/>
+          <w:szCs w:val="24"/>
+        </w:rPr>
+        <w:t xml:space="preserve"> değer vererek renk kalıbını soldurabiliriz.</w:t>
+      </w:r>
+    </w:p>
+    <w:p>
+      <w:pPr>
+        <w:jc w:val="center"/>
+        <w:rPr>
+          <w:rFonts w:cstheme="minorHAnsi"/>
+          <w:sz w:val="24"/>
+          <w:szCs w:val="24"/>
+        </w:rPr>
+      </w:pPr>
+      <w:r>
+        <w:rPr>
+          <w:rFonts w:cstheme="minorHAnsi"/>
+          <w:noProof/>
+          <w:sz w:val="24"/>
+          <w:szCs w:val="24"/>
+        </w:rPr>
+        <w:drawing>
+          <wp:inline distT="0" distB="0" distL="0" distR="0" wp14:anchorId="4F7CB637" wp14:editId="0E0AEF55">
+            <wp:extent cx="5757545" cy="3361055"/>
+            <wp:effectExtent l="0" t="0" r="0" b="0"/>
+            <wp:docPr id="113" name="Resim 113"/>
+            <wp:cNvGraphicFramePr>
+              <a:graphicFrameLocks xmlns:a="http://schemas.openxmlformats.org/drawingml/2006/main" noChangeAspect="1"/>
+            </wp:cNvGraphicFramePr>
+            <a:graphic xmlns:a="http://schemas.openxmlformats.org/drawingml/2006/main">
+              <a:graphicData uri="http://schemas.openxmlformats.org/drawingml/2006/picture">
+                <pic:pic xmlns:pic="http://schemas.openxmlformats.org/drawingml/2006/picture">
+                  <pic:nvPicPr>
+                    <pic:cNvPr id="0" name="Picture 1"/>
+                    <pic:cNvPicPr>
+                      <a:picLocks noChangeAspect="1" noChangeArrowheads="1"/>
+                    </pic:cNvPicPr>
+                  </pic:nvPicPr>
+                  <pic:blipFill>
+                    <a:blip r:embed="rId118">
+                      <a:extLst>
+                        <a:ext uri="{28A0092B-C50C-407E-A947-70E740481C1C}">
+                          <a14:useLocalDpi xmlns:a14="http://schemas.microsoft.com/office/drawing/2010/main" val="0"/>
+                        </a:ext>
+                      </a:extLst>
+                    </a:blip>
+                    <a:srcRect/>
+                    <a:stretch>
+                      <a:fillRect/>
+                    </a:stretch>
+                  </pic:blipFill>
+                  <pic:spPr bwMode="auto">
+                    <a:xfrm>
+                      <a:off x="0" y="0"/>
+                      <a:ext cx="5757545" cy="3361055"/>
+                    </a:xfrm>
+                    <a:prstGeom prst="rect">
+                      <a:avLst/>
+                    </a:prstGeom>
+                    <a:noFill/>
+                    <a:ln>
+                      <a:noFill/>
+                    </a:ln>
+                  </pic:spPr>
+                </pic:pic>
+              </a:graphicData>
+            </a:graphic>
+          </wp:inline>
+        </w:drawing>
+      </w:r>
+    </w:p>
+    <w:p>
+      <w:pPr>
+        <w:pStyle w:val="ListeParagraf"/>
+        <w:numPr>
+          <w:ilvl w:val="0"/>
+          <w:numId w:val="50"/>
+        </w:numPr>
+        <w:jc w:val="both"/>
+        <w:rPr>
+          <w:rFonts w:cstheme="minorHAnsi"/>
+          <w:sz w:val="24"/>
+          <w:szCs w:val="24"/>
+          <w:highlight w:val="red"/>
+        </w:rPr>
+      </w:pPr>
+      <w:r>
+        <w:rPr>
+          <w:rFonts w:cstheme="minorHAnsi"/>
+          <w:sz w:val="24"/>
+          <w:szCs w:val="24"/>
+          <w:highlight w:val="red"/>
+        </w:rPr>
+        <w:t xml:space="preserve">Bir yapıyı olduğu gibi fonksiyona çevirmek istersek yapının en üstüne gelerek </w:t>
+      </w:r>
+      <w:proofErr w:type="spellStart"/>
+      <w:r>
+        <w:rPr>
+          <w:rFonts w:cstheme="minorHAnsi"/>
+          <w:sz w:val="24"/>
+          <w:szCs w:val="24"/>
+          <w:highlight w:val="red"/>
+        </w:rPr>
+        <w:t>ctrl</w:t>
+      </w:r>
+      <w:proofErr w:type="spellEnd"/>
+      <w:r>
+        <w:rPr>
+          <w:rFonts w:cstheme="minorHAnsi"/>
+          <w:sz w:val="24"/>
+          <w:szCs w:val="24"/>
+          <w:highlight w:val="red"/>
+        </w:rPr>
+        <w:t xml:space="preserve">+. Kısa yolunu kullanarak </w:t>
+      </w:r>
+      <w:proofErr w:type="spellStart"/>
+      <w:r>
+        <w:rPr>
+          <w:rFonts w:cstheme="minorHAnsi"/>
+          <w:sz w:val="24"/>
+          <w:szCs w:val="24"/>
+          <w:highlight w:val="red"/>
+        </w:rPr>
+        <w:t>Extract</w:t>
+      </w:r>
+      <w:proofErr w:type="spellEnd"/>
+      <w:r>
+        <w:rPr>
+          <w:rFonts w:cstheme="minorHAnsi"/>
+          <w:sz w:val="24"/>
+          <w:szCs w:val="24"/>
+          <w:highlight w:val="red"/>
+        </w:rPr>
+        <w:t xml:space="preserve"> </w:t>
+      </w:r>
+      <w:proofErr w:type="spellStart"/>
+      <w:r>
+        <w:rPr>
+          <w:rFonts w:cstheme="minorHAnsi"/>
+          <w:sz w:val="24"/>
+          <w:szCs w:val="24"/>
+          <w:highlight w:val="red"/>
+        </w:rPr>
+        <w:t>Method</w:t>
+      </w:r>
+      <w:proofErr w:type="spellEnd"/>
+      <w:r>
+        <w:rPr>
+          <w:rFonts w:cstheme="minorHAnsi"/>
+          <w:sz w:val="24"/>
+          <w:szCs w:val="24"/>
+          <w:highlight w:val="red"/>
+        </w:rPr>
+        <w:t xml:space="preserve"> komutu seçilerek seçilen kod bloğu bir fonksiyona dönüştürülür.</w:t>
+      </w:r>
+    </w:p>
+    <w:p>
+      <w:pPr>
+        <w:jc w:val="both"/>
+        <w:rPr>
+          <w:rFonts w:cstheme="minorHAnsi"/>
+          <w:b/>
+          <w:bCs/>
+          <w:sz w:val="24"/>
+          <w:szCs w:val="24"/>
+        </w:rPr>
+      </w:pPr>
+      <w:proofErr w:type="spellStart"/>
+      <w:r>
+        <w:rPr>
+          <w:rFonts w:cstheme="minorHAnsi"/>
+          <w:b/>
+          <w:bCs/>
+          <w:sz w:val="24"/>
+          <w:szCs w:val="24"/>
+        </w:rPr>
+        <w:t>Row</w:t>
+      </w:r>
+      <w:proofErr w:type="spellEnd"/>
+    </w:p>
+    <w:p>
+      <w:pPr>
+        <w:pStyle w:val="ListeParagraf"/>
+        <w:numPr>
+          <w:ilvl w:val="0"/>
+          <w:numId w:val="50"/>
+        </w:numPr>
+        <w:jc w:val="both"/>
+        <w:rPr>
+          <w:rFonts w:cstheme="minorHAnsi"/>
+          <w:b/>
+          <w:bCs/>
+          <w:sz w:val="24"/>
+          <w:szCs w:val="24"/>
+        </w:rPr>
+      </w:pPr>
+      <w:r>
+        <w:rPr>
+          <w:rFonts w:cstheme="minorHAnsi"/>
+          <w:sz w:val="24"/>
+          <w:szCs w:val="24"/>
+        </w:rPr>
+        <w:t xml:space="preserve">Birden fazla eleman tutan bir yapı oluşturmak istersek </w:t>
+      </w:r>
+      <w:proofErr w:type="spellStart"/>
+      <w:r>
+        <w:rPr>
+          <w:rFonts w:cstheme="minorHAnsi"/>
+          <w:sz w:val="24"/>
+          <w:szCs w:val="24"/>
+        </w:rPr>
+        <w:t>Row</w:t>
+      </w:r>
+      <w:proofErr w:type="spellEnd"/>
+      <w:r>
+        <w:rPr>
+          <w:rFonts w:cstheme="minorHAnsi"/>
+          <w:sz w:val="24"/>
+          <w:szCs w:val="24"/>
+        </w:rPr>
+        <w:t xml:space="preserve"> sınıfı kullanılır. </w:t>
+      </w:r>
+      <w:r>
+        <w:rPr>
+          <w:rFonts w:cstheme="minorHAnsi"/>
+          <w:sz w:val="24"/>
+          <w:szCs w:val="24"/>
+        </w:rPr>
+        <w:t xml:space="preserve">Bu sınıf x ekseninde işlem yapmak için kullanılır. </w:t>
+      </w:r>
+      <w:r>
+        <w:rPr>
+          <w:rFonts w:cstheme="minorHAnsi"/>
+          <w:sz w:val="24"/>
+          <w:szCs w:val="24"/>
+        </w:rPr>
+        <w:t>Birden fazla eleman yani çocuk barındırdığı için “</w:t>
+      </w:r>
+      <w:proofErr w:type="spellStart"/>
+      <w:r>
+        <w:rPr>
+          <w:rFonts w:cstheme="minorHAnsi"/>
+          <w:sz w:val="24"/>
+          <w:szCs w:val="24"/>
+        </w:rPr>
+        <w:t>child</w:t>
+      </w:r>
+      <w:proofErr w:type="spellEnd"/>
+      <w:r>
+        <w:rPr>
+          <w:rFonts w:cstheme="minorHAnsi"/>
+          <w:sz w:val="24"/>
+          <w:szCs w:val="24"/>
+        </w:rPr>
+        <w:t>” değil “</w:t>
+      </w:r>
+      <w:proofErr w:type="spellStart"/>
+      <w:r>
+        <w:rPr>
+          <w:rFonts w:cstheme="minorHAnsi"/>
+          <w:sz w:val="24"/>
+          <w:szCs w:val="24"/>
+        </w:rPr>
+        <w:t>childeren</w:t>
+      </w:r>
+      <w:proofErr w:type="spellEnd"/>
+      <w:r>
+        <w:rPr>
+          <w:rFonts w:cstheme="minorHAnsi"/>
+          <w:sz w:val="24"/>
+          <w:szCs w:val="24"/>
+        </w:rPr>
+        <w:t xml:space="preserve">” komutu kullanılır. </w:t>
+      </w:r>
+      <w:proofErr w:type="spellStart"/>
+      <w:r>
+        <w:rPr>
+          <w:rFonts w:cstheme="minorHAnsi"/>
+          <w:sz w:val="24"/>
+          <w:szCs w:val="24"/>
+        </w:rPr>
+        <w:t>Childeren</w:t>
+      </w:r>
+      <w:proofErr w:type="spellEnd"/>
+      <w:r>
+        <w:rPr>
+          <w:rFonts w:cstheme="minorHAnsi"/>
+          <w:sz w:val="24"/>
+          <w:szCs w:val="24"/>
+        </w:rPr>
+        <w:t xml:space="preserve"> içinde </w:t>
+      </w:r>
+      <w:proofErr w:type="spellStart"/>
+      <w:r>
+        <w:rPr>
+          <w:rFonts w:cstheme="minorHAnsi"/>
+          <w:sz w:val="24"/>
+          <w:szCs w:val="24"/>
+        </w:rPr>
+        <w:t>Widget</w:t>
+      </w:r>
+      <w:proofErr w:type="spellEnd"/>
+      <w:r>
+        <w:rPr>
+          <w:rFonts w:cstheme="minorHAnsi"/>
+          <w:sz w:val="24"/>
+          <w:szCs w:val="24"/>
+        </w:rPr>
+        <w:t xml:space="preserve"> tipinde eleman tutan bir Listedir. </w:t>
+      </w:r>
+    </w:p>
+    <w:p>
+      <w:pPr>
+        <w:pStyle w:val="ListeParagraf"/>
+        <w:numPr>
+          <w:ilvl w:val="0"/>
+          <w:numId w:val="50"/>
+        </w:numPr>
+        <w:jc w:val="both"/>
+        <w:rPr>
+          <w:rFonts w:cstheme="minorHAnsi"/>
+          <w:b/>
+          <w:bCs/>
+          <w:sz w:val="24"/>
+          <w:szCs w:val="24"/>
+        </w:rPr>
+      </w:pPr>
+      <w:proofErr w:type="spellStart"/>
+      <w:r>
+        <w:rPr>
+          <w:rFonts w:cstheme="minorHAnsi"/>
+          <w:sz w:val="24"/>
+          <w:szCs w:val="24"/>
+        </w:rPr>
+        <w:lastRenderedPageBreak/>
+        <w:t>Containerler</w:t>
+      </w:r>
+      <w:proofErr w:type="spellEnd"/>
+      <w:r>
+        <w:rPr>
+          <w:rFonts w:cstheme="minorHAnsi"/>
+          <w:sz w:val="24"/>
+          <w:szCs w:val="24"/>
+        </w:rPr>
+        <w:t xml:space="preserve"> yükseklik ve genişlik verilmediği sürece içindeki </w:t>
+      </w:r>
+      <w:proofErr w:type="spellStart"/>
+      <w:r>
+        <w:rPr>
+          <w:rFonts w:cstheme="minorHAnsi"/>
+          <w:sz w:val="24"/>
+          <w:szCs w:val="24"/>
+        </w:rPr>
+        <w:t>childeren</w:t>
+      </w:r>
+      <w:proofErr w:type="spellEnd"/>
+      <w:r>
+        <w:rPr>
+          <w:rFonts w:cstheme="minorHAnsi"/>
+          <w:sz w:val="24"/>
+          <w:szCs w:val="24"/>
+        </w:rPr>
+        <w:t xml:space="preserve"> </w:t>
+      </w:r>
+      <w:proofErr w:type="gramStart"/>
+      <w:r>
+        <w:rPr>
+          <w:rFonts w:cstheme="minorHAnsi"/>
+          <w:sz w:val="24"/>
+          <w:szCs w:val="24"/>
+        </w:rPr>
+        <w:t>yada</w:t>
+      </w:r>
+      <w:proofErr w:type="gramEnd"/>
+      <w:r>
+        <w:rPr>
+          <w:rFonts w:cstheme="minorHAnsi"/>
+          <w:sz w:val="24"/>
+          <w:szCs w:val="24"/>
+        </w:rPr>
+        <w:t xml:space="preserve"> </w:t>
+      </w:r>
+      <w:proofErr w:type="spellStart"/>
+      <w:r>
+        <w:rPr>
+          <w:rFonts w:cstheme="minorHAnsi"/>
+          <w:sz w:val="24"/>
+          <w:szCs w:val="24"/>
+        </w:rPr>
+        <w:t>child</w:t>
+      </w:r>
+      <w:proofErr w:type="spellEnd"/>
+      <w:r>
+        <w:rPr>
+          <w:rFonts w:cstheme="minorHAnsi"/>
+          <w:sz w:val="24"/>
+          <w:szCs w:val="24"/>
+        </w:rPr>
+        <w:t xml:space="preserve"> kadar büyüklükte oluşurlar. Bazen </w:t>
+      </w:r>
+      <w:proofErr w:type="spellStart"/>
+      <w:r>
+        <w:rPr>
+          <w:rFonts w:cstheme="minorHAnsi"/>
+          <w:sz w:val="24"/>
+          <w:szCs w:val="24"/>
+        </w:rPr>
+        <w:t>height</w:t>
+      </w:r>
+      <w:proofErr w:type="spellEnd"/>
+      <w:r>
+        <w:rPr>
+          <w:rFonts w:cstheme="minorHAnsi"/>
+          <w:sz w:val="24"/>
+          <w:szCs w:val="24"/>
+        </w:rPr>
+        <w:t xml:space="preserve"> </w:t>
+      </w:r>
+      <w:proofErr w:type="gramStart"/>
+      <w:r>
+        <w:rPr>
+          <w:rFonts w:cstheme="minorHAnsi"/>
+          <w:sz w:val="24"/>
+          <w:szCs w:val="24"/>
+        </w:rPr>
+        <w:t>yada</w:t>
+      </w:r>
+      <w:proofErr w:type="gramEnd"/>
+      <w:r>
+        <w:rPr>
+          <w:rFonts w:cstheme="minorHAnsi"/>
+          <w:sz w:val="24"/>
+          <w:szCs w:val="24"/>
+        </w:rPr>
+        <w:t xml:space="preserve"> </w:t>
+      </w:r>
+      <w:proofErr w:type="spellStart"/>
+      <w:r>
+        <w:rPr>
+          <w:rFonts w:cstheme="minorHAnsi"/>
+          <w:sz w:val="24"/>
+          <w:szCs w:val="24"/>
+        </w:rPr>
+        <w:t>width</w:t>
+      </w:r>
+      <w:proofErr w:type="spellEnd"/>
+      <w:r>
+        <w:rPr>
+          <w:rFonts w:cstheme="minorHAnsi"/>
+          <w:sz w:val="24"/>
+          <w:szCs w:val="24"/>
+        </w:rPr>
+        <w:t xml:space="preserve"> girdiğimizde eleman yerleştirirken yerleşen elemanlar boyutlandırmadan dolayı dışarıda kalabilir. Bu nedenle </w:t>
+      </w:r>
+      <w:r>
+        <w:rPr>
+          <w:rFonts w:cstheme="minorHAnsi"/>
+          <w:sz w:val="24"/>
+          <w:szCs w:val="24"/>
+        </w:rPr>
+        <w:t>“</w:t>
+      </w:r>
+      <w:proofErr w:type="spellStart"/>
+      <w:r>
+        <w:rPr>
+          <w:rFonts w:cstheme="minorHAnsi"/>
+          <w:sz w:val="24"/>
+          <w:szCs w:val="24"/>
+        </w:rPr>
+        <w:t>mainAxisSize</w:t>
+      </w:r>
+      <w:proofErr w:type="spellEnd"/>
+      <w:r>
+        <w:rPr>
+          <w:rFonts w:cstheme="minorHAnsi"/>
+          <w:sz w:val="24"/>
+          <w:szCs w:val="24"/>
+        </w:rPr>
+        <w:t xml:space="preserve">” nesnesi kullanılır. Bu nesne </w:t>
+      </w:r>
+      <w:proofErr w:type="spellStart"/>
+      <w:r>
+        <w:rPr>
+          <w:rFonts w:cstheme="minorHAnsi"/>
+          <w:sz w:val="24"/>
+          <w:szCs w:val="24"/>
+        </w:rPr>
+        <w:t>MainAxisSize</w:t>
+      </w:r>
+      <w:proofErr w:type="spellEnd"/>
+      <w:r>
+        <w:rPr>
+          <w:rFonts w:cstheme="minorHAnsi"/>
+          <w:sz w:val="24"/>
+          <w:szCs w:val="24"/>
+        </w:rPr>
+        <w:t xml:space="preserve"> sınıfını kullanır ve </w:t>
+      </w:r>
+      <w:proofErr w:type="spellStart"/>
+      <w:r>
+        <w:rPr>
+          <w:rFonts w:cstheme="minorHAnsi"/>
+          <w:sz w:val="24"/>
+          <w:szCs w:val="24"/>
+        </w:rPr>
+        <w:t>min</w:t>
+      </w:r>
+      <w:proofErr w:type="spellEnd"/>
+      <w:r>
+        <w:rPr>
+          <w:rFonts w:cstheme="minorHAnsi"/>
+          <w:sz w:val="24"/>
+          <w:szCs w:val="24"/>
+        </w:rPr>
+        <w:t xml:space="preserve"> değeri verildiğinde içindeki elemanların sığacağı kadar bir </w:t>
+      </w:r>
+      <w:proofErr w:type="spellStart"/>
+      <w:r>
+        <w:rPr>
+          <w:rFonts w:cstheme="minorHAnsi"/>
+          <w:sz w:val="24"/>
+          <w:szCs w:val="24"/>
+        </w:rPr>
+        <w:t>row</w:t>
+      </w:r>
+      <w:proofErr w:type="spellEnd"/>
+      <w:r>
+        <w:rPr>
+          <w:rFonts w:cstheme="minorHAnsi"/>
+          <w:sz w:val="24"/>
+          <w:szCs w:val="24"/>
+        </w:rPr>
+        <w:t xml:space="preserve"> oluşturur. Bu değerin varsayılanı </w:t>
+      </w:r>
+      <w:proofErr w:type="spellStart"/>
+      <w:r>
+        <w:rPr>
+          <w:rFonts w:cstheme="minorHAnsi"/>
+          <w:sz w:val="24"/>
+          <w:szCs w:val="24"/>
+        </w:rPr>
+        <w:t>max</w:t>
+      </w:r>
+      <w:proofErr w:type="spellEnd"/>
+      <w:r>
+        <w:rPr>
+          <w:rFonts w:cstheme="minorHAnsi"/>
+          <w:sz w:val="24"/>
+          <w:szCs w:val="24"/>
+        </w:rPr>
+        <w:t xml:space="preserve"> olarak verilmiştir. Bu işlem </w:t>
+      </w:r>
+      <w:proofErr w:type="spellStart"/>
+      <w:r>
+        <w:rPr>
+          <w:rFonts w:cstheme="minorHAnsi"/>
+          <w:sz w:val="24"/>
+          <w:szCs w:val="24"/>
+        </w:rPr>
+        <w:t>Row</w:t>
+      </w:r>
+      <w:proofErr w:type="spellEnd"/>
+      <w:r>
+        <w:rPr>
+          <w:rFonts w:cstheme="minorHAnsi"/>
+          <w:sz w:val="24"/>
+          <w:szCs w:val="24"/>
+        </w:rPr>
+        <w:t xml:space="preserve"> satırı içerisinde yapılır.</w:t>
+      </w:r>
+    </w:p>
+    <w:p>
+      <w:pPr>
+        <w:pStyle w:val="ListeParagraf"/>
+        <w:numPr>
+          <w:ilvl w:val="0"/>
+          <w:numId w:val="50"/>
+        </w:numPr>
+        <w:jc w:val="both"/>
+        <w:rPr>
+          <w:rFonts w:cstheme="minorHAnsi"/>
+          <w:b/>
+          <w:bCs/>
+          <w:sz w:val="24"/>
+          <w:szCs w:val="24"/>
+        </w:rPr>
+      </w:pPr>
+      <w:proofErr w:type="spellStart"/>
+      <w:r>
+        <w:rPr>
+          <w:rFonts w:cstheme="minorHAnsi"/>
+          <w:sz w:val="24"/>
+          <w:szCs w:val="24"/>
+        </w:rPr>
+        <w:t>Row</w:t>
+      </w:r>
+      <w:proofErr w:type="spellEnd"/>
+      <w:r>
+        <w:rPr>
+          <w:rFonts w:cstheme="minorHAnsi"/>
+          <w:sz w:val="24"/>
+          <w:szCs w:val="24"/>
+        </w:rPr>
+        <w:t xml:space="preserve"> içerisinde elemanlar arası uzaklık vermek istersek “</w:t>
+      </w:r>
+      <w:proofErr w:type="spellStart"/>
+      <w:r>
+        <w:rPr>
+          <w:rFonts w:cstheme="minorHAnsi"/>
+          <w:sz w:val="24"/>
+          <w:szCs w:val="24"/>
+        </w:rPr>
+        <w:t>mainAxisAligment</w:t>
+      </w:r>
+      <w:proofErr w:type="spellEnd"/>
+      <w:r>
+        <w:rPr>
+          <w:rFonts w:cstheme="minorHAnsi"/>
+          <w:sz w:val="24"/>
+          <w:szCs w:val="24"/>
+        </w:rPr>
+        <w:t xml:space="preserve">” nesnesini kullanırız. Bu nesne </w:t>
+      </w:r>
+      <w:proofErr w:type="spellStart"/>
+      <w:r>
+        <w:rPr>
+          <w:rFonts w:cstheme="minorHAnsi"/>
+          <w:sz w:val="24"/>
+          <w:szCs w:val="24"/>
+        </w:rPr>
+        <w:t>MainAxisAligment</w:t>
+      </w:r>
+      <w:proofErr w:type="spellEnd"/>
+      <w:r>
+        <w:rPr>
+          <w:rFonts w:cstheme="minorHAnsi"/>
+          <w:sz w:val="24"/>
+          <w:szCs w:val="24"/>
+        </w:rPr>
+        <w:t xml:space="preserve"> sınıfını kullanır. Bu komutun etkisini görebilmek için “</w:t>
+      </w:r>
+      <w:proofErr w:type="spellStart"/>
+      <w:r>
+        <w:rPr>
+          <w:rFonts w:cstheme="minorHAnsi"/>
+          <w:sz w:val="24"/>
+          <w:szCs w:val="24"/>
+        </w:rPr>
+        <w:t>MainAxisSize.max</w:t>
+      </w:r>
+      <w:proofErr w:type="spellEnd"/>
+      <w:r>
+        <w:rPr>
+          <w:rFonts w:cstheme="minorHAnsi"/>
+          <w:sz w:val="24"/>
+          <w:szCs w:val="24"/>
+        </w:rPr>
+        <w:t>” olması gerekmektedir. Eğer “</w:t>
+      </w:r>
+      <w:proofErr w:type="spellStart"/>
+      <w:r>
+        <w:rPr>
+          <w:rFonts w:cstheme="minorHAnsi"/>
+          <w:sz w:val="24"/>
+          <w:szCs w:val="24"/>
+        </w:rPr>
+        <w:t>MainAxisSize.min</w:t>
+      </w:r>
+      <w:proofErr w:type="spellEnd"/>
+      <w:r>
+        <w:rPr>
+          <w:rFonts w:cstheme="minorHAnsi"/>
+          <w:sz w:val="24"/>
+          <w:szCs w:val="24"/>
+        </w:rPr>
+        <w:t xml:space="preserve">” yaparsak </w:t>
+      </w:r>
+      <w:proofErr w:type="spellStart"/>
+      <w:r>
+        <w:rPr>
+          <w:rFonts w:cstheme="minorHAnsi"/>
+          <w:sz w:val="24"/>
+          <w:szCs w:val="24"/>
+        </w:rPr>
+        <w:t>Row</w:t>
+      </w:r>
+      <w:proofErr w:type="spellEnd"/>
+      <w:r>
+        <w:rPr>
+          <w:rFonts w:cstheme="minorHAnsi"/>
+          <w:sz w:val="24"/>
+          <w:szCs w:val="24"/>
+        </w:rPr>
+        <w:t>’ u elemanların sığacağı büyüklüğe getirir ve boşluk kavramının bir görevi kalmaz.</w:t>
+      </w:r>
+    </w:p>
+    <w:p>
+      <w:pPr>
+        <w:pStyle w:val="ListeParagraf"/>
+        <w:numPr>
+          <w:ilvl w:val="0"/>
+          <w:numId w:val="50"/>
+        </w:numPr>
+        <w:jc w:val="both"/>
+        <w:rPr>
+          <w:rFonts w:cstheme="minorHAnsi"/>
+          <w:b/>
+          <w:bCs/>
+          <w:sz w:val="24"/>
+          <w:szCs w:val="24"/>
+        </w:rPr>
+      </w:pPr>
+      <w:r>
+        <w:rPr>
+          <w:rFonts w:cstheme="minorHAnsi"/>
+          <w:sz w:val="24"/>
+          <w:szCs w:val="24"/>
+        </w:rPr>
+        <w:t>“</w:t>
+      </w:r>
+      <w:proofErr w:type="spellStart"/>
+      <w:r>
+        <w:rPr>
+          <w:rFonts w:cstheme="minorHAnsi"/>
+          <w:sz w:val="24"/>
+          <w:szCs w:val="24"/>
+        </w:rPr>
+        <w:t>MainAxisSize</w:t>
+      </w:r>
+      <w:proofErr w:type="spellEnd"/>
+      <w:r>
+        <w:rPr>
+          <w:rFonts w:cstheme="minorHAnsi"/>
+          <w:sz w:val="24"/>
+          <w:szCs w:val="24"/>
+        </w:rPr>
+        <w:t>” karşılık olarak çalıştığımız eksenin karşıtı ile çalışmak için “</w:t>
+      </w:r>
+      <w:proofErr w:type="spellStart"/>
+      <w:r>
+        <w:rPr>
+          <w:rFonts w:cstheme="minorHAnsi"/>
+          <w:sz w:val="24"/>
+          <w:szCs w:val="24"/>
+        </w:rPr>
+        <w:t>CrossAxisAligment</w:t>
+      </w:r>
+      <w:proofErr w:type="spellEnd"/>
+      <w:r>
+        <w:rPr>
+          <w:rFonts w:cstheme="minorHAnsi"/>
+          <w:sz w:val="24"/>
+          <w:szCs w:val="24"/>
+        </w:rPr>
+        <w:t xml:space="preserve">” sınıfı kullanılır. Bu sınıfta size yerine </w:t>
+      </w:r>
+      <w:proofErr w:type="spellStart"/>
+      <w:r>
+        <w:rPr>
+          <w:rFonts w:cstheme="minorHAnsi"/>
+          <w:sz w:val="24"/>
+          <w:szCs w:val="24"/>
+        </w:rPr>
+        <w:t>aligment</w:t>
+      </w:r>
+      <w:proofErr w:type="spellEnd"/>
+      <w:r>
+        <w:rPr>
+          <w:rFonts w:cstheme="minorHAnsi"/>
+          <w:sz w:val="24"/>
+          <w:szCs w:val="24"/>
+        </w:rPr>
+        <w:t xml:space="preserve"> kullanılır. </w:t>
+      </w:r>
+    </w:p>
+    <w:p>
+      <w:pPr>
+        <w:jc w:val="center"/>
+        <w:rPr>
+          <w:rFonts w:cstheme="minorHAnsi"/>
+          <w:b/>
+          <w:bCs/>
+          <w:sz w:val="24"/>
+          <w:szCs w:val="24"/>
+        </w:rPr>
+      </w:pPr>
+      <w:r>
+        <w:rPr>
+          <w:rFonts w:cstheme="minorHAnsi"/>
+          <w:b/>
+          <w:bCs/>
+          <w:noProof/>
+          <w:sz w:val="24"/>
+          <w:szCs w:val="24"/>
+        </w:rPr>
+        <w:drawing>
+          <wp:inline distT="0" distB="0" distL="0" distR="0" wp14:anchorId="2CCB4D6B" wp14:editId="0A4FB23C">
+            <wp:extent cx="5689600" cy="3208655"/>
+            <wp:effectExtent l="0" t="0" r="6350" b="0"/>
+            <wp:docPr id="114" name="Resim 114"/>
+            <wp:cNvGraphicFramePr>
+              <a:graphicFrameLocks xmlns:a="http://schemas.openxmlformats.org/drawingml/2006/main" noChangeAspect="1"/>
+            </wp:cNvGraphicFramePr>
+            <a:graphic xmlns:a="http://schemas.openxmlformats.org/drawingml/2006/main">
+              <a:graphicData uri="http://schemas.openxmlformats.org/drawingml/2006/picture">
+                <pic:pic xmlns:pic="http://schemas.openxmlformats.org/drawingml/2006/picture">
+                  <pic:nvPicPr>
+                    <pic:cNvPr id="0" name="Picture 2"/>
+                    <pic:cNvPicPr>
+                      <a:picLocks noChangeAspect="1" noChangeArrowheads="1"/>
+                    </pic:cNvPicPr>
+                  </pic:nvPicPr>
+                  <pic:blipFill>
+                    <a:blip r:embed="rId119">
+                      <a:extLst>
+                        <a:ext uri="{28A0092B-C50C-407E-A947-70E740481C1C}">
+                          <a14:useLocalDpi xmlns:a14="http://schemas.microsoft.com/office/drawing/2010/main" val="0"/>
+                        </a:ext>
+                      </a:extLst>
+                    </a:blip>
+                    <a:srcRect/>
+                    <a:stretch>
+                      <a:fillRect/>
+                    </a:stretch>
+                  </pic:blipFill>
+                  <pic:spPr bwMode="auto">
+                    <a:xfrm>
+                      <a:off x="0" y="0"/>
+                      <a:ext cx="5689600" cy="3208655"/>
+                    </a:xfrm>
+                    <a:prstGeom prst="rect">
+                      <a:avLst/>
+                    </a:prstGeom>
+                    <a:noFill/>
+                    <a:ln>
+                      <a:noFill/>
+                    </a:ln>
+                  </pic:spPr>
+                </pic:pic>
+              </a:graphicData>
+            </a:graphic>
+          </wp:inline>
+        </w:drawing>
+      </w:r>
+    </w:p>
+    <w:p>
+      <w:pPr>
+        <w:jc w:val="center"/>
+        <w:rPr>
+          <w:rFonts w:cstheme="minorHAnsi"/>
+          <w:b/>
+          <w:bCs/>
+          <w:sz w:val="24"/>
+          <w:szCs w:val="24"/>
+        </w:rPr>
+      </w:pPr>
+      <w:r>
+        <w:rPr>
+          <w:rFonts w:cstheme="minorHAnsi"/>
+          <w:b/>
+          <w:bCs/>
+          <w:noProof/>
+          <w:sz w:val="24"/>
+          <w:szCs w:val="24"/>
+        </w:rPr>
+        <w:lastRenderedPageBreak/>
+        <w:drawing>
+          <wp:inline distT="0" distB="0" distL="0" distR="0" wp14:anchorId="5D95628F" wp14:editId="6BB4FA3D">
+            <wp:extent cx="5689600" cy="3208655"/>
+            <wp:effectExtent l="0" t="0" r="6350" b="0"/>
+            <wp:docPr id="115" name="Resim 115"/>
+            <wp:cNvGraphicFramePr>
+              <a:graphicFrameLocks xmlns:a="http://schemas.openxmlformats.org/drawingml/2006/main" noChangeAspect="1"/>
+            </wp:cNvGraphicFramePr>
+            <a:graphic xmlns:a="http://schemas.openxmlformats.org/drawingml/2006/main">
+              <a:graphicData uri="http://schemas.openxmlformats.org/drawingml/2006/picture">
+                <pic:pic xmlns:pic="http://schemas.openxmlformats.org/drawingml/2006/picture">
+                  <pic:nvPicPr>
+                    <pic:cNvPr id="0" name="Picture 3"/>
+                    <pic:cNvPicPr>
+                      <a:picLocks noChangeAspect="1" noChangeArrowheads="1"/>
+                    </pic:cNvPicPr>
+                  </pic:nvPicPr>
+                  <pic:blipFill>
+                    <a:blip r:embed="rId120">
+                      <a:extLst>
+                        <a:ext uri="{28A0092B-C50C-407E-A947-70E740481C1C}">
+                          <a14:useLocalDpi xmlns:a14="http://schemas.microsoft.com/office/drawing/2010/main" val="0"/>
+                        </a:ext>
+                      </a:extLst>
+                    </a:blip>
+                    <a:srcRect/>
+                    <a:stretch>
+                      <a:fillRect/>
+                    </a:stretch>
+                  </pic:blipFill>
+                  <pic:spPr bwMode="auto">
+                    <a:xfrm>
+                      <a:off x="0" y="0"/>
+                      <a:ext cx="5689600" cy="3208655"/>
+                    </a:xfrm>
+                    <a:prstGeom prst="rect">
+                      <a:avLst/>
+                    </a:prstGeom>
+                    <a:noFill/>
+                    <a:ln>
+                      <a:noFill/>
+                    </a:ln>
+                  </pic:spPr>
+                </pic:pic>
+              </a:graphicData>
+            </a:graphic>
+          </wp:inline>
+        </w:drawing>
+      </w:r>
+    </w:p>
+    <w:p>
+      <w:pPr>
+        <w:jc w:val="center"/>
+        <w:rPr>
+          <w:rFonts w:cstheme="minorHAnsi"/>
+          <w:b/>
+          <w:bCs/>
+          <w:sz w:val="24"/>
+          <w:szCs w:val="24"/>
+        </w:rPr>
+      </w:pPr>
+      <w:r>
+        <w:rPr>
+          <w:rFonts w:cstheme="minorHAnsi"/>
+          <w:b/>
+          <w:bCs/>
+          <w:noProof/>
+          <w:sz w:val="24"/>
+          <w:szCs w:val="24"/>
+        </w:rPr>
+        <w:drawing>
+          <wp:inline distT="0" distB="0" distL="0" distR="0" wp14:anchorId="725FFE90" wp14:editId="2DBAF242">
+            <wp:extent cx="5757545" cy="3606800"/>
+            <wp:effectExtent l="0" t="0" r="0" b="0"/>
+            <wp:docPr id="116" name="Resim 116"/>
+            <wp:cNvGraphicFramePr>
+              <a:graphicFrameLocks xmlns:a="http://schemas.openxmlformats.org/drawingml/2006/main" noChangeAspect="1"/>
+            </wp:cNvGraphicFramePr>
+            <a:graphic xmlns:a="http://schemas.openxmlformats.org/drawingml/2006/main">
+              <a:graphicData uri="http://schemas.openxmlformats.org/drawingml/2006/picture">
+                <pic:pic xmlns:pic="http://schemas.openxmlformats.org/drawingml/2006/picture">
+                  <pic:nvPicPr>
+                    <pic:cNvPr id="0" name="Picture 4"/>
+                    <pic:cNvPicPr>
+                      <a:picLocks noChangeAspect="1" noChangeArrowheads="1"/>
+                    </pic:cNvPicPr>
+                  </pic:nvPicPr>
+                  <pic:blipFill>
+                    <a:blip r:embed="rId121">
+                      <a:extLst>
+                        <a:ext uri="{28A0092B-C50C-407E-A947-70E740481C1C}">
+                          <a14:useLocalDpi xmlns:a14="http://schemas.microsoft.com/office/drawing/2010/main" val="0"/>
+                        </a:ext>
+                      </a:extLst>
+                    </a:blip>
+                    <a:srcRect/>
+                    <a:stretch>
+                      <a:fillRect/>
+                    </a:stretch>
+                  </pic:blipFill>
+                  <pic:spPr bwMode="auto">
+                    <a:xfrm>
+                      <a:off x="0" y="0"/>
+                      <a:ext cx="5757545" cy="3606800"/>
+                    </a:xfrm>
+                    <a:prstGeom prst="rect">
+                      <a:avLst/>
+                    </a:prstGeom>
+                    <a:noFill/>
+                    <a:ln>
+                      <a:noFill/>
+                    </a:ln>
+                  </pic:spPr>
+                </pic:pic>
+              </a:graphicData>
+            </a:graphic>
+          </wp:inline>
+        </w:drawing>
+      </w:r>
+    </w:p>
+    <w:p>
+      <w:pPr>
+        <w:jc w:val="center"/>
+        <w:rPr>
+          <w:rFonts w:cstheme="minorHAnsi"/>
+          <w:b/>
+          <w:bCs/>
+          <w:sz w:val="24"/>
+          <w:szCs w:val="24"/>
+        </w:rPr>
+      </w:pPr>
+      <w:r>
+        <w:rPr>
+          <w:rFonts w:cstheme="minorHAnsi"/>
+          <w:b/>
+          <w:bCs/>
+          <w:noProof/>
+          <w:sz w:val="24"/>
+          <w:szCs w:val="24"/>
+        </w:rPr>
+        <w:lastRenderedPageBreak/>
+        <w:drawing>
+          <wp:inline distT="0" distB="0" distL="0" distR="0" wp14:anchorId="41D5C576" wp14:editId="7898689B">
+            <wp:extent cx="5757545" cy="3886200"/>
+            <wp:effectExtent l="0" t="0" r="0" b="0"/>
+            <wp:docPr id="117" name="Resim 117"/>
+            <wp:cNvGraphicFramePr>
+              <a:graphicFrameLocks xmlns:a="http://schemas.openxmlformats.org/drawingml/2006/main" noChangeAspect="1"/>
+            </wp:cNvGraphicFramePr>
+            <a:graphic xmlns:a="http://schemas.openxmlformats.org/drawingml/2006/main">
+              <a:graphicData uri="http://schemas.openxmlformats.org/drawingml/2006/picture">
+                <pic:pic xmlns:pic="http://schemas.openxmlformats.org/drawingml/2006/picture">
+                  <pic:nvPicPr>
+                    <pic:cNvPr id="0" name="Picture 5"/>
+                    <pic:cNvPicPr>
+                      <a:picLocks noChangeAspect="1" noChangeArrowheads="1"/>
+                    </pic:cNvPicPr>
+                  </pic:nvPicPr>
+                  <pic:blipFill>
+                    <a:blip r:embed="rId122">
+                      <a:extLst>
+                        <a:ext uri="{28A0092B-C50C-407E-A947-70E740481C1C}">
+                          <a14:useLocalDpi xmlns:a14="http://schemas.microsoft.com/office/drawing/2010/main" val="0"/>
+                        </a:ext>
+                      </a:extLst>
+                    </a:blip>
+                    <a:srcRect/>
+                    <a:stretch>
+                      <a:fillRect/>
+                    </a:stretch>
+                  </pic:blipFill>
+                  <pic:spPr bwMode="auto">
+                    <a:xfrm>
+                      <a:off x="0" y="0"/>
+                      <a:ext cx="5757545" cy="3886200"/>
+                    </a:xfrm>
+                    <a:prstGeom prst="rect">
+                      <a:avLst/>
+                    </a:prstGeom>
+                    <a:noFill/>
+                    <a:ln>
+                      <a:noFill/>
+                    </a:ln>
+                  </pic:spPr>
+                </pic:pic>
+              </a:graphicData>
+            </a:graphic>
+          </wp:inline>
+        </w:drawing>
+      </w:r>
+    </w:p>
+    <w:p>
+      <w:pPr>
+        <w:rPr>
+          <w:rFonts w:cstheme="minorHAnsi"/>
+          <w:b/>
+          <w:bCs/>
+          <w:sz w:val="24"/>
+          <w:szCs w:val="24"/>
+        </w:rPr>
+      </w:pPr>
+    </w:p>
+    <w:p>
+      <w:pPr>
+        <w:rPr>
+          <w:rFonts w:cstheme="minorHAnsi"/>
+          <w:b/>
+          <w:bCs/>
+          <w:sz w:val="24"/>
+          <w:szCs w:val="24"/>
+        </w:rPr>
+      </w:pPr>
+      <w:proofErr w:type="spellStart"/>
+      <w:r>
+        <w:rPr>
+          <w:rFonts w:cstheme="minorHAnsi"/>
+          <w:b/>
+          <w:bCs/>
+          <w:sz w:val="24"/>
+          <w:szCs w:val="24"/>
+        </w:rPr>
+        <w:t>Column</w:t>
+      </w:r>
+      <w:proofErr w:type="spellEnd"/>
+    </w:p>
+    <w:p>
+      <w:pPr>
+        <w:pStyle w:val="ListeParagraf"/>
+        <w:numPr>
+          <w:ilvl w:val="0"/>
+          <w:numId w:val="51"/>
+        </w:numPr>
+        <w:jc w:val="both"/>
+        <w:rPr>
+          <w:rFonts w:cstheme="minorHAnsi"/>
+          <w:b/>
+          <w:bCs/>
+          <w:sz w:val="24"/>
+          <w:szCs w:val="24"/>
+        </w:rPr>
+      </w:pPr>
+      <w:r>
+        <w:rPr>
+          <w:rFonts w:cstheme="minorHAnsi"/>
+          <w:sz w:val="24"/>
+          <w:szCs w:val="24"/>
+        </w:rPr>
+        <w:t xml:space="preserve">Birden fazla eleman tutan bir yapı oluşturmak istersek </w:t>
+      </w:r>
+      <w:proofErr w:type="spellStart"/>
+      <w:r>
+        <w:rPr>
+          <w:rFonts w:cstheme="minorHAnsi"/>
+          <w:sz w:val="24"/>
+          <w:szCs w:val="24"/>
+        </w:rPr>
+        <w:t>Column</w:t>
+      </w:r>
+      <w:proofErr w:type="spellEnd"/>
+      <w:r>
+        <w:rPr>
+          <w:rFonts w:cstheme="minorHAnsi"/>
+          <w:sz w:val="24"/>
+          <w:szCs w:val="24"/>
+        </w:rPr>
+        <w:t xml:space="preserve"> sınıfı kullanılır. Bu sınıf </w:t>
+      </w:r>
+      <w:r>
+        <w:rPr>
+          <w:rFonts w:cstheme="minorHAnsi"/>
+          <w:sz w:val="24"/>
+          <w:szCs w:val="24"/>
+        </w:rPr>
+        <w:t>y</w:t>
+      </w:r>
+      <w:r>
+        <w:rPr>
+          <w:rFonts w:cstheme="minorHAnsi"/>
+          <w:sz w:val="24"/>
+          <w:szCs w:val="24"/>
+        </w:rPr>
+        <w:t xml:space="preserve"> ekseninde işlem yapmak için kullanılır. Birden fazla eleman yani çocuk barındırdığı için “</w:t>
+      </w:r>
+      <w:proofErr w:type="spellStart"/>
+      <w:r>
+        <w:rPr>
+          <w:rFonts w:cstheme="minorHAnsi"/>
+          <w:sz w:val="24"/>
+          <w:szCs w:val="24"/>
+        </w:rPr>
+        <w:t>child</w:t>
+      </w:r>
+      <w:proofErr w:type="spellEnd"/>
+      <w:r>
+        <w:rPr>
+          <w:rFonts w:cstheme="minorHAnsi"/>
+          <w:sz w:val="24"/>
+          <w:szCs w:val="24"/>
+        </w:rPr>
+        <w:t>” değil “</w:t>
+      </w:r>
+      <w:proofErr w:type="spellStart"/>
+      <w:r>
+        <w:rPr>
+          <w:rFonts w:cstheme="minorHAnsi"/>
+          <w:sz w:val="24"/>
+          <w:szCs w:val="24"/>
+        </w:rPr>
+        <w:t>childeren</w:t>
+      </w:r>
+      <w:proofErr w:type="spellEnd"/>
+      <w:r>
+        <w:rPr>
+          <w:rFonts w:cstheme="minorHAnsi"/>
+          <w:sz w:val="24"/>
+          <w:szCs w:val="24"/>
+        </w:rPr>
+        <w:t xml:space="preserve">” komutu kullanılır. </w:t>
+      </w:r>
+      <w:proofErr w:type="spellStart"/>
+      <w:r>
+        <w:rPr>
+          <w:rFonts w:cstheme="minorHAnsi"/>
+          <w:sz w:val="24"/>
+          <w:szCs w:val="24"/>
+        </w:rPr>
+        <w:t>Childeren</w:t>
+      </w:r>
+      <w:proofErr w:type="spellEnd"/>
+      <w:r>
+        <w:rPr>
+          <w:rFonts w:cstheme="minorHAnsi"/>
+          <w:sz w:val="24"/>
+          <w:szCs w:val="24"/>
+        </w:rPr>
+        <w:t xml:space="preserve"> içinde </w:t>
+      </w:r>
+      <w:proofErr w:type="spellStart"/>
+      <w:r>
+        <w:rPr>
+          <w:rFonts w:cstheme="minorHAnsi"/>
+          <w:sz w:val="24"/>
+          <w:szCs w:val="24"/>
+        </w:rPr>
+        <w:t>Widget</w:t>
+      </w:r>
+      <w:proofErr w:type="spellEnd"/>
+      <w:r>
+        <w:rPr>
+          <w:rFonts w:cstheme="minorHAnsi"/>
+          <w:sz w:val="24"/>
+          <w:szCs w:val="24"/>
+        </w:rPr>
+        <w:t xml:space="preserve"> tipinde eleman tutan bir Listedir. </w:t>
+      </w:r>
+    </w:p>
+    <w:p>
+      <w:pPr>
+        <w:pStyle w:val="ListeParagraf"/>
+        <w:numPr>
+          <w:ilvl w:val="0"/>
+          <w:numId w:val="51"/>
+        </w:numPr>
+        <w:jc w:val="both"/>
+        <w:rPr>
+          <w:rFonts w:cstheme="minorHAnsi"/>
+          <w:b/>
+          <w:bCs/>
+          <w:sz w:val="24"/>
+          <w:szCs w:val="24"/>
+        </w:rPr>
+      </w:pPr>
+      <w:proofErr w:type="spellStart"/>
+      <w:r>
+        <w:rPr>
+          <w:rFonts w:cstheme="minorHAnsi"/>
+          <w:sz w:val="24"/>
+          <w:szCs w:val="24"/>
+        </w:rPr>
+        <w:t>Row</w:t>
+      </w:r>
+      <w:proofErr w:type="spellEnd"/>
+      <w:r>
+        <w:rPr>
+          <w:rFonts w:cstheme="minorHAnsi"/>
+          <w:sz w:val="24"/>
+          <w:szCs w:val="24"/>
+        </w:rPr>
+        <w:t xml:space="preserve"> ile aynı özelliklere sahiptirler fakat </w:t>
+      </w:r>
+      <w:proofErr w:type="spellStart"/>
+      <w:r>
+        <w:rPr>
+          <w:rFonts w:cstheme="minorHAnsi"/>
+          <w:sz w:val="24"/>
+          <w:szCs w:val="24"/>
+        </w:rPr>
+        <w:t>Row</w:t>
+      </w:r>
+      <w:proofErr w:type="spellEnd"/>
+      <w:r>
+        <w:rPr>
+          <w:rFonts w:cstheme="minorHAnsi"/>
+          <w:sz w:val="24"/>
+          <w:szCs w:val="24"/>
+        </w:rPr>
+        <w:t xml:space="preserve"> x ekseninde, </w:t>
+      </w:r>
+      <w:proofErr w:type="spellStart"/>
+      <w:r>
+        <w:rPr>
+          <w:rFonts w:cstheme="minorHAnsi"/>
+          <w:sz w:val="24"/>
+          <w:szCs w:val="24"/>
+        </w:rPr>
+        <w:t>Column</w:t>
+      </w:r>
+      <w:proofErr w:type="spellEnd"/>
+      <w:r>
+        <w:rPr>
+          <w:rFonts w:cstheme="minorHAnsi"/>
+          <w:sz w:val="24"/>
+          <w:szCs w:val="24"/>
+        </w:rPr>
+        <w:t xml:space="preserve"> y ekseninde işlem yapmak için kullanılır.</w:t>
+      </w:r>
+    </w:p>
+    <w:p>
+      <w:pPr>
+        <w:jc w:val="both"/>
+        <w:rPr>
+          <w:rFonts w:cstheme="minorHAnsi"/>
+          <w:b/>
+          <w:bCs/>
+          <w:sz w:val="24"/>
+          <w:szCs w:val="24"/>
+        </w:rPr>
+      </w:pPr>
+      <w:proofErr w:type="spellStart"/>
+      <w:r>
+        <w:rPr>
+          <w:rFonts w:cstheme="minorHAnsi"/>
+          <w:b/>
+          <w:bCs/>
+          <w:sz w:val="24"/>
+          <w:szCs w:val="24"/>
+        </w:rPr>
+        <w:t>Expanded</w:t>
+      </w:r>
+      <w:proofErr w:type="spellEnd"/>
+    </w:p>
+    <w:p>
+      <w:pPr>
+        <w:pStyle w:val="ListeParagraf"/>
+        <w:numPr>
+          <w:ilvl w:val="0"/>
+          <w:numId w:val="52"/>
+        </w:numPr>
+        <w:jc w:val="both"/>
+        <w:rPr>
+          <w:rFonts w:cstheme="minorHAnsi"/>
+          <w:b/>
+          <w:bCs/>
+          <w:sz w:val="24"/>
+          <w:szCs w:val="24"/>
+        </w:rPr>
+      </w:pPr>
+      <w:proofErr w:type="spellStart"/>
+      <w:r>
+        <w:rPr>
+          <w:rFonts w:cstheme="minorHAnsi"/>
+          <w:sz w:val="24"/>
+          <w:szCs w:val="24"/>
+        </w:rPr>
+        <w:t>Row</w:t>
+      </w:r>
+      <w:proofErr w:type="spellEnd"/>
+      <w:r>
+        <w:rPr>
+          <w:rFonts w:cstheme="minorHAnsi"/>
+          <w:sz w:val="24"/>
+          <w:szCs w:val="24"/>
+        </w:rPr>
+        <w:t xml:space="preserve"> içerisine birden fazla </w:t>
+      </w:r>
+      <w:proofErr w:type="spellStart"/>
+      <w:r>
+        <w:rPr>
+          <w:rFonts w:cstheme="minorHAnsi"/>
+          <w:sz w:val="24"/>
+          <w:szCs w:val="24"/>
+        </w:rPr>
+        <w:t>Container</w:t>
+      </w:r>
+      <w:proofErr w:type="spellEnd"/>
+      <w:r>
+        <w:rPr>
+          <w:rFonts w:cstheme="minorHAnsi"/>
+          <w:sz w:val="24"/>
+          <w:szCs w:val="24"/>
+        </w:rPr>
+        <w:t xml:space="preserve"> tanımlayalım. Bu </w:t>
+      </w:r>
+      <w:proofErr w:type="spellStart"/>
+      <w:r>
+        <w:rPr>
+          <w:rFonts w:cstheme="minorHAnsi"/>
+          <w:sz w:val="24"/>
+          <w:szCs w:val="24"/>
+        </w:rPr>
+        <w:t>Containerlere</w:t>
+      </w:r>
+      <w:proofErr w:type="spellEnd"/>
+      <w:r>
+        <w:rPr>
+          <w:rFonts w:cstheme="minorHAnsi"/>
+          <w:sz w:val="24"/>
+          <w:szCs w:val="24"/>
+        </w:rPr>
+        <w:t xml:space="preserve"> genişlik verelim. Verdiğimiz bu genişlik değerleriyle </w:t>
+      </w:r>
+      <w:proofErr w:type="spellStart"/>
+      <w:r>
+        <w:rPr>
+          <w:rFonts w:cstheme="minorHAnsi"/>
+          <w:sz w:val="24"/>
+          <w:szCs w:val="24"/>
+        </w:rPr>
+        <w:t>Containerler</w:t>
+      </w:r>
+      <w:proofErr w:type="spellEnd"/>
+      <w:r>
+        <w:rPr>
+          <w:rFonts w:cstheme="minorHAnsi"/>
+          <w:sz w:val="24"/>
+          <w:szCs w:val="24"/>
+        </w:rPr>
+        <w:t xml:space="preserve"> </w:t>
+      </w:r>
+      <w:proofErr w:type="spellStart"/>
+      <w:r>
+        <w:rPr>
+          <w:rFonts w:cstheme="minorHAnsi"/>
+          <w:sz w:val="24"/>
+          <w:szCs w:val="24"/>
+        </w:rPr>
+        <w:t>Row</w:t>
+      </w:r>
+      <w:proofErr w:type="spellEnd"/>
+      <w:r>
+        <w:rPr>
+          <w:rFonts w:cstheme="minorHAnsi"/>
+          <w:sz w:val="24"/>
+          <w:szCs w:val="24"/>
+        </w:rPr>
+        <w:t>’ a sığmayabilir. Bu nedenle bu komutu kullanırız.</w:t>
+      </w:r>
+    </w:p>
+    <w:p>
+      <w:pPr>
+        <w:pStyle w:val="ListeParagraf"/>
+        <w:numPr>
+          <w:ilvl w:val="0"/>
+          <w:numId w:val="52"/>
+        </w:numPr>
+        <w:jc w:val="both"/>
+        <w:rPr>
+          <w:rFonts w:cstheme="minorHAnsi"/>
+          <w:b/>
+          <w:bCs/>
+          <w:sz w:val="24"/>
+          <w:szCs w:val="24"/>
+        </w:rPr>
+      </w:pPr>
+      <w:proofErr w:type="spellStart"/>
+      <w:r>
+        <w:rPr>
+          <w:rFonts w:cstheme="minorHAnsi"/>
+          <w:sz w:val="24"/>
+          <w:szCs w:val="24"/>
+        </w:rPr>
+        <w:t>Expanded</w:t>
+      </w:r>
+      <w:proofErr w:type="spellEnd"/>
+      <w:r>
+        <w:rPr>
+          <w:rFonts w:cstheme="minorHAnsi"/>
+          <w:sz w:val="24"/>
+          <w:szCs w:val="24"/>
+        </w:rPr>
+        <w:t xml:space="preserve"> edilecek yapı bu yapının çocuğu haline getirilmelidir. Bu işlemi ise </w:t>
+      </w:r>
+      <w:proofErr w:type="spellStart"/>
+      <w:r>
+        <w:rPr>
+          <w:rFonts w:cstheme="minorHAnsi"/>
+          <w:sz w:val="24"/>
+          <w:szCs w:val="24"/>
+        </w:rPr>
+        <w:t>child</w:t>
+      </w:r>
+      <w:proofErr w:type="spellEnd"/>
+      <w:r>
+        <w:rPr>
+          <w:rFonts w:cstheme="minorHAnsi"/>
+          <w:sz w:val="24"/>
+          <w:szCs w:val="24"/>
+        </w:rPr>
+        <w:t xml:space="preserve"> yapılacak yapı seçilerek </w:t>
+      </w:r>
+      <w:r>
+        <w:rPr>
+          <w:rFonts w:cstheme="minorHAnsi"/>
+          <w:sz w:val="24"/>
+          <w:szCs w:val="24"/>
+        </w:rPr>
+        <w:t>“</w:t>
+      </w:r>
+      <w:proofErr w:type="spellStart"/>
+      <w:r>
+        <w:rPr>
+          <w:rFonts w:cstheme="minorHAnsi"/>
+          <w:sz w:val="24"/>
+          <w:szCs w:val="24"/>
+        </w:rPr>
+        <w:t>ctrl</w:t>
+      </w:r>
+      <w:proofErr w:type="spellEnd"/>
+      <w:r>
+        <w:rPr>
+          <w:rFonts w:cstheme="minorHAnsi"/>
+          <w:sz w:val="24"/>
+          <w:szCs w:val="24"/>
+        </w:rPr>
+        <w:t xml:space="preserve">+.” </w:t>
+      </w:r>
+      <w:proofErr w:type="spellStart"/>
+      <w:r>
+        <w:rPr>
+          <w:rFonts w:cstheme="minorHAnsi"/>
+          <w:sz w:val="24"/>
+          <w:szCs w:val="24"/>
+        </w:rPr>
+        <w:t>Kısayolu</w:t>
+      </w:r>
+      <w:proofErr w:type="spellEnd"/>
+      <w:r>
+        <w:rPr>
+          <w:rFonts w:cstheme="minorHAnsi"/>
+          <w:sz w:val="24"/>
+          <w:szCs w:val="24"/>
+        </w:rPr>
+        <w:t xml:space="preserve"> kullanılarak “</w:t>
+      </w:r>
+      <w:proofErr w:type="spellStart"/>
+      <w:r>
+        <w:rPr>
+          <w:rFonts w:cstheme="minorHAnsi"/>
+          <w:sz w:val="24"/>
+          <w:szCs w:val="24"/>
+        </w:rPr>
+        <w:t>Wraph</w:t>
+      </w:r>
+      <w:proofErr w:type="spellEnd"/>
+      <w:r>
+        <w:rPr>
+          <w:rFonts w:cstheme="minorHAnsi"/>
+          <w:sz w:val="24"/>
+          <w:szCs w:val="24"/>
+        </w:rPr>
+        <w:t xml:space="preserve"> </w:t>
+      </w:r>
+      <w:proofErr w:type="spellStart"/>
+      <w:r>
+        <w:rPr>
+          <w:rFonts w:cstheme="minorHAnsi"/>
+          <w:sz w:val="24"/>
+          <w:szCs w:val="24"/>
+        </w:rPr>
+        <w:t>with</w:t>
+      </w:r>
+      <w:proofErr w:type="spellEnd"/>
+      <w:r>
+        <w:rPr>
+          <w:rFonts w:cstheme="minorHAnsi"/>
+          <w:sz w:val="24"/>
+          <w:szCs w:val="24"/>
+        </w:rPr>
+        <w:t xml:space="preserve"> </w:t>
+      </w:r>
+      <w:proofErr w:type="spellStart"/>
+      <w:r>
+        <w:rPr>
+          <w:rFonts w:cstheme="minorHAnsi"/>
+          <w:sz w:val="24"/>
+          <w:szCs w:val="24"/>
+        </w:rPr>
+        <w:t>widget</w:t>
+      </w:r>
+      <w:proofErr w:type="spellEnd"/>
+      <w:r>
+        <w:rPr>
+          <w:rFonts w:cstheme="minorHAnsi"/>
+          <w:sz w:val="24"/>
+          <w:szCs w:val="24"/>
+        </w:rPr>
+        <w:t xml:space="preserve">” komutu seçilir. Oluşan yeni yapıda bizden </w:t>
+      </w:r>
+      <w:proofErr w:type="spellStart"/>
+      <w:r>
+        <w:rPr>
+          <w:rFonts w:cstheme="minorHAnsi"/>
+          <w:sz w:val="24"/>
+          <w:szCs w:val="24"/>
+        </w:rPr>
+        <w:t>Widget</w:t>
+      </w:r>
+      <w:proofErr w:type="spellEnd"/>
+      <w:r>
+        <w:rPr>
+          <w:rFonts w:cstheme="minorHAnsi"/>
+          <w:sz w:val="24"/>
+          <w:szCs w:val="24"/>
+        </w:rPr>
+        <w:t xml:space="preserve"> türü girmemizi ister. O kısma </w:t>
+      </w:r>
+      <w:proofErr w:type="spellStart"/>
+      <w:r>
+        <w:rPr>
+          <w:rFonts w:cstheme="minorHAnsi"/>
+          <w:sz w:val="24"/>
+          <w:szCs w:val="24"/>
+        </w:rPr>
+        <w:t>Expanded</w:t>
+      </w:r>
+      <w:proofErr w:type="spellEnd"/>
+      <w:r>
+        <w:rPr>
+          <w:rFonts w:cstheme="minorHAnsi"/>
+          <w:sz w:val="24"/>
+          <w:szCs w:val="24"/>
+        </w:rPr>
+        <w:t xml:space="preserve"> yazarak işlemi tamamlamış oluruz. </w:t>
+      </w:r>
+    </w:p>
+    <w:p>
+      <w:pPr>
+        <w:pStyle w:val="ListeParagraf"/>
+        <w:numPr>
+          <w:ilvl w:val="0"/>
+          <w:numId w:val="52"/>
+        </w:numPr>
+        <w:jc w:val="both"/>
+        <w:rPr>
+          <w:rFonts w:cstheme="minorHAnsi"/>
+          <w:b/>
+          <w:bCs/>
+          <w:sz w:val="24"/>
+          <w:szCs w:val="24"/>
+        </w:rPr>
+      </w:pPr>
+      <w:proofErr w:type="spellStart"/>
+      <w:r>
+        <w:rPr>
+          <w:rFonts w:cstheme="minorHAnsi"/>
+          <w:sz w:val="24"/>
+          <w:szCs w:val="24"/>
+        </w:rPr>
+        <w:t>Container</w:t>
+      </w:r>
+      <w:proofErr w:type="spellEnd"/>
+      <w:r>
+        <w:rPr>
+          <w:rFonts w:cstheme="minorHAnsi"/>
+          <w:sz w:val="24"/>
+          <w:szCs w:val="24"/>
+        </w:rPr>
+        <w:t xml:space="preserve"> genişliği ne olursa olsun oluşturulan </w:t>
+      </w:r>
+      <w:proofErr w:type="spellStart"/>
+      <w:r>
+        <w:rPr>
+          <w:rFonts w:cstheme="minorHAnsi"/>
+          <w:sz w:val="24"/>
+          <w:szCs w:val="24"/>
+        </w:rPr>
+        <w:t>Containeri</w:t>
+      </w:r>
+      <w:proofErr w:type="spellEnd"/>
+      <w:r>
+        <w:rPr>
+          <w:rFonts w:cstheme="minorHAnsi"/>
+          <w:sz w:val="24"/>
+          <w:szCs w:val="24"/>
+        </w:rPr>
+        <w:t xml:space="preserve"> </w:t>
+      </w:r>
+      <w:proofErr w:type="spellStart"/>
+      <w:r>
+        <w:rPr>
+          <w:rFonts w:cstheme="minorHAnsi"/>
+          <w:sz w:val="24"/>
+          <w:szCs w:val="24"/>
+        </w:rPr>
+        <w:t>Row</w:t>
+      </w:r>
+      <w:proofErr w:type="spellEnd"/>
+      <w:r>
+        <w:rPr>
+          <w:rFonts w:cstheme="minorHAnsi"/>
+          <w:sz w:val="24"/>
+          <w:szCs w:val="24"/>
+        </w:rPr>
+        <w:t xml:space="preserve"> içerisine sığdırmaya çalışır.</w:t>
+      </w:r>
+    </w:p>
+    <w:p>
+      <w:pPr>
+        <w:pStyle w:val="ListeParagraf"/>
+        <w:numPr>
+          <w:ilvl w:val="0"/>
+          <w:numId w:val="52"/>
+        </w:numPr>
+        <w:jc w:val="both"/>
+        <w:rPr>
+          <w:rFonts w:cstheme="minorHAnsi"/>
+          <w:b/>
+          <w:bCs/>
+          <w:sz w:val="24"/>
+          <w:szCs w:val="24"/>
+        </w:rPr>
+      </w:pPr>
+      <w:r>
+        <w:rPr>
+          <w:rFonts w:cstheme="minorHAnsi"/>
+          <w:sz w:val="24"/>
+          <w:szCs w:val="24"/>
+        </w:rPr>
+        <w:t>Bu yapı içinde kullanılan “</w:t>
+      </w:r>
+      <w:proofErr w:type="spellStart"/>
+      <w:r>
+        <w:rPr>
+          <w:rFonts w:cstheme="minorHAnsi"/>
+          <w:sz w:val="24"/>
+          <w:szCs w:val="24"/>
+        </w:rPr>
+        <w:t>flex</w:t>
+      </w:r>
+      <w:proofErr w:type="spellEnd"/>
+      <w:r>
+        <w:rPr>
+          <w:rFonts w:cstheme="minorHAnsi"/>
+          <w:sz w:val="24"/>
+          <w:szCs w:val="24"/>
+        </w:rPr>
+        <w:t xml:space="preserve">” yapısı mevcuttur. Bu yapının varsayılan değeri 1’ </w:t>
+      </w:r>
+      <w:proofErr w:type="spellStart"/>
+      <w:r>
+        <w:rPr>
+          <w:rFonts w:cstheme="minorHAnsi"/>
+          <w:sz w:val="24"/>
+          <w:szCs w:val="24"/>
+        </w:rPr>
+        <w:t>dir</w:t>
+      </w:r>
+      <w:proofErr w:type="spellEnd"/>
+      <w:r>
+        <w:rPr>
+          <w:rFonts w:cstheme="minorHAnsi"/>
+          <w:sz w:val="24"/>
+          <w:szCs w:val="24"/>
+        </w:rPr>
+        <w:t xml:space="preserve">. </w:t>
+      </w:r>
+      <w:proofErr w:type="spellStart"/>
+      <w:r>
+        <w:rPr>
+          <w:rFonts w:cstheme="minorHAnsi"/>
+          <w:sz w:val="24"/>
+          <w:szCs w:val="24"/>
+        </w:rPr>
+        <w:t>Flex</w:t>
+      </w:r>
+      <w:proofErr w:type="spellEnd"/>
+      <w:r>
+        <w:rPr>
+          <w:rFonts w:cstheme="minorHAnsi"/>
+          <w:sz w:val="24"/>
+          <w:szCs w:val="24"/>
+        </w:rPr>
+        <w:t xml:space="preserve"> komutunu girerek bu komutu biz değiştirebiliriz. </w:t>
+      </w:r>
+    </w:p>
+    <w:p>
+      <w:pPr>
+        <w:jc w:val="center"/>
+        <w:rPr>
+          <w:rFonts w:cstheme="minorHAnsi"/>
+          <w:b/>
+          <w:bCs/>
+          <w:sz w:val="24"/>
+          <w:szCs w:val="24"/>
+        </w:rPr>
+      </w:pPr>
+      <w:r>
+        <w:rPr>
+          <w:rFonts w:cstheme="minorHAnsi"/>
+          <w:b/>
+          <w:bCs/>
+          <w:noProof/>
+          <w:sz w:val="24"/>
+          <w:szCs w:val="24"/>
+        </w:rPr>
+        <w:lastRenderedPageBreak/>
+        <w:drawing>
+          <wp:inline distT="0" distB="0" distL="0" distR="0" wp14:anchorId="131D1421" wp14:editId="6A215AC9">
+            <wp:extent cx="5757545" cy="3098800"/>
+            <wp:effectExtent l="0" t="0" r="0" b="6350"/>
+            <wp:docPr id="118" name="Resim 118"/>
+            <wp:cNvGraphicFramePr>
+              <a:graphicFrameLocks xmlns:a="http://schemas.openxmlformats.org/drawingml/2006/main" noChangeAspect="1"/>
+            </wp:cNvGraphicFramePr>
+            <a:graphic xmlns:a="http://schemas.openxmlformats.org/drawingml/2006/main">
+              <a:graphicData uri="http://schemas.openxmlformats.org/drawingml/2006/picture">
+                <pic:pic xmlns:pic="http://schemas.openxmlformats.org/drawingml/2006/picture">
+                  <pic:nvPicPr>
+                    <pic:cNvPr id="0" name="Picture 6"/>
+                    <pic:cNvPicPr>
+                      <a:picLocks noChangeAspect="1" noChangeArrowheads="1"/>
+                    </pic:cNvPicPr>
+                  </pic:nvPicPr>
+                  <pic:blipFill>
+                    <a:blip r:embed="rId123" cstate="print">
+                      <a:extLst>
+                        <a:ext uri="{28A0092B-C50C-407E-A947-70E740481C1C}">
+                          <a14:useLocalDpi xmlns:a14="http://schemas.microsoft.com/office/drawing/2010/main" val="0"/>
+                        </a:ext>
+                      </a:extLst>
+                    </a:blip>
+                    <a:srcRect/>
+                    <a:stretch>
+                      <a:fillRect/>
+                    </a:stretch>
+                  </pic:blipFill>
+                  <pic:spPr bwMode="auto">
+                    <a:xfrm>
+                      <a:off x="0" y="0"/>
+                      <a:ext cx="5757545" cy="3098800"/>
+                    </a:xfrm>
+                    <a:prstGeom prst="rect">
+                      <a:avLst/>
+                    </a:prstGeom>
+                    <a:noFill/>
+                    <a:ln>
+                      <a:noFill/>
+                    </a:ln>
+                  </pic:spPr>
+                </pic:pic>
+              </a:graphicData>
+            </a:graphic>
+          </wp:inline>
+        </w:drawing>
+      </w:r>
+    </w:p>
+    <w:p>
+      <w:pPr>
+        <w:pStyle w:val="ListeParagraf"/>
+        <w:numPr>
+          <w:ilvl w:val="0"/>
+          <w:numId w:val="53"/>
+        </w:numPr>
+        <w:jc w:val="both"/>
+        <w:rPr>
+          <w:rFonts w:cstheme="minorHAnsi"/>
+          <w:sz w:val="24"/>
+          <w:szCs w:val="24"/>
+        </w:rPr>
+      </w:pPr>
+      <w:r>
+        <w:rPr>
+          <w:rFonts w:cstheme="minorHAnsi"/>
+          <w:sz w:val="24"/>
+          <w:szCs w:val="24"/>
+        </w:rPr>
+        <w:t xml:space="preserve">Yukarıda bulunan yazımda main içerisinde kalabalık yapmak yerine içerisine </w:t>
+      </w:r>
+      <w:proofErr w:type="spellStart"/>
+      <w:r>
+        <w:rPr>
+          <w:rFonts w:cstheme="minorHAnsi"/>
+          <w:sz w:val="24"/>
+          <w:szCs w:val="24"/>
+        </w:rPr>
+        <w:t>Widget</w:t>
+      </w:r>
+      <w:proofErr w:type="spellEnd"/>
+      <w:r>
+        <w:rPr>
+          <w:rFonts w:cstheme="minorHAnsi"/>
+          <w:sz w:val="24"/>
+          <w:szCs w:val="24"/>
+        </w:rPr>
+        <w:t xml:space="preserve"> alan bir Liste main dışında oluşturulmuştur. </w:t>
+      </w:r>
+      <w:proofErr w:type="spellStart"/>
+      <w:r>
+        <w:rPr>
+          <w:rFonts w:cstheme="minorHAnsi"/>
+          <w:sz w:val="24"/>
+          <w:szCs w:val="24"/>
+        </w:rPr>
+        <w:t>Containerler</w:t>
+      </w:r>
+      <w:proofErr w:type="spellEnd"/>
+      <w:r>
+        <w:rPr>
+          <w:rFonts w:cstheme="minorHAnsi"/>
+          <w:sz w:val="24"/>
+          <w:szCs w:val="24"/>
+        </w:rPr>
+        <w:t xml:space="preserve"> </w:t>
+      </w:r>
+      <w:proofErr w:type="spellStart"/>
+      <w:r>
+        <w:rPr>
+          <w:rFonts w:cstheme="minorHAnsi"/>
+          <w:sz w:val="24"/>
+          <w:szCs w:val="24"/>
+        </w:rPr>
+        <w:t>Expanded</w:t>
+      </w:r>
+      <w:proofErr w:type="spellEnd"/>
+      <w:r>
+        <w:rPr>
+          <w:rFonts w:cstheme="minorHAnsi"/>
+          <w:sz w:val="24"/>
+          <w:szCs w:val="24"/>
+        </w:rPr>
+        <w:t xml:space="preserve"> edilerek </w:t>
+      </w:r>
+      <w:proofErr w:type="spellStart"/>
+      <w:r>
+        <w:rPr>
+          <w:rFonts w:cstheme="minorHAnsi"/>
+          <w:sz w:val="24"/>
+          <w:szCs w:val="24"/>
+        </w:rPr>
+        <w:t>Row</w:t>
+      </w:r>
+      <w:proofErr w:type="spellEnd"/>
+      <w:r>
+        <w:rPr>
+          <w:rFonts w:cstheme="minorHAnsi"/>
+          <w:sz w:val="24"/>
+          <w:szCs w:val="24"/>
+        </w:rPr>
+        <w:t xml:space="preserve"> içerisine sığdırılmıştır. “</w:t>
+      </w:r>
+      <w:proofErr w:type="spellStart"/>
+      <w:proofErr w:type="gramStart"/>
+      <w:r>
+        <w:rPr>
+          <w:rFonts w:cstheme="minorHAnsi"/>
+          <w:sz w:val="24"/>
+          <w:szCs w:val="24"/>
+        </w:rPr>
+        <w:t>flex</w:t>
+      </w:r>
+      <w:proofErr w:type="spellEnd"/>
+      <w:proofErr w:type="gramEnd"/>
+      <w:r>
+        <w:rPr>
+          <w:rFonts w:cstheme="minorHAnsi"/>
+          <w:sz w:val="24"/>
+          <w:szCs w:val="24"/>
+        </w:rPr>
+        <w:t xml:space="preserve">” komutu kullanılarak sarı </w:t>
+      </w:r>
+      <w:proofErr w:type="spellStart"/>
+      <w:r>
+        <w:rPr>
+          <w:rFonts w:cstheme="minorHAnsi"/>
+          <w:sz w:val="24"/>
+          <w:szCs w:val="24"/>
+        </w:rPr>
+        <w:t>Container</w:t>
+      </w:r>
+      <w:proofErr w:type="spellEnd"/>
+      <w:r>
+        <w:rPr>
+          <w:rFonts w:cstheme="minorHAnsi"/>
+          <w:sz w:val="24"/>
+          <w:szCs w:val="24"/>
+        </w:rPr>
+        <w:t xml:space="preserve"> diğerlerinin iki katı haline getirilmiştir.</w:t>
+      </w:r>
+    </w:p>
+    <w:p>
+      <w:pPr>
+        <w:jc w:val="both"/>
+        <w:rPr>
+          <w:rFonts w:cstheme="minorHAnsi"/>
+          <w:b/>
+          <w:bCs/>
+          <w:sz w:val="24"/>
+          <w:szCs w:val="24"/>
+        </w:rPr>
+      </w:pPr>
+      <w:proofErr w:type="spellStart"/>
+      <w:r>
+        <w:rPr>
+          <w:rFonts w:cstheme="minorHAnsi"/>
+          <w:b/>
+          <w:bCs/>
+          <w:sz w:val="24"/>
+          <w:szCs w:val="24"/>
+        </w:rPr>
+        <w:t>Flexible</w:t>
+      </w:r>
+      <w:proofErr w:type="spellEnd"/>
+    </w:p>
+    <w:p>
+      <w:pPr>
+        <w:pStyle w:val="ListeParagraf"/>
+        <w:numPr>
+          <w:ilvl w:val="0"/>
+          <w:numId w:val="53"/>
+        </w:numPr>
+        <w:jc w:val="both"/>
+        <w:rPr>
+          <w:rFonts w:cstheme="minorHAnsi"/>
+          <w:sz w:val="24"/>
+          <w:szCs w:val="24"/>
+        </w:rPr>
+      </w:pPr>
+      <w:proofErr w:type="spellStart"/>
+      <w:r>
+        <w:rPr>
+          <w:rFonts w:cstheme="minorHAnsi"/>
+          <w:sz w:val="24"/>
+          <w:szCs w:val="24"/>
+        </w:rPr>
+        <w:t>Expanded</w:t>
+      </w:r>
+      <w:proofErr w:type="spellEnd"/>
+      <w:r>
+        <w:rPr>
+          <w:rFonts w:cstheme="minorHAnsi"/>
+          <w:sz w:val="24"/>
+          <w:szCs w:val="24"/>
+        </w:rPr>
+        <w:t xml:space="preserve"> komutu ile neredeyse aynı görevi görmektedir fakat bu komut </w:t>
+      </w:r>
+      <w:proofErr w:type="spellStart"/>
+      <w:r>
+        <w:rPr>
+          <w:rFonts w:cstheme="minorHAnsi"/>
+          <w:sz w:val="24"/>
+          <w:szCs w:val="24"/>
+        </w:rPr>
+        <w:t>Row</w:t>
+      </w:r>
+      <w:proofErr w:type="spellEnd"/>
+      <w:r>
+        <w:rPr>
+          <w:rFonts w:cstheme="minorHAnsi"/>
+          <w:sz w:val="24"/>
+          <w:szCs w:val="24"/>
+        </w:rPr>
+        <w:t xml:space="preserve"> içerisine sığdırmak yerine </w:t>
+      </w:r>
+      <w:proofErr w:type="spellStart"/>
+      <w:r>
+        <w:rPr>
+          <w:rFonts w:cstheme="minorHAnsi"/>
+          <w:sz w:val="24"/>
+          <w:szCs w:val="24"/>
+        </w:rPr>
+        <w:t>Flexible</w:t>
+      </w:r>
+      <w:proofErr w:type="spellEnd"/>
+      <w:r>
+        <w:rPr>
+          <w:rFonts w:cstheme="minorHAnsi"/>
+          <w:sz w:val="24"/>
+          <w:szCs w:val="24"/>
+        </w:rPr>
+        <w:t xml:space="preserve"> edilen </w:t>
+      </w:r>
+      <w:proofErr w:type="spellStart"/>
+      <w:r>
+        <w:rPr>
+          <w:rFonts w:cstheme="minorHAnsi"/>
+          <w:sz w:val="24"/>
+          <w:szCs w:val="24"/>
+        </w:rPr>
+        <w:t>Containere</w:t>
+      </w:r>
+      <w:proofErr w:type="spellEnd"/>
+      <w:r>
+        <w:rPr>
+          <w:rFonts w:cstheme="minorHAnsi"/>
+          <w:sz w:val="24"/>
+          <w:szCs w:val="24"/>
+        </w:rPr>
+        <w:t xml:space="preserve"> </w:t>
+      </w:r>
+      <w:proofErr w:type="spellStart"/>
+      <w:r>
+        <w:rPr>
+          <w:rFonts w:cstheme="minorHAnsi"/>
+          <w:sz w:val="24"/>
+          <w:szCs w:val="24"/>
+        </w:rPr>
+        <w:t>max</w:t>
+      </w:r>
+      <w:proofErr w:type="spellEnd"/>
+      <w:r>
+        <w:rPr>
+          <w:rFonts w:cstheme="minorHAnsi"/>
+          <w:sz w:val="24"/>
+          <w:szCs w:val="24"/>
+        </w:rPr>
+        <w:t xml:space="preserve"> değer atamamızı sağlar.</w:t>
+      </w:r>
+    </w:p>
+    <w:p>
+      <w:pPr>
+        <w:pStyle w:val="ListeParagraf"/>
+        <w:numPr>
+          <w:ilvl w:val="0"/>
+          <w:numId w:val="53"/>
+        </w:numPr>
+        <w:jc w:val="both"/>
+        <w:rPr>
+          <w:rFonts w:cstheme="minorHAnsi"/>
+          <w:sz w:val="24"/>
+          <w:szCs w:val="24"/>
+        </w:rPr>
+      </w:pPr>
+      <w:r>
+        <w:rPr>
+          <w:rFonts w:cstheme="minorHAnsi"/>
+          <w:sz w:val="24"/>
+          <w:szCs w:val="24"/>
+        </w:rPr>
+        <w:t xml:space="preserve">Eğer </w:t>
+      </w:r>
+      <w:r>
+        <w:rPr>
+          <w:rFonts w:cstheme="minorHAnsi"/>
+          <w:sz w:val="24"/>
+          <w:szCs w:val="24"/>
+        </w:rPr>
+        <w:t xml:space="preserve">değere 200 birim vererek yanına bir şey eklersek ve eklediğimiz </w:t>
+      </w:r>
+      <w:proofErr w:type="spellStart"/>
+      <w:r>
+        <w:rPr>
+          <w:rFonts w:cstheme="minorHAnsi"/>
+          <w:sz w:val="24"/>
+          <w:szCs w:val="24"/>
+        </w:rPr>
+        <w:t>Container</w:t>
+      </w:r>
+      <w:proofErr w:type="spellEnd"/>
+      <w:r>
+        <w:rPr>
+          <w:rFonts w:cstheme="minorHAnsi"/>
+          <w:sz w:val="24"/>
+          <w:szCs w:val="24"/>
+        </w:rPr>
+        <w:t xml:space="preserve"> tüm </w:t>
+      </w:r>
+      <w:proofErr w:type="spellStart"/>
+      <w:r>
+        <w:rPr>
+          <w:rFonts w:cstheme="minorHAnsi"/>
+          <w:sz w:val="24"/>
+          <w:szCs w:val="24"/>
+        </w:rPr>
+        <w:t>Row</w:t>
+      </w:r>
+      <w:proofErr w:type="spellEnd"/>
+      <w:r>
+        <w:rPr>
+          <w:rFonts w:cstheme="minorHAnsi"/>
+          <w:sz w:val="24"/>
+          <w:szCs w:val="24"/>
+        </w:rPr>
+        <w:t xml:space="preserve">’ u kaplayacak kadar büyük olursa </w:t>
+      </w:r>
+      <w:proofErr w:type="spellStart"/>
+      <w:r>
+        <w:rPr>
+          <w:rFonts w:cstheme="minorHAnsi"/>
+          <w:sz w:val="24"/>
+          <w:szCs w:val="24"/>
+        </w:rPr>
+        <w:t>Flexible</w:t>
+      </w:r>
+      <w:proofErr w:type="spellEnd"/>
+      <w:r>
+        <w:rPr>
+          <w:rFonts w:cstheme="minorHAnsi"/>
+          <w:sz w:val="24"/>
+          <w:szCs w:val="24"/>
+        </w:rPr>
+        <w:t xml:space="preserve"> edilen </w:t>
+      </w:r>
+      <w:proofErr w:type="spellStart"/>
+      <w:r>
+        <w:rPr>
+          <w:rFonts w:cstheme="minorHAnsi"/>
+          <w:sz w:val="24"/>
+          <w:szCs w:val="24"/>
+        </w:rPr>
+        <w:t>Container</w:t>
+      </w:r>
+      <w:proofErr w:type="spellEnd"/>
+      <w:r>
+        <w:rPr>
+          <w:rFonts w:cstheme="minorHAnsi"/>
+          <w:sz w:val="24"/>
+          <w:szCs w:val="24"/>
+        </w:rPr>
+        <w:t xml:space="preserve"> yeni gelen </w:t>
+      </w:r>
+      <w:proofErr w:type="spellStart"/>
+      <w:r>
+        <w:rPr>
+          <w:rFonts w:cstheme="minorHAnsi"/>
+          <w:sz w:val="24"/>
+          <w:szCs w:val="24"/>
+        </w:rPr>
+        <w:t>Containere</w:t>
+      </w:r>
+      <w:proofErr w:type="spellEnd"/>
+      <w:r>
+        <w:rPr>
+          <w:rFonts w:cstheme="minorHAnsi"/>
+          <w:sz w:val="24"/>
+          <w:szCs w:val="24"/>
+        </w:rPr>
+        <w:t xml:space="preserve"> yer ayırmak için küçülür. Ve 200 birimin hiçbir zaman üstüne çıkmaz.</w:t>
+      </w:r>
+    </w:p>
+    <w:p>
+      <w:pPr>
+        <w:jc w:val="center"/>
+        <w:rPr>
+          <w:rFonts w:cstheme="minorHAnsi"/>
+          <w:sz w:val="24"/>
+          <w:szCs w:val="24"/>
+        </w:rPr>
+      </w:pPr>
+      <w:r>
+        <w:rPr>
+          <w:rFonts w:cstheme="minorHAnsi"/>
+          <w:noProof/>
+          <w:sz w:val="24"/>
+          <w:szCs w:val="24"/>
+        </w:rPr>
+        <w:drawing>
+          <wp:inline distT="0" distB="0" distL="0" distR="0" wp14:anchorId="27CE25E1" wp14:editId="3F5E4091">
+            <wp:extent cx="2436926" cy="2802466"/>
+            <wp:effectExtent l="0" t="0" r="1905" b="0"/>
+            <wp:docPr id="119" name="Resim 119"/>
+            <wp:cNvGraphicFramePr>
+              <a:graphicFrameLocks xmlns:a="http://schemas.openxmlformats.org/drawingml/2006/main" noChangeAspect="1"/>
+            </wp:cNvGraphicFramePr>
+            <a:graphic xmlns:a="http://schemas.openxmlformats.org/drawingml/2006/main">
+              <a:graphicData uri="http://schemas.openxmlformats.org/drawingml/2006/picture">
+                <pic:pic xmlns:pic="http://schemas.openxmlformats.org/drawingml/2006/picture">
+                  <pic:nvPicPr>
+                    <pic:cNvPr id="0" name="Picture 7"/>
+                    <pic:cNvPicPr>
+                      <a:picLocks noChangeAspect="1" noChangeArrowheads="1"/>
+                    </pic:cNvPicPr>
+                  </pic:nvPicPr>
+                  <pic:blipFill>
+                    <a:blip r:embed="rId124">
+                      <a:extLst>
+                        <a:ext uri="{28A0092B-C50C-407E-A947-70E740481C1C}">
+                          <a14:useLocalDpi xmlns:a14="http://schemas.microsoft.com/office/drawing/2010/main" val="0"/>
+                        </a:ext>
+                      </a:extLst>
+                    </a:blip>
+                    <a:srcRect/>
+                    <a:stretch>
+                      <a:fillRect/>
+                    </a:stretch>
+                  </pic:blipFill>
+                  <pic:spPr bwMode="auto">
+                    <a:xfrm>
+                      <a:off x="0" y="0"/>
+                      <a:ext cx="2443755" cy="2810320"/>
+                    </a:xfrm>
+                    <a:prstGeom prst="rect">
+                      <a:avLst/>
+                    </a:prstGeom>
+                    <a:noFill/>
+                    <a:ln>
+                      <a:noFill/>
+                    </a:ln>
+                  </pic:spPr>
+                </pic:pic>
+              </a:graphicData>
+            </a:graphic>
+          </wp:inline>
+        </w:drawing>
+      </w:r>
+      <w:r>
+        <w:rPr>
+          <w:rFonts w:cstheme="minorHAnsi"/>
+          <w:noProof/>
+          <w:sz w:val="24"/>
+          <w:szCs w:val="24"/>
+        </w:rPr>
+        <w:drawing>
+          <wp:inline distT="0" distB="0" distL="0" distR="0" wp14:anchorId="384BD27C" wp14:editId="7BD43D38">
+            <wp:extent cx="1916570" cy="3267922"/>
+            <wp:effectExtent l="0" t="0" r="7620" b="8890"/>
+            <wp:docPr id="120" name="Resim 120"/>
+            <wp:cNvGraphicFramePr>
+              <a:graphicFrameLocks xmlns:a="http://schemas.openxmlformats.org/drawingml/2006/main" noChangeAspect="1"/>
+            </wp:cNvGraphicFramePr>
+            <a:graphic xmlns:a="http://schemas.openxmlformats.org/drawingml/2006/main">
+              <a:graphicData uri="http://schemas.openxmlformats.org/drawingml/2006/picture">
+                <pic:pic xmlns:pic="http://schemas.openxmlformats.org/drawingml/2006/picture">
+                  <pic:nvPicPr>
+                    <pic:cNvPr id="0" name="Picture 8"/>
+                    <pic:cNvPicPr>
+                      <a:picLocks noChangeAspect="1" noChangeArrowheads="1"/>
+                    </pic:cNvPicPr>
+                  </pic:nvPicPr>
+                  <pic:blipFill>
+                    <a:blip r:embed="rId125">
+                      <a:extLst>
+                        <a:ext uri="{28A0092B-C50C-407E-A947-70E740481C1C}">
+                          <a14:useLocalDpi xmlns:a14="http://schemas.microsoft.com/office/drawing/2010/main" val="0"/>
+                        </a:ext>
+                      </a:extLst>
+                    </a:blip>
+                    <a:srcRect/>
+                    <a:stretch>
+                      <a:fillRect/>
+                    </a:stretch>
+                  </pic:blipFill>
+                  <pic:spPr bwMode="auto">
+                    <a:xfrm>
+                      <a:off x="0" y="0"/>
+                      <a:ext cx="1923777" cy="3280210"/>
+                    </a:xfrm>
+                    <a:prstGeom prst="rect">
+                      <a:avLst/>
+                    </a:prstGeom>
+                    <a:noFill/>
+                    <a:ln>
+                      <a:noFill/>
+                    </a:ln>
+                  </pic:spPr>
+                </pic:pic>
+              </a:graphicData>
+            </a:graphic>
+          </wp:inline>
+        </w:drawing>
+      </w:r>
+    </w:p>
+    <w:p>
+      <w:pPr>
+        <w:jc w:val="both"/>
+        <w:rPr>
+          <w:rFonts w:cstheme="minorHAnsi"/>
+          <w:b/>
+          <w:bCs/>
+          <w:sz w:val="24"/>
+          <w:szCs w:val="24"/>
+        </w:rPr>
+      </w:pPr>
+    </w:p>
+    <w:p>
+      <w:pPr>
+        <w:pStyle w:val="ListeParagraf"/>
+        <w:rPr>
+          <w:rFonts w:cstheme="minorHAnsi"/>
+          <w:b/>
+          <w:bCs/>
           <w:sz w:val="24"/>
           <w:szCs w:val="24"/>
         </w:rPr>
@@ -21619,6 +28665,119 @@
     </w:lvl>
   </w:abstractNum>
   <w:abstractNum w:abstractNumId="6" w15:restartNumberingAfterBreak="0">
+    <w:nsid w:val="0F6A783D"/>
+    <w:multiLevelType w:val="hybridMultilevel"/>
+    <w:tmpl w:val="E8ACA324"/>
+    <w:lvl w:ilvl="0" w:tplc="041F0001">
+      <w:start w:val="1"/>
+      <w:numFmt w:val="bullet"/>
+      <w:lvlText w:val=""/>
+      <w:lvlJc w:val="left"/>
+      <w:pPr>
+        <w:ind w:left="720" w:hanging="360"/>
+      </w:pPr>
+      <w:rPr>
+        <w:rFonts w:ascii="Symbol" w:hAnsi="Symbol" w:hint="default"/>
+      </w:rPr>
+    </w:lvl>
+    <w:lvl w:ilvl="1" w:tplc="041F0003">
+      <w:start w:val="1"/>
+      <w:numFmt w:val="bullet"/>
+      <w:lvlText w:val="o"/>
+      <w:lvlJc w:val="left"/>
+      <w:pPr>
+        <w:ind w:left="1440" w:hanging="360"/>
+      </w:pPr>
+      <w:rPr>
+        <w:rFonts w:ascii="Courier New" w:hAnsi="Courier New" w:cs="Courier New" w:hint="default"/>
+      </w:rPr>
+    </w:lvl>
+    <w:lvl w:ilvl="2" w:tplc="041F0005" w:tentative="1">
+      <w:start w:val="1"/>
+      <w:numFmt w:val="bullet"/>
+      <w:lvlText w:val=""/>
+      <w:lvlJc w:val="left"/>
+      <w:pPr>
+        <w:ind w:left="2160" w:hanging="360"/>
+      </w:pPr>
+      <w:rPr>
+        <w:rFonts w:ascii="Wingdings" w:hAnsi="Wingdings" w:hint="default"/>
+      </w:rPr>
+    </w:lvl>
+    <w:lvl w:ilvl="3" w:tplc="041F0001" w:tentative="1">
+      <w:start w:val="1"/>
+      <w:numFmt w:val="bullet"/>
+      <w:lvlText w:val=""/>
+      <w:lvlJc w:val="left"/>
+      <w:pPr>
+        <w:ind w:left="2880" w:hanging="360"/>
+      </w:pPr>
+      <w:rPr>
+        <w:rFonts w:ascii="Symbol" w:hAnsi="Symbol" w:hint="default"/>
+      </w:rPr>
+    </w:lvl>
+    <w:lvl w:ilvl="4" w:tplc="041F0003" w:tentative="1">
+      <w:start w:val="1"/>
+      <w:numFmt w:val="bullet"/>
+      <w:lvlText w:val="o"/>
+      <w:lvlJc w:val="left"/>
+      <w:pPr>
+        <w:ind w:left="3600" w:hanging="360"/>
+      </w:pPr>
+      <w:rPr>
+        <w:rFonts w:ascii="Courier New" w:hAnsi="Courier New" w:cs="Courier New" w:hint="default"/>
+      </w:rPr>
+    </w:lvl>
+    <w:lvl w:ilvl="5" w:tplc="041F0005" w:tentative="1">
+      <w:start w:val="1"/>
+      <w:numFmt w:val="bullet"/>
+      <w:lvlText w:val=""/>
+      <w:lvlJc w:val="left"/>
+      <w:pPr>
+        <w:ind w:left="4320" w:hanging="360"/>
+      </w:pPr>
+      <w:rPr>
+        <w:rFonts w:ascii="Wingdings" w:hAnsi="Wingdings" w:hint="default"/>
+      </w:rPr>
+    </w:lvl>
+    <w:lvl w:ilvl="6" w:tplc="041F0001" w:tentative="1">
+      <w:start w:val="1"/>
+      <w:numFmt w:val="bullet"/>
+      <w:lvlText w:val=""/>
+      <w:lvlJc w:val="left"/>
+      <w:pPr>
+        <w:ind w:left="5040" w:hanging="360"/>
+      </w:pPr>
+      <w:rPr>
+        <w:rFonts w:ascii="Symbol" w:hAnsi="Symbol" w:hint="default"/>
+      </w:rPr>
+    </w:lvl>
+    <w:lvl w:ilvl="7" w:tplc="041F0003" w:tentative="1">
+      <w:start w:val="1"/>
+      <w:numFmt w:val="bullet"/>
+      <w:lvlText w:val="o"/>
+      <w:lvlJc w:val="left"/>
+      <w:pPr>
+        <w:ind w:left="5760" w:hanging="360"/>
+      </w:pPr>
+      <w:rPr>
+        <w:rFonts w:ascii="Courier New" w:hAnsi="Courier New" w:cs="Courier New" w:hint="default"/>
+      </w:rPr>
+    </w:lvl>
+    <w:lvl w:ilvl="8" w:tplc="041F0005" w:tentative="1">
+      <w:start w:val="1"/>
+      <w:numFmt w:val="bullet"/>
+      <w:lvlText w:val=""/>
+      <w:lvlJc w:val="left"/>
+      <w:pPr>
+        <w:ind w:left="6480" w:hanging="360"/>
+      </w:pPr>
+      <w:rPr>
+        <w:rFonts w:ascii="Wingdings" w:hAnsi="Wingdings" w:hint="default"/>
+      </w:rPr>
+    </w:lvl>
+  </w:abstractNum>
+  <w:abstractNum w:abstractNumId="7" w15:restartNumberingAfterBreak="0">
     <w:nsid w:val="1387693C"/>
     <w:multiLevelType w:val="hybridMultilevel"/>
     <w:tmpl w:val="E214C5F6"/>
@@ -21731,7 +28890,120 @@
       </w:rPr>
     </w:lvl>
   </w:abstractNum>
-  <w:abstractNum w:abstractNumId="7" w15:restartNumberingAfterBreak="0">
+  <w:abstractNum w:abstractNumId="8" w15:restartNumberingAfterBreak="0">
+    <w:nsid w:val="1C8B2861"/>
+    <w:multiLevelType w:val="hybridMultilevel"/>
+    <w:tmpl w:val="A9444108"/>
+    <w:lvl w:ilvl="0" w:tplc="041F0001">
+      <w:start w:val="1"/>
+      <w:numFmt w:val="bullet"/>
+      <w:lvlText w:val=""/>
+      <w:lvlJc w:val="left"/>
+      <w:pPr>
+        <w:ind w:left="720" w:hanging="360"/>
+      </w:pPr>
+      <w:rPr>
+        <w:rFonts w:ascii="Symbol" w:hAnsi="Symbol" w:hint="default"/>
+      </w:rPr>
+    </w:lvl>
+    <w:lvl w:ilvl="1" w:tplc="041F0003" w:tentative="1">
+      <w:start w:val="1"/>
+      <w:numFmt w:val="bullet"/>
+      <w:lvlText w:val="o"/>
+      <w:lvlJc w:val="left"/>
+      <w:pPr>
+        <w:ind w:left="1440" w:hanging="360"/>
+      </w:pPr>
+      <w:rPr>
+        <w:rFonts w:ascii="Courier New" w:hAnsi="Courier New" w:cs="Courier New" w:hint="default"/>
+      </w:rPr>
+    </w:lvl>
+    <w:lvl w:ilvl="2" w:tplc="041F0005" w:tentative="1">
+      <w:start w:val="1"/>
+      <w:numFmt w:val="bullet"/>
+      <w:lvlText w:val=""/>
+      <w:lvlJc w:val="left"/>
+      <w:pPr>
+        <w:ind w:left="2160" w:hanging="360"/>
+      </w:pPr>
+      <w:rPr>
+        <w:rFonts w:ascii="Wingdings" w:hAnsi="Wingdings" w:hint="default"/>
+      </w:rPr>
+    </w:lvl>
+    <w:lvl w:ilvl="3" w:tplc="041F0001" w:tentative="1">
+      <w:start w:val="1"/>
+      <w:numFmt w:val="bullet"/>
+      <w:lvlText w:val=""/>
+      <w:lvlJc w:val="left"/>
+      <w:pPr>
+        <w:ind w:left="2880" w:hanging="360"/>
+      </w:pPr>
+      <w:rPr>
+        <w:rFonts w:ascii="Symbol" w:hAnsi="Symbol" w:hint="default"/>
+      </w:rPr>
+    </w:lvl>
+    <w:lvl w:ilvl="4" w:tplc="041F0003" w:tentative="1">
+      <w:start w:val="1"/>
+      <w:numFmt w:val="bullet"/>
+      <w:lvlText w:val="o"/>
+      <w:lvlJc w:val="left"/>
+      <w:pPr>
+        <w:ind w:left="3600" w:hanging="360"/>
+      </w:pPr>
+      <w:rPr>
+        <w:rFonts w:ascii="Courier New" w:hAnsi="Courier New" w:cs="Courier New" w:hint="default"/>
+      </w:rPr>
+    </w:lvl>
+    <w:lvl w:ilvl="5" w:tplc="041F0005" w:tentative="1">
+      <w:start w:val="1"/>
+      <w:numFmt w:val="bullet"/>
+      <w:lvlText w:val=""/>
+      <w:lvlJc w:val="left"/>
+      <w:pPr>
+        <w:ind w:left="4320" w:hanging="360"/>
+      </w:pPr>
+      <w:rPr>
+        <w:rFonts w:ascii="Wingdings" w:hAnsi="Wingdings" w:hint="default"/>
+      </w:rPr>
+    </w:lvl>
+    <w:lvl w:ilvl="6" w:tplc="041F0001" w:tentative="1">
+      <w:start w:val="1"/>
+      <w:numFmt w:val="bullet"/>
+      <w:lvlText w:val=""/>
+      <w:lvlJc w:val="left"/>
+      <w:pPr>
+        <w:ind w:left="5040" w:hanging="360"/>
+      </w:pPr>
+      <w:rPr>
+        <w:rFonts w:ascii="Symbol" w:hAnsi="Symbol" w:hint="default"/>
+      </w:rPr>
+    </w:lvl>
+    <w:lvl w:ilvl="7" w:tplc="041F0003" w:tentative="1">
+      <w:start w:val="1"/>
+      <w:numFmt w:val="bullet"/>
+      <w:lvlText w:val="o"/>
+      <w:lvlJc w:val="left"/>
+      <w:pPr>
+        <w:ind w:left="5760" w:hanging="360"/>
+      </w:pPr>
+      <w:rPr>
+        <w:rFonts w:ascii="Courier New" w:hAnsi="Courier New" w:cs="Courier New" w:hint="default"/>
+      </w:rPr>
+    </w:lvl>
+    <w:lvl w:ilvl="8" w:tplc="041F0005" w:tentative="1">
+      <w:start w:val="1"/>
+      <w:numFmt w:val="bullet"/>
+      <w:lvlText w:val=""/>
+      <w:lvlJc w:val="left"/>
+      <w:pPr>
+        <w:ind w:left="6480" w:hanging="360"/>
+      </w:pPr>
+      <w:rPr>
+        <w:rFonts w:ascii="Wingdings" w:hAnsi="Wingdings" w:hint="default"/>
+      </w:rPr>
+    </w:lvl>
+  </w:abstractNum>
+  <w:abstractNum w:abstractNumId="9" w15:restartNumberingAfterBreak="0">
     <w:nsid w:val="1DAB6B89"/>
     <w:multiLevelType w:val="hybridMultilevel"/>
     <w:tmpl w:val="2BB2A336"/>
@@ -21844,7 +29116,7 @@
       </w:rPr>
     </w:lvl>
   </w:abstractNum>
-  <w:abstractNum w:abstractNumId="8" w15:restartNumberingAfterBreak="0">
+  <w:abstractNum w:abstractNumId="10" w15:restartNumberingAfterBreak="0">
     <w:nsid w:val="1F4B31A7"/>
     <w:multiLevelType w:val="hybridMultilevel"/>
     <w:tmpl w:val="197604D0"/>
@@ -21957,7 +29229,7 @@
       </w:rPr>
     </w:lvl>
   </w:abstractNum>
-  <w:abstractNum w:abstractNumId="9" w15:restartNumberingAfterBreak="0">
+  <w:abstractNum w:abstractNumId="11" w15:restartNumberingAfterBreak="0">
     <w:nsid w:val="200A5F2B"/>
     <w:multiLevelType w:val="hybridMultilevel"/>
     <w:tmpl w:val="641AAAFC"/>
@@ -22070,7 +29342,7 @@
       </w:rPr>
     </w:lvl>
   </w:abstractNum>
-  <w:abstractNum w:abstractNumId="10" w15:restartNumberingAfterBreak="0">
+  <w:abstractNum w:abstractNumId="12" w15:restartNumberingAfterBreak="0">
     <w:nsid w:val="2276435A"/>
     <w:multiLevelType w:val="hybridMultilevel"/>
     <w:tmpl w:val="51DA8100"/>
@@ -22183,7 +29455,7 @@
       </w:rPr>
     </w:lvl>
   </w:abstractNum>
-  <w:abstractNum w:abstractNumId="11" w15:restartNumberingAfterBreak="0">
+  <w:abstractNum w:abstractNumId="13" w15:restartNumberingAfterBreak="0">
     <w:nsid w:val="24A9147B"/>
     <w:multiLevelType w:val="hybridMultilevel"/>
     <w:tmpl w:val="D3AAC46C"/>
@@ -22296,7 +29568,7 @@
       </w:rPr>
     </w:lvl>
   </w:abstractNum>
-  <w:abstractNum w:abstractNumId="12" w15:restartNumberingAfterBreak="0">
+  <w:abstractNum w:abstractNumId="14" w15:restartNumberingAfterBreak="0">
     <w:nsid w:val="260678D1"/>
     <w:multiLevelType w:val="hybridMultilevel"/>
     <w:tmpl w:val="FFEC990A"/>
@@ -22409,7 +29681,7 @@
       </w:rPr>
     </w:lvl>
   </w:abstractNum>
-  <w:abstractNum w:abstractNumId="13" w15:restartNumberingAfterBreak="0">
+  <w:abstractNum w:abstractNumId="15" w15:restartNumberingAfterBreak="0">
     <w:nsid w:val="2ACF03FB"/>
     <w:multiLevelType w:val="hybridMultilevel"/>
     <w:tmpl w:val="B5C86BF2"/>
@@ -22522,7 +29794,7 @@
       </w:rPr>
     </w:lvl>
   </w:abstractNum>
-  <w:abstractNum w:abstractNumId="14" w15:restartNumberingAfterBreak="0">
+  <w:abstractNum w:abstractNumId="16" w15:restartNumberingAfterBreak="0">
     <w:nsid w:val="2D6D626A"/>
     <w:multiLevelType w:val="hybridMultilevel"/>
     <w:tmpl w:val="A446C388"/>
@@ -22635,7 +29907,7 @@
       </w:rPr>
     </w:lvl>
   </w:abstractNum>
-  <w:abstractNum w:abstractNumId="15" w15:restartNumberingAfterBreak="0">
+  <w:abstractNum w:abstractNumId="17" w15:restartNumberingAfterBreak="0">
     <w:nsid w:val="2D711210"/>
     <w:multiLevelType w:val="hybridMultilevel"/>
     <w:tmpl w:val="4AD676BE"/>
@@ -22748,7 +30020,7 @@
       </w:rPr>
     </w:lvl>
   </w:abstractNum>
-  <w:abstractNum w:abstractNumId="16" w15:restartNumberingAfterBreak="0">
+  <w:abstractNum w:abstractNumId="18" w15:restartNumberingAfterBreak="0">
     <w:nsid w:val="2F076744"/>
     <w:multiLevelType w:val="hybridMultilevel"/>
     <w:tmpl w:val="F53A6AC4"/>
@@ -22861,7 +30133,7 @@
       </w:rPr>
     </w:lvl>
   </w:abstractNum>
-  <w:abstractNum w:abstractNumId="17" w15:restartNumberingAfterBreak="0">
+  <w:abstractNum w:abstractNumId="19" w15:restartNumberingAfterBreak="0">
     <w:nsid w:val="2FEE781A"/>
     <w:multiLevelType w:val="hybridMultilevel"/>
     <w:tmpl w:val="ADAE7388"/>
@@ -22974,7 +30246,7 @@
       </w:rPr>
     </w:lvl>
   </w:abstractNum>
-  <w:abstractNum w:abstractNumId="18" w15:restartNumberingAfterBreak="0">
+  <w:abstractNum w:abstractNumId="20" w15:restartNumberingAfterBreak="0">
     <w:nsid w:val="315E27F9"/>
     <w:multiLevelType w:val="hybridMultilevel"/>
     <w:tmpl w:val="D83ACFE8"/>
@@ -23087,7 +30359,7 @@
       </w:rPr>
     </w:lvl>
   </w:abstractNum>
-  <w:abstractNum w:abstractNumId="19" w15:restartNumberingAfterBreak="0">
+  <w:abstractNum w:abstractNumId="21" w15:restartNumberingAfterBreak="0">
     <w:nsid w:val="319B4FCE"/>
     <w:multiLevelType w:val="hybridMultilevel"/>
     <w:tmpl w:val="C0D8CC9A"/>
@@ -23200,7 +30472,7 @@
       </w:rPr>
     </w:lvl>
   </w:abstractNum>
-  <w:abstractNum w:abstractNumId="20" w15:restartNumberingAfterBreak="0">
+  <w:abstractNum w:abstractNumId="22" w15:restartNumberingAfterBreak="0">
     <w:nsid w:val="326C0C08"/>
     <w:multiLevelType w:val="hybridMultilevel"/>
     <w:tmpl w:val="A5E0EBEA"/>
@@ -23313,7 +30585,7 @@
       </w:rPr>
     </w:lvl>
   </w:abstractNum>
-  <w:abstractNum w:abstractNumId="21" w15:restartNumberingAfterBreak="0">
+  <w:abstractNum w:abstractNumId="23" w15:restartNumberingAfterBreak="0">
     <w:nsid w:val="34BF3001"/>
     <w:multiLevelType w:val="hybridMultilevel"/>
     <w:tmpl w:val="99FE40B6"/>
@@ -23426,7 +30698,7 @@
       </w:rPr>
     </w:lvl>
   </w:abstractNum>
-  <w:abstractNum w:abstractNumId="22" w15:restartNumberingAfterBreak="0">
+  <w:abstractNum w:abstractNumId="24" w15:restartNumberingAfterBreak="0">
     <w:nsid w:val="36286918"/>
     <w:multiLevelType w:val="hybridMultilevel"/>
     <w:tmpl w:val="300A614E"/>
@@ -23539,7 +30811,7 @@
       </w:rPr>
     </w:lvl>
   </w:abstractNum>
-  <w:abstractNum w:abstractNumId="23" w15:restartNumberingAfterBreak="0">
+  <w:abstractNum w:abstractNumId="25" w15:restartNumberingAfterBreak="0">
     <w:nsid w:val="391776D2"/>
     <w:multiLevelType w:val="hybridMultilevel"/>
     <w:tmpl w:val="5A3297AC"/>
@@ -23652,7 +30924,7 @@
       </w:rPr>
     </w:lvl>
   </w:abstractNum>
-  <w:abstractNum w:abstractNumId="24" w15:restartNumberingAfterBreak="0">
+  <w:abstractNum w:abstractNumId="26" w15:restartNumberingAfterBreak="0">
     <w:nsid w:val="3C390BC8"/>
     <w:multiLevelType w:val="hybridMultilevel"/>
     <w:tmpl w:val="2990F534"/>
@@ -23765,7 +31037,7 @@
       </w:rPr>
     </w:lvl>
   </w:abstractNum>
-  <w:abstractNum w:abstractNumId="25" w15:restartNumberingAfterBreak="0">
+  <w:abstractNum w:abstractNumId="27" w15:restartNumberingAfterBreak="0">
     <w:nsid w:val="3CA00FA9"/>
     <w:multiLevelType w:val="hybridMultilevel"/>
     <w:tmpl w:val="1492AC28"/>
@@ -23878,7 +31150,120 @@
       </w:rPr>
     </w:lvl>
   </w:abstractNum>
-  <w:abstractNum w:abstractNumId="26" w15:restartNumberingAfterBreak="0">
+  <w:abstractNum w:abstractNumId="28" w15:restartNumberingAfterBreak="0">
+    <w:nsid w:val="4AD217C7"/>
+    <w:multiLevelType w:val="hybridMultilevel"/>
+    <w:tmpl w:val="1E308F96"/>
+    <w:lvl w:ilvl="0" w:tplc="041F0001">
+      <w:start w:val="1"/>
+      <w:numFmt w:val="bullet"/>
+      <w:lvlText w:val=""/>
+      <w:lvlJc w:val="left"/>
+      <w:pPr>
+        <w:ind w:left="720" w:hanging="360"/>
+      </w:pPr>
+      <w:rPr>
+        <w:rFonts w:ascii="Symbol" w:hAnsi="Symbol" w:hint="default"/>
+      </w:rPr>
+    </w:lvl>
+    <w:lvl w:ilvl="1" w:tplc="041F0003" w:tentative="1">
+      <w:start w:val="1"/>
+      <w:numFmt w:val="bullet"/>
+      <w:lvlText w:val="o"/>
+      <w:lvlJc w:val="left"/>
+      <w:pPr>
+        <w:ind w:left="1440" w:hanging="360"/>
+      </w:pPr>
+      <w:rPr>
+        <w:rFonts w:ascii="Courier New" w:hAnsi="Courier New" w:cs="Courier New" w:hint="default"/>
+      </w:rPr>
+    </w:lvl>
+    <w:lvl w:ilvl="2" w:tplc="041F0005" w:tentative="1">
+      <w:start w:val="1"/>
+      <w:numFmt w:val="bullet"/>
+      <w:lvlText w:val=""/>
+      <w:lvlJc w:val="left"/>
+      <w:pPr>
+        <w:ind w:left="2160" w:hanging="360"/>
+      </w:pPr>
+      <w:rPr>
+        <w:rFonts w:ascii="Wingdings" w:hAnsi="Wingdings" w:hint="default"/>
+      </w:rPr>
+    </w:lvl>
+    <w:lvl w:ilvl="3" w:tplc="041F0001" w:tentative="1">
+      <w:start w:val="1"/>
+      <w:numFmt w:val="bullet"/>
+      <w:lvlText w:val=""/>
+      <w:lvlJc w:val="left"/>
+      <w:pPr>
+        <w:ind w:left="2880" w:hanging="360"/>
+      </w:pPr>
+      <w:rPr>
+        <w:rFonts w:ascii="Symbol" w:hAnsi="Symbol" w:hint="default"/>
+      </w:rPr>
+    </w:lvl>
+    <w:lvl w:ilvl="4" w:tplc="041F0003" w:tentative="1">
+      <w:start w:val="1"/>
+      <w:numFmt w:val="bullet"/>
+      <w:lvlText w:val="o"/>
+      <w:lvlJc w:val="left"/>
+      <w:pPr>
+        <w:ind w:left="3600" w:hanging="360"/>
+      </w:pPr>
+      <w:rPr>
+        <w:rFonts w:ascii="Courier New" w:hAnsi="Courier New" w:cs="Courier New" w:hint="default"/>
+      </w:rPr>
+    </w:lvl>
+    <w:lvl w:ilvl="5" w:tplc="041F0005" w:tentative="1">
+      <w:start w:val="1"/>
+      <w:numFmt w:val="bullet"/>
+      <w:lvlText w:val=""/>
+      <w:lvlJc w:val="left"/>
+      <w:pPr>
+        <w:ind w:left="4320" w:hanging="360"/>
+      </w:pPr>
+      <w:rPr>
+        <w:rFonts w:ascii="Wingdings" w:hAnsi="Wingdings" w:hint="default"/>
+      </w:rPr>
+    </w:lvl>
+    <w:lvl w:ilvl="6" w:tplc="041F0001" w:tentative="1">
+      <w:start w:val="1"/>
+      <w:numFmt w:val="bullet"/>
+      <w:lvlText w:val=""/>
+      <w:lvlJc w:val="left"/>
+      <w:pPr>
+        <w:ind w:left="5040" w:hanging="360"/>
+      </w:pPr>
+      <w:rPr>
+        <w:rFonts w:ascii="Symbol" w:hAnsi="Symbol" w:hint="default"/>
+      </w:rPr>
+    </w:lvl>
+    <w:lvl w:ilvl="7" w:tplc="041F0003" w:tentative="1">
+      <w:start w:val="1"/>
+      <w:numFmt w:val="bullet"/>
+      <w:lvlText w:val="o"/>
+      <w:lvlJc w:val="left"/>
+      <w:pPr>
+        <w:ind w:left="5760" w:hanging="360"/>
+      </w:pPr>
+      <w:rPr>
+        <w:rFonts w:ascii="Courier New" w:hAnsi="Courier New" w:cs="Courier New" w:hint="default"/>
+      </w:rPr>
+    </w:lvl>
+    <w:lvl w:ilvl="8" w:tplc="041F0005" w:tentative="1">
+      <w:start w:val="1"/>
+      <w:numFmt w:val="bullet"/>
+      <w:lvlText w:val=""/>
+      <w:lvlJc w:val="left"/>
+      <w:pPr>
+        <w:ind w:left="6480" w:hanging="360"/>
+      </w:pPr>
+      <w:rPr>
+        <w:rFonts w:ascii="Wingdings" w:hAnsi="Wingdings" w:hint="default"/>
+      </w:rPr>
+    </w:lvl>
+  </w:abstractNum>
+  <w:abstractNum w:abstractNumId="29" w15:restartNumberingAfterBreak="0">
     <w:nsid w:val="4F583C01"/>
     <w:multiLevelType w:val="hybridMultilevel"/>
     <w:tmpl w:val="6E760BE6"/>
@@ -23991,7 +31376,120 @@
       </w:rPr>
     </w:lvl>
   </w:abstractNum>
-  <w:abstractNum w:abstractNumId="27" w15:restartNumberingAfterBreak="0">
+  <w:abstractNum w:abstractNumId="30" w15:restartNumberingAfterBreak="0">
+    <w:nsid w:val="57A04F55"/>
+    <w:multiLevelType w:val="hybridMultilevel"/>
+    <w:tmpl w:val="87B6FB48"/>
+    <w:lvl w:ilvl="0" w:tplc="041F0001">
+      <w:start w:val="1"/>
+      <w:numFmt w:val="bullet"/>
+      <w:lvlText w:val=""/>
+      <w:lvlJc w:val="left"/>
+      <w:pPr>
+        <w:ind w:left="720" w:hanging="360"/>
+      </w:pPr>
+      <w:rPr>
+        <w:rFonts w:ascii="Symbol" w:hAnsi="Symbol" w:hint="default"/>
+      </w:rPr>
+    </w:lvl>
+    <w:lvl w:ilvl="1" w:tplc="041F0003" w:tentative="1">
+      <w:start w:val="1"/>
+      <w:numFmt w:val="bullet"/>
+      <w:lvlText w:val="o"/>
+      <w:lvlJc w:val="left"/>
+      <w:pPr>
+        <w:ind w:left="1440" w:hanging="360"/>
+      </w:pPr>
+      <w:rPr>
+        <w:rFonts w:ascii="Courier New" w:hAnsi="Courier New" w:cs="Courier New" w:hint="default"/>
+      </w:rPr>
+    </w:lvl>
+    <w:lvl w:ilvl="2" w:tplc="041F0005" w:tentative="1">
+      <w:start w:val="1"/>
+      <w:numFmt w:val="bullet"/>
+      <w:lvlText w:val=""/>
+      <w:lvlJc w:val="left"/>
+      <w:pPr>
+        <w:ind w:left="2160" w:hanging="360"/>
+      </w:pPr>
+      <w:rPr>
+        <w:rFonts w:ascii="Wingdings" w:hAnsi="Wingdings" w:hint="default"/>
+      </w:rPr>
+    </w:lvl>
+    <w:lvl w:ilvl="3" w:tplc="041F0001" w:tentative="1">
+      <w:start w:val="1"/>
+      <w:numFmt w:val="bullet"/>
+      <w:lvlText w:val=""/>
+      <w:lvlJc w:val="left"/>
+      <w:pPr>
+        <w:ind w:left="2880" w:hanging="360"/>
+      </w:pPr>
+      <w:rPr>
+        <w:rFonts w:ascii="Symbol" w:hAnsi="Symbol" w:hint="default"/>
+      </w:rPr>
+    </w:lvl>
+    <w:lvl w:ilvl="4" w:tplc="041F0003" w:tentative="1">
+      <w:start w:val="1"/>
+      <w:numFmt w:val="bullet"/>
+      <w:lvlText w:val="o"/>
+      <w:lvlJc w:val="left"/>
+      <w:pPr>
+        <w:ind w:left="3600" w:hanging="360"/>
+      </w:pPr>
+      <w:rPr>
+        <w:rFonts w:ascii="Courier New" w:hAnsi="Courier New" w:cs="Courier New" w:hint="default"/>
+      </w:rPr>
+    </w:lvl>
+    <w:lvl w:ilvl="5" w:tplc="041F0005" w:tentative="1">
+      <w:start w:val="1"/>
+      <w:numFmt w:val="bullet"/>
+      <w:lvlText w:val=""/>
+      <w:lvlJc w:val="left"/>
+      <w:pPr>
+        <w:ind w:left="4320" w:hanging="360"/>
+      </w:pPr>
+      <w:rPr>
+        <w:rFonts w:ascii="Wingdings" w:hAnsi="Wingdings" w:hint="default"/>
+      </w:rPr>
+    </w:lvl>
+    <w:lvl w:ilvl="6" w:tplc="041F0001" w:tentative="1">
+      <w:start w:val="1"/>
+      <w:numFmt w:val="bullet"/>
+      <w:lvlText w:val=""/>
+      <w:lvlJc w:val="left"/>
+      <w:pPr>
+        <w:ind w:left="5040" w:hanging="360"/>
+      </w:pPr>
+      <w:rPr>
+        <w:rFonts w:ascii="Symbol" w:hAnsi="Symbol" w:hint="default"/>
+      </w:rPr>
+    </w:lvl>
+    <w:lvl w:ilvl="7" w:tplc="041F0003" w:tentative="1">
+      <w:start w:val="1"/>
+      <w:numFmt w:val="bullet"/>
+      <w:lvlText w:val="o"/>
+      <w:lvlJc w:val="left"/>
+      <w:pPr>
+        <w:ind w:left="5760" w:hanging="360"/>
+      </w:pPr>
+      <w:rPr>
+        <w:rFonts w:ascii="Courier New" w:hAnsi="Courier New" w:cs="Courier New" w:hint="default"/>
+      </w:rPr>
+    </w:lvl>
+    <w:lvl w:ilvl="8" w:tplc="041F0005" w:tentative="1">
+      <w:start w:val="1"/>
+      <w:numFmt w:val="bullet"/>
+      <w:lvlText w:val=""/>
+      <w:lvlJc w:val="left"/>
+      <w:pPr>
+        <w:ind w:left="6480" w:hanging="360"/>
+      </w:pPr>
+      <w:rPr>
+        <w:rFonts w:ascii="Wingdings" w:hAnsi="Wingdings" w:hint="default"/>
+      </w:rPr>
+    </w:lvl>
+  </w:abstractNum>
+  <w:abstractNum w:abstractNumId="31" w15:restartNumberingAfterBreak="0">
     <w:nsid w:val="623E34A8"/>
     <w:multiLevelType w:val="hybridMultilevel"/>
     <w:tmpl w:val="ED00BFE0"/>
@@ -24104,7 +31602,7 @@
       </w:rPr>
     </w:lvl>
   </w:abstractNum>
-  <w:abstractNum w:abstractNumId="28" w15:restartNumberingAfterBreak="0">
+  <w:abstractNum w:abstractNumId="32" w15:restartNumberingAfterBreak="0">
     <w:nsid w:val="63521734"/>
     <w:multiLevelType w:val="hybridMultilevel"/>
     <w:tmpl w:val="75AEF854"/>
@@ -24217,7 +31715,120 @@
       </w:rPr>
     </w:lvl>
   </w:abstractNum>
-  <w:abstractNum w:abstractNumId="29" w15:restartNumberingAfterBreak="0">
+  <w:abstractNum w:abstractNumId="33" w15:restartNumberingAfterBreak="0">
+    <w:nsid w:val="6463718B"/>
+    <w:multiLevelType w:val="hybridMultilevel"/>
+    <w:tmpl w:val="868C4378"/>
+    <w:lvl w:ilvl="0" w:tplc="041F0001">
+      <w:start w:val="1"/>
+      <w:numFmt w:val="bullet"/>
+      <w:lvlText w:val=""/>
+      <w:lvlJc w:val="left"/>
+      <w:pPr>
+        <w:ind w:left="720" w:hanging="360"/>
+      </w:pPr>
+      <w:rPr>
+        <w:rFonts w:ascii="Symbol" w:hAnsi="Symbol" w:hint="default"/>
+      </w:rPr>
+    </w:lvl>
+    <w:lvl w:ilvl="1" w:tplc="041F0003" w:tentative="1">
+      <w:start w:val="1"/>
+      <w:numFmt w:val="bullet"/>
+      <w:lvlText w:val="o"/>
+      <w:lvlJc w:val="left"/>
+      <w:pPr>
+        <w:ind w:left="1440" w:hanging="360"/>
+      </w:pPr>
+      <w:rPr>
+        <w:rFonts w:ascii="Courier New" w:hAnsi="Courier New" w:cs="Courier New" w:hint="default"/>
+      </w:rPr>
+    </w:lvl>
+    <w:lvl w:ilvl="2" w:tplc="041F0005" w:tentative="1">
+      <w:start w:val="1"/>
+      <w:numFmt w:val="bullet"/>
+      <w:lvlText w:val=""/>
+      <w:lvlJc w:val="left"/>
+      <w:pPr>
+        <w:ind w:left="2160" w:hanging="360"/>
+      </w:pPr>
+      <w:rPr>
+        <w:rFonts w:ascii="Wingdings" w:hAnsi="Wingdings" w:hint="default"/>
+      </w:rPr>
+    </w:lvl>
+    <w:lvl w:ilvl="3" w:tplc="041F0001" w:tentative="1">
+      <w:start w:val="1"/>
+      <w:numFmt w:val="bullet"/>
+      <w:lvlText w:val=""/>
+      <w:lvlJc w:val="left"/>
+      <w:pPr>
+        <w:ind w:left="2880" w:hanging="360"/>
+      </w:pPr>
+      <w:rPr>
+        <w:rFonts w:ascii="Symbol" w:hAnsi="Symbol" w:hint="default"/>
+      </w:rPr>
+    </w:lvl>
+    <w:lvl w:ilvl="4" w:tplc="041F0003" w:tentative="1">
+      <w:start w:val="1"/>
+      <w:numFmt w:val="bullet"/>
+      <w:lvlText w:val="o"/>
+      <w:lvlJc w:val="left"/>
+      <w:pPr>
+        <w:ind w:left="3600" w:hanging="360"/>
+      </w:pPr>
+      <w:rPr>
+        <w:rFonts w:ascii="Courier New" w:hAnsi="Courier New" w:cs="Courier New" w:hint="default"/>
+      </w:rPr>
+    </w:lvl>
+    <w:lvl w:ilvl="5" w:tplc="041F0005" w:tentative="1">
+      <w:start w:val="1"/>
+      <w:numFmt w:val="bullet"/>
+      <w:lvlText w:val=""/>
+      <w:lvlJc w:val="left"/>
+      <w:pPr>
+        <w:ind w:left="4320" w:hanging="360"/>
+      </w:pPr>
+      <w:rPr>
+        <w:rFonts w:ascii="Wingdings" w:hAnsi="Wingdings" w:hint="default"/>
+      </w:rPr>
+    </w:lvl>
+    <w:lvl w:ilvl="6" w:tplc="041F0001" w:tentative="1">
+      <w:start w:val="1"/>
+      <w:numFmt w:val="bullet"/>
+      <w:lvlText w:val=""/>
+      <w:lvlJc w:val="left"/>
+      <w:pPr>
+        <w:ind w:left="5040" w:hanging="360"/>
+      </w:pPr>
+      <w:rPr>
+        <w:rFonts w:ascii="Symbol" w:hAnsi="Symbol" w:hint="default"/>
+      </w:rPr>
+    </w:lvl>
+    <w:lvl w:ilvl="7" w:tplc="041F0003" w:tentative="1">
+      <w:start w:val="1"/>
+      <w:numFmt w:val="bullet"/>
+      <w:lvlText w:val="o"/>
+      <w:lvlJc w:val="left"/>
+      <w:pPr>
+        <w:ind w:left="5760" w:hanging="360"/>
+      </w:pPr>
+      <w:rPr>
+        <w:rFonts w:ascii="Courier New" w:hAnsi="Courier New" w:cs="Courier New" w:hint="default"/>
+      </w:rPr>
+    </w:lvl>
+    <w:lvl w:ilvl="8" w:tplc="041F0005" w:tentative="1">
+      <w:start w:val="1"/>
+      <w:numFmt w:val="bullet"/>
+      <w:lvlText w:val=""/>
+      <w:lvlJc w:val="left"/>
+      <w:pPr>
+        <w:ind w:left="6480" w:hanging="360"/>
+      </w:pPr>
+      <w:rPr>
+        <w:rFonts w:ascii="Wingdings" w:hAnsi="Wingdings" w:hint="default"/>
+      </w:rPr>
+    </w:lvl>
+  </w:abstractNum>
+  <w:abstractNum w:abstractNumId="34" w15:restartNumberingAfterBreak="0">
     <w:nsid w:val="65536E9F"/>
     <w:multiLevelType w:val="hybridMultilevel"/>
     <w:tmpl w:val="A3AEE240"/>
@@ -24330,7 +31941,7 @@
       </w:rPr>
     </w:lvl>
   </w:abstractNum>
-  <w:abstractNum w:abstractNumId="30" w15:restartNumberingAfterBreak="0">
+  <w:abstractNum w:abstractNumId="35" w15:restartNumberingAfterBreak="0">
     <w:nsid w:val="65D84BB8"/>
     <w:multiLevelType w:val="hybridMultilevel"/>
     <w:tmpl w:val="02443F50"/>
@@ -24443,7 +32054,120 @@
       </w:rPr>
     </w:lvl>
   </w:abstractNum>
-  <w:abstractNum w:abstractNumId="31" w15:restartNumberingAfterBreak="0">
+  <w:abstractNum w:abstractNumId="36" w15:restartNumberingAfterBreak="0">
+    <w:nsid w:val="66B74AEE"/>
+    <w:multiLevelType w:val="hybridMultilevel"/>
+    <w:tmpl w:val="967EF79C"/>
+    <w:lvl w:ilvl="0" w:tplc="041F0001">
+      <w:start w:val="1"/>
+      <w:numFmt w:val="bullet"/>
+      <w:lvlText w:val=""/>
+      <w:lvlJc w:val="left"/>
+      <w:pPr>
+        <w:ind w:left="720" w:hanging="360"/>
+      </w:pPr>
+      <w:rPr>
+        <w:rFonts w:ascii="Symbol" w:hAnsi="Symbol" w:hint="default"/>
+      </w:rPr>
+    </w:lvl>
+    <w:lvl w:ilvl="1" w:tplc="041F0003" w:tentative="1">
+      <w:start w:val="1"/>
+      <w:numFmt w:val="bullet"/>
+      <w:lvlText w:val="o"/>
+      <w:lvlJc w:val="left"/>
+      <w:pPr>
+        <w:ind w:left="1440" w:hanging="360"/>
+      </w:pPr>
+      <w:rPr>
+        <w:rFonts w:ascii="Courier New" w:hAnsi="Courier New" w:cs="Courier New" w:hint="default"/>
+      </w:rPr>
+    </w:lvl>
+    <w:lvl w:ilvl="2" w:tplc="041F0005" w:tentative="1">
+      <w:start w:val="1"/>
+      <w:numFmt w:val="bullet"/>
+      <w:lvlText w:val=""/>
+      <w:lvlJc w:val="left"/>
+      <w:pPr>
+        <w:ind w:left="2160" w:hanging="360"/>
+      </w:pPr>
+      <w:rPr>
+        <w:rFonts w:ascii="Wingdings" w:hAnsi="Wingdings" w:hint="default"/>
+      </w:rPr>
+    </w:lvl>
+    <w:lvl w:ilvl="3" w:tplc="041F0001" w:tentative="1">
+      <w:start w:val="1"/>
+      <w:numFmt w:val="bullet"/>
+      <w:lvlText w:val=""/>
+      <w:lvlJc w:val="left"/>
+      <w:pPr>
+        <w:ind w:left="2880" w:hanging="360"/>
+      </w:pPr>
+      <w:rPr>
+        <w:rFonts w:ascii="Symbol" w:hAnsi="Symbol" w:hint="default"/>
+      </w:rPr>
+    </w:lvl>
+    <w:lvl w:ilvl="4" w:tplc="041F0003" w:tentative="1">
+      <w:start w:val="1"/>
+      <w:numFmt w:val="bullet"/>
+      <w:lvlText w:val="o"/>
+      <w:lvlJc w:val="left"/>
+      <w:pPr>
+        <w:ind w:left="3600" w:hanging="360"/>
+      </w:pPr>
+      <w:rPr>
+        <w:rFonts w:ascii="Courier New" w:hAnsi="Courier New" w:cs="Courier New" w:hint="default"/>
+      </w:rPr>
+    </w:lvl>
+    <w:lvl w:ilvl="5" w:tplc="041F0005" w:tentative="1">
+      <w:start w:val="1"/>
+      <w:numFmt w:val="bullet"/>
+      <w:lvlText w:val=""/>
+      <w:lvlJc w:val="left"/>
+      <w:pPr>
+        <w:ind w:left="4320" w:hanging="360"/>
+      </w:pPr>
+      <w:rPr>
+        <w:rFonts w:ascii="Wingdings" w:hAnsi="Wingdings" w:hint="default"/>
+      </w:rPr>
+    </w:lvl>
+    <w:lvl w:ilvl="6" w:tplc="041F0001" w:tentative="1">
+      <w:start w:val="1"/>
+      <w:numFmt w:val="bullet"/>
+      <w:lvlText w:val=""/>
+      <w:lvlJc w:val="left"/>
+      <w:pPr>
+        <w:ind w:left="5040" w:hanging="360"/>
+      </w:pPr>
+      <w:rPr>
+        <w:rFonts w:ascii="Symbol" w:hAnsi="Symbol" w:hint="default"/>
+      </w:rPr>
+    </w:lvl>
+    <w:lvl w:ilvl="7" w:tplc="041F0003" w:tentative="1">
+      <w:start w:val="1"/>
+      <w:numFmt w:val="bullet"/>
+      <w:lvlText w:val="o"/>
+      <w:lvlJc w:val="left"/>
+      <w:pPr>
+        <w:ind w:left="5760" w:hanging="360"/>
+      </w:pPr>
+      <w:rPr>
+        <w:rFonts w:ascii="Courier New" w:hAnsi="Courier New" w:cs="Courier New" w:hint="default"/>
+      </w:rPr>
+    </w:lvl>
+    <w:lvl w:ilvl="8" w:tplc="041F0005" w:tentative="1">
+      <w:start w:val="1"/>
+      <w:numFmt w:val="bullet"/>
+      <w:lvlText w:val=""/>
+      <w:lvlJc w:val="left"/>
+      <w:pPr>
+        <w:ind w:left="6480" w:hanging="360"/>
+      </w:pPr>
+      <w:rPr>
+        <w:rFonts w:ascii="Wingdings" w:hAnsi="Wingdings" w:hint="default"/>
+      </w:rPr>
+    </w:lvl>
+  </w:abstractNum>
+  <w:abstractNum w:abstractNumId="37" w15:restartNumberingAfterBreak="0">
     <w:nsid w:val="67724656"/>
     <w:multiLevelType w:val="hybridMultilevel"/>
     <w:tmpl w:val="3AE85FB2"/>
@@ -24556,7 +32280,120 @@
       </w:rPr>
     </w:lvl>
   </w:abstractNum>
-  <w:abstractNum w:abstractNumId="32" w15:restartNumberingAfterBreak="0">
+  <w:abstractNum w:abstractNumId="38" w15:restartNumberingAfterBreak="0">
+    <w:nsid w:val="6AE634C9"/>
+    <w:multiLevelType w:val="hybridMultilevel"/>
+    <w:tmpl w:val="BFDCCE86"/>
+    <w:lvl w:ilvl="0" w:tplc="041F0001">
+      <w:start w:val="1"/>
+      <w:numFmt w:val="bullet"/>
+      <w:lvlText w:val=""/>
+      <w:lvlJc w:val="left"/>
+      <w:pPr>
+        <w:ind w:left="720" w:hanging="360"/>
+      </w:pPr>
+      <w:rPr>
+        <w:rFonts w:ascii="Symbol" w:hAnsi="Symbol" w:hint="default"/>
+      </w:rPr>
+    </w:lvl>
+    <w:lvl w:ilvl="1" w:tplc="041F0003" w:tentative="1">
+      <w:start w:val="1"/>
+      <w:numFmt w:val="bullet"/>
+      <w:lvlText w:val="o"/>
+      <w:lvlJc w:val="left"/>
+      <w:pPr>
+        <w:ind w:left="1440" w:hanging="360"/>
+      </w:pPr>
+      <w:rPr>
+        <w:rFonts w:ascii="Courier New" w:hAnsi="Courier New" w:cs="Courier New" w:hint="default"/>
+      </w:rPr>
+    </w:lvl>
+    <w:lvl w:ilvl="2" w:tplc="041F0005" w:tentative="1">
+      <w:start w:val="1"/>
+      <w:numFmt w:val="bullet"/>
+      <w:lvlText w:val=""/>
+      <w:lvlJc w:val="left"/>
+      <w:pPr>
+        <w:ind w:left="2160" w:hanging="360"/>
+      </w:pPr>
+      <w:rPr>
+        <w:rFonts w:ascii="Wingdings" w:hAnsi="Wingdings" w:hint="default"/>
+      </w:rPr>
+    </w:lvl>
+    <w:lvl w:ilvl="3" w:tplc="041F0001" w:tentative="1">
+      <w:start w:val="1"/>
+      <w:numFmt w:val="bullet"/>
+      <w:lvlText w:val=""/>
+      <w:lvlJc w:val="left"/>
+      <w:pPr>
+        <w:ind w:left="2880" w:hanging="360"/>
+      </w:pPr>
+      <w:rPr>
+        <w:rFonts w:ascii="Symbol" w:hAnsi="Symbol" w:hint="default"/>
+      </w:rPr>
+    </w:lvl>
+    <w:lvl w:ilvl="4" w:tplc="041F0003" w:tentative="1">
+      <w:start w:val="1"/>
+      <w:numFmt w:val="bullet"/>
+      <w:lvlText w:val="o"/>
+      <w:lvlJc w:val="left"/>
+      <w:pPr>
+        <w:ind w:left="3600" w:hanging="360"/>
+      </w:pPr>
+      <w:rPr>
+        <w:rFonts w:ascii="Courier New" w:hAnsi="Courier New" w:cs="Courier New" w:hint="default"/>
+      </w:rPr>
+    </w:lvl>
+    <w:lvl w:ilvl="5" w:tplc="041F0005" w:tentative="1">
+      <w:start w:val="1"/>
+      <w:numFmt w:val="bullet"/>
+      <w:lvlText w:val=""/>
+      <w:lvlJc w:val="left"/>
+      <w:pPr>
+        <w:ind w:left="4320" w:hanging="360"/>
+      </w:pPr>
+      <w:rPr>
+        <w:rFonts w:ascii="Wingdings" w:hAnsi="Wingdings" w:hint="default"/>
+      </w:rPr>
+    </w:lvl>
+    <w:lvl w:ilvl="6" w:tplc="041F0001" w:tentative="1">
+      <w:start w:val="1"/>
+      <w:numFmt w:val="bullet"/>
+      <w:lvlText w:val=""/>
+      <w:lvlJc w:val="left"/>
+      <w:pPr>
+        <w:ind w:left="5040" w:hanging="360"/>
+      </w:pPr>
+      <w:rPr>
+        <w:rFonts w:ascii="Symbol" w:hAnsi="Symbol" w:hint="default"/>
+      </w:rPr>
+    </w:lvl>
+    <w:lvl w:ilvl="7" w:tplc="041F0003" w:tentative="1">
+      <w:start w:val="1"/>
+      <w:numFmt w:val="bullet"/>
+      <w:lvlText w:val="o"/>
+      <w:lvlJc w:val="left"/>
+      <w:pPr>
+        <w:ind w:left="5760" w:hanging="360"/>
+      </w:pPr>
+      <w:rPr>
+        <w:rFonts w:ascii="Courier New" w:hAnsi="Courier New" w:cs="Courier New" w:hint="default"/>
+      </w:rPr>
+    </w:lvl>
+    <w:lvl w:ilvl="8" w:tplc="041F0005" w:tentative="1">
+      <w:start w:val="1"/>
+      <w:numFmt w:val="bullet"/>
+      <w:lvlText w:val=""/>
+      <w:lvlJc w:val="left"/>
+      <w:pPr>
+        <w:ind w:left="6480" w:hanging="360"/>
+      </w:pPr>
+      <w:rPr>
+        <w:rFonts w:ascii="Wingdings" w:hAnsi="Wingdings" w:hint="default"/>
+      </w:rPr>
+    </w:lvl>
+  </w:abstractNum>
+  <w:abstractNum w:abstractNumId="39" w15:restartNumberingAfterBreak="0">
     <w:nsid w:val="6D715B1B"/>
     <w:multiLevelType w:val="hybridMultilevel"/>
     <w:tmpl w:val="B39E3F10"/>
@@ -24669,7 +32506,233 @@
       </w:rPr>
     </w:lvl>
   </w:abstractNum>
-  <w:abstractNum w:abstractNumId="33" w15:restartNumberingAfterBreak="0">
+  <w:abstractNum w:abstractNumId="40" w15:restartNumberingAfterBreak="0">
+    <w:nsid w:val="6DDC5117"/>
+    <w:multiLevelType w:val="hybridMultilevel"/>
+    <w:tmpl w:val="6786F1E0"/>
+    <w:lvl w:ilvl="0" w:tplc="041F0001">
+      <w:start w:val="1"/>
+      <w:numFmt w:val="bullet"/>
+      <w:lvlText w:val=""/>
+      <w:lvlJc w:val="left"/>
+      <w:pPr>
+        <w:ind w:left="720" w:hanging="360"/>
+      </w:pPr>
+      <w:rPr>
+        <w:rFonts w:ascii="Symbol" w:hAnsi="Symbol" w:hint="default"/>
+      </w:rPr>
+    </w:lvl>
+    <w:lvl w:ilvl="1" w:tplc="041F0003" w:tentative="1">
+      <w:start w:val="1"/>
+      <w:numFmt w:val="bullet"/>
+      <w:lvlText w:val="o"/>
+      <w:lvlJc w:val="left"/>
+      <w:pPr>
+        <w:ind w:left="1440" w:hanging="360"/>
+      </w:pPr>
+      <w:rPr>
+        <w:rFonts w:ascii="Courier New" w:hAnsi="Courier New" w:cs="Courier New" w:hint="default"/>
+      </w:rPr>
+    </w:lvl>
+    <w:lvl w:ilvl="2" w:tplc="041F0005" w:tentative="1">
+      <w:start w:val="1"/>
+      <w:numFmt w:val="bullet"/>
+      <w:lvlText w:val=""/>
+      <w:lvlJc w:val="left"/>
+      <w:pPr>
+        <w:ind w:left="2160" w:hanging="360"/>
+      </w:pPr>
+      <w:rPr>
+        <w:rFonts w:ascii="Wingdings" w:hAnsi="Wingdings" w:hint="default"/>
+      </w:rPr>
+    </w:lvl>
+    <w:lvl w:ilvl="3" w:tplc="041F0001" w:tentative="1">
+      <w:start w:val="1"/>
+      <w:numFmt w:val="bullet"/>
+      <w:lvlText w:val=""/>
+      <w:lvlJc w:val="left"/>
+      <w:pPr>
+        <w:ind w:left="2880" w:hanging="360"/>
+      </w:pPr>
+      <w:rPr>
+        <w:rFonts w:ascii="Symbol" w:hAnsi="Symbol" w:hint="default"/>
+      </w:rPr>
+    </w:lvl>
+    <w:lvl w:ilvl="4" w:tplc="041F0003" w:tentative="1">
+      <w:start w:val="1"/>
+      <w:numFmt w:val="bullet"/>
+      <w:lvlText w:val="o"/>
+      <w:lvlJc w:val="left"/>
+      <w:pPr>
+        <w:ind w:left="3600" w:hanging="360"/>
+      </w:pPr>
+      <w:rPr>
+        <w:rFonts w:ascii="Courier New" w:hAnsi="Courier New" w:cs="Courier New" w:hint="default"/>
+      </w:rPr>
+    </w:lvl>
+    <w:lvl w:ilvl="5" w:tplc="041F0005" w:tentative="1">
+      <w:start w:val="1"/>
+      <w:numFmt w:val="bullet"/>
+      <w:lvlText w:val=""/>
+      <w:lvlJc w:val="left"/>
+      <w:pPr>
+        <w:ind w:left="4320" w:hanging="360"/>
+      </w:pPr>
+      <w:rPr>
+        <w:rFonts w:ascii="Wingdings" w:hAnsi="Wingdings" w:hint="default"/>
+      </w:rPr>
+    </w:lvl>
+    <w:lvl w:ilvl="6" w:tplc="041F0001" w:tentative="1">
+      <w:start w:val="1"/>
+      <w:numFmt w:val="bullet"/>
+      <w:lvlText w:val=""/>
+      <w:lvlJc w:val="left"/>
+      <w:pPr>
+        <w:ind w:left="5040" w:hanging="360"/>
+      </w:pPr>
+      <w:rPr>
+        <w:rFonts w:ascii="Symbol" w:hAnsi="Symbol" w:hint="default"/>
+      </w:rPr>
+    </w:lvl>
+    <w:lvl w:ilvl="7" w:tplc="041F0003" w:tentative="1">
+      <w:start w:val="1"/>
+      <w:numFmt w:val="bullet"/>
+      <w:lvlText w:val="o"/>
+      <w:lvlJc w:val="left"/>
+      <w:pPr>
+        <w:ind w:left="5760" w:hanging="360"/>
+      </w:pPr>
+      <w:rPr>
+        <w:rFonts w:ascii="Courier New" w:hAnsi="Courier New" w:cs="Courier New" w:hint="default"/>
+      </w:rPr>
+    </w:lvl>
+    <w:lvl w:ilvl="8" w:tplc="041F0005" w:tentative="1">
+      <w:start w:val="1"/>
+      <w:numFmt w:val="bullet"/>
+      <w:lvlText w:val=""/>
+      <w:lvlJc w:val="left"/>
+      <w:pPr>
+        <w:ind w:left="6480" w:hanging="360"/>
+      </w:pPr>
+      <w:rPr>
+        <w:rFonts w:ascii="Wingdings" w:hAnsi="Wingdings" w:hint="default"/>
+      </w:rPr>
+    </w:lvl>
+  </w:abstractNum>
+  <w:abstractNum w:abstractNumId="41" w15:restartNumberingAfterBreak="0">
+    <w:nsid w:val="6FAA1641"/>
+    <w:multiLevelType w:val="hybridMultilevel"/>
+    <w:tmpl w:val="3954C1C4"/>
+    <w:lvl w:ilvl="0" w:tplc="041F0001">
+      <w:start w:val="1"/>
+      <w:numFmt w:val="bullet"/>
+      <w:lvlText w:val=""/>
+      <w:lvlJc w:val="left"/>
+      <w:pPr>
+        <w:ind w:left="720" w:hanging="360"/>
+      </w:pPr>
+      <w:rPr>
+        <w:rFonts w:ascii="Symbol" w:hAnsi="Symbol" w:hint="default"/>
+      </w:rPr>
+    </w:lvl>
+    <w:lvl w:ilvl="1" w:tplc="041F0003" w:tentative="1">
+      <w:start w:val="1"/>
+      <w:numFmt w:val="bullet"/>
+      <w:lvlText w:val="o"/>
+      <w:lvlJc w:val="left"/>
+      <w:pPr>
+        <w:ind w:left="1440" w:hanging="360"/>
+      </w:pPr>
+      <w:rPr>
+        <w:rFonts w:ascii="Courier New" w:hAnsi="Courier New" w:cs="Courier New" w:hint="default"/>
+      </w:rPr>
+    </w:lvl>
+    <w:lvl w:ilvl="2" w:tplc="041F0005" w:tentative="1">
+      <w:start w:val="1"/>
+      <w:numFmt w:val="bullet"/>
+      <w:lvlText w:val=""/>
+      <w:lvlJc w:val="left"/>
+      <w:pPr>
+        <w:ind w:left="2160" w:hanging="360"/>
+      </w:pPr>
+      <w:rPr>
+        <w:rFonts w:ascii="Wingdings" w:hAnsi="Wingdings" w:hint="default"/>
+      </w:rPr>
+    </w:lvl>
+    <w:lvl w:ilvl="3" w:tplc="041F0001" w:tentative="1">
+      <w:start w:val="1"/>
+      <w:numFmt w:val="bullet"/>
+      <w:lvlText w:val=""/>
+      <w:lvlJc w:val="left"/>
+      <w:pPr>
+        <w:ind w:left="2880" w:hanging="360"/>
+      </w:pPr>
+      <w:rPr>
+        <w:rFonts w:ascii="Symbol" w:hAnsi="Symbol" w:hint="default"/>
+      </w:rPr>
+    </w:lvl>
+    <w:lvl w:ilvl="4" w:tplc="041F0003" w:tentative="1">
+      <w:start w:val="1"/>
+      <w:numFmt w:val="bullet"/>
+      <w:lvlText w:val="o"/>
+      <w:lvlJc w:val="left"/>
+      <w:pPr>
+        <w:ind w:left="3600" w:hanging="360"/>
+      </w:pPr>
+      <w:rPr>
+        <w:rFonts w:ascii="Courier New" w:hAnsi="Courier New" w:cs="Courier New" w:hint="default"/>
+      </w:rPr>
+    </w:lvl>
+    <w:lvl w:ilvl="5" w:tplc="041F0005" w:tentative="1">
+      <w:start w:val="1"/>
+      <w:numFmt w:val="bullet"/>
+      <w:lvlText w:val=""/>
+      <w:lvlJc w:val="left"/>
+      <w:pPr>
+        <w:ind w:left="4320" w:hanging="360"/>
+      </w:pPr>
+      <w:rPr>
+        <w:rFonts w:ascii="Wingdings" w:hAnsi="Wingdings" w:hint="default"/>
+      </w:rPr>
+    </w:lvl>
+    <w:lvl w:ilvl="6" w:tplc="041F0001" w:tentative="1">
+      <w:start w:val="1"/>
+      <w:numFmt w:val="bullet"/>
+      <w:lvlText w:val=""/>
+      <w:lvlJc w:val="left"/>
+      <w:pPr>
+        <w:ind w:left="5040" w:hanging="360"/>
+      </w:pPr>
+      <w:rPr>
+        <w:rFonts w:ascii="Symbol" w:hAnsi="Symbol" w:hint="default"/>
+      </w:rPr>
+    </w:lvl>
+    <w:lvl w:ilvl="7" w:tplc="041F0003" w:tentative="1">
+      <w:start w:val="1"/>
+      <w:numFmt w:val="bullet"/>
+      <w:lvlText w:val="o"/>
+      <w:lvlJc w:val="left"/>
+      <w:pPr>
+        <w:ind w:left="5760" w:hanging="360"/>
+      </w:pPr>
+      <w:rPr>
+        <w:rFonts w:ascii="Courier New" w:hAnsi="Courier New" w:cs="Courier New" w:hint="default"/>
+      </w:rPr>
+    </w:lvl>
+    <w:lvl w:ilvl="8" w:tplc="041F0005" w:tentative="1">
+      <w:start w:val="1"/>
+      <w:numFmt w:val="bullet"/>
+      <w:lvlText w:val=""/>
+      <w:lvlJc w:val="left"/>
+      <w:pPr>
+        <w:ind w:left="6480" w:hanging="360"/>
+      </w:pPr>
+      <w:rPr>
+        <w:rFonts w:ascii="Wingdings" w:hAnsi="Wingdings" w:hint="default"/>
+      </w:rPr>
+    </w:lvl>
+  </w:abstractNum>
+  <w:abstractNum w:abstractNumId="42" w15:restartNumberingAfterBreak="0">
     <w:nsid w:val="702809DF"/>
     <w:multiLevelType w:val="hybridMultilevel"/>
     <w:tmpl w:val="918C1382"/>
@@ -24782,7 +32845,7 @@
       </w:rPr>
     </w:lvl>
   </w:abstractNum>
-  <w:abstractNum w:abstractNumId="34" w15:restartNumberingAfterBreak="0">
+  <w:abstractNum w:abstractNumId="43" w15:restartNumberingAfterBreak="0">
     <w:nsid w:val="71F91E57"/>
     <w:multiLevelType w:val="hybridMultilevel"/>
     <w:tmpl w:val="8C02D384"/>
@@ -24895,7 +32958,7 @@
       </w:rPr>
     </w:lvl>
   </w:abstractNum>
-  <w:abstractNum w:abstractNumId="35" w15:restartNumberingAfterBreak="0">
+  <w:abstractNum w:abstractNumId="44" w15:restartNumberingAfterBreak="0">
     <w:nsid w:val="75D94CD0"/>
     <w:multiLevelType w:val="hybridMultilevel"/>
     <w:tmpl w:val="72140C28"/>
@@ -25008,7 +33071,7 @@
       </w:rPr>
     </w:lvl>
   </w:abstractNum>
-  <w:abstractNum w:abstractNumId="36" w15:restartNumberingAfterBreak="0">
+  <w:abstractNum w:abstractNumId="45" w15:restartNumberingAfterBreak="0">
     <w:nsid w:val="768528AD"/>
     <w:multiLevelType w:val="hybridMultilevel"/>
     <w:tmpl w:val="5608052A"/>
@@ -25121,7 +33184,7 @@
       </w:rPr>
     </w:lvl>
   </w:abstractNum>
-  <w:abstractNum w:abstractNumId="37" w15:restartNumberingAfterBreak="0">
+  <w:abstractNum w:abstractNumId="46" w15:restartNumberingAfterBreak="0">
     <w:nsid w:val="76BC5C42"/>
     <w:multiLevelType w:val="hybridMultilevel"/>
     <w:tmpl w:val="5518053E"/>
@@ -25234,7 +33297,7 @@
       </w:rPr>
     </w:lvl>
   </w:abstractNum>
-  <w:abstractNum w:abstractNumId="38" w15:restartNumberingAfterBreak="0">
+  <w:abstractNum w:abstractNumId="47" w15:restartNumberingAfterBreak="0">
     <w:nsid w:val="773467B9"/>
     <w:multiLevelType w:val="hybridMultilevel"/>
     <w:tmpl w:val="DC3A3A52"/>
@@ -25347,7 +33410,7 @@
       </w:rPr>
     </w:lvl>
   </w:abstractNum>
-  <w:abstractNum w:abstractNumId="39" w15:restartNumberingAfterBreak="0">
+  <w:abstractNum w:abstractNumId="48" w15:restartNumberingAfterBreak="0">
     <w:nsid w:val="7B7E5CE2"/>
     <w:multiLevelType w:val="hybridMultilevel"/>
     <w:tmpl w:val="FA145B50"/>
@@ -25460,7 +33523,7 @@
       </w:rPr>
     </w:lvl>
   </w:abstractNum>
-  <w:abstractNum w:abstractNumId="40" w15:restartNumberingAfterBreak="0">
+  <w:abstractNum w:abstractNumId="49" w15:restartNumberingAfterBreak="0">
     <w:nsid w:val="7BD02792"/>
     <w:multiLevelType w:val="hybridMultilevel"/>
     <w:tmpl w:val="7CEAA1B4"/>
@@ -25573,7 +33636,7 @@
       </w:rPr>
     </w:lvl>
   </w:abstractNum>
-  <w:abstractNum w:abstractNumId="41" w15:restartNumberingAfterBreak="0">
+  <w:abstractNum w:abstractNumId="50" w15:restartNumberingAfterBreak="0">
     <w:nsid w:val="7E6954EE"/>
     <w:multiLevelType w:val="hybridMultilevel"/>
     <w:tmpl w:val="81F29EE0"/>
@@ -25686,7 +33749,120 @@
       </w:rPr>
     </w:lvl>
   </w:abstractNum>
-  <w:abstractNum w:abstractNumId="42" w15:restartNumberingAfterBreak="0">
+  <w:abstractNum w:abstractNumId="51" w15:restartNumberingAfterBreak="0">
+    <w:nsid w:val="7EC2337E"/>
+    <w:multiLevelType w:val="hybridMultilevel"/>
+    <w:tmpl w:val="2868936A"/>
+    <w:lvl w:ilvl="0" w:tplc="041F0001">
+      <w:start w:val="1"/>
+      <w:numFmt w:val="bullet"/>
+      <w:lvlText w:val=""/>
+      <w:lvlJc w:val="left"/>
+      <w:pPr>
+        <w:ind w:left="720" w:hanging="360"/>
+      </w:pPr>
+      <w:rPr>
+        <w:rFonts w:ascii="Symbol" w:hAnsi="Symbol" w:hint="default"/>
+      </w:rPr>
+    </w:lvl>
+    <w:lvl w:ilvl="1" w:tplc="041F0003" w:tentative="1">
+      <w:start w:val="1"/>
+      <w:numFmt w:val="bullet"/>
+      <w:lvlText w:val="o"/>
+      <w:lvlJc w:val="left"/>
+      <w:pPr>
+        <w:ind w:left="1440" w:hanging="360"/>
+      </w:pPr>
+      <w:rPr>
+        <w:rFonts w:ascii="Courier New" w:hAnsi="Courier New" w:cs="Courier New" w:hint="default"/>
+      </w:rPr>
+    </w:lvl>
+    <w:lvl w:ilvl="2" w:tplc="041F0005" w:tentative="1">
+      <w:start w:val="1"/>
+      <w:numFmt w:val="bullet"/>
+      <w:lvlText w:val=""/>
+      <w:lvlJc w:val="left"/>
+      <w:pPr>
+        <w:ind w:left="2160" w:hanging="360"/>
+      </w:pPr>
+      <w:rPr>
+        <w:rFonts w:ascii="Wingdings" w:hAnsi="Wingdings" w:hint="default"/>
+      </w:rPr>
+    </w:lvl>
+    <w:lvl w:ilvl="3" w:tplc="041F0001" w:tentative="1">
+      <w:start w:val="1"/>
+      <w:numFmt w:val="bullet"/>
+      <w:lvlText w:val=""/>
+      <w:lvlJc w:val="left"/>
+      <w:pPr>
+        <w:ind w:left="2880" w:hanging="360"/>
+      </w:pPr>
+      <w:rPr>
+        <w:rFonts w:ascii="Symbol" w:hAnsi="Symbol" w:hint="default"/>
+      </w:rPr>
+    </w:lvl>
+    <w:lvl w:ilvl="4" w:tplc="041F0003" w:tentative="1">
+      <w:start w:val="1"/>
+      <w:numFmt w:val="bullet"/>
+      <w:lvlText w:val="o"/>
+      <w:lvlJc w:val="left"/>
+      <w:pPr>
+        <w:ind w:left="3600" w:hanging="360"/>
+      </w:pPr>
+      <w:rPr>
+        <w:rFonts w:ascii="Courier New" w:hAnsi="Courier New" w:cs="Courier New" w:hint="default"/>
+      </w:rPr>
+    </w:lvl>
+    <w:lvl w:ilvl="5" w:tplc="041F0005" w:tentative="1">
+      <w:start w:val="1"/>
+      <w:numFmt w:val="bullet"/>
+      <w:lvlText w:val=""/>
+      <w:lvlJc w:val="left"/>
+      <w:pPr>
+        <w:ind w:left="4320" w:hanging="360"/>
+      </w:pPr>
+      <w:rPr>
+        <w:rFonts w:ascii="Wingdings" w:hAnsi="Wingdings" w:hint="default"/>
+      </w:rPr>
+    </w:lvl>
+    <w:lvl w:ilvl="6" w:tplc="041F0001" w:tentative="1">
+      <w:start w:val="1"/>
+      <w:numFmt w:val="bullet"/>
+      <w:lvlText w:val=""/>
+      <w:lvlJc w:val="left"/>
+      <w:pPr>
+        <w:ind w:left="5040" w:hanging="360"/>
+      </w:pPr>
+      <w:rPr>
+        <w:rFonts w:ascii="Symbol" w:hAnsi="Symbol" w:hint="default"/>
+      </w:rPr>
+    </w:lvl>
+    <w:lvl w:ilvl="7" w:tplc="041F0003" w:tentative="1">
+      <w:start w:val="1"/>
+      <w:numFmt w:val="bullet"/>
+      <w:lvlText w:val="o"/>
+      <w:lvlJc w:val="left"/>
+      <w:pPr>
+        <w:ind w:left="5760" w:hanging="360"/>
+      </w:pPr>
+      <w:rPr>
+        <w:rFonts w:ascii="Courier New" w:hAnsi="Courier New" w:cs="Courier New" w:hint="default"/>
+      </w:rPr>
+    </w:lvl>
+    <w:lvl w:ilvl="8" w:tplc="041F0005" w:tentative="1">
+      <w:start w:val="1"/>
+      <w:numFmt w:val="bullet"/>
+      <w:lvlText w:val=""/>
+      <w:lvlJc w:val="left"/>
+      <w:pPr>
+        <w:ind w:left="6480" w:hanging="360"/>
+      </w:pPr>
+      <w:rPr>
+        <w:rFonts w:ascii="Wingdings" w:hAnsi="Wingdings" w:hint="default"/>
+      </w:rPr>
+    </w:lvl>
+  </w:abstractNum>
+  <w:abstractNum w:abstractNumId="52" w15:restartNumberingAfterBreak="0">
     <w:nsid w:val="7F326269"/>
     <w:multiLevelType w:val="hybridMultilevel"/>
     <w:tmpl w:val="5C4653D0"/>
@@ -25800,135 +33976,165 @@
     </w:lvl>
   </w:abstractNum>
   <w:num w:numId="1" w16cid:durableId="1240142629">
+    <w:abstractNumId w:val="24"/>
+  </w:num>
+  <w:num w:numId="2" w16cid:durableId="1183930694">
+    <w:abstractNumId w:val="16"/>
+  </w:num>
+  <w:num w:numId="3" w16cid:durableId="206992728">
+    <w:abstractNumId w:val="50"/>
+  </w:num>
+  <w:num w:numId="4" w16cid:durableId="1009986807">
+    <w:abstractNumId w:val="18"/>
+  </w:num>
+  <w:num w:numId="5" w16cid:durableId="929699950">
+    <w:abstractNumId w:val="37"/>
+  </w:num>
+  <w:num w:numId="6" w16cid:durableId="226570523">
+    <w:abstractNumId w:val="7"/>
+  </w:num>
+  <w:num w:numId="7" w16cid:durableId="282423514">
+    <w:abstractNumId w:val="21"/>
+  </w:num>
+  <w:num w:numId="8" w16cid:durableId="1555581000">
     <w:abstractNumId w:val="22"/>
   </w:num>
-  <w:num w:numId="2" w16cid:durableId="1183930694">
-    <w:abstractNumId w:val="14"/>
+  <w:num w:numId="9" w16cid:durableId="836920673">
+    <w:abstractNumId w:val="52"/>
   </w:num>
-  <w:num w:numId="3" w16cid:durableId="206992728">
-    <w:abstractNumId w:val="41"/>
-  </w:num>
-  <w:num w:numId="4" w16cid:durableId="1009986807">
-    <w:abstractNumId w:val="16"/>
-  </w:num>
-  <w:num w:numId="5" w16cid:durableId="929699950">
-    <w:abstractNumId w:val="31"/>
-  </w:num>
-  <w:num w:numId="6" w16cid:durableId="226570523">
-    <w:abstractNumId w:val="6"/>
-  </w:num>
-  <w:num w:numId="7" w16cid:durableId="282423514">
-    <w:abstractNumId w:val="19"/>
-  </w:num>
-  <w:num w:numId="8" w16cid:durableId="1555581000">
+  <w:num w:numId="10" w16cid:durableId="1126968957">
     <w:abstractNumId w:val="20"/>
   </w:num>
-  <w:num w:numId="9" w16cid:durableId="836920673">
-    <w:abstractNumId w:val="42"/>
-  </w:num>
-  <w:num w:numId="10" w16cid:durableId="1126968957">
-    <w:abstractNumId w:val="18"/>
-  </w:num>
   <w:num w:numId="11" w16cid:durableId="264966275">
-    <w:abstractNumId w:val="15"/>
+    <w:abstractNumId w:val="17"/>
   </w:num>
   <w:num w:numId="12" w16cid:durableId="1920947218">
-    <w:abstractNumId w:val="40"/>
+    <w:abstractNumId w:val="49"/>
   </w:num>
   <w:num w:numId="13" w16cid:durableId="1175799366">
-    <w:abstractNumId w:val="9"/>
+    <w:abstractNumId w:val="11"/>
   </w:num>
   <w:num w:numId="14" w16cid:durableId="1692995543">
-    <w:abstractNumId w:val="29"/>
+    <w:abstractNumId w:val="34"/>
   </w:num>
   <w:num w:numId="15" w16cid:durableId="310208618">
     <w:abstractNumId w:val="0"/>
   </w:num>
   <w:num w:numId="16" w16cid:durableId="1011178775">
-    <w:abstractNumId w:val="38"/>
+    <w:abstractNumId w:val="47"/>
   </w:num>
   <w:num w:numId="17" w16cid:durableId="8139011">
     <w:abstractNumId w:val="1"/>
   </w:num>
   <w:num w:numId="18" w16cid:durableId="1436050071">
-    <w:abstractNumId w:val="35"/>
+    <w:abstractNumId w:val="44"/>
   </w:num>
   <w:num w:numId="19" w16cid:durableId="301008284">
-    <w:abstractNumId w:val="32"/>
+    <w:abstractNumId w:val="39"/>
   </w:num>
   <w:num w:numId="20" w16cid:durableId="1360282718">
-    <w:abstractNumId w:val="39"/>
+    <w:abstractNumId w:val="48"/>
   </w:num>
   <w:num w:numId="21" w16cid:durableId="863984917">
-    <w:abstractNumId w:val="13"/>
+    <w:abstractNumId w:val="15"/>
   </w:num>
   <w:num w:numId="22" w16cid:durableId="1045562934">
     <w:abstractNumId w:val="3"/>
   </w:num>
   <w:num w:numId="23" w16cid:durableId="67927404">
-    <w:abstractNumId w:val="27"/>
+    <w:abstractNumId w:val="31"/>
   </w:num>
   <w:num w:numId="24" w16cid:durableId="401410491">
     <w:abstractNumId w:val="5"/>
   </w:num>
   <w:num w:numId="25" w16cid:durableId="452407282">
-    <w:abstractNumId w:val="8"/>
+    <w:abstractNumId w:val="10"/>
   </w:num>
   <w:num w:numId="26" w16cid:durableId="995454962">
-    <w:abstractNumId w:val="36"/>
+    <w:abstractNumId w:val="45"/>
   </w:num>
   <w:num w:numId="27" w16cid:durableId="1511064878">
-    <w:abstractNumId w:val="33"/>
+    <w:abstractNumId w:val="42"/>
   </w:num>
   <w:num w:numId="28" w16cid:durableId="1903908648">
-    <w:abstractNumId w:val="34"/>
+    <w:abstractNumId w:val="43"/>
   </w:num>
   <w:num w:numId="29" w16cid:durableId="760763497">
     <w:abstractNumId w:val="2"/>
   </w:num>
   <w:num w:numId="30" w16cid:durableId="1130513020">
-    <w:abstractNumId w:val="28"/>
+    <w:abstractNumId w:val="32"/>
   </w:num>
   <w:num w:numId="31" w16cid:durableId="333803331">
-    <w:abstractNumId w:val="21"/>
+    <w:abstractNumId w:val="23"/>
   </w:num>
   <w:num w:numId="32" w16cid:durableId="883905465">
+    <w:abstractNumId w:val="14"/>
+  </w:num>
+  <w:num w:numId="33" w16cid:durableId="355966">
+    <w:abstractNumId w:val="13"/>
+  </w:num>
+  <w:num w:numId="34" w16cid:durableId="1276907690">
+    <w:abstractNumId w:val="46"/>
+  </w:num>
+  <w:num w:numId="35" w16cid:durableId="779182352">
+    <w:abstractNumId w:val="35"/>
+  </w:num>
+  <w:num w:numId="36" w16cid:durableId="1462574516">
+    <w:abstractNumId w:val="26"/>
+  </w:num>
+  <w:num w:numId="37" w16cid:durableId="438912399">
+    <w:abstractNumId w:val="25"/>
+  </w:num>
+  <w:num w:numId="38" w16cid:durableId="971134812">
+    <w:abstractNumId w:val="27"/>
+  </w:num>
+  <w:num w:numId="39" w16cid:durableId="423579226">
     <w:abstractNumId w:val="12"/>
   </w:num>
-  <w:num w:numId="33" w16cid:durableId="355966">
-    <w:abstractNumId w:val="11"/>
-  </w:num>
-  <w:num w:numId="34" w16cid:durableId="1276907690">
-    <w:abstractNumId w:val="37"/>
-  </w:num>
-  <w:num w:numId="35" w16cid:durableId="779182352">
-    <w:abstractNumId w:val="30"/>
-  </w:num>
-  <w:num w:numId="36" w16cid:durableId="1462574516">
-    <w:abstractNumId w:val="24"/>
-  </w:num>
-  <w:num w:numId="37" w16cid:durableId="438912399">
-    <w:abstractNumId w:val="23"/>
-  </w:num>
-  <w:num w:numId="38" w16cid:durableId="971134812">
-    <w:abstractNumId w:val="25"/>
-  </w:num>
-  <w:num w:numId="39" w16cid:durableId="423579226">
-    <w:abstractNumId w:val="10"/>
-  </w:num>
   <w:num w:numId="40" w16cid:durableId="364256705">
-    <w:abstractNumId w:val="7"/>
+    <w:abstractNumId w:val="9"/>
   </w:num>
   <w:num w:numId="41" w16cid:durableId="826824905">
-    <w:abstractNumId w:val="26"/>
+    <w:abstractNumId w:val="29"/>
   </w:num>
   <w:num w:numId="42" w16cid:durableId="1220820479">
-    <w:abstractNumId w:val="17"/>
+    <w:abstractNumId w:val="19"/>
   </w:num>
   <w:num w:numId="43" w16cid:durableId="130758943">
     <w:abstractNumId w:val="4"/>
   </w:num>
-  <w:numIdMacAtCleanup w:val="40"/>
+  <w:num w:numId="44" w16cid:durableId="1962227772">
+    <w:abstractNumId w:val="8"/>
+  </w:num>
+  <w:num w:numId="45" w16cid:durableId="145584771">
+    <w:abstractNumId w:val="40"/>
+  </w:num>
+  <w:num w:numId="46" w16cid:durableId="603880675">
+    <w:abstractNumId w:val="33"/>
+  </w:num>
+  <w:num w:numId="47" w16cid:durableId="1170146109">
+    <w:abstractNumId w:val="38"/>
+  </w:num>
+  <w:num w:numId="48" w16cid:durableId="1807042133">
+    <w:abstractNumId w:val="36"/>
+  </w:num>
+  <w:num w:numId="49" w16cid:durableId="114955688">
+    <w:abstractNumId w:val="6"/>
+  </w:num>
+  <w:num w:numId="50" w16cid:durableId="1755666377">
+    <w:abstractNumId w:val="41"/>
+  </w:num>
+  <w:num w:numId="51" w16cid:durableId="427383555">
+    <w:abstractNumId w:val="30"/>
+  </w:num>
+  <w:num w:numId="52" w16cid:durableId="2044597915">
+    <w:abstractNumId w:val="51"/>
+  </w:num>
+  <w:num w:numId="53" w16cid:durableId="2140031469">
+    <w:abstractNumId w:val="28"/>
+  </w:num>
+  <w:numIdMacAtCleanup w:val="53"/>
 </w:numbering>
 </file>
 
